--- a/EXPORTS/DOCX/published/niveau3/English/EMArtis.docx
+++ b/EXPORTS/DOCX/published/niveau3/English/EMArtis.docx
@@ -218,7 +218,7 @@
           <w:rFonts w:ascii="Charis SIL Regular" w:hAnsi="Charis SIL Regular" w:eastAsia="Charis SIL Regular"/>
           <w:b w:val="0"/>
           <w:i w:val="0"/>
-          <w:color w:val="0066CC"/>
+          <w:color w:val="0000FF"/>
           <w:sz w:val="24"/>
           <w:u w:val="single"/>
         </w:rPr>
@@ -236,7 +236,7 @@
           <w:rFonts w:ascii="Charis SIL Regular" w:hAnsi="Charis SIL Regular" w:eastAsia="Charis SIL Regular"/>
           <w:b w:val="0"/>
           <w:i w:val="0"/>
-          <w:color w:val="0066CC"/>
+          <w:color w:val="0000FF"/>
           <w:sz w:val="24"/>
           <w:u w:val="single"/>
         </w:rPr>
@@ -247,7 +247,7 @@
           <w:rFonts w:ascii="Charis SIL Regular" w:hAnsi="Charis SIL Regular" w:eastAsia="Charis SIL Regular"/>
           <w:b w:val="0"/>
           <w:i w:val="0"/>
-          <w:color w:val="0066CC"/>
+          <w:color w:val="0000FF"/>
           <w:sz w:val="24"/>
           <w:u w:val="single"/>
         </w:rPr>
@@ -282,7 +282,7 @@
       </w:r>
       <w:r>
         <w:rPr>
-          <w:u w:val="single" w:color="0066cc"/>
+          <w:u w:val="single" w:color="0000ff"/>
           <w:rFonts w:ascii="Charis SIL Regular" w:hAnsi="Charis SIL Regular" w:eastAsia="Charis SIL Regular"/>
           <w:b w:val="0"/>
           <w:i w:val="0"/>
@@ -293,7 +293,7 @@
       </w:r>
       <w:r>
         <w:rPr>
-          <w:u w:val="single" w:color="0066cc"/>
+          <w:u w:val="single" w:color="0000ff"/>
           <w:rFonts w:ascii="Charis SIL Regular" w:hAnsi="Charis SIL Regular" w:eastAsia="Charis SIL Regular"/>
           <w:b w:val="0"/>
           <w:i w:val="0"/>
@@ -311,7 +311,7 @@
       </w:r>
       <w:r>
         <w:rPr>
-          <w:u w:val="single" w:color="0066cc"/>
+          <w:u w:val="single" w:color="0000ff"/>
           <w:rFonts w:ascii="Charis SIL Regular" w:hAnsi="Charis SIL Regular" w:eastAsia="Charis SIL Regular"/>
           <w:b w:val="0"/>
           <w:i w:val="0"/>
@@ -322,7 +322,7 @@
       </w:r>
       <w:r>
         <w:rPr>
-          <w:u w:val="single" w:color="0066cc"/>
+          <w:u w:val="single" w:color="0000ff"/>
           <w:rFonts w:ascii="Charis SIL Regular" w:hAnsi="Charis SIL Regular" w:eastAsia="Charis SIL Regular"/>
           <w:b w:val="0"/>
           <w:i w:val="0"/>
@@ -340,7 +340,7 @@
       </w:r>
       <w:r>
         <w:rPr>
-          <w:u w:val="single" w:color="0066cc"/>
+          <w:u w:val="single" w:color="0000ff"/>
           <w:rFonts w:ascii="Charis SIL Regular" w:hAnsi="Charis SIL Regular" w:eastAsia="Charis SIL Regular"/>
           <w:b w:val="0"/>
           <w:i w:val="0"/>
@@ -374,7 +374,7 @@
           <w:rFonts w:ascii="Charis SIL Regular" w:hAnsi="Charis SIL Regular" w:eastAsia="Charis SIL Regular"/>
           <w:b w:val="0"/>
           <w:i w:val="0"/>
-          <w:color w:val="0066CC"/>
+          <w:color w:val="0000FF"/>
           <w:sz w:val="24"/>
           <w:u w:val="single"/>
         </w:rPr>
@@ -392,7 +392,7 @@
           <w:rFonts w:ascii="Charis SIL Regular" w:hAnsi="Charis SIL Regular" w:eastAsia="Charis SIL Regular"/>
           <w:b w:val="0"/>
           <w:i w:val="0"/>
-          <w:color w:val="0066CC"/>
+          <w:color w:val="0000FF"/>
           <w:sz w:val="24"/>
           <w:u w:val="single"/>
         </w:rPr>
@@ -403,7 +403,7 @@
           <w:rFonts w:ascii="Charis SIL Regular" w:hAnsi="Charis SIL Regular" w:eastAsia="Charis SIL Regular"/>
           <w:b w:val="0"/>
           <w:i w:val="0"/>
-          <w:color w:val="0066CC"/>
+          <w:color w:val="0000FF"/>
           <w:sz w:val="24"/>
           <w:u w:val="single"/>
         </w:rPr>
@@ -421,7 +421,7 @@
           <w:rFonts w:ascii="Charis SIL Regular" w:hAnsi="Charis SIL Regular" w:eastAsia="Charis SIL Regular"/>
           <w:b w:val="0"/>
           <w:i w:val="0"/>
-          <w:color w:val="0066CC"/>
+          <w:color w:val="0000FF"/>
           <w:sz w:val="24"/>
           <w:u w:val="single"/>
         </w:rPr>
@@ -432,7 +432,7 @@
           <w:rFonts w:ascii="Charis SIL Regular" w:hAnsi="Charis SIL Regular" w:eastAsia="Charis SIL Regular"/>
           <w:b w:val="0"/>
           <w:i w:val="0"/>
-          <w:color w:val="0066CC"/>
+          <w:color w:val="0000FF"/>
           <w:sz w:val="24"/>
           <w:u w:val="single"/>
         </w:rPr>
@@ -450,7 +450,7 @@
           <w:rFonts w:ascii="Charis SIL Regular" w:hAnsi="Charis SIL Regular" w:eastAsia="Charis SIL Regular"/>
           <w:b w:val="0"/>
           <w:i w:val="0"/>
-          <w:color w:val="0066CC"/>
+          <w:color w:val="0000FF"/>
           <w:sz w:val="24"/>
           <w:u w:val="single"/>
         </w:rPr>
@@ -461,7 +461,7 @@
           <w:rFonts w:ascii="Charis SIL Regular" w:hAnsi="Charis SIL Regular" w:eastAsia="Charis SIL Regular"/>
           <w:b w:val="0"/>
           <w:i w:val="0"/>
-          <w:color w:val="0066CC"/>
+          <w:color w:val="0000FF"/>
           <w:sz w:val="24"/>
           <w:u w:val="single"/>
         </w:rPr>
@@ -479,7 +479,7 @@
           <w:rFonts w:ascii="Charis SIL Regular" w:hAnsi="Charis SIL Regular" w:eastAsia="Charis SIL Regular"/>
           <w:b w:val="0"/>
           <w:i w:val="0"/>
-          <w:color w:val="0066CC"/>
+          <w:color w:val="0000FF"/>
           <w:sz w:val="24"/>
           <w:u w:val="single"/>
         </w:rPr>
@@ -490,7 +490,7 @@
           <w:rFonts w:ascii="Charis SIL Regular" w:hAnsi="Charis SIL Regular" w:eastAsia="Charis SIL Regular"/>
           <w:b w:val="0"/>
           <w:i w:val="0"/>
-          <w:color w:val="0066CC"/>
+          <w:color w:val="0000FF"/>
           <w:sz w:val="24"/>
           <w:u w:val="single"/>
         </w:rPr>
@@ -525,43 +525,117 @@
       </w:r>
       <w:r>
         <w:rPr>
-          <w:u w:val="single" w:color="0066cc"/>
+          <w:u w:val="single" w:color="0000ff"/>
           <w:rFonts w:ascii="Charis SIL Regular" w:hAnsi="Charis SIL Regular" w:eastAsia="Charis SIL Regular"/>
           <w:b w:val="0"/>
           <w:i w:val="0"/>
           <w:color w:val="000000"/>
           <w:sz w:val="24"/>
         </w:rPr>
-        <w:t xml:space="preserve">n, of 1883 and objects collected by the </w:t>
-      </w:r>
-      <w:r>
-        <w:rPr>
-          <w:rFonts w:ascii="Charis SIL Regular" w:hAnsi="Charis SIL Regular" w:eastAsia="Charis SIL Regular"/>
-          <w:b w:val="0"/>
-          <w:i w:val="0"/>
-          <w:color w:val="0066CC"/>
-          <w:sz w:val="24"/>
-          <w:u w:val="single"/>
-        </w:rPr>
-        <w:hyperlink r:id="rId11" w:history="1">
+        <w:hyperlink r:id="rId10" w:history="1">
           <w:r>
             <w:rPr>
               <w:rStyle w:val="Hyperlink"/>
             </w:rPr>
-            <w:t>Nie</w:t>
+            <w:t>n, of 1883 and</w:t>
           </w:r>
         </w:hyperlink>
       </w:r>
       <w:r>
         <w:rPr>
+          <w:u w:val="single" w:color="0000ff"/>
           <w:rFonts w:ascii="Charis SIL Regular" w:hAnsi="Charis SIL Regular" w:eastAsia="Charis SIL Regular"/>
           <w:b w:val="0"/>
           <w:i w:val="0"/>
-          <w:color w:val="0066CC"/>
+          <w:color w:val="000000"/>
+          <w:sz w:val="24"/>
+        </w:rPr>
+        <w:t xml:space="preserve"> </w:t>
+      </w:r>
+      <w:r>
+        <w:rPr>
+          <w:u w:val="single" w:color="0000ff"/>
+          <w:rFonts w:ascii="Charis SIL Regular" w:hAnsi="Charis SIL Regular" w:eastAsia="Charis SIL Regular"/>
+          <w:b w:val="0"/>
+          <w:i w:val="0"/>
+          <w:color w:val="000000"/>
+          <w:sz w:val="24"/>
+        </w:rPr>
+        <w:hyperlink r:id="rId10" w:history="1">
+          <w:r>
+            <w:rPr>
+              <w:rStyle w:val="Hyperlink"/>
+            </w:rPr>
+            <w:t>objects c</w:t>
+          </w:r>
+        </w:hyperlink>
+      </w:r>
+      <w:r>
+        <w:rPr>
+          <w:u w:val="single" w:color="0000ff"/>
+          <w:rFonts w:ascii="Charis SIL Regular" w:hAnsi="Charis SIL Regular" w:eastAsia="Charis SIL Regular"/>
+          <w:b w:val="0"/>
+          <w:i w:val="0"/>
+          <w:color w:val="000000"/>
+          <w:sz w:val="24"/>
+        </w:rPr>
+        <w:hyperlink r:id="rId10" w:history="1">
+          <w:r>
+            <w:rPr>
+              <w:rStyle w:val="Hyperlink"/>
+            </w:rPr>
+            <w:t>o</w:t>
+          </w:r>
+        </w:hyperlink>
+      </w:r>
+      <w:r>
+        <w:rPr>
+          <w:u w:val="single" w:color="0000ff"/>
+          <w:rFonts w:ascii="Charis SIL Regular" w:hAnsi="Charis SIL Regular" w:eastAsia="Charis SIL Regular"/>
+          <w:b w:val="0"/>
+          <w:i w:val="0"/>
+          <w:color w:val="000000"/>
+          <w:sz w:val="24"/>
+        </w:rPr>
+        <w:hyperlink r:id="rId10" w:history="1">
+          <w:r>
+            <w:rPr>
+              <w:rStyle w:val="Hyperlink"/>
+            </w:rPr>
+            <w:t>lle</w:t>
+          </w:r>
+        </w:hyperlink>
+      </w:r>
+      <w:r>
+        <w:rPr>
+          <w:rFonts w:ascii="Charis SIL Regular" w:hAnsi="Charis SIL Regular" w:eastAsia="Charis SIL Regular"/>
+          <w:b w:val="0"/>
+          <w:i w:val="0"/>
+          <w:color w:val="000000"/>
+          <w:sz w:val="24"/>
+        </w:rPr>
+        <w:t xml:space="preserve">cted by the </w:t>
+      </w:r>
+      <w:r>
+        <w:rPr>
+          <w:rFonts w:ascii="Charis SIL Regular" w:hAnsi="Charis SIL Regular" w:eastAsia="Charis SIL Regular"/>
+          <w:b w:val="0"/>
+          <w:i w:val="0"/>
+          <w:color w:val="0000FF"/>
+          <w:sz w:val="24"/>
+        </w:rPr>
+        <w:t>Nie</w:t>
+      </w:r>
+      <w:r>
+        <w:rPr>
+          <w:rFonts w:ascii="Charis SIL Regular" w:hAnsi="Charis SIL Regular" w:eastAsia="Charis SIL Regular"/>
+          <w:b w:val="0"/>
+          <w:i w:val="0"/>
+          <w:color w:val="0000FF"/>
           <w:sz w:val="24"/>
           <w:u w:val="single"/>
         </w:rPr>
-        <w:hyperlink r:id="rId11" w:history="1">
+        <w:hyperlink r:id="rId10" w:history="1">
           <w:r>
             <w:rPr>
               <w:rStyle w:val="Hyperlink"/>
@@ -575,7 +649,7 @@
           <w:rFonts w:ascii="Charis SIL Regular" w:hAnsi="Charis SIL Regular" w:eastAsia="Charis SIL Regular"/>
           <w:b w:val="0"/>
           <w:i w:val="0"/>
-          <w:color w:val="0066CC"/>
+          <w:color w:val="0000FF"/>
           <w:sz w:val="24"/>
           <w:u w:val="single"/>
         </w:rPr>
@@ -586,7 +660,7 @@
           <w:rFonts w:ascii="Charis SIL Regular" w:hAnsi="Charis SIL Regular" w:eastAsia="Charis SIL Regular"/>
           <w:b w:val="0"/>
           <w:i w:val="0"/>
-          <w:color w:val="0066CC"/>
+          <w:color w:val="0000FF"/>
           <w:sz w:val="24"/>
           <w:u w:val="single"/>
         </w:rPr>
@@ -604,7 +678,7 @@
           <w:rFonts w:ascii="Charis SIL Regular" w:hAnsi="Charis SIL Regular" w:eastAsia="Charis SIL Regular"/>
           <w:b w:val="0"/>
           <w:i w:val="0"/>
-          <w:color w:val="0066CC"/>
+          <w:color w:val="0000FF"/>
           <w:sz w:val="24"/>
           <w:u w:val="single"/>
         </w:rPr>
@@ -622,7 +696,7 @@
           <w:rFonts w:ascii="Charis SIL Regular" w:hAnsi="Charis SIL Regular" w:eastAsia="Charis SIL Regular"/>
           <w:b w:val="0"/>
           <w:i w:val="0"/>
-          <w:color w:val="0066CC"/>
+          <w:color w:val="0000FF"/>
           <w:sz w:val="24"/>
           <w:u w:val="single"/>
         </w:rPr>
@@ -633,7 +707,7 @@
           <w:rFonts w:ascii="Charis SIL Regular" w:hAnsi="Charis SIL Regular" w:eastAsia="Charis SIL Regular"/>
           <w:b w:val="0"/>
           <w:i w:val="0"/>
-          <w:color w:val="0066CC"/>
+          <w:color w:val="0000FF"/>
           <w:sz w:val="24"/>
           <w:u w:val="single"/>
         </w:rPr>
@@ -651,7 +725,7 @@
           <w:rFonts w:ascii="Charis SIL Regular" w:hAnsi="Charis SIL Regular" w:eastAsia="Charis SIL Regular"/>
           <w:b w:val="0"/>
           <w:i w:val="0"/>
-          <w:color w:val="0066CC"/>
+          <w:color w:val="0000FF"/>
           <w:sz w:val="24"/>
           <w:u w:val="single"/>
         </w:rPr>
@@ -861,7 +935,7 @@
           <w:rFonts w:ascii="Charis SIL Regular" w:hAnsi="Charis SIL Regular" w:eastAsia="Charis SIL Regular"/>
           <w:b w:val="0"/>
           <w:i w:val="0"/>
-          <w:color w:val="0066CC"/>
+          <w:color w:val="0000FF"/>
           <w:sz w:val="24"/>
           <w:u w:val="single"/>
         </w:rPr>
@@ -879,7 +953,7 @@
           <w:rFonts w:ascii="Charis SIL Regular" w:hAnsi="Charis SIL Regular" w:eastAsia="Charis SIL Regular"/>
           <w:b w:val="0"/>
           <w:i w:val="0"/>
-          <w:color w:val="0066CC"/>
+          <w:color w:val="0000FF"/>
           <w:sz w:val="24"/>
           <w:u w:val="single"/>
         </w:rPr>
@@ -890,7 +964,7 @@
           <w:rFonts w:ascii="Charis SIL Regular" w:hAnsi="Charis SIL Regular" w:eastAsia="Charis SIL Regular"/>
           <w:b w:val="0"/>
           <w:i w:val="0"/>
-          <w:color w:val="0066CC"/>
+          <w:color w:val="0000FF"/>
           <w:sz w:val="24"/>
           <w:u w:val="single"/>
         </w:rPr>
@@ -925,7 +999,7 @@
       </w:r>
       <w:r>
         <w:rPr>
-          <w:u w:val="single" w:color="0066cc"/>
+          <w:u w:val="single" w:color="0000ff"/>
           <w:rFonts w:ascii="Charis SIL Regular" w:hAnsi="Charis SIL Regular" w:eastAsia="Charis SIL Regular"/>
           <w:b w:val="0"/>
           <w:i w:val="0"/>
@@ -943,7 +1017,7 @@
       </w:r>
       <w:r>
         <w:rPr>
-          <w:u w:val="single" w:color="0066cc"/>
+          <w:u w:val="single" w:color="0000ff"/>
           <w:rFonts w:ascii="Charis SIL Regular" w:hAnsi="Charis SIL Regular" w:eastAsia="Charis SIL Regular"/>
           <w:b w:val="0"/>
           <w:i w:val="0"/>
@@ -954,7 +1028,7 @@
       </w:r>
       <w:r>
         <w:rPr>
-          <w:u w:val="single" w:color="0066cc"/>
+          <w:u w:val="single" w:color="0000ff"/>
           <w:rFonts w:ascii="Charis SIL Regular" w:hAnsi="Charis SIL Regular" w:eastAsia="Charis SIL Regular"/>
           <w:b w:val="0"/>
           <w:i w:val="0"/>
@@ -1035,7 +1109,7 @@
           <w:rFonts w:ascii="Charis SIL Regular" w:hAnsi="Charis SIL Regular" w:eastAsia="Charis SIL Regular"/>
           <w:b w:val="0"/>
           <w:i w:val="0"/>
-          <w:color w:val="0066CC"/>
+          <w:color w:val="0000FF"/>
           <w:sz w:val="24"/>
           <w:u w:val="single"/>
         </w:rPr>
@@ -1053,7 +1127,7 @@
           <w:rFonts w:ascii="Charis SIL Regular" w:hAnsi="Charis SIL Regular" w:eastAsia="Charis SIL Regular"/>
           <w:b w:val="0"/>
           <w:i w:val="0"/>
-          <w:color w:val="0066CC"/>
+          <w:color w:val="0000FF"/>
           <w:sz w:val="24"/>
           <w:u w:val="single"/>
         </w:rPr>
@@ -1064,7 +1138,7 @@
           <w:rFonts w:ascii="Charis SIL Regular" w:hAnsi="Charis SIL Regular" w:eastAsia="Charis SIL Regular"/>
           <w:b w:val="0"/>
           <w:i w:val="0"/>
-          <w:color w:val="0066CC"/>
+          <w:color w:val="0000FF"/>
           <w:sz w:val="24"/>
           <w:u w:val="single"/>
         </w:rPr>
@@ -1172,7 +1246,7 @@
           <w:rFonts w:ascii="Charis SIL Regular" w:hAnsi="Charis SIL Regular" w:eastAsia="Charis SIL Regular"/>
           <w:b w:val="0"/>
           <w:i w:val="0"/>
-          <w:color w:val="0066CC"/>
+          <w:color w:val="0000FF"/>
           <w:sz w:val="24"/>
           <w:u w:val="single"/>
         </w:rPr>
@@ -1190,7 +1264,7 @@
           <w:rFonts w:ascii="Charis SIL Regular" w:hAnsi="Charis SIL Regular" w:eastAsia="Charis SIL Regular"/>
           <w:b w:val="0"/>
           <w:i w:val="0"/>
-          <w:color w:val="0066CC"/>
+          <w:color w:val="0000FF"/>
           <w:sz w:val="24"/>
           <w:u w:val="single"/>
         </w:rPr>
@@ -1201,7 +1275,7 @@
           <w:rFonts w:ascii="Charis SIL Regular" w:hAnsi="Charis SIL Regular" w:eastAsia="Charis SIL Regular"/>
           <w:b w:val="0"/>
           <w:i w:val="0"/>
-          <w:color w:val="0066CC"/>
+          <w:color w:val="0000FF"/>
           <w:sz w:val="24"/>
           <w:u w:val="single"/>
         </w:rPr>
@@ -1219,7 +1293,7 @@
           <w:rFonts w:ascii="Charis SIL Regular" w:hAnsi="Charis SIL Regular" w:eastAsia="Charis SIL Regular"/>
           <w:b w:val="0"/>
           <w:i w:val="0"/>
-          <w:color w:val="0066CC"/>
+          <w:color w:val="0000FF"/>
           <w:sz w:val="24"/>
           <w:u w:val="single"/>
         </w:rPr>
@@ -1230,7 +1304,7 @@
           <w:rFonts w:ascii="Charis SIL Regular" w:hAnsi="Charis SIL Regular" w:eastAsia="Charis SIL Regular"/>
           <w:b w:val="0"/>
           <w:i w:val="0"/>
-          <w:color w:val="0066CC"/>
+          <w:color w:val="0000FF"/>
           <w:sz w:val="24"/>
           <w:u w:val="single"/>
         </w:rPr>
@@ -1248,7 +1322,7 @@
           <w:rFonts w:ascii="Charis SIL Regular" w:hAnsi="Charis SIL Regular" w:eastAsia="Charis SIL Regular"/>
           <w:b w:val="0"/>
           <w:i w:val="0"/>
-          <w:color w:val="0066CC"/>
+          <w:color w:val="0000FF"/>
           <w:sz w:val="24"/>
           <w:u w:val="single"/>
         </w:rPr>
@@ -1259,7 +1333,7 @@
           <w:rFonts w:ascii="Charis SIL Regular" w:hAnsi="Charis SIL Regular" w:eastAsia="Charis SIL Regular"/>
           <w:b w:val="0"/>
           <w:i w:val="0"/>
-          <w:color w:val="0066CC"/>
+          <w:color w:val="0000FF"/>
           <w:sz w:val="24"/>
           <w:u w:val="single"/>
         </w:rPr>
@@ -1277,7 +1351,7 @@
           <w:rFonts w:ascii="Charis SIL Regular" w:hAnsi="Charis SIL Regular" w:eastAsia="Charis SIL Regular"/>
           <w:b w:val="0"/>
           <w:i w:val="0"/>
-          <w:color w:val="0066CC"/>
+          <w:color w:val="0000FF"/>
           <w:sz w:val="24"/>
           <w:u w:val="single"/>
         </w:rPr>
@@ -1302,7 +1376,7 @@
       </w:r>
       <w:r>
         <w:rPr>
-          <w:u w:val="single" w:color="0066cc"/>
+          <w:u w:val="single" w:color="0000ff"/>
           <w:rFonts w:ascii="Charis SIL Regular" w:hAnsi="Charis SIL Regular" w:eastAsia="Charis SIL Regular"/>
           <w:b w:val="0"/>
           <w:i w:val="0"/>
@@ -1320,7 +1394,7 @@
       </w:r>
       <w:r>
         <w:rPr>
-          <w:u w:val="single" w:color="0066cc"/>
+          <w:u w:val="single" w:color="0000ff"/>
           <w:rFonts w:ascii="Charis SIL Regular" w:hAnsi="Charis SIL Regular" w:eastAsia="Charis SIL Regular"/>
           <w:b w:val="0"/>
           <w:i w:val="0"/>
@@ -1338,7 +1412,7 @@
       </w:r>
       <w:r>
         <w:rPr>
-          <w:u w:val="single" w:color="0066cc"/>
+          <w:u w:val="single" w:color="0000ff"/>
           <w:rFonts w:ascii="Charis SIL Regular" w:hAnsi="Charis SIL Regular" w:eastAsia="Charis SIL Regular"/>
           <w:b w:val="0"/>
           <w:i w:val="0"/>
@@ -1356,7 +1430,7 @@
       </w:r>
       <w:r>
         <w:rPr>
-          <w:u w:val="single" w:color="0066cc"/>
+          <w:u w:val="single" w:color="0000ff"/>
           <w:rFonts w:ascii="Charis SIL Regular" w:hAnsi="Charis SIL Regular" w:eastAsia="Charis SIL Regular"/>
           <w:b w:val="0"/>
           <w:i w:val="0"/>
@@ -1374,7 +1448,7 @@
       </w:r>
       <w:r>
         <w:rPr>
-          <w:u w:val="single" w:color="0066cc"/>
+          <w:u w:val="single" w:color="0000ff"/>
           <w:rFonts w:ascii="Charis SIL Regular" w:hAnsi="Charis SIL Regular" w:eastAsia="Charis SIL Regular"/>
           <w:b w:val="0"/>
           <w:i w:val="0"/>
@@ -1392,7 +1466,7 @@
       </w:r>
       <w:r>
         <w:rPr>
-          <w:u w:val="single" w:color="0066cc"/>
+          <w:u w:val="single" w:color="0000ff"/>
           <w:rFonts w:ascii="Charis SIL Regular" w:hAnsi="Charis SIL Regular" w:eastAsia="Charis SIL Regular"/>
           <w:b w:val="0"/>
           <w:i w:val="0"/>
@@ -1403,7 +1477,7 @@
       </w:r>
       <w:r>
         <w:rPr>
-          <w:u w:val="single" w:color="0066cc"/>
+          <w:u w:val="single" w:color="0000ff"/>
           <w:rFonts w:ascii="Charis SIL Regular" w:hAnsi="Charis SIL Regular" w:eastAsia="Charis SIL Regular"/>
           <w:b w:val="0"/>
           <w:i w:val="0"/>
@@ -1421,7 +1495,7 @@
       </w:r>
       <w:r>
         <w:rPr>
-          <w:u w:val="single" w:color="0066cc"/>
+          <w:u w:val="single" w:color="0000ff"/>
           <w:rFonts w:ascii="Charis SIL Regular" w:hAnsi="Charis SIL Regular" w:eastAsia="Charis SIL Regular"/>
           <w:b w:val="0"/>
           <w:i w:val="0"/>
@@ -1449,7 +1523,7 @@
       </w:r>
       <w:r>
         <w:rPr>
-          <w:u w:val="single" w:color="0066cc"/>
+          <w:u w:val="single" w:color="0000ff"/>
           <w:rFonts w:ascii="Charis SIL Regular" w:hAnsi="Charis SIL Regular" w:eastAsia="Charis SIL Regular"/>
           <w:b w:val="0"/>
           <w:i w:val="0"/>
@@ -1467,7 +1541,7 @@
       </w:r>
       <w:r>
         <w:rPr>
-          <w:u w:val="single" w:color="0066cc"/>
+          <w:u w:val="single" w:color="0000ff"/>
           <w:rFonts w:ascii="Charis SIL Regular" w:hAnsi="Charis SIL Regular" w:eastAsia="Charis SIL Regular"/>
           <w:b w:val="0"/>
           <w:i w:val="0"/>
@@ -1501,7 +1575,7 @@
           <w:rFonts w:ascii="Charis SIL Regular" w:hAnsi="Charis SIL Regular" w:eastAsia="Charis SIL Regular"/>
           <w:b w:val="0"/>
           <w:i w:val="0"/>
-          <w:color w:val="0066CC"/>
+          <w:color w:val="0000FF"/>
           <w:sz w:val="24"/>
           <w:u w:val="single"/>
         </w:rPr>
@@ -1519,7 +1593,7 @@
           <w:rFonts w:ascii="Charis SIL Regular" w:hAnsi="Charis SIL Regular" w:eastAsia="Charis SIL Regular"/>
           <w:b w:val="0"/>
           <w:i w:val="0"/>
-          <w:color w:val="0066CC"/>
+          <w:color w:val="0000FF"/>
           <w:sz w:val="24"/>
           <w:u w:val="single"/>
         </w:rPr>
@@ -1530,7 +1604,7 @@
           <w:rFonts w:ascii="Charis SIL Regular" w:hAnsi="Charis SIL Regular" w:eastAsia="Charis SIL Regular"/>
           <w:b w:val="0"/>
           <w:i w:val="0"/>
-          <w:color w:val="0066CC"/>
+          <w:color w:val="0000FF"/>
           <w:sz w:val="24"/>
           <w:u w:val="single"/>
         </w:rPr>
@@ -1548,7 +1622,7 @@
           <w:rFonts w:ascii="Charis SIL Regular" w:hAnsi="Charis SIL Regular" w:eastAsia="Charis SIL Regular"/>
           <w:b w:val="0"/>
           <w:i w:val="0"/>
-          <w:color w:val="0066CC"/>
+          <w:color w:val="0000FF"/>
           <w:sz w:val="24"/>
           <w:u w:val="single"/>
         </w:rPr>
@@ -1559,7 +1633,7 @@
           <w:rFonts w:ascii="Charis SIL Regular" w:hAnsi="Charis SIL Regular" w:eastAsia="Charis SIL Regular"/>
           <w:b w:val="0"/>
           <w:i w:val="0"/>
-          <w:color w:val="0066CC"/>
+          <w:color w:val="0000FF"/>
           <w:sz w:val="24"/>
           <w:u w:val="single"/>
         </w:rPr>
@@ -1617,7 +1691,7 @@
           <w:rFonts w:ascii="Charis SIL Regular" w:hAnsi="Charis SIL Regular" w:eastAsia="Charis SIL Regular"/>
           <w:b w:val="0"/>
           <w:i w:val="0"/>
-          <w:color w:val="0066CC"/>
+          <w:color w:val="0000FF"/>
           <w:sz w:val="24"/>
           <w:u w:val="single"/>
         </w:rPr>
@@ -1635,7 +1709,7 @@
           <w:rFonts w:ascii="Charis SIL Regular" w:hAnsi="Charis SIL Regular" w:eastAsia="Charis SIL Regular"/>
           <w:b w:val="0"/>
           <w:i w:val="0"/>
-          <w:color w:val="0066CC"/>
+          <w:color w:val="0000FF"/>
           <w:sz w:val="24"/>
           <w:u w:val="single"/>
         </w:rPr>
@@ -1646,7 +1720,7 @@
           <w:rFonts w:ascii="Charis SIL Regular" w:hAnsi="Charis SIL Regular" w:eastAsia="Charis SIL Regular"/>
           <w:b w:val="0"/>
           <w:i w:val="0"/>
-          <w:color w:val="0066CC"/>
+          <w:color w:val="0000FF"/>
           <w:sz w:val="24"/>
           <w:u w:val="single"/>
         </w:rPr>
@@ -1681,25 +1755,18 @@
       </w:r>
       <w:r>
         <w:rPr>
-          <w:u w:val="single" w:color="0066cc"/>
+          <w:u w:val="single" w:color="0000ff"/>
           <w:rFonts w:ascii="Charis SIL Regular" w:hAnsi="Charis SIL Regular" w:eastAsia="Charis SIL Regular"/>
           <w:b w:val="0"/>
           <w:i w:val="0"/>
           <w:color w:val="000000"/>
           <w:sz w:val="24"/>
         </w:rPr>
-        <w:hyperlink r:id="rId15" w:history="1">
-          <w:r>
-            <w:rPr>
-              <w:rStyle w:val="Hyperlink"/>
-            </w:rPr>
-            <w:t>msterda</w:t>
-          </w:r>
-        </w:hyperlink>
-      </w:r>
-      <w:r>
-        <w:rPr>
-          <w:u w:val="single" w:color="0066cc"/>
+        <w:t>msterda</w:t>
+      </w:r>
+      <w:r>
+        <w:rPr>
+          <w:u w:val="single" w:color="0000ff"/>
           <w:rFonts w:ascii="Charis SIL Regular" w:hAnsi="Charis SIL Regular" w:eastAsia="Charis SIL Regular"/>
           <w:b w:val="0"/>
           <w:i w:val="0"/>
@@ -1939,7 +2006,7 @@
           <w:rFonts w:ascii="Charis SIL Regular" w:hAnsi="Charis SIL Regular" w:eastAsia="Charis SIL Regular"/>
           <w:b w:val="0"/>
           <w:i w:val="0"/>
-          <w:color w:val="0066CC"/>
+          <w:color w:val="0000FF"/>
           <w:sz w:val="24"/>
           <w:u w:val="single"/>
         </w:rPr>
@@ -1957,7 +2024,7 @@
           <w:rFonts w:ascii="Charis SIL Regular" w:hAnsi="Charis SIL Regular" w:eastAsia="Charis SIL Regular"/>
           <w:b w:val="0"/>
           <w:i w:val="0"/>
-          <w:color w:val="0066CC"/>
+          <w:color w:val="0000FF"/>
           <w:sz w:val="24"/>
           <w:u w:val="single"/>
         </w:rPr>
@@ -1968,7 +2035,7 @@
           <w:rFonts w:ascii="Charis SIL Regular" w:hAnsi="Charis SIL Regular" w:eastAsia="Charis SIL Regular"/>
           <w:b w:val="0"/>
           <w:i w:val="0"/>
-          <w:color w:val="0066CC"/>
+          <w:color w:val="0000FF"/>
           <w:sz w:val="24"/>
           <w:u w:val="single"/>
         </w:rPr>
@@ -2003,7 +2070,7 @@
       </w:r>
       <w:r>
         <w:rPr>
-          <w:u w:val="single" w:color="0066cc"/>
+          <w:u w:val="single" w:color="0000ff"/>
           <w:rFonts w:ascii="Charis SIL Regular" w:hAnsi="Charis SIL Regular" w:eastAsia="Charis SIL Regular"/>
           <w:b w:val="0"/>
           <w:i w:val="0"/>
@@ -2021,7 +2088,7 @@
       </w:r>
       <w:r>
         <w:rPr>
-          <w:u w:val="single" w:color="0066cc"/>
+          <w:u w:val="single" w:color="0000ff"/>
           <w:rFonts w:ascii="Charis SIL Regular" w:hAnsi="Charis SIL Regular" w:eastAsia="Charis SIL Regular"/>
           <w:b w:val="0"/>
           <w:i w:val="0"/>
@@ -2039,7 +2106,7 @@
       </w:r>
       <w:r>
         <w:rPr>
-          <w:u w:val="single" w:color="0066cc"/>
+          <w:u w:val="single" w:color="0000ff"/>
           <w:rFonts w:ascii="Charis SIL Regular" w:hAnsi="Charis SIL Regular" w:eastAsia="Charis SIL Regular"/>
           <w:b w:val="0"/>
           <w:i w:val="0"/>
@@ -2120,7 +2187,7 @@
           <w:rFonts w:ascii="Charis SIL Regular" w:hAnsi="Charis SIL Regular" w:eastAsia="Charis SIL Regular"/>
           <w:b w:val="0"/>
           <w:i w:val="0"/>
-          <w:color w:val="0066CC"/>
+          <w:color w:val="0000FF"/>
           <w:sz w:val="24"/>
           <w:u w:val="single"/>
         </w:rPr>
@@ -2188,7 +2255,7 @@
           <w:rFonts w:ascii="Charis SIL Regular" w:hAnsi="Charis SIL Regular" w:eastAsia="Charis SIL Regular"/>
           <w:b w:val="0"/>
           <w:i w:val="0"/>
-          <w:color w:val="0066CC"/>
+          <w:color w:val="0000FF"/>
           <w:sz w:val="24"/>
           <w:u w:val="single"/>
         </w:rPr>
@@ -2212,22 +2279,22 @@
           <w:rFonts w:ascii="Charis SIL Regular" w:hAnsi="Charis SIL Regular" w:eastAsia="Charis SIL Regular"/>
           <w:b w:val="0"/>
           <w:i w:val="0"/>
-          <w:color w:val="0066CC"/>
+          <w:color w:val="0000FF"/>
           <w:sz w:val="24"/>
           <w:u w:val="single"/>
         </w:rPr>
-        <w:t>Civil ser</w:t>
+        <w:t>Civil se</w:t>
       </w:r>
       <w:r>
         <w:rPr>
           <w:rFonts w:ascii="Charis SIL Regular" w:hAnsi="Charis SIL Regular" w:eastAsia="Charis SIL Regular"/>
           <w:b w:val="0"/>
           <w:i w:val="0"/>
-          <w:color w:val="0066CC"/>
+          <w:color w:val="0000FF"/>
           <w:sz w:val="24"/>
           <w:u w:val="single"/>
         </w:rPr>
-        <w:t>vants in colonised territories</w:t>
+        <w:t>rvants in colonised territories</w:t>
       </w:r>
       <w:r>
         <w:br/>
@@ -2247,7 +2314,7 @@
           <w:rFonts w:ascii="Charis SIL Regular" w:hAnsi="Charis SIL Regular" w:eastAsia="Charis SIL Regular"/>
           <w:b w:val="0"/>
           <w:i w:val="0"/>
-          <w:color w:val="0066CC"/>
+          <w:color w:val="0000FF"/>
           <w:sz w:val="24"/>
           <w:u w:val="single"/>
         </w:rPr>
@@ -2258,7 +2325,7 @@
           <w:rFonts w:ascii="Charis SIL Regular" w:hAnsi="Charis SIL Regular" w:eastAsia="Charis SIL Regular"/>
           <w:b w:val="0"/>
           <w:i w:val="0"/>
-          <w:color w:val="0066CC"/>
+          <w:color w:val="0000FF"/>
           <w:sz w:val="24"/>
           <w:u w:val="single"/>
         </w:rPr>
@@ -2282,7 +2349,7 @@
           <w:rFonts w:ascii="Charis SIL Regular" w:hAnsi="Charis SIL Regular" w:eastAsia="Charis SIL Regular"/>
           <w:b w:val="0"/>
           <w:i w:val="0"/>
-          <w:color w:val="0066CC"/>
+          <w:color w:val="0000FF"/>
           <w:sz w:val="24"/>
           <w:u w:val="single"/>
         </w:rPr>
@@ -2306,7 +2373,7 @@
           <w:rFonts w:ascii="Charis SIL Regular" w:hAnsi="Charis SIL Regular" w:eastAsia="Charis SIL Regular"/>
           <w:b w:val="0"/>
           <w:i w:val="0"/>
-          <w:color w:val="0066CC"/>
+          <w:color w:val="0000FF"/>
           <w:sz w:val="24"/>
           <w:u w:val="single"/>
         </w:rPr>
@@ -2317,7 +2384,7 @@
           <w:rFonts w:ascii="Charis SIL Regular" w:hAnsi="Charis SIL Regular" w:eastAsia="Charis SIL Regular"/>
           <w:b w:val="0"/>
           <w:i w:val="0"/>
-          <w:color w:val="0066CC"/>
+          <w:color w:val="0000FF"/>
           <w:sz w:val="24"/>
           <w:u w:val="single"/>
         </w:rPr>
@@ -2328,7 +2395,7 @@
           <w:rFonts w:ascii="Charis SIL Regular" w:hAnsi="Charis SIL Regular" w:eastAsia="Charis SIL Regular"/>
           <w:b w:val="0"/>
           <w:i w:val="0"/>
-          <w:color w:val="0066CC"/>
+          <w:color w:val="0000FF"/>
           <w:sz w:val="24"/>
         </w:rPr>
         <w:t>s</w:t>
@@ -2351,7 +2418,7 @@
           <w:rFonts w:ascii="Charis SIL Regular" w:hAnsi="Charis SIL Regular" w:eastAsia="Charis SIL Regular"/>
           <w:b w:val="0"/>
           <w:i w:val="0"/>
-          <w:color w:val="0066CC"/>
+          <w:color w:val="0000FF"/>
           <w:sz w:val="24"/>
           <w:u w:val="single"/>
         </w:rPr>
@@ -2375,7 +2442,7 @@
           <w:rFonts w:ascii="Charis SIL Regular" w:hAnsi="Charis SIL Regular" w:eastAsia="Charis SIL Regular"/>
           <w:b w:val="0"/>
           <w:i w:val="0"/>
-          <w:color w:val="0066CC"/>
+          <w:color w:val="0000FF"/>
           <w:sz w:val="24"/>
           <w:u w:val="single"/>
         </w:rPr>
@@ -2399,7 +2466,7 @@
           <w:rFonts w:ascii="Charis SIL Regular" w:hAnsi="Charis SIL Regular" w:eastAsia="Charis SIL Regular"/>
           <w:b w:val="0"/>
           <w:i w:val="0"/>
-          <w:color w:val="0066CC"/>
+          <w:color w:val="0000FF"/>
           <w:sz w:val="24"/>
           <w:u w:val="single"/>
         </w:rPr>
@@ -2410,7 +2477,7 @@
           <w:rFonts w:ascii="Charis SIL Regular" w:hAnsi="Charis SIL Regular" w:eastAsia="Charis SIL Regular"/>
           <w:b w:val="0"/>
           <w:i w:val="0"/>
-          <w:color w:val="0066CC"/>
+          <w:color w:val="0000FF"/>
           <w:sz w:val="24"/>
           <w:u w:val="single"/>
         </w:rPr>
@@ -2434,7 +2501,7 @@
           <w:rFonts w:ascii="Charis SIL Regular" w:hAnsi="Charis SIL Regular" w:eastAsia="Charis SIL Regular"/>
           <w:b w:val="0"/>
           <w:i w:val="0"/>
-          <w:color w:val="0066CC"/>
+          <w:color w:val="0000FF"/>
           <w:sz w:val="24"/>
           <w:u w:val="single"/>
         </w:rPr>
@@ -2445,7 +2512,7 @@
           <w:rFonts w:ascii="Charis SIL Regular" w:hAnsi="Charis SIL Regular" w:eastAsia="Charis SIL Regular"/>
           <w:b w:val="0"/>
           <w:i w:val="0"/>
-          <w:color w:val="0066CC"/>
+          <w:color w:val="0000FF"/>
           <w:sz w:val="24"/>
           <w:u w:val="single"/>
         </w:rPr>
@@ -2466,7 +2533,7 @@
           <w:rFonts w:ascii="Charis SIL Regular" w:hAnsi="Charis SIL Regular" w:eastAsia="Charis SIL Regular"/>
           <w:b w:val="0"/>
           <w:i w:val="0"/>
-          <w:color w:val="0066CC"/>
+          <w:color w:val="0000FF"/>
           <w:sz w:val="24"/>
           <w:u w:val="single"/>
         </w:rPr>
@@ -2490,7 +2557,7 @@
           <w:rFonts w:ascii="Charis SIL Regular" w:hAnsi="Charis SIL Regular" w:eastAsia="Charis SIL Regular"/>
           <w:b w:val="0"/>
           <w:i w:val="0"/>
-          <w:color w:val="0066CC"/>
+          <w:color w:val="0000FF"/>
           <w:sz w:val="24"/>
           <w:u w:val="single"/>
         </w:rPr>
@@ -2501,7 +2568,7 @@
           <w:rFonts w:ascii="Charis SIL Regular" w:hAnsi="Charis SIL Regular" w:eastAsia="Charis SIL Regular"/>
           <w:b w:val="0"/>
           <w:i w:val="0"/>
-          <w:color w:val="0066CC"/>
+          <w:color w:val="0000FF"/>
           <w:sz w:val="24"/>
           <w:u w:val="single"/>
         </w:rPr>
@@ -2525,7 +2592,7 @@
           <w:rFonts w:ascii="Charis SIL Regular" w:hAnsi="Charis SIL Regular" w:eastAsia="Charis SIL Regular"/>
           <w:b w:val="0"/>
           <w:i w:val="0"/>
-          <w:color w:val="0066CC"/>
+          <w:color w:val="0000FF"/>
           <w:sz w:val="24"/>
           <w:u w:val="single"/>
         </w:rPr>
@@ -2536,7 +2603,7 @@
           <w:rFonts w:ascii="Charis SIL Regular" w:hAnsi="Charis SIL Regular" w:eastAsia="Charis SIL Regular"/>
           <w:b w:val="0"/>
           <w:i w:val="0"/>
-          <w:color w:val="0066CC"/>
+          <w:color w:val="0000FF"/>
           <w:sz w:val="24"/>
           <w:u w:val="single"/>
         </w:rPr>
@@ -2687,7 +2754,7 @@
           <w:rFonts w:ascii="Charis SIL Regular" w:hAnsi="Charis SIL Regular" w:eastAsia="Charis SIL Regular"/>
           <w:b w:val="0"/>
           <w:i w:val="0"/>
-          <w:color w:val="0066CC"/>
+          <w:color w:val="0000FF"/>
           <w:sz w:val="24"/>
           <w:u w:val="single"/>
         </w:rPr>
@@ -2705,7 +2772,7 @@
           <w:rFonts w:ascii="Charis SIL Regular" w:hAnsi="Charis SIL Regular" w:eastAsia="Charis SIL Regular"/>
           <w:b w:val="0"/>
           <w:i w:val="0"/>
-          <w:color w:val="0066CC"/>
+          <w:color w:val="0000FF"/>
           <w:sz w:val="24"/>
           <w:u w:val="single"/>
         </w:rPr>
@@ -2723,7 +2790,7 @@
           <w:rFonts w:ascii="Charis SIL Regular" w:hAnsi="Charis SIL Regular" w:eastAsia="Charis SIL Regular"/>
           <w:b w:val="0"/>
           <w:i w:val="0"/>
-          <w:color w:val="0066CC"/>
+          <w:color w:val="0000FF"/>
           <w:sz w:val="24"/>
           <w:u w:val="single"/>
         </w:rPr>
@@ -2741,7 +2808,7 @@
           <w:rFonts w:ascii="Charis SIL Regular" w:hAnsi="Charis SIL Regular" w:eastAsia="Charis SIL Regular"/>
           <w:b w:val="0"/>
           <w:i w:val="0"/>
-          <w:color w:val="0066CC"/>
+          <w:color w:val="0000FF"/>
           <w:sz w:val="24"/>
           <w:u w:val="single"/>
         </w:rPr>
@@ -2849,7 +2916,7 @@
           <w:rFonts w:ascii="Charis SIL Regular" w:hAnsi="Charis SIL Regular" w:eastAsia="Charis SIL Regular"/>
           <w:b w:val="0"/>
           <w:i w:val="0"/>
-          <w:color w:val="0066CC"/>
+          <w:color w:val="0000FF"/>
           <w:sz w:val="24"/>
           <w:u w:val="single"/>
         </w:rPr>
@@ -2867,7 +2934,7 @@
           <w:rFonts w:ascii="Charis SIL Regular" w:hAnsi="Charis SIL Regular" w:eastAsia="Charis SIL Regular"/>
           <w:b w:val="0"/>
           <w:i w:val="0"/>
-          <w:color w:val="0066CC"/>
+          <w:color w:val="0000FF"/>
           <w:sz w:val="24"/>
           <w:u w:val="single"/>
         </w:rPr>
@@ -2885,7 +2952,7 @@
           <w:rFonts w:ascii="Charis SIL Regular" w:hAnsi="Charis SIL Regular" w:eastAsia="Charis SIL Regular"/>
           <w:b w:val="0"/>
           <w:i w:val="0"/>
-          <w:color w:val="0066CC"/>
+          <w:color w:val="0000FF"/>
           <w:sz w:val="24"/>
           <w:u w:val="single"/>
         </w:rPr>
@@ -2903,7 +2970,7 @@
           <w:rFonts w:ascii="Charis SIL Regular" w:hAnsi="Charis SIL Regular" w:eastAsia="Charis SIL Regular"/>
           <w:b w:val="0"/>
           <w:i w:val="0"/>
-          <w:color w:val="0066CC"/>
+          <w:color w:val="0000FF"/>
           <w:sz w:val="24"/>
           <w:u w:val="single"/>
         </w:rPr>
@@ -3050,7 +3117,7 @@
           <w:rFonts w:ascii="Charis SIL Regular" w:hAnsi="Charis SIL Regular" w:eastAsia="Charis SIL Regular"/>
           <w:b w:val="0"/>
           <w:i w:val="0"/>
-          <w:color w:val="0066CC"/>
+          <w:color w:val="0000FF"/>
           <w:sz w:val="24"/>
           <w:u w:val="single"/>
         </w:rPr>
@@ -3068,7 +3135,7 @@
           <w:rFonts w:ascii="Charis SIL Regular" w:hAnsi="Charis SIL Regular" w:eastAsia="Charis SIL Regular"/>
           <w:b w:val="0"/>
           <w:i w:val="0"/>
-          <w:color w:val="0066CC"/>
+          <w:color w:val="0000FF"/>
           <w:sz w:val="24"/>
           <w:u w:val="single"/>
         </w:rPr>
@@ -3086,7 +3153,7 @@
           <w:rFonts w:ascii="Charis SIL Regular" w:hAnsi="Charis SIL Regular" w:eastAsia="Charis SIL Regular"/>
           <w:b w:val="0"/>
           <w:i w:val="0"/>
-          <w:color w:val="0066CC"/>
+          <w:color w:val="0000FF"/>
           <w:sz w:val="24"/>
           <w:u w:val="single"/>
         </w:rPr>
@@ -3104,7 +3171,7 @@
           <w:rFonts w:ascii="Charis SIL Regular" w:hAnsi="Charis SIL Regular" w:eastAsia="Charis SIL Regular"/>
           <w:b w:val="0"/>
           <w:i w:val="0"/>
-          <w:color w:val="0066CC"/>
+          <w:color w:val="0000FF"/>
           <w:sz w:val="24"/>
           <w:u w:val="single"/>
         </w:rPr>
@@ -3202,7 +3269,7 @@
           <w:rFonts w:ascii="Charis SIL Regular" w:hAnsi="Charis SIL Regular" w:eastAsia="Charis SIL Regular"/>
           <w:b w:val="0"/>
           <w:i w:val="0"/>
-          <w:color w:val="0066CC"/>
+          <w:color w:val="0000FF"/>
           <w:sz w:val="24"/>
           <w:u w:val="single"/>
         </w:rPr>
@@ -3220,7 +3287,7 @@
           <w:rFonts w:ascii="Charis SIL Regular" w:hAnsi="Charis SIL Regular" w:eastAsia="Charis SIL Regular"/>
           <w:b w:val="0"/>
           <w:i w:val="0"/>
-          <w:color w:val="0066CC"/>
+          <w:color w:val="0000FF"/>
           <w:sz w:val="24"/>
           <w:u w:val="single"/>
         </w:rPr>
@@ -3238,7 +3305,7 @@
           <w:rFonts w:ascii="Charis SIL Regular" w:hAnsi="Charis SIL Regular" w:eastAsia="Charis SIL Regular"/>
           <w:b w:val="0"/>
           <w:i w:val="0"/>
-          <w:color w:val="0066CC"/>
+          <w:color w:val="0000FF"/>
           <w:sz w:val="24"/>
           <w:u w:val="single"/>
         </w:rPr>
@@ -3386,7 +3453,7 @@
           <w:rFonts w:ascii="Charis SIL Regular" w:hAnsi="Charis SIL Regular" w:eastAsia="Charis SIL Regular"/>
           <w:b w:val="0"/>
           <w:i w:val="0"/>
-          <w:color w:val="0066CC"/>
+          <w:color w:val="0000FF"/>
           <w:sz w:val="24"/>
           <w:u w:val="single"/>
         </w:rPr>
@@ -3404,7 +3471,7 @@
           <w:rFonts w:ascii="Charis SIL Regular" w:hAnsi="Charis SIL Regular" w:eastAsia="Charis SIL Regular"/>
           <w:b w:val="0"/>
           <w:i w:val="0"/>
-          <w:color w:val="0066CC"/>
+          <w:color w:val="0000FF"/>
           <w:sz w:val="24"/>
           <w:u w:val="single"/>
         </w:rPr>
@@ -3422,7 +3489,7 @@
           <w:rFonts w:ascii="Charis SIL Regular" w:hAnsi="Charis SIL Regular" w:eastAsia="Charis SIL Regular"/>
           <w:b w:val="0"/>
           <w:i w:val="0"/>
-          <w:color w:val="0066CC"/>
+          <w:color w:val="0000FF"/>
           <w:sz w:val="24"/>
           <w:u w:val="single"/>
         </w:rPr>
@@ -3440,7 +3507,7 @@
           <w:rFonts w:ascii="Charis SIL Regular" w:hAnsi="Charis SIL Regular" w:eastAsia="Charis SIL Regular"/>
           <w:b w:val="0"/>
           <w:i w:val="0"/>
-          <w:color w:val="0066CC"/>
+          <w:color w:val="0000FF"/>
           <w:sz w:val="24"/>
           <w:u w:val="single"/>
         </w:rPr>
@@ -3468,7 +3535,7 @@
           <w:rFonts w:ascii="Charis SIL Regular" w:hAnsi="Charis SIL Regular" w:eastAsia="Charis SIL Regular"/>
           <w:b w:val="0"/>
           <w:i w:val="0"/>
-          <w:color w:val="0066CC"/>
+          <w:color w:val="0000FF"/>
           <w:sz w:val="24"/>
           <w:u w:val="single"/>
         </w:rPr>
@@ -3486,7 +3553,7 @@
           <w:rFonts w:ascii="Charis SIL Regular" w:hAnsi="Charis SIL Regular" w:eastAsia="Charis SIL Regular"/>
           <w:b w:val="0"/>
           <w:i w:val="0"/>
-          <w:color w:val="0066CC"/>
+          <w:color w:val="0000FF"/>
           <w:sz w:val="24"/>
           <w:u w:val="single"/>
         </w:rPr>
@@ -3504,7 +3571,7 @@
           <w:rFonts w:ascii="Charis SIL Regular" w:hAnsi="Charis SIL Regular" w:eastAsia="Charis SIL Regular"/>
           <w:b w:val="0"/>
           <w:i w:val="0"/>
-          <w:color w:val="0066CC"/>
+          <w:color w:val="0000FF"/>
           <w:sz w:val="24"/>
           <w:u w:val="single"/>
         </w:rPr>
@@ -3515,7 +3582,7 @@
           <w:rFonts w:ascii="Charis SIL Regular" w:hAnsi="Charis SIL Regular" w:eastAsia="Charis SIL Regular"/>
           <w:b w:val="0"/>
           <w:i w:val="0"/>
-          <w:color w:val="0066CC"/>
+          <w:color w:val="0000FF"/>
           <w:sz w:val="24"/>
           <w:u w:val="single"/>
         </w:rPr>
@@ -3536,21 +3603,14 @@
           <w:color w:val="000000"/>
           <w:sz w:val="24"/>
         </w:rPr>
-        <w:hyperlink r:id="rId19" w:history="1">
-          <w:r>
-            <w:rPr>
-              <w:rStyle w:val="Hyperlink"/>
-            </w:rPr>
-            <w:t xml:space="preserve">, </w:t>
-          </w:r>
-        </w:hyperlink>
+        <w:t xml:space="preserve">, </w:t>
       </w:r>
       <w:r>
         <w:rPr>
           <w:rFonts w:ascii="Charis SIL Regular" w:hAnsi="Charis SIL Regular" w:eastAsia="Charis SIL Regular"/>
           <w:b w:val="0"/>
           <w:i w:val="0"/>
-          <w:color w:val="0066CC"/>
+          <w:color w:val="0000FF"/>
           <w:sz w:val="24"/>
           <w:u w:val="single"/>
         </w:rPr>
@@ -3568,7 +3628,7 @@
           <w:rFonts w:ascii="Charis SIL Regular" w:hAnsi="Charis SIL Regular" w:eastAsia="Charis SIL Regular"/>
           <w:b w:val="0"/>
           <w:i w:val="0"/>
-          <w:color w:val="0066CC"/>
+          <w:color w:val="0000FF"/>
           <w:sz w:val="24"/>
           <w:u w:val="single"/>
         </w:rPr>
@@ -3579,11 +3639,11 @@
           <w:rFonts w:ascii="Charis SIL Regular" w:hAnsi="Charis SIL Regular" w:eastAsia="Charis SIL Regular"/>
           <w:b w:val="0"/>
           <w:i w:val="0"/>
-          <w:color w:val="0066CC"/>
+          <w:color w:val="0000FF"/>
           <w:sz w:val="24"/>
           <w:u w:val="single"/>
         </w:rPr>
-        <w:hyperlink r:id="rId21" w:history="1">
+        <w:hyperlink r:id="rId19" w:history="1">
           <w:r>
             <w:rPr>
               <w:rStyle w:val="Hyperlink"/>
@@ -3697,7 +3757,7 @@
           <w:rFonts w:ascii="Charis SIL Regular" w:hAnsi="Charis SIL Regular" w:eastAsia="Charis SIL Regular"/>
           <w:b w:val="0"/>
           <w:i w:val="0"/>
-          <w:color w:val="0066CC"/>
+          <w:color w:val="0000FF"/>
           <w:sz w:val="24"/>
           <w:u w:val="single"/>
         </w:rPr>
@@ -3715,7 +3775,7 @@
           <w:rFonts w:ascii="Charis SIL Regular" w:hAnsi="Charis SIL Regular" w:eastAsia="Charis SIL Regular"/>
           <w:b w:val="0"/>
           <w:i w:val="0"/>
-          <w:color w:val="0066CC"/>
+          <w:color w:val="0000FF"/>
           <w:sz w:val="24"/>
           <w:u w:val="single"/>
         </w:rPr>
@@ -3733,7 +3793,7 @@
           <w:rFonts w:ascii="Charis SIL Regular" w:hAnsi="Charis SIL Regular" w:eastAsia="Charis SIL Regular"/>
           <w:b w:val="0"/>
           <w:i w:val="0"/>
-          <w:color w:val="0066CC"/>
+          <w:color w:val="0000FF"/>
           <w:sz w:val="24"/>
           <w:u w:val="single"/>
         </w:rPr>
@@ -3751,7 +3811,7 @@
           <w:rFonts w:ascii="Charis SIL Regular" w:hAnsi="Charis SIL Regular" w:eastAsia="Charis SIL Regular"/>
           <w:b w:val="0"/>
           <w:i w:val="0"/>
-          <w:color w:val="0066CC"/>
+          <w:color w:val="0000FF"/>
           <w:sz w:val="24"/>
           <w:u w:val="single"/>
         </w:rPr>
@@ -3779,7 +3839,7 @@
           <w:rFonts w:ascii="Charis SIL Regular" w:hAnsi="Charis SIL Regular" w:eastAsia="Charis SIL Regular"/>
           <w:b w:val="0"/>
           <w:i w:val="0"/>
-          <w:color w:val="0066CC"/>
+          <w:color w:val="0000FF"/>
           <w:sz w:val="24"/>
           <w:u w:val="single"/>
         </w:rPr>
@@ -3797,7 +3857,7 @@
           <w:rFonts w:ascii="Charis SIL Regular" w:hAnsi="Charis SIL Regular" w:eastAsia="Charis SIL Regular"/>
           <w:b w:val="0"/>
           <w:i w:val="0"/>
-          <w:color w:val="0066CC"/>
+          <w:color w:val="0000FF"/>
           <w:sz w:val="24"/>
           <w:u w:val="single"/>
         </w:rPr>
@@ -3815,7 +3875,7 @@
           <w:rFonts w:ascii="Charis SIL Regular" w:hAnsi="Charis SIL Regular" w:eastAsia="Charis SIL Regular"/>
           <w:b w:val="0"/>
           <w:i w:val="0"/>
-          <w:color w:val="0066CC"/>
+          <w:color w:val="0000FF"/>
           <w:sz w:val="24"/>
           <w:u w:val="single"/>
         </w:rPr>
@@ -3826,7 +3886,7 @@
           <w:rFonts w:ascii="Charis SIL Regular" w:hAnsi="Charis SIL Regular" w:eastAsia="Charis SIL Regular"/>
           <w:b w:val="0"/>
           <w:i w:val="0"/>
-          <w:color w:val="0066CC"/>
+          <w:color w:val="0000FF"/>
           <w:sz w:val="24"/>
           <w:u w:val="single"/>
         </w:rPr>
@@ -3964,7 +4024,7 @@
           <w:rFonts w:ascii="Charis SIL Regular" w:hAnsi="Charis SIL Regular" w:eastAsia="Charis SIL Regular"/>
           <w:b w:val="0"/>
           <w:i w:val="0"/>
-          <w:color w:val="0066CC"/>
+          <w:color w:val="0000FF"/>
           <w:sz w:val="24"/>
           <w:u w:val="single"/>
         </w:rPr>
@@ -3982,7 +4042,7 @@
           <w:rFonts w:ascii="Charis SIL Regular" w:hAnsi="Charis SIL Regular" w:eastAsia="Charis SIL Regular"/>
           <w:b w:val="0"/>
           <w:i w:val="0"/>
-          <w:color w:val="0066CC"/>
+          <w:color w:val="0000FF"/>
           <w:sz w:val="24"/>
           <w:u w:val="single"/>
         </w:rPr>
@@ -4000,7 +4060,7 @@
           <w:rFonts w:ascii="Charis SIL Regular" w:hAnsi="Charis SIL Regular" w:eastAsia="Charis SIL Regular"/>
           <w:b w:val="0"/>
           <w:i w:val="0"/>
-          <w:color w:val="0066CC"/>
+          <w:color w:val="0000FF"/>
           <w:sz w:val="24"/>
           <w:u w:val="single"/>
         </w:rPr>
@@ -4018,7 +4078,7 @@
           <w:rFonts w:ascii="Charis SIL Regular" w:hAnsi="Charis SIL Regular" w:eastAsia="Charis SIL Regular"/>
           <w:b w:val="0"/>
           <w:i w:val="0"/>
-          <w:color w:val="0066CC"/>
+          <w:color w:val="0000FF"/>
           <w:sz w:val="24"/>
           <w:u w:val="single"/>
         </w:rPr>
@@ -4039,7 +4099,7 @@
           <w:rFonts w:ascii="Charis SIL Regular" w:hAnsi="Charis SIL Regular" w:eastAsia="Charis SIL Regular"/>
           <w:b w:val="0"/>
           <w:i w:val="0"/>
-          <w:color w:val="0066CC"/>
+          <w:color w:val="0000FF"/>
           <w:sz w:val="24"/>
           <w:u w:val="single"/>
         </w:rPr>
@@ -4057,7 +4117,7 @@
           <w:rFonts w:ascii="Charis SIL Regular" w:hAnsi="Charis SIL Regular" w:eastAsia="Charis SIL Regular"/>
           <w:b w:val="0"/>
           <w:i w:val="0"/>
-          <w:color w:val="0066CC"/>
+          <w:color w:val="0000FF"/>
           <w:sz w:val="24"/>
           <w:u w:val="single"/>
         </w:rPr>
@@ -4075,7 +4135,7 @@
           <w:rFonts w:ascii="Charis SIL Regular" w:hAnsi="Charis SIL Regular" w:eastAsia="Charis SIL Regular"/>
           <w:b w:val="0"/>
           <w:i w:val="0"/>
-          <w:color w:val="0066CC"/>
+          <w:color w:val="0000FF"/>
           <w:sz w:val="24"/>
           <w:u w:val="single"/>
         </w:rPr>
@@ -4093,7 +4153,7 @@
           <w:rFonts w:ascii="Charis SIL Regular" w:hAnsi="Charis SIL Regular" w:eastAsia="Charis SIL Regular"/>
           <w:b w:val="0"/>
           <w:i w:val="0"/>
-          <w:color w:val="0066CC"/>
+          <w:color w:val="0000FF"/>
           <w:sz w:val="24"/>
           <w:u w:val="single"/>
         </w:rPr>
@@ -4111,7 +4171,7 @@
           <w:rFonts w:ascii="Charis SIL Regular" w:hAnsi="Charis SIL Regular" w:eastAsia="Charis SIL Regular"/>
           <w:b w:val="0"/>
           <w:i w:val="0"/>
-          <w:color w:val="0066CC"/>
+          <w:color w:val="0000FF"/>
           <w:sz w:val="24"/>
           <w:u w:val="single"/>
         </w:rPr>
@@ -4129,7 +4189,7 @@
           <w:rFonts w:ascii="Charis SIL Regular" w:hAnsi="Charis SIL Regular" w:eastAsia="Charis SIL Regular"/>
           <w:b w:val="0"/>
           <w:i w:val="0"/>
-          <w:color w:val="0066CC"/>
+          <w:color w:val="0000FF"/>
           <w:sz w:val="24"/>
           <w:u w:val="single"/>
         </w:rPr>
@@ -4157,7 +4217,7 @@
           <w:rFonts w:ascii="Charis SIL Regular" w:hAnsi="Charis SIL Regular" w:eastAsia="Charis SIL Regular"/>
           <w:b w:val="0"/>
           <w:i w:val="0"/>
-          <w:color w:val="0066CC"/>
+          <w:color w:val="0000FF"/>
           <w:sz w:val="24"/>
           <w:u w:val="single"/>
         </w:rPr>
@@ -4175,11 +4235,11 @@
           <w:rFonts w:ascii="Charis SIL Regular" w:hAnsi="Charis SIL Regular" w:eastAsia="Charis SIL Regular"/>
           <w:b w:val="0"/>
           <w:i w:val="0"/>
-          <w:color w:val="0066CC"/>
+          <w:color w:val="0000FF"/>
           <w:sz w:val="24"/>
           <w:u w:val="single"/>
         </w:rPr>
-        <w:hyperlink r:id="rId25" w:history="1">
+        <w:hyperlink r:id="rId24" w:history="1">
           <w:r>
             <w:rPr>
               <w:rStyle w:val="Hyperlink"/>
@@ -4312,7 +4372,7 @@
           <w:rFonts w:ascii="Charis SIL Regular" w:hAnsi="Charis SIL Regular" w:eastAsia="Charis SIL Regular"/>
           <w:b w:val="0"/>
           <w:i w:val="0"/>
-          <w:color w:val="0066CC"/>
+          <w:color w:val="0000FF"/>
           <w:sz w:val="24"/>
           <w:u w:val="single"/>
         </w:rPr>
@@ -4330,7 +4390,7 @@
           <w:rFonts w:ascii="Charis SIL Regular" w:hAnsi="Charis SIL Regular" w:eastAsia="Charis SIL Regular"/>
           <w:b w:val="0"/>
           <w:i w:val="0"/>
-          <w:color w:val="0066CC"/>
+          <w:color w:val="0000FF"/>
           <w:sz w:val="24"/>
           <w:u w:val="single"/>
         </w:rPr>
@@ -4348,7 +4408,7 @@
           <w:rFonts w:ascii="Charis SIL Regular" w:hAnsi="Charis SIL Regular" w:eastAsia="Charis SIL Regular"/>
           <w:b w:val="0"/>
           <w:i w:val="0"/>
-          <w:color w:val="0066CC"/>
+          <w:color w:val="0000FF"/>
           <w:sz w:val="24"/>
           <w:u w:val="single"/>
         </w:rPr>
@@ -4366,7 +4426,7 @@
           <w:rFonts w:ascii="Charis SIL Regular" w:hAnsi="Charis SIL Regular" w:eastAsia="Charis SIL Regular"/>
           <w:b w:val="0"/>
           <w:i w:val="0"/>
-          <w:color w:val="0066CC"/>
+          <w:color w:val="0000FF"/>
           <w:sz w:val="24"/>
           <w:u w:val="single"/>
         </w:rPr>
@@ -4394,11 +4454,11 @@
           <w:rFonts w:ascii="Charis SIL Regular" w:hAnsi="Charis SIL Regular" w:eastAsia="Charis SIL Regular"/>
           <w:b w:val="0"/>
           <w:i w:val="0"/>
-          <w:color w:val="0066CC"/>
+          <w:color w:val="0000FF"/>
           <w:sz w:val="24"/>
           <w:u w:val="single"/>
         </w:rPr>
-        <w:hyperlink r:id="rId26" w:history="1">
+        <w:hyperlink r:id="rId27" w:history="1">
           <w:r>
             <w:rPr>
               <w:rStyle w:val="Hyperlink"/>
@@ -4412,11 +4472,11 @@
           <w:rFonts w:ascii="Charis SIL Regular" w:hAnsi="Charis SIL Regular" w:eastAsia="Charis SIL Regular"/>
           <w:b w:val="0"/>
           <w:i w:val="0"/>
-          <w:color w:val="0066CC"/>
+          <w:color w:val="0000FF"/>
           <w:sz w:val="24"/>
           <w:u w:val="single"/>
         </w:rPr>
-        <w:hyperlink r:id="rId26" w:history="1">
+        <w:hyperlink r:id="rId27" w:history="1">
           <w:r>
             <w:rPr>
               <w:rStyle w:val="Hyperlink"/>
@@ -4430,7 +4490,7 @@
           <w:rFonts w:ascii="Charis SIL Regular" w:hAnsi="Charis SIL Regular" w:eastAsia="Charis SIL Regular"/>
           <w:b w:val="0"/>
           <w:i w:val="0"/>
-          <w:color w:val="0066CC"/>
+          <w:color w:val="0000FF"/>
           <w:sz w:val="24"/>
           <w:u w:val="single"/>
         </w:rPr>
@@ -4441,11 +4501,11 @@
           <w:rFonts w:ascii="Charis SIL Regular" w:hAnsi="Charis SIL Regular" w:eastAsia="Charis SIL Regular"/>
           <w:b w:val="0"/>
           <w:i w:val="0"/>
-          <w:color w:val="0066CC"/>
+          <w:color w:val="0000FF"/>
           <w:sz w:val="24"/>
           <w:u w:val="single"/>
         </w:rPr>
-        <w:hyperlink r:id="rId27" w:history="1">
+        <w:hyperlink r:id="rId26" w:history="1">
           <w:r>
             <w:rPr>
               <w:rStyle w:val="Hyperlink"/>

--- a/EXPORTS/DOCX/published/niveau3/English/EMArtis.docx
+++ b/EXPORTS/DOCX/published/niveau3/English/EMArtis.docx
@@ -614,7 +614,14 @@
           <w:color w:val="000000"/>
           <w:sz w:val="24"/>
         </w:rPr>
-        <w:t xml:space="preserve">cted by the </w:t>
+        <w:hyperlink r:id="rId10" w:history="1">
+          <w:r>
+            <w:rPr>
+              <w:rStyle w:val="Hyperlink"/>
+            </w:rPr>
+            <w:t xml:space="preserve">cted by the </w:t>
+          </w:r>
+        </w:hyperlink>
       </w:r>
       <w:r>
         <w:rPr>
@@ -623,8 +630,16 @@
           <w:i w:val="0"/>
           <w:color w:val="0000FF"/>
           <w:sz w:val="24"/>
-        </w:rPr>
-        <w:t>Nie</w:t>
+          <w:u w:val="single"/>
+        </w:rPr>
+        <w:hyperlink r:id="rId10" w:history="1">
+          <w:r>
+            <w:rPr>
+              <w:rStyle w:val="Hyperlink"/>
+            </w:rPr>
+            <w:t>Nie</w:t>
+          </w:r>
+        </w:hyperlink>
       </w:r>
       <w:r>
         <w:rPr>
@@ -664,7 +679,7 @@
           <w:sz w:val="24"/>
           <w:u w:val="single"/>
         </w:rPr>
-        <w:hyperlink r:id="rId11" w:history="1">
+        <w:hyperlink r:id="rId10" w:history="1">
           <w:r>
             <w:rPr>
               <w:rStyle w:val="Hyperlink"/>
@@ -1762,7 +1777,14 @@
           <w:color w:val="000000"/>
           <w:sz w:val="24"/>
         </w:rPr>
-        <w:t>msterda</w:t>
+        <w:hyperlink r:id="rId15" w:history="1">
+          <w:r>
+            <w:rPr>
+              <w:rStyle w:val="Hyperlink"/>
+            </w:rPr>
+            <w:t>msterda</w:t>
+          </w:r>
+        </w:hyperlink>
       </w:r>
       <w:r>
         <w:rPr>
@@ -3557,7 +3579,7 @@
           <w:sz w:val="24"/>
           <w:u w:val="single"/>
         </w:rPr>
-        <w:hyperlink r:id="rId20" w:history="1">
+        <w:hyperlink r:id="rId19" w:history="1">
           <w:r>
             <w:rPr>
               <w:rStyle w:val="Hyperlink"/>
@@ -3586,7 +3608,7 @@
           <w:sz w:val="24"/>
           <w:u w:val="single"/>
         </w:rPr>
-        <w:hyperlink r:id="rId20" w:history="1">
+        <w:hyperlink r:id="rId19" w:history="1">
           <w:r>
             <w:rPr>
               <w:rStyle w:val="Hyperlink"/>
@@ -3603,7 +3625,14 @@
           <w:color w:val="000000"/>
           <w:sz w:val="24"/>
         </w:rPr>
-        <w:t xml:space="preserve">, </w:t>
+        <w:hyperlink r:id="rId19" w:history="1">
+          <w:r>
+            <w:rPr>
+              <w:rStyle w:val="Hyperlink"/>
+            </w:rPr>
+            <w:t xml:space="preserve">, </w:t>
+          </w:r>
+        </w:hyperlink>
       </w:r>
       <w:r>
         <w:rPr>
@@ -3614,7 +3643,7 @@
           <w:sz w:val="24"/>
           <w:u w:val="single"/>
         </w:rPr>
-        <w:hyperlink r:id="rId21" w:history="1">
+        <w:hyperlink r:id="rId19" w:history="1">
           <w:r>
             <w:rPr>
               <w:rStyle w:val="Hyperlink"/>
@@ -3761,7 +3790,7 @@
           <w:sz w:val="24"/>
           <w:u w:val="single"/>
         </w:rPr>
-        <w:hyperlink r:id="rId22" w:history="1">
+        <w:hyperlink r:id="rId21" w:history="1">
           <w:r>
             <w:rPr>
               <w:rStyle w:val="Hyperlink"/>
@@ -3779,7 +3808,7 @@
           <w:sz w:val="24"/>
           <w:u w:val="single"/>
         </w:rPr>
-        <w:hyperlink r:id="rId22" w:history="1">
+        <w:hyperlink r:id="rId21" w:history="1">
           <w:r>
             <w:rPr>
               <w:rStyle w:val="Hyperlink"/>
@@ -3797,7 +3826,7 @@
           <w:sz w:val="24"/>
           <w:u w:val="single"/>
         </w:rPr>
-        <w:hyperlink r:id="rId22" w:history="1">
+        <w:hyperlink r:id="rId21" w:history="1">
           <w:r>
             <w:rPr>
               <w:rStyle w:val="Hyperlink"/>
@@ -3815,7 +3844,7 @@
           <w:sz w:val="24"/>
           <w:u w:val="single"/>
         </w:rPr>
-        <w:hyperlink r:id="rId22" w:history="1">
+        <w:hyperlink r:id="rId21" w:history="1">
           <w:r>
             <w:rPr>
               <w:rStyle w:val="Hyperlink"/>
@@ -3843,7 +3872,7 @@
           <w:sz w:val="24"/>
           <w:u w:val="single"/>
         </w:rPr>
-        <w:hyperlink r:id="rId23" w:history="1">
+        <w:hyperlink r:id="rId22" w:history="1">
           <w:r>
             <w:rPr>
               <w:rStyle w:val="Hyperlink"/>
@@ -3861,7 +3890,7 @@
           <w:sz w:val="24"/>
           <w:u w:val="single"/>
         </w:rPr>
-        <w:hyperlink r:id="rId23" w:history="1">
+        <w:hyperlink r:id="rId22" w:history="1">
           <w:r>
             <w:rPr>
               <w:rStyle w:val="Hyperlink"/>
@@ -3890,7 +3919,7 @@
           <w:sz w:val="24"/>
           <w:u w:val="single"/>
         </w:rPr>
-        <w:hyperlink r:id="rId23" w:history="1">
+        <w:hyperlink r:id="rId22" w:history="1">
           <w:r>
             <w:rPr>
               <w:rStyle w:val="Hyperlink"/>
@@ -4028,7 +4057,7 @@
           <w:sz w:val="24"/>
           <w:u w:val="single"/>
         </w:rPr>
-        <w:hyperlink r:id="rId24" w:history="1">
+        <w:hyperlink r:id="rId23" w:history="1">
           <w:r>
             <w:rPr>
               <w:rStyle w:val="Hyperlink"/>
@@ -4046,7 +4075,7 @@
           <w:sz w:val="24"/>
           <w:u w:val="single"/>
         </w:rPr>
-        <w:hyperlink r:id="rId24" w:history="1">
+        <w:hyperlink r:id="rId23" w:history="1">
           <w:r>
             <w:rPr>
               <w:rStyle w:val="Hyperlink"/>
@@ -4064,7 +4093,7 @@
           <w:sz w:val="24"/>
           <w:u w:val="single"/>
         </w:rPr>
-        <w:hyperlink r:id="rId24" w:history="1">
+        <w:hyperlink r:id="rId23" w:history="1">
           <w:r>
             <w:rPr>
               <w:rStyle w:val="Hyperlink"/>
@@ -4082,7 +4111,7 @@
           <w:sz w:val="24"/>
           <w:u w:val="single"/>
         </w:rPr>
-        <w:hyperlink r:id="rId24" w:history="1">
+        <w:hyperlink r:id="rId23" w:history="1">
           <w:r>
             <w:rPr>
               <w:rStyle w:val="Hyperlink"/>
@@ -4103,7 +4132,7 @@
           <w:sz w:val="24"/>
           <w:u w:val="single"/>
         </w:rPr>
-        <w:hyperlink r:id="rId24" w:history="1">
+        <w:hyperlink r:id="rId23" w:history="1">
           <w:r>
             <w:rPr>
               <w:rStyle w:val="Hyperlink"/>
@@ -4121,7 +4150,7 @@
           <w:sz w:val="24"/>
           <w:u w:val="single"/>
         </w:rPr>
-        <w:hyperlink r:id="rId24" w:history="1">
+        <w:hyperlink r:id="rId23" w:history="1">
           <w:r>
             <w:rPr>
               <w:rStyle w:val="Hyperlink"/>
@@ -4139,7 +4168,7 @@
           <w:sz w:val="24"/>
           <w:u w:val="single"/>
         </w:rPr>
-        <w:hyperlink r:id="rId24" w:history="1">
+        <w:hyperlink r:id="rId23" w:history="1">
           <w:r>
             <w:rPr>
               <w:rStyle w:val="Hyperlink"/>
@@ -4157,7 +4186,7 @@
           <w:sz w:val="24"/>
           <w:u w:val="single"/>
         </w:rPr>
-        <w:hyperlink r:id="rId24" w:history="1">
+        <w:hyperlink r:id="rId23" w:history="1">
           <w:r>
             <w:rPr>
               <w:rStyle w:val="Hyperlink"/>
@@ -4175,7 +4204,7 @@
           <w:sz w:val="24"/>
           <w:u w:val="single"/>
         </w:rPr>
-        <w:hyperlink r:id="rId24" w:history="1">
+        <w:hyperlink r:id="rId23" w:history="1">
           <w:r>
             <w:rPr>
               <w:rStyle w:val="Hyperlink"/>
@@ -4193,7 +4222,7 @@
           <w:sz w:val="24"/>
           <w:u w:val="single"/>
         </w:rPr>
-        <w:hyperlink r:id="rId24" w:history="1">
+        <w:hyperlink r:id="rId23" w:history="1">
           <w:r>
             <w:rPr>
               <w:rStyle w:val="Hyperlink"/>
@@ -4221,7 +4250,7 @@
           <w:sz w:val="24"/>
           <w:u w:val="single"/>
         </w:rPr>
-        <w:hyperlink r:id="rId25" w:history="1">
+        <w:hyperlink r:id="rId24" w:history="1">
           <w:r>
             <w:rPr>
               <w:rStyle w:val="Hyperlink"/>
@@ -4239,7 +4268,7 @@
           <w:sz w:val="24"/>
           <w:u w:val="single"/>
         </w:rPr>
-        <w:hyperlink r:id="rId24" w:history="1">
+        <w:hyperlink r:id="rId23" w:history="1">
           <w:r>
             <w:rPr>
               <w:rStyle w:val="Hyperlink"/>
@@ -4376,7 +4405,7 @@
           <w:sz w:val="24"/>
           <w:u w:val="single"/>
         </w:rPr>
-        <w:hyperlink r:id="rId26" w:history="1">
+        <w:hyperlink r:id="rId25" w:history="1">
           <w:r>
             <w:rPr>
               <w:rStyle w:val="Hyperlink"/>
@@ -4394,7 +4423,7 @@
           <w:sz w:val="24"/>
           <w:u w:val="single"/>
         </w:rPr>
-        <w:hyperlink r:id="rId26" w:history="1">
+        <w:hyperlink r:id="rId25" w:history="1">
           <w:r>
             <w:rPr>
               <w:rStyle w:val="Hyperlink"/>
@@ -4412,7 +4441,7 @@
           <w:sz w:val="24"/>
           <w:u w:val="single"/>
         </w:rPr>
-        <w:hyperlink r:id="rId26" w:history="1">
+        <w:hyperlink r:id="rId25" w:history="1">
           <w:r>
             <w:rPr>
               <w:rStyle w:val="Hyperlink"/>
@@ -4430,7 +4459,7 @@
           <w:sz w:val="24"/>
           <w:u w:val="single"/>
         </w:rPr>
-        <w:hyperlink r:id="rId26" w:history="1">
+        <w:hyperlink r:id="rId25" w:history="1">
           <w:r>
             <w:rPr>
               <w:rStyle w:val="Hyperlink"/>
@@ -4458,7 +4487,7 @@
           <w:sz w:val="24"/>
           <w:u w:val="single"/>
         </w:rPr>
-        <w:hyperlink r:id="rId27" w:history="1">
+        <w:hyperlink r:id="rId26" w:history="1">
           <w:r>
             <w:rPr>
               <w:rStyle w:val="Hyperlink"/>
@@ -4476,7 +4505,7 @@
           <w:sz w:val="24"/>
           <w:u w:val="single"/>
         </w:rPr>
-        <w:hyperlink r:id="rId27" w:history="1">
+        <w:hyperlink r:id="rId26" w:history="1">
           <w:r>
             <w:rPr>
               <w:rStyle w:val="Hyperlink"/>

--- a/EXPORTS/DOCX/published/niveau3/English/EMArtis.docx
+++ b/EXPORTS/DOCX/published/niveau3/English/EMArtis.docx
@@ -614,14 +614,7 @@
           <w:color w:val="000000"/>
           <w:sz w:val="24"/>
         </w:rPr>
-        <w:hyperlink r:id="rId10" w:history="1">
-          <w:r>
-            <w:rPr>
-              <w:rStyle w:val="Hyperlink"/>
-            </w:rPr>
-            <w:t xml:space="preserve">cted by the </w:t>
-          </w:r>
-        </w:hyperlink>
+        <w:t xml:space="preserve">cted by the </w:t>
       </w:r>
       <w:r>
         <w:rPr>
@@ -3561,7 +3554,7 @@
           <w:sz w:val="24"/>
           <w:u w:val="single"/>
         </w:rPr>
-        <w:hyperlink r:id="rId20" w:history="1">
+        <w:hyperlink r:id="rId19" w:history="1">
           <w:r>
             <w:rPr>
               <w:rStyle w:val="Hyperlink"/>
@@ -3608,7 +3601,7 @@
           <w:sz w:val="24"/>
           <w:u w:val="single"/>
         </w:rPr>
-        <w:hyperlink r:id="rId19" w:history="1">
+        <w:hyperlink r:id="rId20" w:history="1">
           <w:r>
             <w:rPr>
               <w:rStyle w:val="Hyperlink"/>
@@ -3672,7 +3665,7 @@
           <w:sz w:val="24"/>
           <w:u w:val="single"/>
         </w:rPr>
-        <w:hyperlink r:id="rId19" w:history="1">
+        <w:hyperlink r:id="rId21" w:history="1">
           <w:r>
             <w:rPr>
               <w:rStyle w:val="Hyperlink"/>
@@ -3790,7 +3783,7 @@
           <w:sz w:val="24"/>
           <w:u w:val="single"/>
         </w:rPr>
-        <w:hyperlink r:id="rId21" w:history="1">
+        <w:hyperlink r:id="rId22" w:history="1">
           <w:r>
             <w:rPr>
               <w:rStyle w:val="Hyperlink"/>
@@ -3808,7 +3801,7 @@
           <w:sz w:val="24"/>
           <w:u w:val="single"/>
         </w:rPr>
-        <w:hyperlink r:id="rId21" w:history="1">
+        <w:hyperlink r:id="rId22" w:history="1">
           <w:r>
             <w:rPr>
               <w:rStyle w:val="Hyperlink"/>
@@ -3826,7 +3819,7 @@
           <w:sz w:val="24"/>
           <w:u w:val="single"/>
         </w:rPr>
-        <w:hyperlink r:id="rId21" w:history="1">
+        <w:hyperlink r:id="rId22" w:history="1">
           <w:r>
             <w:rPr>
               <w:rStyle w:val="Hyperlink"/>
@@ -3844,7 +3837,7 @@
           <w:sz w:val="24"/>
           <w:u w:val="single"/>
         </w:rPr>
-        <w:hyperlink r:id="rId21" w:history="1">
+        <w:hyperlink r:id="rId22" w:history="1">
           <w:r>
             <w:rPr>
               <w:rStyle w:val="Hyperlink"/>
@@ -3919,7 +3912,7 @@
           <w:sz w:val="24"/>
           <w:u w:val="single"/>
         </w:rPr>
-        <w:hyperlink r:id="rId22" w:history="1">
+        <w:hyperlink r:id="rId23" w:history="1">
           <w:r>
             <w:rPr>
               <w:rStyle w:val="Hyperlink"/>
@@ -4057,7 +4050,7 @@
           <w:sz w:val="24"/>
           <w:u w:val="single"/>
         </w:rPr>
-        <w:hyperlink r:id="rId23" w:history="1">
+        <w:hyperlink r:id="rId24" w:history="1">
           <w:r>
             <w:rPr>
               <w:rStyle w:val="Hyperlink"/>
@@ -4075,7 +4068,7 @@
           <w:sz w:val="24"/>
           <w:u w:val="single"/>
         </w:rPr>
-        <w:hyperlink r:id="rId23" w:history="1">
+        <w:hyperlink r:id="rId24" w:history="1">
           <w:r>
             <w:rPr>
               <w:rStyle w:val="Hyperlink"/>
@@ -4093,7 +4086,7 @@
           <w:sz w:val="24"/>
           <w:u w:val="single"/>
         </w:rPr>
-        <w:hyperlink r:id="rId23" w:history="1">
+        <w:hyperlink r:id="rId24" w:history="1">
           <w:r>
             <w:rPr>
               <w:rStyle w:val="Hyperlink"/>
@@ -4111,7 +4104,7 @@
           <w:sz w:val="24"/>
           <w:u w:val="single"/>
         </w:rPr>
-        <w:hyperlink r:id="rId23" w:history="1">
+        <w:hyperlink r:id="rId24" w:history="1">
           <w:r>
             <w:rPr>
               <w:rStyle w:val="Hyperlink"/>
@@ -4132,7 +4125,7 @@
           <w:sz w:val="24"/>
           <w:u w:val="single"/>
         </w:rPr>
-        <w:hyperlink r:id="rId23" w:history="1">
+        <w:hyperlink r:id="rId24" w:history="1">
           <w:r>
             <w:rPr>
               <w:rStyle w:val="Hyperlink"/>
@@ -4150,7 +4143,7 @@
           <w:sz w:val="24"/>
           <w:u w:val="single"/>
         </w:rPr>
-        <w:hyperlink r:id="rId23" w:history="1">
+        <w:hyperlink r:id="rId24" w:history="1">
           <w:r>
             <w:rPr>
               <w:rStyle w:val="Hyperlink"/>
@@ -4168,7 +4161,7 @@
           <w:sz w:val="24"/>
           <w:u w:val="single"/>
         </w:rPr>
-        <w:hyperlink r:id="rId23" w:history="1">
+        <w:hyperlink r:id="rId24" w:history="1">
           <w:r>
             <w:rPr>
               <w:rStyle w:val="Hyperlink"/>
@@ -4186,7 +4179,7 @@
           <w:sz w:val="24"/>
           <w:u w:val="single"/>
         </w:rPr>
-        <w:hyperlink r:id="rId23" w:history="1">
+        <w:hyperlink r:id="rId24" w:history="1">
           <w:r>
             <w:rPr>
               <w:rStyle w:val="Hyperlink"/>
@@ -4204,7 +4197,7 @@
           <w:sz w:val="24"/>
           <w:u w:val="single"/>
         </w:rPr>
-        <w:hyperlink r:id="rId23" w:history="1">
+        <w:hyperlink r:id="rId24" w:history="1">
           <w:r>
             <w:rPr>
               <w:rStyle w:val="Hyperlink"/>
@@ -4222,7 +4215,7 @@
           <w:sz w:val="24"/>
           <w:u w:val="single"/>
         </w:rPr>
-        <w:hyperlink r:id="rId23" w:history="1">
+        <w:hyperlink r:id="rId24" w:history="1">
           <w:r>
             <w:rPr>
               <w:rStyle w:val="Hyperlink"/>
@@ -4250,7 +4243,7 @@
           <w:sz w:val="24"/>
           <w:u w:val="single"/>
         </w:rPr>
-        <w:hyperlink r:id="rId24" w:history="1">
+        <w:hyperlink r:id="rId25" w:history="1">
           <w:r>
             <w:rPr>
               <w:rStyle w:val="Hyperlink"/>
@@ -4268,7 +4261,7 @@
           <w:sz w:val="24"/>
           <w:u w:val="single"/>
         </w:rPr>
-        <w:hyperlink r:id="rId23" w:history="1">
+        <w:hyperlink r:id="rId24" w:history="1">
           <w:r>
             <w:rPr>
               <w:rStyle w:val="Hyperlink"/>
@@ -4405,7 +4398,7 @@
           <w:sz w:val="24"/>
           <w:u w:val="single"/>
         </w:rPr>
-        <w:hyperlink r:id="rId25" w:history="1">
+        <w:hyperlink r:id="rId26" w:history="1">
           <w:r>
             <w:rPr>
               <w:rStyle w:val="Hyperlink"/>
@@ -4423,7 +4416,7 @@
           <w:sz w:val="24"/>
           <w:u w:val="single"/>
         </w:rPr>
-        <w:hyperlink r:id="rId25" w:history="1">
+        <w:hyperlink r:id="rId26" w:history="1">
           <w:r>
             <w:rPr>
               <w:rStyle w:val="Hyperlink"/>
@@ -4441,7 +4434,7 @@
           <w:sz w:val="24"/>
           <w:u w:val="single"/>
         </w:rPr>
-        <w:hyperlink r:id="rId25" w:history="1">
+        <w:hyperlink r:id="rId26" w:history="1">
           <w:r>
             <w:rPr>
               <w:rStyle w:val="Hyperlink"/>
@@ -4459,7 +4452,7 @@
           <w:sz w:val="24"/>
           <w:u w:val="single"/>
         </w:rPr>
-        <w:hyperlink r:id="rId25" w:history="1">
+        <w:hyperlink r:id="rId26" w:history="1">
           <w:r>
             <w:rPr>
               <w:rStyle w:val="Hyperlink"/>
@@ -4534,7 +4527,7 @@
           <w:sz w:val="24"/>
           <w:u w:val="single"/>
         </w:rPr>
-        <w:hyperlink r:id="rId26" w:history="1">
+        <w:hyperlink r:id="rId27" w:history="1">
           <w:r>
             <w:rPr>
               <w:rStyle w:val="Hyperlink"/>

--- a/EXPORTS/DOCX/published/niveau3/English/EMArtis.docx
+++ b/EXPORTS/DOCX/published/niveau3/English/EMArtis.docx
@@ -608,6 +608,7 @@
       </w:r>
       <w:r>
         <w:rPr>
+          <w:u w:val="single" w:color="0000ff"/>
           <w:rFonts w:ascii="Charis SIL Regular" w:hAnsi="Charis SIL Regular" w:eastAsia="Charis SIL Regular"/>
           <w:b w:val="0"/>
           <w:i w:val="0"/>
@@ -672,7 +673,7 @@
           <w:sz w:val="24"/>
           <w:u w:val="single"/>
         </w:rPr>
-        <w:hyperlink r:id="rId10" w:history="1">
+        <w:hyperlink r:id="rId11" w:history="1">
           <w:r>
             <w:rPr>
               <w:rStyle w:val="Hyperlink"/>
@@ -3554,7 +3555,7 @@
           <w:sz w:val="24"/>
           <w:u w:val="single"/>
         </w:rPr>
-        <w:hyperlink r:id="rId19" w:history="1">
+        <w:hyperlink r:id="rId20" w:history="1">
           <w:r>
             <w:rPr>
               <w:rStyle w:val="Hyperlink"/>
@@ -3601,7 +3602,7 @@
           <w:sz w:val="24"/>
           <w:u w:val="single"/>
         </w:rPr>
-        <w:hyperlink r:id="rId20" w:history="1">
+        <w:hyperlink r:id="rId19" w:history="1">
           <w:r>
             <w:rPr>
               <w:rStyle w:val="Hyperlink"/>
@@ -3665,7 +3666,7 @@
           <w:sz w:val="24"/>
           <w:u w:val="single"/>
         </w:rPr>
-        <w:hyperlink r:id="rId21" w:history="1">
+        <w:hyperlink r:id="rId19" w:history="1">
           <w:r>
             <w:rPr>
               <w:rStyle w:val="Hyperlink"/>
@@ -3783,7 +3784,7 @@
           <w:sz w:val="24"/>
           <w:u w:val="single"/>
         </w:rPr>
-        <w:hyperlink r:id="rId22" w:history="1">
+        <w:hyperlink r:id="rId21" w:history="1">
           <w:r>
             <w:rPr>
               <w:rStyle w:val="Hyperlink"/>
@@ -3801,7 +3802,7 @@
           <w:sz w:val="24"/>
           <w:u w:val="single"/>
         </w:rPr>
-        <w:hyperlink r:id="rId22" w:history="1">
+        <w:hyperlink r:id="rId21" w:history="1">
           <w:r>
             <w:rPr>
               <w:rStyle w:val="Hyperlink"/>
@@ -3819,7 +3820,7 @@
           <w:sz w:val="24"/>
           <w:u w:val="single"/>
         </w:rPr>
-        <w:hyperlink r:id="rId22" w:history="1">
+        <w:hyperlink r:id="rId21" w:history="1">
           <w:r>
             <w:rPr>
               <w:rStyle w:val="Hyperlink"/>
@@ -3837,7 +3838,7 @@
           <w:sz w:val="24"/>
           <w:u w:val="single"/>
         </w:rPr>
-        <w:hyperlink r:id="rId22" w:history="1">
+        <w:hyperlink r:id="rId21" w:history="1">
           <w:r>
             <w:rPr>
               <w:rStyle w:val="Hyperlink"/>
@@ -3912,7 +3913,7 @@
           <w:sz w:val="24"/>
           <w:u w:val="single"/>
         </w:rPr>
-        <w:hyperlink r:id="rId23" w:history="1">
+        <w:hyperlink r:id="rId22" w:history="1">
           <w:r>
             <w:rPr>
               <w:rStyle w:val="Hyperlink"/>
@@ -4050,7 +4051,7 @@
           <w:sz w:val="24"/>
           <w:u w:val="single"/>
         </w:rPr>
-        <w:hyperlink r:id="rId24" w:history="1">
+        <w:hyperlink r:id="rId23" w:history="1">
           <w:r>
             <w:rPr>
               <w:rStyle w:val="Hyperlink"/>
@@ -4068,7 +4069,7 @@
           <w:sz w:val="24"/>
           <w:u w:val="single"/>
         </w:rPr>
-        <w:hyperlink r:id="rId24" w:history="1">
+        <w:hyperlink r:id="rId23" w:history="1">
           <w:r>
             <w:rPr>
               <w:rStyle w:val="Hyperlink"/>
@@ -4086,7 +4087,7 @@
           <w:sz w:val="24"/>
           <w:u w:val="single"/>
         </w:rPr>
-        <w:hyperlink r:id="rId24" w:history="1">
+        <w:hyperlink r:id="rId23" w:history="1">
           <w:r>
             <w:rPr>
               <w:rStyle w:val="Hyperlink"/>
@@ -4104,7 +4105,7 @@
           <w:sz w:val="24"/>
           <w:u w:val="single"/>
         </w:rPr>
-        <w:hyperlink r:id="rId24" w:history="1">
+        <w:hyperlink r:id="rId23" w:history="1">
           <w:r>
             <w:rPr>
               <w:rStyle w:val="Hyperlink"/>
@@ -4125,7 +4126,7 @@
           <w:sz w:val="24"/>
           <w:u w:val="single"/>
         </w:rPr>
-        <w:hyperlink r:id="rId24" w:history="1">
+        <w:hyperlink r:id="rId23" w:history="1">
           <w:r>
             <w:rPr>
               <w:rStyle w:val="Hyperlink"/>
@@ -4143,7 +4144,7 @@
           <w:sz w:val="24"/>
           <w:u w:val="single"/>
         </w:rPr>
-        <w:hyperlink r:id="rId24" w:history="1">
+        <w:hyperlink r:id="rId23" w:history="1">
           <w:r>
             <w:rPr>
               <w:rStyle w:val="Hyperlink"/>
@@ -4161,7 +4162,7 @@
           <w:sz w:val="24"/>
           <w:u w:val="single"/>
         </w:rPr>
-        <w:hyperlink r:id="rId24" w:history="1">
+        <w:hyperlink r:id="rId23" w:history="1">
           <w:r>
             <w:rPr>
               <w:rStyle w:val="Hyperlink"/>
@@ -4179,7 +4180,7 @@
           <w:sz w:val="24"/>
           <w:u w:val="single"/>
         </w:rPr>
-        <w:hyperlink r:id="rId24" w:history="1">
+        <w:hyperlink r:id="rId23" w:history="1">
           <w:r>
             <w:rPr>
               <w:rStyle w:val="Hyperlink"/>
@@ -4197,7 +4198,7 @@
           <w:sz w:val="24"/>
           <w:u w:val="single"/>
         </w:rPr>
-        <w:hyperlink r:id="rId24" w:history="1">
+        <w:hyperlink r:id="rId23" w:history="1">
           <w:r>
             <w:rPr>
               <w:rStyle w:val="Hyperlink"/>
@@ -4215,7 +4216,7 @@
           <w:sz w:val="24"/>
           <w:u w:val="single"/>
         </w:rPr>
-        <w:hyperlink r:id="rId24" w:history="1">
+        <w:hyperlink r:id="rId23" w:history="1">
           <w:r>
             <w:rPr>
               <w:rStyle w:val="Hyperlink"/>
@@ -4243,7 +4244,7 @@
           <w:sz w:val="24"/>
           <w:u w:val="single"/>
         </w:rPr>
-        <w:hyperlink r:id="rId25" w:history="1">
+        <w:hyperlink r:id="rId24" w:history="1">
           <w:r>
             <w:rPr>
               <w:rStyle w:val="Hyperlink"/>
@@ -4261,7 +4262,7 @@
           <w:sz w:val="24"/>
           <w:u w:val="single"/>
         </w:rPr>
-        <w:hyperlink r:id="rId24" w:history="1">
+        <w:hyperlink r:id="rId23" w:history="1">
           <w:r>
             <w:rPr>
               <w:rStyle w:val="Hyperlink"/>
@@ -4398,7 +4399,7 @@
           <w:sz w:val="24"/>
           <w:u w:val="single"/>
         </w:rPr>
-        <w:hyperlink r:id="rId26" w:history="1">
+        <w:hyperlink r:id="rId25" w:history="1">
           <w:r>
             <w:rPr>
               <w:rStyle w:val="Hyperlink"/>
@@ -4416,7 +4417,7 @@
           <w:sz w:val="24"/>
           <w:u w:val="single"/>
         </w:rPr>
-        <w:hyperlink r:id="rId26" w:history="1">
+        <w:hyperlink r:id="rId25" w:history="1">
           <w:r>
             <w:rPr>
               <w:rStyle w:val="Hyperlink"/>
@@ -4434,7 +4435,7 @@
           <w:sz w:val="24"/>
           <w:u w:val="single"/>
         </w:rPr>
-        <w:hyperlink r:id="rId26" w:history="1">
+        <w:hyperlink r:id="rId25" w:history="1">
           <w:r>
             <w:rPr>
               <w:rStyle w:val="Hyperlink"/>
@@ -4452,7 +4453,7 @@
           <w:sz w:val="24"/>
           <w:u w:val="single"/>
         </w:rPr>
-        <w:hyperlink r:id="rId26" w:history="1">
+        <w:hyperlink r:id="rId25" w:history="1">
           <w:r>
             <w:rPr>
               <w:rStyle w:val="Hyperlink"/>
@@ -4480,7 +4481,7 @@
           <w:sz w:val="24"/>
           <w:u w:val="single"/>
         </w:rPr>
-        <w:hyperlink r:id="rId26" w:history="1">
+        <w:hyperlink r:id="rId25" w:history="1">
           <w:r>
             <w:rPr>
               <w:rStyle w:val="Hyperlink"/>
@@ -4498,7 +4499,7 @@
           <w:sz w:val="24"/>
           <w:u w:val="single"/>
         </w:rPr>
-        <w:hyperlink r:id="rId26" w:history="1">
+        <w:hyperlink r:id="rId25" w:history="1">
           <w:r>
             <w:rPr>
               <w:rStyle w:val="Hyperlink"/>
@@ -4527,7 +4528,7 @@
           <w:sz w:val="24"/>
           <w:u w:val="single"/>
         </w:rPr>
-        <w:hyperlink r:id="rId27" w:history="1">
+        <w:hyperlink r:id="rId26" w:history="1">
           <w:r>
             <w:rPr>
               <w:rStyle w:val="Hyperlink"/>

--- a/EXPORTS/DOCX/published/niveau3/English/EMArtis.docx
+++ b/EXPORTS/DOCX/published/niveau3/English/EMArtis.docx
@@ -673,7 +673,7 @@
           <w:sz w:val="24"/>
           <w:u w:val="single"/>
         </w:rPr>
-        <w:hyperlink r:id="rId11" w:history="1">
+        <w:hyperlink r:id="rId10" w:history="1">
           <w:r>
             <w:rPr>
               <w:rStyle w:val="Hyperlink"/>
@@ -3573,7 +3573,7 @@
           <w:sz w:val="24"/>
           <w:u w:val="single"/>
         </w:rPr>
-        <w:hyperlink r:id="rId19" w:history="1">
+        <w:hyperlink r:id="rId20" w:history="1">
           <w:r>
             <w:rPr>
               <w:rStyle w:val="Hyperlink"/>
@@ -3602,7 +3602,7 @@
           <w:sz w:val="24"/>
           <w:u w:val="single"/>
         </w:rPr>
-        <w:hyperlink r:id="rId19" w:history="1">
+        <w:hyperlink r:id="rId20" w:history="1">
           <w:r>
             <w:rPr>
               <w:rStyle w:val="Hyperlink"/>
@@ -3619,14 +3619,7 @@
           <w:color w:val="000000"/>
           <w:sz w:val="24"/>
         </w:rPr>
-        <w:hyperlink r:id="rId19" w:history="1">
-          <w:r>
-            <w:rPr>
-              <w:rStyle w:val="Hyperlink"/>
-            </w:rPr>
-            <w:t xml:space="preserve">, </w:t>
-          </w:r>
-        </w:hyperlink>
+        <w:t xml:space="preserve">, </w:t>
       </w:r>
       <w:r>
         <w:rPr>
@@ -3637,7 +3630,7 @@
           <w:sz w:val="24"/>
           <w:u w:val="single"/>
         </w:rPr>
-        <w:hyperlink r:id="rId19" w:history="1">
+        <w:hyperlink r:id="rId21" w:history="1">
           <w:r>
             <w:rPr>
               <w:rStyle w:val="Hyperlink"/>
@@ -3666,7 +3659,7 @@
           <w:sz w:val="24"/>
           <w:u w:val="single"/>
         </w:rPr>
-        <w:hyperlink r:id="rId19" w:history="1">
+        <w:hyperlink r:id="rId21" w:history="1">
           <w:r>
             <w:rPr>
               <w:rStyle w:val="Hyperlink"/>
@@ -3784,7 +3777,7 @@
           <w:sz w:val="24"/>
           <w:u w:val="single"/>
         </w:rPr>
-        <w:hyperlink r:id="rId21" w:history="1">
+        <w:hyperlink r:id="rId22" w:history="1">
           <w:r>
             <w:rPr>
               <w:rStyle w:val="Hyperlink"/>
@@ -3802,7 +3795,7 @@
           <w:sz w:val="24"/>
           <w:u w:val="single"/>
         </w:rPr>
-        <w:hyperlink r:id="rId21" w:history="1">
+        <w:hyperlink r:id="rId22" w:history="1">
           <w:r>
             <w:rPr>
               <w:rStyle w:val="Hyperlink"/>
@@ -3820,7 +3813,7 @@
           <w:sz w:val="24"/>
           <w:u w:val="single"/>
         </w:rPr>
-        <w:hyperlink r:id="rId21" w:history="1">
+        <w:hyperlink r:id="rId22" w:history="1">
           <w:r>
             <w:rPr>
               <w:rStyle w:val="Hyperlink"/>
@@ -3838,7 +3831,7 @@
           <w:sz w:val="24"/>
           <w:u w:val="single"/>
         </w:rPr>
-        <w:hyperlink r:id="rId21" w:history="1">
+        <w:hyperlink r:id="rId22" w:history="1">
           <w:r>
             <w:rPr>
               <w:rStyle w:val="Hyperlink"/>
@@ -3866,7 +3859,7 @@
           <w:sz w:val="24"/>
           <w:u w:val="single"/>
         </w:rPr>
-        <w:hyperlink r:id="rId22" w:history="1">
+        <w:hyperlink r:id="rId23" w:history="1">
           <w:r>
             <w:rPr>
               <w:rStyle w:val="Hyperlink"/>
@@ -3884,7 +3877,7 @@
           <w:sz w:val="24"/>
           <w:u w:val="single"/>
         </w:rPr>
-        <w:hyperlink r:id="rId22" w:history="1">
+        <w:hyperlink r:id="rId23" w:history="1">
           <w:r>
             <w:rPr>
               <w:rStyle w:val="Hyperlink"/>
@@ -3913,7 +3906,7 @@
           <w:sz w:val="24"/>
           <w:u w:val="single"/>
         </w:rPr>
-        <w:hyperlink r:id="rId22" w:history="1">
+        <w:hyperlink r:id="rId23" w:history="1">
           <w:r>
             <w:rPr>
               <w:rStyle w:val="Hyperlink"/>
@@ -4051,7 +4044,7 @@
           <w:sz w:val="24"/>
           <w:u w:val="single"/>
         </w:rPr>
-        <w:hyperlink r:id="rId23" w:history="1">
+        <w:hyperlink r:id="rId24" w:history="1">
           <w:r>
             <w:rPr>
               <w:rStyle w:val="Hyperlink"/>
@@ -4069,7 +4062,7 @@
           <w:sz w:val="24"/>
           <w:u w:val="single"/>
         </w:rPr>
-        <w:hyperlink r:id="rId23" w:history="1">
+        <w:hyperlink r:id="rId24" w:history="1">
           <w:r>
             <w:rPr>
               <w:rStyle w:val="Hyperlink"/>
@@ -4087,7 +4080,7 @@
           <w:sz w:val="24"/>
           <w:u w:val="single"/>
         </w:rPr>
-        <w:hyperlink r:id="rId23" w:history="1">
+        <w:hyperlink r:id="rId24" w:history="1">
           <w:r>
             <w:rPr>
               <w:rStyle w:val="Hyperlink"/>
@@ -4105,7 +4098,7 @@
           <w:sz w:val="24"/>
           <w:u w:val="single"/>
         </w:rPr>
-        <w:hyperlink r:id="rId23" w:history="1">
+        <w:hyperlink r:id="rId24" w:history="1">
           <w:r>
             <w:rPr>
               <w:rStyle w:val="Hyperlink"/>
@@ -4126,7 +4119,7 @@
           <w:sz w:val="24"/>
           <w:u w:val="single"/>
         </w:rPr>
-        <w:hyperlink r:id="rId23" w:history="1">
+        <w:hyperlink r:id="rId24" w:history="1">
           <w:r>
             <w:rPr>
               <w:rStyle w:val="Hyperlink"/>
@@ -4144,7 +4137,7 @@
           <w:sz w:val="24"/>
           <w:u w:val="single"/>
         </w:rPr>
-        <w:hyperlink r:id="rId23" w:history="1">
+        <w:hyperlink r:id="rId24" w:history="1">
           <w:r>
             <w:rPr>
               <w:rStyle w:val="Hyperlink"/>
@@ -4162,7 +4155,7 @@
           <w:sz w:val="24"/>
           <w:u w:val="single"/>
         </w:rPr>
-        <w:hyperlink r:id="rId23" w:history="1">
+        <w:hyperlink r:id="rId24" w:history="1">
           <w:r>
             <w:rPr>
               <w:rStyle w:val="Hyperlink"/>
@@ -4180,7 +4173,7 @@
           <w:sz w:val="24"/>
           <w:u w:val="single"/>
         </w:rPr>
-        <w:hyperlink r:id="rId23" w:history="1">
+        <w:hyperlink r:id="rId24" w:history="1">
           <w:r>
             <w:rPr>
               <w:rStyle w:val="Hyperlink"/>
@@ -4198,7 +4191,7 @@
           <w:sz w:val="24"/>
           <w:u w:val="single"/>
         </w:rPr>
-        <w:hyperlink r:id="rId23" w:history="1">
+        <w:hyperlink r:id="rId24" w:history="1">
           <w:r>
             <w:rPr>
               <w:rStyle w:val="Hyperlink"/>
@@ -4216,7 +4209,7 @@
           <w:sz w:val="24"/>
           <w:u w:val="single"/>
         </w:rPr>
-        <w:hyperlink r:id="rId23" w:history="1">
+        <w:hyperlink r:id="rId24" w:history="1">
           <w:r>
             <w:rPr>
               <w:rStyle w:val="Hyperlink"/>
@@ -4244,7 +4237,7 @@
           <w:sz w:val="24"/>
           <w:u w:val="single"/>
         </w:rPr>
-        <w:hyperlink r:id="rId24" w:history="1">
+        <w:hyperlink r:id="rId25" w:history="1">
           <w:r>
             <w:rPr>
               <w:rStyle w:val="Hyperlink"/>
@@ -4262,7 +4255,7 @@
           <w:sz w:val="24"/>
           <w:u w:val="single"/>
         </w:rPr>
-        <w:hyperlink r:id="rId23" w:history="1">
+        <w:hyperlink r:id="rId25" w:history="1">
           <w:r>
             <w:rPr>
               <w:rStyle w:val="Hyperlink"/>
@@ -4399,7 +4392,7 @@
           <w:sz w:val="24"/>
           <w:u w:val="single"/>
         </w:rPr>
-        <w:hyperlink r:id="rId25" w:history="1">
+        <w:hyperlink r:id="rId26" w:history="1">
           <w:r>
             <w:rPr>
               <w:rStyle w:val="Hyperlink"/>
@@ -4417,7 +4410,7 @@
           <w:sz w:val="24"/>
           <w:u w:val="single"/>
         </w:rPr>
-        <w:hyperlink r:id="rId25" w:history="1">
+        <w:hyperlink r:id="rId26" w:history="1">
           <w:r>
             <w:rPr>
               <w:rStyle w:val="Hyperlink"/>
@@ -4435,7 +4428,7 @@
           <w:sz w:val="24"/>
           <w:u w:val="single"/>
         </w:rPr>
-        <w:hyperlink r:id="rId25" w:history="1">
+        <w:hyperlink r:id="rId26" w:history="1">
           <w:r>
             <w:rPr>
               <w:rStyle w:val="Hyperlink"/>
@@ -4453,7 +4446,7 @@
           <w:sz w:val="24"/>
           <w:u w:val="single"/>
         </w:rPr>
-        <w:hyperlink r:id="rId25" w:history="1">
+        <w:hyperlink r:id="rId26" w:history="1">
           <w:r>
             <w:rPr>
               <w:rStyle w:val="Hyperlink"/>
@@ -4481,7 +4474,7 @@
           <w:sz w:val="24"/>
           <w:u w:val="single"/>
         </w:rPr>
-        <w:hyperlink r:id="rId25" w:history="1">
+        <w:hyperlink r:id="rId27" w:history="1">
           <w:r>
             <w:rPr>
               <w:rStyle w:val="Hyperlink"/>
@@ -4499,7 +4492,7 @@
           <w:sz w:val="24"/>
           <w:u w:val="single"/>
         </w:rPr>
-        <w:hyperlink r:id="rId25" w:history="1">
+        <w:hyperlink r:id="rId27" w:history="1">
           <w:r>
             <w:rPr>
               <w:rStyle w:val="Hyperlink"/>
@@ -4528,7 +4521,7 @@
           <w:sz w:val="24"/>
           <w:u w:val="single"/>
         </w:rPr>
-        <w:hyperlink r:id="rId26" w:history="1">
+        <w:hyperlink r:id="rId27" w:history="1">
           <w:r>
             <w:rPr>
               <w:rStyle w:val="Hyperlink"/>

--- a/EXPORTS/DOCX/published/niveau3/English/EMArtis.docx
+++ b/EXPORTS/DOCX/published/niveau3/English/EMArtis.docx
@@ -3555,7 +3555,7 @@
           <w:sz w:val="24"/>
           <w:u w:val="single"/>
         </w:rPr>
-        <w:hyperlink r:id="rId20" w:history="1">
+        <w:hyperlink r:id="rId19" w:history="1">
           <w:r>
             <w:rPr>
               <w:rStyle w:val="Hyperlink"/>
@@ -3573,7 +3573,7 @@
           <w:sz w:val="24"/>
           <w:u w:val="single"/>
         </w:rPr>
-        <w:hyperlink r:id="rId20" w:history="1">
+        <w:hyperlink r:id="rId19" w:history="1">
           <w:r>
             <w:rPr>
               <w:rStyle w:val="Hyperlink"/>
@@ -3602,7 +3602,7 @@
           <w:sz w:val="24"/>
           <w:u w:val="single"/>
         </w:rPr>
-        <w:hyperlink r:id="rId20" w:history="1">
+        <w:hyperlink r:id="rId19" w:history="1">
           <w:r>
             <w:rPr>
               <w:rStyle w:val="Hyperlink"/>
@@ -3619,7 +3619,14 @@
           <w:color w:val="000000"/>
           <w:sz w:val="24"/>
         </w:rPr>
-        <w:t xml:space="preserve">, </w:t>
+        <w:hyperlink r:id="rId19" w:history="1">
+          <w:r>
+            <w:rPr>
+              <w:rStyle w:val="Hyperlink"/>
+            </w:rPr>
+            <w:t xml:space="preserve">, </w:t>
+          </w:r>
+        </w:hyperlink>
       </w:r>
       <w:r>
         <w:rPr>
@@ -3630,7 +3637,7 @@
           <w:sz w:val="24"/>
           <w:u w:val="single"/>
         </w:rPr>
-        <w:hyperlink r:id="rId21" w:history="1">
+        <w:hyperlink r:id="rId19" w:history="1">
           <w:r>
             <w:rPr>
               <w:rStyle w:val="Hyperlink"/>
@@ -3659,7 +3666,7 @@
           <w:sz w:val="24"/>
           <w:u w:val="single"/>
         </w:rPr>
-        <w:hyperlink r:id="rId21" w:history="1">
+        <w:hyperlink r:id="rId19" w:history="1">
           <w:r>
             <w:rPr>
               <w:rStyle w:val="Hyperlink"/>
@@ -3777,7 +3784,7 @@
           <w:sz w:val="24"/>
           <w:u w:val="single"/>
         </w:rPr>
-        <w:hyperlink r:id="rId22" w:history="1">
+        <w:hyperlink r:id="rId20" w:history="1">
           <w:r>
             <w:rPr>
               <w:rStyle w:val="Hyperlink"/>
@@ -3795,7 +3802,7 @@
           <w:sz w:val="24"/>
           <w:u w:val="single"/>
         </w:rPr>
-        <w:hyperlink r:id="rId22" w:history="1">
+        <w:hyperlink r:id="rId20" w:history="1">
           <w:r>
             <w:rPr>
               <w:rStyle w:val="Hyperlink"/>
@@ -3813,7 +3820,7 @@
           <w:sz w:val="24"/>
           <w:u w:val="single"/>
         </w:rPr>
-        <w:hyperlink r:id="rId22" w:history="1">
+        <w:hyperlink r:id="rId20" w:history="1">
           <w:r>
             <w:rPr>
               <w:rStyle w:val="Hyperlink"/>
@@ -3831,7 +3838,7 @@
           <w:sz w:val="24"/>
           <w:u w:val="single"/>
         </w:rPr>
-        <w:hyperlink r:id="rId22" w:history="1">
+        <w:hyperlink r:id="rId20" w:history="1">
           <w:r>
             <w:rPr>
               <w:rStyle w:val="Hyperlink"/>
@@ -3859,7 +3866,7 @@
           <w:sz w:val="24"/>
           <w:u w:val="single"/>
         </w:rPr>
-        <w:hyperlink r:id="rId23" w:history="1">
+        <w:hyperlink r:id="rId21" w:history="1">
           <w:r>
             <w:rPr>
               <w:rStyle w:val="Hyperlink"/>
@@ -3877,7 +3884,7 @@
           <w:sz w:val="24"/>
           <w:u w:val="single"/>
         </w:rPr>
-        <w:hyperlink r:id="rId23" w:history="1">
+        <w:hyperlink r:id="rId20" w:history="1">
           <w:r>
             <w:rPr>
               <w:rStyle w:val="Hyperlink"/>
@@ -3906,7 +3913,7 @@
           <w:sz w:val="24"/>
           <w:u w:val="single"/>
         </w:rPr>
-        <w:hyperlink r:id="rId23" w:history="1">
+        <w:hyperlink r:id="rId20" w:history="1">
           <w:r>
             <w:rPr>
               <w:rStyle w:val="Hyperlink"/>
@@ -4044,7 +4051,7 @@
           <w:sz w:val="24"/>
           <w:u w:val="single"/>
         </w:rPr>
-        <w:hyperlink r:id="rId24" w:history="1">
+        <w:hyperlink r:id="rId22" w:history="1">
           <w:r>
             <w:rPr>
               <w:rStyle w:val="Hyperlink"/>
@@ -4062,7 +4069,7 @@
           <w:sz w:val="24"/>
           <w:u w:val="single"/>
         </w:rPr>
-        <w:hyperlink r:id="rId24" w:history="1">
+        <w:hyperlink r:id="rId22" w:history="1">
           <w:r>
             <w:rPr>
               <w:rStyle w:val="Hyperlink"/>
@@ -4080,7 +4087,7 @@
           <w:sz w:val="24"/>
           <w:u w:val="single"/>
         </w:rPr>
-        <w:hyperlink r:id="rId24" w:history="1">
+        <w:hyperlink r:id="rId22" w:history="1">
           <w:r>
             <w:rPr>
               <w:rStyle w:val="Hyperlink"/>
@@ -4098,7 +4105,7 @@
           <w:sz w:val="24"/>
           <w:u w:val="single"/>
         </w:rPr>
-        <w:hyperlink r:id="rId24" w:history="1">
+        <w:hyperlink r:id="rId22" w:history="1">
           <w:r>
             <w:rPr>
               <w:rStyle w:val="Hyperlink"/>
@@ -4119,7 +4126,7 @@
           <w:sz w:val="24"/>
           <w:u w:val="single"/>
         </w:rPr>
-        <w:hyperlink r:id="rId24" w:history="1">
+        <w:hyperlink r:id="rId22" w:history="1">
           <w:r>
             <w:rPr>
               <w:rStyle w:val="Hyperlink"/>
@@ -4137,7 +4144,7 @@
           <w:sz w:val="24"/>
           <w:u w:val="single"/>
         </w:rPr>
-        <w:hyperlink r:id="rId24" w:history="1">
+        <w:hyperlink r:id="rId22" w:history="1">
           <w:r>
             <w:rPr>
               <w:rStyle w:val="Hyperlink"/>
@@ -4155,7 +4162,7 @@
           <w:sz w:val="24"/>
           <w:u w:val="single"/>
         </w:rPr>
-        <w:hyperlink r:id="rId24" w:history="1">
+        <w:hyperlink r:id="rId22" w:history="1">
           <w:r>
             <w:rPr>
               <w:rStyle w:val="Hyperlink"/>
@@ -4173,7 +4180,7 @@
           <w:sz w:val="24"/>
           <w:u w:val="single"/>
         </w:rPr>
-        <w:hyperlink r:id="rId24" w:history="1">
+        <w:hyperlink r:id="rId22" w:history="1">
           <w:r>
             <w:rPr>
               <w:rStyle w:val="Hyperlink"/>
@@ -4191,7 +4198,7 @@
           <w:sz w:val="24"/>
           <w:u w:val="single"/>
         </w:rPr>
-        <w:hyperlink r:id="rId24" w:history="1">
+        <w:hyperlink r:id="rId22" w:history="1">
           <w:r>
             <w:rPr>
               <w:rStyle w:val="Hyperlink"/>
@@ -4209,7 +4216,7 @@
           <w:sz w:val="24"/>
           <w:u w:val="single"/>
         </w:rPr>
-        <w:hyperlink r:id="rId24" w:history="1">
+        <w:hyperlink r:id="rId22" w:history="1">
           <w:r>
             <w:rPr>
               <w:rStyle w:val="Hyperlink"/>
@@ -4237,7 +4244,7 @@
           <w:sz w:val="24"/>
           <w:u w:val="single"/>
         </w:rPr>
-        <w:hyperlink r:id="rId25" w:history="1">
+        <w:hyperlink r:id="rId23" w:history="1">
           <w:r>
             <w:rPr>
               <w:rStyle w:val="Hyperlink"/>
@@ -4255,7 +4262,7 @@
           <w:sz w:val="24"/>
           <w:u w:val="single"/>
         </w:rPr>
-        <w:hyperlink r:id="rId25" w:history="1">
+        <w:hyperlink r:id="rId22" w:history="1">
           <w:r>
             <w:rPr>
               <w:rStyle w:val="Hyperlink"/>
@@ -4392,7 +4399,7 @@
           <w:sz w:val="24"/>
           <w:u w:val="single"/>
         </w:rPr>
-        <w:hyperlink r:id="rId26" w:history="1">
+        <w:hyperlink r:id="rId24" w:history="1">
           <w:r>
             <w:rPr>
               <w:rStyle w:val="Hyperlink"/>
@@ -4410,7 +4417,7 @@
           <w:sz w:val="24"/>
           <w:u w:val="single"/>
         </w:rPr>
-        <w:hyperlink r:id="rId26" w:history="1">
+        <w:hyperlink r:id="rId24" w:history="1">
           <w:r>
             <w:rPr>
               <w:rStyle w:val="Hyperlink"/>
@@ -4428,7 +4435,7 @@
           <w:sz w:val="24"/>
           <w:u w:val="single"/>
         </w:rPr>
-        <w:hyperlink r:id="rId26" w:history="1">
+        <w:hyperlink r:id="rId24" w:history="1">
           <w:r>
             <w:rPr>
               <w:rStyle w:val="Hyperlink"/>
@@ -4446,7 +4453,7 @@
           <w:sz w:val="24"/>
           <w:u w:val="single"/>
         </w:rPr>
-        <w:hyperlink r:id="rId26" w:history="1">
+        <w:hyperlink r:id="rId24" w:history="1">
           <w:r>
             <w:rPr>
               <w:rStyle w:val="Hyperlink"/>
@@ -4474,7 +4481,7 @@
           <w:sz w:val="24"/>
           <w:u w:val="single"/>
         </w:rPr>
-        <w:hyperlink r:id="rId27" w:history="1">
+        <w:hyperlink r:id="rId25" w:history="1">
           <w:r>
             <w:rPr>
               <w:rStyle w:val="Hyperlink"/>
@@ -4492,7 +4499,7 @@
           <w:sz w:val="24"/>
           <w:u w:val="single"/>
         </w:rPr>
-        <w:hyperlink r:id="rId27" w:history="1">
+        <w:hyperlink r:id="rId24" w:history="1">
           <w:r>
             <w:rPr>
               <w:rStyle w:val="Hyperlink"/>
@@ -4521,7 +4528,7 @@
           <w:sz w:val="24"/>
           <w:u w:val="single"/>
         </w:rPr>
-        <w:hyperlink r:id="rId27" w:history="1">
+        <w:hyperlink r:id="rId25" w:history="1">
           <w:r>
             <w:rPr>
               <w:rStyle w:val="Hyperlink"/>

--- a/EXPORTS/DOCX/published/niveau3/English/EMArtis.docx
+++ b/EXPORTS/DOCX/published/niveau3/English/EMArtis.docx
@@ -3602,7 +3602,7 @@
           <w:sz w:val="24"/>
           <w:u w:val="single"/>
         </w:rPr>
-        <w:hyperlink r:id="rId19" w:history="1">
+        <w:hyperlink r:id="rId20" w:history="1">
           <w:r>
             <w:rPr>
               <w:rStyle w:val="Hyperlink"/>
@@ -3637,7 +3637,7 @@
           <w:sz w:val="24"/>
           <w:u w:val="single"/>
         </w:rPr>
-        <w:hyperlink r:id="rId19" w:history="1">
+        <w:hyperlink r:id="rId21" w:history="1">
           <w:r>
             <w:rPr>
               <w:rStyle w:val="Hyperlink"/>
@@ -3666,7 +3666,7 @@
           <w:sz w:val="24"/>
           <w:u w:val="single"/>
         </w:rPr>
-        <w:hyperlink r:id="rId19" w:history="1">
+        <w:hyperlink r:id="rId21" w:history="1">
           <w:r>
             <w:rPr>
               <w:rStyle w:val="Hyperlink"/>
@@ -3784,7 +3784,7 @@
           <w:sz w:val="24"/>
           <w:u w:val="single"/>
         </w:rPr>
-        <w:hyperlink r:id="rId20" w:history="1">
+        <w:hyperlink r:id="rId22" w:history="1">
           <w:r>
             <w:rPr>
               <w:rStyle w:val="Hyperlink"/>
@@ -3802,7 +3802,7 @@
           <w:sz w:val="24"/>
           <w:u w:val="single"/>
         </w:rPr>
-        <w:hyperlink r:id="rId20" w:history="1">
+        <w:hyperlink r:id="rId22" w:history="1">
           <w:r>
             <w:rPr>
               <w:rStyle w:val="Hyperlink"/>
@@ -3820,7 +3820,7 @@
           <w:sz w:val="24"/>
           <w:u w:val="single"/>
         </w:rPr>
-        <w:hyperlink r:id="rId20" w:history="1">
+        <w:hyperlink r:id="rId22" w:history="1">
           <w:r>
             <w:rPr>
               <w:rStyle w:val="Hyperlink"/>
@@ -3838,7 +3838,7 @@
           <w:sz w:val="24"/>
           <w:u w:val="single"/>
         </w:rPr>
-        <w:hyperlink r:id="rId20" w:history="1">
+        <w:hyperlink r:id="rId22" w:history="1">
           <w:r>
             <w:rPr>
               <w:rStyle w:val="Hyperlink"/>
@@ -3866,7 +3866,7 @@
           <w:sz w:val="24"/>
           <w:u w:val="single"/>
         </w:rPr>
-        <w:hyperlink r:id="rId21" w:history="1">
+        <w:hyperlink r:id="rId22" w:history="1">
           <w:r>
             <w:rPr>
               <w:rStyle w:val="Hyperlink"/>
@@ -3884,7 +3884,7 @@
           <w:sz w:val="24"/>
           <w:u w:val="single"/>
         </w:rPr>
-        <w:hyperlink r:id="rId20" w:history="1">
+        <w:hyperlink r:id="rId22" w:history="1">
           <w:r>
             <w:rPr>
               <w:rStyle w:val="Hyperlink"/>
@@ -3913,7 +3913,7 @@
           <w:sz w:val="24"/>
           <w:u w:val="single"/>
         </w:rPr>
-        <w:hyperlink r:id="rId20" w:history="1">
+        <w:hyperlink r:id="rId22" w:history="1">
           <w:r>
             <w:rPr>
               <w:rStyle w:val="Hyperlink"/>
@@ -4051,7 +4051,7 @@
           <w:sz w:val="24"/>
           <w:u w:val="single"/>
         </w:rPr>
-        <w:hyperlink r:id="rId22" w:history="1">
+        <w:hyperlink r:id="rId23" w:history="1">
           <w:r>
             <w:rPr>
               <w:rStyle w:val="Hyperlink"/>
@@ -4069,7 +4069,7 @@
           <w:sz w:val="24"/>
           <w:u w:val="single"/>
         </w:rPr>
-        <w:hyperlink r:id="rId22" w:history="1">
+        <w:hyperlink r:id="rId23" w:history="1">
           <w:r>
             <w:rPr>
               <w:rStyle w:val="Hyperlink"/>
@@ -4087,7 +4087,7 @@
           <w:sz w:val="24"/>
           <w:u w:val="single"/>
         </w:rPr>
-        <w:hyperlink r:id="rId22" w:history="1">
+        <w:hyperlink r:id="rId23" w:history="1">
           <w:r>
             <w:rPr>
               <w:rStyle w:val="Hyperlink"/>
@@ -4105,7 +4105,7 @@
           <w:sz w:val="24"/>
           <w:u w:val="single"/>
         </w:rPr>
-        <w:hyperlink r:id="rId22" w:history="1">
+        <w:hyperlink r:id="rId23" w:history="1">
           <w:r>
             <w:rPr>
               <w:rStyle w:val="Hyperlink"/>
@@ -4126,7 +4126,7 @@
           <w:sz w:val="24"/>
           <w:u w:val="single"/>
         </w:rPr>
-        <w:hyperlink r:id="rId22" w:history="1">
+        <w:hyperlink r:id="rId23" w:history="1">
           <w:r>
             <w:rPr>
               <w:rStyle w:val="Hyperlink"/>
@@ -4144,7 +4144,7 @@
           <w:sz w:val="24"/>
           <w:u w:val="single"/>
         </w:rPr>
-        <w:hyperlink r:id="rId22" w:history="1">
+        <w:hyperlink r:id="rId23" w:history="1">
           <w:r>
             <w:rPr>
               <w:rStyle w:val="Hyperlink"/>
@@ -4162,7 +4162,7 @@
           <w:sz w:val="24"/>
           <w:u w:val="single"/>
         </w:rPr>
-        <w:hyperlink r:id="rId22" w:history="1">
+        <w:hyperlink r:id="rId23" w:history="1">
           <w:r>
             <w:rPr>
               <w:rStyle w:val="Hyperlink"/>
@@ -4180,7 +4180,7 @@
           <w:sz w:val="24"/>
           <w:u w:val="single"/>
         </w:rPr>
-        <w:hyperlink r:id="rId22" w:history="1">
+        <w:hyperlink r:id="rId23" w:history="1">
           <w:r>
             <w:rPr>
               <w:rStyle w:val="Hyperlink"/>
@@ -4198,7 +4198,7 @@
           <w:sz w:val="24"/>
           <w:u w:val="single"/>
         </w:rPr>
-        <w:hyperlink r:id="rId22" w:history="1">
+        <w:hyperlink r:id="rId23" w:history="1">
           <w:r>
             <w:rPr>
               <w:rStyle w:val="Hyperlink"/>
@@ -4216,7 +4216,7 @@
           <w:sz w:val="24"/>
           <w:u w:val="single"/>
         </w:rPr>
-        <w:hyperlink r:id="rId22" w:history="1">
+        <w:hyperlink r:id="rId23" w:history="1">
           <w:r>
             <w:rPr>
               <w:rStyle w:val="Hyperlink"/>
@@ -4244,7 +4244,7 @@
           <w:sz w:val="24"/>
           <w:u w:val="single"/>
         </w:rPr>
-        <w:hyperlink r:id="rId23" w:history="1">
+        <w:hyperlink r:id="rId24" w:history="1">
           <w:r>
             <w:rPr>
               <w:rStyle w:val="Hyperlink"/>
@@ -4262,7 +4262,7 @@
           <w:sz w:val="24"/>
           <w:u w:val="single"/>
         </w:rPr>
-        <w:hyperlink r:id="rId22" w:history="1">
+        <w:hyperlink r:id="rId23" w:history="1">
           <w:r>
             <w:rPr>
               <w:rStyle w:val="Hyperlink"/>
@@ -4399,7 +4399,7 @@
           <w:sz w:val="24"/>
           <w:u w:val="single"/>
         </w:rPr>
-        <w:hyperlink r:id="rId24" w:history="1">
+        <w:hyperlink r:id="rId25" w:history="1">
           <w:r>
             <w:rPr>
               <w:rStyle w:val="Hyperlink"/>
@@ -4417,7 +4417,7 @@
           <w:sz w:val="24"/>
           <w:u w:val="single"/>
         </w:rPr>
-        <w:hyperlink r:id="rId24" w:history="1">
+        <w:hyperlink r:id="rId25" w:history="1">
           <w:r>
             <w:rPr>
               <w:rStyle w:val="Hyperlink"/>
@@ -4435,7 +4435,7 @@
           <w:sz w:val="24"/>
           <w:u w:val="single"/>
         </w:rPr>
-        <w:hyperlink r:id="rId24" w:history="1">
+        <w:hyperlink r:id="rId25" w:history="1">
           <w:r>
             <w:rPr>
               <w:rStyle w:val="Hyperlink"/>
@@ -4453,7 +4453,7 @@
           <w:sz w:val="24"/>
           <w:u w:val="single"/>
         </w:rPr>
-        <w:hyperlink r:id="rId24" w:history="1">
+        <w:hyperlink r:id="rId25" w:history="1">
           <w:r>
             <w:rPr>
               <w:rStyle w:val="Hyperlink"/>
@@ -4481,7 +4481,7 @@
           <w:sz w:val="24"/>
           <w:u w:val="single"/>
         </w:rPr>
-        <w:hyperlink r:id="rId25" w:history="1">
+        <w:hyperlink r:id="rId26" w:history="1">
           <w:r>
             <w:rPr>
               <w:rStyle w:val="Hyperlink"/>
@@ -4499,7 +4499,7 @@
           <w:sz w:val="24"/>
           <w:u w:val="single"/>
         </w:rPr>
-        <w:hyperlink r:id="rId24" w:history="1">
+        <w:hyperlink r:id="rId26" w:history="1">
           <w:r>
             <w:rPr>
               <w:rStyle w:val="Hyperlink"/>
@@ -4528,7 +4528,7 @@
           <w:sz w:val="24"/>
           <w:u w:val="single"/>
         </w:rPr>
-        <w:hyperlink r:id="rId25" w:history="1">
+        <w:hyperlink r:id="rId26" w:history="1">
           <w:r>
             <w:rPr>
               <w:rStyle w:val="Hyperlink"/>

--- a/EXPORTS/DOCX/published/niveau3/English/EMArtis.docx
+++ b/EXPORTS/DOCX/published/niveau3/English/EMArtis.docx
@@ -626,7 +626,7 @@
           <w:sz w:val="24"/>
           <w:u w:val="single"/>
         </w:rPr>
-        <w:hyperlink r:id="rId10" w:history="1">
+        <w:hyperlink r:id="rId11" w:history="1">
           <w:r>
             <w:rPr>
               <w:rStyle w:val="Hyperlink"/>

--- a/EXPORTS/DOCX/published/niveau3/English/EMArtis.docx
+++ b/EXPORTS/DOCX/published/niveau3/English/EMArtis.docx
@@ -532,93 +532,28 @@
           <w:color w:val="000000"/>
           <w:sz w:val="24"/>
         </w:rPr>
+        <w:t>n, of 1883 and objects colle</w:t>
+      </w:r>
+      <w:r>
+        <w:rPr>
+          <w:u w:val="single" w:color="0000ff"/>
+          <w:rFonts w:ascii="Charis SIL Regular" w:hAnsi="Charis SIL Regular" w:eastAsia="Charis SIL Regular"/>
+          <w:b w:val="0"/>
+          <w:i w:val="0"/>
+          <w:color w:val="000000"/>
+          <w:sz w:val="24"/>
+        </w:rPr>
         <w:hyperlink r:id="rId10" w:history="1">
           <w:r>
             <w:rPr>
               <w:rStyle w:val="Hyperlink"/>
             </w:rPr>
-            <w:t>n, of 1883 and</w:t>
+            <w:t xml:space="preserve">cted by the </w:t>
           </w:r>
         </w:hyperlink>
       </w:r>
       <w:r>
         <w:rPr>
-          <w:u w:val="single" w:color="0000ff"/>
-          <w:rFonts w:ascii="Charis SIL Regular" w:hAnsi="Charis SIL Regular" w:eastAsia="Charis SIL Regular"/>
-          <w:b w:val="0"/>
-          <w:i w:val="0"/>
-          <w:color w:val="000000"/>
-          <w:sz w:val="24"/>
-        </w:rPr>
-        <w:t xml:space="preserve"> </w:t>
-      </w:r>
-      <w:r>
-        <w:rPr>
-          <w:u w:val="single" w:color="0000ff"/>
-          <w:rFonts w:ascii="Charis SIL Regular" w:hAnsi="Charis SIL Regular" w:eastAsia="Charis SIL Regular"/>
-          <w:b w:val="0"/>
-          <w:i w:val="0"/>
-          <w:color w:val="000000"/>
-          <w:sz w:val="24"/>
-        </w:rPr>
-        <w:hyperlink r:id="rId10" w:history="1">
-          <w:r>
-            <w:rPr>
-              <w:rStyle w:val="Hyperlink"/>
-            </w:rPr>
-            <w:t>objects c</w:t>
-          </w:r>
-        </w:hyperlink>
-      </w:r>
-      <w:r>
-        <w:rPr>
-          <w:u w:val="single" w:color="0000ff"/>
-          <w:rFonts w:ascii="Charis SIL Regular" w:hAnsi="Charis SIL Regular" w:eastAsia="Charis SIL Regular"/>
-          <w:b w:val="0"/>
-          <w:i w:val="0"/>
-          <w:color w:val="000000"/>
-          <w:sz w:val="24"/>
-        </w:rPr>
-        <w:hyperlink r:id="rId10" w:history="1">
-          <w:r>
-            <w:rPr>
-              <w:rStyle w:val="Hyperlink"/>
-            </w:rPr>
-            <w:t>o</w:t>
-          </w:r>
-        </w:hyperlink>
-      </w:r>
-      <w:r>
-        <w:rPr>
-          <w:u w:val="single" w:color="0000ff"/>
-          <w:rFonts w:ascii="Charis SIL Regular" w:hAnsi="Charis SIL Regular" w:eastAsia="Charis SIL Regular"/>
-          <w:b w:val="0"/>
-          <w:i w:val="0"/>
-          <w:color w:val="000000"/>
-          <w:sz w:val="24"/>
-        </w:rPr>
-        <w:hyperlink r:id="rId10" w:history="1">
-          <w:r>
-            <w:rPr>
-              <w:rStyle w:val="Hyperlink"/>
-            </w:rPr>
-            <w:t>lle</w:t>
-          </w:r>
-        </w:hyperlink>
-      </w:r>
-      <w:r>
-        <w:rPr>
-          <w:u w:val="single" w:color="0000ff"/>
-          <w:rFonts w:ascii="Charis SIL Regular" w:hAnsi="Charis SIL Regular" w:eastAsia="Charis SIL Regular"/>
-          <w:b w:val="0"/>
-          <w:i w:val="0"/>
-          <w:color w:val="000000"/>
-          <w:sz w:val="24"/>
-        </w:rPr>
-        <w:t xml:space="preserve">cted by the </w:t>
-      </w:r>
-      <w:r>
-        <w:rPr>
           <w:rFonts w:ascii="Charis SIL Regular" w:hAnsi="Charis SIL Regular" w:eastAsia="Charis SIL Regular"/>
           <w:b w:val="0"/>
           <w:i w:val="0"/>
@@ -626,7 +561,7 @@
           <w:sz w:val="24"/>
           <w:u w:val="single"/>
         </w:rPr>
-        <w:hyperlink r:id="rId11" w:history="1">
+        <w:hyperlink r:id="rId10" w:history="1">
           <w:r>
             <w:rPr>
               <w:rStyle w:val="Hyperlink"/>
@@ -1771,14 +1706,7 @@
           <w:color w:val="000000"/>
           <w:sz w:val="24"/>
         </w:rPr>
-        <w:hyperlink r:id="rId15" w:history="1">
-          <w:r>
-            <w:rPr>
-              <w:rStyle w:val="Hyperlink"/>
-            </w:rPr>
-            <w:t>msterda</w:t>
-          </w:r>
-        </w:hyperlink>
+        <w:t>msterda</w:t>
       </w:r>
       <w:r>
         <w:rPr>
@@ -3555,7 +3483,7 @@
           <w:sz w:val="24"/>
           <w:u w:val="single"/>
         </w:rPr>
-        <w:hyperlink r:id="rId19" w:history="1">
+        <w:hyperlink r:id="rId20" w:history="1">
           <w:r>
             <w:rPr>
               <w:rStyle w:val="Hyperlink"/>
@@ -3573,7 +3501,7 @@
           <w:sz w:val="24"/>
           <w:u w:val="single"/>
         </w:rPr>
-        <w:hyperlink r:id="rId19" w:history="1">
+        <w:hyperlink r:id="rId20" w:history="1">
           <w:r>
             <w:rPr>
               <w:rStyle w:val="Hyperlink"/>
@@ -3602,7 +3530,7 @@
           <w:sz w:val="24"/>
           <w:u w:val="single"/>
         </w:rPr>
-        <w:hyperlink r:id="rId20" w:history="1">
+        <w:hyperlink r:id="rId19" w:history="1">
           <w:r>
             <w:rPr>
               <w:rStyle w:val="Hyperlink"/>
@@ -3637,7 +3565,7 @@
           <w:sz w:val="24"/>
           <w:u w:val="single"/>
         </w:rPr>
-        <w:hyperlink r:id="rId21" w:history="1">
+        <w:hyperlink r:id="rId19" w:history="1">
           <w:r>
             <w:rPr>
               <w:rStyle w:val="Hyperlink"/>
@@ -3866,7 +3794,7 @@
           <w:sz w:val="24"/>
           <w:u w:val="single"/>
         </w:rPr>
-        <w:hyperlink r:id="rId22" w:history="1">
+        <w:hyperlink r:id="rId23" w:history="1">
           <w:r>
             <w:rPr>
               <w:rStyle w:val="Hyperlink"/>
@@ -4051,7 +3979,7 @@
           <w:sz w:val="24"/>
           <w:u w:val="single"/>
         </w:rPr>
-        <w:hyperlink r:id="rId23" w:history="1">
+        <w:hyperlink r:id="rId24" w:history="1">
           <w:r>
             <w:rPr>
               <w:rStyle w:val="Hyperlink"/>
@@ -4069,7 +3997,7 @@
           <w:sz w:val="24"/>
           <w:u w:val="single"/>
         </w:rPr>
-        <w:hyperlink r:id="rId23" w:history="1">
+        <w:hyperlink r:id="rId24" w:history="1">
           <w:r>
             <w:rPr>
               <w:rStyle w:val="Hyperlink"/>
@@ -4087,7 +4015,7 @@
           <w:sz w:val="24"/>
           <w:u w:val="single"/>
         </w:rPr>
-        <w:hyperlink r:id="rId23" w:history="1">
+        <w:hyperlink r:id="rId24" w:history="1">
           <w:r>
             <w:rPr>
               <w:rStyle w:val="Hyperlink"/>
@@ -4105,7 +4033,7 @@
           <w:sz w:val="24"/>
           <w:u w:val="single"/>
         </w:rPr>
-        <w:hyperlink r:id="rId23" w:history="1">
+        <w:hyperlink r:id="rId24" w:history="1">
           <w:r>
             <w:rPr>
               <w:rStyle w:val="Hyperlink"/>
@@ -4126,7 +4054,7 @@
           <w:sz w:val="24"/>
           <w:u w:val="single"/>
         </w:rPr>
-        <w:hyperlink r:id="rId23" w:history="1">
+        <w:hyperlink r:id="rId24" w:history="1">
           <w:r>
             <w:rPr>
               <w:rStyle w:val="Hyperlink"/>
@@ -4144,7 +4072,7 @@
           <w:sz w:val="24"/>
           <w:u w:val="single"/>
         </w:rPr>
-        <w:hyperlink r:id="rId23" w:history="1">
+        <w:hyperlink r:id="rId24" w:history="1">
           <w:r>
             <w:rPr>
               <w:rStyle w:val="Hyperlink"/>
@@ -4162,7 +4090,7 @@
           <w:sz w:val="24"/>
           <w:u w:val="single"/>
         </w:rPr>
-        <w:hyperlink r:id="rId23" w:history="1">
+        <w:hyperlink r:id="rId24" w:history="1">
           <w:r>
             <w:rPr>
               <w:rStyle w:val="Hyperlink"/>
@@ -4180,7 +4108,7 @@
           <w:sz w:val="24"/>
           <w:u w:val="single"/>
         </w:rPr>
-        <w:hyperlink r:id="rId23" w:history="1">
+        <w:hyperlink r:id="rId24" w:history="1">
           <w:r>
             <w:rPr>
               <w:rStyle w:val="Hyperlink"/>
@@ -4198,7 +4126,7 @@
           <w:sz w:val="24"/>
           <w:u w:val="single"/>
         </w:rPr>
-        <w:hyperlink r:id="rId23" w:history="1">
+        <w:hyperlink r:id="rId24" w:history="1">
           <w:r>
             <w:rPr>
               <w:rStyle w:val="Hyperlink"/>
@@ -4216,7 +4144,7 @@
           <w:sz w:val="24"/>
           <w:u w:val="single"/>
         </w:rPr>
-        <w:hyperlink r:id="rId23" w:history="1">
+        <w:hyperlink r:id="rId24" w:history="1">
           <w:r>
             <w:rPr>
               <w:rStyle w:val="Hyperlink"/>
@@ -4244,7 +4172,7 @@
           <w:sz w:val="24"/>
           <w:u w:val="single"/>
         </w:rPr>
-        <w:hyperlink r:id="rId24" w:history="1">
+        <w:hyperlink r:id="rId25" w:history="1">
           <w:r>
             <w:rPr>
               <w:rStyle w:val="Hyperlink"/>
@@ -4262,7 +4190,7 @@
           <w:sz w:val="24"/>
           <w:u w:val="single"/>
         </w:rPr>
-        <w:hyperlink r:id="rId23" w:history="1">
+        <w:hyperlink r:id="rId25" w:history="1">
           <w:r>
             <w:rPr>
               <w:rStyle w:val="Hyperlink"/>
@@ -4399,7 +4327,7 @@
           <w:sz w:val="24"/>
           <w:u w:val="single"/>
         </w:rPr>
-        <w:hyperlink r:id="rId25" w:history="1">
+        <w:hyperlink r:id="rId26" w:history="1">
           <w:r>
             <w:rPr>
               <w:rStyle w:val="Hyperlink"/>
@@ -4417,7 +4345,7 @@
           <w:sz w:val="24"/>
           <w:u w:val="single"/>
         </w:rPr>
-        <w:hyperlink r:id="rId25" w:history="1">
+        <w:hyperlink r:id="rId26" w:history="1">
           <w:r>
             <w:rPr>
               <w:rStyle w:val="Hyperlink"/>
@@ -4435,7 +4363,7 @@
           <w:sz w:val="24"/>
           <w:u w:val="single"/>
         </w:rPr>
-        <w:hyperlink r:id="rId25" w:history="1">
+        <w:hyperlink r:id="rId26" w:history="1">
           <w:r>
             <w:rPr>
               <w:rStyle w:val="Hyperlink"/>
@@ -4453,7 +4381,7 @@
           <w:sz w:val="24"/>
           <w:u w:val="single"/>
         </w:rPr>
-        <w:hyperlink r:id="rId25" w:history="1">
+        <w:hyperlink r:id="rId26" w:history="1">
           <w:r>
             <w:rPr>
               <w:rStyle w:val="Hyperlink"/>
@@ -4481,7 +4409,7 @@
           <w:sz w:val="24"/>
           <w:u w:val="single"/>
         </w:rPr>
-        <w:hyperlink r:id="rId26" w:history="1">
+        <w:hyperlink r:id="rId27" w:history="1">
           <w:r>
             <w:rPr>
               <w:rStyle w:val="Hyperlink"/>
@@ -4528,7 +4456,7 @@
           <w:sz w:val="24"/>
           <w:u w:val="single"/>
         </w:rPr>
-        <w:hyperlink r:id="rId26" w:history="1">
+        <w:hyperlink r:id="rId27" w:history="1">
           <w:r>
             <w:rPr>
               <w:rStyle w:val="Hyperlink"/>

--- a/EXPORTS/DOCX/published/niveau3/English/EMArtis.docx
+++ b/EXPORTS/DOCX/published/niveau3/English/EMArtis.docx
@@ -521,36 +521,7 @@
           <w:color w:val="000000"/>
           <w:sz w:val="24"/>
         </w:rPr>
-        <w:t>Exhibitio</w:t>
-      </w:r>
-      <w:r>
-        <w:rPr>
-          <w:u w:val="single" w:color="0000ff"/>
-          <w:rFonts w:ascii="Charis SIL Regular" w:hAnsi="Charis SIL Regular" w:eastAsia="Charis SIL Regular"/>
-          <w:b w:val="0"/>
-          <w:i w:val="0"/>
-          <w:color w:val="000000"/>
-          <w:sz w:val="24"/>
-        </w:rPr>
-        <w:t>n, of 1883 and objects colle</w:t>
-      </w:r>
-      <w:r>
-        <w:rPr>
-          <w:u w:val="single" w:color="0000ff"/>
-          <w:rFonts w:ascii="Charis SIL Regular" w:hAnsi="Charis SIL Regular" w:eastAsia="Charis SIL Regular"/>
-          <w:b w:val="0"/>
-          <w:i w:val="0"/>
-          <w:color w:val="000000"/>
-          <w:sz w:val="24"/>
-        </w:rPr>
-        <w:hyperlink r:id="rId10" w:history="1">
-          <w:r>
-            <w:rPr>
-              <w:rStyle w:val="Hyperlink"/>
-            </w:rPr>
-            <w:t xml:space="preserve">cted by the </w:t>
-          </w:r>
-        </w:hyperlink>
+        <w:t xml:space="preserve">Exhibition, of 1883 and objects collected by the </w:t>
       </w:r>
       <w:r>
         <w:rPr>
@@ -561,14 +532,7 @@
           <w:sz w:val="24"/>
           <w:u w:val="single"/>
         </w:rPr>
-        <w:hyperlink r:id="rId10" w:history="1">
-          <w:r>
-            <w:rPr>
-              <w:rStyle w:val="Hyperlink"/>
-            </w:rPr>
-            <w:t>Nie</w:t>
-          </w:r>
-        </w:hyperlink>
+        <w:t>Nie</w:t>
       </w:r>
       <w:r>
         <w:rPr>
@@ -608,7 +572,7 @@
           <w:sz w:val="24"/>
           <w:u w:val="single"/>
         </w:rPr>
-        <w:hyperlink r:id="rId10" w:history="1">
+        <w:hyperlink r:id="rId11" w:history="1">
           <w:r>
             <w:rPr>
               <w:rStyle w:val="Hyperlink"/>
@@ -1706,7 +1670,14 @@
           <w:color w:val="000000"/>
           <w:sz w:val="24"/>
         </w:rPr>
-        <w:t>msterda</w:t>
+        <w:hyperlink r:id="rId15" w:history="1">
+          <w:r>
+            <w:rPr>
+              <w:rStyle w:val="Hyperlink"/>
+            </w:rPr>
+            <w:t>msterda</w:t>
+          </w:r>
+        </w:hyperlink>
       </w:r>
       <w:r>
         <w:rPr>
@@ -3530,7 +3501,7 @@
           <w:sz w:val="24"/>
           <w:u w:val="single"/>
         </w:rPr>
-        <w:hyperlink r:id="rId19" w:history="1">
+        <w:hyperlink r:id="rId20" w:history="1">
           <w:r>
             <w:rPr>
               <w:rStyle w:val="Hyperlink"/>
@@ -3565,7 +3536,7 @@
           <w:sz w:val="24"/>
           <w:u w:val="single"/>
         </w:rPr>
-        <w:hyperlink r:id="rId19" w:history="1">
+        <w:hyperlink r:id="rId21" w:history="1">
           <w:r>
             <w:rPr>
               <w:rStyle w:val="Hyperlink"/>
@@ -3812,7 +3783,7 @@
           <w:sz w:val="24"/>
           <w:u w:val="single"/>
         </w:rPr>
-        <w:hyperlink r:id="rId22" w:history="1">
+        <w:hyperlink r:id="rId23" w:history="1">
           <w:r>
             <w:rPr>
               <w:rStyle w:val="Hyperlink"/>
@@ -3841,7 +3812,7 @@
           <w:sz w:val="24"/>
           <w:u w:val="single"/>
         </w:rPr>
-        <w:hyperlink r:id="rId22" w:history="1">
+        <w:hyperlink r:id="rId23" w:history="1">
           <w:r>
             <w:rPr>
               <w:rStyle w:val="Hyperlink"/>
@@ -4190,7 +4161,7 @@
           <w:sz w:val="24"/>
           <w:u w:val="single"/>
         </w:rPr>
-        <w:hyperlink r:id="rId25" w:history="1">
+        <w:hyperlink r:id="rId24" w:history="1">
           <w:r>
             <w:rPr>
               <w:rStyle w:val="Hyperlink"/>
@@ -4409,7 +4380,7 @@
           <w:sz w:val="24"/>
           <w:u w:val="single"/>
         </w:rPr>
-        <w:hyperlink r:id="rId27" w:history="1">
+        <w:hyperlink r:id="rId26" w:history="1">
           <w:r>
             <w:rPr>
               <w:rStyle w:val="Hyperlink"/>

--- a/EXPORTS/DOCX/published/niveau3/English/EMArtis.docx
+++ b/EXPORTS/DOCX/published/niveau3/English/EMArtis.docx
@@ -521,7 +521,101 @@
           <w:color w:val="000000"/>
           <w:sz w:val="24"/>
         </w:rPr>
-        <w:t xml:space="preserve">Exhibition, of 1883 and objects collected by the </w:t>
+        <w:t>Exhibitio</w:t>
+      </w:r>
+      <w:r>
+        <w:rPr>
+          <w:u w:val="single" w:color="0000ff"/>
+          <w:rFonts w:ascii="Charis SIL Regular" w:hAnsi="Charis SIL Regular" w:eastAsia="Charis SIL Regular"/>
+          <w:b w:val="0"/>
+          <w:i w:val="0"/>
+          <w:color w:val="000000"/>
+          <w:sz w:val="24"/>
+        </w:rPr>
+        <w:hyperlink r:id="rId10" w:history="1">
+          <w:r>
+            <w:rPr>
+              <w:rStyle w:val="Hyperlink"/>
+            </w:rPr>
+            <w:t>n, of 1883 and</w:t>
+          </w:r>
+        </w:hyperlink>
+      </w:r>
+      <w:r>
+        <w:rPr>
+          <w:u w:val="single" w:color="0000ff"/>
+          <w:rFonts w:ascii="Charis SIL Regular" w:hAnsi="Charis SIL Regular" w:eastAsia="Charis SIL Regular"/>
+          <w:b w:val="0"/>
+          <w:i w:val="0"/>
+          <w:color w:val="000000"/>
+          <w:sz w:val="24"/>
+        </w:rPr>
+        <w:t xml:space="preserve"> </w:t>
+      </w:r>
+      <w:r>
+        <w:rPr>
+          <w:u w:val="single" w:color="0000ff"/>
+          <w:rFonts w:ascii="Charis SIL Regular" w:hAnsi="Charis SIL Regular" w:eastAsia="Charis SIL Regular"/>
+          <w:b w:val="0"/>
+          <w:i w:val="0"/>
+          <w:color w:val="000000"/>
+          <w:sz w:val="24"/>
+        </w:rPr>
+        <w:hyperlink r:id="rId10" w:history="1">
+          <w:r>
+            <w:rPr>
+              <w:rStyle w:val="Hyperlink"/>
+            </w:rPr>
+            <w:t>objects c</w:t>
+          </w:r>
+        </w:hyperlink>
+      </w:r>
+      <w:r>
+        <w:rPr>
+          <w:u w:val="single" w:color="0000ff"/>
+          <w:rFonts w:ascii="Charis SIL Regular" w:hAnsi="Charis SIL Regular" w:eastAsia="Charis SIL Regular"/>
+          <w:b w:val="0"/>
+          <w:i w:val="0"/>
+          <w:color w:val="000000"/>
+          <w:sz w:val="24"/>
+        </w:rPr>
+        <w:hyperlink r:id="rId10" w:history="1">
+          <w:r>
+            <w:rPr>
+              <w:rStyle w:val="Hyperlink"/>
+            </w:rPr>
+            <w:t>o</w:t>
+          </w:r>
+        </w:hyperlink>
+      </w:r>
+      <w:r>
+        <w:rPr>
+          <w:u w:val="single" w:color="0000ff"/>
+          <w:rFonts w:ascii="Charis SIL Regular" w:hAnsi="Charis SIL Regular" w:eastAsia="Charis SIL Regular"/>
+          <w:b w:val="0"/>
+          <w:i w:val="0"/>
+          <w:color w:val="000000"/>
+          <w:sz w:val="24"/>
+        </w:rPr>
+        <w:hyperlink r:id="rId10" w:history="1">
+          <w:r>
+            <w:rPr>
+              <w:rStyle w:val="Hyperlink"/>
+            </w:rPr>
+            <w:t>lle</w:t>
+          </w:r>
+        </w:hyperlink>
+      </w:r>
+      <w:r>
+        <w:rPr>
+          <w:u w:val="single" w:color="0000ff"/>
+          <w:rFonts w:ascii="Charis SIL Regular" w:hAnsi="Charis SIL Regular" w:eastAsia="Charis SIL Regular"/>
+          <w:b w:val="0"/>
+          <w:i w:val="0"/>
+          <w:color w:val="000000"/>
+          <w:sz w:val="24"/>
+        </w:rPr>
+        <w:t xml:space="preserve">cted by the </w:t>
       </w:r>
       <w:r>
         <w:rPr>
@@ -532,7 +626,14 @@
           <w:sz w:val="24"/>
           <w:u w:val="single"/>
         </w:rPr>
-        <w:t>Nie</w:t>
+        <w:hyperlink r:id="rId10" w:history="1">
+          <w:r>
+            <w:rPr>
+              <w:rStyle w:val="Hyperlink"/>
+            </w:rPr>
+            <w:t>Nie</w:t>
+          </w:r>
+        </w:hyperlink>
       </w:r>
       <w:r>
         <w:rPr>
@@ -572,7 +673,7 @@
           <w:sz w:val="24"/>
           <w:u w:val="single"/>
         </w:rPr>
-        <w:hyperlink r:id="rId11" w:history="1">
+        <w:hyperlink r:id="rId10" w:history="1">
           <w:r>
             <w:rPr>
               <w:rStyle w:val="Hyperlink"/>
@@ -3454,7 +3555,7 @@
           <w:sz w:val="24"/>
           <w:u w:val="single"/>
         </w:rPr>
-        <w:hyperlink r:id="rId20" w:history="1">
+        <w:hyperlink r:id="rId19" w:history="1">
           <w:r>
             <w:rPr>
               <w:rStyle w:val="Hyperlink"/>
@@ -3472,7 +3573,7 @@
           <w:sz w:val="24"/>
           <w:u w:val="single"/>
         </w:rPr>
-        <w:hyperlink r:id="rId20" w:history="1">
+        <w:hyperlink r:id="rId19" w:history="1">
           <w:r>
             <w:rPr>
               <w:rStyle w:val="Hyperlink"/>
@@ -3501,7 +3602,7 @@
           <w:sz w:val="24"/>
           <w:u w:val="single"/>
         </w:rPr>
-        <w:hyperlink r:id="rId20" w:history="1">
+        <w:hyperlink r:id="rId19" w:history="1">
           <w:r>
             <w:rPr>
               <w:rStyle w:val="Hyperlink"/>
@@ -3536,7 +3637,7 @@
           <w:sz w:val="24"/>
           <w:u w:val="single"/>
         </w:rPr>
-        <w:hyperlink r:id="rId21" w:history="1">
+        <w:hyperlink r:id="rId19" w:history="1">
           <w:r>
             <w:rPr>
               <w:rStyle w:val="Hyperlink"/>
@@ -3565,7 +3666,7 @@
           <w:sz w:val="24"/>
           <w:u w:val="single"/>
         </w:rPr>
-        <w:hyperlink r:id="rId21" w:history="1">
+        <w:hyperlink r:id="rId20" w:history="1">
           <w:r>
             <w:rPr>
               <w:rStyle w:val="Hyperlink"/>
@@ -3683,7 +3784,7 @@
           <w:sz w:val="24"/>
           <w:u w:val="single"/>
         </w:rPr>
-        <w:hyperlink r:id="rId22" w:history="1">
+        <w:hyperlink r:id="rId21" w:history="1">
           <w:r>
             <w:rPr>
               <w:rStyle w:val="Hyperlink"/>
@@ -3701,7 +3802,7 @@
           <w:sz w:val="24"/>
           <w:u w:val="single"/>
         </w:rPr>
-        <w:hyperlink r:id="rId22" w:history="1">
+        <w:hyperlink r:id="rId21" w:history="1">
           <w:r>
             <w:rPr>
               <w:rStyle w:val="Hyperlink"/>
@@ -3719,7 +3820,7 @@
           <w:sz w:val="24"/>
           <w:u w:val="single"/>
         </w:rPr>
-        <w:hyperlink r:id="rId22" w:history="1">
+        <w:hyperlink r:id="rId21" w:history="1">
           <w:r>
             <w:rPr>
               <w:rStyle w:val="Hyperlink"/>
@@ -3737,7 +3838,7 @@
           <w:sz w:val="24"/>
           <w:u w:val="single"/>
         </w:rPr>
-        <w:hyperlink r:id="rId22" w:history="1">
+        <w:hyperlink r:id="rId21" w:history="1">
           <w:r>
             <w:rPr>
               <w:rStyle w:val="Hyperlink"/>
@@ -3765,7 +3866,7 @@
           <w:sz w:val="24"/>
           <w:u w:val="single"/>
         </w:rPr>
-        <w:hyperlink r:id="rId23" w:history="1">
+        <w:hyperlink r:id="rId21" w:history="1">
           <w:r>
             <w:rPr>
               <w:rStyle w:val="Hyperlink"/>
@@ -3783,7 +3884,7 @@
           <w:sz w:val="24"/>
           <w:u w:val="single"/>
         </w:rPr>
-        <w:hyperlink r:id="rId23" w:history="1">
+        <w:hyperlink r:id="rId21" w:history="1">
           <w:r>
             <w:rPr>
               <w:rStyle w:val="Hyperlink"/>
@@ -3812,7 +3913,7 @@
           <w:sz w:val="24"/>
           <w:u w:val="single"/>
         </w:rPr>
-        <w:hyperlink r:id="rId23" w:history="1">
+        <w:hyperlink r:id="rId21" w:history="1">
           <w:r>
             <w:rPr>
               <w:rStyle w:val="Hyperlink"/>
@@ -3950,7 +4051,7 @@
           <w:sz w:val="24"/>
           <w:u w:val="single"/>
         </w:rPr>
-        <w:hyperlink r:id="rId24" w:history="1">
+        <w:hyperlink r:id="rId22" w:history="1">
           <w:r>
             <w:rPr>
               <w:rStyle w:val="Hyperlink"/>
@@ -3968,7 +4069,7 @@
           <w:sz w:val="24"/>
           <w:u w:val="single"/>
         </w:rPr>
-        <w:hyperlink r:id="rId24" w:history="1">
+        <w:hyperlink r:id="rId22" w:history="1">
           <w:r>
             <w:rPr>
               <w:rStyle w:val="Hyperlink"/>
@@ -3986,7 +4087,7 @@
           <w:sz w:val="24"/>
           <w:u w:val="single"/>
         </w:rPr>
-        <w:hyperlink r:id="rId24" w:history="1">
+        <w:hyperlink r:id="rId22" w:history="1">
           <w:r>
             <w:rPr>
               <w:rStyle w:val="Hyperlink"/>
@@ -4004,7 +4105,7 @@
           <w:sz w:val="24"/>
           <w:u w:val="single"/>
         </w:rPr>
-        <w:hyperlink r:id="rId24" w:history="1">
+        <w:hyperlink r:id="rId22" w:history="1">
           <w:r>
             <w:rPr>
               <w:rStyle w:val="Hyperlink"/>
@@ -4025,7 +4126,7 @@
           <w:sz w:val="24"/>
           <w:u w:val="single"/>
         </w:rPr>
-        <w:hyperlink r:id="rId24" w:history="1">
+        <w:hyperlink r:id="rId22" w:history="1">
           <w:r>
             <w:rPr>
               <w:rStyle w:val="Hyperlink"/>
@@ -4043,7 +4144,7 @@
           <w:sz w:val="24"/>
           <w:u w:val="single"/>
         </w:rPr>
-        <w:hyperlink r:id="rId24" w:history="1">
+        <w:hyperlink r:id="rId22" w:history="1">
           <w:r>
             <w:rPr>
               <w:rStyle w:val="Hyperlink"/>
@@ -4061,7 +4162,7 @@
           <w:sz w:val="24"/>
           <w:u w:val="single"/>
         </w:rPr>
-        <w:hyperlink r:id="rId24" w:history="1">
+        <w:hyperlink r:id="rId22" w:history="1">
           <w:r>
             <w:rPr>
               <w:rStyle w:val="Hyperlink"/>
@@ -4079,7 +4180,7 @@
           <w:sz w:val="24"/>
           <w:u w:val="single"/>
         </w:rPr>
-        <w:hyperlink r:id="rId24" w:history="1">
+        <w:hyperlink r:id="rId22" w:history="1">
           <w:r>
             <w:rPr>
               <w:rStyle w:val="Hyperlink"/>
@@ -4097,7 +4198,7 @@
           <w:sz w:val="24"/>
           <w:u w:val="single"/>
         </w:rPr>
-        <w:hyperlink r:id="rId24" w:history="1">
+        <w:hyperlink r:id="rId22" w:history="1">
           <w:r>
             <w:rPr>
               <w:rStyle w:val="Hyperlink"/>
@@ -4115,7 +4216,7 @@
           <w:sz w:val="24"/>
           <w:u w:val="single"/>
         </w:rPr>
-        <w:hyperlink r:id="rId24" w:history="1">
+        <w:hyperlink r:id="rId22" w:history="1">
           <w:r>
             <w:rPr>
               <w:rStyle w:val="Hyperlink"/>
@@ -4143,7 +4244,7 @@
           <w:sz w:val="24"/>
           <w:u w:val="single"/>
         </w:rPr>
-        <w:hyperlink r:id="rId25" w:history="1">
+        <w:hyperlink r:id="rId23" w:history="1">
           <w:r>
             <w:rPr>
               <w:rStyle w:val="Hyperlink"/>
@@ -4161,7 +4262,7 @@
           <w:sz w:val="24"/>
           <w:u w:val="single"/>
         </w:rPr>
-        <w:hyperlink r:id="rId24" w:history="1">
+        <w:hyperlink r:id="rId22" w:history="1">
           <w:r>
             <w:rPr>
               <w:rStyle w:val="Hyperlink"/>
@@ -4298,7 +4399,7 @@
           <w:sz w:val="24"/>
           <w:u w:val="single"/>
         </w:rPr>
-        <w:hyperlink r:id="rId26" w:history="1">
+        <w:hyperlink r:id="rId24" w:history="1">
           <w:r>
             <w:rPr>
               <w:rStyle w:val="Hyperlink"/>
@@ -4316,7 +4417,7 @@
           <w:sz w:val="24"/>
           <w:u w:val="single"/>
         </w:rPr>
-        <w:hyperlink r:id="rId26" w:history="1">
+        <w:hyperlink r:id="rId24" w:history="1">
           <w:r>
             <w:rPr>
               <w:rStyle w:val="Hyperlink"/>
@@ -4334,7 +4435,7 @@
           <w:sz w:val="24"/>
           <w:u w:val="single"/>
         </w:rPr>
-        <w:hyperlink r:id="rId26" w:history="1">
+        <w:hyperlink r:id="rId24" w:history="1">
           <w:r>
             <w:rPr>
               <w:rStyle w:val="Hyperlink"/>
@@ -4352,7 +4453,7 @@
           <w:sz w:val="24"/>
           <w:u w:val="single"/>
         </w:rPr>
-        <w:hyperlink r:id="rId26" w:history="1">
+        <w:hyperlink r:id="rId24" w:history="1">
           <w:r>
             <w:rPr>
               <w:rStyle w:val="Hyperlink"/>
@@ -4380,7 +4481,7 @@
           <w:sz w:val="24"/>
           <w:u w:val="single"/>
         </w:rPr>
-        <w:hyperlink r:id="rId26" w:history="1">
+        <w:hyperlink r:id="rId25" w:history="1">
           <w:r>
             <w:rPr>
               <w:rStyle w:val="Hyperlink"/>
@@ -4398,7 +4499,7 @@
           <w:sz w:val="24"/>
           <w:u w:val="single"/>
         </w:rPr>
-        <w:hyperlink r:id="rId26" w:history="1">
+        <w:hyperlink r:id="rId24" w:history="1">
           <w:r>
             <w:rPr>
               <w:rStyle w:val="Hyperlink"/>
@@ -4427,7 +4528,7 @@
           <w:sz w:val="24"/>
           <w:u w:val="single"/>
         </w:rPr>
-        <w:hyperlink r:id="rId27" w:history="1">
+        <w:hyperlink r:id="rId25" w:history="1">
           <w:r>
             <w:rPr>
               <w:rStyle w:val="Hyperlink"/>

--- a/EXPORTS/DOCX/published/niveau3/English/EMArtis.docx
+++ b/EXPORTS/DOCX/published/niveau3/English/EMArtis.docx
@@ -3555,7 +3555,7 @@
           <w:sz w:val="24"/>
           <w:u w:val="single"/>
         </w:rPr>
-        <w:hyperlink r:id="rId19" w:history="1">
+        <w:hyperlink r:id="rId20" w:history="1">
           <w:r>
             <w:rPr>
               <w:rStyle w:val="Hyperlink"/>
@@ -3573,7 +3573,7 @@
           <w:sz w:val="24"/>
           <w:u w:val="single"/>
         </w:rPr>
-        <w:hyperlink r:id="rId19" w:history="1">
+        <w:hyperlink r:id="rId20" w:history="1">
           <w:r>
             <w:rPr>
               <w:rStyle w:val="Hyperlink"/>
@@ -3602,7 +3602,7 @@
           <w:sz w:val="24"/>
           <w:u w:val="single"/>
         </w:rPr>
-        <w:hyperlink r:id="rId19" w:history="1">
+        <w:hyperlink r:id="rId20" w:history="1">
           <w:r>
             <w:rPr>
               <w:rStyle w:val="Hyperlink"/>
@@ -3637,7 +3637,7 @@
           <w:sz w:val="24"/>
           <w:u w:val="single"/>
         </w:rPr>
-        <w:hyperlink r:id="rId19" w:history="1">
+        <w:hyperlink r:id="rId21" w:history="1">
           <w:r>
             <w:rPr>
               <w:rStyle w:val="Hyperlink"/>
@@ -3666,7 +3666,7 @@
           <w:sz w:val="24"/>
           <w:u w:val="single"/>
         </w:rPr>
-        <w:hyperlink r:id="rId20" w:history="1">
+        <w:hyperlink r:id="rId21" w:history="1">
           <w:r>
             <w:rPr>
               <w:rStyle w:val="Hyperlink"/>
@@ -3784,7 +3784,7 @@
           <w:sz w:val="24"/>
           <w:u w:val="single"/>
         </w:rPr>
-        <w:hyperlink r:id="rId21" w:history="1">
+        <w:hyperlink r:id="rId22" w:history="1">
           <w:r>
             <w:rPr>
               <w:rStyle w:val="Hyperlink"/>
@@ -3802,7 +3802,7 @@
           <w:sz w:val="24"/>
           <w:u w:val="single"/>
         </w:rPr>
-        <w:hyperlink r:id="rId21" w:history="1">
+        <w:hyperlink r:id="rId22" w:history="1">
           <w:r>
             <w:rPr>
               <w:rStyle w:val="Hyperlink"/>
@@ -3820,7 +3820,7 @@
           <w:sz w:val="24"/>
           <w:u w:val="single"/>
         </w:rPr>
-        <w:hyperlink r:id="rId21" w:history="1">
+        <w:hyperlink r:id="rId22" w:history="1">
           <w:r>
             <w:rPr>
               <w:rStyle w:val="Hyperlink"/>
@@ -3838,7 +3838,7 @@
           <w:sz w:val="24"/>
           <w:u w:val="single"/>
         </w:rPr>
-        <w:hyperlink r:id="rId21" w:history="1">
+        <w:hyperlink r:id="rId22" w:history="1">
           <w:r>
             <w:rPr>
               <w:rStyle w:val="Hyperlink"/>
@@ -3866,7 +3866,7 @@
           <w:sz w:val="24"/>
           <w:u w:val="single"/>
         </w:rPr>
-        <w:hyperlink r:id="rId21" w:history="1">
+        <w:hyperlink r:id="rId22" w:history="1">
           <w:r>
             <w:rPr>
               <w:rStyle w:val="Hyperlink"/>
@@ -3884,7 +3884,7 @@
           <w:sz w:val="24"/>
           <w:u w:val="single"/>
         </w:rPr>
-        <w:hyperlink r:id="rId21" w:history="1">
+        <w:hyperlink r:id="rId22" w:history="1">
           <w:r>
             <w:rPr>
               <w:rStyle w:val="Hyperlink"/>
@@ -3913,7 +3913,7 @@
           <w:sz w:val="24"/>
           <w:u w:val="single"/>
         </w:rPr>
-        <w:hyperlink r:id="rId21" w:history="1">
+        <w:hyperlink r:id="rId23" w:history="1">
           <w:r>
             <w:rPr>
               <w:rStyle w:val="Hyperlink"/>
@@ -4051,7 +4051,7 @@
           <w:sz w:val="24"/>
           <w:u w:val="single"/>
         </w:rPr>
-        <w:hyperlink r:id="rId22" w:history="1">
+        <w:hyperlink r:id="rId24" w:history="1">
           <w:r>
             <w:rPr>
               <w:rStyle w:val="Hyperlink"/>
@@ -4069,7 +4069,7 @@
           <w:sz w:val="24"/>
           <w:u w:val="single"/>
         </w:rPr>
-        <w:hyperlink r:id="rId22" w:history="1">
+        <w:hyperlink r:id="rId24" w:history="1">
           <w:r>
             <w:rPr>
               <w:rStyle w:val="Hyperlink"/>
@@ -4087,7 +4087,7 @@
           <w:sz w:val="24"/>
           <w:u w:val="single"/>
         </w:rPr>
-        <w:hyperlink r:id="rId22" w:history="1">
+        <w:hyperlink r:id="rId24" w:history="1">
           <w:r>
             <w:rPr>
               <w:rStyle w:val="Hyperlink"/>
@@ -4105,7 +4105,7 @@
           <w:sz w:val="24"/>
           <w:u w:val="single"/>
         </w:rPr>
-        <w:hyperlink r:id="rId22" w:history="1">
+        <w:hyperlink r:id="rId24" w:history="1">
           <w:r>
             <w:rPr>
               <w:rStyle w:val="Hyperlink"/>
@@ -4126,7 +4126,7 @@
           <w:sz w:val="24"/>
           <w:u w:val="single"/>
         </w:rPr>
-        <w:hyperlink r:id="rId22" w:history="1">
+        <w:hyperlink r:id="rId24" w:history="1">
           <w:r>
             <w:rPr>
               <w:rStyle w:val="Hyperlink"/>
@@ -4144,7 +4144,7 @@
           <w:sz w:val="24"/>
           <w:u w:val="single"/>
         </w:rPr>
-        <w:hyperlink r:id="rId22" w:history="1">
+        <w:hyperlink r:id="rId24" w:history="1">
           <w:r>
             <w:rPr>
               <w:rStyle w:val="Hyperlink"/>
@@ -4162,7 +4162,7 @@
           <w:sz w:val="24"/>
           <w:u w:val="single"/>
         </w:rPr>
-        <w:hyperlink r:id="rId22" w:history="1">
+        <w:hyperlink r:id="rId24" w:history="1">
           <w:r>
             <w:rPr>
               <w:rStyle w:val="Hyperlink"/>
@@ -4180,7 +4180,7 @@
           <w:sz w:val="24"/>
           <w:u w:val="single"/>
         </w:rPr>
-        <w:hyperlink r:id="rId22" w:history="1">
+        <w:hyperlink r:id="rId24" w:history="1">
           <w:r>
             <w:rPr>
               <w:rStyle w:val="Hyperlink"/>
@@ -4198,7 +4198,7 @@
           <w:sz w:val="24"/>
           <w:u w:val="single"/>
         </w:rPr>
-        <w:hyperlink r:id="rId22" w:history="1">
+        <w:hyperlink r:id="rId24" w:history="1">
           <w:r>
             <w:rPr>
               <w:rStyle w:val="Hyperlink"/>
@@ -4216,7 +4216,7 @@
           <w:sz w:val="24"/>
           <w:u w:val="single"/>
         </w:rPr>
-        <w:hyperlink r:id="rId22" w:history="1">
+        <w:hyperlink r:id="rId24" w:history="1">
           <w:r>
             <w:rPr>
               <w:rStyle w:val="Hyperlink"/>
@@ -4244,7 +4244,7 @@
           <w:sz w:val="24"/>
           <w:u w:val="single"/>
         </w:rPr>
-        <w:hyperlink r:id="rId23" w:history="1">
+        <w:hyperlink r:id="rId25" w:history="1">
           <w:r>
             <w:rPr>
               <w:rStyle w:val="Hyperlink"/>
@@ -4262,7 +4262,7 @@
           <w:sz w:val="24"/>
           <w:u w:val="single"/>
         </w:rPr>
-        <w:hyperlink r:id="rId22" w:history="1">
+        <w:hyperlink r:id="rId25" w:history="1">
           <w:r>
             <w:rPr>
               <w:rStyle w:val="Hyperlink"/>
@@ -4399,7 +4399,7 @@
           <w:sz w:val="24"/>
           <w:u w:val="single"/>
         </w:rPr>
-        <w:hyperlink r:id="rId24" w:history="1">
+        <w:hyperlink r:id="rId26" w:history="1">
           <w:r>
             <w:rPr>
               <w:rStyle w:val="Hyperlink"/>
@@ -4417,7 +4417,7 @@
           <w:sz w:val="24"/>
           <w:u w:val="single"/>
         </w:rPr>
-        <w:hyperlink r:id="rId24" w:history="1">
+        <w:hyperlink r:id="rId26" w:history="1">
           <w:r>
             <w:rPr>
               <w:rStyle w:val="Hyperlink"/>
@@ -4435,7 +4435,7 @@
           <w:sz w:val="24"/>
           <w:u w:val="single"/>
         </w:rPr>
-        <w:hyperlink r:id="rId24" w:history="1">
+        <w:hyperlink r:id="rId26" w:history="1">
           <w:r>
             <w:rPr>
               <w:rStyle w:val="Hyperlink"/>
@@ -4453,7 +4453,7 @@
           <w:sz w:val="24"/>
           <w:u w:val="single"/>
         </w:rPr>
-        <w:hyperlink r:id="rId24" w:history="1">
+        <w:hyperlink r:id="rId26" w:history="1">
           <w:r>
             <w:rPr>
               <w:rStyle w:val="Hyperlink"/>
@@ -4481,7 +4481,7 @@
           <w:sz w:val="24"/>
           <w:u w:val="single"/>
         </w:rPr>
-        <w:hyperlink r:id="rId25" w:history="1">
+        <w:hyperlink r:id="rId27" w:history="1">
           <w:r>
             <w:rPr>
               <w:rStyle w:val="Hyperlink"/>
@@ -4499,7 +4499,7 @@
           <w:sz w:val="24"/>
           <w:u w:val="single"/>
         </w:rPr>
-        <w:hyperlink r:id="rId24" w:history="1">
+        <w:hyperlink r:id="rId26" w:history="1">
           <w:r>
             <w:rPr>
               <w:rStyle w:val="Hyperlink"/>
@@ -4528,7 +4528,7 @@
           <w:sz w:val="24"/>
           <w:u w:val="single"/>
         </w:rPr>
-        <w:hyperlink r:id="rId25" w:history="1">
+        <w:hyperlink r:id="rId27" w:history="1">
           <w:r>
             <w:rPr>
               <w:rStyle w:val="Hyperlink"/>

--- a/EXPORTS/DOCX/published/niveau3/English/EMArtis.docx
+++ b/EXPORTS/DOCX/published/niveau3/English/EMArtis.docx
@@ -608,14 +608,20 @@
       </w:r>
       <w:r>
         <w:rPr>
-          <w:u w:val="single" w:color="0000ff"/>
           <w:rFonts w:ascii="Charis SIL Regular" w:hAnsi="Charis SIL Regular" w:eastAsia="Charis SIL Regular"/>
           <w:b w:val="0"/>
           <w:i w:val="0"/>
           <w:color w:val="000000"/>
           <w:sz w:val="24"/>
         </w:rPr>
-        <w:t xml:space="preserve">cted by the </w:t>
+        <w:hyperlink r:id="rId10" w:history="1">
+          <w:r>
+            <w:rPr>
+              <w:rStyle w:val="Hyperlink"/>
+            </w:rPr>
+            <w:t xml:space="preserve">cted by the </w:t>
+          </w:r>
+        </w:hyperlink>
       </w:r>
       <w:r>
         <w:rPr>
@@ -626,7 +632,7 @@
           <w:sz w:val="24"/>
           <w:u w:val="single"/>
         </w:rPr>
-        <w:hyperlink r:id="rId10" w:history="1">
+        <w:hyperlink r:id="rId11" w:history="1">
           <w:r>
             <w:rPr>
               <w:rStyle w:val="Hyperlink"/>
@@ -3555,7 +3561,7 @@
           <w:sz w:val="24"/>
           <w:u w:val="single"/>
         </w:rPr>
-        <w:hyperlink r:id="rId20" w:history="1">
+        <w:hyperlink r:id="rId19" w:history="1">
           <w:r>
             <w:rPr>
               <w:rStyle w:val="Hyperlink"/>
@@ -3573,7 +3579,7 @@
           <w:sz w:val="24"/>
           <w:u w:val="single"/>
         </w:rPr>
-        <w:hyperlink r:id="rId20" w:history="1">
+        <w:hyperlink r:id="rId19" w:history="1">
           <w:r>
             <w:rPr>
               <w:rStyle w:val="Hyperlink"/>
@@ -3602,7 +3608,7 @@
           <w:sz w:val="24"/>
           <w:u w:val="single"/>
         </w:rPr>
-        <w:hyperlink r:id="rId20" w:history="1">
+        <w:hyperlink r:id="rId19" w:history="1">
           <w:r>
             <w:rPr>
               <w:rStyle w:val="Hyperlink"/>
@@ -3637,7 +3643,7 @@
           <w:sz w:val="24"/>
           <w:u w:val="single"/>
         </w:rPr>
-        <w:hyperlink r:id="rId21" w:history="1">
+        <w:hyperlink r:id="rId19" w:history="1">
           <w:r>
             <w:rPr>
               <w:rStyle w:val="Hyperlink"/>
@@ -3666,7 +3672,7 @@
           <w:sz w:val="24"/>
           <w:u w:val="single"/>
         </w:rPr>
-        <w:hyperlink r:id="rId21" w:history="1">
+        <w:hyperlink r:id="rId20" w:history="1">
           <w:r>
             <w:rPr>
               <w:rStyle w:val="Hyperlink"/>
@@ -3784,7 +3790,7 @@
           <w:sz w:val="24"/>
           <w:u w:val="single"/>
         </w:rPr>
-        <w:hyperlink r:id="rId22" w:history="1">
+        <w:hyperlink r:id="rId21" w:history="1">
           <w:r>
             <w:rPr>
               <w:rStyle w:val="Hyperlink"/>
@@ -3802,7 +3808,7 @@
           <w:sz w:val="24"/>
           <w:u w:val="single"/>
         </w:rPr>
-        <w:hyperlink r:id="rId22" w:history="1">
+        <w:hyperlink r:id="rId21" w:history="1">
           <w:r>
             <w:rPr>
               <w:rStyle w:val="Hyperlink"/>
@@ -3820,7 +3826,7 @@
           <w:sz w:val="24"/>
           <w:u w:val="single"/>
         </w:rPr>
-        <w:hyperlink r:id="rId22" w:history="1">
+        <w:hyperlink r:id="rId21" w:history="1">
           <w:r>
             <w:rPr>
               <w:rStyle w:val="Hyperlink"/>
@@ -3838,7 +3844,7 @@
           <w:sz w:val="24"/>
           <w:u w:val="single"/>
         </w:rPr>
-        <w:hyperlink r:id="rId22" w:history="1">
+        <w:hyperlink r:id="rId21" w:history="1">
           <w:r>
             <w:rPr>
               <w:rStyle w:val="Hyperlink"/>
@@ -3866,7 +3872,7 @@
           <w:sz w:val="24"/>
           <w:u w:val="single"/>
         </w:rPr>
-        <w:hyperlink r:id="rId22" w:history="1">
+        <w:hyperlink r:id="rId21" w:history="1">
           <w:r>
             <w:rPr>
               <w:rStyle w:val="Hyperlink"/>
@@ -3884,7 +3890,7 @@
           <w:sz w:val="24"/>
           <w:u w:val="single"/>
         </w:rPr>
-        <w:hyperlink r:id="rId22" w:history="1">
+        <w:hyperlink r:id="rId21" w:history="1">
           <w:r>
             <w:rPr>
               <w:rStyle w:val="Hyperlink"/>
@@ -3913,7 +3919,7 @@
           <w:sz w:val="24"/>
           <w:u w:val="single"/>
         </w:rPr>
-        <w:hyperlink r:id="rId23" w:history="1">
+        <w:hyperlink r:id="rId21" w:history="1">
           <w:r>
             <w:rPr>
               <w:rStyle w:val="Hyperlink"/>
@@ -4051,7 +4057,7 @@
           <w:sz w:val="24"/>
           <w:u w:val="single"/>
         </w:rPr>
-        <w:hyperlink r:id="rId24" w:history="1">
+        <w:hyperlink r:id="rId22" w:history="1">
           <w:r>
             <w:rPr>
               <w:rStyle w:val="Hyperlink"/>
@@ -4069,7 +4075,7 @@
           <w:sz w:val="24"/>
           <w:u w:val="single"/>
         </w:rPr>
-        <w:hyperlink r:id="rId24" w:history="1">
+        <w:hyperlink r:id="rId22" w:history="1">
           <w:r>
             <w:rPr>
               <w:rStyle w:val="Hyperlink"/>
@@ -4087,7 +4093,7 @@
           <w:sz w:val="24"/>
           <w:u w:val="single"/>
         </w:rPr>
-        <w:hyperlink r:id="rId24" w:history="1">
+        <w:hyperlink r:id="rId22" w:history="1">
           <w:r>
             <w:rPr>
               <w:rStyle w:val="Hyperlink"/>
@@ -4105,7 +4111,7 @@
           <w:sz w:val="24"/>
           <w:u w:val="single"/>
         </w:rPr>
-        <w:hyperlink r:id="rId24" w:history="1">
+        <w:hyperlink r:id="rId22" w:history="1">
           <w:r>
             <w:rPr>
               <w:rStyle w:val="Hyperlink"/>
@@ -4126,7 +4132,7 @@
           <w:sz w:val="24"/>
           <w:u w:val="single"/>
         </w:rPr>
-        <w:hyperlink r:id="rId24" w:history="1">
+        <w:hyperlink r:id="rId22" w:history="1">
           <w:r>
             <w:rPr>
               <w:rStyle w:val="Hyperlink"/>
@@ -4144,7 +4150,7 @@
           <w:sz w:val="24"/>
           <w:u w:val="single"/>
         </w:rPr>
-        <w:hyperlink r:id="rId24" w:history="1">
+        <w:hyperlink r:id="rId22" w:history="1">
           <w:r>
             <w:rPr>
               <w:rStyle w:val="Hyperlink"/>
@@ -4162,7 +4168,7 @@
           <w:sz w:val="24"/>
           <w:u w:val="single"/>
         </w:rPr>
-        <w:hyperlink r:id="rId24" w:history="1">
+        <w:hyperlink r:id="rId22" w:history="1">
           <w:r>
             <w:rPr>
               <w:rStyle w:val="Hyperlink"/>
@@ -4180,7 +4186,7 @@
           <w:sz w:val="24"/>
           <w:u w:val="single"/>
         </w:rPr>
-        <w:hyperlink r:id="rId24" w:history="1">
+        <w:hyperlink r:id="rId22" w:history="1">
           <w:r>
             <w:rPr>
               <w:rStyle w:val="Hyperlink"/>
@@ -4198,7 +4204,7 @@
           <w:sz w:val="24"/>
           <w:u w:val="single"/>
         </w:rPr>
-        <w:hyperlink r:id="rId24" w:history="1">
+        <w:hyperlink r:id="rId22" w:history="1">
           <w:r>
             <w:rPr>
               <w:rStyle w:val="Hyperlink"/>
@@ -4216,7 +4222,7 @@
           <w:sz w:val="24"/>
           <w:u w:val="single"/>
         </w:rPr>
-        <w:hyperlink r:id="rId24" w:history="1">
+        <w:hyperlink r:id="rId22" w:history="1">
           <w:r>
             <w:rPr>
               <w:rStyle w:val="Hyperlink"/>
@@ -4244,7 +4250,7 @@
           <w:sz w:val="24"/>
           <w:u w:val="single"/>
         </w:rPr>
-        <w:hyperlink r:id="rId25" w:history="1">
+        <w:hyperlink r:id="rId23" w:history="1">
           <w:r>
             <w:rPr>
               <w:rStyle w:val="Hyperlink"/>
@@ -4262,7 +4268,7 @@
           <w:sz w:val="24"/>
           <w:u w:val="single"/>
         </w:rPr>
-        <w:hyperlink r:id="rId25" w:history="1">
+        <w:hyperlink r:id="rId22" w:history="1">
           <w:r>
             <w:rPr>
               <w:rStyle w:val="Hyperlink"/>
@@ -4399,7 +4405,7 @@
           <w:sz w:val="24"/>
           <w:u w:val="single"/>
         </w:rPr>
-        <w:hyperlink r:id="rId26" w:history="1">
+        <w:hyperlink r:id="rId24" w:history="1">
           <w:r>
             <w:rPr>
               <w:rStyle w:val="Hyperlink"/>
@@ -4417,7 +4423,7 @@
           <w:sz w:val="24"/>
           <w:u w:val="single"/>
         </w:rPr>
-        <w:hyperlink r:id="rId26" w:history="1">
+        <w:hyperlink r:id="rId24" w:history="1">
           <w:r>
             <w:rPr>
               <w:rStyle w:val="Hyperlink"/>
@@ -4435,7 +4441,7 @@
           <w:sz w:val="24"/>
           <w:u w:val="single"/>
         </w:rPr>
-        <w:hyperlink r:id="rId26" w:history="1">
+        <w:hyperlink r:id="rId24" w:history="1">
           <w:r>
             <w:rPr>
               <w:rStyle w:val="Hyperlink"/>
@@ -4453,7 +4459,7 @@
           <w:sz w:val="24"/>
           <w:u w:val="single"/>
         </w:rPr>
-        <w:hyperlink r:id="rId26" w:history="1">
+        <w:hyperlink r:id="rId24" w:history="1">
           <w:r>
             <w:rPr>
               <w:rStyle w:val="Hyperlink"/>
@@ -4481,7 +4487,7 @@
           <w:sz w:val="24"/>
           <w:u w:val="single"/>
         </w:rPr>
-        <w:hyperlink r:id="rId27" w:history="1">
+        <w:hyperlink r:id="rId25" w:history="1">
           <w:r>
             <w:rPr>
               <w:rStyle w:val="Hyperlink"/>
@@ -4499,7 +4505,7 @@
           <w:sz w:val="24"/>
           <w:u w:val="single"/>
         </w:rPr>
-        <w:hyperlink r:id="rId26" w:history="1">
+        <w:hyperlink r:id="rId25" w:history="1">
           <w:r>
             <w:rPr>
               <w:rStyle w:val="Hyperlink"/>
@@ -4528,7 +4534,7 @@
           <w:sz w:val="24"/>
           <w:u w:val="single"/>
         </w:rPr>
-        <w:hyperlink r:id="rId27" w:history="1">
+        <w:hyperlink r:id="rId25" w:history="1">
           <w:r>
             <w:rPr>
               <w:rStyle w:val="Hyperlink"/>

--- a/EXPORTS/DOCX/published/niveau3/English/EMArtis.docx
+++ b/EXPORTS/DOCX/published/niveau3/English/EMArtis.docx
@@ -521,107 +521,7 @@
           <w:color w:val="000000"/>
           <w:sz w:val="24"/>
         </w:rPr>
-        <w:t>Exhibitio</w:t>
-      </w:r>
-      <w:r>
-        <w:rPr>
-          <w:u w:val="single" w:color="0000ff"/>
-          <w:rFonts w:ascii="Charis SIL Regular" w:hAnsi="Charis SIL Regular" w:eastAsia="Charis SIL Regular"/>
-          <w:b w:val="0"/>
-          <w:i w:val="0"/>
-          <w:color w:val="000000"/>
-          <w:sz w:val="24"/>
-        </w:rPr>
-        <w:hyperlink r:id="rId10" w:history="1">
-          <w:r>
-            <w:rPr>
-              <w:rStyle w:val="Hyperlink"/>
-            </w:rPr>
-            <w:t>n, of 1883 and</w:t>
-          </w:r>
-        </w:hyperlink>
-      </w:r>
-      <w:r>
-        <w:rPr>
-          <w:u w:val="single" w:color="0000ff"/>
-          <w:rFonts w:ascii="Charis SIL Regular" w:hAnsi="Charis SIL Regular" w:eastAsia="Charis SIL Regular"/>
-          <w:b w:val="0"/>
-          <w:i w:val="0"/>
-          <w:color w:val="000000"/>
-          <w:sz w:val="24"/>
-        </w:rPr>
-        <w:t xml:space="preserve"> </w:t>
-      </w:r>
-      <w:r>
-        <w:rPr>
-          <w:u w:val="single" w:color="0000ff"/>
-          <w:rFonts w:ascii="Charis SIL Regular" w:hAnsi="Charis SIL Regular" w:eastAsia="Charis SIL Regular"/>
-          <w:b w:val="0"/>
-          <w:i w:val="0"/>
-          <w:color w:val="000000"/>
-          <w:sz w:val="24"/>
-        </w:rPr>
-        <w:hyperlink r:id="rId10" w:history="1">
-          <w:r>
-            <w:rPr>
-              <w:rStyle w:val="Hyperlink"/>
-            </w:rPr>
-            <w:t>objects c</w:t>
-          </w:r>
-        </w:hyperlink>
-      </w:r>
-      <w:r>
-        <w:rPr>
-          <w:u w:val="single" w:color="0000ff"/>
-          <w:rFonts w:ascii="Charis SIL Regular" w:hAnsi="Charis SIL Regular" w:eastAsia="Charis SIL Regular"/>
-          <w:b w:val="0"/>
-          <w:i w:val="0"/>
-          <w:color w:val="000000"/>
-          <w:sz w:val="24"/>
-        </w:rPr>
-        <w:hyperlink r:id="rId10" w:history="1">
-          <w:r>
-            <w:rPr>
-              <w:rStyle w:val="Hyperlink"/>
-            </w:rPr>
-            <w:t>o</w:t>
-          </w:r>
-        </w:hyperlink>
-      </w:r>
-      <w:r>
-        <w:rPr>
-          <w:u w:val="single" w:color="0000ff"/>
-          <w:rFonts w:ascii="Charis SIL Regular" w:hAnsi="Charis SIL Regular" w:eastAsia="Charis SIL Regular"/>
-          <w:b w:val="0"/>
-          <w:i w:val="0"/>
-          <w:color w:val="000000"/>
-          <w:sz w:val="24"/>
-        </w:rPr>
-        <w:hyperlink r:id="rId10" w:history="1">
-          <w:r>
-            <w:rPr>
-              <w:rStyle w:val="Hyperlink"/>
-            </w:rPr>
-            <w:t>lle</w:t>
-          </w:r>
-        </w:hyperlink>
-      </w:r>
-      <w:r>
-        <w:rPr>
-          <w:rFonts w:ascii="Charis SIL Regular" w:hAnsi="Charis SIL Regular" w:eastAsia="Charis SIL Regular"/>
-          <w:b w:val="0"/>
-          <w:i w:val="0"/>
-          <w:color w:val="000000"/>
-          <w:sz w:val="24"/>
-        </w:rPr>
-        <w:hyperlink r:id="rId10" w:history="1">
-          <w:r>
-            <w:rPr>
-              <w:rStyle w:val="Hyperlink"/>
-            </w:rPr>
-            <w:t xml:space="preserve">cted by the </w:t>
-          </w:r>
-        </w:hyperlink>
+        <w:t xml:space="preserve">Exhibition, of 1883 and objects collected by the </w:t>
       </w:r>
       <w:r>
         <w:rPr>
@@ -632,14 +532,7 @@
           <w:sz w:val="24"/>
           <w:u w:val="single"/>
         </w:rPr>
-        <w:hyperlink r:id="rId11" w:history="1">
-          <w:r>
-            <w:rPr>
-              <w:rStyle w:val="Hyperlink"/>
-            </w:rPr>
-            <w:t>Nie</w:t>
-          </w:r>
-        </w:hyperlink>
+        <w:t>Nie</w:t>
       </w:r>
       <w:r>
         <w:rPr>
@@ -679,7 +572,7 @@
           <w:sz w:val="24"/>
           <w:u w:val="single"/>
         </w:rPr>
-        <w:hyperlink r:id="rId10" w:history="1">
+        <w:hyperlink r:id="rId11" w:history="1">
           <w:r>
             <w:rPr>
               <w:rStyle w:val="Hyperlink"/>
@@ -3608,7 +3501,7 @@
           <w:sz w:val="24"/>
           <w:u w:val="single"/>
         </w:rPr>
-        <w:hyperlink r:id="rId19" w:history="1">
+        <w:hyperlink r:id="rId20" w:history="1">
           <w:r>
             <w:rPr>
               <w:rStyle w:val="Hyperlink"/>
@@ -3625,14 +3518,7 @@
           <w:color w:val="000000"/>
           <w:sz w:val="24"/>
         </w:rPr>
-        <w:hyperlink r:id="rId19" w:history="1">
-          <w:r>
-            <w:rPr>
-              <w:rStyle w:val="Hyperlink"/>
-            </w:rPr>
-            <w:t xml:space="preserve">, </w:t>
-          </w:r>
-        </w:hyperlink>
+        <w:t xml:space="preserve">, </w:t>
       </w:r>
       <w:r>
         <w:rPr>
@@ -3643,7 +3529,7 @@
           <w:sz w:val="24"/>
           <w:u w:val="single"/>
         </w:rPr>
-        <w:hyperlink r:id="rId19" w:history="1">
+        <w:hyperlink r:id="rId21" w:history="1">
           <w:r>
             <w:rPr>
               <w:rStyle w:val="Hyperlink"/>
@@ -3672,7 +3558,7 @@
           <w:sz w:val="24"/>
           <w:u w:val="single"/>
         </w:rPr>
-        <w:hyperlink r:id="rId20" w:history="1">
+        <w:hyperlink r:id="rId21" w:history="1">
           <w:r>
             <w:rPr>
               <w:rStyle w:val="Hyperlink"/>
@@ -3790,7 +3676,7 @@
           <w:sz w:val="24"/>
           <w:u w:val="single"/>
         </w:rPr>
-        <w:hyperlink r:id="rId21" w:history="1">
+        <w:hyperlink r:id="rId22" w:history="1">
           <w:r>
             <w:rPr>
               <w:rStyle w:val="Hyperlink"/>
@@ -3808,7 +3694,7 @@
           <w:sz w:val="24"/>
           <w:u w:val="single"/>
         </w:rPr>
-        <w:hyperlink r:id="rId21" w:history="1">
+        <w:hyperlink r:id="rId22" w:history="1">
           <w:r>
             <w:rPr>
               <w:rStyle w:val="Hyperlink"/>
@@ -3826,7 +3712,7 @@
           <w:sz w:val="24"/>
           <w:u w:val="single"/>
         </w:rPr>
-        <w:hyperlink r:id="rId21" w:history="1">
+        <w:hyperlink r:id="rId22" w:history="1">
           <w:r>
             <w:rPr>
               <w:rStyle w:val="Hyperlink"/>
@@ -3844,7 +3730,7 @@
           <w:sz w:val="24"/>
           <w:u w:val="single"/>
         </w:rPr>
-        <w:hyperlink r:id="rId21" w:history="1">
+        <w:hyperlink r:id="rId22" w:history="1">
           <w:r>
             <w:rPr>
               <w:rStyle w:val="Hyperlink"/>
@@ -3872,7 +3758,7 @@
           <w:sz w:val="24"/>
           <w:u w:val="single"/>
         </w:rPr>
-        <w:hyperlink r:id="rId21" w:history="1">
+        <w:hyperlink r:id="rId23" w:history="1">
           <w:r>
             <w:rPr>
               <w:rStyle w:val="Hyperlink"/>
@@ -3890,7 +3776,7 @@
           <w:sz w:val="24"/>
           <w:u w:val="single"/>
         </w:rPr>
-        <w:hyperlink r:id="rId21" w:history="1">
+        <w:hyperlink r:id="rId23" w:history="1">
           <w:r>
             <w:rPr>
               <w:rStyle w:val="Hyperlink"/>
@@ -3919,7 +3805,7 @@
           <w:sz w:val="24"/>
           <w:u w:val="single"/>
         </w:rPr>
-        <w:hyperlink r:id="rId21" w:history="1">
+        <w:hyperlink r:id="rId23" w:history="1">
           <w:r>
             <w:rPr>
               <w:rStyle w:val="Hyperlink"/>
@@ -4057,7 +3943,7 @@
           <w:sz w:val="24"/>
           <w:u w:val="single"/>
         </w:rPr>
-        <w:hyperlink r:id="rId22" w:history="1">
+        <w:hyperlink r:id="rId24" w:history="1">
           <w:r>
             <w:rPr>
               <w:rStyle w:val="Hyperlink"/>
@@ -4075,7 +3961,7 @@
           <w:sz w:val="24"/>
           <w:u w:val="single"/>
         </w:rPr>
-        <w:hyperlink r:id="rId22" w:history="1">
+        <w:hyperlink r:id="rId24" w:history="1">
           <w:r>
             <w:rPr>
               <w:rStyle w:val="Hyperlink"/>
@@ -4093,7 +3979,7 @@
           <w:sz w:val="24"/>
           <w:u w:val="single"/>
         </w:rPr>
-        <w:hyperlink r:id="rId22" w:history="1">
+        <w:hyperlink r:id="rId24" w:history="1">
           <w:r>
             <w:rPr>
               <w:rStyle w:val="Hyperlink"/>
@@ -4111,7 +3997,7 @@
           <w:sz w:val="24"/>
           <w:u w:val="single"/>
         </w:rPr>
-        <w:hyperlink r:id="rId22" w:history="1">
+        <w:hyperlink r:id="rId24" w:history="1">
           <w:r>
             <w:rPr>
               <w:rStyle w:val="Hyperlink"/>
@@ -4132,7 +4018,7 @@
           <w:sz w:val="24"/>
           <w:u w:val="single"/>
         </w:rPr>
-        <w:hyperlink r:id="rId22" w:history="1">
+        <w:hyperlink r:id="rId24" w:history="1">
           <w:r>
             <w:rPr>
               <w:rStyle w:val="Hyperlink"/>
@@ -4150,7 +4036,7 @@
           <w:sz w:val="24"/>
           <w:u w:val="single"/>
         </w:rPr>
-        <w:hyperlink r:id="rId22" w:history="1">
+        <w:hyperlink r:id="rId24" w:history="1">
           <w:r>
             <w:rPr>
               <w:rStyle w:val="Hyperlink"/>
@@ -4168,7 +4054,7 @@
           <w:sz w:val="24"/>
           <w:u w:val="single"/>
         </w:rPr>
-        <w:hyperlink r:id="rId22" w:history="1">
+        <w:hyperlink r:id="rId24" w:history="1">
           <w:r>
             <w:rPr>
               <w:rStyle w:val="Hyperlink"/>
@@ -4186,7 +4072,7 @@
           <w:sz w:val="24"/>
           <w:u w:val="single"/>
         </w:rPr>
-        <w:hyperlink r:id="rId22" w:history="1">
+        <w:hyperlink r:id="rId24" w:history="1">
           <w:r>
             <w:rPr>
               <w:rStyle w:val="Hyperlink"/>
@@ -4204,7 +4090,7 @@
           <w:sz w:val="24"/>
           <w:u w:val="single"/>
         </w:rPr>
-        <w:hyperlink r:id="rId22" w:history="1">
+        <w:hyperlink r:id="rId24" w:history="1">
           <w:r>
             <w:rPr>
               <w:rStyle w:val="Hyperlink"/>
@@ -4222,7 +4108,7 @@
           <w:sz w:val="24"/>
           <w:u w:val="single"/>
         </w:rPr>
-        <w:hyperlink r:id="rId22" w:history="1">
+        <w:hyperlink r:id="rId24" w:history="1">
           <w:r>
             <w:rPr>
               <w:rStyle w:val="Hyperlink"/>
@@ -4250,7 +4136,7 @@
           <w:sz w:val="24"/>
           <w:u w:val="single"/>
         </w:rPr>
-        <w:hyperlink r:id="rId23" w:history="1">
+        <w:hyperlink r:id="rId25" w:history="1">
           <w:r>
             <w:rPr>
               <w:rStyle w:val="Hyperlink"/>
@@ -4268,7 +4154,7 @@
           <w:sz w:val="24"/>
           <w:u w:val="single"/>
         </w:rPr>
-        <w:hyperlink r:id="rId22" w:history="1">
+        <w:hyperlink r:id="rId25" w:history="1">
           <w:r>
             <w:rPr>
               <w:rStyle w:val="Hyperlink"/>
@@ -4405,7 +4291,7 @@
           <w:sz w:val="24"/>
           <w:u w:val="single"/>
         </w:rPr>
-        <w:hyperlink r:id="rId24" w:history="1">
+        <w:hyperlink r:id="rId26" w:history="1">
           <w:r>
             <w:rPr>
               <w:rStyle w:val="Hyperlink"/>
@@ -4423,7 +4309,7 @@
           <w:sz w:val="24"/>
           <w:u w:val="single"/>
         </w:rPr>
-        <w:hyperlink r:id="rId24" w:history="1">
+        <w:hyperlink r:id="rId26" w:history="1">
           <w:r>
             <w:rPr>
               <w:rStyle w:val="Hyperlink"/>
@@ -4441,7 +4327,7 @@
           <w:sz w:val="24"/>
           <w:u w:val="single"/>
         </w:rPr>
-        <w:hyperlink r:id="rId24" w:history="1">
+        <w:hyperlink r:id="rId26" w:history="1">
           <w:r>
             <w:rPr>
               <w:rStyle w:val="Hyperlink"/>
@@ -4459,7 +4345,7 @@
           <w:sz w:val="24"/>
           <w:u w:val="single"/>
         </w:rPr>
-        <w:hyperlink r:id="rId24" w:history="1">
+        <w:hyperlink r:id="rId26" w:history="1">
           <w:r>
             <w:rPr>
               <w:rStyle w:val="Hyperlink"/>
@@ -4487,7 +4373,7 @@
           <w:sz w:val="24"/>
           <w:u w:val="single"/>
         </w:rPr>
-        <w:hyperlink r:id="rId25" w:history="1">
+        <w:hyperlink r:id="rId27" w:history="1">
           <w:r>
             <w:rPr>
               <w:rStyle w:val="Hyperlink"/>
@@ -4505,7 +4391,7 @@
           <w:sz w:val="24"/>
           <w:u w:val="single"/>
         </w:rPr>
-        <w:hyperlink r:id="rId25" w:history="1">
+        <w:hyperlink r:id="rId27" w:history="1">
           <w:r>
             <w:rPr>
               <w:rStyle w:val="Hyperlink"/>
@@ -4534,7 +4420,7 @@
           <w:sz w:val="24"/>
           <w:u w:val="single"/>
         </w:rPr>
-        <w:hyperlink r:id="rId25" w:history="1">
+        <w:hyperlink r:id="rId27" w:history="1">
           <w:r>
             <w:rPr>
               <w:rStyle w:val="Hyperlink"/>

--- a/EXPORTS/DOCX/published/niveau3/English/EMArtis.docx
+++ b/EXPORTS/DOCX/published/niveau3/English/EMArtis.docx
@@ -521,7 +521,101 @@
           <w:color w:val="000000"/>
           <w:sz w:val="24"/>
         </w:rPr>
-        <w:t xml:space="preserve">Exhibition, of 1883 and objects collected by the </w:t>
+        <w:t>Exhibitio</w:t>
+      </w:r>
+      <w:r>
+        <w:rPr>
+          <w:u w:val="single" w:color="0000ff"/>
+          <w:rFonts w:ascii="Charis SIL Regular" w:hAnsi="Charis SIL Regular" w:eastAsia="Charis SIL Regular"/>
+          <w:b w:val="0"/>
+          <w:i w:val="0"/>
+          <w:color w:val="000000"/>
+          <w:sz w:val="24"/>
+        </w:rPr>
+        <w:hyperlink r:id="rId10" w:history="1">
+          <w:r>
+            <w:rPr>
+              <w:rStyle w:val="Hyperlink"/>
+            </w:rPr>
+            <w:t>n, of 1883 and</w:t>
+          </w:r>
+        </w:hyperlink>
+      </w:r>
+      <w:r>
+        <w:rPr>
+          <w:u w:val="single" w:color="0000ff"/>
+          <w:rFonts w:ascii="Charis SIL Regular" w:hAnsi="Charis SIL Regular" w:eastAsia="Charis SIL Regular"/>
+          <w:b w:val="0"/>
+          <w:i w:val="0"/>
+          <w:color w:val="000000"/>
+          <w:sz w:val="24"/>
+        </w:rPr>
+        <w:t xml:space="preserve"> </w:t>
+      </w:r>
+      <w:r>
+        <w:rPr>
+          <w:u w:val="single" w:color="0000ff"/>
+          <w:rFonts w:ascii="Charis SIL Regular" w:hAnsi="Charis SIL Regular" w:eastAsia="Charis SIL Regular"/>
+          <w:b w:val="0"/>
+          <w:i w:val="0"/>
+          <w:color w:val="000000"/>
+          <w:sz w:val="24"/>
+        </w:rPr>
+        <w:hyperlink r:id="rId10" w:history="1">
+          <w:r>
+            <w:rPr>
+              <w:rStyle w:val="Hyperlink"/>
+            </w:rPr>
+            <w:t>objects c</w:t>
+          </w:r>
+        </w:hyperlink>
+      </w:r>
+      <w:r>
+        <w:rPr>
+          <w:u w:val="single" w:color="0000ff"/>
+          <w:rFonts w:ascii="Charis SIL Regular" w:hAnsi="Charis SIL Regular" w:eastAsia="Charis SIL Regular"/>
+          <w:b w:val="0"/>
+          <w:i w:val="0"/>
+          <w:color w:val="000000"/>
+          <w:sz w:val="24"/>
+        </w:rPr>
+        <w:hyperlink r:id="rId10" w:history="1">
+          <w:r>
+            <w:rPr>
+              <w:rStyle w:val="Hyperlink"/>
+            </w:rPr>
+            <w:t>o</w:t>
+          </w:r>
+        </w:hyperlink>
+      </w:r>
+      <w:r>
+        <w:rPr>
+          <w:u w:val="single" w:color="0000ff"/>
+          <w:rFonts w:ascii="Charis SIL Regular" w:hAnsi="Charis SIL Regular" w:eastAsia="Charis SIL Regular"/>
+          <w:b w:val="0"/>
+          <w:i w:val="0"/>
+          <w:color w:val="000000"/>
+          <w:sz w:val="24"/>
+        </w:rPr>
+        <w:hyperlink r:id="rId10" w:history="1">
+          <w:r>
+            <w:rPr>
+              <w:rStyle w:val="Hyperlink"/>
+            </w:rPr>
+            <w:t>lle</w:t>
+          </w:r>
+        </w:hyperlink>
+      </w:r>
+      <w:r>
+        <w:rPr>
+          <w:u w:val="single" w:color="0000ff"/>
+          <w:rFonts w:ascii="Charis SIL Regular" w:hAnsi="Charis SIL Regular" w:eastAsia="Charis SIL Regular"/>
+          <w:b w:val="0"/>
+          <w:i w:val="0"/>
+          <w:color w:val="000000"/>
+          <w:sz w:val="24"/>
+        </w:rPr>
+        <w:t xml:space="preserve">cted by the </w:t>
       </w:r>
       <w:r>
         <w:rPr>
@@ -532,7 +626,14 @@
           <w:sz w:val="24"/>
           <w:u w:val="single"/>
         </w:rPr>
-        <w:t>Nie</w:t>
+        <w:hyperlink r:id="rId11" w:history="1">
+          <w:r>
+            <w:rPr>
+              <w:rStyle w:val="Hyperlink"/>
+            </w:rPr>
+            <w:t>Nie</w:t>
+          </w:r>
+        </w:hyperlink>
       </w:r>
       <w:r>
         <w:rPr>
@@ -572,7 +673,7 @@
           <w:sz w:val="24"/>
           <w:u w:val="single"/>
         </w:rPr>
-        <w:hyperlink r:id="rId11" w:history="1">
+        <w:hyperlink r:id="rId10" w:history="1">
           <w:r>
             <w:rPr>
               <w:rStyle w:val="Hyperlink"/>
@@ -1659,25 +1760,7 @@
           <w:color w:val="000000"/>
           <w:sz w:val="24"/>
         </w:rPr>
-        <w:t>are held at the A</w:t>
-      </w:r>
-      <w:r>
-        <w:rPr>
-          <w:u w:val="single" w:color="0000ff"/>
-          <w:rFonts w:ascii="Charis SIL Regular" w:hAnsi="Charis SIL Regular" w:eastAsia="Charis SIL Regular"/>
-          <w:b w:val="0"/>
-          <w:i w:val="0"/>
-          <w:color w:val="000000"/>
-          <w:sz w:val="24"/>
-        </w:rPr>
-        <w:hyperlink r:id="rId15" w:history="1">
-          <w:r>
-            <w:rPr>
-              <w:rStyle w:val="Hyperlink"/>
-            </w:rPr>
-            <w:t>msterda</w:t>
-          </w:r>
-        </w:hyperlink>
+        <w:t>are held at the Amsterda</w:t>
       </w:r>
       <w:r>
         <w:rPr>
@@ -3501,7 +3584,7 @@
           <w:sz w:val="24"/>
           <w:u w:val="single"/>
         </w:rPr>
-        <w:hyperlink r:id="rId20" w:history="1">
+        <w:hyperlink r:id="rId19" w:history="1">
           <w:r>
             <w:rPr>
               <w:rStyle w:val="Hyperlink"/>
@@ -3518,7 +3601,14 @@
           <w:color w:val="000000"/>
           <w:sz w:val="24"/>
         </w:rPr>
-        <w:t xml:space="preserve">, </w:t>
+        <w:hyperlink r:id="rId19" w:history="1">
+          <w:r>
+            <w:rPr>
+              <w:rStyle w:val="Hyperlink"/>
+            </w:rPr>
+            <w:t xml:space="preserve">, </w:t>
+          </w:r>
+        </w:hyperlink>
       </w:r>
       <w:r>
         <w:rPr>
@@ -3529,7 +3619,7 @@
           <w:sz w:val="24"/>
           <w:u w:val="single"/>
         </w:rPr>
-        <w:hyperlink r:id="rId21" w:history="1">
+        <w:hyperlink r:id="rId19" w:history="1">
           <w:r>
             <w:rPr>
               <w:rStyle w:val="Hyperlink"/>
@@ -3558,7 +3648,7 @@
           <w:sz w:val="24"/>
           <w:u w:val="single"/>
         </w:rPr>
-        <w:hyperlink r:id="rId21" w:history="1">
+        <w:hyperlink r:id="rId20" w:history="1">
           <w:r>
             <w:rPr>
               <w:rStyle w:val="Hyperlink"/>
@@ -3676,7 +3766,7 @@
           <w:sz w:val="24"/>
           <w:u w:val="single"/>
         </w:rPr>
-        <w:hyperlink r:id="rId22" w:history="1">
+        <w:hyperlink r:id="rId21" w:history="1">
           <w:r>
             <w:rPr>
               <w:rStyle w:val="Hyperlink"/>
@@ -3694,7 +3784,7 @@
           <w:sz w:val="24"/>
           <w:u w:val="single"/>
         </w:rPr>
-        <w:hyperlink r:id="rId22" w:history="1">
+        <w:hyperlink r:id="rId21" w:history="1">
           <w:r>
             <w:rPr>
               <w:rStyle w:val="Hyperlink"/>
@@ -3712,7 +3802,7 @@
           <w:sz w:val="24"/>
           <w:u w:val="single"/>
         </w:rPr>
-        <w:hyperlink r:id="rId22" w:history="1">
+        <w:hyperlink r:id="rId21" w:history="1">
           <w:r>
             <w:rPr>
               <w:rStyle w:val="Hyperlink"/>
@@ -3730,7 +3820,7 @@
           <w:sz w:val="24"/>
           <w:u w:val="single"/>
         </w:rPr>
-        <w:hyperlink r:id="rId22" w:history="1">
+        <w:hyperlink r:id="rId21" w:history="1">
           <w:r>
             <w:rPr>
               <w:rStyle w:val="Hyperlink"/>
@@ -3758,7 +3848,7 @@
           <w:sz w:val="24"/>
           <w:u w:val="single"/>
         </w:rPr>
-        <w:hyperlink r:id="rId23" w:history="1">
+        <w:hyperlink r:id="rId21" w:history="1">
           <w:r>
             <w:rPr>
               <w:rStyle w:val="Hyperlink"/>
@@ -3776,7 +3866,7 @@
           <w:sz w:val="24"/>
           <w:u w:val="single"/>
         </w:rPr>
-        <w:hyperlink r:id="rId23" w:history="1">
+        <w:hyperlink r:id="rId21" w:history="1">
           <w:r>
             <w:rPr>
               <w:rStyle w:val="Hyperlink"/>
@@ -3805,7 +3895,7 @@
           <w:sz w:val="24"/>
           <w:u w:val="single"/>
         </w:rPr>
-        <w:hyperlink r:id="rId23" w:history="1">
+        <w:hyperlink r:id="rId21" w:history="1">
           <w:r>
             <w:rPr>
               <w:rStyle w:val="Hyperlink"/>
@@ -3943,7 +4033,7 @@
           <w:sz w:val="24"/>
           <w:u w:val="single"/>
         </w:rPr>
-        <w:hyperlink r:id="rId24" w:history="1">
+        <w:hyperlink r:id="rId22" w:history="1">
           <w:r>
             <w:rPr>
               <w:rStyle w:val="Hyperlink"/>
@@ -3961,7 +4051,7 @@
           <w:sz w:val="24"/>
           <w:u w:val="single"/>
         </w:rPr>
-        <w:hyperlink r:id="rId24" w:history="1">
+        <w:hyperlink r:id="rId22" w:history="1">
           <w:r>
             <w:rPr>
               <w:rStyle w:val="Hyperlink"/>
@@ -3979,7 +4069,7 @@
           <w:sz w:val="24"/>
           <w:u w:val="single"/>
         </w:rPr>
-        <w:hyperlink r:id="rId24" w:history="1">
+        <w:hyperlink r:id="rId22" w:history="1">
           <w:r>
             <w:rPr>
               <w:rStyle w:val="Hyperlink"/>
@@ -3997,7 +4087,7 @@
           <w:sz w:val="24"/>
           <w:u w:val="single"/>
         </w:rPr>
-        <w:hyperlink r:id="rId24" w:history="1">
+        <w:hyperlink r:id="rId22" w:history="1">
           <w:r>
             <w:rPr>
               <w:rStyle w:val="Hyperlink"/>
@@ -4018,7 +4108,7 @@
           <w:sz w:val="24"/>
           <w:u w:val="single"/>
         </w:rPr>
-        <w:hyperlink r:id="rId24" w:history="1">
+        <w:hyperlink r:id="rId22" w:history="1">
           <w:r>
             <w:rPr>
               <w:rStyle w:val="Hyperlink"/>
@@ -4036,7 +4126,7 @@
           <w:sz w:val="24"/>
           <w:u w:val="single"/>
         </w:rPr>
-        <w:hyperlink r:id="rId24" w:history="1">
+        <w:hyperlink r:id="rId22" w:history="1">
           <w:r>
             <w:rPr>
               <w:rStyle w:val="Hyperlink"/>
@@ -4054,7 +4144,7 @@
           <w:sz w:val="24"/>
           <w:u w:val="single"/>
         </w:rPr>
-        <w:hyperlink r:id="rId24" w:history="1">
+        <w:hyperlink r:id="rId22" w:history="1">
           <w:r>
             <w:rPr>
               <w:rStyle w:val="Hyperlink"/>
@@ -4072,7 +4162,7 @@
           <w:sz w:val="24"/>
           <w:u w:val="single"/>
         </w:rPr>
-        <w:hyperlink r:id="rId24" w:history="1">
+        <w:hyperlink r:id="rId22" w:history="1">
           <w:r>
             <w:rPr>
               <w:rStyle w:val="Hyperlink"/>
@@ -4090,7 +4180,7 @@
           <w:sz w:val="24"/>
           <w:u w:val="single"/>
         </w:rPr>
-        <w:hyperlink r:id="rId24" w:history="1">
+        <w:hyperlink r:id="rId22" w:history="1">
           <w:r>
             <w:rPr>
               <w:rStyle w:val="Hyperlink"/>
@@ -4108,7 +4198,7 @@
           <w:sz w:val="24"/>
           <w:u w:val="single"/>
         </w:rPr>
-        <w:hyperlink r:id="rId24" w:history="1">
+        <w:hyperlink r:id="rId22" w:history="1">
           <w:r>
             <w:rPr>
               <w:rStyle w:val="Hyperlink"/>
@@ -4136,7 +4226,7 @@
           <w:sz w:val="24"/>
           <w:u w:val="single"/>
         </w:rPr>
-        <w:hyperlink r:id="rId25" w:history="1">
+        <w:hyperlink r:id="rId23" w:history="1">
           <w:r>
             <w:rPr>
               <w:rStyle w:val="Hyperlink"/>
@@ -4154,7 +4244,7 @@
           <w:sz w:val="24"/>
           <w:u w:val="single"/>
         </w:rPr>
-        <w:hyperlink r:id="rId25" w:history="1">
+        <w:hyperlink r:id="rId22" w:history="1">
           <w:r>
             <w:rPr>
               <w:rStyle w:val="Hyperlink"/>
@@ -4291,7 +4381,7 @@
           <w:sz w:val="24"/>
           <w:u w:val="single"/>
         </w:rPr>
-        <w:hyperlink r:id="rId26" w:history="1">
+        <w:hyperlink r:id="rId24" w:history="1">
           <w:r>
             <w:rPr>
               <w:rStyle w:val="Hyperlink"/>
@@ -4309,7 +4399,7 @@
           <w:sz w:val="24"/>
           <w:u w:val="single"/>
         </w:rPr>
-        <w:hyperlink r:id="rId26" w:history="1">
+        <w:hyperlink r:id="rId24" w:history="1">
           <w:r>
             <w:rPr>
               <w:rStyle w:val="Hyperlink"/>
@@ -4327,7 +4417,7 @@
           <w:sz w:val="24"/>
           <w:u w:val="single"/>
         </w:rPr>
-        <w:hyperlink r:id="rId26" w:history="1">
+        <w:hyperlink r:id="rId24" w:history="1">
           <w:r>
             <w:rPr>
               <w:rStyle w:val="Hyperlink"/>
@@ -4345,7 +4435,7 @@
           <w:sz w:val="24"/>
           <w:u w:val="single"/>
         </w:rPr>
-        <w:hyperlink r:id="rId26" w:history="1">
+        <w:hyperlink r:id="rId24" w:history="1">
           <w:r>
             <w:rPr>
               <w:rStyle w:val="Hyperlink"/>
@@ -4373,7 +4463,7 @@
           <w:sz w:val="24"/>
           <w:u w:val="single"/>
         </w:rPr>
-        <w:hyperlink r:id="rId27" w:history="1">
+        <w:hyperlink r:id="rId25" w:history="1">
           <w:r>
             <w:rPr>
               <w:rStyle w:val="Hyperlink"/>
@@ -4391,7 +4481,7 @@
           <w:sz w:val="24"/>
           <w:u w:val="single"/>
         </w:rPr>
-        <w:hyperlink r:id="rId27" w:history="1">
+        <w:hyperlink r:id="rId24" w:history="1">
           <w:r>
             <w:rPr>
               <w:rStyle w:val="Hyperlink"/>
@@ -4420,7 +4510,7 @@
           <w:sz w:val="24"/>
           <w:u w:val="single"/>
         </w:rPr>
-        <w:hyperlink r:id="rId27" w:history="1">
+        <w:hyperlink r:id="rId25" w:history="1">
           <w:r>
             <w:rPr>
               <w:rStyle w:val="Hyperlink"/>

--- a/EXPORTS/DOCX/published/niveau3/English/EMArtis.docx
+++ b/EXPORTS/DOCX/published/niveau3/English/EMArtis.docx
@@ -532,90 +532,7 @@
           <w:color w:val="000000"/>
           <w:sz w:val="24"/>
         </w:rPr>
-        <w:hyperlink r:id="rId10" w:history="1">
-          <w:r>
-            <w:rPr>
-              <w:rStyle w:val="Hyperlink"/>
-            </w:rPr>
-            <w:t>n, of 1883 and</w:t>
-          </w:r>
-        </w:hyperlink>
-      </w:r>
-      <w:r>
-        <w:rPr>
-          <w:u w:val="single" w:color="0000ff"/>
-          <w:rFonts w:ascii="Charis SIL Regular" w:hAnsi="Charis SIL Regular" w:eastAsia="Charis SIL Regular"/>
-          <w:b w:val="0"/>
-          <w:i w:val="0"/>
-          <w:color w:val="000000"/>
-          <w:sz w:val="24"/>
-        </w:rPr>
-        <w:t xml:space="preserve"> </w:t>
-      </w:r>
-      <w:r>
-        <w:rPr>
-          <w:u w:val="single" w:color="0000ff"/>
-          <w:rFonts w:ascii="Charis SIL Regular" w:hAnsi="Charis SIL Regular" w:eastAsia="Charis SIL Regular"/>
-          <w:b w:val="0"/>
-          <w:i w:val="0"/>
-          <w:color w:val="000000"/>
-          <w:sz w:val="24"/>
-        </w:rPr>
-        <w:hyperlink r:id="rId10" w:history="1">
-          <w:r>
-            <w:rPr>
-              <w:rStyle w:val="Hyperlink"/>
-            </w:rPr>
-            <w:t>objects c</w:t>
-          </w:r>
-        </w:hyperlink>
-      </w:r>
-      <w:r>
-        <w:rPr>
-          <w:u w:val="single" w:color="0000ff"/>
-          <w:rFonts w:ascii="Charis SIL Regular" w:hAnsi="Charis SIL Regular" w:eastAsia="Charis SIL Regular"/>
-          <w:b w:val="0"/>
-          <w:i w:val="0"/>
-          <w:color w:val="000000"/>
-          <w:sz w:val="24"/>
-        </w:rPr>
-        <w:hyperlink r:id="rId10" w:history="1">
-          <w:r>
-            <w:rPr>
-              <w:rStyle w:val="Hyperlink"/>
-            </w:rPr>
-            <w:t>o</w:t>
-          </w:r>
-        </w:hyperlink>
-      </w:r>
-      <w:r>
-        <w:rPr>
-          <w:u w:val="single" w:color="0000ff"/>
-          <w:rFonts w:ascii="Charis SIL Regular" w:hAnsi="Charis SIL Regular" w:eastAsia="Charis SIL Regular"/>
-          <w:b w:val="0"/>
-          <w:i w:val="0"/>
-          <w:color w:val="000000"/>
-          <w:sz w:val="24"/>
-        </w:rPr>
-        <w:hyperlink r:id="rId10" w:history="1">
-          <w:r>
-            <w:rPr>
-              <w:rStyle w:val="Hyperlink"/>
-            </w:rPr>
-            <w:t>lle</w:t>
-          </w:r>
-        </w:hyperlink>
-      </w:r>
-      <w:r>
-        <w:rPr>
-          <w:u w:val="single" w:color="0000ff"/>
-          <w:rFonts w:ascii="Charis SIL Regular" w:hAnsi="Charis SIL Regular" w:eastAsia="Charis SIL Regular"/>
-          <w:b w:val="0"/>
-          <w:i w:val="0"/>
-          <w:color w:val="000000"/>
-          <w:sz w:val="24"/>
-        </w:rPr>
-        <w:t xml:space="preserve">cted by the </w:t>
+        <w:t xml:space="preserve">n, of 1883 and objects collected by the </w:t>
       </w:r>
       <w:r>
         <w:rPr>
@@ -644,7 +561,7 @@
           <w:sz w:val="24"/>
           <w:u w:val="single"/>
         </w:rPr>
-        <w:hyperlink r:id="rId10" w:history="1">
+        <w:hyperlink r:id="rId11" w:history="1">
           <w:r>
             <w:rPr>
               <w:rStyle w:val="Hyperlink"/>
@@ -673,7 +590,7 @@
           <w:sz w:val="24"/>
           <w:u w:val="single"/>
         </w:rPr>
-        <w:hyperlink r:id="rId10" w:history="1">
+        <w:hyperlink r:id="rId11" w:history="1">
           <w:r>
             <w:rPr>
               <w:rStyle w:val="Hyperlink"/>
@@ -1760,7 +1677,18 @@
           <w:color w:val="000000"/>
           <w:sz w:val="24"/>
         </w:rPr>
-        <w:t>are held at the Amsterda</w:t>
+        <w:t>are held at the A</w:t>
+      </w:r>
+      <w:r>
+        <w:rPr>
+          <w:u w:val="single" w:color="0000ff"/>
+          <w:rFonts w:ascii="Charis SIL Regular" w:hAnsi="Charis SIL Regular" w:eastAsia="Charis SIL Regular"/>
+          <w:b w:val="0"/>
+          <w:i w:val="0"/>
+          <w:color w:val="000000"/>
+          <w:sz w:val="24"/>
+        </w:rPr>
+        <w:t>msterda</w:t>
       </w:r>
       <w:r>
         <w:rPr>
@@ -3537,7 +3465,7 @@
           <w:sz w:val="24"/>
           <w:u w:val="single"/>
         </w:rPr>
-        <w:hyperlink r:id="rId19" w:history="1">
+        <w:hyperlink r:id="rId20" w:history="1">
           <w:r>
             <w:rPr>
               <w:rStyle w:val="Hyperlink"/>
@@ -3555,7 +3483,7 @@
           <w:sz w:val="24"/>
           <w:u w:val="single"/>
         </w:rPr>
-        <w:hyperlink r:id="rId19" w:history="1">
+        <w:hyperlink r:id="rId20" w:history="1">
           <w:r>
             <w:rPr>
               <w:rStyle w:val="Hyperlink"/>
@@ -3584,7 +3512,7 @@
           <w:sz w:val="24"/>
           <w:u w:val="single"/>
         </w:rPr>
-        <w:hyperlink r:id="rId19" w:history="1">
+        <w:hyperlink r:id="rId20" w:history="1">
           <w:r>
             <w:rPr>
               <w:rStyle w:val="Hyperlink"/>
@@ -3601,14 +3529,7 @@
           <w:color w:val="000000"/>
           <w:sz w:val="24"/>
         </w:rPr>
-        <w:hyperlink r:id="rId19" w:history="1">
-          <w:r>
-            <w:rPr>
-              <w:rStyle w:val="Hyperlink"/>
-            </w:rPr>
-            <w:t xml:space="preserve">, </w:t>
-          </w:r>
-        </w:hyperlink>
+        <w:t xml:space="preserve">, </w:t>
       </w:r>
       <w:r>
         <w:rPr>
@@ -3619,7 +3540,7 @@
           <w:sz w:val="24"/>
           <w:u w:val="single"/>
         </w:rPr>
-        <w:hyperlink r:id="rId19" w:history="1">
+        <w:hyperlink r:id="rId21" w:history="1">
           <w:r>
             <w:rPr>
               <w:rStyle w:val="Hyperlink"/>
@@ -3648,7 +3569,7 @@
           <w:sz w:val="24"/>
           <w:u w:val="single"/>
         </w:rPr>
-        <w:hyperlink r:id="rId20" w:history="1">
+        <w:hyperlink r:id="rId19" w:history="1">
           <w:r>
             <w:rPr>
               <w:rStyle w:val="Hyperlink"/>
@@ -3766,7 +3687,7 @@
           <w:sz w:val="24"/>
           <w:u w:val="single"/>
         </w:rPr>
-        <w:hyperlink r:id="rId21" w:history="1">
+        <w:hyperlink r:id="rId22" w:history="1">
           <w:r>
             <w:rPr>
               <w:rStyle w:val="Hyperlink"/>
@@ -3784,7 +3705,7 @@
           <w:sz w:val="24"/>
           <w:u w:val="single"/>
         </w:rPr>
-        <w:hyperlink r:id="rId21" w:history="1">
+        <w:hyperlink r:id="rId22" w:history="1">
           <w:r>
             <w:rPr>
               <w:rStyle w:val="Hyperlink"/>
@@ -3802,7 +3723,7 @@
           <w:sz w:val="24"/>
           <w:u w:val="single"/>
         </w:rPr>
-        <w:hyperlink r:id="rId21" w:history="1">
+        <w:hyperlink r:id="rId22" w:history="1">
           <w:r>
             <w:rPr>
               <w:rStyle w:val="Hyperlink"/>
@@ -3820,7 +3741,7 @@
           <w:sz w:val="24"/>
           <w:u w:val="single"/>
         </w:rPr>
-        <w:hyperlink r:id="rId21" w:history="1">
+        <w:hyperlink r:id="rId22" w:history="1">
           <w:r>
             <w:rPr>
               <w:rStyle w:val="Hyperlink"/>
@@ -3848,7 +3769,7 @@
           <w:sz w:val="24"/>
           <w:u w:val="single"/>
         </w:rPr>
-        <w:hyperlink r:id="rId21" w:history="1">
+        <w:hyperlink r:id="rId23" w:history="1">
           <w:r>
             <w:rPr>
               <w:rStyle w:val="Hyperlink"/>
@@ -3866,7 +3787,7 @@
           <w:sz w:val="24"/>
           <w:u w:val="single"/>
         </w:rPr>
-        <w:hyperlink r:id="rId21" w:history="1">
+        <w:hyperlink r:id="rId23" w:history="1">
           <w:r>
             <w:rPr>
               <w:rStyle w:val="Hyperlink"/>
@@ -3895,7 +3816,7 @@
           <w:sz w:val="24"/>
           <w:u w:val="single"/>
         </w:rPr>
-        <w:hyperlink r:id="rId21" w:history="1">
+        <w:hyperlink r:id="rId23" w:history="1">
           <w:r>
             <w:rPr>
               <w:rStyle w:val="Hyperlink"/>
@@ -4033,7 +3954,7 @@
           <w:sz w:val="24"/>
           <w:u w:val="single"/>
         </w:rPr>
-        <w:hyperlink r:id="rId22" w:history="1">
+        <w:hyperlink r:id="rId24" w:history="1">
           <w:r>
             <w:rPr>
               <w:rStyle w:val="Hyperlink"/>
@@ -4051,7 +3972,7 @@
           <w:sz w:val="24"/>
           <w:u w:val="single"/>
         </w:rPr>
-        <w:hyperlink r:id="rId22" w:history="1">
+        <w:hyperlink r:id="rId24" w:history="1">
           <w:r>
             <w:rPr>
               <w:rStyle w:val="Hyperlink"/>
@@ -4069,7 +3990,7 @@
           <w:sz w:val="24"/>
           <w:u w:val="single"/>
         </w:rPr>
-        <w:hyperlink r:id="rId22" w:history="1">
+        <w:hyperlink r:id="rId24" w:history="1">
           <w:r>
             <w:rPr>
               <w:rStyle w:val="Hyperlink"/>
@@ -4087,7 +4008,7 @@
           <w:sz w:val="24"/>
           <w:u w:val="single"/>
         </w:rPr>
-        <w:hyperlink r:id="rId22" w:history="1">
+        <w:hyperlink r:id="rId24" w:history="1">
           <w:r>
             <w:rPr>
               <w:rStyle w:val="Hyperlink"/>
@@ -4108,7 +4029,7 @@
           <w:sz w:val="24"/>
           <w:u w:val="single"/>
         </w:rPr>
-        <w:hyperlink r:id="rId22" w:history="1">
+        <w:hyperlink r:id="rId24" w:history="1">
           <w:r>
             <w:rPr>
               <w:rStyle w:val="Hyperlink"/>
@@ -4126,7 +4047,7 @@
           <w:sz w:val="24"/>
           <w:u w:val="single"/>
         </w:rPr>
-        <w:hyperlink r:id="rId22" w:history="1">
+        <w:hyperlink r:id="rId24" w:history="1">
           <w:r>
             <w:rPr>
               <w:rStyle w:val="Hyperlink"/>
@@ -4144,7 +4065,7 @@
           <w:sz w:val="24"/>
           <w:u w:val="single"/>
         </w:rPr>
-        <w:hyperlink r:id="rId22" w:history="1">
+        <w:hyperlink r:id="rId24" w:history="1">
           <w:r>
             <w:rPr>
               <w:rStyle w:val="Hyperlink"/>
@@ -4162,7 +4083,7 @@
           <w:sz w:val="24"/>
           <w:u w:val="single"/>
         </w:rPr>
-        <w:hyperlink r:id="rId22" w:history="1">
+        <w:hyperlink r:id="rId24" w:history="1">
           <w:r>
             <w:rPr>
               <w:rStyle w:val="Hyperlink"/>
@@ -4180,7 +4101,7 @@
           <w:sz w:val="24"/>
           <w:u w:val="single"/>
         </w:rPr>
-        <w:hyperlink r:id="rId22" w:history="1">
+        <w:hyperlink r:id="rId24" w:history="1">
           <w:r>
             <w:rPr>
               <w:rStyle w:val="Hyperlink"/>
@@ -4198,7 +4119,7 @@
           <w:sz w:val="24"/>
           <w:u w:val="single"/>
         </w:rPr>
-        <w:hyperlink r:id="rId22" w:history="1">
+        <w:hyperlink r:id="rId24" w:history="1">
           <w:r>
             <w:rPr>
               <w:rStyle w:val="Hyperlink"/>
@@ -4226,7 +4147,7 @@
           <w:sz w:val="24"/>
           <w:u w:val="single"/>
         </w:rPr>
-        <w:hyperlink r:id="rId23" w:history="1">
+        <w:hyperlink r:id="rId25" w:history="1">
           <w:r>
             <w:rPr>
               <w:rStyle w:val="Hyperlink"/>
@@ -4244,7 +4165,7 @@
           <w:sz w:val="24"/>
           <w:u w:val="single"/>
         </w:rPr>
-        <w:hyperlink r:id="rId22" w:history="1">
+        <w:hyperlink r:id="rId24" w:history="1">
           <w:r>
             <w:rPr>
               <w:rStyle w:val="Hyperlink"/>
@@ -4381,7 +4302,7 @@
           <w:sz w:val="24"/>
           <w:u w:val="single"/>
         </w:rPr>
-        <w:hyperlink r:id="rId24" w:history="1">
+        <w:hyperlink r:id="rId26" w:history="1">
           <w:r>
             <w:rPr>
               <w:rStyle w:val="Hyperlink"/>
@@ -4399,7 +4320,7 @@
           <w:sz w:val="24"/>
           <w:u w:val="single"/>
         </w:rPr>
-        <w:hyperlink r:id="rId24" w:history="1">
+        <w:hyperlink r:id="rId26" w:history="1">
           <w:r>
             <w:rPr>
               <w:rStyle w:val="Hyperlink"/>
@@ -4417,7 +4338,7 @@
           <w:sz w:val="24"/>
           <w:u w:val="single"/>
         </w:rPr>
-        <w:hyperlink r:id="rId24" w:history="1">
+        <w:hyperlink r:id="rId26" w:history="1">
           <w:r>
             <w:rPr>
               <w:rStyle w:val="Hyperlink"/>
@@ -4435,7 +4356,7 @@
           <w:sz w:val="24"/>
           <w:u w:val="single"/>
         </w:rPr>
-        <w:hyperlink r:id="rId24" w:history="1">
+        <w:hyperlink r:id="rId26" w:history="1">
           <w:r>
             <w:rPr>
               <w:rStyle w:val="Hyperlink"/>
@@ -4463,7 +4384,7 @@
           <w:sz w:val="24"/>
           <w:u w:val="single"/>
         </w:rPr>
-        <w:hyperlink r:id="rId25" w:history="1">
+        <w:hyperlink r:id="rId27" w:history="1">
           <w:r>
             <w:rPr>
               <w:rStyle w:val="Hyperlink"/>
@@ -4481,7 +4402,7 @@
           <w:sz w:val="24"/>
           <w:u w:val="single"/>
         </w:rPr>
-        <w:hyperlink r:id="rId24" w:history="1">
+        <w:hyperlink r:id="rId26" w:history="1">
           <w:r>
             <w:rPr>
               <w:rStyle w:val="Hyperlink"/>
@@ -4510,7 +4431,7 @@
           <w:sz w:val="24"/>
           <w:u w:val="single"/>
         </w:rPr>
-        <w:hyperlink r:id="rId25" w:history="1">
+        <w:hyperlink r:id="rId27" w:history="1">
           <w:r>
             <w:rPr>
               <w:rStyle w:val="Hyperlink"/>

--- a/EXPORTS/DOCX/published/niveau3/English/EMArtis.docx
+++ b/EXPORTS/DOCX/published/niveau3/English/EMArtis.docx
@@ -532,7 +532,97 @@
           <w:color w:val="000000"/>
           <w:sz w:val="24"/>
         </w:rPr>
-        <w:t xml:space="preserve">n, of 1883 and objects collected by the </w:t>
+        <w:hyperlink r:id="rId10" w:history="1">
+          <w:r>
+            <w:rPr>
+              <w:rStyle w:val="Hyperlink"/>
+            </w:rPr>
+            <w:t>n, of 1883 and</w:t>
+          </w:r>
+        </w:hyperlink>
+      </w:r>
+      <w:r>
+        <w:rPr>
+          <w:u w:val="single" w:color="0000ff"/>
+          <w:rFonts w:ascii="Charis SIL Regular" w:hAnsi="Charis SIL Regular" w:eastAsia="Charis SIL Regular"/>
+          <w:b w:val="0"/>
+          <w:i w:val="0"/>
+          <w:color w:val="000000"/>
+          <w:sz w:val="24"/>
+        </w:rPr>
+        <w:t xml:space="preserve"> </w:t>
+      </w:r>
+      <w:r>
+        <w:rPr>
+          <w:u w:val="single" w:color="0000ff"/>
+          <w:rFonts w:ascii="Charis SIL Regular" w:hAnsi="Charis SIL Regular" w:eastAsia="Charis SIL Regular"/>
+          <w:b w:val="0"/>
+          <w:i w:val="0"/>
+          <w:color w:val="000000"/>
+          <w:sz w:val="24"/>
+        </w:rPr>
+        <w:hyperlink r:id="rId10" w:history="1">
+          <w:r>
+            <w:rPr>
+              <w:rStyle w:val="Hyperlink"/>
+            </w:rPr>
+            <w:t>objects c</w:t>
+          </w:r>
+        </w:hyperlink>
+      </w:r>
+      <w:r>
+        <w:rPr>
+          <w:u w:val="single" w:color="0000ff"/>
+          <w:rFonts w:ascii="Charis SIL Regular" w:hAnsi="Charis SIL Regular" w:eastAsia="Charis SIL Regular"/>
+          <w:b w:val="0"/>
+          <w:i w:val="0"/>
+          <w:color w:val="000000"/>
+          <w:sz w:val="24"/>
+        </w:rPr>
+        <w:hyperlink r:id="rId10" w:history="1">
+          <w:r>
+            <w:rPr>
+              <w:rStyle w:val="Hyperlink"/>
+            </w:rPr>
+            <w:t>o</w:t>
+          </w:r>
+        </w:hyperlink>
+      </w:r>
+      <w:r>
+        <w:rPr>
+          <w:u w:val="single" w:color="0000ff"/>
+          <w:rFonts w:ascii="Charis SIL Regular" w:hAnsi="Charis SIL Regular" w:eastAsia="Charis SIL Regular"/>
+          <w:b w:val="0"/>
+          <w:i w:val="0"/>
+          <w:color w:val="000000"/>
+          <w:sz w:val="24"/>
+        </w:rPr>
+        <w:hyperlink r:id="rId10" w:history="1">
+          <w:r>
+            <w:rPr>
+              <w:rStyle w:val="Hyperlink"/>
+            </w:rPr>
+            <w:t>lle</w:t>
+          </w:r>
+        </w:hyperlink>
+      </w:r>
+      <w:r>
+        <w:rPr>
+          <w:u w:val="single" w:color="0000ff"/>
+          <w:rFonts w:ascii="Charis SIL Regular" w:hAnsi="Charis SIL Regular" w:eastAsia="Charis SIL Regular"/>
+          <w:b w:val="0"/>
+          <w:i w:val="0"/>
+          <w:color w:val="000000"/>
+          <w:sz w:val="24"/>
+        </w:rPr>
+        <w:hyperlink r:id="rId10" w:history="1">
+          <w:r>
+            <w:rPr>
+              <w:rStyle w:val="Hyperlink"/>
+            </w:rPr>
+            <w:t xml:space="preserve">cted by the </w:t>
+          </w:r>
+        </w:hyperlink>
       </w:r>
       <w:r>
         <w:rPr>
@@ -590,7 +680,7 @@
           <w:sz w:val="24"/>
           <w:u w:val="single"/>
         </w:rPr>
-        <w:hyperlink r:id="rId11" w:history="1">
+        <w:hyperlink r:id="rId10" w:history="1">
           <w:r>
             <w:rPr>
               <w:rStyle w:val="Hyperlink"/>
@@ -1677,18 +1767,7 @@
           <w:color w:val="000000"/>
           <w:sz w:val="24"/>
         </w:rPr>
-        <w:t>are held at the A</w:t>
-      </w:r>
-      <w:r>
-        <w:rPr>
-          <w:u w:val="single" w:color="0000ff"/>
-          <w:rFonts w:ascii="Charis SIL Regular" w:hAnsi="Charis SIL Regular" w:eastAsia="Charis SIL Regular"/>
-          <w:b w:val="0"/>
-          <w:i w:val="0"/>
-          <w:color w:val="000000"/>
-          <w:sz w:val="24"/>
-        </w:rPr>
-        <w:t>msterda</w:t>
+        <w:t>are held at the Amsterda</w:t>
       </w:r>
       <w:r>
         <w:rPr>
@@ -3483,7 +3562,7 @@
           <w:sz w:val="24"/>
           <w:u w:val="single"/>
         </w:rPr>
-        <w:hyperlink r:id="rId20" w:history="1">
+        <w:hyperlink r:id="rId19" w:history="1">
           <w:r>
             <w:rPr>
               <w:rStyle w:val="Hyperlink"/>
@@ -3512,7 +3591,7 @@
           <w:sz w:val="24"/>
           <w:u w:val="single"/>
         </w:rPr>
-        <w:hyperlink r:id="rId20" w:history="1">
+        <w:hyperlink r:id="rId19" w:history="1">
           <w:r>
             <w:rPr>
               <w:rStyle w:val="Hyperlink"/>
@@ -3529,7 +3608,14 @@
           <w:color w:val="000000"/>
           <w:sz w:val="24"/>
         </w:rPr>
-        <w:t xml:space="preserve">, </w:t>
+        <w:hyperlink r:id="rId19" w:history="1">
+          <w:r>
+            <w:rPr>
+              <w:rStyle w:val="Hyperlink"/>
+            </w:rPr>
+            <w:t xml:space="preserve">, </w:t>
+          </w:r>
+        </w:hyperlink>
       </w:r>
       <w:r>
         <w:rPr>
@@ -3540,7 +3626,7 @@
           <w:sz w:val="24"/>
           <w:u w:val="single"/>
         </w:rPr>
-        <w:hyperlink r:id="rId21" w:history="1">
+        <w:hyperlink r:id="rId19" w:history="1">
           <w:r>
             <w:rPr>
               <w:rStyle w:val="Hyperlink"/>
@@ -3687,7 +3773,7 @@
           <w:sz w:val="24"/>
           <w:u w:val="single"/>
         </w:rPr>
-        <w:hyperlink r:id="rId22" w:history="1">
+        <w:hyperlink r:id="rId21" w:history="1">
           <w:r>
             <w:rPr>
               <w:rStyle w:val="Hyperlink"/>
@@ -3705,7 +3791,7 @@
           <w:sz w:val="24"/>
           <w:u w:val="single"/>
         </w:rPr>
-        <w:hyperlink r:id="rId22" w:history="1">
+        <w:hyperlink r:id="rId21" w:history="1">
           <w:r>
             <w:rPr>
               <w:rStyle w:val="Hyperlink"/>
@@ -3723,7 +3809,7 @@
           <w:sz w:val="24"/>
           <w:u w:val="single"/>
         </w:rPr>
-        <w:hyperlink r:id="rId22" w:history="1">
+        <w:hyperlink r:id="rId21" w:history="1">
           <w:r>
             <w:rPr>
               <w:rStyle w:val="Hyperlink"/>
@@ -3741,7 +3827,7 @@
           <w:sz w:val="24"/>
           <w:u w:val="single"/>
         </w:rPr>
-        <w:hyperlink r:id="rId22" w:history="1">
+        <w:hyperlink r:id="rId21" w:history="1">
           <w:r>
             <w:rPr>
               <w:rStyle w:val="Hyperlink"/>
@@ -3769,7 +3855,7 @@
           <w:sz w:val="24"/>
           <w:u w:val="single"/>
         </w:rPr>
-        <w:hyperlink r:id="rId23" w:history="1">
+        <w:hyperlink r:id="rId22" w:history="1">
           <w:r>
             <w:rPr>
               <w:rStyle w:val="Hyperlink"/>
@@ -3787,7 +3873,7 @@
           <w:sz w:val="24"/>
           <w:u w:val="single"/>
         </w:rPr>
-        <w:hyperlink r:id="rId23" w:history="1">
+        <w:hyperlink r:id="rId22" w:history="1">
           <w:r>
             <w:rPr>
               <w:rStyle w:val="Hyperlink"/>
@@ -3816,7 +3902,7 @@
           <w:sz w:val="24"/>
           <w:u w:val="single"/>
         </w:rPr>
-        <w:hyperlink r:id="rId23" w:history="1">
+        <w:hyperlink r:id="rId22" w:history="1">
           <w:r>
             <w:rPr>
               <w:rStyle w:val="Hyperlink"/>
@@ -3954,7 +4040,7 @@
           <w:sz w:val="24"/>
           <w:u w:val="single"/>
         </w:rPr>
-        <w:hyperlink r:id="rId24" w:history="1">
+        <w:hyperlink r:id="rId23" w:history="1">
           <w:r>
             <w:rPr>
               <w:rStyle w:val="Hyperlink"/>
@@ -3972,7 +4058,7 @@
           <w:sz w:val="24"/>
           <w:u w:val="single"/>
         </w:rPr>
-        <w:hyperlink r:id="rId24" w:history="1">
+        <w:hyperlink r:id="rId23" w:history="1">
           <w:r>
             <w:rPr>
               <w:rStyle w:val="Hyperlink"/>
@@ -3990,7 +4076,7 @@
           <w:sz w:val="24"/>
           <w:u w:val="single"/>
         </w:rPr>
-        <w:hyperlink r:id="rId24" w:history="1">
+        <w:hyperlink r:id="rId23" w:history="1">
           <w:r>
             <w:rPr>
               <w:rStyle w:val="Hyperlink"/>
@@ -4008,7 +4094,7 @@
           <w:sz w:val="24"/>
           <w:u w:val="single"/>
         </w:rPr>
-        <w:hyperlink r:id="rId24" w:history="1">
+        <w:hyperlink r:id="rId23" w:history="1">
           <w:r>
             <w:rPr>
               <w:rStyle w:val="Hyperlink"/>
@@ -4029,7 +4115,7 @@
           <w:sz w:val="24"/>
           <w:u w:val="single"/>
         </w:rPr>
-        <w:hyperlink r:id="rId24" w:history="1">
+        <w:hyperlink r:id="rId23" w:history="1">
           <w:r>
             <w:rPr>
               <w:rStyle w:val="Hyperlink"/>
@@ -4047,7 +4133,7 @@
           <w:sz w:val="24"/>
           <w:u w:val="single"/>
         </w:rPr>
-        <w:hyperlink r:id="rId24" w:history="1">
+        <w:hyperlink r:id="rId23" w:history="1">
           <w:r>
             <w:rPr>
               <w:rStyle w:val="Hyperlink"/>
@@ -4065,7 +4151,7 @@
           <w:sz w:val="24"/>
           <w:u w:val="single"/>
         </w:rPr>
-        <w:hyperlink r:id="rId24" w:history="1">
+        <w:hyperlink r:id="rId23" w:history="1">
           <w:r>
             <w:rPr>
               <w:rStyle w:val="Hyperlink"/>
@@ -4083,7 +4169,7 @@
           <w:sz w:val="24"/>
           <w:u w:val="single"/>
         </w:rPr>
-        <w:hyperlink r:id="rId24" w:history="1">
+        <w:hyperlink r:id="rId23" w:history="1">
           <w:r>
             <w:rPr>
               <w:rStyle w:val="Hyperlink"/>
@@ -4101,7 +4187,7 @@
           <w:sz w:val="24"/>
           <w:u w:val="single"/>
         </w:rPr>
-        <w:hyperlink r:id="rId24" w:history="1">
+        <w:hyperlink r:id="rId23" w:history="1">
           <w:r>
             <w:rPr>
               <w:rStyle w:val="Hyperlink"/>
@@ -4119,7 +4205,7 @@
           <w:sz w:val="24"/>
           <w:u w:val="single"/>
         </w:rPr>
-        <w:hyperlink r:id="rId24" w:history="1">
+        <w:hyperlink r:id="rId23" w:history="1">
           <w:r>
             <w:rPr>
               <w:rStyle w:val="Hyperlink"/>
@@ -4147,7 +4233,7 @@
           <w:sz w:val="24"/>
           <w:u w:val="single"/>
         </w:rPr>
-        <w:hyperlink r:id="rId25" w:history="1">
+        <w:hyperlink r:id="rId24" w:history="1">
           <w:r>
             <w:rPr>
               <w:rStyle w:val="Hyperlink"/>
@@ -4165,7 +4251,7 @@
           <w:sz w:val="24"/>
           <w:u w:val="single"/>
         </w:rPr>
-        <w:hyperlink r:id="rId24" w:history="1">
+        <w:hyperlink r:id="rId23" w:history="1">
           <w:r>
             <w:rPr>
               <w:rStyle w:val="Hyperlink"/>
@@ -4302,7 +4388,7 @@
           <w:sz w:val="24"/>
           <w:u w:val="single"/>
         </w:rPr>
-        <w:hyperlink r:id="rId26" w:history="1">
+        <w:hyperlink r:id="rId25" w:history="1">
           <w:r>
             <w:rPr>
               <w:rStyle w:val="Hyperlink"/>
@@ -4320,7 +4406,7 @@
           <w:sz w:val="24"/>
           <w:u w:val="single"/>
         </w:rPr>
-        <w:hyperlink r:id="rId26" w:history="1">
+        <w:hyperlink r:id="rId25" w:history="1">
           <w:r>
             <w:rPr>
               <w:rStyle w:val="Hyperlink"/>
@@ -4338,7 +4424,7 @@
           <w:sz w:val="24"/>
           <w:u w:val="single"/>
         </w:rPr>
-        <w:hyperlink r:id="rId26" w:history="1">
+        <w:hyperlink r:id="rId25" w:history="1">
           <w:r>
             <w:rPr>
               <w:rStyle w:val="Hyperlink"/>
@@ -4356,7 +4442,7 @@
           <w:sz w:val="24"/>
           <w:u w:val="single"/>
         </w:rPr>
-        <w:hyperlink r:id="rId26" w:history="1">
+        <w:hyperlink r:id="rId25" w:history="1">
           <w:r>
             <w:rPr>
               <w:rStyle w:val="Hyperlink"/>
@@ -4384,7 +4470,7 @@
           <w:sz w:val="24"/>
           <w:u w:val="single"/>
         </w:rPr>
-        <w:hyperlink r:id="rId27" w:history="1">
+        <w:hyperlink r:id="rId26" w:history="1">
           <w:r>
             <w:rPr>
               <w:rStyle w:val="Hyperlink"/>
@@ -4431,7 +4517,7 @@
           <w:sz w:val="24"/>
           <w:u w:val="single"/>
         </w:rPr>
-        <w:hyperlink r:id="rId27" w:history="1">
+        <w:hyperlink r:id="rId26" w:history="1">
           <w:r>
             <w:rPr>
               <w:rStyle w:val="Hyperlink"/>

--- a/EXPORTS/DOCX/published/niveau3/English/EMArtis.docx
+++ b/EXPORTS/DOCX/published/niveau3/English/EMArtis.docx
@@ -521,90 +521,7 @@
           <w:color w:val="000000"/>
           <w:sz w:val="24"/>
         </w:rPr>
-        <w:t>Exhibitio</w:t>
-      </w:r>
-      <w:r>
-        <w:rPr>
-          <w:u w:val="single" w:color="0000ff"/>
-          <w:rFonts w:ascii="Charis SIL Regular" w:hAnsi="Charis SIL Regular" w:eastAsia="Charis SIL Regular"/>
-          <w:b w:val="0"/>
-          <w:i w:val="0"/>
-          <w:color w:val="000000"/>
-          <w:sz w:val="24"/>
-        </w:rPr>
-        <w:hyperlink r:id="rId10" w:history="1">
-          <w:r>
-            <w:rPr>
-              <w:rStyle w:val="Hyperlink"/>
-            </w:rPr>
-            <w:t>n, of 1883 and</w:t>
-          </w:r>
-        </w:hyperlink>
-      </w:r>
-      <w:r>
-        <w:rPr>
-          <w:u w:val="single" w:color="0000ff"/>
-          <w:rFonts w:ascii="Charis SIL Regular" w:hAnsi="Charis SIL Regular" w:eastAsia="Charis SIL Regular"/>
-          <w:b w:val="0"/>
-          <w:i w:val="0"/>
-          <w:color w:val="000000"/>
-          <w:sz w:val="24"/>
-        </w:rPr>
-        <w:t xml:space="preserve"> </w:t>
-      </w:r>
-      <w:r>
-        <w:rPr>
-          <w:u w:val="single" w:color="0000ff"/>
-          <w:rFonts w:ascii="Charis SIL Regular" w:hAnsi="Charis SIL Regular" w:eastAsia="Charis SIL Regular"/>
-          <w:b w:val="0"/>
-          <w:i w:val="0"/>
-          <w:color w:val="000000"/>
-          <w:sz w:val="24"/>
-        </w:rPr>
-        <w:hyperlink r:id="rId10" w:history="1">
-          <w:r>
-            <w:rPr>
-              <w:rStyle w:val="Hyperlink"/>
-            </w:rPr>
-            <w:t>objects c</w:t>
-          </w:r>
-        </w:hyperlink>
-      </w:r>
-      <w:r>
-        <w:rPr>
-          <w:u w:val="single" w:color="0000ff"/>
-          <w:rFonts w:ascii="Charis SIL Regular" w:hAnsi="Charis SIL Regular" w:eastAsia="Charis SIL Regular"/>
-          <w:b w:val="0"/>
-          <w:i w:val="0"/>
-          <w:color w:val="000000"/>
-          <w:sz w:val="24"/>
-        </w:rPr>
-        <w:hyperlink r:id="rId10" w:history="1">
-          <w:r>
-            <w:rPr>
-              <w:rStyle w:val="Hyperlink"/>
-            </w:rPr>
-            <w:t>o</w:t>
-          </w:r>
-        </w:hyperlink>
-      </w:r>
-      <w:r>
-        <w:rPr>
-          <w:u w:val="single" w:color="0000ff"/>
-          <w:rFonts w:ascii="Charis SIL Regular" w:hAnsi="Charis SIL Regular" w:eastAsia="Charis SIL Regular"/>
-          <w:b w:val="0"/>
-          <w:i w:val="0"/>
-          <w:color w:val="000000"/>
-          <w:sz w:val="24"/>
-        </w:rPr>
-        <w:hyperlink r:id="rId10" w:history="1">
-          <w:r>
-            <w:rPr>
-              <w:rStyle w:val="Hyperlink"/>
-            </w:rPr>
-            <w:t>lle</w:t>
-          </w:r>
-        </w:hyperlink>
+        <w:t>Exhibition, of 1883 and objects colle</w:t>
       </w:r>
       <w:r>
         <w:rPr>
@@ -633,7 +550,7 @@
           <w:sz w:val="24"/>
           <w:u w:val="single"/>
         </w:rPr>
-        <w:hyperlink r:id="rId11" w:history="1">
+        <w:hyperlink r:id="rId10" w:history="1">
           <w:r>
             <w:rPr>
               <w:rStyle w:val="Hyperlink"/>
@@ -651,7 +568,7 @@
           <w:sz w:val="24"/>
           <w:u w:val="single"/>
         </w:rPr>
-        <w:hyperlink r:id="rId11" w:history="1">
+        <w:hyperlink r:id="rId10" w:history="1">
           <w:r>
             <w:rPr>
               <w:rStyle w:val="Hyperlink"/>
@@ -1767,7 +1684,18 @@
           <w:color w:val="000000"/>
           <w:sz w:val="24"/>
         </w:rPr>
-        <w:t>are held at the Amsterda</w:t>
+        <w:t>are held at the A</w:t>
+      </w:r>
+      <w:r>
+        <w:rPr>
+          <w:u w:val="single" w:color="0000ff"/>
+          <w:rFonts w:ascii="Charis SIL Regular" w:hAnsi="Charis SIL Regular" w:eastAsia="Charis SIL Regular"/>
+          <w:b w:val="0"/>
+          <w:i w:val="0"/>
+          <w:color w:val="000000"/>
+          <w:sz w:val="24"/>
+        </w:rPr>
+        <w:t>msterda</w:t>
       </w:r>
       <w:r>
         <w:rPr>
@@ -3602,6 +3530,7 @@
       </w:r>
       <w:r>
         <w:rPr>
+          <w:u w:val="single" w:color="0000ff"/>
           <w:rFonts w:ascii="Charis SIL Regular" w:hAnsi="Charis SIL Regular" w:eastAsia="Charis SIL Regular"/>
           <w:b w:val="0"/>
           <w:i w:val="0"/>
@@ -3873,7 +3802,7 @@
           <w:sz w:val="24"/>
           <w:u w:val="single"/>
         </w:rPr>
-        <w:hyperlink r:id="rId22" w:history="1">
+        <w:hyperlink r:id="rId21" w:history="1">
           <w:r>
             <w:rPr>
               <w:rStyle w:val="Hyperlink"/>
@@ -3902,7 +3831,7 @@
           <w:sz w:val="24"/>
           <w:u w:val="single"/>
         </w:rPr>
-        <w:hyperlink r:id="rId22" w:history="1">
+        <w:hyperlink r:id="rId21" w:history="1">
           <w:r>
             <w:rPr>
               <w:rStyle w:val="Hyperlink"/>
@@ -4470,7 +4399,7 @@
           <w:sz w:val="24"/>
           <w:u w:val="single"/>
         </w:rPr>
-        <w:hyperlink r:id="rId26" w:history="1">
+        <w:hyperlink r:id="rId25" w:history="1">
           <w:r>
             <w:rPr>
               <w:rStyle w:val="Hyperlink"/>
@@ -4488,7 +4417,7 @@
           <w:sz w:val="24"/>
           <w:u w:val="single"/>
         </w:rPr>
-        <w:hyperlink r:id="rId26" w:history="1">
+        <w:hyperlink r:id="rId25" w:history="1">
           <w:r>
             <w:rPr>
               <w:rStyle w:val="Hyperlink"/>

--- a/EXPORTS/DOCX/published/niveau3/English/EMArtis.docx
+++ b/EXPORTS/DOCX/published/niveau3/English/EMArtis.docx
@@ -521,7 +521,7 @@
           <w:color w:val="000000"/>
           <w:sz w:val="24"/>
         </w:rPr>
-        <w:t>Exhibition, of 1883 and objects colle</w:t>
+        <w:t>Exhibitio</w:t>
       </w:r>
       <w:r>
         <w:rPr>
@@ -537,9 +537,85 @@
             <w:rPr>
               <w:rStyle w:val="Hyperlink"/>
             </w:rPr>
-            <w:t xml:space="preserve">cted by the </w:t>
+            <w:t>n, of 1883 and</w:t>
           </w:r>
         </w:hyperlink>
+      </w:r>
+      <w:r>
+        <w:rPr>
+          <w:u w:val="single" w:color="0000ff"/>
+          <w:rFonts w:ascii="Charis SIL Regular" w:hAnsi="Charis SIL Regular" w:eastAsia="Charis SIL Regular"/>
+          <w:b w:val="0"/>
+          <w:i w:val="0"/>
+          <w:color w:val="000000"/>
+          <w:sz w:val="24"/>
+        </w:rPr>
+        <w:t xml:space="preserve"> </w:t>
+      </w:r>
+      <w:r>
+        <w:rPr>
+          <w:u w:val="single" w:color="0000ff"/>
+          <w:rFonts w:ascii="Charis SIL Regular" w:hAnsi="Charis SIL Regular" w:eastAsia="Charis SIL Regular"/>
+          <w:b w:val="0"/>
+          <w:i w:val="0"/>
+          <w:color w:val="000000"/>
+          <w:sz w:val="24"/>
+        </w:rPr>
+        <w:hyperlink r:id="rId10" w:history="1">
+          <w:r>
+            <w:rPr>
+              <w:rStyle w:val="Hyperlink"/>
+            </w:rPr>
+            <w:t>objects c</w:t>
+          </w:r>
+        </w:hyperlink>
+      </w:r>
+      <w:r>
+        <w:rPr>
+          <w:u w:val="single" w:color="0000ff"/>
+          <w:rFonts w:ascii="Charis SIL Regular" w:hAnsi="Charis SIL Regular" w:eastAsia="Charis SIL Regular"/>
+          <w:b w:val="0"/>
+          <w:i w:val="0"/>
+          <w:color w:val="000000"/>
+          <w:sz w:val="24"/>
+        </w:rPr>
+        <w:hyperlink r:id="rId10" w:history="1">
+          <w:r>
+            <w:rPr>
+              <w:rStyle w:val="Hyperlink"/>
+            </w:rPr>
+            <w:t>o</w:t>
+          </w:r>
+        </w:hyperlink>
+      </w:r>
+      <w:r>
+        <w:rPr>
+          <w:u w:val="single" w:color="0000ff"/>
+          <w:rFonts w:ascii="Charis SIL Regular" w:hAnsi="Charis SIL Regular" w:eastAsia="Charis SIL Regular"/>
+          <w:b w:val="0"/>
+          <w:i w:val="0"/>
+          <w:color w:val="000000"/>
+          <w:sz w:val="24"/>
+        </w:rPr>
+        <w:hyperlink r:id="rId10" w:history="1">
+          <w:r>
+            <w:rPr>
+              <w:rStyle w:val="Hyperlink"/>
+            </w:rPr>
+            <w:t>lle</w:t>
+          </w:r>
+        </w:hyperlink>
+      </w:r>
+      <w:r>
+        <w:rPr>
+          <w:u w:val="single" w:color="0000ff"/>
+          <w:rFonts w:ascii="Charis SIL Regular" w:hAnsi="Charis SIL Regular" w:eastAsia="Charis SIL Regular"/>
+          <w:b w:val="0"/>
+          <w:i w:val="0"/>
+          <w:color w:val="000000"/>
+          <w:sz w:val="24"/>
+        </w:rPr>
+        <w:t xml:space="preserve">cted by the </w:t>
       </w:r>
       <w:r>
         <w:rPr>
@@ -1695,7 +1771,14 @@
           <w:color w:val="000000"/>
           <w:sz w:val="24"/>
         </w:rPr>
-        <w:t>msterda</w:t>
+        <w:hyperlink r:id="rId15" w:history="1">
+          <w:r>
+            <w:rPr>
+              <w:rStyle w:val="Hyperlink"/>
+            </w:rPr>
+            <w:t>msterda</w:t>
+          </w:r>
+        </w:hyperlink>
       </w:r>
       <w:r>
         <w:rPr>
@@ -3490,7 +3573,7 @@
           <w:sz w:val="24"/>
           <w:u w:val="single"/>
         </w:rPr>
-        <w:hyperlink r:id="rId19" w:history="1">
+        <w:hyperlink r:id="rId20" w:history="1">
           <w:r>
             <w:rPr>
               <w:rStyle w:val="Hyperlink"/>
@@ -3519,7 +3602,7 @@
           <w:sz w:val="24"/>
           <w:u w:val="single"/>
         </w:rPr>
-        <w:hyperlink r:id="rId19" w:history="1">
+        <w:hyperlink r:id="rId20" w:history="1">
           <w:r>
             <w:rPr>
               <w:rStyle w:val="Hyperlink"/>
@@ -3530,21 +3613,13 @@
       </w:r>
       <w:r>
         <w:rPr>
-          <w:u w:val="single" w:color="0000ff"/>
           <w:rFonts w:ascii="Charis SIL Regular" w:hAnsi="Charis SIL Regular" w:eastAsia="Charis SIL Regular"/>
           <w:b w:val="0"/>
           <w:i w:val="0"/>
           <w:color w:val="000000"/>
           <w:sz w:val="24"/>
         </w:rPr>
-        <w:hyperlink r:id="rId19" w:history="1">
-          <w:r>
-            <w:rPr>
-              <w:rStyle w:val="Hyperlink"/>
-            </w:rPr>
-            <w:t xml:space="preserve">, </w:t>
-          </w:r>
-        </w:hyperlink>
+        <w:t xml:space="preserve">, </w:t>
       </w:r>
       <w:r>
         <w:rPr>
@@ -3555,7 +3630,7 @@
           <w:sz w:val="24"/>
           <w:u w:val="single"/>
         </w:rPr>
-        <w:hyperlink r:id="rId19" w:history="1">
+        <w:hyperlink r:id="rId21" w:history="1">
           <w:r>
             <w:rPr>
               <w:rStyle w:val="Hyperlink"/>
@@ -3584,7 +3659,7 @@
           <w:sz w:val="24"/>
           <w:u w:val="single"/>
         </w:rPr>
-        <w:hyperlink r:id="rId19" w:history="1">
+        <w:hyperlink r:id="rId21" w:history="1">
           <w:r>
             <w:rPr>
               <w:rStyle w:val="Hyperlink"/>
@@ -3702,7 +3777,7 @@
           <w:sz w:val="24"/>
           <w:u w:val="single"/>
         </w:rPr>
-        <w:hyperlink r:id="rId21" w:history="1">
+        <w:hyperlink r:id="rId22" w:history="1">
           <w:r>
             <w:rPr>
               <w:rStyle w:val="Hyperlink"/>
@@ -3720,7 +3795,7 @@
           <w:sz w:val="24"/>
           <w:u w:val="single"/>
         </w:rPr>
-        <w:hyperlink r:id="rId21" w:history="1">
+        <w:hyperlink r:id="rId22" w:history="1">
           <w:r>
             <w:rPr>
               <w:rStyle w:val="Hyperlink"/>
@@ -3738,7 +3813,7 @@
           <w:sz w:val="24"/>
           <w:u w:val="single"/>
         </w:rPr>
-        <w:hyperlink r:id="rId21" w:history="1">
+        <w:hyperlink r:id="rId22" w:history="1">
           <w:r>
             <w:rPr>
               <w:rStyle w:val="Hyperlink"/>
@@ -3756,7 +3831,7 @@
           <w:sz w:val="24"/>
           <w:u w:val="single"/>
         </w:rPr>
-        <w:hyperlink r:id="rId21" w:history="1">
+        <w:hyperlink r:id="rId22" w:history="1">
           <w:r>
             <w:rPr>
               <w:rStyle w:val="Hyperlink"/>
@@ -3784,7 +3859,7 @@
           <w:sz w:val="24"/>
           <w:u w:val="single"/>
         </w:rPr>
-        <w:hyperlink r:id="rId22" w:history="1">
+        <w:hyperlink r:id="rId23" w:history="1">
           <w:r>
             <w:rPr>
               <w:rStyle w:val="Hyperlink"/>
@@ -3802,7 +3877,7 @@
           <w:sz w:val="24"/>
           <w:u w:val="single"/>
         </w:rPr>
-        <w:hyperlink r:id="rId21" w:history="1">
+        <w:hyperlink r:id="rId23" w:history="1">
           <w:r>
             <w:rPr>
               <w:rStyle w:val="Hyperlink"/>
@@ -3831,7 +3906,7 @@
           <w:sz w:val="24"/>
           <w:u w:val="single"/>
         </w:rPr>
-        <w:hyperlink r:id="rId21" w:history="1">
+        <w:hyperlink r:id="rId22" w:history="1">
           <w:r>
             <w:rPr>
               <w:rStyle w:val="Hyperlink"/>
@@ -3969,7 +4044,7 @@
           <w:sz w:val="24"/>
           <w:u w:val="single"/>
         </w:rPr>
-        <w:hyperlink r:id="rId23" w:history="1">
+        <w:hyperlink r:id="rId24" w:history="1">
           <w:r>
             <w:rPr>
               <w:rStyle w:val="Hyperlink"/>
@@ -3987,7 +4062,7 @@
           <w:sz w:val="24"/>
           <w:u w:val="single"/>
         </w:rPr>
-        <w:hyperlink r:id="rId23" w:history="1">
+        <w:hyperlink r:id="rId24" w:history="1">
           <w:r>
             <w:rPr>
               <w:rStyle w:val="Hyperlink"/>
@@ -4005,7 +4080,7 @@
           <w:sz w:val="24"/>
           <w:u w:val="single"/>
         </w:rPr>
-        <w:hyperlink r:id="rId23" w:history="1">
+        <w:hyperlink r:id="rId24" w:history="1">
           <w:r>
             <w:rPr>
               <w:rStyle w:val="Hyperlink"/>
@@ -4023,7 +4098,7 @@
           <w:sz w:val="24"/>
           <w:u w:val="single"/>
         </w:rPr>
-        <w:hyperlink r:id="rId23" w:history="1">
+        <w:hyperlink r:id="rId24" w:history="1">
           <w:r>
             <w:rPr>
               <w:rStyle w:val="Hyperlink"/>
@@ -4044,7 +4119,7 @@
           <w:sz w:val="24"/>
           <w:u w:val="single"/>
         </w:rPr>
-        <w:hyperlink r:id="rId23" w:history="1">
+        <w:hyperlink r:id="rId24" w:history="1">
           <w:r>
             <w:rPr>
               <w:rStyle w:val="Hyperlink"/>
@@ -4062,7 +4137,7 @@
           <w:sz w:val="24"/>
           <w:u w:val="single"/>
         </w:rPr>
-        <w:hyperlink r:id="rId23" w:history="1">
+        <w:hyperlink r:id="rId24" w:history="1">
           <w:r>
             <w:rPr>
               <w:rStyle w:val="Hyperlink"/>
@@ -4080,7 +4155,7 @@
           <w:sz w:val="24"/>
           <w:u w:val="single"/>
         </w:rPr>
-        <w:hyperlink r:id="rId23" w:history="1">
+        <w:hyperlink r:id="rId24" w:history="1">
           <w:r>
             <w:rPr>
               <w:rStyle w:val="Hyperlink"/>
@@ -4098,7 +4173,7 @@
           <w:sz w:val="24"/>
           <w:u w:val="single"/>
         </w:rPr>
-        <w:hyperlink r:id="rId23" w:history="1">
+        <w:hyperlink r:id="rId24" w:history="1">
           <w:r>
             <w:rPr>
               <w:rStyle w:val="Hyperlink"/>
@@ -4116,7 +4191,7 @@
           <w:sz w:val="24"/>
           <w:u w:val="single"/>
         </w:rPr>
-        <w:hyperlink r:id="rId23" w:history="1">
+        <w:hyperlink r:id="rId24" w:history="1">
           <w:r>
             <w:rPr>
               <w:rStyle w:val="Hyperlink"/>
@@ -4134,7 +4209,7 @@
           <w:sz w:val="24"/>
           <w:u w:val="single"/>
         </w:rPr>
-        <w:hyperlink r:id="rId23" w:history="1">
+        <w:hyperlink r:id="rId24" w:history="1">
           <w:r>
             <w:rPr>
               <w:rStyle w:val="Hyperlink"/>
@@ -4162,7 +4237,7 @@
           <w:sz w:val="24"/>
           <w:u w:val="single"/>
         </w:rPr>
-        <w:hyperlink r:id="rId24" w:history="1">
+        <w:hyperlink r:id="rId25" w:history="1">
           <w:r>
             <w:rPr>
               <w:rStyle w:val="Hyperlink"/>
@@ -4180,7 +4255,7 @@
           <w:sz w:val="24"/>
           <w:u w:val="single"/>
         </w:rPr>
-        <w:hyperlink r:id="rId23" w:history="1">
+        <w:hyperlink r:id="rId24" w:history="1">
           <w:r>
             <w:rPr>
               <w:rStyle w:val="Hyperlink"/>
@@ -4317,7 +4392,7 @@
           <w:sz w:val="24"/>
           <w:u w:val="single"/>
         </w:rPr>
-        <w:hyperlink r:id="rId25" w:history="1">
+        <w:hyperlink r:id="rId26" w:history="1">
           <w:r>
             <w:rPr>
               <w:rStyle w:val="Hyperlink"/>
@@ -4335,7 +4410,7 @@
           <w:sz w:val="24"/>
           <w:u w:val="single"/>
         </w:rPr>
-        <w:hyperlink r:id="rId25" w:history="1">
+        <w:hyperlink r:id="rId26" w:history="1">
           <w:r>
             <w:rPr>
               <w:rStyle w:val="Hyperlink"/>
@@ -4353,7 +4428,7 @@
           <w:sz w:val="24"/>
           <w:u w:val="single"/>
         </w:rPr>
-        <w:hyperlink r:id="rId25" w:history="1">
+        <w:hyperlink r:id="rId26" w:history="1">
           <w:r>
             <w:rPr>
               <w:rStyle w:val="Hyperlink"/>
@@ -4371,7 +4446,7 @@
           <w:sz w:val="24"/>
           <w:u w:val="single"/>
         </w:rPr>
-        <w:hyperlink r:id="rId25" w:history="1">
+        <w:hyperlink r:id="rId26" w:history="1">
           <w:r>
             <w:rPr>
               <w:rStyle w:val="Hyperlink"/>
@@ -4399,7 +4474,7 @@
           <w:sz w:val="24"/>
           <w:u w:val="single"/>
         </w:rPr>
-        <w:hyperlink r:id="rId25" w:history="1">
+        <w:hyperlink r:id="rId27" w:history="1">
           <w:r>
             <w:rPr>
               <w:rStyle w:val="Hyperlink"/>
@@ -4417,7 +4492,7 @@
           <w:sz w:val="24"/>
           <w:u w:val="single"/>
         </w:rPr>
-        <w:hyperlink r:id="rId25" w:history="1">
+        <w:hyperlink r:id="rId26" w:history="1">
           <w:r>
             <w:rPr>
               <w:rStyle w:val="Hyperlink"/>
@@ -4446,7 +4521,7 @@
           <w:sz w:val="24"/>
           <w:u w:val="single"/>
         </w:rPr>
-        <w:hyperlink r:id="rId26" w:history="1">
+        <w:hyperlink r:id="rId27" w:history="1">
           <w:r>
             <w:rPr>
               <w:rStyle w:val="Hyperlink"/>

--- a/EXPORTS/DOCX/published/niveau3/English/EMArtis.docx
+++ b/EXPORTS/DOCX/published/niveau3/English/EMArtis.docx
@@ -626,7 +626,7 @@
           <w:sz w:val="24"/>
           <w:u w:val="single"/>
         </w:rPr>
-        <w:hyperlink r:id="rId10" w:history="1">
+        <w:hyperlink r:id="rId11" w:history="1">
           <w:r>
             <w:rPr>
               <w:rStyle w:val="Hyperlink"/>
@@ -644,7 +644,7 @@
           <w:sz w:val="24"/>
           <w:u w:val="single"/>
         </w:rPr>
-        <w:hyperlink r:id="rId10" w:history="1">
+        <w:hyperlink r:id="rId11" w:history="1">
           <w:r>
             <w:rPr>
               <w:rStyle w:val="Hyperlink"/>
@@ -673,7 +673,7 @@
           <w:sz w:val="24"/>
           <w:u w:val="single"/>
         </w:rPr>
-        <w:hyperlink r:id="rId10" w:history="1">
+        <w:hyperlink r:id="rId11" w:history="1">
           <w:r>
             <w:rPr>
               <w:rStyle w:val="Hyperlink"/>
@@ -3555,7 +3555,7 @@
           <w:sz w:val="24"/>
           <w:u w:val="single"/>
         </w:rPr>
-        <w:hyperlink r:id="rId20" w:history="1">
+        <w:hyperlink r:id="rId19" w:history="1">
           <w:r>
             <w:rPr>
               <w:rStyle w:val="Hyperlink"/>
@@ -3573,7 +3573,7 @@
           <w:sz w:val="24"/>
           <w:u w:val="single"/>
         </w:rPr>
-        <w:hyperlink r:id="rId20" w:history="1">
+        <w:hyperlink r:id="rId19" w:history="1">
           <w:r>
             <w:rPr>
               <w:rStyle w:val="Hyperlink"/>
@@ -3602,7 +3602,7 @@
           <w:sz w:val="24"/>
           <w:u w:val="single"/>
         </w:rPr>
-        <w:hyperlink r:id="rId20" w:history="1">
+        <w:hyperlink r:id="rId19" w:history="1">
           <w:r>
             <w:rPr>
               <w:rStyle w:val="Hyperlink"/>
@@ -3619,7 +3619,14 @@
           <w:color w:val="000000"/>
           <w:sz w:val="24"/>
         </w:rPr>
-        <w:t xml:space="preserve">, </w:t>
+        <w:hyperlink r:id="rId19" w:history="1">
+          <w:r>
+            <w:rPr>
+              <w:rStyle w:val="Hyperlink"/>
+            </w:rPr>
+            <w:t xml:space="preserve">, </w:t>
+          </w:r>
+        </w:hyperlink>
       </w:r>
       <w:r>
         <w:rPr>
@@ -3630,7 +3637,7 @@
           <w:sz w:val="24"/>
           <w:u w:val="single"/>
         </w:rPr>
-        <w:hyperlink r:id="rId21" w:history="1">
+        <w:hyperlink r:id="rId19" w:history="1">
           <w:r>
             <w:rPr>
               <w:rStyle w:val="Hyperlink"/>
@@ -3659,7 +3666,7 @@
           <w:sz w:val="24"/>
           <w:u w:val="single"/>
         </w:rPr>
-        <w:hyperlink r:id="rId21" w:history="1">
+        <w:hyperlink r:id="rId19" w:history="1">
           <w:r>
             <w:rPr>
               <w:rStyle w:val="Hyperlink"/>
@@ -3777,7 +3784,7 @@
           <w:sz w:val="24"/>
           <w:u w:val="single"/>
         </w:rPr>
-        <w:hyperlink r:id="rId22" w:history="1">
+        <w:hyperlink r:id="rId20" w:history="1">
           <w:r>
             <w:rPr>
               <w:rStyle w:val="Hyperlink"/>
@@ -3795,7 +3802,7 @@
           <w:sz w:val="24"/>
           <w:u w:val="single"/>
         </w:rPr>
-        <w:hyperlink r:id="rId22" w:history="1">
+        <w:hyperlink r:id="rId20" w:history="1">
           <w:r>
             <w:rPr>
               <w:rStyle w:val="Hyperlink"/>
@@ -3813,7 +3820,7 @@
           <w:sz w:val="24"/>
           <w:u w:val="single"/>
         </w:rPr>
-        <w:hyperlink r:id="rId22" w:history="1">
+        <w:hyperlink r:id="rId20" w:history="1">
           <w:r>
             <w:rPr>
               <w:rStyle w:val="Hyperlink"/>
@@ -3831,7 +3838,7 @@
           <w:sz w:val="24"/>
           <w:u w:val="single"/>
         </w:rPr>
-        <w:hyperlink r:id="rId22" w:history="1">
+        <w:hyperlink r:id="rId20" w:history="1">
           <w:r>
             <w:rPr>
               <w:rStyle w:val="Hyperlink"/>
@@ -3859,7 +3866,7 @@
           <w:sz w:val="24"/>
           <w:u w:val="single"/>
         </w:rPr>
-        <w:hyperlink r:id="rId23" w:history="1">
+        <w:hyperlink r:id="rId20" w:history="1">
           <w:r>
             <w:rPr>
               <w:rStyle w:val="Hyperlink"/>
@@ -3877,7 +3884,7 @@
           <w:sz w:val="24"/>
           <w:u w:val="single"/>
         </w:rPr>
-        <w:hyperlink r:id="rId23" w:history="1">
+        <w:hyperlink r:id="rId20" w:history="1">
           <w:r>
             <w:rPr>
               <w:rStyle w:val="Hyperlink"/>
@@ -3906,7 +3913,7 @@
           <w:sz w:val="24"/>
           <w:u w:val="single"/>
         </w:rPr>
-        <w:hyperlink r:id="rId22" w:history="1">
+        <w:hyperlink r:id="rId20" w:history="1">
           <w:r>
             <w:rPr>
               <w:rStyle w:val="Hyperlink"/>
@@ -4044,7 +4051,7 @@
           <w:sz w:val="24"/>
           <w:u w:val="single"/>
         </w:rPr>
-        <w:hyperlink r:id="rId24" w:history="1">
+        <w:hyperlink r:id="rId21" w:history="1">
           <w:r>
             <w:rPr>
               <w:rStyle w:val="Hyperlink"/>
@@ -4062,7 +4069,7 @@
           <w:sz w:val="24"/>
           <w:u w:val="single"/>
         </w:rPr>
-        <w:hyperlink r:id="rId24" w:history="1">
+        <w:hyperlink r:id="rId21" w:history="1">
           <w:r>
             <w:rPr>
               <w:rStyle w:val="Hyperlink"/>
@@ -4080,7 +4087,7 @@
           <w:sz w:val="24"/>
           <w:u w:val="single"/>
         </w:rPr>
-        <w:hyperlink r:id="rId24" w:history="1">
+        <w:hyperlink r:id="rId21" w:history="1">
           <w:r>
             <w:rPr>
               <w:rStyle w:val="Hyperlink"/>
@@ -4098,7 +4105,7 @@
           <w:sz w:val="24"/>
           <w:u w:val="single"/>
         </w:rPr>
-        <w:hyperlink r:id="rId24" w:history="1">
+        <w:hyperlink r:id="rId21" w:history="1">
           <w:r>
             <w:rPr>
               <w:rStyle w:val="Hyperlink"/>
@@ -4119,7 +4126,7 @@
           <w:sz w:val="24"/>
           <w:u w:val="single"/>
         </w:rPr>
-        <w:hyperlink r:id="rId24" w:history="1">
+        <w:hyperlink r:id="rId21" w:history="1">
           <w:r>
             <w:rPr>
               <w:rStyle w:val="Hyperlink"/>
@@ -4137,7 +4144,7 @@
           <w:sz w:val="24"/>
           <w:u w:val="single"/>
         </w:rPr>
-        <w:hyperlink r:id="rId24" w:history="1">
+        <w:hyperlink r:id="rId21" w:history="1">
           <w:r>
             <w:rPr>
               <w:rStyle w:val="Hyperlink"/>
@@ -4155,7 +4162,7 @@
           <w:sz w:val="24"/>
           <w:u w:val="single"/>
         </w:rPr>
-        <w:hyperlink r:id="rId24" w:history="1">
+        <w:hyperlink r:id="rId21" w:history="1">
           <w:r>
             <w:rPr>
               <w:rStyle w:val="Hyperlink"/>
@@ -4173,7 +4180,7 @@
           <w:sz w:val="24"/>
           <w:u w:val="single"/>
         </w:rPr>
-        <w:hyperlink r:id="rId24" w:history="1">
+        <w:hyperlink r:id="rId21" w:history="1">
           <w:r>
             <w:rPr>
               <w:rStyle w:val="Hyperlink"/>
@@ -4191,7 +4198,7 @@
           <w:sz w:val="24"/>
           <w:u w:val="single"/>
         </w:rPr>
-        <w:hyperlink r:id="rId24" w:history="1">
+        <w:hyperlink r:id="rId21" w:history="1">
           <w:r>
             <w:rPr>
               <w:rStyle w:val="Hyperlink"/>
@@ -4209,7 +4216,7 @@
           <w:sz w:val="24"/>
           <w:u w:val="single"/>
         </w:rPr>
-        <w:hyperlink r:id="rId24" w:history="1">
+        <w:hyperlink r:id="rId21" w:history="1">
           <w:r>
             <w:rPr>
               <w:rStyle w:val="Hyperlink"/>
@@ -4237,7 +4244,7 @@
           <w:sz w:val="24"/>
           <w:u w:val="single"/>
         </w:rPr>
-        <w:hyperlink r:id="rId25" w:history="1">
+        <w:hyperlink r:id="rId22" w:history="1">
           <w:r>
             <w:rPr>
               <w:rStyle w:val="Hyperlink"/>
@@ -4255,7 +4262,7 @@
           <w:sz w:val="24"/>
           <w:u w:val="single"/>
         </w:rPr>
-        <w:hyperlink r:id="rId24" w:history="1">
+        <w:hyperlink r:id="rId21" w:history="1">
           <w:r>
             <w:rPr>
               <w:rStyle w:val="Hyperlink"/>
@@ -4392,7 +4399,7 @@
           <w:sz w:val="24"/>
           <w:u w:val="single"/>
         </w:rPr>
-        <w:hyperlink r:id="rId26" w:history="1">
+        <w:hyperlink r:id="rId23" w:history="1">
           <w:r>
             <w:rPr>
               <w:rStyle w:val="Hyperlink"/>
@@ -4410,7 +4417,7 @@
           <w:sz w:val="24"/>
           <w:u w:val="single"/>
         </w:rPr>
-        <w:hyperlink r:id="rId26" w:history="1">
+        <w:hyperlink r:id="rId23" w:history="1">
           <w:r>
             <w:rPr>
               <w:rStyle w:val="Hyperlink"/>
@@ -4428,7 +4435,7 @@
           <w:sz w:val="24"/>
           <w:u w:val="single"/>
         </w:rPr>
-        <w:hyperlink r:id="rId26" w:history="1">
+        <w:hyperlink r:id="rId23" w:history="1">
           <w:r>
             <w:rPr>
               <w:rStyle w:val="Hyperlink"/>
@@ -4446,7 +4453,7 @@
           <w:sz w:val="24"/>
           <w:u w:val="single"/>
         </w:rPr>
-        <w:hyperlink r:id="rId26" w:history="1">
+        <w:hyperlink r:id="rId23" w:history="1">
           <w:r>
             <w:rPr>
               <w:rStyle w:val="Hyperlink"/>
@@ -4474,7 +4481,7 @@
           <w:sz w:val="24"/>
           <w:u w:val="single"/>
         </w:rPr>
-        <w:hyperlink r:id="rId27" w:history="1">
+        <w:hyperlink r:id="rId24" w:history="1">
           <w:r>
             <w:rPr>
               <w:rStyle w:val="Hyperlink"/>
@@ -4492,7 +4499,7 @@
           <w:sz w:val="24"/>
           <w:u w:val="single"/>
         </w:rPr>
-        <w:hyperlink r:id="rId26" w:history="1">
+        <w:hyperlink r:id="rId24" w:history="1">
           <w:r>
             <w:rPr>
               <w:rStyle w:val="Hyperlink"/>
@@ -4521,7 +4528,7 @@
           <w:sz w:val="24"/>
           <w:u w:val="single"/>
         </w:rPr>
-        <w:hyperlink r:id="rId27" w:history="1">
+        <w:hyperlink r:id="rId24" w:history="1">
           <w:r>
             <w:rPr>
               <w:rStyle w:val="Hyperlink"/>

--- a/EXPORTS/DOCX/published/niveau3/English/EMArtis.docx
+++ b/EXPORTS/DOCX/published/niveau3/English/EMArtis.docx
@@ -644,7 +644,7 @@
           <w:sz w:val="24"/>
           <w:u w:val="single"/>
         </w:rPr>
-        <w:hyperlink r:id="rId11" w:history="1">
+        <w:hyperlink r:id="rId10" w:history="1">
           <w:r>
             <w:rPr>
               <w:rStyle w:val="Hyperlink"/>
@@ -673,7 +673,7 @@
           <w:sz w:val="24"/>
           <w:u w:val="single"/>
         </w:rPr>
-        <w:hyperlink r:id="rId11" w:history="1">
+        <w:hyperlink r:id="rId10" w:history="1">
           <w:r>
             <w:rPr>
               <w:rStyle w:val="Hyperlink"/>
@@ -3666,7 +3666,7 @@
           <w:sz w:val="24"/>
           <w:u w:val="single"/>
         </w:rPr>
-        <w:hyperlink r:id="rId19" w:history="1">
+        <w:hyperlink r:id="rId20" w:history="1">
           <w:r>
             <w:rPr>
               <w:rStyle w:val="Hyperlink"/>
@@ -3784,7 +3784,7 @@
           <w:sz w:val="24"/>
           <w:u w:val="single"/>
         </w:rPr>
-        <w:hyperlink r:id="rId20" w:history="1">
+        <w:hyperlink r:id="rId21" w:history="1">
           <w:r>
             <w:rPr>
               <w:rStyle w:val="Hyperlink"/>
@@ -3802,7 +3802,7 @@
           <w:sz w:val="24"/>
           <w:u w:val="single"/>
         </w:rPr>
-        <w:hyperlink r:id="rId20" w:history="1">
+        <w:hyperlink r:id="rId21" w:history="1">
           <w:r>
             <w:rPr>
               <w:rStyle w:val="Hyperlink"/>
@@ -3820,7 +3820,7 @@
           <w:sz w:val="24"/>
           <w:u w:val="single"/>
         </w:rPr>
-        <w:hyperlink r:id="rId20" w:history="1">
+        <w:hyperlink r:id="rId21" w:history="1">
           <w:r>
             <w:rPr>
               <w:rStyle w:val="Hyperlink"/>
@@ -3838,7 +3838,7 @@
           <w:sz w:val="24"/>
           <w:u w:val="single"/>
         </w:rPr>
-        <w:hyperlink r:id="rId20" w:history="1">
+        <w:hyperlink r:id="rId21" w:history="1">
           <w:r>
             <w:rPr>
               <w:rStyle w:val="Hyperlink"/>
@@ -3866,7 +3866,7 @@
           <w:sz w:val="24"/>
           <w:u w:val="single"/>
         </w:rPr>
-        <w:hyperlink r:id="rId20" w:history="1">
+        <w:hyperlink r:id="rId21" w:history="1">
           <w:r>
             <w:rPr>
               <w:rStyle w:val="Hyperlink"/>
@@ -3884,7 +3884,7 @@
           <w:sz w:val="24"/>
           <w:u w:val="single"/>
         </w:rPr>
-        <w:hyperlink r:id="rId20" w:history="1">
+        <w:hyperlink r:id="rId21" w:history="1">
           <w:r>
             <w:rPr>
               <w:rStyle w:val="Hyperlink"/>
@@ -3913,7 +3913,7 @@
           <w:sz w:val="24"/>
           <w:u w:val="single"/>
         </w:rPr>
-        <w:hyperlink r:id="rId20" w:history="1">
+        <w:hyperlink r:id="rId21" w:history="1">
           <w:r>
             <w:rPr>
               <w:rStyle w:val="Hyperlink"/>
@@ -4051,7 +4051,7 @@
           <w:sz w:val="24"/>
           <w:u w:val="single"/>
         </w:rPr>
-        <w:hyperlink r:id="rId21" w:history="1">
+        <w:hyperlink r:id="rId22" w:history="1">
           <w:r>
             <w:rPr>
               <w:rStyle w:val="Hyperlink"/>
@@ -4069,7 +4069,7 @@
           <w:sz w:val="24"/>
           <w:u w:val="single"/>
         </w:rPr>
-        <w:hyperlink r:id="rId21" w:history="1">
+        <w:hyperlink r:id="rId22" w:history="1">
           <w:r>
             <w:rPr>
               <w:rStyle w:val="Hyperlink"/>
@@ -4087,7 +4087,7 @@
           <w:sz w:val="24"/>
           <w:u w:val="single"/>
         </w:rPr>
-        <w:hyperlink r:id="rId21" w:history="1">
+        <w:hyperlink r:id="rId22" w:history="1">
           <w:r>
             <w:rPr>
               <w:rStyle w:val="Hyperlink"/>
@@ -4105,7 +4105,7 @@
           <w:sz w:val="24"/>
           <w:u w:val="single"/>
         </w:rPr>
-        <w:hyperlink r:id="rId21" w:history="1">
+        <w:hyperlink r:id="rId22" w:history="1">
           <w:r>
             <w:rPr>
               <w:rStyle w:val="Hyperlink"/>
@@ -4126,7 +4126,7 @@
           <w:sz w:val="24"/>
           <w:u w:val="single"/>
         </w:rPr>
-        <w:hyperlink r:id="rId21" w:history="1">
+        <w:hyperlink r:id="rId22" w:history="1">
           <w:r>
             <w:rPr>
               <w:rStyle w:val="Hyperlink"/>
@@ -4144,7 +4144,7 @@
           <w:sz w:val="24"/>
           <w:u w:val="single"/>
         </w:rPr>
-        <w:hyperlink r:id="rId21" w:history="1">
+        <w:hyperlink r:id="rId22" w:history="1">
           <w:r>
             <w:rPr>
               <w:rStyle w:val="Hyperlink"/>
@@ -4162,7 +4162,7 @@
           <w:sz w:val="24"/>
           <w:u w:val="single"/>
         </w:rPr>
-        <w:hyperlink r:id="rId21" w:history="1">
+        <w:hyperlink r:id="rId22" w:history="1">
           <w:r>
             <w:rPr>
               <w:rStyle w:val="Hyperlink"/>
@@ -4180,7 +4180,7 @@
           <w:sz w:val="24"/>
           <w:u w:val="single"/>
         </w:rPr>
-        <w:hyperlink r:id="rId21" w:history="1">
+        <w:hyperlink r:id="rId22" w:history="1">
           <w:r>
             <w:rPr>
               <w:rStyle w:val="Hyperlink"/>
@@ -4198,7 +4198,7 @@
           <w:sz w:val="24"/>
           <w:u w:val="single"/>
         </w:rPr>
-        <w:hyperlink r:id="rId21" w:history="1">
+        <w:hyperlink r:id="rId22" w:history="1">
           <w:r>
             <w:rPr>
               <w:rStyle w:val="Hyperlink"/>
@@ -4216,7 +4216,7 @@
           <w:sz w:val="24"/>
           <w:u w:val="single"/>
         </w:rPr>
-        <w:hyperlink r:id="rId21" w:history="1">
+        <w:hyperlink r:id="rId22" w:history="1">
           <w:r>
             <w:rPr>
               <w:rStyle w:val="Hyperlink"/>
@@ -4244,7 +4244,7 @@
           <w:sz w:val="24"/>
           <w:u w:val="single"/>
         </w:rPr>
-        <w:hyperlink r:id="rId22" w:history="1">
+        <w:hyperlink r:id="rId23" w:history="1">
           <w:r>
             <w:rPr>
               <w:rStyle w:val="Hyperlink"/>
@@ -4262,7 +4262,7 @@
           <w:sz w:val="24"/>
           <w:u w:val="single"/>
         </w:rPr>
-        <w:hyperlink r:id="rId21" w:history="1">
+        <w:hyperlink r:id="rId22" w:history="1">
           <w:r>
             <w:rPr>
               <w:rStyle w:val="Hyperlink"/>
@@ -4399,7 +4399,7 @@
           <w:sz w:val="24"/>
           <w:u w:val="single"/>
         </w:rPr>
-        <w:hyperlink r:id="rId23" w:history="1">
+        <w:hyperlink r:id="rId24" w:history="1">
           <w:r>
             <w:rPr>
               <w:rStyle w:val="Hyperlink"/>
@@ -4417,7 +4417,7 @@
           <w:sz w:val="24"/>
           <w:u w:val="single"/>
         </w:rPr>
-        <w:hyperlink r:id="rId23" w:history="1">
+        <w:hyperlink r:id="rId24" w:history="1">
           <w:r>
             <w:rPr>
               <w:rStyle w:val="Hyperlink"/>
@@ -4435,7 +4435,7 @@
           <w:sz w:val="24"/>
           <w:u w:val="single"/>
         </w:rPr>
-        <w:hyperlink r:id="rId23" w:history="1">
+        <w:hyperlink r:id="rId24" w:history="1">
           <w:r>
             <w:rPr>
               <w:rStyle w:val="Hyperlink"/>
@@ -4453,7 +4453,7 @@
           <w:sz w:val="24"/>
           <w:u w:val="single"/>
         </w:rPr>
-        <w:hyperlink r:id="rId23" w:history="1">
+        <w:hyperlink r:id="rId24" w:history="1">
           <w:r>
             <w:rPr>
               <w:rStyle w:val="Hyperlink"/>
@@ -4481,7 +4481,7 @@
           <w:sz w:val="24"/>
           <w:u w:val="single"/>
         </w:rPr>
-        <w:hyperlink r:id="rId24" w:history="1">
+        <w:hyperlink r:id="rId25" w:history="1">
           <w:r>
             <w:rPr>
               <w:rStyle w:val="Hyperlink"/>
@@ -4528,7 +4528,7 @@
           <w:sz w:val="24"/>
           <w:u w:val="single"/>
         </w:rPr>
-        <w:hyperlink r:id="rId24" w:history="1">
+        <w:hyperlink r:id="rId25" w:history="1">
           <w:r>
             <w:rPr>
               <w:rStyle w:val="Hyperlink"/>

--- a/EXPORTS/DOCX/published/niveau3/English/EMArtis.docx
+++ b/EXPORTS/DOCX/published/niveau3/English/EMArtis.docx
@@ -644,7 +644,7 @@
           <w:sz w:val="24"/>
           <w:u w:val="single"/>
         </w:rPr>
-        <w:hyperlink r:id="rId10" w:history="1">
+        <w:hyperlink r:id="rId11" w:history="1">
           <w:r>
             <w:rPr>
               <w:rStyle w:val="Hyperlink"/>
@@ -673,7 +673,7 @@
           <w:sz w:val="24"/>
           <w:u w:val="single"/>
         </w:rPr>
-        <w:hyperlink r:id="rId10" w:history="1">
+        <w:hyperlink r:id="rId11" w:history="1">
           <w:r>
             <w:rPr>
               <w:rStyle w:val="Hyperlink"/>
@@ -3602,7 +3602,7 @@
           <w:sz w:val="24"/>
           <w:u w:val="single"/>
         </w:rPr>
-        <w:hyperlink r:id="rId19" w:history="1">
+        <w:hyperlink r:id="rId20" w:history="1">
           <w:r>
             <w:rPr>
               <w:rStyle w:val="Hyperlink"/>
@@ -3613,20 +3613,14 @@
       </w:r>
       <w:r>
         <w:rPr>
+          <w:u w:val="single" w:color="0000ff"/>
           <w:rFonts w:ascii="Charis SIL Regular" w:hAnsi="Charis SIL Regular" w:eastAsia="Charis SIL Regular"/>
           <w:b w:val="0"/>
           <w:i w:val="0"/>
           <w:color w:val="000000"/>
           <w:sz w:val="24"/>
         </w:rPr>
-        <w:hyperlink r:id="rId19" w:history="1">
-          <w:r>
-            <w:rPr>
-              <w:rStyle w:val="Hyperlink"/>
-            </w:rPr>
-            <w:t xml:space="preserve">, </w:t>
-          </w:r>
-        </w:hyperlink>
+        <w:t xml:space="preserve">, </w:t>
       </w:r>
       <w:r>
         <w:rPr>
@@ -3637,7 +3631,7 @@
           <w:sz w:val="24"/>
           <w:u w:val="single"/>
         </w:rPr>
-        <w:hyperlink r:id="rId19" w:history="1">
+        <w:hyperlink r:id="rId21" w:history="1">
           <w:r>
             <w:rPr>
               <w:rStyle w:val="Hyperlink"/>
@@ -3666,7 +3660,7 @@
           <w:sz w:val="24"/>
           <w:u w:val="single"/>
         </w:rPr>
-        <w:hyperlink r:id="rId20" w:history="1">
+        <w:hyperlink r:id="rId21" w:history="1">
           <w:r>
             <w:rPr>
               <w:rStyle w:val="Hyperlink"/>
@@ -3784,7 +3778,7 @@
           <w:sz w:val="24"/>
           <w:u w:val="single"/>
         </w:rPr>
-        <w:hyperlink r:id="rId21" w:history="1">
+        <w:hyperlink r:id="rId22" w:history="1">
           <w:r>
             <w:rPr>
               <w:rStyle w:val="Hyperlink"/>
@@ -3802,7 +3796,7 @@
           <w:sz w:val="24"/>
           <w:u w:val="single"/>
         </w:rPr>
-        <w:hyperlink r:id="rId21" w:history="1">
+        <w:hyperlink r:id="rId22" w:history="1">
           <w:r>
             <w:rPr>
               <w:rStyle w:val="Hyperlink"/>
@@ -3820,7 +3814,7 @@
           <w:sz w:val="24"/>
           <w:u w:val="single"/>
         </w:rPr>
-        <w:hyperlink r:id="rId21" w:history="1">
+        <w:hyperlink r:id="rId22" w:history="1">
           <w:r>
             <w:rPr>
               <w:rStyle w:val="Hyperlink"/>
@@ -3838,7 +3832,7 @@
           <w:sz w:val="24"/>
           <w:u w:val="single"/>
         </w:rPr>
-        <w:hyperlink r:id="rId21" w:history="1">
+        <w:hyperlink r:id="rId22" w:history="1">
           <w:r>
             <w:rPr>
               <w:rStyle w:val="Hyperlink"/>
@@ -3866,7 +3860,7 @@
           <w:sz w:val="24"/>
           <w:u w:val="single"/>
         </w:rPr>
-        <w:hyperlink r:id="rId21" w:history="1">
+        <w:hyperlink r:id="rId22" w:history="1">
           <w:r>
             <w:rPr>
               <w:rStyle w:val="Hyperlink"/>
@@ -3884,7 +3878,7 @@
           <w:sz w:val="24"/>
           <w:u w:val="single"/>
         </w:rPr>
-        <w:hyperlink r:id="rId21" w:history="1">
+        <w:hyperlink r:id="rId22" w:history="1">
           <w:r>
             <w:rPr>
               <w:rStyle w:val="Hyperlink"/>
@@ -3913,7 +3907,7 @@
           <w:sz w:val="24"/>
           <w:u w:val="single"/>
         </w:rPr>
-        <w:hyperlink r:id="rId21" w:history="1">
+        <w:hyperlink r:id="rId22" w:history="1">
           <w:r>
             <w:rPr>
               <w:rStyle w:val="Hyperlink"/>
@@ -4051,7 +4045,7 @@
           <w:sz w:val="24"/>
           <w:u w:val="single"/>
         </w:rPr>
-        <w:hyperlink r:id="rId22" w:history="1">
+        <w:hyperlink r:id="rId23" w:history="1">
           <w:r>
             <w:rPr>
               <w:rStyle w:val="Hyperlink"/>
@@ -4069,7 +4063,7 @@
           <w:sz w:val="24"/>
           <w:u w:val="single"/>
         </w:rPr>
-        <w:hyperlink r:id="rId22" w:history="1">
+        <w:hyperlink r:id="rId23" w:history="1">
           <w:r>
             <w:rPr>
               <w:rStyle w:val="Hyperlink"/>
@@ -4087,7 +4081,7 @@
           <w:sz w:val="24"/>
           <w:u w:val="single"/>
         </w:rPr>
-        <w:hyperlink r:id="rId22" w:history="1">
+        <w:hyperlink r:id="rId23" w:history="1">
           <w:r>
             <w:rPr>
               <w:rStyle w:val="Hyperlink"/>
@@ -4105,7 +4099,7 @@
           <w:sz w:val="24"/>
           <w:u w:val="single"/>
         </w:rPr>
-        <w:hyperlink r:id="rId22" w:history="1">
+        <w:hyperlink r:id="rId23" w:history="1">
           <w:r>
             <w:rPr>
               <w:rStyle w:val="Hyperlink"/>
@@ -4126,7 +4120,7 @@
           <w:sz w:val="24"/>
           <w:u w:val="single"/>
         </w:rPr>
-        <w:hyperlink r:id="rId22" w:history="1">
+        <w:hyperlink r:id="rId23" w:history="1">
           <w:r>
             <w:rPr>
               <w:rStyle w:val="Hyperlink"/>
@@ -4144,7 +4138,7 @@
           <w:sz w:val="24"/>
           <w:u w:val="single"/>
         </w:rPr>
-        <w:hyperlink r:id="rId22" w:history="1">
+        <w:hyperlink r:id="rId23" w:history="1">
           <w:r>
             <w:rPr>
               <w:rStyle w:val="Hyperlink"/>
@@ -4162,7 +4156,7 @@
           <w:sz w:val="24"/>
           <w:u w:val="single"/>
         </w:rPr>
-        <w:hyperlink r:id="rId22" w:history="1">
+        <w:hyperlink r:id="rId23" w:history="1">
           <w:r>
             <w:rPr>
               <w:rStyle w:val="Hyperlink"/>
@@ -4180,7 +4174,7 @@
           <w:sz w:val="24"/>
           <w:u w:val="single"/>
         </w:rPr>
-        <w:hyperlink r:id="rId22" w:history="1">
+        <w:hyperlink r:id="rId23" w:history="1">
           <w:r>
             <w:rPr>
               <w:rStyle w:val="Hyperlink"/>
@@ -4198,7 +4192,7 @@
           <w:sz w:val="24"/>
           <w:u w:val="single"/>
         </w:rPr>
-        <w:hyperlink r:id="rId22" w:history="1">
+        <w:hyperlink r:id="rId23" w:history="1">
           <w:r>
             <w:rPr>
               <w:rStyle w:val="Hyperlink"/>
@@ -4216,7 +4210,7 @@
           <w:sz w:val="24"/>
           <w:u w:val="single"/>
         </w:rPr>
-        <w:hyperlink r:id="rId22" w:history="1">
+        <w:hyperlink r:id="rId23" w:history="1">
           <w:r>
             <w:rPr>
               <w:rStyle w:val="Hyperlink"/>
@@ -4244,7 +4238,7 @@
           <w:sz w:val="24"/>
           <w:u w:val="single"/>
         </w:rPr>
-        <w:hyperlink r:id="rId23" w:history="1">
+        <w:hyperlink r:id="rId24" w:history="1">
           <w:r>
             <w:rPr>
               <w:rStyle w:val="Hyperlink"/>
@@ -4262,7 +4256,7 @@
           <w:sz w:val="24"/>
           <w:u w:val="single"/>
         </w:rPr>
-        <w:hyperlink r:id="rId22" w:history="1">
+        <w:hyperlink r:id="rId23" w:history="1">
           <w:r>
             <w:rPr>
               <w:rStyle w:val="Hyperlink"/>
@@ -4399,7 +4393,7 @@
           <w:sz w:val="24"/>
           <w:u w:val="single"/>
         </w:rPr>
-        <w:hyperlink r:id="rId24" w:history="1">
+        <w:hyperlink r:id="rId25" w:history="1">
           <w:r>
             <w:rPr>
               <w:rStyle w:val="Hyperlink"/>
@@ -4417,7 +4411,7 @@
           <w:sz w:val="24"/>
           <w:u w:val="single"/>
         </w:rPr>
-        <w:hyperlink r:id="rId24" w:history="1">
+        <w:hyperlink r:id="rId25" w:history="1">
           <w:r>
             <w:rPr>
               <w:rStyle w:val="Hyperlink"/>
@@ -4435,7 +4429,7 @@
           <w:sz w:val="24"/>
           <w:u w:val="single"/>
         </w:rPr>
-        <w:hyperlink r:id="rId24" w:history="1">
+        <w:hyperlink r:id="rId25" w:history="1">
           <w:r>
             <w:rPr>
               <w:rStyle w:val="Hyperlink"/>
@@ -4453,7 +4447,7 @@
           <w:sz w:val="24"/>
           <w:u w:val="single"/>
         </w:rPr>
-        <w:hyperlink r:id="rId24" w:history="1">
+        <w:hyperlink r:id="rId25" w:history="1">
           <w:r>
             <w:rPr>
               <w:rStyle w:val="Hyperlink"/>
@@ -4481,7 +4475,7 @@
           <w:sz w:val="24"/>
           <w:u w:val="single"/>
         </w:rPr>
-        <w:hyperlink r:id="rId25" w:history="1">
+        <w:hyperlink r:id="rId26" w:history="1">
           <w:r>
             <w:rPr>
               <w:rStyle w:val="Hyperlink"/>
@@ -4499,7 +4493,7 @@
           <w:sz w:val="24"/>
           <w:u w:val="single"/>
         </w:rPr>
-        <w:hyperlink r:id="rId24" w:history="1">
+        <w:hyperlink r:id="rId26" w:history="1">
           <w:r>
             <w:rPr>
               <w:rStyle w:val="Hyperlink"/>
@@ -4528,7 +4522,7 @@
           <w:sz w:val="24"/>
           <w:u w:val="single"/>
         </w:rPr>
-        <w:hyperlink r:id="rId25" w:history="1">
+        <w:hyperlink r:id="rId26" w:history="1">
           <w:r>
             <w:rPr>
               <w:rStyle w:val="Hyperlink"/>

--- a/EXPORTS/DOCX/published/niveau3/English/EMArtis.docx
+++ b/EXPORTS/DOCX/published/niveau3/English/EMArtis.docx
@@ -532,90 +532,7 @@
           <w:color w:val="000000"/>
           <w:sz w:val="24"/>
         </w:rPr>
-        <w:hyperlink r:id="rId10" w:history="1">
-          <w:r>
-            <w:rPr>
-              <w:rStyle w:val="Hyperlink"/>
-            </w:rPr>
-            <w:t>n, of 1883 and</w:t>
-          </w:r>
-        </w:hyperlink>
-      </w:r>
-      <w:r>
-        <w:rPr>
-          <w:u w:val="single" w:color="0000ff"/>
-          <w:rFonts w:ascii="Charis SIL Regular" w:hAnsi="Charis SIL Regular" w:eastAsia="Charis SIL Regular"/>
-          <w:b w:val="0"/>
-          <w:i w:val="0"/>
-          <w:color w:val="000000"/>
-          <w:sz w:val="24"/>
-        </w:rPr>
-        <w:t xml:space="preserve"> </w:t>
-      </w:r>
-      <w:r>
-        <w:rPr>
-          <w:u w:val="single" w:color="0000ff"/>
-          <w:rFonts w:ascii="Charis SIL Regular" w:hAnsi="Charis SIL Regular" w:eastAsia="Charis SIL Regular"/>
-          <w:b w:val="0"/>
-          <w:i w:val="0"/>
-          <w:color w:val="000000"/>
-          <w:sz w:val="24"/>
-        </w:rPr>
-        <w:hyperlink r:id="rId10" w:history="1">
-          <w:r>
-            <w:rPr>
-              <w:rStyle w:val="Hyperlink"/>
-            </w:rPr>
-            <w:t>objects c</w:t>
-          </w:r>
-        </w:hyperlink>
-      </w:r>
-      <w:r>
-        <w:rPr>
-          <w:u w:val="single" w:color="0000ff"/>
-          <w:rFonts w:ascii="Charis SIL Regular" w:hAnsi="Charis SIL Regular" w:eastAsia="Charis SIL Regular"/>
-          <w:b w:val="0"/>
-          <w:i w:val="0"/>
-          <w:color w:val="000000"/>
-          <w:sz w:val="24"/>
-        </w:rPr>
-        <w:hyperlink r:id="rId10" w:history="1">
-          <w:r>
-            <w:rPr>
-              <w:rStyle w:val="Hyperlink"/>
-            </w:rPr>
-            <w:t>o</w:t>
-          </w:r>
-        </w:hyperlink>
-      </w:r>
-      <w:r>
-        <w:rPr>
-          <w:u w:val="single" w:color="0000ff"/>
-          <w:rFonts w:ascii="Charis SIL Regular" w:hAnsi="Charis SIL Regular" w:eastAsia="Charis SIL Regular"/>
-          <w:b w:val="0"/>
-          <w:i w:val="0"/>
-          <w:color w:val="000000"/>
-          <w:sz w:val="24"/>
-        </w:rPr>
-        <w:hyperlink r:id="rId10" w:history="1">
-          <w:r>
-            <w:rPr>
-              <w:rStyle w:val="Hyperlink"/>
-            </w:rPr>
-            <w:t>lle</w:t>
-          </w:r>
-        </w:hyperlink>
-      </w:r>
-      <w:r>
-        <w:rPr>
-          <w:u w:val="single" w:color="0000ff"/>
-          <w:rFonts w:ascii="Charis SIL Regular" w:hAnsi="Charis SIL Regular" w:eastAsia="Charis SIL Regular"/>
-          <w:b w:val="0"/>
-          <w:i w:val="0"/>
-          <w:color w:val="000000"/>
-          <w:sz w:val="24"/>
-        </w:rPr>
-        <w:t xml:space="preserve">cted by the </w:t>
+        <w:t xml:space="preserve">n, of 1883 and objects collected by the </w:t>
       </w:r>
       <w:r>
         <w:rPr>
@@ -626,7 +543,7 @@
           <w:sz w:val="24"/>
           <w:u w:val="single"/>
         </w:rPr>
-        <w:hyperlink r:id="rId11" w:history="1">
+        <w:hyperlink r:id="rId10" w:history="1">
           <w:r>
             <w:rPr>
               <w:rStyle w:val="Hyperlink"/>
@@ -644,7 +561,7 @@
           <w:sz w:val="24"/>
           <w:u w:val="single"/>
         </w:rPr>
-        <w:hyperlink r:id="rId11" w:history="1">
+        <w:hyperlink r:id="rId10" w:history="1">
           <w:r>
             <w:rPr>
               <w:rStyle w:val="Hyperlink"/>
@@ -673,7 +590,7 @@
           <w:sz w:val="24"/>
           <w:u w:val="single"/>
         </w:rPr>
-        <w:hyperlink r:id="rId11" w:history="1">
+        <w:hyperlink r:id="rId10" w:history="1">
           <w:r>
             <w:rPr>
               <w:rStyle w:val="Hyperlink"/>
@@ -3555,7 +3472,7 @@
           <w:sz w:val="24"/>
           <w:u w:val="single"/>
         </w:rPr>
-        <w:hyperlink r:id="rId19" w:history="1">
+        <w:hyperlink r:id="rId20" w:history="1">
           <w:r>
             <w:rPr>
               <w:rStyle w:val="Hyperlink"/>
@@ -3573,7 +3490,7 @@
           <w:sz w:val="24"/>
           <w:u w:val="single"/>
         </w:rPr>
-        <w:hyperlink r:id="rId19" w:history="1">
+        <w:hyperlink r:id="rId20" w:history="1">
           <w:r>
             <w:rPr>
               <w:rStyle w:val="Hyperlink"/>
@@ -3613,14 +3530,20 @@
       </w:r>
       <w:r>
         <w:rPr>
-          <w:u w:val="single" w:color="0000ff"/>
           <w:rFonts w:ascii="Charis SIL Regular" w:hAnsi="Charis SIL Regular" w:eastAsia="Charis SIL Regular"/>
           <w:b w:val="0"/>
           <w:i w:val="0"/>
           <w:color w:val="000000"/>
           <w:sz w:val="24"/>
         </w:rPr>
-        <w:t xml:space="preserve">, </w:t>
+        <w:hyperlink r:id="rId19" w:history="1">
+          <w:r>
+            <w:rPr>
+              <w:rStyle w:val="Hyperlink"/>
+            </w:rPr>
+            <w:t xml:space="preserve">, </w:t>
+          </w:r>
+        </w:hyperlink>
       </w:r>
       <w:r>
         <w:rPr>
@@ -3860,7 +3783,7 @@
           <w:sz w:val="24"/>
           <w:u w:val="single"/>
         </w:rPr>
-        <w:hyperlink r:id="rId22" w:history="1">
+        <w:hyperlink r:id="rId23" w:history="1">
           <w:r>
             <w:rPr>
               <w:rStyle w:val="Hyperlink"/>
@@ -3878,7 +3801,7 @@
           <w:sz w:val="24"/>
           <w:u w:val="single"/>
         </w:rPr>
-        <w:hyperlink r:id="rId22" w:history="1">
+        <w:hyperlink r:id="rId23" w:history="1">
           <w:r>
             <w:rPr>
               <w:rStyle w:val="Hyperlink"/>
@@ -3907,7 +3830,7 @@
           <w:sz w:val="24"/>
           <w:u w:val="single"/>
         </w:rPr>
-        <w:hyperlink r:id="rId22" w:history="1">
+        <w:hyperlink r:id="rId23" w:history="1">
           <w:r>
             <w:rPr>
               <w:rStyle w:val="Hyperlink"/>
@@ -4045,7 +3968,7 @@
           <w:sz w:val="24"/>
           <w:u w:val="single"/>
         </w:rPr>
-        <w:hyperlink r:id="rId23" w:history="1">
+        <w:hyperlink r:id="rId24" w:history="1">
           <w:r>
             <w:rPr>
               <w:rStyle w:val="Hyperlink"/>
@@ -4063,7 +3986,7 @@
           <w:sz w:val="24"/>
           <w:u w:val="single"/>
         </w:rPr>
-        <w:hyperlink r:id="rId23" w:history="1">
+        <w:hyperlink r:id="rId24" w:history="1">
           <w:r>
             <w:rPr>
               <w:rStyle w:val="Hyperlink"/>
@@ -4081,7 +4004,7 @@
           <w:sz w:val="24"/>
           <w:u w:val="single"/>
         </w:rPr>
-        <w:hyperlink r:id="rId23" w:history="1">
+        <w:hyperlink r:id="rId24" w:history="1">
           <w:r>
             <w:rPr>
               <w:rStyle w:val="Hyperlink"/>
@@ -4099,7 +4022,7 @@
           <w:sz w:val="24"/>
           <w:u w:val="single"/>
         </w:rPr>
-        <w:hyperlink r:id="rId23" w:history="1">
+        <w:hyperlink r:id="rId24" w:history="1">
           <w:r>
             <w:rPr>
               <w:rStyle w:val="Hyperlink"/>
@@ -4120,7 +4043,7 @@
           <w:sz w:val="24"/>
           <w:u w:val="single"/>
         </w:rPr>
-        <w:hyperlink r:id="rId23" w:history="1">
+        <w:hyperlink r:id="rId24" w:history="1">
           <w:r>
             <w:rPr>
               <w:rStyle w:val="Hyperlink"/>
@@ -4138,7 +4061,7 @@
           <w:sz w:val="24"/>
           <w:u w:val="single"/>
         </w:rPr>
-        <w:hyperlink r:id="rId23" w:history="1">
+        <w:hyperlink r:id="rId24" w:history="1">
           <w:r>
             <w:rPr>
               <w:rStyle w:val="Hyperlink"/>
@@ -4156,7 +4079,7 @@
           <w:sz w:val="24"/>
           <w:u w:val="single"/>
         </w:rPr>
-        <w:hyperlink r:id="rId23" w:history="1">
+        <w:hyperlink r:id="rId24" w:history="1">
           <w:r>
             <w:rPr>
               <w:rStyle w:val="Hyperlink"/>
@@ -4174,7 +4097,7 @@
           <w:sz w:val="24"/>
           <w:u w:val="single"/>
         </w:rPr>
-        <w:hyperlink r:id="rId23" w:history="1">
+        <w:hyperlink r:id="rId24" w:history="1">
           <w:r>
             <w:rPr>
               <w:rStyle w:val="Hyperlink"/>
@@ -4192,7 +4115,7 @@
           <w:sz w:val="24"/>
           <w:u w:val="single"/>
         </w:rPr>
-        <w:hyperlink r:id="rId23" w:history="1">
+        <w:hyperlink r:id="rId24" w:history="1">
           <w:r>
             <w:rPr>
               <w:rStyle w:val="Hyperlink"/>
@@ -4210,7 +4133,7 @@
           <w:sz w:val="24"/>
           <w:u w:val="single"/>
         </w:rPr>
-        <w:hyperlink r:id="rId23" w:history="1">
+        <w:hyperlink r:id="rId24" w:history="1">
           <w:r>
             <w:rPr>
               <w:rStyle w:val="Hyperlink"/>
@@ -4238,7 +4161,7 @@
           <w:sz w:val="24"/>
           <w:u w:val="single"/>
         </w:rPr>
-        <w:hyperlink r:id="rId24" w:history="1">
+        <w:hyperlink r:id="rId25" w:history="1">
           <w:r>
             <w:rPr>
               <w:rStyle w:val="Hyperlink"/>
@@ -4256,7 +4179,7 @@
           <w:sz w:val="24"/>
           <w:u w:val="single"/>
         </w:rPr>
-        <w:hyperlink r:id="rId23" w:history="1">
+        <w:hyperlink r:id="rId25" w:history="1">
           <w:r>
             <w:rPr>
               <w:rStyle w:val="Hyperlink"/>
@@ -4393,7 +4316,7 @@
           <w:sz w:val="24"/>
           <w:u w:val="single"/>
         </w:rPr>
-        <w:hyperlink r:id="rId25" w:history="1">
+        <w:hyperlink r:id="rId26" w:history="1">
           <w:r>
             <w:rPr>
               <w:rStyle w:val="Hyperlink"/>
@@ -4411,7 +4334,7 @@
           <w:sz w:val="24"/>
           <w:u w:val="single"/>
         </w:rPr>
-        <w:hyperlink r:id="rId25" w:history="1">
+        <w:hyperlink r:id="rId26" w:history="1">
           <w:r>
             <w:rPr>
               <w:rStyle w:val="Hyperlink"/>
@@ -4429,7 +4352,7 @@
           <w:sz w:val="24"/>
           <w:u w:val="single"/>
         </w:rPr>
-        <w:hyperlink r:id="rId25" w:history="1">
+        <w:hyperlink r:id="rId26" w:history="1">
           <w:r>
             <w:rPr>
               <w:rStyle w:val="Hyperlink"/>
@@ -4447,7 +4370,7 @@
           <w:sz w:val="24"/>
           <w:u w:val="single"/>
         </w:rPr>
-        <w:hyperlink r:id="rId25" w:history="1">
+        <w:hyperlink r:id="rId26" w:history="1">
           <w:r>
             <w:rPr>
               <w:rStyle w:val="Hyperlink"/>
@@ -4475,7 +4398,7 @@
           <w:sz w:val="24"/>
           <w:u w:val="single"/>
         </w:rPr>
-        <w:hyperlink r:id="rId26" w:history="1">
+        <w:hyperlink r:id="rId27" w:history="1">
           <w:r>
             <w:rPr>
               <w:rStyle w:val="Hyperlink"/>
@@ -4522,7 +4445,7 @@
           <w:sz w:val="24"/>
           <w:u w:val="single"/>
         </w:rPr>
-        <w:hyperlink r:id="rId26" w:history="1">
+        <w:hyperlink r:id="rId27" w:history="1">
           <w:r>
             <w:rPr>
               <w:rStyle w:val="Hyperlink"/>

--- a/EXPORTS/DOCX/published/niveau3/English/EMArtis.docx
+++ b/EXPORTS/DOCX/published/niveau3/English/EMArtis.docx
@@ -3472,7 +3472,7 @@
           <w:sz w:val="24"/>
           <w:u w:val="single"/>
         </w:rPr>
-        <w:hyperlink r:id="rId20" w:history="1">
+        <w:hyperlink r:id="rId19" w:history="1">
           <w:r>
             <w:rPr>
               <w:rStyle w:val="Hyperlink"/>
@@ -3490,7 +3490,7 @@
           <w:sz w:val="24"/>
           <w:u w:val="single"/>
         </w:rPr>
-        <w:hyperlink r:id="rId20" w:history="1">
+        <w:hyperlink r:id="rId19" w:history="1">
           <w:r>
             <w:rPr>
               <w:rStyle w:val="Hyperlink"/>
@@ -3783,7 +3783,7 @@
           <w:sz w:val="24"/>
           <w:u w:val="single"/>
         </w:rPr>
-        <w:hyperlink r:id="rId23" w:history="1">
+        <w:hyperlink r:id="rId22" w:history="1">
           <w:r>
             <w:rPr>
               <w:rStyle w:val="Hyperlink"/>
@@ -3801,7 +3801,7 @@
           <w:sz w:val="24"/>
           <w:u w:val="single"/>
         </w:rPr>
-        <w:hyperlink r:id="rId23" w:history="1">
+        <w:hyperlink r:id="rId22" w:history="1">
           <w:r>
             <w:rPr>
               <w:rStyle w:val="Hyperlink"/>
@@ -4445,7 +4445,7 @@
           <w:sz w:val="24"/>
           <w:u w:val="single"/>
         </w:rPr>
-        <w:hyperlink r:id="rId27" w:history="1">
+        <w:hyperlink r:id="rId26" w:history="1">
           <w:r>
             <w:rPr>
               <w:rStyle w:val="Hyperlink"/>

--- a/EXPORTS/DOCX/published/niveau3/English/EMArtis.docx
+++ b/EXPORTS/DOCX/published/niveau3/English/EMArtis.docx
@@ -532,7 +532,90 @@
           <w:color w:val="000000"/>
           <w:sz w:val="24"/>
         </w:rPr>
-        <w:t xml:space="preserve">n, of 1883 and objects collected by the </w:t>
+        <w:hyperlink r:id="rId10" w:history="1">
+          <w:r>
+            <w:rPr>
+              <w:rStyle w:val="Hyperlink"/>
+            </w:rPr>
+            <w:t>n, of 1883 and</w:t>
+          </w:r>
+        </w:hyperlink>
+      </w:r>
+      <w:r>
+        <w:rPr>
+          <w:u w:val="single" w:color="0000ff"/>
+          <w:rFonts w:ascii="Charis SIL Regular" w:hAnsi="Charis SIL Regular" w:eastAsia="Charis SIL Regular"/>
+          <w:b w:val="0"/>
+          <w:i w:val="0"/>
+          <w:color w:val="000000"/>
+          <w:sz w:val="24"/>
+        </w:rPr>
+        <w:t xml:space="preserve"> </w:t>
+      </w:r>
+      <w:r>
+        <w:rPr>
+          <w:u w:val="single" w:color="0000ff"/>
+          <w:rFonts w:ascii="Charis SIL Regular" w:hAnsi="Charis SIL Regular" w:eastAsia="Charis SIL Regular"/>
+          <w:b w:val="0"/>
+          <w:i w:val="0"/>
+          <w:color w:val="000000"/>
+          <w:sz w:val="24"/>
+        </w:rPr>
+        <w:hyperlink r:id="rId10" w:history="1">
+          <w:r>
+            <w:rPr>
+              <w:rStyle w:val="Hyperlink"/>
+            </w:rPr>
+            <w:t>objects c</w:t>
+          </w:r>
+        </w:hyperlink>
+      </w:r>
+      <w:r>
+        <w:rPr>
+          <w:u w:val="single" w:color="0000ff"/>
+          <w:rFonts w:ascii="Charis SIL Regular" w:hAnsi="Charis SIL Regular" w:eastAsia="Charis SIL Regular"/>
+          <w:b w:val="0"/>
+          <w:i w:val="0"/>
+          <w:color w:val="000000"/>
+          <w:sz w:val="24"/>
+        </w:rPr>
+        <w:hyperlink r:id="rId10" w:history="1">
+          <w:r>
+            <w:rPr>
+              <w:rStyle w:val="Hyperlink"/>
+            </w:rPr>
+            <w:t>o</w:t>
+          </w:r>
+        </w:hyperlink>
+      </w:r>
+      <w:r>
+        <w:rPr>
+          <w:u w:val="single" w:color="0000ff"/>
+          <w:rFonts w:ascii="Charis SIL Regular" w:hAnsi="Charis SIL Regular" w:eastAsia="Charis SIL Regular"/>
+          <w:b w:val="0"/>
+          <w:i w:val="0"/>
+          <w:color w:val="000000"/>
+          <w:sz w:val="24"/>
+        </w:rPr>
+        <w:hyperlink r:id="rId10" w:history="1">
+          <w:r>
+            <w:rPr>
+              <w:rStyle w:val="Hyperlink"/>
+            </w:rPr>
+            <w:t>lle</w:t>
+          </w:r>
+        </w:hyperlink>
+      </w:r>
+      <w:r>
+        <w:rPr>
+          <w:u w:val="single" w:color="0000ff"/>
+          <w:rFonts w:ascii="Charis SIL Regular" w:hAnsi="Charis SIL Regular" w:eastAsia="Charis SIL Regular"/>
+          <w:b w:val="0"/>
+          <w:i w:val="0"/>
+          <w:color w:val="000000"/>
+          <w:sz w:val="24"/>
+        </w:rPr>
+        <w:t xml:space="preserve">cted by the </w:t>
       </w:r>
       <w:r>
         <w:rPr>
@@ -3472,7 +3555,7 @@
           <w:sz w:val="24"/>
           <w:u w:val="single"/>
         </w:rPr>
-        <w:hyperlink r:id="rId19" w:history="1">
+        <w:hyperlink r:id="rId20" w:history="1">
           <w:r>
             <w:rPr>
               <w:rStyle w:val="Hyperlink"/>
@@ -3519,7 +3602,7 @@
           <w:sz w:val="24"/>
           <w:u w:val="single"/>
         </w:rPr>
-        <w:hyperlink r:id="rId20" w:history="1">
+        <w:hyperlink r:id="rId19" w:history="1">
           <w:r>
             <w:rPr>
               <w:rStyle w:val="Hyperlink"/>
@@ -3554,7 +3637,7 @@
           <w:sz w:val="24"/>
           <w:u w:val="single"/>
         </w:rPr>
-        <w:hyperlink r:id="rId21" w:history="1">
+        <w:hyperlink r:id="rId19" w:history="1">
           <w:r>
             <w:rPr>
               <w:rStyle w:val="Hyperlink"/>
@@ -3583,7 +3666,7 @@
           <w:sz w:val="24"/>
           <w:u w:val="single"/>
         </w:rPr>
-        <w:hyperlink r:id="rId21" w:history="1">
+        <w:hyperlink r:id="rId19" w:history="1">
           <w:r>
             <w:rPr>
               <w:rStyle w:val="Hyperlink"/>
@@ -3701,7 +3784,7 @@
           <w:sz w:val="24"/>
           <w:u w:val="single"/>
         </w:rPr>
-        <w:hyperlink r:id="rId22" w:history="1">
+        <w:hyperlink r:id="rId21" w:history="1">
           <w:r>
             <w:rPr>
               <w:rStyle w:val="Hyperlink"/>
@@ -3719,7 +3802,7 @@
           <w:sz w:val="24"/>
           <w:u w:val="single"/>
         </w:rPr>
-        <w:hyperlink r:id="rId22" w:history="1">
+        <w:hyperlink r:id="rId21" w:history="1">
           <w:r>
             <w:rPr>
               <w:rStyle w:val="Hyperlink"/>
@@ -3737,7 +3820,7 @@
           <w:sz w:val="24"/>
           <w:u w:val="single"/>
         </w:rPr>
-        <w:hyperlink r:id="rId22" w:history="1">
+        <w:hyperlink r:id="rId21" w:history="1">
           <w:r>
             <w:rPr>
               <w:rStyle w:val="Hyperlink"/>
@@ -3755,7 +3838,7 @@
           <w:sz w:val="24"/>
           <w:u w:val="single"/>
         </w:rPr>
-        <w:hyperlink r:id="rId22" w:history="1">
+        <w:hyperlink r:id="rId21" w:history="1">
           <w:r>
             <w:rPr>
               <w:rStyle w:val="Hyperlink"/>
@@ -3801,7 +3884,7 @@
           <w:sz w:val="24"/>
           <w:u w:val="single"/>
         </w:rPr>
-        <w:hyperlink r:id="rId22" w:history="1">
+        <w:hyperlink r:id="rId21" w:history="1">
           <w:r>
             <w:rPr>
               <w:rStyle w:val="Hyperlink"/>
@@ -3830,7 +3913,7 @@
           <w:sz w:val="24"/>
           <w:u w:val="single"/>
         </w:rPr>
-        <w:hyperlink r:id="rId23" w:history="1">
+        <w:hyperlink r:id="rId21" w:history="1">
           <w:r>
             <w:rPr>
               <w:rStyle w:val="Hyperlink"/>
@@ -3968,7 +4051,7 @@
           <w:sz w:val="24"/>
           <w:u w:val="single"/>
         </w:rPr>
-        <w:hyperlink r:id="rId24" w:history="1">
+        <w:hyperlink r:id="rId23" w:history="1">
           <w:r>
             <w:rPr>
               <w:rStyle w:val="Hyperlink"/>
@@ -3986,7 +4069,7 @@
           <w:sz w:val="24"/>
           <w:u w:val="single"/>
         </w:rPr>
-        <w:hyperlink r:id="rId24" w:history="1">
+        <w:hyperlink r:id="rId23" w:history="1">
           <w:r>
             <w:rPr>
               <w:rStyle w:val="Hyperlink"/>
@@ -4004,7 +4087,7 @@
           <w:sz w:val="24"/>
           <w:u w:val="single"/>
         </w:rPr>
-        <w:hyperlink r:id="rId24" w:history="1">
+        <w:hyperlink r:id="rId23" w:history="1">
           <w:r>
             <w:rPr>
               <w:rStyle w:val="Hyperlink"/>
@@ -4022,7 +4105,7 @@
           <w:sz w:val="24"/>
           <w:u w:val="single"/>
         </w:rPr>
-        <w:hyperlink r:id="rId24" w:history="1">
+        <w:hyperlink r:id="rId23" w:history="1">
           <w:r>
             <w:rPr>
               <w:rStyle w:val="Hyperlink"/>
@@ -4043,7 +4126,7 @@
           <w:sz w:val="24"/>
           <w:u w:val="single"/>
         </w:rPr>
-        <w:hyperlink r:id="rId24" w:history="1">
+        <w:hyperlink r:id="rId23" w:history="1">
           <w:r>
             <w:rPr>
               <w:rStyle w:val="Hyperlink"/>
@@ -4061,7 +4144,7 @@
           <w:sz w:val="24"/>
           <w:u w:val="single"/>
         </w:rPr>
-        <w:hyperlink r:id="rId24" w:history="1">
+        <w:hyperlink r:id="rId23" w:history="1">
           <w:r>
             <w:rPr>
               <w:rStyle w:val="Hyperlink"/>
@@ -4079,7 +4162,7 @@
           <w:sz w:val="24"/>
           <w:u w:val="single"/>
         </w:rPr>
-        <w:hyperlink r:id="rId24" w:history="1">
+        <w:hyperlink r:id="rId23" w:history="1">
           <w:r>
             <w:rPr>
               <w:rStyle w:val="Hyperlink"/>
@@ -4097,7 +4180,7 @@
           <w:sz w:val="24"/>
           <w:u w:val="single"/>
         </w:rPr>
-        <w:hyperlink r:id="rId24" w:history="1">
+        <w:hyperlink r:id="rId23" w:history="1">
           <w:r>
             <w:rPr>
               <w:rStyle w:val="Hyperlink"/>
@@ -4115,7 +4198,7 @@
           <w:sz w:val="24"/>
           <w:u w:val="single"/>
         </w:rPr>
-        <w:hyperlink r:id="rId24" w:history="1">
+        <w:hyperlink r:id="rId23" w:history="1">
           <w:r>
             <w:rPr>
               <w:rStyle w:val="Hyperlink"/>
@@ -4133,7 +4216,7 @@
           <w:sz w:val="24"/>
           <w:u w:val="single"/>
         </w:rPr>
-        <w:hyperlink r:id="rId24" w:history="1">
+        <w:hyperlink r:id="rId23" w:history="1">
           <w:r>
             <w:rPr>
               <w:rStyle w:val="Hyperlink"/>
@@ -4161,7 +4244,7 @@
           <w:sz w:val="24"/>
           <w:u w:val="single"/>
         </w:rPr>
-        <w:hyperlink r:id="rId25" w:history="1">
+        <w:hyperlink r:id="rId24" w:history="1">
           <w:r>
             <w:rPr>
               <w:rStyle w:val="Hyperlink"/>
@@ -4179,7 +4262,7 @@
           <w:sz w:val="24"/>
           <w:u w:val="single"/>
         </w:rPr>
-        <w:hyperlink r:id="rId25" w:history="1">
+        <w:hyperlink r:id="rId23" w:history="1">
           <w:r>
             <w:rPr>
               <w:rStyle w:val="Hyperlink"/>
@@ -4316,7 +4399,7 @@
           <w:sz w:val="24"/>
           <w:u w:val="single"/>
         </w:rPr>
-        <w:hyperlink r:id="rId26" w:history="1">
+        <w:hyperlink r:id="rId25" w:history="1">
           <w:r>
             <w:rPr>
               <w:rStyle w:val="Hyperlink"/>
@@ -4334,7 +4417,7 @@
           <w:sz w:val="24"/>
           <w:u w:val="single"/>
         </w:rPr>
-        <w:hyperlink r:id="rId26" w:history="1">
+        <w:hyperlink r:id="rId25" w:history="1">
           <w:r>
             <w:rPr>
               <w:rStyle w:val="Hyperlink"/>
@@ -4352,7 +4435,7 @@
           <w:sz w:val="24"/>
           <w:u w:val="single"/>
         </w:rPr>
-        <w:hyperlink r:id="rId26" w:history="1">
+        <w:hyperlink r:id="rId25" w:history="1">
           <w:r>
             <w:rPr>
               <w:rStyle w:val="Hyperlink"/>
@@ -4370,7 +4453,7 @@
           <w:sz w:val="24"/>
           <w:u w:val="single"/>
         </w:rPr>
-        <w:hyperlink r:id="rId26" w:history="1">
+        <w:hyperlink r:id="rId25" w:history="1">
           <w:r>
             <w:rPr>
               <w:rStyle w:val="Hyperlink"/>
@@ -4398,7 +4481,7 @@
           <w:sz w:val="24"/>
           <w:u w:val="single"/>
         </w:rPr>
-        <w:hyperlink r:id="rId27" w:history="1">
+        <w:hyperlink r:id="rId26" w:history="1">
           <w:r>
             <w:rPr>
               <w:rStyle w:val="Hyperlink"/>

--- a/EXPORTS/DOCX/published/niveau3/English/EMArtis.docx
+++ b/EXPORTS/DOCX/published/niveau3/English/EMArtis.docx
@@ -615,7 +615,14 @@
           <w:color w:val="000000"/>
           <w:sz w:val="24"/>
         </w:rPr>
-        <w:t xml:space="preserve">cted by the </w:t>
+        <w:hyperlink r:id="rId10" w:history="1">
+          <w:r>
+            <w:rPr>
+              <w:rStyle w:val="Hyperlink"/>
+            </w:rPr>
+            <w:t xml:space="preserve">cted by the </w:t>
+          </w:r>
+        </w:hyperlink>
       </w:r>
       <w:r>
         <w:rPr>
@@ -3555,7 +3562,7 @@
           <w:sz w:val="24"/>
           <w:u w:val="single"/>
         </w:rPr>
-        <w:hyperlink r:id="rId20" w:history="1">
+        <w:hyperlink r:id="rId19" w:history="1">
           <w:r>
             <w:rPr>
               <w:rStyle w:val="Hyperlink"/>
@@ -3602,7 +3609,7 @@
           <w:sz w:val="24"/>
           <w:u w:val="single"/>
         </w:rPr>
-        <w:hyperlink r:id="rId19" w:history="1">
+        <w:hyperlink r:id="rId20" w:history="1">
           <w:r>
             <w:rPr>
               <w:rStyle w:val="Hyperlink"/>
@@ -3637,7 +3644,7 @@
           <w:sz w:val="24"/>
           <w:u w:val="single"/>
         </w:rPr>
-        <w:hyperlink r:id="rId19" w:history="1">
+        <w:hyperlink r:id="rId21" w:history="1">
           <w:r>
             <w:rPr>
               <w:rStyle w:val="Hyperlink"/>
@@ -3666,7 +3673,7 @@
           <w:sz w:val="24"/>
           <w:u w:val="single"/>
         </w:rPr>
-        <w:hyperlink r:id="rId19" w:history="1">
+        <w:hyperlink r:id="rId21" w:history="1">
           <w:r>
             <w:rPr>
               <w:rStyle w:val="Hyperlink"/>
@@ -3784,7 +3791,7 @@
           <w:sz w:val="24"/>
           <w:u w:val="single"/>
         </w:rPr>
-        <w:hyperlink r:id="rId21" w:history="1">
+        <w:hyperlink r:id="rId22" w:history="1">
           <w:r>
             <w:rPr>
               <w:rStyle w:val="Hyperlink"/>
@@ -3802,7 +3809,7 @@
           <w:sz w:val="24"/>
           <w:u w:val="single"/>
         </w:rPr>
-        <w:hyperlink r:id="rId21" w:history="1">
+        <w:hyperlink r:id="rId22" w:history="1">
           <w:r>
             <w:rPr>
               <w:rStyle w:val="Hyperlink"/>
@@ -3820,7 +3827,7 @@
           <w:sz w:val="24"/>
           <w:u w:val="single"/>
         </w:rPr>
-        <w:hyperlink r:id="rId21" w:history="1">
+        <w:hyperlink r:id="rId22" w:history="1">
           <w:r>
             <w:rPr>
               <w:rStyle w:val="Hyperlink"/>
@@ -3838,7 +3845,7 @@
           <w:sz w:val="24"/>
           <w:u w:val="single"/>
         </w:rPr>
-        <w:hyperlink r:id="rId21" w:history="1">
+        <w:hyperlink r:id="rId22" w:history="1">
           <w:r>
             <w:rPr>
               <w:rStyle w:val="Hyperlink"/>
@@ -3884,7 +3891,7 @@
           <w:sz w:val="24"/>
           <w:u w:val="single"/>
         </w:rPr>
-        <w:hyperlink r:id="rId21" w:history="1">
+        <w:hyperlink r:id="rId22" w:history="1">
           <w:r>
             <w:rPr>
               <w:rStyle w:val="Hyperlink"/>
@@ -3913,7 +3920,7 @@
           <w:sz w:val="24"/>
           <w:u w:val="single"/>
         </w:rPr>
-        <w:hyperlink r:id="rId21" w:history="1">
+        <w:hyperlink r:id="rId22" w:history="1">
           <w:r>
             <w:rPr>
               <w:rStyle w:val="Hyperlink"/>
@@ -4262,7 +4269,7 @@
           <w:sz w:val="24"/>
           <w:u w:val="single"/>
         </w:rPr>
-        <w:hyperlink r:id="rId23" w:history="1">
+        <w:hyperlink r:id="rId24" w:history="1">
           <w:r>
             <w:rPr>
               <w:rStyle w:val="Hyperlink"/>
@@ -4481,7 +4488,7 @@
           <w:sz w:val="24"/>
           <w:u w:val="single"/>
         </w:rPr>
-        <w:hyperlink r:id="rId26" w:history="1">
+        <w:hyperlink r:id="rId25" w:history="1">
           <w:r>
             <w:rPr>
               <w:rStyle w:val="Hyperlink"/>
@@ -4499,7 +4506,7 @@
           <w:sz w:val="24"/>
           <w:u w:val="single"/>
         </w:rPr>
-        <w:hyperlink r:id="rId26" w:history="1">
+        <w:hyperlink r:id="rId25" w:history="1">
           <w:r>
             <w:rPr>
               <w:rStyle w:val="Hyperlink"/>

--- a/EXPORTS/DOCX/published/niveau3/English/EMArtis.docx
+++ b/EXPORTS/DOCX/published/niveau3/English/EMArtis.docx
@@ -626,7 +626,7 @@
           <w:sz w:val="24"/>
           <w:u w:val="single"/>
         </w:rPr>
-        <w:hyperlink r:id="rId10" w:history="1">
+        <w:hyperlink r:id="rId11" w:history="1">
           <w:r>
             <w:rPr>
               <w:rStyle w:val="Hyperlink"/>
@@ -644,7 +644,7 @@
           <w:sz w:val="24"/>
           <w:u w:val="single"/>
         </w:rPr>
-        <w:hyperlink r:id="rId10" w:history="1">
+        <w:hyperlink r:id="rId11" w:history="1">
           <w:r>
             <w:rPr>
               <w:rStyle w:val="Hyperlink"/>
@@ -673,7 +673,7 @@
           <w:sz w:val="24"/>
           <w:u w:val="single"/>
         </w:rPr>
-        <w:hyperlink r:id="rId10" w:history="1">
+        <w:hyperlink r:id="rId11" w:history="1">
           <w:r>
             <w:rPr>
               <w:rStyle w:val="Hyperlink"/>
@@ -1760,25 +1760,7 @@
           <w:color w:val="000000"/>
           <w:sz w:val="24"/>
         </w:rPr>
-        <w:t>are held at the A</w:t>
-      </w:r>
-      <w:r>
-        <w:rPr>
-          <w:u w:val="single" w:color="0000ff"/>
-          <w:rFonts w:ascii="Charis SIL Regular" w:hAnsi="Charis SIL Regular" w:eastAsia="Charis SIL Regular"/>
-          <w:b w:val="0"/>
-          <w:i w:val="0"/>
-          <w:color w:val="000000"/>
-          <w:sz w:val="24"/>
-        </w:rPr>
-        <w:hyperlink r:id="rId15" w:history="1">
-          <w:r>
-            <w:rPr>
-              <w:rStyle w:val="Hyperlink"/>
-            </w:rPr>
-            <w:t>msterda</w:t>
-          </w:r>
-        </w:hyperlink>
+        <w:t>are held at the Amsterda</w:t>
       </w:r>
       <w:r>
         <w:rPr>
@@ -3619,7 +3601,14 @@
           <w:color w:val="000000"/>
           <w:sz w:val="24"/>
         </w:rPr>
-        <w:t xml:space="preserve">, </w:t>
+        <w:hyperlink r:id="rId19" w:history="1">
+          <w:r>
+            <w:rPr>
+              <w:rStyle w:val="Hyperlink"/>
+            </w:rPr>
+            <w:t xml:space="preserve">, </w:t>
+          </w:r>
+        </w:hyperlink>
       </w:r>
       <w:r>
         <w:rPr>
@@ -4474,7 +4463,7 @@
           <w:sz w:val="24"/>
           <w:u w:val="single"/>
         </w:rPr>
-        <w:hyperlink r:id="rId24" w:history="1">
+        <w:hyperlink r:id="rId25" w:history="1">
           <w:r>
             <w:rPr>
               <w:rStyle w:val="Hyperlink"/>
@@ -4521,7 +4510,7 @@
           <w:sz w:val="24"/>
           <w:u w:val="single"/>
         </w:rPr>
-        <w:hyperlink r:id="rId24" w:history="1">
+        <w:hyperlink r:id="rId25" w:history="1">
           <w:r>
             <w:rPr>
               <w:rStyle w:val="Hyperlink"/>

--- a/EXPORTS/DOCX/published/niveau3/English/EMArtis.docx
+++ b/EXPORTS/DOCX/published/niveau3/English/EMArtis.docx
@@ -626,7 +626,7 @@
           <w:sz w:val="24"/>
           <w:u w:val="single"/>
         </w:rPr>
-        <w:hyperlink r:id="rId11" w:history="1">
+        <w:hyperlink r:id="rId10" w:history="1">
           <w:r>
             <w:rPr>
               <w:rStyle w:val="Hyperlink"/>
@@ -644,7 +644,7 @@
           <w:sz w:val="24"/>
           <w:u w:val="single"/>
         </w:rPr>
-        <w:hyperlink r:id="rId11" w:history="1">
+        <w:hyperlink r:id="rId10" w:history="1">
           <w:r>
             <w:rPr>
               <w:rStyle w:val="Hyperlink"/>
@@ -4481,7 +4481,7 @@
           <w:sz w:val="24"/>
           <w:u w:val="single"/>
         </w:rPr>
-        <w:hyperlink r:id="rId24" w:history="1">
+        <w:hyperlink r:id="rId25" w:history="1">
           <w:r>
             <w:rPr>
               <w:rStyle w:val="Hyperlink"/>

--- a/EXPORTS/DOCX/published/niveau3/English/EMArtis.docx
+++ b/EXPORTS/DOCX/published/niveau3/English/EMArtis.docx
@@ -673,7 +673,7 @@
           <w:sz w:val="24"/>
           <w:u w:val="single"/>
         </w:rPr>
-        <w:hyperlink r:id="rId11" w:history="1">
+        <w:hyperlink r:id="rId10" w:history="1">
           <w:r>
             <w:rPr>
               <w:rStyle w:val="Hyperlink"/>
@@ -1760,7 +1760,25 @@
           <w:color w:val="000000"/>
           <w:sz w:val="24"/>
         </w:rPr>
-        <w:t>are held at the Amsterda</w:t>
+        <w:t>are held at the A</w:t>
+      </w:r>
+      <w:r>
+        <w:rPr>
+          <w:u w:val="single" w:color="0000ff"/>
+          <w:rFonts w:ascii="Charis SIL Regular" w:hAnsi="Charis SIL Regular" w:eastAsia="Charis SIL Regular"/>
+          <w:b w:val="0"/>
+          <w:i w:val="0"/>
+          <w:color w:val="000000"/>
+          <w:sz w:val="24"/>
+        </w:rPr>
+        <w:hyperlink r:id="rId15" w:history="1">
+          <w:r>
+            <w:rPr>
+              <w:rStyle w:val="Hyperlink"/>
+            </w:rPr>
+            <w:t>msterda</w:t>
+          </w:r>
+        </w:hyperlink>
       </w:r>
       <w:r>
         <w:rPr>
@@ -3537,7 +3555,7 @@
           <w:sz w:val="24"/>
           <w:u w:val="single"/>
         </w:rPr>
-        <w:hyperlink r:id="rId19" w:history="1">
+        <w:hyperlink r:id="rId20" w:history="1">
           <w:r>
             <w:rPr>
               <w:rStyle w:val="Hyperlink"/>
@@ -3648,7 +3666,7 @@
           <w:sz w:val="24"/>
           <w:u w:val="single"/>
         </w:rPr>
-        <w:hyperlink r:id="rId20" w:history="1">
+        <w:hyperlink r:id="rId19" w:history="1">
           <w:r>
             <w:rPr>
               <w:rStyle w:val="Hyperlink"/>
@@ -3848,7 +3866,7 @@
           <w:sz w:val="24"/>
           <w:u w:val="single"/>
         </w:rPr>
-        <w:hyperlink r:id="rId21" w:history="1">
+        <w:hyperlink r:id="rId22" w:history="1">
           <w:r>
             <w:rPr>
               <w:rStyle w:val="Hyperlink"/>
@@ -4033,7 +4051,7 @@
           <w:sz w:val="24"/>
           <w:u w:val="single"/>
         </w:rPr>
-        <w:hyperlink r:id="rId22" w:history="1">
+        <w:hyperlink r:id="rId23" w:history="1">
           <w:r>
             <w:rPr>
               <w:rStyle w:val="Hyperlink"/>
@@ -4051,7 +4069,7 @@
           <w:sz w:val="24"/>
           <w:u w:val="single"/>
         </w:rPr>
-        <w:hyperlink r:id="rId22" w:history="1">
+        <w:hyperlink r:id="rId23" w:history="1">
           <w:r>
             <w:rPr>
               <w:rStyle w:val="Hyperlink"/>
@@ -4069,7 +4087,7 @@
           <w:sz w:val="24"/>
           <w:u w:val="single"/>
         </w:rPr>
-        <w:hyperlink r:id="rId22" w:history="1">
+        <w:hyperlink r:id="rId23" w:history="1">
           <w:r>
             <w:rPr>
               <w:rStyle w:val="Hyperlink"/>
@@ -4087,7 +4105,7 @@
           <w:sz w:val="24"/>
           <w:u w:val="single"/>
         </w:rPr>
-        <w:hyperlink r:id="rId22" w:history="1">
+        <w:hyperlink r:id="rId23" w:history="1">
           <w:r>
             <w:rPr>
               <w:rStyle w:val="Hyperlink"/>
@@ -4108,7 +4126,7 @@
           <w:sz w:val="24"/>
           <w:u w:val="single"/>
         </w:rPr>
-        <w:hyperlink r:id="rId22" w:history="1">
+        <w:hyperlink r:id="rId23" w:history="1">
           <w:r>
             <w:rPr>
               <w:rStyle w:val="Hyperlink"/>
@@ -4126,7 +4144,7 @@
           <w:sz w:val="24"/>
           <w:u w:val="single"/>
         </w:rPr>
-        <w:hyperlink r:id="rId22" w:history="1">
+        <w:hyperlink r:id="rId23" w:history="1">
           <w:r>
             <w:rPr>
               <w:rStyle w:val="Hyperlink"/>
@@ -4144,7 +4162,7 @@
           <w:sz w:val="24"/>
           <w:u w:val="single"/>
         </w:rPr>
-        <w:hyperlink r:id="rId22" w:history="1">
+        <w:hyperlink r:id="rId23" w:history="1">
           <w:r>
             <w:rPr>
               <w:rStyle w:val="Hyperlink"/>
@@ -4162,7 +4180,7 @@
           <w:sz w:val="24"/>
           <w:u w:val="single"/>
         </w:rPr>
-        <w:hyperlink r:id="rId22" w:history="1">
+        <w:hyperlink r:id="rId23" w:history="1">
           <w:r>
             <w:rPr>
               <w:rStyle w:val="Hyperlink"/>
@@ -4180,7 +4198,7 @@
           <w:sz w:val="24"/>
           <w:u w:val="single"/>
         </w:rPr>
-        <w:hyperlink r:id="rId22" w:history="1">
+        <w:hyperlink r:id="rId23" w:history="1">
           <w:r>
             <w:rPr>
               <w:rStyle w:val="Hyperlink"/>
@@ -4198,7 +4216,7 @@
           <w:sz w:val="24"/>
           <w:u w:val="single"/>
         </w:rPr>
-        <w:hyperlink r:id="rId22" w:history="1">
+        <w:hyperlink r:id="rId23" w:history="1">
           <w:r>
             <w:rPr>
               <w:rStyle w:val="Hyperlink"/>
@@ -4226,7 +4244,7 @@
           <w:sz w:val="24"/>
           <w:u w:val="single"/>
         </w:rPr>
-        <w:hyperlink r:id="rId23" w:history="1">
+        <w:hyperlink r:id="rId24" w:history="1">
           <w:r>
             <w:rPr>
               <w:rStyle w:val="Hyperlink"/>
@@ -4244,7 +4262,7 @@
           <w:sz w:val="24"/>
           <w:u w:val="single"/>
         </w:rPr>
-        <w:hyperlink r:id="rId22" w:history="1">
+        <w:hyperlink r:id="rId23" w:history="1">
           <w:r>
             <w:rPr>
               <w:rStyle w:val="Hyperlink"/>
@@ -4381,7 +4399,7 @@
           <w:sz w:val="24"/>
           <w:u w:val="single"/>
         </w:rPr>
-        <w:hyperlink r:id="rId24" w:history="1">
+        <w:hyperlink r:id="rId25" w:history="1">
           <w:r>
             <w:rPr>
               <w:rStyle w:val="Hyperlink"/>
@@ -4399,7 +4417,7 @@
           <w:sz w:val="24"/>
           <w:u w:val="single"/>
         </w:rPr>
-        <w:hyperlink r:id="rId24" w:history="1">
+        <w:hyperlink r:id="rId25" w:history="1">
           <w:r>
             <w:rPr>
               <w:rStyle w:val="Hyperlink"/>
@@ -4417,7 +4435,7 @@
           <w:sz w:val="24"/>
           <w:u w:val="single"/>
         </w:rPr>
-        <w:hyperlink r:id="rId24" w:history="1">
+        <w:hyperlink r:id="rId25" w:history="1">
           <w:r>
             <w:rPr>
               <w:rStyle w:val="Hyperlink"/>
@@ -4435,7 +4453,7 @@
           <w:sz w:val="24"/>
           <w:u w:val="single"/>
         </w:rPr>
-        <w:hyperlink r:id="rId24" w:history="1">
+        <w:hyperlink r:id="rId25" w:history="1">
           <w:r>
             <w:rPr>
               <w:rStyle w:val="Hyperlink"/>
@@ -4463,7 +4481,7 @@
           <w:sz w:val="24"/>
           <w:u w:val="single"/>
         </w:rPr>
-        <w:hyperlink r:id="rId25" w:history="1">
+        <w:hyperlink r:id="rId26" w:history="1">
           <w:r>
             <w:rPr>
               <w:rStyle w:val="Hyperlink"/>
@@ -4481,7 +4499,7 @@
           <w:sz w:val="24"/>
           <w:u w:val="single"/>
         </w:rPr>
-        <w:hyperlink r:id="rId25" w:history="1">
+        <w:hyperlink r:id="rId26" w:history="1">
           <w:r>
             <w:rPr>
               <w:rStyle w:val="Hyperlink"/>
@@ -4510,7 +4528,7 @@
           <w:sz w:val="24"/>
           <w:u w:val="single"/>
         </w:rPr>
-        <w:hyperlink r:id="rId25" w:history="1">
+        <w:hyperlink r:id="rId26" w:history="1">
           <w:r>
             <w:rPr>
               <w:rStyle w:val="Hyperlink"/>

--- a/EXPORTS/DOCX/published/niveau3/English/EMArtis.docx
+++ b/EXPORTS/DOCX/published/niveau3/English/EMArtis.docx
@@ -543,18 +543,16 @@
       </w:r>
       <w:r>
         <w:rPr>
-          <w:u w:val="single" w:color="0000ff"/>
           <w:rFonts w:ascii="Charis SIL Regular" w:hAnsi="Charis SIL Regular" w:eastAsia="Charis SIL Regular"/>
           <w:b w:val="0"/>
           <w:i w:val="0"/>
           <w:color w:val="000000"/>
           <w:sz w:val="24"/>
         </w:rPr>
-        <w:t xml:space="preserve"> </w:t>
-      </w:r>
-      <w:r>
-        <w:rPr>
-          <w:u w:val="single" w:color="0000ff"/>
+        <w:t xml:space="preserve"> objects colle</w:t>
+      </w:r>
+      <w:r>
+        <w:rPr>
           <w:rFonts w:ascii="Charis SIL Regular" w:hAnsi="Charis SIL Regular" w:eastAsia="Charis SIL Regular"/>
           <w:b w:val="0"/>
           <w:i w:val="0"/>
@@ -566,56 +564,9 @@
             <w:rPr>
               <w:rStyle w:val="Hyperlink"/>
             </w:rPr>
-            <w:t>objects c</w:t>
+            <w:t xml:space="preserve">cted by the </w:t>
           </w:r>
         </w:hyperlink>
-      </w:r>
-      <w:r>
-        <w:rPr>
-          <w:u w:val="single" w:color="0000ff"/>
-          <w:rFonts w:ascii="Charis SIL Regular" w:hAnsi="Charis SIL Regular" w:eastAsia="Charis SIL Regular"/>
-          <w:b w:val="0"/>
-          <w:i w:val="0"/>
-          <w:color w:val="000000"/>
-          <w:sz w:val="24"/>
-        </w:rPr>
-        <w:hyperlink r:id="rId10" w:history="1">
-          <w:r>
-            <w:rPr>
-              <w:rStyle w:val="Hyperlink"/>
-            </w:rPr>
-            <w:t>o</w:t>
-          </w:r>
-        </w:hyperlink>
-      </w:r>
-      <w:r>
-        <w:rPr>
-          <w:u w:val="single" w:color="0000ff"/>
-          <w:rFonts w:ascii="Charis SIL Regular" w:hAnsi="Charis SIL Regular" w:eastAsia="Charis SIL Regular"/>
-          <w:b w:val="0"/>
-          <w:i w:val="0"/>
-          <w:color w:val="000000"/>
-          <w:sz w:val="24"/>
-        </w:rPr>
-        <w:hyperlink r:id="rId10" w:history="1">
-          <w:r>
-            <w:rPr>
-              <w:rStyle w:val="Hyperlink"/>
-            </w:rPr>
-            <w:t>lle</w:t>
-          </w:r>
-        </w:hyperlink>
-      </w:r>
-      <w:r>
-        <w:rPr>
-          <w:u w:val="single" w:color="0000ff"/>
-          <w:rFonts w:ascii="Charis SIL Regular" w:hAnsi="Charis SIL Regular" w:eastAsia="Charis SIL Regular"/>
-          <w:b w:val="0"/>
-          <w:i w:val="0"/>
-          <w:color w:val="000000"/>
-          <w:sz w:val="24"/>
-        </w:rPr>
-        <w:t xml:space="preserve">cted by the </w:t>
       </w:r>
       <w:r>
         <w:rPr>
@@ -644,7 +595,7 @@
           <w:sz w:val="24"/>
           <w:u w:val="single"/>
         </w:rPr>
-        <w:hyperlink r:id="rId10" w:history="1">
+        <w:hyperlink r:id="rId11" w:history="1">
           <w:r>
             <w:rPr>
               <w:rStyle w:val="Hyperlink"/>
@@ -673,7 +624,7 @@
           <w:sz w:val="24"/>
           <w:u w:val="single"/>
         </w:rPr>
-        <w:hyperlink r:id="rId10" w:history="1">
+        <w:hyperlink r:id="rId11" w:history="1">
           <w:r>
             <w:rPr>
               <w:rStyle w:val="Hyperlink"/>
@@ -3573,7 +3524,7 @@
           <w:sz w:val="24"/>
           <w:u w:val="single"/>
         </w:rPr>
-        <w:hyperlink r:id="rId19" w:history="1">
+        <w:hyperlink r:id="rId20" w:history="1">
           <w:r>
             <w:rPr>
               <w:rStyle w:val="Hyperlink"/>
@@ -3602,7 +3553,7 @@
           <w:sz w:val="24"/>
           <w:u w:val="single"/>
         </w:rPr>
-        <w:hyperlink r:id="rId19" w:history="1">
+        <w:hyperlink r:id="rId20" w:history="1">
           <w:r>
             <w:rPr>
               <w:rStyle w:val="Hyperlink"/>
@@ -3637,7 +3588,7 @@
           <w:sz w:val="24"/>
           <w:u w:val="single"/>
         </w:rPr>
-        <w:hyperlink r:id="rId19" w:history="1">
+        <w:hyperlink r:id="rId21" w:history="1">
           <w:r>
             <w:rPr>
               <w:rStyle w:val="Hyperlink"/>
@@ -3666,7 +3617,7 @@
           <w:sz w:val="24"/>
           <w:u w:val="single"/>
         </w:rPr>
-        <w:hyperlink r:id="rId19" w:history="1">
+        <w:hyperlink r:id="rId21" w:history="1">
           <w:r>
             <w:rPr>
               <w:rStyle w:val="Hyperlink"/>
@@ -3784,7 +3735,7 @@
           <w:sz w:val="24"/>
           <w:u w:val="single"/>
         </w:rPr>
-        <w:hyperlink r:id="rId21" w:history="1">
+        <w:hyperlink r:id="rId22" w:history="1">
           <w:r>
             <w:rPr>
               <w:rStyle w:val="Hyperlink"/>
@@ -3802,7 +3753,7 @@
           <w:sz w:val="24"/>
           <w:u w:val="single"/>
         </w:rPr>
-        <w:hyperlink r:id="rId21" w:history="1">
+        <w:hyperlink r:id="rId22" w:history="1">
           <w:r>
             <w:rPr>
               <w:rStyle w:val="Hyperlink"/>
@@ -3820,7 +3771,7 @@
           <w:sz w:val="24"/>
           <w:u w:val="single"/>
         </w:rPr>
-        <w:hyperlink r:id="rId21" w:history="1">
+        <w:hyperlink r:id="rId22" w:history="1">
           <w:r>
             <w:rPr>
               <w:rStyle w:val="Hyperlink"/>
@@ -3838,7 +3789,7 @@
           <w:sz w:val="24"/>
           <w:u w:val="single"/>
         </w:rPr>
-        <w:hyperlink r:id="rId21" w:history="1">
+        <w:hyperlink r:id="rId22" w:history="1">
           <w:r>
             <w:rPr>
               <w:rStyle w:val="Hyperlink"/>
@@ -3866,7 +3817,7 @@
           <w:sz w:val="24"/>
           <w:u w:val="single"/>
         </w:rPr>
-        <w:hyperlink r:id="rId22" w:history="1">
+        <w:hyperlink r:id="rId23" w:history="1">
           <w:r>
             <w:rPr>
               <w:rStyle w:val="Hyperlink"/>
@@ -3884,7 +3835,7 @@
           <w:sz w:val="24"/>
           <w:u w:val="single"/>
         </w:rPr>
-        <w:hyperlink r:id="rId21" w:history="1">
+        <w:hyperlink r:id="rId23" w:history="1">
           <w:r>
             <w:rPr>
               <w:rStyle w:val="Hyperlink"/>
@@ -3913,7 +3864,7 @@
           <w:sz w:val="24"/>
           <w:u w:val="single"/>
         </w:rPr>
-        <w:hyperlink r:id="rId21" w:history="1">
+        <w:hyperlink r:id="rId23" w:history="1">
           <w:r>
             <w:rPr>
               <w:rStyle w:val="Hyperlink"/>
@@ -4051,7 +4002,7 @@
           <w:sz w:val="24"/>
           <w:u w:val="single"/>
         </w:rPr>
-        <w:hyperlink r:id="rId23" w:history="1">
+        <w:hyperlink r:id="rId24" w:history="1">
           <w:r>
             <w:rPr>
               <w:rStyle w:val="Hyperlink"/>
@@ -4069,7 +4020,7 @@
           <w:sz w:val="24"/>
           <w:u w:val="single"/>
         </w:rPr>
-        <w:hyperlink r:id="rId23" w:history="1">
+        <w:hyperlink r:id="rId24" w:history="1">
           <w:r>
             <w:rPr>
               <w:rStyle w:val="Hyperlink"/>
@@ -4087,7 +4038,7 @@
           <w:sz w:val="24"/>
           <w:u w:val="single"/>
         </w:rPr>
-        <w:hyperlink r:id="rId23" w:history="1">
+        <w:hyperlink r:id="rId24" w:history="1">
           <w:r>
             <w:rPr>
               <w:rStyle w:val="Hyperlink"/>
@@ -4105,7 +4056,7 @@
           <w:sz w:val="24"/>
           <w:u w:val="single"/>
         </w:rPr>
-        <w:hyperlink r:id="rId23" w:history="1">
+        <w:hyperlink r:id="rId24" w:history="1">
           <w:r>
             <w:rPr>
               <w:rStyle w:val="Hyperlink"/>
@@ -4126,7 +4077,7 @@
           <w:sz w:val="24"/>
           <w:u w:val="single"/>
         </w:rPr>
-        <w:hyperlink r:id="rId23" w:history="1">
+        <w:hyperlink r:id="rId24" w:history="1">
           <w:r>
             <w:rPr>
               <w:rStyle w:val="Hyperlink"/>
@@ -4144,7 +4095,7 @@
           <w:sz w:val="24"/>
           <w:u w:val="single"/>
         </w:rPr>
-        <w:hyperlink r:id="rId23" w:history="1">
+        <w:hyperlink r:id="rId24" w:history="1">
           <w:r>
             <w:rPr>
               <w:rStyle w:val="Hyperlink"/>
@@ -4162,7 +4113,7 @@
           <w:sz w:val="24"/>
           <w:u w:val="single"/>
         </w:rPr>
-        <w:hyperlink r:id="rId23" w:history="1">
+        <w:hyperlink r:id="rId24" w:history="1">
           <w:r>
             <w:rPr>
               <w:rStyle w:val="Hyperlink"/>
@@ -4180,7 +4131,7 @@
           <w:sz w:val="24"/>
           <w:u w:val="single"/>
         </w:rPr>
-        <w:hyperlink r:id="rId23" w:history="1">
+        <w:hyperlink r:id="rId24" w:history="1">
           <w:r>
             <w:rPr>
               <w:rStyle w:val="Hyperlink"/>
@@ -4198,7 +4149,7 @@
           <w:sz w:val="24"/>
           <w:u w:val="single"/>
         </w:rPr>
-        <w:hyperlink r:id="rId23" w:history="1">
+        <w:hyperlink r:id="rId24" w:history="1">
           <w:r>
             <w:rPr>
               <w:rStyle w:val="Hyperlink"/>
@@ -4216,7 +4167,7 @@
           <w:sz w:val="24"/>
           <w:u w:val="single"/>
         </w:rPr>
-        <w:hyperlink r:id="rId23" w:history="1">
+        <w:hyperlink r:id="rId24" w:history="1">
           <w:r>
             <w:rPr>
               <w:rStyle w:val="Hyperlink"/>
@@ -4244,7 +4195,7 @@
           <w:sz w:val="24"/>
           <w:u w:val="single"/>
         </w:rPr>
-        <w:hyperlink r:id="rId24" w:history="1">
+        <w:hyperlink r:id="rId25" w:history="1">
           <w:r>
             <w:rPr>
               <w:rStyle w:val="Hyperlink"/>
@@ -4262,7 +4213,7 @@
           <w:sz w:val="24"/>
           <w:u w:val="single"/>
         </w:rPr>
-        <w:hyperlink r:id="rId23" w:history="1">
+        <w:hyperlink r:id="rId25" w:history="1">
           <w:r>
             <w:rPr>
               <w:rStyle w:val="Hyperlink"/>
@@ -4399,7 +4350,7 @@
           <w:sz w:val="24"/>
           <w:u w:val="single"/>
         </w:rPr>
-        <w:hyperlink r:id="rId25" w:history="1">
+        <w:hyperlink r:id="rId26" w:history="1">
           <w:r>
             <w:rPr>
               <w:rStyle w:val="Hyperlink"/>
@@ -4417,7 +4368,7 @@
           <w:sz w:val="24"/>
           <w:u w:val="single"/>
         </w:rPr>
-        <w:hyperlink r:id="rId25" w:history="1">
+        <w:hyperlink r:id="rId26" w:history="1">
           <w:r>
             <w:rPr>
               <w:rStyle w:val="Hyperlink"/>
@@ -4435,7 +4386,7 @@
           <w:sz w:val="24"/>
           <w:u w:val="single"/>
         </w:rPr>
-        <w:hyperlink r:id="rId25" w:history="1">
+        <w:hyperlink r:id="rId26" w:history="1">
           <w:r>
             <w:rPr>
               <w:rStyle w:val="Hyperlink"/>
@@ -4453,7 +4404,7 @@
           <w:sz w:val="24"/>
           <w:u w:val="single"/>
         </w:rPr>
-        <w:hyperlink r:id="rId25" w:history="1">
+        <w:hyperlink r:id="rId26" w:history="1">
           <w:r>
             <w:rPr>
               <w:rStyle w:val="Hyperlink"/>
@@ -4481,7 +4432,7 @@
           <w:sz w:val="24"/>
           <w:u w:val="single"/>
         </w:rPr>
-        <w:hyperlink r:id="rId26" w:history="1">
+        <w:hyperlink r:id="rId27" w:history="1">
           <w:r>
             <w:rPr>
               <w:rStyle w:val="Hyperlink"/>
@@ -4499,7 +4450,7 @@
           <w:sz w:val="24"/>
           <w:u w:val="single"/>
         </w:rPr>
-        <w:hyperlink r:id="rId26" w:history="1">
+        <w:hyperlink r:id="rId27" w:history="1">
           <w:r>
             <w:rPr>
               <w:rStyle w:val="Hyperlink"/>
@@ -4528,7 +4479,7 @@
           <w:sz w:val="24"/>
           <w:u w:val="single"/>
         </w:rPr>
-        <w:hyperlink r:id="rId26" w:history="1">
+        <w:hyperlink r:id="rId27" w:history="1">
           <w:r>
             <w:rPr>
               <w:rStyle w:val="Hyperlink"/>

--- a/EXPORTS/DOCX/published/niveau3/English/EMArtis.docx
+++ b/EXPORTS/DOCX/published/niveau3/English/EMArtis.docx
@@ -543,16 +543,18 @@
       </w:r>
       <w:r>
         <w:rPr>
+          <w:u w:val="single" w:color="0000ff"/>
           <w:rFonts w:ascii="Charis SIL Regular" w:hAnsi="Charis SIL Regular" w:eastAsia="Charis SIL Regular"/>
           <w:b w:val="0"/>
           <w:i w:val="0"/>
           <w:color w:val="000000"/>
           <w:sz w:val="24"/>
         </w:rPr>
-        <w:t xml:space="preserve"> objects colle</w:t>
-      </w:r>
-      <w:r>
-        <w:rPr>
+        <w:t xml:space="preserve"> </w:t>
+      </w:r>
+      <w:r>
+        <w:rPr>
+          <w:u w:val="single" w:color="0000ff"/>
           <w:rFonts w:ascii="Charis SIL Regular" w:hAnsi="Charis SIL Regular" w:eastAsia="Charis SIL Regular"/>
           <w:b w:val="0"/>
           <w:i w:val="0"/>
@@ -564,9 +566,56 @@
             <w:rPr>
               <w:rStyle w:val="Hyperlink"/>
             </w:rPr>
-            <w:t xml:space="preserve">cted by the </w:t>
+            <w:t>objects c</w:t>
           </w:r>
         </w:hyperlink>
+      </w:r>
+      <w:r>
+        <w:rPr>
+          <w:u w:val="single" w:color="0000ff"/>
+          <w:rFonts w:ascii="Charis SIL Regular" w:hAnsi="Charis SIL Regular" w:eastAsia="Charis SIL Regular"/>
+          <w:b w:val="0"/>
+          <w:i w:val="0"/>
+          <w:color w:val="000000"/>
+          <w:sz w:val="24"/>
+        </w:rPr>
+        <w:hyperlink r:id="rId10" w:history="1">
+          <w:r>
+            <w:rPr>
+              <w:rStyle w:val="Hyperlink"/>
+            </w:rPr>
+            <w:t>o</w:t>
+          </w:r>
+        </w:hyperlink>
+      </w:r>
+      <w:r>
+        <w:rPr>
+          <w:u w:val="single" w:color="0000ff"/>
+          <w:rFonts w:ascii="Charis SIL Regular" w:hAnsi="Charis SIL Regular" w:eastAsia="Charis SIL Regular"/>
+          <w:b w:val="0"/>
+          <w:i w:val="0"/>
+          <w:color w:val="000000"/>
+          <w:sz w:val="24"/>
+        </w:rPr>
+        <w:hyperlink r:id="rId10" w:history="1">
+          <w:r>
+            <w:rPr>
+              <w:rStyle w:val="Hyperlink"/>
+            </w:rPr>
+            <w:t>lle</w:t>
+          </w:r>
+        </w:hyperlink>
+      </w:r>
+      <w:r>
+        <w:rPr>
+          <w:u w:val="single" w:color="0000ff"/>
+          <w:rFonts w:ascii="Charis SIL Regular" w:hAnsi="Charis SIL Regular" w:eastAsia="Charis SIL Regular"/>
+          <w:b w:val="0"/>
+          <w:i w:val="0"/>
+          <w:color w:val="000000"/>
+          <w:sz w:val="24"/>
+        </w:rPr>
+        <w:t xml:space="preserve">cted by the </w:t>
       </w:r>
       <w:r>
         <w:rPr>
@@ -595,7 +644,7 @@
           <w:sz w:val="24"/>
           <w:u w:val="single"/>
         </w:rPr>
-        <w:hyperlink r:id="rId11" w:history="1">
+        <w:hyperlink r:id="rId10" w:history="1">
           <w:r>
             <w:rPr>
               <w:rStyle w:val="Hyperlink"/>
@@ -624,7 +673,7 @@
           <w:sz w:val="24"/>
           <w:u w:val="single"/>
         </w:rPr>
-        <w:hyperlink r:id="rId11" w:history="1">
+        <w:hyperlink r:id="rId10" w:history="1">
           <w:r>
             <w:rPr>
               <w:rStyle w:val="Hyperlink"/>
@@ -3506,7 +3555,7 @@
           <w:sz w:val="24"/>
           <w:u w:val="single"/>
         </w:rPr>
-        <w:hyperlink r:id="rId20" w:history="1">
+        <w:hyperlink r:id="rId19" w:history="1">
           <w:r>
             <w:rPr>
               <w:rStyle w:val="Hyperlink"/>
@@ -3524,7 +3573,7 @@
           <w:sz w:val="24"/>
           <w:u w:val="single"/>
         </w:rPr>
-        <w:hyperlink r:id="rId20" w:history="1">
+        <w:hyperlink r:id="rId19" w:history="1">
           <w:r>
             <w:rPr>
               <w:rStyle w:val="Hyperlink"/>
@@ -3553,7 +3602,7 @@
           <w:sz w:val="24"/>
           <w:u w:val="single"/>
         </w:rPr>
-        <w:hyperlink r:id="rId20" w:history="1">
+        <w:hyperlink r:id="rId19" w:history="1">
           <w:r>
             <w:rPr>
               <w:rStyle w:val="Hyperlink"/>
@@ -3588,7 +3637,7 @@
           <w:sz w:val="24"/>
           <w:u w:val="single"/>
         </w:rPr>
-        <w:hyperlink r:id="rId21" w:history="1">
+        <w:hyperlink r:id="rId19" w:history="1">
           <w:r>
             <w:rPr>
               <w:rStyle w:val="Hyperlink"/>
@@ -3617,7 +3666,7 @@
           <w:sz w:val="24"/>
           <w:u w:val="single"/>
         </w:rPr>
-        <w:hyperlink r:id="rId21" w:history="1">
+        <w:hyperlink r:id="rId19" w:history="1">
           <w:r>
             <w:rPr>
               <w:rStyle w:val="Hyperlink"/>
@@ -3735,7 +3784,7 @@
           <w:sz w:val="24"/>
           <w:u w:val="single"/>
         </w:rPr>
-        <w:hyperlink r:id="rId22" w:history="1">
+        <w:hyperlink r:id="rId20" w:history="1">
           <w:r>
             <w:rPr>
               <w:rStyle w:val="Hyperlink"/>
@@ -3753,7 +3802,7 @@
           <w:sz w:val="24"/>
           <w:u w:val="single"/>
         </w:rPr>
-        <w:hyperlink r:id="rId22" w:history="1">
+        <w:hyperlink r:id="rId20" w:history="1">
           <w:r>
             <w:rPr>
               <w:rStyle w:val="Hyperlink"/>
@@ -3771,7 +3820,7 @@
           <w:sz w:val="24"/>
           <w:u w:val="single"/>
         </w:rPr>
-        <w:hyperlink r:id="rId22" w:history="1">
+        <w:hyperlink r:id="rId20" w:history="1">
           <w:r>
             <w:rPr>
               <w:rStyle w:val="Hyperlink"/>
@@ -3789,7 +3838,7 @@
           <w:sz w:val="24"/>
           <w:u w:val="single"/>
         </w:rPr>
-        <w:hyperlink r:id="rId22" w:history="1">
+        <w:hyperlink r:id="rId20" w:history="1">
           <w:r>
             <w:rPr>
               <w:rStyle w:val="Hyperlink"/>
@@ -3817,7 +3866,7 @@
           <w:sz w:val="24"/>
           <w:u w:val="single"/>
         </w:rPr>
-        <w:hyperlink r:id="rId23" w:history="1">
+        <w:hyperlink r:id="rId20" w:history="1">
           <w:r>
             <w:rPr>
               <w:rStyle w:val="Hyperlink"/>
@@ -3835,7 +3884,7 @@
           <w:sz w:val="24"/>
           <w:u w:val="single"/>
         </w:rPr>
-        <w:hyperlink r:id="rId23" w:history="1">
+        <w:hyperlink r:id="rId20" w:history="1">
           <w:r>
             <w:rPr>
               <w:rStyle w:val="Hyperlink"/>
@@ -3864,7 +3913,7 @@
           <w:sz w:val="24"/>
           <w:u w:val="single"/>
         </w:rPr>
-        <w:hyperlink r:id="rId23" w:history="1">
+        <w:hyperlink r:id="rId20" w:history="1">
           <w:r>
             <w:rPr>
               <w:rStyle w:val="Hyperlink"/>
@@ -4002,7 +4051,7 @@
           <w:sz w:val="24"/>
           <w:u w:val="single"/>
         </w:rPr>
-        <w:hyperlink r:id="rId24" w:history="1">
+        <w:hyperlink r:id="rId21" w:history="1">
           <w:r>
             <w:rPr>
               <w:rStyle w:val="Hyperlink"/>
@@ -4020,7 +4069,7 @@
           <w:sz w:val="24"/>
           <w:u w:val="single"/>
         </w:rPr>
-        <w:hyperlink r:id="rId24" w:history="1">
+        <w:hyperlink r:id="rId21" w:history="1">
           <w:r>
             <w:rPr>
               <w:rStyle w:val="Hyperlink"/>
@@ -4038,7 +4087,7 @@
           <w:sz w:val="24"/>
           <w:u w:val="single"/>
         </w:rPr>
-        <w:hyperlink r:id="rId24" w:history="1">
+        <w:hyperlink r:id="rId21" w:history="1">
           <w:r>
             <w:rPr>
               <w:rStyle w:val="Hyperlink"/>
@@ -4056,7 +4105,7 @@
           <w:sz w:val="24"/>
           <w:u w:val="single"/>
         </w:rPr>
-        <w:hyperlink r:id="rId24" w:history="1">
+        <w:hyperlink r:id="rId21" w:history="1">
           <w:r>
             <w:rPr>
               <w:rStyle w:val="Hyperlink"/>
@@ -4077,7 +4126,7 @@
           <w:sz w:val="24"/>
           <w:u w:val="single"/>
         </w:rPr>
-        <w:hyperlink r:id="rId24" w:history="1">
+        <w:hyperlink r:id="rId21" w:history="1">
           <w:r>
             <w:rPr>
               <w:rStyle w:val="Hyperlink"/>
@@ -4095,7 +4144,7 @@
           <w:sz w:val="24"/>
           <w:u w:val="single"/>
         </w:rPr>
-        <w:hyperlink r:id="rId24" w:history="1">
+        <w:hyperlink r:id="rId21" w:history="1">
           <w:r>
             <w:rPr>
               <w:rStyle w:val="Hyperlink"/>
@@ -4113,7 +4162,7 @@
           <w:sz w:val="24"/>
           <w:u w:val="single"/>
         </w:rPr>
-        <w:hyperlink r:id="rId24" w:history="1">
+        <w:hyperlink r:id="rId21" w:history="1">
           <w:r>
             <w:rPr>
               <w:rStyle w:val="Hyperlink"/>
@@ -4131,7 +4180,7 @@
           <w:sz w:val="24"/>
           <w:u w:val="single"/>
         </w:rPr>
-        <w:hyperlink r:id="rId24" w:history="1">
+        <w:hyperlink r:id="rId21" w:history="1">
           <w:r>
             <w:rPr>
               <w:rStyle w:val="Hyperlink"/>
@@ -4149,7 +4198,7 @@
           <w:sz w:val="24"/>
           <w:u w:val="single"/>
         </w:rPr>
-        <w:hyperlink r:id="rId24" w:history="1">
+        <w:hyperlink r:id="rId21" w:history="1">
           <w:r>
             <w:rPr>
               <w:rStyle w:val="Hyperlink"/>
@@ -4167,7 +4216,7 @@
           <w:sz w:val="24"/>
           <w:u w:val="single"/>
         </w:rPr>
-        <w:hyperlink r:id="rId24" w:history="1">
+        <w:hyperlink r:id="rId21" w:history="1">
           <w:r>
             <w:rPr>
               <w:rStyle w:val="Hyperlink"/>
@@ -4195,7 +4244,7 @@
           <w:sz w:val="24"/>
           <w:u w:val="single"/>
         </w:rPr>
-        <w:hyperlink r:id="rId25" w:history="1">
+        <w:hyperlink r:id="rId22" w:history="1">
           <w:r>
             <w:rPr>
               <w:rStyle w:val="Hyperlink"/>
@@ -4213,7 +4262,7 @@
           <w:sz w:val="24"/>
           <w:u w:val="single"/>
         </w:rPr>
-        <w:hyperlink r:id="rId25" w:history="1">
+        <w:hyperlink r:id="rId21" w:history="1">
           <w:r>
             <w:rPr>
               <w:rStyle w:val="Hyperlink"/>
@@ -4350,7 +4399,7 @@
           <w:sz w:val="24"/>
           <w:u w:val="single"/>
         </w:rPr>
-        <w:hyperlink r:id="rId26" w:history="1">
+        <w:hyperlink r:id="rId23" w:history="1">
           <w:r>
             <w:rPr>
               <w:rStyle w:val="Hyperlink"/>
@@ -4368,7 +4417,7 @@
           <w:sz w:val="24"/>
           <w:u w:val="single"/>
         </w:rPr>
-        <w:hyperlink r:id="rId26" w:history="1">
+        <w:hyperlink r:id="rId23" w:history="1">
           <w:r>
             <w:rPr>
               <w:rStyle w:val="Hyperlink"/>
@@ -4386,7 +4435,7 @@
           <w:sz w:val="24"/>
           <w:u w:val="single"/>
         </w:rPr>
-        <w:hyperlink r:id="rId26" w:history="1">
+        <w:hyperlink r:id="rId23" w:history="1">
           <w:r>
             <w:rPr>
               <w:rStyle w:val="Hyperlink"/>
@@ -4404,7 +4453,7 @@
           <w:sz w:val="24"/>
           <w:u w:val="single"/>
         </w:rPr>
-        <w:hyperlink r:id="rId26" w:history="1">
+        <w:hyperlink r:id="rId23" w:history="1">
           <w:r>
             <w:rPr>
               <w:rStyle w:val="Hyperlink"/>
@@ -4432,7 +4481,7 @@
           <w:sz w:val="24"/>
           <w:u w:val="single"/>
         </w:rPr>
-        <w:hyperlink r:id="rId27" w:history="1">
+        <w:hyperlink r:id="rId24" w:history="1">
           <w:r>
             <w:rPr>
               <w:rStyle w:val="Hyperlink"/>
@@ -4450,7 +4499,7 @@
           <w:sz w:val="24"/>
           <w:u w:val="single"/>
         </w:rPr>
-        <w:hyperlink r:id="rId27" w:history="1">
+        <w:hyperlink r:id="rId24" w:history="1">
           <w:r>
             <w:rPr>
               <w:rStyle w:val="Hyperlink"/>
@@ -4479,7 +4528,7 @@
           <w:sz w:val="24"/>
           <w:u w:val="single"/>
         </w:rPr>
-        <w:hyperlink r:id="rId27" w:history="1">
+        <w:hyperlink r:id="rId24" w:history="1">
           <w:r>
             <w:rPr>
               <w:rStyle w:val="Hyperlink"/>

--- a/EXPORTS/DOCX/published/niveau3/English/EMArtis.docx
+++ b/EXPORTS/DOCX/published/niveau3/English/EMArtis.docx
@@ -615,7 +615,14 @@
           <w:color w:val="000000"/>
           <w:sz w:val="24"/>
         </w:rPr>
-        <w:t xml:space="preserve">cted by the </w:t>
+        <w:hyperlink r:id="rId10" w:history="1">
+          <w:r>
+            <w:rPr>
+              <w:rStyle w:val="Hyperlink"/>
+            </w:rPr>
+            <w:t xml:space="preserve">cted by the </w:t>
+          </w:r>
+        </w:hyperlink>
       </w:r>
       <w:r>
         <w:rPr>
@@ -644,7 +651,7 @@
           <w:sz w:val="24"/>
           <w:u w:val="single"/>
         </w:rPr>
-        <w:hyperlink r:id="rId10" w:history="1">
+        <w:hyperlink r:id="rId11" w:history="1">
           <w:r>
             <w:rPr>
               <w:rStyle w:val="Hyperlink"/>
@@ -673,7 +680,7 @@
           <w:sz w:val="24"/>
           <w:u w:val="single"/>
         </w:rPr>
-        <w:hyperlink r:id="rId10" w:history="1">
+        <w:hyperlink r:id="rId11" w:history="1">
           <w:r>
             <w:rPr>
               <w:rStyle w:val="Hyperlink"/>
@@ -3555,7 +3562,7 @@
           <w:sz w:val="24"/>
           <w:u w:val="single"/>
         </w:rPr>
-        <w:hyperlink r:id="rId19" w:history="1">
+        <w:hyperlink r:id="rId20" w:history="1">
           <w:r>
             <w:rPr>
               <w:rStyle w:val="Hyperlink"/>
@@ -3666,7 +3673,7 @@
           <w:sz w:val="24"/>
           <w:u w:val="single"/>
         </w:rPr>
-        <w:hyperlink r:id="rId19" w:history="1">
+        <w:hyperlink r:id="rId21" w:history="1">
           <w:r>
             <w:rPr>
               <w:rStyle w:val="Hyperlink"/>
@@ -3784,7 +3791,7 @@
           <w:sz w:val="24"/>
           <w:u w:val="single"/>
         </w:rPr>
-        <w:hyperlink r:id="rId20" w:history="1">
+        <w:hyperlink r:id="rId22" w:history="1">
           <w:r>
             <w:rPr>
               <w:rStyle w:val="Hyperlink"/>
@@ -3802,7 +3809,7 @@
           <w:sz w:val="24"/>
           <w:u w:val="single"/>
         </w:rPr>
-        <w:hyperlink r:id="rId20" w:history="1">
+        <w:hyperlink r:id="rId22" w:history="1">
           <w:r>
             <w:rPr>
               <w:rStyle w:val="Hyperlink"/>
@@ -3820,7 +3827,7 @@
           <w:sz w:val="24"/>
           <w:u w:val="single"/>
         </w:rPr>
-        <w:hyperlink r:id="rId20" w:history="1">
+        <w:hyperlink r:id="rId22" w:history="1">
           <w:r>
             <w:rPr>
               <w:rStyle w:val="Hyperlink"/>
@@ -3838,7 +3845,7 @@
           <w:sz w:val="24"/>
           <w:u w:val="single"/>
         </w:rPr>
-        <w:hyperlink r:id="rId20" w:history="1">
+        <w:hyperlink r:id="rId22" w:history="1">
           <w:r>
             <w:rPr>
               <w:rStyle w:val="Hyperlink"/>
@@ -3866,7 +3873,7 @@
           <w:sz w:val="24"/>
           <w:u w:val="single"/>
         </w:rPr>
-        <w:hyperlink r:id="rId20" w:history="1">
+        <w:hyperlink r:id="rId23" w:history="1">
           <w:r>
             <w:rPr>
               <w:rStyle w:val="Hyperlink"/>
@@ -3884,7 +3891,7 @@
           <w:sz w:val="24"/>
           <w:u w:val="single"/>
         </w:rPr>
-        <w:hyperlink r:id="rId20" w:history="1">
+        <w:hyperlink r:id="rId22" w:history="1">
           <w:r>
             <w:rPr>
               <w:rStyle w:val="Hyperlink"/>
@@ -3913,7 +3920,7 @@
           <w:sz w:val="24"/>
           <w:u w:val="single"/>
         </w:rPr>
-        <w:hyperlink r:id="rId20" w:history="1">
+        <w:hyperlink r:id="rId22" w:history="1">
           <w:r>
             <w:rPr>
               <w:rStyle w:val="Hyperlink"/>
@@ -4051,7 +4058,7 @@
           <w:sz w:val="24"/>
           <w:u w:val="single"/>
         </w:rPr>
-        <w:hyperlink r:id="rId21" w:history="1">
+        <w:hyperlink r:id="rId24" w:history="1">
           <w:r>
             <w:rPr>
               <w:rStyle w:val="Hyperlink"/>
@@ -4069,7 +4076,7 @@
           <w:sz w:val="24"/>
           <w:u w:val="single"/>
         </w:rPr>
-        <w:hyperlink r:id="rId21" w:history="1">
+        <w:hyperlink r:id="rId24" w:history="1">
           <w:r>
             <w:rPr>
               <w:rStyle w:val="Hyperlink"/>
@@ -4087,7 +4094,7 @@
           <w:sz w:val="24"/>
           <w:u w:val="single"/>
         </w:rPr>
-        <w:hyperlink r:id="rId21" w:history="1">
+        <w:hyperlink r:id="rId24" w:history="1">
           <w:r>
             <w:rPr>
               <w:rStyle w:val="Hyperlink"/>
@@ -4105,7 +4112,7 @@
           <w:sz w:val="24"/>
           <w:u w:val="single"/>
         </w:rPr>
-        <w:hyperlink r:id="rId21" w:history="1">
+        <w:hyperlink r:id="rId24" w:history="1">
           <w:r>
             <w:rPr>
               <w:rStyle w:val="Hyperlink"/>
@@ -4126,7 +4133,7 @@
           <w:sz w:val="24"/>
           <w:u w:val="single"/>
         </w:rPr>
-        <w:hyperlink r:id="rId21" w:history="1">
+        <w:hyperlink r:id="rId24" w:history="1">
           <w:r>
             <w:rPr>
               <w:rStyle w:val="Hyperlink"/>
@@ -4144,7 +4151,7 @@
           <w:sz w:val="24"/>
           <w:u w:val="single"/>
         </w:rPr>
-        <w:hyperlink r:id="rId21" w:history="1">
+        <w:hyperlink r:id="rId24" w:history="1">
           <w:r>
             <w:rPr>
               <w:rStyle w:val="Hyperlink"/>
@@ -4162,7 +4169,7 @@
           <w:sz w:val="24"/>
           <w:u w:val="single"/>
         </w:rPr>
-        <w:hyperlink r:id="rId21" w:history="1">
+        <w:hyperlink r:id="rId24" w:history="1">
           <w:r>
             <w:rPr>
               <w:rStyle w:val="Hyperlink"/>
@@ -4180,7 +4187,7 @@
           <w:sz w:val="24"/>
           <w:u w:val="single"/>
         </w:rPr>
-        <w:hyperlink r:id="rId21" w:history="1">
+        <w:hyperlink r:id="rId24" w:history="1">
           <w:r>
             <w:rPr>
               <w:rStyle w:val="Hyperlink"/>
@@ -4198,7 +4205,7 @@
           <w:sz w:val="24"/>
           <w:u w:val="single"/>
         </w:rPr>
-        <w:hyperlink r:id="rId21" w:history="1">
+        <w:hyperlink r:id="rId24" w:history="1">
           <w:r>
             <w:rPr>
               <w:rStyle w:val="Hyperlink"/>
@@ -4216,7 +4223,7 @@
           <w:sz w:val="24"/>
           <w:u w:val="single"/>
         </w:rPr>
-        <w:hyperlink r:id="rId21" w:history="1">
+        <w:hyperlink r:id="rId24" w:history="1">
           <w:r>
             <w:rPr>
               <w:rStyle w:val="Hyperlink"/>
@@ -4244,7 +4251,7 @@
           <w:sz w:val="24"/>
           <w:u w:val="single"/>
         </w:rPr>
-        <w:hyperlink r:id="rId22" w:history="1">
+        <w:hyperlink r:id="rId25" w:history="1">
           <w:r>
             <w:rPr>
               <w:rStyle w:val="Hyperlink"/>
@@ -4262,7 +4269,7 @@
           <w:sz w:val="24"/>
           <w:u w:val="single"/>
         </w:rPr>
-        <w:hyperlink r:id="rId21" w:history="1">
+        <w:hyperlink r:id="rId25" w:history="1">
           <w:r>
             <w:rPr>
               <w:rStyle w:val="Hyperlink"/>
@@ -4399,7 +4406,7 @@
           <w:sz w:val="24"/>
           <w:u w:val="single"/>
         </w:rPr>
-        <w:hyperlink r:id="rId23" w:history="1">
+        <w:hyperlink r:id="rId26" w:history="1">
           <w:r>
             <w:rPr>
               <w:rStyle w:val="Hyperlink"/>
@@ -4417,7 +4424,7 @@
           <w:sz w:val="24"/>
           <w:u w:val="single"/>
         </w:rPr>
-        <w:hyperlink r:id="rId23" w:history="1">
+        <w:hyperlink r:id="rId26" w:history="1">
           <w:r>
             <w:rPr>
               <w:rStyle w:val="Hyperlink"/>
@@ -4435,7 +4442,7 @@
           <w:sz w:val="24"/>
           <w:u w:val="single"/>
         </w:rPr>
-        <w:hyperlink r:id="rId23" w:history="1">
+        <w:hyperlink r:id="rId26" w:history="1">
           <w:r>
             <w:rPr>
               <w:rStyle w:val="Hyperlink"/>
@@ -4453,7 +4460,7 @@
           <w:sz w:val="24"/>
           <w:u w:val="single"/>
         </w:rPr>
-        <w:hyperlink r:id="rId23" w:history="1">
+        <w:hyperlink r:id="rId26" w:history="1">
           <w:r>
             <w:rPr>
               <w:rStyle w:val="Hyperlink"/>
@@ -4481,7 +4488,7 @@
           <w:sz w:val="24"/>
           <w:u w:val="single"/>
         </w:rPr>
-        <w:hyperlink r:id="rId24" w:history="1">
+        <w:hyperlink r:id="rId27" w:history="1">
           <w:r>
             <w:rPr>
               <w:rStyle w:val="Hyperlink"/>
@@ -4499,7 +4506,7 @@
           <w:sz w:val="24"/>
           <w:u w:val="single"/>
         </w:rPr>
-        <w:hyperlink r:id="rId24" w:history="1">
+        <w:hyperlink r:id="rId26" w:history="1">
           <w:r>
             <w:rPr>
               <w:rStyle w:val="Hyperlink"/>
@@ -4528,7 +4535,7 @@
           <w:sz w:val="24"/>
           <w:u w:val="single"/>
         </w:rPr>
-        <w:hyperlink r:id="rId24" w:history="1">
+        <w:hyperlink r:id="rId27" w:history="1">
           <w:r>
             <w:rPr>
               <w:rStyle w:val="Hyperlink"/>

--- a/EXPORTS/DOCX/published/niveau3/English/EMArtis.docx
+++ b/EXPORTS/DOCX/published/niveau3/English/EMArtis.docx
@@ -615,14 +615,7 @@
           <w:color w:val="000000"/>
           <w:sz w:val="24"/>
         </w:rPr>
-        <w:hyperlink r:id="rId10" w:history="1">
-          <w:r>
-            <w:rPr>
-              <w:rStyle w:val="Hyperlink"/>
-            </w:rPr>
-            <w:t xml:space="preserve">cted by the </w:t>
-          </w:r>
-        </w:hyperlink>
+        <w:t xml:space="preserve">cted by the </w:t>
       </w:r>
       <w:r>
         <w:rPr>
@@ -633,7 +626,7 @@
           <w:sz w:val="24"/>
           <w:u w:val="single"/>
         </w:rPr>
-        <w:hyperlink r:id="rId10" w:history="1">
+        <w:hyperlink r:id="rId11" w:history="1">
           <w:r>
             <w:rPr>
               <w:rStyle w:val="Hyperlink"/>
@@ -651,7 +644,7 @@
           <w:sz w:val="24"/>
           <w:u w:val="single"/>
         </w:rPr>
-        <w:hyperlink r:id="rId11" w:history="1">
+        <w:hyperlink r:id="rId10" w:history="1">
           <w:r>
             <w:rPr>
               <w:rStyle w:val="Hyperlink"/>
@@ -680,7 +673,7 @@
           <w:sz w:val="24"/>
           <w:u w:val="single"/>
         </w:rPr>
-        <w:hyperlink r:id="rId11" w:history="1">
+        <w:hyperlink r:id="rId10" w:history="1">
           <w:r>
             <w:rPr>
               <w:rStyle w:val="Hyperlink"/>
@@ -1767,25 +1760,7 @@
           <w:color w:val="000000"/>
           <w:sz w:val="24"/>
         </w:rPr>
-        <w:t>are held at the A</w:t>
-      </w:r>
-      <w:r>
-        <w:rPr>
-          <w:u w:val="single" w:color="0000ff"/>
-          <w:rFonts w:ascii="Charis SIL Regular" w:hAnsi="Charis SIL Regular" w:eastAsia="Charis SIL Regular"/>
-          <w:b w:val="0"/>
-          <w:i w:val="0"/>
-          <w:color w:val="000000"/>
-          <w:sz w:val="24"/>
-        </w:rPr>
-        <w:hyperlink r:id="rId15" w:history="1">
-          <w:r>
-            <w:rPr>
-              <w:rStyle w:val="Hyperlink"/>
-            </w:rPr>
-            <w:t>msterda</w:t>
-          </w:r>
-        </w:hyperlink>
+        <w:t>are held at the Amsterda</w:t>
       </w:r>
       <w:r>
         <w:rPr>
@@ -3562,7 +3537,7 @@
           <w:sz w:val="24"/>
           <w:u w:val="single"/>
         </w:rPr>
-        <w:hyperlink r:id="rId20" w:history="1">
+        <w:hyperlink r:id="rId19" w:history="1">
           <w:r>
             <w:rPr>
               <w:rStyle w:val="Hyperlink"/>
@@ -3609,7 +3584,7 @@
           <w:sz w:val="24"/>
           <w:u w:val="single"/>
         </w:rPr>
-        <w:hyperlink r:id="rId19" w:history="1">
+        <w:hyperlink r:id="rId20" w:history="1">
           <w:r>
             <w:rPr>
               <w:rStyle w:val="Hyperlink"/>
@@ -3644,7 +3619,7 @@
           <w:sz w:val="24"/>
           <w:u w:val="single"/>
         </w:rPr>
-        <w:hyperlink r:id="rId19" w:history="1">
+        <w:hyperlink r:id="rId21" w:history="1">
           <w:r>
             <w:rPr>
               <w:rStyle w:val="Hyperlink"/>
@@ -3873,7 +3848,7 @@
           <w:sz w:val="24"/>
           <w:u w:val="single"/>
         </w:rPr>
-        <w:hyperlink r:id="rId23" w:history="1">
+        <w:hyperlink r:id="rId22" w:history="1">
           <w:r>
             <w:rPr>
               <w:rStyle w:val="Hyperlink"/>
@@ -3920,7 +3895,7 @@
           <w:sz w:val="24"/>
           <w:u w:val="single"/>
         </w:rPr>
-        <w:hyperlink r:id="rId22" w:history="1">
+        <w:hyperlink r:id="rId23" w:history="1">
           <w:r>
             <w:rPr>
               <w:rStyle w:val="Hyperlink"/>

--- a/EXPORTS/DOCX/published/niveau3/English/EMArtis.docx
+++ b/EXPORTS/DOCX/published/niveau3/English/EMArtis.docx
@@ -608,14 +608,20 @@
       </w:r>
       <w:r>
         <w:rPr>
-          <w:u w:val="single" w:color="0000ff"/>
           <w:rFonts w:ascii="Charis SIL Regular" w:hAnsi="Charis SIL Regular" w:eastAsia="Charis SIL Regular"/>
           <w:b w:val="0"/>
           <w:i w:val="0"/>
           <w:color w:val="000000"/>
           <w:sz w:val="24"/>
         </w:rPr>
-        <w:t xml:space="preserve">cted by the </w:t>
+        <w:hyperlink r:id="rId10" w:history="1">
+          <w:r>
+            <w:rPr>
+              <w:rStyle w:val="Hyperlink"/>
+            </w:rPr>
+            <w:t xml:space="preserve">cted by the </w:t>
+          </w:r>
+        </w:hyperlink>
       </w:r>
       <w:r>
         <w:rPr>
@@ -626,7 +632,7 @@
           <w:sz w:val="24"/>
           <w:u w:val="single"/>
         </w:rPr>
-        <w:hyperlink r:id="rId11" w:history="1">
+        <w:hyperlink r:id="rId10" w:history="1">
           <w:r>
             <w:rPr>
               <w:rStyle w:val="Hyperlink"/>
@@ -673,7 +679,7 @@
           <w:sz w:val="24"/>
           <w:u w:val="single"/>
         </w:rPr>
-        <w:hyperlink r:id="rId10" w:history="1">
+        <w:hyperlink r:id="rId11" w:history="1">
           <w:r>
             <w:rPr>
               <w:rStyle w:val="Hyperlink"/>
@@ -1760,7 +1766,18 @@
           <w:color w:val="000000"/>
           <w:sz w:val="24"/>
         </w:rPr>
-        <w:t>are held at the Amsterda</w:t>
+        <w:t>are held at the A</w:t>
+      </w:r>
+      <w:r>
+        <w:rPr>
+          <w:u w:val="single" w:color="0000ff"/>
+          <w:rFonts w:ascii="Charis SIL Regular" w:hAnsi="Charis SIL Regular" w:eastAsia="Charis SIL Regular"/>
+          <w:b w:val="0"/>
+          <w:i w:val="0"/>
+          <w:color w:val="000000"/>
+          <w:sz w:val="24"/>
+        </w:rPr>
+        <w:t>msterda</w:t>
       </w:r>
       <w:r>
         <w:rPr>
@@ -3895,7 +3912,7 @@
           <w:sz w:val="24"/>
           <w:u w:val="single"/>
         </w:rPr>
-        <w:hyperlink r:id="rId23" w:history="1">
+        <w:hyperlink r:id="rId22" w:history="1">
           <w:r>
             <w:rPr>
               <w:rStyle w:val="Hyperlink"/>
@@ -4033,7 +4050,7 @@
           <w:sz w:val="24"/>
           <w:u w:val="single"/>
         </w:rPr>
-        <w:hyperlink r:id="rId24" w:history="1">
+        <w:hyperlink r:id="rId23" w:history="1">
           <w:r>
             <w:rPr>
               <w:rStyle w:val="Hyperlink"/>
@@ -4051,7 +4068,7 @@
           <w:sz w:val="24"/>
           <w:u w:val="single"/>
         </w:rPr>
-        <w:hyperlink r:id="rId24" w:history="1">
+        <w:hyperlink r:id="rId23" w:history="1">
           <w:r>
             <w:rPr>
               <w:rStyle w:val="Hyperlink"/>
@@ -4069,7 +4086,7 @@
           <w:sz w:val="24"/>
           <w:u w:val="single"/>
         </w:rPr>
-        <w:hyperlink r:id="rId24" w:history="1">
+        <w:hyperlink r:id="rId23" w:history="1">
           <w:r>
             <w:rPr>
               <w:rStyle w:val="Hyperlink"/>
@@ -4087,7 +4104,7 @@
           <w:sz w:val="24"/>
           <w:u w:val="single"/>
         </w:rPr>
-        <w:hyperlink r:id="rId24" w:history="1">
+        <w:hyperlink r:id="rId23" w:history="1">
           <w:r>
             <w:rPr>
               <w:rStyle w:val="Hyperlink"/>
@@ -4108,7 +4125,7 @@
           <w:sz w:val="24"/>
           <w:u w:val="single"/>
         </w:rPr>
-        <w:hyperlink r:id="rId24" w:history="1">
+        <w:hyperlink r:id="rId23" w:history="1">
           <w:r>
             <w:rPr>
               <w:rStyle w:val="Hyperlink"/>
@@ -4126,7 +4143,7 @@
           <w:sz w:val="24"/>
           <w:u w:val="single"/>
         </w:rPr>
-        <w:hyperlink r:id="rId24" w:history="1">
+        <w:hyperlink r:id="rId23" w:history="1">
           <w:r>
             <w:rPr>
               <w:rStyle w:val="Hyperlink"/>
@@ -4144,7 +4161,7 @@
           <w:sz w:val="24"/>
           <w:u w:val="single"/>
         </w:rPr>
-        <w:hyperlink r:id="rId24" w:history="1">
+        <w:hyperlink r:id="rId23" w:history="1">
           <w:r>
             <w:rPr>
               <w:rStyle w:val="Hyperlink"/>
@@ -4162,7 +4179,7 @@
           <w:sz w:val="24"/>
           <w:u w:val="single"/>
         </w:rPr>
-        <w:hyperlink r:id="rId24" w:history="1">
+        <w:hyperlink r:id="rId23" w:history="1">
           <w:r>
             <w:rPr>
               <w:rStyle w:val="Hyperlink"/>
@@ -4180,7 +4197,7 @@
           <w:sz w:val="24"/>
           <w:u w:val="single"/>
         </w:rPr>
-        <w:hyperlink r:id="rId24" w:history="1">
+        <w:hyperlink r:id="rId23" w:history="1">
           <w:r>
             <w:rPr>
               <w:rStyle w:val="Hyperlink"/>
@@ -4198,7 +4215,7 @@
           <w:sz w:val="24"/>
           <w:u w:val="single"/>
         </w:rPr>
-        <w:hyperlink r:id="rId24" w:history="1">
+        <w:hyperlink r:id="rId23" w:history="1">
           <w:r>
             <w:rPr>
               <w:rStyle w:val="Hyperlink"/>
@@ -4226,7 +4243,7 @@
           <w:sz w:val="24"/>
           <w:u w:val="single"/>
         </w:rPr>
-        <w:hyperlink r:id="rId25" w:history="1">
+        <w:hyperlink r:id="rId24" w:history="1">
           <w:r>
             <w:rPr>
               <w:rStyle w:val="Hyperlink"/>
@@ -4244,7 +4261,7 @@
           <w:sz w:val="24"/>
           <w:u w:val="single"/>
         </w:rPr>
-        <w:hyperlink r:id="rId25" w:history="1">
+        <w:hyperlink r:id="rId23" w:history="1">
           <w:r>
             <w:rPr>
               <w:rStyle w:val="Hyperlink"/>
@@ -4381,7 +4398,7 @@
           <w:sz w:val="24"/>
           <w:u w:val="single"/>
         </w:rPr>
-        <w:hyperlink r:id="rId26" w:history="1">
+        <w:hyperlink r:id="rId25" w:history="1">
           <w:r>
             <w:rPr>
               <w:rStyle w:val="Hyperlink"/>
@@ -4399,7 +4416,7 @@
           <w:sz w:val="24"/>
           <w:u w:val="single"/>
         </w:rPr>
-        <w:hyperlink r:id="rId26" w:history="1">
+        <w:hyperlink r:id="rId25" w:history="1">
           <w:r>
             <w:rPr>
               <w:rStyle w:val="Hyperlink"/>
@@ -4417,7 +4434,7 @@
           <w:sz w:val="24"/>
           <w:u w:val="single"/>
         </w:rPr>
-        <w:hyperlink r:id="rId26" w:history="1">
+        <w:hyperlink r:id="rId25" w:history="1">
           <w:r>
             <w:rPr>
               <w:rStyle w:val="Hyperlink"/>
@@ -4435,7 +4452,7 @@
           <w:sz w:val="24"/>
           <w:u w:val="single"/>
         </w:rPr>
-        <w:hyperlink r:id="rId26" w:history="1">
+        <w:hyperlink r:id="rId25" w:history="1">
           <w:r>
             <w:rPr>
               <w:rStyle w:val="Hyperlink"/>
@@ -4463,7 +4480,7 @@
           <w:sz w:val="24"/>
           <w:u w:val="single"/>
         </w:rPr>
-        <w:hyperlink r:id="rId27" w:history="1">
+        <w:hyperlink r:id="rId26" w:history="1">
           <w:r>
             <w:rPr>
               <w:rStyle w:val="Hyperlink"/>
@@ -4510,7 +4527,7 @@
           <w:sz w:val="24"/>
           <w:u w:val="single"/>
         </w:rPr>
-        <w:hyperlink r:id="rId27" w:history="1">
+        <w:hyperlink r:id="rId26" w:history="1">
           <w:r>
             <w:rPr>
               <w:rStyle w:val="Hyperlink"/>

--- a/EXPORTS/DOCX/published/niveau3/English/EMArtis.docx
+++ b/EXPORTS/DOCX/published/niveau3/English/EMArtis.docx
@@ -679,7 +679,7 @@
           <w:sz w:val="24"/>
           <w:u w:val="single"/>
         </w:rPr>
-        <w:hyperlink r:id="rId11" w:history="1">
+        <w:hyperlink r:id="rId10" w:history="1">
           <w:r>
             <w:rPr>
               <w:rStyle w:val="Hyperlink"/>

--- a/EXPORTS/DOCX/published/niveau3/English/EMArtis.docx
+++ b/EXPORTS/DOCX/published/niveau3/English/EMArtis.docx
@@ -614,14 +614,7 @@
           <w:color w:val="000000"/>
           <w:sz w:val="24"/>
         </w:rPr>
-        <w:hyperlink r:id="rId10" w:history="1">
-          <w:r>
-            <w:rPr>
-              <w:rStyle w:val="Hyperlink"/>
-            </w:rPr>
-            <w:t xml:space="preserve">cted by the </w:t>
-          </w:r>
-        </w:hyperlink>
+        <w:t xml:space="preserve">cted by the </w:t>
       </w:r>
       <w:r>
         <w:rPr>
@@ -630,16 +623,8 @@
           <w:i w:val="0"/>
           <w:color w:val="0000FF"/>
           <w:sz w:val="24"/>
-          <w:u w:val="single"/>
-        </w:rPr>
-        <w:hyperlink r:id="rId10" w:history="1">
-          <w:r>
-            <w:rPr>
-              <w:rStyle w:val="Hyperlink"/>
-            </w:rPr>
-            <w:t>Nie</w:t>
-          </w:r>
-        </w:hyperlink>
+        </w:rPr>
+        <w:t>Nie</w:t>
       </w:r>
       <w:r>
         <w:rPr>
@@ -1777,7 +1762,14 @@
           <w:color w:val="000000"/>
           <w:sz w:val="24"/>
         </w:rPr>
-        <w:t>msterda</w:t>
+        <w:hyperlink r:id="rId15" w:history="1">
+          <w:r>
+            <w:rPr>
+              <w:rStyle w:val="Hyperlink"/>
+            </w:rPr>
+            <w:t>msterda</w:t>
+          </w:r>
+        </w:hyperlink>
       </w:r>
       <w:r>
         <w:rPr>
@@ -3601,7 +3593,7 @@
           <w:sz w:val="24"/>
           <w:u w:val="single"/>
         </w:rPr>
-        <w:hyperlink r:id="rId20" w:history="1">
+        <w:hyperlink r:id="rId19" w:history="1">
           <w:r>
             <w:rPr>
               <w:rStyle w:val="Hyperlink"/>
@@ -3636,7 +3628,7 @@
           <w:sz w:val="24"/>
           <w:u w:val="single"/>
         </w:rPr>
-        <w:hyperlink r:id="rId21" w:history="1">
+        <w:hyperlink r:id="rId19" w:history="1">
           <w:r>
             <w:rPr>
               <w:rStyle w:val="Hyperlink"/>
@@ -3665,7 +3657,7 @@
           <w:sz w:val="24"/>
           <w:u w:val="single"/>
         </w:rPr>
-        <w:hyperlink r:id="rId21" w:history="1">
+        <w:hyperlink r:id="rId19" w:history="1">
           <w:r>
             <w:rPr>
               <w:rStyle w:val="Hyperlink"/>
@@ -3783,7 +3775,7 @@
           <w:sz w:val="24"/>
           <w:u w:val="single"/>
         </w:rPr>
-        <w:hyperlink r:id="rId22" w:history="1">
+        <w:hyperlink r:id="rId20" w:history="1">
           <w:r>
             <w:rPr>
               <w:rStyle w:val="Hyperlink"/>
@@ -3801,7 +3793,7 @@
           <w:sz w:val="24"/>
           <w:u w:val="single"/>
         </w:rPr>
-        <w:hyperlink r:id="rId22" w:history="1">
+        <w:hyperlink r:id="rId20" w:history="1">
           <w:r>
             <w:rPr>
               <w:rStyle w:val="Hyperlink"/>
@@ -3819,7 +3811,7 @@
           <w:sz w:val="24"/>
           <w:u w:val="single"/>
         </w:rPr>
-        <w:hyperlink r:id="rId22" w:history="1">
+        <w:hyperlink r:id="rId20" w:history="1">
           <w:r>
             <w:rPr>
               <w:rStyle w:val="Hyperlink"/>
@@ -3837,7 +3829,7 @@
           <w:sz w:val="24"/>
           <w:u w:val="single"/>
         </w:rPr>
-        <w:hyperlink r:id="rId22" w:history="1">
+        <w:hyperlink r:id="rId20" w:history="1">
           <w:r>
             <w:rPr>
               <w:rStyle w:val="Hyperlink"/>
@@ -3865,7 +3857,7 @@
           <w:sz w:val="24"/>
           <w:u w:val="single"/>
         </w:rPr>
-        <w:hyperlink r:id="rId22" w:history="1">
+        <w:hyperlink r:id="rId20" w:history="1">
           <w:r>
             <w:rPr>
               <w:rStyle w:val="Hyperlink"/>
@@ -3883,7 +3875,7 @@
           <w:sz w:val="24"/>
           <w:u w:val="single"/>
         </w:rPr>
-        <w:hyperlink r:id="rId22" w:history="1">
+        <w:hyperlink r:id="rId20" w:history="1">
           <w:r>
             <w:rPr>
               <w:rStyle w:val="Hyperlink"/>
@@ -3912,7 +3904,7 @@
           <w:sz w:val="24"/>
           <w:u w:val="single"/>
         </w:rPr>
-        <w:hyperlink r:id="rId22" w:history="1">
+        <w:hyperlink r:id="rId20" w:history="1">
           <w:r>
             <w:rPr>
               <w:rStyle w:val="Hyperlink"/>
@@ -4050,7 +4042,7 @@
           <w:sz w:val="24"/>
           <w:u w:val="single"/>
         </w:rPr>
-        <w:hyperlink r:id="rId23" w:history="1">
+        <w:hyperlink r:id="rId21" w:history="1">
           <w:r>
             <w:rPr>
               <w:rStyle w:val="Hyperlink"/>
@@ -4068,7 +4060,7 @@
           <w:sz w:val="24"/>
           <w:u w:val="single"/>
         </w:rPr>
-        <w:hyperlink r:id="rId23" w:history="1">
+        <w:hyperlink r:id="rId21" w:history="1">
           <w:r>
             <w:rPr>
               <w:rStyle w:val="Hyperlink"/>
@@ -4086,7 +4078,7 @@
           <w:sz w:val="24"/>
           <w:u w:val="single"/>
         </w:rPr>
-        <w:hyperlink r:id="rId23" w:history="1">
+        <w:hyperlink r:id="rId21" w:history="1">
           <w:r>
             <w:rPr>
               <w:rStyle w:val="Hyperlink"/>
@@ -4104,7 +4096,7 @@
           <w:sz w:val="24"/>
           <w:u w:val="single"/>
         </w:rPr>
-        <w:hyperlink r:id="rId23" w:history="1">
+        <w:hyperlink r:id="rId21" w:history="1">
           <w:r>
             <w:rPr>
               <w:rStyle w:val="Hyperlink"/>
@@ -4125,7 +4117,7 @@
           <w:sz w:val="24"/>
           <w:u w:val="single"/>
         </w:rPr>
-        <w:hyperlink r:id="rId23" w:history="1">
+        <w:hyperlink r:id="rId21" w:history="1">
           <w:r>
             <w:rPr>
               <w:rStyle w:val="Hyperlink"/>
@@ -4143,7 +4135,7 @@
           <w:sz w:val="24"/>
           <w:u w:val="single"/>
         </w:rPr>
-        <w:hyperlink r:id="rId23" w:history="1">
+        <w:hyperlink r:id="rId21" w:history="1">
           <w:r>
             <w:rPr>
               <w:rStyle w:val="Hyperlink"/>
@@ -4161,7 +4153,7 @@
           <w:sz w:val="24"/>
           <w:u w:val="single"/>
         </w:rPr>
-        <w:hyperlink r:id="rId23" w:history="1">
+        <w:hyperlink r:id="rId21" w:history="1">
           <w:r>
             <w:rPr>
               <w:rStyle w:val="Hyperlink"/>
@@ -4179,7 +4171,7 @@
           <w:sz w:val="24"/>
           <w:u w:val="single"/>
         </w:rPr>
-        <w:hyperlink r:id="rId23" w:history="1">
+        <w:hyperlink r:id="rId21" w:history="1">
           <w:r>
             <w:rPr>
               <w:rStyle w:val="Hyperlink"/>
@@ -4197,7 +4189,7 @@
           <w:sz w:val="24"/>
           <w:u w:val="single"/>
         </w:rPr>
-        <w:hyperlink r:id="rId23" w:history="1">
+        <w:hyperlink r:id="rId21" w:history="1">
           <w:r>
             <w:rPr>
               <w:rStyle w:val="Hyperlink"/>
@@ -4215,7 +4207,7 @@
           <w:sz w:val="24"/>
           <w:u w:val="single"/>
         </w:rPr>
-        <w:hyperlink r:id="rId23" w:history="1">
+        <w:hyperlink r:id="rId21" w:history="1">
           <w:r>
             <w:rPr>
               <w:rStyle w:val="Hyperlink"/>
@@ -4243,7 +4235,7 @@
           <w:sz w:val="24"/>
           <w:u w:val="single"/>
         </w:rPr>
-        <w:hyperlink r:id="rId24" w:history="1">
+        <w:hyperlink r:id="rId22" w:history="1">
           <w:r>
             <w:rPr>
               <w:rStyle w:val="Hyperlink"/>
@@ -4261,7 +4253,7 @@
           <w:sz w:val="24"/>
           <w:u w:val="single"/>
         </w:rPr>
-        <w:hyperlink r:id="rId23" w:history="1">
+        <w:hyperlink r:id="rId21" w:history="1">
           <w:r>
             <w:rPr>
               <w:rStyle w:val="Hyperlink"/>
@@ -4398,7 +4390,7 @@
           <w:sz w:val="24"/>
           <w:u w:val="single"/>
         </w:rPr>
-        <w:hyperlink r:id="rId25" w:history="1">
+        <w:hyperlink r:id="rId23" w:history="1">
           <w:r>
             <w:rPr>
               <w:rStyle w:val="Hyperlink"/>
@@ -4416,7 +4408,7 @@
           <w:sz w:val="24"/>
           <w:u w:val="single"/>
         </w:rPr>
-        <w:hyperlink r:id="rId25" w:history="1">
+        <w:hyperlink r:id="rId23" w:history="1">
           <w:r>
             <w:rPr>
               <w:rStyle w:val="Hyperlink"/>
@@ -4434,7 +4426,7 @@
           <w:sz w:val="24"/>
           <w:u w:val="single"/>
         </w:rPr>
-        <w:hyperlink r:id="rId25" w:history="1">
+        <w:hyperlink r:id="rId23" w:history="1">
           <w:r>
             <w:rPr>
               <w:rStyle w:val="Hyperlink"/>
@@ -4452,7 +4444,7 @@
           <w:sz w:val="24"/>
           <w:u w:val="single"/>
         </w:rPr>
-        <w:hyperlink r:id="rId25" w:history="1">
+        <w:hyperlink r:id="rId23" w:history="1">
           <w:r>
             <w:rPr>
               <w:rStyle w:val="Hyperlink"/>
@@ -4480,7 +4472,7 @@
           <w:sz w:val="24"/>
           <w:u w:val="single"/>
         </w:rPr>
-        <w:hyperlink r:id="rId26" w:history="1">
+        <w:hyperlink r:id="rId24" w:history="1">
           <w:r>
             <w:rPr>
               <w:rStyle w:val="Hyperlink"/>
@@ -4498,7 +4490,7 @@
           <w:sz w:val="24"/>
           <w:u w:val="single"/>
         </w:rPr>
-        <w:hyperlink r:id="rId26" w:history="1">
+        <w:hyperlink r:id="rId23" w:history="1">
           <w:r>
             <w:rPr>
               <w:rStyle w:val="Hyperlink"/>
@@ -4527,7 +4519,7 @@
           <w:sz w:val="24"/>
           <w:u w:val="single"/>
         </w:rPr>
-        <w:hyperlink r:id="rId26" w:history="1">
+        <w:hyperlink r:id="rId24" w:history="1">
           <w:r>
             <w:rPr>
               <w:rStyle w:val="Hyperlink"/>

--- a/EXPORTS/DOCX/published/niveau3/English/EMArtis.docx
+++ b/EXPORTS/DOCX/published/niveau3/English/EMArtis.docx
@@ -608,6 +608,7 @@
       </w:r>
       <w:r>
         <w:rPr>
+          <w:u w:val="single" w:color="0000ff"/>
           <w:rFonts w:ascii="Charis SIL Regular" w:hAnsi="Charis SIL Regular" w:eastAsia="Charis SIL Regular"/>
           <w:b w:val="0"/>
           <w:i w:val="0"/>
@@ -3604,6 +3605,7 @@
       </w:r>
       <w:r>
         <w:rPr>
+          <w:u w:val="single" w:color="0000ff"/>
           <w:rFonts w:ascii="Charis SIL Regular" w:hAnsi="Charis SIL Regular" w:eastAsia="Charis SIL Regular"/>
           <w:b w:val="0"/>
           <w:i w:val="0"/>
@@ -3626,14 +3628,13 @@
           <w:i w:val="0"/>
           <w:color w:val="0000FF"/>
           <w:sz w:val="24"/>
-          <w:u w:val="single"/>
         </w:rPr>
         <w:hyperlink r:id="rId19" w:history="1">
           <w:r>
             <w:rPr>
               <w:rStyle w:val="Hyperlink"/>
             </w:rPr>
-            <w:t>ISBN</w:t>
+            <w:t xml:space="preserve">ISBN </w:t>
           </w:r>
         </w:hyperlink>
       </w:r>
@@ -3646,18 +3647,7 @@
           <w:sz w:val="24"/>
           <w:u w:val="single"/>
         </w:rPr>
-        <w:t xml:space="preserve"> </w:t>
-      </w:r>
-      <w:r>
-        <w:rPr>
-          <w:rFonts w:ascii="Charis SIL Regular" w:hAnsi="Charis SIL Regular" w:eastAsia="Charis SIL Regular"/>
-          <w:b w:val="0"/>
-          <w:i w:val="0"/>
-          <w:color w:val="0000FF"/>
-          <w:sz w:val="24"/>
-          <w:u w:val="single"/>
-        </w:rPr>
-        <w:hyperlink r:id="rId19" w:history="1">
+        <w:hyperlink r:id="rId20" w:history="1">
           <w:r>
             <w:rPr>
               <w:rStyle w:val="Hyperlink"/>
@@ -3775,7 +3765,7 @@
           <w:sz w:val="24"/>
           <w:u w:val="single"/>
         </w:rPr>
-        <w:hyperlink r:id="rId20" w:history="1">
+        <w:hyperlink r:id="rId21" w:history="1">
           <w:r>
             <w:rPr>
               <w:rStyle w:val="Hyperlink"/>
@@ -3793,7 +3783,7 @@
           <w:sz w:val="24"/>
           <w:u w:val="single"/>
         </w:rPr>
-        <w:hyperlink r:id="rId20" w:history="1">
+        <w:hyperlink r:id="rId21" w:history="1">
           <w:r>
             <w:rPr>
               <w:rStyle w:val="Hyperlink"/>
@@ -3811,7 +3801,7 @@
           <w:sz w:val="24"/>
           <w:u w:val="single"/>
         </w:rPr>
-        <w:hyperlink r:id="rId20" w:history="1">
+        <w:hyperlink r:id="rId21" w:history="1">
           <w:r>
             <w:rPr>
               <w:rStyle w:val="Hyperlink"/>
@@ -3829,7 +3819,7 @@
           <w:sz w:val="24"/>
           <w:u w:val="single"/>
         </w:rPr>
-        <w:hyperlink r:id="rId20" w:history="1">
+        <w:hyperlink r:id="rId21" w:history="1">
           <w:r>
             <w:rPr>
               <w:rStyle w:val="Hyperlink"/>
@@ -3857,7 +3847,7 @@
           <w:sz w:val="24"/>
           <w:u w:val="single"/>
         </w:rPr>
-        <w:hyperlink r:id="rId20" w:history="1">
+        <w:hyperlink r:id="rId21" w:history="1">
           <w:r>
             <w:rPr>
               <w:rStyle w:val="Hyperlink"/>
@@ -3875,7 +3865,7 @@
           <w:sz w:val="24"/>
           <w:u w:val="single"/>
         </w:rPr>
-        <w:hyperlink r:id="rId20" w:history="1">
+        <w:hyperlink r:id="rId21" w:history="1">
           <w:r>
             <w:rPr>
               <w:rStyle w:val="Hyperlink"/>
@@ -3904,7 +3894,7 @@
           <w:sz w:val="24"/>
           <w:u w:val="single"/>
         </w:rPr>
-        <w:hyperlink r:id="rId20" w:history="1">
+        <w:hyperlink r:id="rId21" w:history="1">
           <w:r>
             <w:rPr>
               <w:rStyle w:val="Hyperlink"/>
@@ -4042,7 +4032,7 @@
           <w:sz w:val="24"/>
           <w:u w:val="single"/>
         </w:rPr>
-        <w:hyperlink r:id="rId21" w:history="1">
+        <w:hyperlink r:id="rId22" w:history="1">
           <w:r>
             <w:rPr>
               <w:rStyle w:val="Hyperlink"/>
@@ -4060,7 +4050,7 @@
           <w:sz w:val="24"/>
           <w:u w:val="single"/>
         </w:rPr>
-        <w:hyperlink r:id="rId21" w:history="1">
+        <w:hyperlink r:id="rId22" w:history="1">
           <w:r>
             <w:rPr>
               <w:rStyle w:val="Hyperlink"/>
@@ -4078,7 +4068,7 @@
           <w:sz w:val="24"/>
           <w:u w:val="single"/>
         </w:rPr>
-        <w:hyperlink r:id="rId21" w:history="1">
+        <w:hyperlink r:id="rId22" w:history="1">
           <w:r>
             <w:rPr>
               <w:rStyle w:val="Hyperlink"/>
@@ -4096,7 +4086,7 @@
           <w:sz w:val="24"/>
           <w:u w:val="single"/>
         </w:rPr>
-        <w:hyperlink r:id="rId21" w:history="1">
+        <w:hyperlink r:id="rId22" w:history="1">
           <w:r>
             <w:rPr>
               <w:rStyle w:val="Hyperlink"/>
@@ -4117,7 +4107,7 @@
           <w:sz w:val="24"/>
           <w:u w:val="single"/>
         </w:rPr>
-        <w:hyperlink r:id="rId21" w:history="1">
+        <w:hyperlink r:id="rId22" w:history="1">
           <w:r>
             <w:rPr>
               <w:rStyle w:val="Hyperlink"/>
@@ -4135,7 +4125,7 @@
           <w:sz w:val="24"/>
           <w:u w:val="single"/>
         </w:rPr>
-        <w:hyperlink r:id="rId21" w:history="1">
+        <w:hyperlink r:id="rId22" w:history="1">
           <w:r>
             <w:rPr>
               <w:rStyle w:val="Hyperlink"/>
@@ -4153,7 +4143,7 @@
           <w:sz w:val="24"/>
           <w:u w:val="single"/>
         </w:rPr>
-        <w:hyperlink r:id="rId21" w:history="1">
+        <w:hyperlink r:id="rId22" w:history="1">
           <w:r>
             <w:rPr>
               <w:rStyle w:val="Hyperlink"/>
@@ -4171,7 +4161,7 @@
           <w:sz w:val="24"/>
           <w:u w:val="single"/>
         </w:rPr>
-        <w:hyperlink r:id="rId21" w:history="1">
+        <w:hyperlink r:id="rId22" w:history="1">
           <w:r>
             <w:rPr>
               <w:rStyle w:val="Hyperlink"/>
@@ -4189,7 +4179,7 @@
           <w:sz w:val="24"/>
           <w:u w:val="single"/>
         </w:rPr>
-        <w:hyperlink r:id="rId21" w:history="1">
+        <w:hyperlink r:id="rId22" w:history="1">
           <w:r>
             <w:rPr>
               <w:rStyle w:val="Hyperlink"/>
@@ -4207,7 +4197,7 @@
           <w:sz w:val="24"/>
           <w:u w:val="single"/>
         </w:rPr>
-        <w:hyperlink r:id="rId21" w:history="1">
+        <w:hyperlink r:id="rId22" w:history="1">
           <w:r>
             <w:rPr>
               <w:rStyle w:val="Hyperlink"/>
@@ -4235,7 +4225,7 @@
           <w:sz w:val="24"/>
           <w:u w:val="single"/>
         </w:rPr>
-        <w:hyperlink r:id="rId22" w:history="1">
+        <w:hyperlink r:id="rId23" w:history="1">
           <w:r>
             <w:rPr>
               <w:rStyle w:val="Hyperlink"/>
@@ -4253,7 +4243,7 @@
           <w:sz w:val="24"/>
           <w:u w:val="single"/>
         </w:rPr>
-        <w:hyperlink r:id="rId21" w:history="1">
+        <w:hyperlink r:id="rId22" w:history="1">
           <w:r>
             <w:rPr>
               <w:rStyle w:val="Hyperlink"/>
@@ -4390,7 +4380,7 @@
           <w:sz w:val="24"/>
           <w:u w:val="single"/>
         </w:rPr>
-        <w:hyperlink r:id="rId23" w:history="1">
+        <w:hyperlink r:id="rId24" w:history="1">
           <w:r>
             <w:rPr>
               <w:rStyle w:val="Hyperlink"/>
@@ -4408,7 +4398,7 @@
           <w:sz w:val="24"/>
           <w:u w:val="single"/>
         </w:rPr>
-        <w:hyperlink r:id="rId23" w:history="1">
+        <w:hyperlink r:id="rId24" w:history="1">
           <w:r>
             <w:rPr>
               <w:rStyle w:val="Hyperlink"/>
@@ -4426,7 +4416,7 @@
           <w:sz w:val="24"/>
           <w:u w:val="single"/>
         </w:rPr>
-        <w:hyperlink r:id="rId23" w:history="1">
+        <w:hyperlink r:id="rId24" w:history="1">
           <w:r>
             <w:rPr>
               <w:rStyle w:val="Hyperlink"/>
@@ -4444,7 +4434,7 @@
           <w:sz w:val="24"/>
           <w:u w:val="single"/>
         </w:rPr>
-        <w:hyperlink r:id="rId23" w:history="1">
+        <w:hyperlink r:id="rId24" w:history="1">
           <w:r>
             <w:rPr>
               <w:rStyle w:val="Hyperlink"/>
@@ -4490,7 +4480,7 @@
           <w:sz w:val="24"/>
           <w:u w:val="single"/>
         </w:rPr>
-        <w:hyperlink r:id="rId23" w:history="1">
+        <w:hyperlink r:id="rId25" w:history="1">
           <w:r>
             <w:rPr>
               <w:rStyle w:val="Hyperlink"/>
@@ -4519,7 +4509,7 @@
           <w:sz w:val="24"/>
           <w:u w:val="single"/>
         </w:rPr>
-        <w:hyperlink r:id="rId24" w:history="1">
+        <w:hyperlink r:id="rId25" w:history="1">
           <w:r>
             <w:rPr>
               <w:rStyle w:val="Hyperlink"/>

--- a/EXPORTS/DOCX/published/niveau3/English/EMArtis.docx
+++ b/EXPORTS/DOCX/published/niveau3/English/EMArtis.docx
@@ -624,8 +624,16 @@
           <w:i w:val="0"/>
           <w:color w:val="0000FF"/>
           <w:sz w:val="24"/>
-        </w:rPr>
-        <w:t>Nie</w:t>
+          <w:u w:val="single"/>
+        </w:rPr>
+        <w:hyperlink r:id="rId10" w:history="1">
+          <w:r>
+            <w:rPr>
+              <w:rStyle w:val="Hyperlink"/>
+            </w:rPr>
+            <w:t>Nie</w:t>
+          </w:r>
+        </w:hyperlink>
       </w:r>
       <w:r>
         <w:rPr>
@@ -3547,7 +3555,7 @@
           <w:sz w:val="24"/>
           <w:u w:val="single"/>
         </w:rPr>
-        <w:hyperlink r:id="rId19" w:history="1">
+        <w:hyperlink r:id="rId20" w:history="1">
           <w:r>
             <w:rPr>
               <w:rStyle w:val="Hyperlink"/>
@@ -3565,7 +3573,7 @@
           <w:sz w:val="24"/>
           <w:u w:val="single"/>
         </w:rPr>
-        <w:hyperlink r:id="rId19" w:history="1">
+        <w:hyperlink r:id="rId20" w:history="1">
           <w:r>
             <w:rPr>
               <w:rStyle w:val="Hyperlink"/>
@@ -3594,7 +3602,7 @@
           <w:sz w:val="24"/>
           <w:u w:val="single"/>
         </w:rPr>
-        <w:hyperlink r:id="rId19" w:history="1">
+        <w:hyperlink r:id="rId20" w:history="1">
           <w:r>
             <w:rPr>
               <w:rStyle w:val="Hyperlink"/>
@@ -3605,7 +3613,6 @@
       </w:r>
       <w:r>
         <w:rPr>
-          <w:u w:val="single" w:color="0000ff"/>
           <w:rFonts w:ascii="Charis SIL Regular" w:hAnsi="Charis SIL Regular" w:eastAsia="Charis SIL Regular"/>
           <w:b w:val="0"/>
           <w:i w:val="0"/>
@@ -3628,13 +3635,14 @@
           <w:i w:val="0"/>
           <w:color w:val="0000FF"/>
           <w:sz w:val="24"/>
-        </w:rPr>
-        <w:hyperlink r:id="rId19" w:history="1">
+          <w:u w:val="single"/>
+        </w:rPr>
+        <w:hyperlink r:id="rId21" w:history="1">
           <w:r>
             <w:rPr>
               <w:rStyle w:val="Hyperlink"/>
             </w:rPr>
-            <w:t xml:space="preserve">ISBN </w:t>
+            <w:t>ISBN</w:t>
           </w:r>
         </w:hyperlink>
       </w:r>
@@ -3647,7 +3655,18 @@
           <w:sz w:val="24"/>
           <w:u w:val="single"/>
         </w:rPr>
-        <w:hyperlink r:id="rId20" w:history="1">
+        <w:t xml:space="preserve"> </w:t>
+      </w:r>
+      <w:r>
+        <w:rPr>
+          <w:rFonts w:ascii="Charis SIL Regular" w:hAnsi="Charis SIL Regular" w:eastAsia="Charis SIL Regular"/>
+          <w:b w:val="0"/>
+          <w:i w:val="0"/>
+          <w:color w:val="0000FF"/>
+          <w:sz w:val="24"/>
+          <w:u w:val="single"/>
+        </w:rPr>
+        <w:hyperlink r:id="rId19" w:history="1">
           <w:r>
             <w:rPr>
               <w:rStyle w:val="Hyperlink"/>
@@ -3765,7 +3784,7 @@
           <w:sz w:val="24"/>
           <w:u w:val="single"/>
         </w:rPr>
-        <w:hyperlink r:id="rId21" w:history="1">
+        <w:hyperlink r:id="rId22" w:history="1">
           <w:r>
             <w:rPr>
               <w:rStyle w:val="Hyperlink"/>
@@ -3783,7 +3802,7 @@
           <w:sz w:val="24"/>
           <w:u w:val="single"/>
         </w:rPr>
-        <w:hyperlink r:id="rId21" w:history="1">
+        <w:hyperlink r:id="rId22" w:history="1">
           <w:r>
             <w:rPr>
               <w:rStyle w:val="Hyperlink"/>
@@ -3801,7 +3820,7 @@
           <w:sz w:val="24"/>
           <w:u w:val="single"/>
         </w:rPr>
-        <w:hyperlink r:id="rId21" w:history="1">
+        <w:hyperlink r:id="rId22" w:history="1">
           <w:r>
             <w:rPr>
               <w:rStyle w:val="Hyperlink"/>
@@ -3819,7 +3838,7 @@
           <w:sz w:val="24"/>
           <w:u w:val="single"/>
         </w:rPr>
-        <w:hyperlink r:id="rId21" w:history="1">
+        <w:hyperlink r:id="rId22" w:history="1">
           <w:r>
             <w:rPr>
               <w:rStyle w:val="Hyperlink"/>
@@ -3847,7 +3866,7 @@
           <w:sz w:val="24"/>
           <w:u w:val="single"/>
         </w:rPr>
-        <w:hyperlink r:id="rId21" w:history="1">
+        <w:hyperlink r:id="rId23" w:history="1">
           <w:r>
             <w:rPr>
               <w:rStyle w:val="Hyperlink"/>
@@ -3865,7 +3884,7 @@
           <w:sz w:val="24"/>
           <w:u w:val="single"/>
         </w:rPr>
-        <w:hyperlink r:id="rId21" w:history="1">
+        <w:hyperlink r:id="rId23" w:history="1">
           <w:r>
             <w:rPr>
               <w:rStyle w:val="Hyperlink"/>
@@ -3894,7 +3913,7 @@
           <w:sz w:val="24"/>
           <w:u w:val="single"/>
         </w:rPr>
-        <w:hyperlink r:id="rId21" w:history="1">
+        <w:hyperlink r:id="rId23" w:history="1">
           <w:r>
             <w:rPr>
               <w:rStyle w:val="Hyperlink"/>
@@ -4032,7 +4051,7 @@
           <w:sz w:val="24"/>
           <w:u w:val="single"/>
         </w:rPr>
-        <w:hyperlink r:id="rId22" w:history="1">
+        <w:hyperlink r:id="rId24" w:history="1">
           <w:r>
             <w:rPr>
               <w:rStyle w:val="Hyperlink"/>
@@ -4050,7 +4069,7 @@
           <w:sz w:val="24"/>
           <w:u w:val="single"/>
         </w:rPr>
-        <w:hyperlink r:id="rId22" w:history="1">
+        <w:hyperlink r:id="rId24" w:history="1">
           <w:r>
             <w:rPr>
               <w:rStyle w:val="Hyperlink"/>
@@ -4068,7 +4087,7 @@
           <w:sz w:val="24"/>
           <w:u w:val="single"/>
         </w:rPr>
-        <w:hyperlink r:id="rId22" w:history="1">
+        <w:hyperlink r:id="rId24" w:history="1">
           <w:r>
             <w:rPr>
               <w:rStyle w:val="Hyperlink"/>
@@ -4086,7 +4105,7 @@
           <w:sz w:val="24"/>
           <w:u w:val="single"/>
         </w:rPr>
-        <w:hyperlink r:id="rId22" w:history="1">
+        <w:hyperlink r:id="rId24" w:history="1">
           <w:r>
             <w:rPr>
               <w:rStyle w:val="Hyperlink"/>
@@ -4107,7 +4126,7 @@
           <w:sz w:val="24"/>
           <w:u w:val="single"/>
         </w:rPr>
-        <w:hyperlink r:id="rId22" w:history="1">
+        <w:hyperlink r:id="rId24" w:history="1">
           <w:r>
             <w:rPr>
               <w:rStyle w:val="Hyperlink"/>
@@ -4125,7 +4144,7 @@
           <w:sz w:val="24"/>
           <w:u w:val="single"/>
         </w:rPr>
-        <w:hyperlink r:id="rId22" w:history="1">
+        <w:hyperlink r:id="rId24" w:history="1">
           <w:r>
             <w:rPr>
               <w:rStyle w:val="Hyperlink"/>
@@ -4143,7 +4162,7 @@
           <w:sz w:val="24"/>
           <w:u w:val="single"/>
         </w:rPr>
-        <w:hyperlink r:id="rId22" w:history="1">
+        <w:hyperlink r:id="rId24" w:history="1">
           <w:r>
             <w:rPr>
               <w:rStyle w:val="Hyperlink"/>
@@ -4161,7 +4180,7 @@
           <w:sz w:val="24"/>
           <w:u w:val="single"/>
         </w:rPr>
-        <w:hyperlink r:id="rId22" w:history="1">
+        <w:hyperlink r:id="rId24" w:history="1">
           <w:r>
             <w:rPr>
               <w:rStyle w:val="Hyperlink"/>
@@ -4179,7 +4198,7 @@
           <w:sz w:val="24"/>
           <w:u w:val="single"/>
         </w:rPr>
-        <w:hyperlink r:id="rId22" w:history="1">
+        <w:hyperlink r:id="rId24" w:history="1">
           <w:r>
             <w:rPr>
               <w:rStyle w:val="Hyperlink"/>
@@ -4197,7 +4216,7 @@
           <w:sz w:val="24"/>
           <w:u w:val="single"/>
         </w:rPr>
-        <w:hyperlink r:id="rId22" w:history="1">
+        <w:hyperlink r:id="rId24" w:history="1">
           <w:r>
             <w:rPr>
               <w:rStyle w:val="Hyperlink"/>
@@ -4225,7 +4244,7 @@
           <w:sz w:val="24"/>
           <w:u w:val="single"/>
         </w:rPr>
-        <w:hyperlink r:id="rId23" w:history="1">
+        <w:hyperlink r:id="rId25" w:history="1">
           <w:r>
             <w:rPr>
               <w:rStyle w:val="Hyperlink"/>
@@ -4243,7 +4262,7 @@
           <w:sz w:val="24"/>
           <w:u w:val="single"/>
         </w:rPr>
-        <w:hyperlink r:id="rId22" w:history="1">
+        <w:hyperlink r:id="rId25" w:history="1">
           <w:r>
             <w:rPr>
               <w:rStyle w:val="Hyperlink"/>
@@ -4380,7 +4399,7 @@
           <w:sz w:val="24"/>
           <w:u w:val="single"/>
         </w:rPr>
-        <w:hyperlink r:id="rId24" w:history="1">
+        <w:hyperlink r:id="rId26" w:history="1">
           <w:r>
             <w:rPr>
               <w:rStyle w:val="Hyperlink"/>
@@ -4398,7 +4417,7 @@
           <w:sz w:val="24"/>
           <w:u w:val="single"/>
         </w:rPr>
-        <w:hyperlink r:id="rId24" w:history="1">
+        <w:hyperlink r:id="rId26" w:history="1">
           <w:r>
             <w:rPr>
               <w:rStyle w:val="Hyperlink"/>
@@ -4416,7 +4435,7 @@
           <w:sz w:val="24"/>
           <w:u w:val="single"/>
         </w:rPr>
-        <w:hyperlink r:id="rId24" w:history="1">
+        <w:hyperlink r:id="rId26" w:history="1">
           <w:r>
             <w:rPr>
               <w:rStyle w:val="Hyperlink"/>
@@ -4434,7 +4453,7 @@
           <w:sz w:val="24"/>
           <w:u w:val="single"/>
         </w:rPr>
-        <w:hyperlink r:id="rId24" w:history="1">
+        <w:hyperlink r:id="rId26" w:history="1">
           <w:r>
             <w:rPr>
               <w:rStyle w:val="Hyperlink"/>
@@ -4462,7 +4481,7 @@
           <w:sz w:val="24"/>
           <w:u w:val="single"/>
         </w:rPr>
-        <w:hyperlink r:id="rId24" w:history="1">
+        <w:hyperlink r:id="rId27" w:history="1">
           <w:r>
             <w:rPr>
               <w:rStyle w:val="Hyperlink"/>
@@ -4480,7 +4499,7 @@
           <w:sz w:val="24"/>
           <w:u w:val="single"/>
         </w:rPr>
-        <w:hyperlink r:id="rId25" w:history="1">
+        <w:hyperlink r:id="rId26" w:history="1">
           <w:r>
             <w:rPr>
               <w:rStyle w:val="Hyperlink"/>
@@ -4509,7 +4528,7 @@
           <w:sz w:val="24"/>
           <w:u w:val="single"/>
         </w:rPr>
-        <w:hyperlink r:id="rId25" w:history="1">
+        <w:hyperlink r:id="rId26" w:history="1">
           <w:r>
             <w:rPr>
               <w:rStyle w:val="Hyperlink"/>

--- a/EXPORTS/DOCX/published/niveau3/English/EMArtis.docx
+++ b/EXPORTS/DOCX/published/niveau3/English/EMArtis.docx
@@ -608,7 +608,6 @@
       </w:r>
       <w:r>
         <w:rPr>
-          <w:u w:val="single" w:color="0000ff"/>
           <w:rFonts w:ascii="Charis SIL Regular" w:hAnsi="Charis SIL Regular" w:eastAsia="Charis SIL Regular"/>
           <w:b w:val="0"/>
           <w:i w:val="0"/>
@@ -626,7 +625,7 @@
           <w:sz w:val="24"/>
           <w:u w:val="single"/>
         </w:rPr>
-        <w:hyperlink r:id="rId10" w:history="1">
+        <w:hyperlink r:id="rId11" w:history="1">
           <w:r>
             <w:rPr>
               <w:rStyle w:val="Hyperlink"/>
@@ -644,7 +643,7 @@
           <w:sz w:val="24"/>
           <w:u w:val="single"/>
         </w:rPr>
-        <w:hyperlink r:id="rId10" w:history="1">
+        <w:hyperlink r:id="rId11" w:history="1">
           <w:r>
             <w:rPr>
               <w:rStyle w:val="Hyperlink"/>
@@ -1760,25 +1759,7 @@
           <w:color w:val="000000"/>
           <w:sz w:val="24"/>
         </w:rPr>
-        <w:t>are held at the A</w:t>
-      </w:r>
-      <w:r>
-        <w:rPr>
-          <w:u w:val="single" w:color="0000ff"/>
-          <w:rFonts w:ascii="Charis SIL Regular" w:hAnsi="Charis SIL Regular" w:eastAsia="Charis SIL Regular"/>
-          <w:b w:val="0"/>
-          <w:i w:val="0"/>
-          <w:color w:val="000000"/>
-          <w:sz w:val="24"/>
-        </w:rPr>
-        <w:hyperlink r:id="rId15" w:history="1">
-          <w:r>
-            <w:rPr>
-              <w:rStyle w:val="Hyperlink"/>
-            </w:rPr>
-            <w:t>msterda</w:t>
-          </w:r>
-        </w:hyperlink>
+        <w:t>are held at the Amsterda</w:t>
       </w:r>
       <w:r>
         <w:rPr>
@@ -3573,7 +3554,7 @@
           <w:sz w:val="24"/>
           <w:u w:val="single"/>
         </w:rPr>
-        <w:hyperlink r:id="rId20" w:history="1">
+        <w:hyperlink r:id="rId19" w:history="1">
           <w:r>
             <w:rPr>
               <w:rStyle w:val="Hyperlink"/>
@@ -3602,7 +3583,7 @@
           <w:sz w:val="24"/>
           <w:u w:val="single"/>
         </w:rPr>
-        <w:hyperlink r:id="rId20" w:history="1">
+        <w:hyperlink r:id="rId19" w:history="1">
           <w:r>
             <w:rPr>
               <w:rStyle w:val="Hyperlink"/>
@@ -3637,7 +3618,7 @@
           <w:sz w:val="24"/>
           <w:u w:val="single"/>
         </w:rPr>
-        <w:hyperlink r:id="rId21" w:history="1">
+        <w:hyperlink r:id="rId19" w:history="1">
           <w:r>
             <w:rPr>
               <w:rStyle w:val="Hyperlink"/>
@@ -3784,7 +3765,7 @@
           <w:sz w:val="24"/>
           <w:u w:val="single"/>
         </w:rPr>
-        <w:hyperlink r:id="rId22" w:history="1">
+        <w:hyperlink r:id="rId21" w:history="1">
           <w:r>
             <w:rPr>
               <w:rStyle w:val="Hyperlink"/>
@@ -3802,7 +3783,7 @@
           <w:sz w:val="24"/>
           <w:u w:val="single"/>
         </w:rPr>
-        <w:hyperlink r:id="rId22" w:history="1">
+        <w:hyperlink r:id="rId21" w:history="1">
           <w:r>
             <w:rPr>
               <w:rStyle w:val="Hyperlink"/>
@@ -3820,7 +3801,7 @@
           <w:sz w:val="24"/>
           <w:u w:val="single"/>
         </w:rPr>
-        <w:hyperlink r:id="rId22" w:history="1">
+        <w:hyperlink r:id="rId21" w:history="1">
           <w:r>
             <w:rPr>
               <w:rStyle w:val="Hyperlink"/>
@@ -3838,7 +3819,7 @@
           <w:sz w:val="24"/>
           <w:u w:val="single"/>
         </w:rPr>
-        <w:hyperlink r:id="rId22" w:history="1">
+        <w:hyperlink r:id="rId21" w:history="1">
           <w:r>
             <w:rPr>
               <w:rStyle w:val="Hyperlink"/>
@@ -3866,7 +3847,7 @@
           <w:sz w:val="24"/>
           <w:u w:val="single"/>
         </w:rPr>
-        <w:hyperlink r:id="rId23" w:history="1">
+        <w:hyperlink r:id="rId22" w:history="1">
           <w:r>
             <w:rPr>
               <w:rStyle w:val="Hyperlink"/>
@@ -3884,7 +3865,7 @@
           <w:sz w:val="24"/>
           <w:u w:val="single"/>
         </w:rPr>
-        <w:hyperlink r:id="rId23" w:history="1">
+        <w:hyperlink r:id="rId21" w:history="1">
           <w:r>
             <w:rPr>
               <w:rStyle w:val="Hyperlink"/>
@@ -3913,7 +3894,7 @@
           <w:sz w:val="24"/>
           <w:u w:val="single"/>
         </w:rPr>
-        <w:hyperlink r:id="rId23" w:history="1">
+        <w:hyperlink r:id="rId21" w:history="1">
           <w:r>
             <w:rPr>
               <w:rStyle w:val="Hyperlink"/>
@@ -4051,7 +4032,7 @@
           <w:sz w:val="24"/>
           <w:u w:val="single"/>
         </w:rPr>
-        <w:hyperlink r:id="rId24" w:history="1">
+        <w:hyperlink r:id="rId23" w:history="1">
           <w:r>
             <w:rPr>
               <w:rStyle w:val="Hyperlink"/>
@@ -4069,7 +4050,7 @@
           <w:sz w:val="24"/>
           <w:u w:val="single"/>
         </w:rPr>
-        <w:hyperlink r:id="rId24" w:history="1">
+        <w:hyperlink r:id="rId23" w:history="1">
           <w:r>
             <w:rPr>
               <w:rStyle w:val="Hyperlink"/>
@@ -4087,7 +4068,7 @@
           <w:sz w:val="24"/>
           <w:u w:val="single"/>
         </w:rPr>
-        <w:hyperlink r:id="rId24" w:history="1">
+        <w:hyperlink r:id="rId23" w:history="1">
           <w:r>
             <w:rPr>
               <w:rStyle w:val="Hyperlink"/>
@@ -4105,7 +4086,7 @@
           <w:sz w:val="24"/>
           <w:u w:val="single"/>
         </w:rPr>
-        <w:hyperlink r:id="rId24" w:history="1">
+        <w:hyperlink r:id="rId23" w:history="1">
           <w:r>
             <w:rPr>
               <w:rStyle w:val="Hyperlink"/>
@@ -4126,7 +4107,7 @@
           <w:sz w:val="24"/>
           <w:u w:val="single"/>
         </w:rPr>
-        <w:hyperlink r:id="rId24" w:history="1">
+        <w:hyperlink r:id="rId23" w:history="1">
           <w:r>
             <w:rPr>
               <w:rStyle w:val="Hyperlink"/>
@@ -4144,7 +4125,7 @@
           <w:sz w:val="24"/>
           <w:u w:val="single"/>
         </w:rPr>
-        <w:hyperlink r:id="rId24" w:history="1">
+        <w:hyperlink r:id="rId23" w:history="1">
           <w:r>
             <w:rPr>
               <w:rStyle w:val="Hyperlink"/>
@@ -4162,7 +4143,7 @@
           <w:sz w:val="24"/>
           <w:u w:val="single"/>
         </w:rPr>
-        <w:hyperlink r:id="rId24" w:history="1">
+        <w:hyperlink r:id="rId23" w:history="1">
           <w:r>
             <w:rPr>
               <w:rStyle w:val="Hyperlink"/>
@@ -4180,7 +4161,7 @@
           <w:sz w:val="24"/>
           <w:u w:val="single"/>
         </w:rPr>
-        <w:hyperlink r:id="rId24" w:history="1">
+        <w:hyperlink r:id="rId23" w:history="1">
           <w:r>
             <w:rPr>
               <w:rStyle w:val="Hyperlink"/>
@@ -4198,7 +4179,7 @@
           <w:sz w:val="24"/>
           <w:u w:val="single"/>
         </w:rPr>
-        <w:hyperlink r:id="rId24" w:history="1">
+        <w:hyperlink r:id="rId23" w:history="1">
           <w:r>
             <w:rPr>
               <w:rStyle w:val="Hyperlink"/>
@@ -4216,7 +4197,7 @@
           <w:sz w:val="24"/>
           <w:u w:val="single"/>
         </w:rPr>
-        <w:hyperlink r:id="rId24" w:history="1">
+        <w:hyperlink r:id="rId23" w:history="1">
           <w:r>
             <w:rPr>
               <w:rStyle w:val="Hyperlink"/>
@@ -4244,7 +4225,7 @@
           <w:sz w:val="24"/>
           <w:u w:val="single"/>
         </w:rPr>
-        <w:hyperlink r:id="rId25" w:history="1">
+        <w:hyperlink r:id="rId24" w:history="1">
           <w:r>
             <w:rPr>
               <w:rStyle w:val="Hyperlink"/>
@@ -4262,7 +4243,7 @@
           <w:sz w:val="24"/>
           <w:u w:val="single"/>
         </w:rPr>
-        <w:hyperlink r:id="rId25" w:history="1">
+        <w:hyperlink r:id="rId23" w:history="1">
           <w:r>
             <w:rPr>
               <w:rStyle w:val="Hyperlink"/>
@@ -4399,7 +4380,7 @@
           <w:sz w:val="24"/>
           <w:u w:val="single"/>
         </w:rPr>
-        <w:hyperlink r:id="rId26" w:history="1">
+        <w:hyperlink r:id="rId25" w:history="1">
           <w:r>
             <w:rPr>
               <w:rStyle w:val="Hyperlink"/>
@@ -4417,7 +4398,7 @@
           <w:sz w:val="24"/>
           <w:u w:val="single"/>
         </w:rPr>
-        <w:hyperlink r:id="rId26" w:history="1">
+        <w:hyperlink r:id="rId25" w:history="1">
           <w:r>
             <w:rPr>
               <w:rStyle w:val="Hyperlink"/>
@@ -4435,7 +4416,7 @@
           <w:sz w:val="24"/>
           <w:u w:val="single"/>
         </w:rPr>
-        <w:hyperlink r:id="rId26" w:history="1">
+        <w:hyperlink r:id="rId25" w:history="1">
           <w:r>
             <w:rPr>
               <w:rStyle w:val="Hyperlink"/>
@@ -4453,7 +4434,7 @@
           <w:sz w:val="24"/>
           <w:u w:val="single"/>
         </w:rPr>
-        <w:hyperlink r:id="rId26" w:history="1">
+        <w:hyperlink r:id="rId25" w:history="1">
           <w:r>
             <w:rPr>
               <w:rStyle w:val="Hyperlink"/>
@@ -4481,7 +4462,7 @@
           <w:sz w:val="24"/>
           <w:u w:val="single"/>
         </w:rPr>
-        <w:hyperlink r:id="rId27" w:history="1">
+        <w:hyperlink r:id="rId26" w:history="1">
           <w:r>
             <w:rPr>
               <w:rStyle w:val="Hyperlink"/>

--- a/EXPORTS/DOCX/published/niveau3/English/EMArtis.docx
+++ b/EXPORTS/DOCX/published/niveau3/English/EMArtis.docx
@@ -608,13 +608,21 @@
       </w:r>
       <w:r>
         <w:rPr>
+          <w:u w:val="single" w:color="0000ff"/>
           <w:rFonts w:ascii="Charis SIL Regular" w:hAnsi="Charis SIL Regular" w:eastAsia="Charis SIL Regular"/>
           <w:b w:val="0"/>
           <w:i w:val="0"/>
           <w:color w:val="000000"/>
           <w:sz w:val="24"/>
         </w:rPr>
-        <w:t xml:space="preserve">cted by the </w:t>
+        <w:hyperlink r:id="rId10" w:history="1">
+          <w:r>
+            <w:rPr>
+              <w:rStyle w:val="Hyperlink"/>
+            </w:rPr>
+            <w:t xml:space="preserve">cted by the </w:t>
+          </w:r>
+        </w:hyperlink>
       </w:r>
       <w:r>
         <w:rPr>
@@ -643,7 +651,7 @@
           <w:sz w:val="24"/>
           <w:u w:val="single"/>
         </w:rPr>
-        <w:hyperlink r:id="rId11" w:history="1">
+        <w:hyperlink r:id="rId10" w:history="1">
           <w:r>
             <w:rPr>
               <w:rStyle w:val="Hyperlink"/>
@@ -1759,7 +1767,18 @@
           <w:color w:val="000000"/>
           <w:sz w:val="24"/>
         </w:rPr>
-        <w:t>are held at the Amsterda</w:t>
+        <w:t>are held at the A</w:t>
+      </w:r>
+      <w:r>
+        <w:rPr>
+          <w:u w:val="single" w:color="0000ff"/>
+          <w:rFonts w:ascii="Charis SIL Regular" w:hAnsi="Charis SIL Regular" w:eastAsia="Charis SIL Regular"/>
+          <w:b w:val="0"/>
+          <w:i w:val="0"/>
+          <w:color w:val="000000"/>
+          <w:sz w:val="24"/>
+        </w:rPr>
+        <w:t>msterda</w:t>
       </w:r>
       <w:r>
         <w:rPr>
@@ -3865,7 +3884,7 @@
           <w:sz w:val="24"/>
           <w:u w:val="single"/>
         </w:rPr>
-        <w:hyperlink r:id="rId21" w:history="1">
+        <w:hyperlink r:id="rId22" w:history="1">
           <w:r>
             <w:rPr>
               <w:rStyle w:val="Hyperlink"/>
@@ -3894,7 +3913,7 @@
           <w:sz w:val="24"/>
           <w:u w:val="single"/>
         </w:rPr>
-        <w:hyperlink r:id="rId21" w:history="1">
+        <w:hyperlink r:id="rId22" w:history="1">
           <w:r>
             <w:rPr>
               <w:rStyle w:val="Hyperlink"/>

--- a/EXPORTS/DOCX/published/niveau3/English/EMArtis.docx
+++ b/EXPORTS/DOCX/published/niveau3/English/EMArtis.docx
@@ -615,14 +615,7 @@
           <w:color w:val="000000"/>
           <w:sz w:val="24"/>
         </w:rPr>
-        <w:hyperlink r:id="rId10" w:history="1">
-          <w:r>
-            <w:rPr>
-              <w:rStyle w:val="Hyperlink"/>
-            </w:rPr>
-            <w:t xml:space="preserve">cted by the </w:t>
-          </w:r>
-        </w:hyperlink>
+        <w:t xml:space="preserve">cted by the </w:t>
       </w:r>
       <w:r>
         <w:rPr>
@@ -1778,7 +1771,14 @@
           <w:color w:val="000000"/>
           <w:sz w:val="24"/>
         </w:rPr>
-        <w:t>msterda</w:t>
+        <w:hyperlink r:id="rId15" w:history="1">
+          <w:r>
+            <w:rPr>
+              <w:rStyle w:val="Hyperlink"/>
+            </w:rPr>
+            <w:t>msterda</w:t>
+          </w:r>
+        </w:hyperlink>
       </w:r>
       <w:r>
         <w:rPr>
@@ -3573,7 +3573,7 @@
           <w:sz w:val="24"/>
           <w:u w:val="single"/>
         </w:rPr>
-        <w:hyperlink r:id="rId19" w:history="1">
+        <w:hyperlink r:id="rId20" w:history="1">
           <w:r>
             <w:rPr>
               <w:rStyle w:val="Hyperlink"/>
@@ -3602,7 +3602,7 @@
           <w:sz w:val="24"/>
           <w:u w:val="single"/>
         </w:rPr>
-        <w:hyperlink r:id="rId19" w:history="1">
+        <w:hyperlink r:id="rId20" w:history="1">
           <w:r>
             <w:rPr>
               <w:rStyle w:val="Hyperlink"/>
@@ -3619,14 +3619,7 @@
           <w:color w:val="000000"/>
           <w:sz w:val="24"/>
         </w:rPr>
-        <w:hyperlink r:id="rId19" w:history="1">
-          <w:r>
-            <w:rPr>
-              <w:rStyle w:val="Hyperlink"/>
-            </w:rPr>
-            <w:t xml:space="preserve">, </w:t>
-          </w:r>
-        </w:hyperlink>
+        <w:t xml:space="preserve">, </w:t>
       </w:r>
       <w:r>
         <w:rPr>
@@ -3637,7 +3630,7 @@
           <w:sz w:val="24"/>
           <w:u w:val="single"/>
         </w:rPr>
-        <w:hyperlink r:id="rId19" w:history="1">
+        <w:hyperlink r:id="rId21" w:history="1">
           <w:r>
             <w:rPr>
               <w:rStyle w:val="Hyperlink"/>
@@ -3784,7 +3777,7 @@
           <w:sz w:val="24"/>
           <w:u w:val="single"/>
         </w:rPr>
-        <w:hyperlink r:id="rId21" w:history="1">
+        <w:hyperlink r:id="rId22" w:history="1">
           <w:r>
             <w:rPr>
               <w:rStyle w:val="Hyperlink"/>
@@ -3802,7 +3795,7 @@
           <w:sz w:val="24"/>
           <w:u w:val="single"/>
         </w:rPr>
-        <w:hyperlink r:id="rId21" w:history="1">
+        <w:hyperlink r:id="rId22" w:history="1">
           <w:r>
             <w:rPr>
               <w:rStyle w:val="Hyperlink"/>
@@ -3820,7 +3813,7 @@
           <w:sz w:val="24"/>
           <w:u w:val="single"/>
         </w:rPr>
-        <w:hyperlink r:id="rId21" w:history="1">
+        <w:hyperlink r:id="rId22" w:history="1">
           <w:r>
             <w:rPr>
               <w:rStyle w:val="Hyperlink"/>
@@ -3838,7 +3831,7 @@
           <w:sz w:val="24"/>
           <w:u w:val="single"/>
         </w:rPr>
-        <w:hyperlink r:id="rId21" w:history="1">
+        <w:hyperlink r:id="rId22" w:history="1">
           <w:r>
             <w:rPr>
               <w:rStyle w:val="Hyperlink"/>
@@ -3866,7 +3859,7 @@
           <w:sz w:val="24"/>
           <w:u w:val="single"/>
         </w:rPr>
-        <w:hyperlink r:id="rId22" w:history="1">
+        <w:hyperlink r:id="rId23" w:history="1">
           <w:r>
             <w:rPr>
               <w:rStyle w:val="Hyperlink"/>
@@ -3884,7 +3877,7 @@
           <w:sz w:val="24"/>
           <w:u w:val="single"/>
         </w:rPr>
-        <w:hyperlink r:id="rId22" w:history="1">
+        <w:hyperlink r:id="rId23" w:history="1">
           <w:r>
             <w:rPr>
               <w:rStyle w:val="Hyperlink"/>
@@ -3913,7 +3906,7 @@
           <w:sz w:val="24"/>
           <w:u w:val="single"/>
         </w:rPr>
-        <w:hyperlink r:id="rId22" w:history="1">
+        <w:hyperlink r:id="rId23" w:history="1">
           <w:r>
             <w:rPr>
               <w:rStyle w:val="Hyperlink"/>
@@ -4051,7 +4044,7 @@
           <w:sz w:val="24"/>
           <w:u w:val="single"/>
         </w:rPr>
-        <w:hyperlink r:id="rId23" w:history="1">
+        <w:hyperlink r:id="rId24" w:history="1">
           <w:r>
             <w:rPr>
               <w:rStyle w:val="Hyperlink"/>
@@ -4069,7 +4062,7 @@
           <w:sz w:val="24"/>
           <w:u w:val="single"/>
         </w:rPr>
-        <w:hyperlink r:id="rId23" w:history="1">
+        <w:hyperlink r:id="rId24" w:history="1">
           <w:r>
             <w:rPr>
               <w:rStyle w:val="Hyperlink"/>
@@ -4087,7 +4080,7 @@
           <w:sz w:val="24"/>
           <w:u w:val="single"/>
         </w:rPr>
-        <w:hyperlink r:id="rId23" w:history="1">
+        <w:hyperlink r:id="rId24" w:history="1">
           <w:r>
             <w:rPr>
               <w:rStyle w:val="Hyperlink"/>
@@ -4105,7 +4098,7 @@
           <w:sz w:val="24"/>
           <w:u w:val="single"/>
         </w:rPr>
-        <w:hyperlink r:id="rId23" w:history="1">
+        <w:hyperlink r:id="rId24" w:history="1">
           <w:r>
             <w:rPr>
               <w:rStyle w:val="Hyperlink"/>
@@ -4126,7 +4119,7 @@
           <w:sz w:val="24"/>
           <w:u w:val="single"/>
         </w:rPr>
-        <w:hyperlink r:id="rId23" w:history="1">
+        <w:hyperlink r:id="rId24" w:history="1">
           <w:r>
             <w:rPr>
               <w:rStyle w:val="Hyperlink"/>
@@ -4144,7 +4137,7 @@
           <w:sz w:val="24"/>
           <w:u w:val="single"/>
         </w:rPr>
-        <w:hyperlink r:id="rId23" w:history="1">
+        <w:hyperlink r:id="rId24" w:history="1">
           <w:r>
             <w:rPr>
               <w:rStyle w:val="Hyperlink"/>
@@ -4162,7 +4155,7 @@
           <w:sz w:val="24"/>
           <w:u w:val="single"/>
         </w:rPr>
-        <w:hyperlink r:id="rId23" w:history="1">
+        <w:hyperlink r:id="rId24" w:history="1">
           <w:r>
             <w:rPr>
               <w:rStyle w:val="Hyperlink"/>
@@ -4180,7 +4173,7 @@
           <w:sz w:val="24"/>
           <w:u w:val="single"/>
         </w:rPr>
-        <w:hyperlink r:id="rId23" w:history="1">
+        <w:hyperlink r:id="rId24" w:history="1">
           <w:r>
             <w:rPr>
               <w:rStyle w:val="Hyperlink"/>
@@ -4198,7 +4191,7 @@
           <w:sz w:val="24"/>
           <w:u w:val="single"/>
         </w:rPr>
-        <w:hyperlink r:id="rId23" w:history="1">
+        <w:hyperlink r:id="rId24" w:history="1">
           <w:r>
             <w:rPr>
               <w:rStyle w:val="Hyperlink"/>
@@ -4216,7 +4209,7 @@
           <w:sz w:val="24"/>
           <w:u w:val="single"/>
         </w:rPr>
-        <w:hyperlink r:id="rId23" w:history="1">
+        <w:hyperlink r:id="rId24" w:history="1">
           <w:r>
             <w:rPr>
               <w:rStyle w:val="Hyperlink"/>
@@ -4244,7 +4237,7 @@
           <w:sz w:val="24"/>
           <w:u w:val="single"/>
         </w:rPr>
-        <w:hyperlink r:id="rId24" w:history="1">
+        <w:hyperlink r:id="rId25" w:history="1">
           <w:r>
             <w:rPr>
               <w:rStyle w:val="Hyperlink"/>
@@ -4262,7 +4255,7 @@
           <w:sz w:val="24"/>
           <w:u w:val="single"/>
         </w:rPr>
-        <w:hyperlink r:id="rId23" w:history="1">
+        <w:hyperlink r:id="rId24" w:history="1">
           <w:r>
             <w:rPr>
               <w:rStyle w:val="Hyperlink"/>
@@ -4399,7 +4392,7 @@
           <w:sz w:val="24"/>
           <w:u w:val="single"/>
         </w:rPr>
-        <w:hyperlink r:id="rId25" w:history="1">
+        <w:hyperlink r:id="rId26" w:history="1">
           <w:r>
             <w:rPr>
               <w:rStyle w:val="Hyperlink"/>
@@ -4417,7 +4410,7 @@
           <w:sz w:val="24"/>
           <w:u w:val="single"/>
         </w:rPr>
-        <w:hyperlink r:id="rId25" w:history="1">
+        <w:hyperlink r:id="rId26" w:history="1">
           <w:r>
             <w:rPr>
               <w:rStyle w:val="Hyperlink"/>
@@ -4435,7 +4428,7 @@
           <w:sz w:val="24"/>
           <w:u w:val="single"/>
         </w:rPr>
-        <w:hyperlink r:id="rId25" w:history="1">
+        <w:hyperlink r:id="rId26" w:history="1">
           <w:r>
             <w:rPr>
               <w:rStyle w:val="Hyperlink"/>
@@ -4453,7 +4446,7 @@
           <w:sz w:val="24"/>
           <w:u w:val="single"/>
         </w:rPr>
-        <w:hyperlink r:id="rId25" w:history="1">
+        <w:hyperlink r:id="rId26" w:history="1">
           <w:r>
             <w:rPr>
               <w:rStyle w:val="Hyperlink"/>
@@ -4481,7 +4474,7 @@
           <w:sz w:val="24"/>
           <w:u w:val="single"/>
         </w:rPr>
-        <w:hyperlink r:id="rId26" w:history="1">
+        <w:hyperlink r:id="rId27" w:history="1">
           <w:r>
             <w:rPr>
               <w:rStyle w:val="Hyperlink"/>
@@ -4528,7 +4521,7 @@
           <w:sz w:val="24"/>
           <w:u w:val="single"/>
         </w:rPr>
-        <w:hyperlink r:id="rId26" w:history="1">
+        <w:hyperlink r:id="rId27" w:history="1">
           <w:r>
             <w:rPr>
               <w:rStyle w:val="Hyperlink"/>

--- a/EXPORTS/DOCX/published/niveau3/English/EMArtis.docx
+++ b/EXPORTS/DOCX/published/niveau3/English/EMArtis.docx
@@ -626,7 +626,7 @@
           <w:sz w:val="24"/>
           <w:u w:val="single"/>
         </w:rPr>
-        <w:hyperlink r:id="rId11" w:history="1">
+        <w:hyperlink r:id="rId10" w:history="1">
           <w:r>
             <w:rPr>
               <w:rStyle w:val="Hyperlink"/>
@@ -673,7 +673,7 @@
           <w:sz w:val="24"/>
           <w:u w:val="single"/>
         </w:rPr>
-        <w:hyperlink r:id="rId10" w:history="1">
+        <w:hyperlink r:id="rId11" w:history="1">
           <w:r>
             <w:rPr>
               <w:rStyle w:val="Hyperlink"/>
@@ -3555,7 +3555,7 @@
           <w:sz w:val="24"/>
           <w:u w:val="single"/>
         </w:rPr>
-        <w:hyperlink r:id="rId20" w:history="1">
+        <w:hyperlink r:id="rId19" w:history="1">
           <w:r>
             <w:rPr>
               <w:rStyle w:val="Hyperlink"/>
@@ -3573,7 +3573,7 @@
           <w:sz w:val="24"/>
           <w:u w:val="single"/>
         </w:rPr>
-        <w:hyperlink r:id="rId20" w:history="1">
+        <w:hyperlink r:id="rId19" w:history="1">
           <w:r>
             <w:rPr>
               <w:rStyle w:val="Hyperlink"/>
@@ -3602,7 +3602,7 @@
           <w:sz w:val="24"/>
           <w:u w:val="single"/>
         </w:rPr>
-        <w:hyperlink r:id="rId20" w:history="1">
+        <w:hyperlink r:id="rId19" w:history="1">
           <w:r>
             <w:rPr>
               <w:rStyle w:val="Hyperlink"/>
@@ -3613,13 +3613,21 @@
       </w:r>
       <w:r>
         <w:rPr>
+          <w:u w:val="single" w:color="0000ff"/>
           <w:rFonts w:ascii="Charis SIL Regular" w:hAnsi="Charis SIL Regular" w:eastAsia="Charis SIL Regular"/>
           <w:b w:val="0"/>
           <w:i w:val="0"/>
           <w:color w:val="000000"/>
           <w:sz w:val="24"/>
         </w:rPr>
-        <w:t xml:space="preserve">, </w:t>
+        <w:hyperlink r:id="rId19" w:history="1">
+          <w:r>
+            <w:rPr>
+              <w:rStyle w:val="Hyperlink"/>
+            </w:rPr>
+            <w:t xml:space="preserve">, </w:t>
+          </w:r>
+        </w:hyperlink>
       </w:r>
       <w:r>
         <w:rPr>
@@ -3630,7 +3638,7 @@
           <w:sz w:val="24"/>
           <w:u w:val="single"/>
         </w:rPr>
-        <w:hyperlink r:id="rId21" w:history="1">
+        <w:hyperlink r:id="rId19" w:history="1">
           <w:r>
             <w:rPr>
               <w:rStyle w:val="Hyperlink"/>
@@ -3777,7 +3785,7 @@
           <w:sz w:val="24"/>
           <w:u w:val="single"/>
         </w:rPr>
-        <w:hyperlink r:id="rId22" w:history="1">
+        <w:hyperlink r:id="rId20" w:history="1">
           <w:r>
             <w:rPr>
               <w:rStyle w:val="Hyperlink"/>
@@ -3795,7 +3803,7 @@
           <w:sz w:val="24"/>
           <w:u w:val="single"/>
         </w:rPr>
-        <w:hyperlink r:id="rId22" w:history="1">
+        <w:hyperlink r:id="rId20" w:history="1">
           <w:r>
             <w:rPr>
               <w:rStyle w:val="Hyperlink"/>
@@ -3813,7 +3821,7 @@
           <w:sz w:val="24"/>
           <w:u w:val="single"/>
         </w:rPr>
-        <w:hyperlink r:id="rId22" w:history="1">
+        <w:hyperlink r:id="rId20" w:history="1">
           <w:r>
             <w:rPr>
               <w:rStyle w:val="Hyperlink"/>
@@ -3831,7 +3839,7 @@
           <w:sz w:val="24"/>
           <w:u w:val="single"/>
         </w:rPr>
-        <w:hyperlink r:id="rId22" w:history="1">
+        <w:hyperlink r:id="rId20" w:history="1">
           <w:r>
             <w:rPr>
               <w:rStyle w:val="Hyperlink"/>
@@ -3859,7 +3867,7 @@
           <w:sz w:val="24"/>
           <w:u w:val="single"/>
         </w:rPr>
-        <w:hyperlink r:id="rId23" w:history="1">
+        <w:hyperlink r:id="rId20" w:history="1">
           <w:r>
             <w:rPr>
               <w:rStyle w:val="Hyperlink"/>
@@ -3877,7 +3885,7 @@
           <w:sz w:val="24"/>
           <w:u w:val="single"/>
         </w:rPr>
-        <w:hyperlink r:id="rId23" w:history="1">
+        <w:hyperlink r:id="rId20" w:history="1">
           <w:r>
             <w:rPr>
               <w:rStyle w:val="Hyperlink"/>
@@ -3906,7 +3914,7 @@
           <w:sz w:val="24"/>
           <w:u w:val="single"/>
         </w:rPr>
-        <w:hyperlink r:id="rId23" w:history="1">
+        <w:hyperlink r:id="rId20" w:history="1">
           <w:r>
             <w:rPr>
               <w:rStyle w:val="Hyperlink"/>
@@ -4044,7 +4052,7 @@
           <w:sz w:val="24"/>
           <w:u w:val="single"/>
         </w:rPr>
-        <w:hyperlink r:id="rId24" w:history="1">
+        <w:hyperlink r:id="rId21" w:history="1">
           <w:r>
             <w:rPr>
               <w:rStyle w:val="Hyperlink"/>
@@ -4062,7 +4070,7 @@
           <w:sz w:val="24"/>
           <w:u w:val="single"/>
         </w:rPr>
-        <w:hyperlink r:id="rId24" w:history="1">
+        <w:hyperlink r:id="rId21" w:history="1">
           <w:r>
             <w:rPr>
               <w:rStyle w:val="Hyperlink"/>
@@ -4080,7 +4088,7 @@
           <w:sz w:val="24"/>
           <w:u w:val="single"/>
         </w:rPr>
-        <w:hyperlink r:id="rId24" w:history="1">
+        <w:hyperlink r:id="rId21" w:history="1">
           <w:r>
             <w:rPr>
               <w:rStyle w:val="Hyperlink"/>
@@ -4098,7 +4106,7 @@
           <w:sz w:val="24"/>
           <w:u w:val="single"/>
         </w:rPr>
-        <w:hyperlink r:id="rId24" w:history="1">
+        <w:hyperlink r:id="rId21" w:history="1">
           <w:r>
             <w:rPr>
               <w:rStyle w:val="Hyperlink"/>
@@ -4119,7 +4127,7 @@
           <w:sz w:val="24"/>
           <w:u w:val="single"/>
         </w:rPr>
-        <w:hyperlink r:id="rId24" w:history="1">
+        <w:hyperlink r:id="rId21" w:history="1">
           <w:r>
             <w:rPr>
               <w:rStyle w:val="Hyperlink"/>
@@ -4137,7 +4145,7 @@
           <w:sz w:val="24"/>
           <w:u w:val="single"/>
         </w:rPr>
-        <w:hyperlink r:id="rId24" w:history="1">
+        <w:hyperlink r:id="rId21" w:history="1">
           <w:r>
             <w:rPr>
               <w:rStyle w:val="Hyperlink"/>
@@ -4155,7 +4163,7 @@
           <w:sz w:val="24"/>
           <w:u w:val="single"/>
         </w:rPr>
-        <w:hyperlink r:id="rId24" w:history="1">
+        <w:hyperlink r:id="rId21" w:history="1">
           <w:r>
             <w:rPr>
               <w:rStyle w:val="Hyperlink"/>
@@ -4173,7 +4181,7 @@
           <w:sz w:val="24"/>
           <w:u w:val="single"/>
         </w:rPr>
-        <w:hyperlink r:id="rId24" w:history="1">
+        <w:hyperlink r:id="rId21" w:history="1">
           <w:r>
             <w:rPr>
               <w:rStyle w:val="Hyperlink"/>
@@ -4191,7 +4199,7 @@
           <w:sz w:val="24"/>
           <w:u w:val="single"/>
         </w:rPr>
-        <w:hyperlink r:id="rId24" w:history="1">
+        <w:hyperlink r:id="rId21" w:history="1">
           <w:r>
             <w:rPr>
               <w:rStyle w:val="Hyperlink"/>
@@ -4209,7 +4217,7 @@
           <w:sz w:val="24"/>
           <w:u w:val="single"/>
         </w:rPr>
-        <w:hyperlink r:id="rId24" w:history="1">
+        <w:hyperlink r:id="rId21" w:history="1">
           <w:r>
             <w:rPr>
               <w:rStyle w:val="Hyperlink"/>
@@ -4237,7 +4245,7 @@
           <w:sz w:val="24"/>
           <w:u w:val="single"/>
         </w:rPr>
-        <w:hyperlink r:id="rId25" w:history="1">
+        <w:hyperlink r:id="rId22" w:history="1">
           <w:r>
             <w:rPr>
               <w:rStyle w:val="Hyperlink"/>
@@ -4255,7 +4263,7 @@
           <w:sz w:val="24"/>
           <w:u w:val="single"/>
         </w:rPr>
-        <w:hyperlink r:id="rId24" w:history="1">
+        <w:hyperlink r:id="rId21" w:history="1">
           <w:r>
             <w:rPr>
               <w:rStyle w:val="Hyperlink"/>
@@ -4392,7 +4400,7 @@
           <w:sz w:val="24"/>
           <w:u w:val="single"/>
         </w:rPr>
-        <w:hyperlink r:id="rId26" w:history="1">
+        <w:hyperlink r:id="rId23" w:history="1">
           <w:r>
             <w:rPr>
               <w:rStyle w:val="Hyperlink"/>
@@ -4410,7 +4418,7 @@
           <w:sz w:val="24"/>
           <w:u w:val="single"/>
         </w:rPr>
-        <w:hyperlink r:id="rId26" w:history="1">
+        <w:hyperlink r:id="rId23" w:history="1">
           <w:r>
             <w:rPr>
               <w:rStyle w:val="Hyperlink"/>
@@ -4428,7 +4436,7 @@
           <w:sz w:val="24"/>
           <w:u w:val="single"/>
         </w:rPr>
-        <w:hyperlink r:id="rId26" w:history="1">
+        <w:hyperlink r:id="rId23" w:history="1">
           <w:r>
             <w:rPr>
               <w:rStyle w:val="Hyperlink"/>
@@ -4446,7 +4454,7 @@
           <w:sz w:val="24"/>
           <w:u w:val="single"/>
         </w:rPr>
-        <w:hyperlink r:id="rId26" w:history="1">
+        <w:hyperlink r:id="rId23" w:history="1">
           <w:r>
             <w:rPr>
               <w:rStyle w:val="Hyperlink"/>
@@ -4474,7 +4482,7 @@
           <w:sz w:val="24"/>
           <w:u w:val="single"/>
         </w:rPr>
-        <w:hyperlink r:id="rId27" w:history="1">
+        <w:hyperlink r:id="rId24" w:history="1">
           <w:r>
             <w:rPr>
               <w:rStyle w:val="Hyperlink"/>
@@ -4492,7 +4500,7 @@
           <w:sz w:val="24"/>
           <w:u w:val="single"/>
         </w:rPr>
-        <w:hyperlink r:id="rId26" w:history="1">
+        <w:hyperlink r:id="rId24" w:history="1">
           <w:r>
             <w:rPr>
               <w:rStyle w:val="Hyperlink"/>
@@ -4521,7 +4529,7 @@
           <w:sz w:val="24"/>
           <w:u w:val="single"/>
         </w:rPr>
-        <w:hyperlink r:id="rId27" w:history="1">
+        <w:hyperlink r:id="rId24" w:history="1">
           <w:r>
             <w:rPr>
               <w:rStyle w:val="Hyperlink"/>

--- a/EXPORTS/DOCX/published/niveau3/English/EMArtis.docx
+++ b/EXPORTS/DOCX/published/niveau3/English/EMArtis.docx
@@ -615,7 +615,14 @@
           <w:color w:val="000000"/>
           <w:sz w:val="24"/>
         </w:rPr>
-        <w:t xml:space="preserve">cted by the </w:t>
+        <w:hyperlink r:id="rId10" w:history="1">
+          <w:r>
+            <w:rPr>
+              <w:rStyle w:val="Hyperlink"/>
+            </w:rPr>
+            <w:t xml:space="preserve">cted by the </w:t>
+          </w:r>
+        </w:hyperlink>
       </w:r>
       <w:r>
         <w:rPr>
@@ -626,7 +633,7 @@
           <w:sz w:val="24"/>
           <w:u w:val="single"/>
         </w:rPr>
-        <w:hyperlink r:id="rId10" w:history="1">
+        <w:hyperlink r:id="rId11" w:history="1">
           <w:r>
             <w:rPr>
               <w:rStyle w:val="Hyperlink"/>
@@ -673,7 +680,7 @@
           <w:sz w:val="24"/>
           <w:u w:val="single"/>
         </w:rPr>
-        <w:hyperlink r:id="rId11" w:history="1">
+        <w:hyperlink r:id="rId10" w:history="1">
           <w:r>
             <w:rPr>
               <w:rStyle w:val="Hyperlink"/>
@@ -3555,7 +3562,7 @@
           <w:sz w:val="24"/>
           <w:u w:val="single"/>
         </w:rPr>
-        <w:hyperlink r:id="rId19" w:history="1">
+        <w:hyperlink r:id="rId20" w:history="1">
           <w:r>
             <w:rPr>
               <w:rStyle w:val="Hyperlink"/>
@@ -3573,7 +3580,7 @@
           <w:sz w:val="24"/>
           <w:u w:val="single"/>
         </w:rPr>
-        <w:hyperlink r:id="rId19" w:history="1">
+        <w:hyperlink r:id="rId20" w:history="1">
           <w:r>
             <w:rPr>
               <w:rStyle w:val="Hyperlink"/>
@@ -3602,7 +3609,7 @@
           <w:sz w:val="24"/>
           <w:u w:val="single"/>
         </w:rPr>
-        <w:hyperlink r:id="rId19" w:history="1">
+        <w:hyperlink r:id="rId20" w:history="1">
           <w:r>
             <w:rPr>
               <w:rStyle w:val="Hyperlink"/>
@@ -3613,21 +3620,13 @@
       </w:r>
       <w:r>
         <w:rPr>
-          <w:u w:val="single" w:color="0000ff"/>
           <w:rFonts w:ascii="Charis SIL Regular" w:hAnsi="Charis SIL Regular" w:eastAsia="Charis SIL Regular"/>
           <w:b w:val="0"/>
           <w:i w:val="0"/>
           <w:color w:val="000000"/>
           <w:sz w:val="24"/>
         </w:rPr>
-        <w:hyperlink r:id="rId19" w:history="1">
-          <w:r>
-            <w:rPr>
-              <w:rStyle w:val="Hyperlink"/>
-            </w:rPr>
-            <w:t xml:space="preserve">, </w:t>
-          </w:r>
-        </w:hyperlink>
+        <w:t xml:space="preserve">, </w:t>
       </w:r>
       <w:r>
         <w:rPr>
@@ -3638,7 +3637,7 @@
           <w:sz w:val="24"/>
           <w:u w:val="single"/>
         </w:rPr>
-        <w:hyperlink r:id="rId19" w:history="1">
+        <w:hyperlink r:id="rId21" w:history="1">
           <w:r>
             <w:rPr>
               <w:rStyle w:val="Hyperlink"/>
@@ -3667,7 +3666,7 @@
           <w:sz w:val="24"/>
           <w:u w:val="single"/>
         </w:rPr>
-        <w:hyperlink r:id="rId19" w:history="1">
+        <w:hyperlink r:id="rId21" w:history="1">
           <w:r>
             <w:rPr>
               <w:rStyle w:val="Hyperlink"/>
@@ -3785,7 +3784,7 @@
           <w:sz w:val="24"/>
           <w:u w:val="single"/>
         </w:rPr>
-        <w:hyperlink r:id="rId20" w:history="1">
+        <w:hyperlink r:id="rId22" w:history="1">
           <w:r>
             <w:rPr>
               <w:rStyle w:val="Hyperlink"/>
@@ -3803,7 +3802,7 @@
           <w:sz w:val="24"/>
           <w:u w:val="single"/>
         </w:rPr>
-        <w:hyperlink r:id="rId20" w:history="1">
+        <w:hyperlink r:id="rId22" w:history="1">
           <w:r>
             <w:rPr>
               <w:rStyle w:val="Hyperlink"/>
@@ -3821,7 +3820,7 @@
           <w:sz w:val="24"/>
           <w:u w:val="single"/>
         </w:rPr>
-        <w:hyperlink r:id="rId20" w:history="1">
+        <w:hyperlink r:id="rId22" w:history="1">
           <w:r>
             <w:rPr>
               <w:rStyle w:val="Hyperlink"/>
@@ -3839,7 +3838,7 @@
           <w:sz w:val="24"/>
           <w:u w:val="single"/>
         </w:rPr>
-        <w:hyperlink r:id="rId20" w:history="1">
+        <w:hyperlink r:id="rId22" w:history="1">
           <w:r>
             <w:rPr>
               <w:rStyle w:val="Hyperlink"/>
@@ -3867,7 +3866,7 @@
           <w:sz w:val="24"/>
           <w:u w:val="single"/>
         </w:rPr>
-        <w:hyperlink r:id="rId20" w:history="1">
+        <w:hyperlink r:id="rId23" w:history="1">
           <w:r>
             <w:rPr>
               <w:rStyle w:val="Hyperlink"/>
@@ -3885,7 +3884,7 @@
           <w:sz w:val="24"/>
           <w:u w:val="single"/>
         </w:rPr>
-        <w:hyperlink r:id="rId20" w:history="1">
+        <w:hyperlink r:id="rId23" w:history="1">
           <w:r>
             <w:rPr>
               <w:rStyle w:val="Hyperlink"/>
@@ -3914,7 +3913,7 @@
           <w:sz w:val="24"/>
           <w:u w:val="single"/>
         </w:rPr>
-        <w:hyperlink r:id="rId20" w:history="1">
+        <w:hyperlink r:id="rId23" w:history="1">
           <w:r>
             <w:rPr>
               <w:rStyle w:val="Hyperlink"/>
@@ -4052,7 +4051,7 @@
           <w:sz w:val="24"/>
           <w:u w:val="single"/>
         </w:rPr>
-        <w:hyperlink r:id="rId21" w:history="1">
+        <w:hyperlink r:id="rId24" w:history="1">
           <w:r>
             <w:rPr>
               <w:rStyle w:val="Hyperlink"/>
@@ -4070,7 +4069,7 @@
           <w:sz w:val="24"/>
           <w:u w:val="single"/>
         </w:rPr>
-        <w:hyperlink r:id="rId21" w:history="1">
+        <w:hyperlink r:id="rId24" w:history="1">
           <w:r>
             <w:rPr>
               <w:rStyle w:val="Hyperlink"/>
@@ -4088,7 +4087,7 @@
           <w:sz w:val="24"/>
           <w:u w:val="single"/>
         </w:rPr>
-        <w:hyperlink r:id="rId21" w:history="1">
+        <w:hyperlink r:id="rId24" w:history="1">
           <w:r>
             <w:rPr>
               <w:rStyle w:val="Hyperlink"/>
@@ -4106,7 +4105,7 @@
           <w:sz w:val="24"/>
           <w:u w:val="single"/>
         </w:rPr>
-        <w:hyperlink r:id="rId21" w:history="1">
+        <w:hyperlink r:id="rId24" w:history="1">
           <w:r>
             <w:rPr>
               <w:rStyle w:val="Hyperlink"/>
@@ -4127,7 +4126,7 @@
           <w:sz w:val="24"/>
           <w:u w:val="single"/>
         </w:rPr>
-        <w:hyperlink r:id="rId21" w:history="1">
+        <w:hyperlink r:id="rId24" w:history="1">
           <w:r>
             <w:rPr>
               <w:rStyle w:val="Hyperlink"/>
@@ -4145,7 +4144,7 @@
           <w:sz w:val="24"/>
           <w:u w:val="single"/>
         </w:rPr>
-        <w:hyperlink r:id="rId21" w:history="1">
+        <w:hyperlink r:id="rId24" w:history="1">
           <w:r>
             <w:rPr>
               <w:rStyle w:val="Hyperlink"/>
@@ -4163,7 +4162,7 @@
           <w:sz w:val="24"/>
           <w:u w:val="single"/>
         </w:rPr>
-        <w:hyperlink r:id="rId21" w:history="1">
+        <w:hyperlink r:id="rId24" w:history="1">
           <w:r>
             <w:rPr>
               <w:rStyle w:val="Hyperlink"/>
@@ -4181,7 +4180,7 @@
           <w:sz w:val="24"/>
           <w:u w:val="single"/>
         </w:rPr>
-        <w:hyperlink r:id="rId21" w:history="1">
+        <w:hyperlink r:id="rId24" w:history="1">
           <w:r>
             <w:rPr>
               <w:rStyle w:val="Hyperlink"/>
@@ -4199,7 +4198,7 @@
           <w:sz w:val="24"/>
           <w:u w:val="single"/>
         </w:rPr>
-        <w:hyperlink r:id="rId21" w:history="1">
+        <w:hyperlink r:id="rId24" w:history="1">
           <w:r>
             <w:rPr>
               <w:rStyle w:val="Hyperlink"/>
@@ -4217,7 +4216,7 @@
           <w:sz w:val="24"/>
           <w:u w:val="single"/>
         </w:rPr>
-        <w:hyperlink r:id="rId21" w:history="1">
+        <w:hyperlink r:id="rId24" w:history="1">
           <w:r>
             <w:rPr>
               <w:rStyle w:val="Hyperlink"/>
@@ -4245,7 +4244,7 @@
           <w:sz w:val="24"/>
           <w:u w:val="single"/>
         </w:rPr>
-        <w:hyperlink r:id="rId22" w:history="1">
+        <w:hyperlink r:id="rId25" w:history="1">
           <w:r>
             <w:rPr>
               <w:rStyle w:val="Hyperlink"/>
@@ -4263,7 +4262,7 @@
           <w:sz w:val="24"/>
           <w:u w:val="single"/>
         </w:rPr>
-        <w:hyperlink r:id="rId21" w:history="1">
+        <w:hyperlink r:id="rId25" w:history="1">
           <w:r>
             <w:rPr>
               <w:rStyle w:val="Hyperlink"/>
@@ -4400,7 +4399,7 @@
           <w:sz w:val="24"/>
           <w:u w:val="single"/>
         </w:rPr>
-        <w:hyperlink r:id="rId23" w:history="1">
+        <w:hyperlink r:id="rId26" w:history="1">
           <w:r>
             <w:rPr>
               <w:rStyle w:val="Hyperlink"/>
@@ -4418,7 +4417,7 @@
           <w:sz w:val="24"/>
           <w:u w:val="single"/>
         </w:rPr>
-        <w:hyperlink r:id="rId23" w:history="1">
+        <w:hyperlink r:id="rId26" w:history="1">
           <w:r>
             <w:rPr>
               <w:rStyle w:val="Hyperlink"/>
@@ -4436,7 +4435,7 @@
           <w:sz w:val="24"/>
           <w:u w:val="single"/>
         </w:rPr>
-        <w:hyperlink r:id="rId23" w:history="1">
+        <w:hyperlink r:id="rId26" w:history="1">
           <w:r>
             <w:rPr>
               <w:rStyle w:val="Hyperlink"/>
@@ -4454,7 +4453,7 @@
           <w:sz w:val="24"/>
           <w:u w:val="single"/>
         </w:rPr>
-        <w:hyperlink r:id="rId23" w:history="1">
+        <w:hyperlink r:id="rId26" w:history="1">
           <w:r>
             <w:rPr>
               <w:rStyle w:val="Hyperlink"/>
@@ -4482,7 +4481,7 @@
           <w:sz w:val="24"/>
           <w:u w:val="single"/>
         </w:rPr>
-        <w:hyperlink r:id="rId24" w:history="1">
+        <w:hyperlink r:id="rId27" w:history="1">
           <w:r>
             <w:rPr>
               <w:rStyle w:val="Hyperlink"/>
@@ -4500,7 +4499,7 @@
           <w:sz w:val="24"/>
           <w:u w:val="single"/>
         </w:rPr>
-        <w:hyperlink r:id="rId24" w:history="1">
+        <w:hyperlink r:id="rId26" w:history="1">
           <w:r>
             <w:rPr>
               <w:rStyle w:val="Hyperlink"/>
@@ -4529,7 +4528,7 @@
           <w:sz w:val="24"/>
           <w:u w:val="single"/>
         </w:rPr>
-        <w:hyperlink r:id="rId24" w:history="1">
+        <w:hyperlink r:id="rId27" w:history="1">
           <w:r>
             <w:rPr>
               <w:rStyle w:val="Hyperlink"/>

--- a/EXPORTS/DOCX/published/niveau3/English/EMArtis.docx
+++ b/EXPORTS/DOCX/published/niveau3/English/EMArtis.docx
@@ -615,14 +615,7 @@
           <w:color w:val="000000"/>
           <w:sz w:val="24"/>
         </w:rPr>
-        <w:hyperlink r:id="rId10" w:history="1">
-          <w:r>
-            <w:rPr>
-              <w:rStyle w:val="Hyperlink"/>
-            </w:rPr>
-            <w:t xml:space="preserve">cted by the </w:t>
-          </w:r>
-        </w:hyperlink>
+        <w:t xml:space="preserve">cted by the </w:t>
       </w:r>
       <w:r>
         <w:rPr>
@@ -633,7 +626,7 @@
           <w:sz w:val="24"/>
           <w:u w:val="single"/>
         </w:rPr>
-        <w:hyperlink r:id="rId11" w:history="1">
+        <w:hyperlink r:id="rId10" w:history="1">
           <w:r>
             <w:rPr>
               <w:rStyle w:val="Hyperlink"/>
@@ -3666,7 +3659,7 @@
           <w:sz w:val="24"/>
           <w:u w:val="single"/>
         </w:rPr>
-        <w:hyperlink r:id="rId21" w:history="1">
+        <w:hyperlink r:id="rId19" w:history="1">
           <w:r>
             <w:rPr>
               <w:rStyle w:val="Hyperlink"/>
@@ -4481,7 +4474,7 @@
           <w:sz w:val="24"/>
           <w:u w:val="single"/>
         </w:rPr>
-        <w:hyperlink r:id="rId27" w:history="1">
+        <w:hyperlink r:id="rId26" w:history="1">
           <w:r>
             <w:rPr>
               <w:rStyle w:val="Hyperlink"/>
@@ -4528,7 +4521,7 @@
           <w:sz w:val="24"/>
           <w:u w:val="single"/>
         </w:rPr>
-        <w:hyperlink r:id="rId27" w:history="1">
+        <w:hyperlink r:id="rId26" w:history="1">
           <w:r>
             <w:rPr>
               <w:rStyle w:val="Hyperlink"/>

--- a/EXPORTS/DOCX/published/niveau3/English/EMArtis.docx
+++ b/EXPORTS/DOCX/published/niveau3/English/EMArtis.docx
@@ -3573,7 +3573,7 @@
           <w:sz w:val="24"/>
           <w:u w:val="single"/>
         </w:rPr>
-        <w:hyperlink r:id="rId20" w:history="1">
+        <w:hyperlink r:id="rId19" w:history="1">
           <w:r>
             <w:rPr>
               <w:rStyle w:val="Hyperlink"/>
@@ -3602,7 +3602,7 @@
           <w:sz w:val="24"/>
           <w:u w:val="single"/>
         </w:rPr>
-        <w:hyperlink r:id="rId20" w:history="1">
+        <w:hyperlink r:id="rId19" w:history="1">
           <w:r>
             <w:rPr>
               <w:rStyle w:val="Hyperlink"/>
@@ -3619,7 +3619,14 @@
           <w:color w:val="000000"/>
           <w:sz w:val="24"/>
         </w:rPr>
-        <w:t xml:space="preserve">, </w:t>
+        <w:hyperlink r:id="rId19" w:history="1">
+          <w:r>
+            <w:rPr>
+              <w:rStyle w:val="Hyperlink"/>
+            </w:rPr>
+            <w:t xml:space="preserve">, </w:t>
+          </w:r>
+        </w:hyperlink>
       </w:r>
       <w:r>
         <w:rPr>
@@ -3630,7 +3637,7 @@
           <w:sz w:val="24"/>
           <w:u w:val="single"/>
         </w:rPr>
-        <w:hyperlink r:id="rId21" w:history="1">
+        <w:hyperlink r:id="rId19" w:history="1">
           <w:r>
             <w:rPr>
               <w:rStyle w:val="Hyperlink"/>
@@ -3777,7 +3784,7 @@
           <w:sz w:val="24"/>
           <w:u w:val="single"/>
         </w:rPr>
-        <w:hyperlink r:id="rId22" w:history="1">
+        <w:hyperlink r:id="rId21" w:history="1">
           <w:r>
             <w:rPr>
               <w:rStyle w:val="Hyperlink"/>
@@ -3795,7 +3802,7 @@
           <w:sz w:val="24"/>
           <w:u w:val="single"/>
         </w:rPr>
-        <w:hyperlink r:id="rId22" w:history="1">
+        <w:hyperlink r:id="rId21" w:history="1">
           <w:r>
             <w:rPr>
               <w:rStyle w:val="Hyperlink"/>
@@ -3813,7 +3820,7 @@
           <w:sz w:val="24"/>
           <w:u w:val="single"/>
         </w:rPr>
-        <w:hyperlink r:id="rId22" w:history="1">
+        <w:hyperlink r:id="rId21" w:history="1">
           <w:r>
             <w:rPr>
               <w:rStyle w:val="Hyperlink"/>
@@ -3831,7 +3838,7 @@
           <w:sz w:val="24"/>
           <w:u w:val="single"/>
         </w:rPr>
-        <w:hyperlink r:id="rId22" w:history="1">
+        <w:hyperlink r:id="rId21" w:history="1">
           <w:r>
             <w:rPr>
               <w:rStyle w:val="Hyperlink"/>
@@ -3859,7 +3866,7 @@
           <w:sz w:val="24"/>
           <w:u w:val="single"/>
         </w:rPr>
-        <w:hyperlink r:id="rId23" w:history="1">
+        <w:hyperlink r:id="rId22" w:history="1">
           <w:r>
             <w:rPr>
               <w:rStyle w:val="Hyperlink"/>
@@ -3877,7 +3884,7 @@
           <w:sz w:val="24"/>
           <w:u w:val="single"/>
         </w:rPr>
-        <w:hyperlink r:id="rId23" w:history="1">
+        <w:hyperlink r:id="rId22" w:history="1">
           <w:r>
             <w:rPr>
               <w:rStyle w:val="Hyperlink"/>
@@ -3906,7 +3913,7 @@
           <w:sz w:val="24"/>
           <w:u w:val="single"/>
         </w:rPr>
-        <w:hyperlink r:id="rId23" w:history="1">
+        <w:hyperlink r:id="rId22" w:history="1">
           <w:r>
             <w:rPr>
               <w:rStyle w:val="Hyperlink"/>
@@ -4044,7 +4051,7 @@
           <w:sz w:val="24"/>
           <w:u w:val="single"/>
         </w:rPr>
-        <w:hyperlink r:id="rId24" w:history="1">
+        <w:hyperlink r:id="rId23" w:history="1">
           <w:r>
             <w:rPr>
               <w:rStyle w:val="Hyperlink"/>
@@ -4062,7 +4069,7 @@
           <w:sz w:val="24"/>
           <w:u w:val="single"/>
         </w:rPr>
-        <w:hyperlink r:id="rId24" w:history="1">
+        <w:hyperlink r:id="rId23" w:history="1">
           <w:r>
             <w:rPr>
               <w:rStyle w:val="Hyperlink"/>
@@ -4080,7 +4087,7 @@
           <w:sz w:val="24"/>
           <w:u w:val="single"/>
         </w:rPr>
-        <w:hyperlink r:id="rId24" w:history="1">
+        <w:hyperlink r:id="rId23" w:history="1">
           <w:r>
             <w:rPr>
               <w:rStyle w:val="Hyperlink"/>
@@ -4098,7 +4105,7 @@
           <w:sz w:val="24"/>
           <w:u w:val="single"/>
         </w:rPr>
-        <w:hyperlink r:id="rId24" w:history="1">
+        <w:hyperlink r:id="rId23" w:history="1">
           <w:r>
             <w:rPr>
               <w:rStyle w:val="Hyperlink"/>
@@ -4119,7 +4126,7 @@
           <w:sz w:val="24"/>
           <w:u w:val="single"/>
         </w:rPr>
-        <w:hyperlink r:id="rId24" w:history="1">
+        <w:hyperlink r:id="rId23" w:history="1">
           <w:r>
             <w:rPr>
               <w:rStyle w:val="Hyperlink"/>
@@ -4137,7 +4144,7 @@
           <w:sz w:val="24"/>
           <w:u w:val="single"/>
         </w:rPr>
-        <w:hyperlink r:id="rId24" w:history="1">
+        <w:hyperlink r:id="rId23" w:history="1">
           <w:r>
             <w:rPr>
               <w:rStyle w:val="Hyperlink"/>
@@ -4155,7 +4162,7 @@
           <w:sz w:val="24"/>
           <w:u w:val="single"/>
         </w:rPr>
-        <w:hyperlink r:id="rId24" w:history="1">
+        <w:hyperlink r:id="rId23" w:history="1">
           <w:r>
             <w:rPr>
               <w:rStyle w:val="Hyperlink"/>
@@ -4173,7 +4180,7 @@
           <w:sz w:val="24"/>
           <w:u w:val="single"/>
         </w:rPr>
-        <w:hyperlink r:id="rId24" w:history="1">
+        <w:hyperlink r:id="rId23" w:history="1">
           <w:r>
             <w:rPr>
               <w:rStyle w:val="Hyperlink"/>
@@ -4191,7 +4198,7 @@
           <w:sz w:val="24"/>
           <w:u w:val="single"/>
         </w:rPr>
-        <w:hyperlink r:id="rId24" w:history="1">
+        <w:hyperlink r:id="rId23" w:history="1">
           <w:r>
             <w:rPr>
               <w:rStyle w:val="Hyperlink"/>
@@ -4209,7 +4216,7 @@
           <w:sz w:val="24"/>
           <w:u w:val="single"/>
         </w:rPr>
-        <w:hyperlink r:id="rId24" w:history="1">
+        <w:hyperlink r:id="rId23" w:history="1">
           <w:r>
             <w:rPr>
               <w:rStyle w:val="Hyperlink"/>
@@ -4237,7 +4244,7 @@
           <w:sz w:val="24"/>
           <w:u w:val="single"/>
         </w:rPr>
-        <w:hyperlink r:id="rId25" w:history="1">
+        <w:hyperlink r:id="rId24" w:history="1">
           <w:r>
             <w:rPr>
               <w:rStyle w:val="Hyperlink"/>
@@ -4255,7 +4262,7 @@
           <w:sz w:val="24"/>
           <w:u w:val="single"/>
         </w:rPr>
-        <w:hyperlink r:id="rId25" w:history="1">
+        <w:hyperlink r:id="rId23" w:history="1">
           <w:r>
             <w:rPr>
               <w:rStyle w:val="Hyperlink"/>
@@ -4392,7 +4399,7 @@
           <w:sz w:val="24"/>
           <w:u w:val="single"/>
         </w:rPr>
-        <w:hyperlink r:id="rId26" w:history="1">
+        <w:hyperlink r:id="rId25" w:history="1">
           <w:r>
             <w:rPr>
               <w:rStyle w:val="Hyperlink"/>
@@ -4410,7 +4417,7 @@
           <w:sz w:val="24"/>
           <w:u w:val="single"/>
         </w:rPr>
-        <w:hyperlink r:id="rId26" w:history="1">
+        <w:hyperlink r:id="rId25" w:history="1">
           <w:r>
             <w:rPr>
               <w:rStyle w:val="Hyperlink"/>
@@ -4428,7 +4435,7 @@
           <w:sz w:val="24"/>
           <w:u w:val="single"/>
         </w:rPr>
-        <w:hyperlink r:id="rId26" w:history="1">
+        <w:hyperlink r:id="rId25" w:history="1">
           <w:r>
             <w:rPr>
               <w:rStyle w:val="Hyperlink"/>
@@ -4446,7 +4453,7 @@
           <w:sz w:val="24"/>
           <w:u w:val="single"/>
         </w:rPr>
-        <w:hyperlink r:id="rId26" w:history="1">
+        <w:hyperlink r:id="rId25" w:history="1">
           <w:r>
             <w:rPr>
               <w:rStyle w:val="Hyperlink"/>

--- a/EXPORTS/DOCX/published/niveau3/English/EMArtis.docx
+++ b/EXPORTS/DOCX/published/niveau3/English/EMArtis.docx
@@ -561,61 +561,7 @@
           <w:color w:val="000000"/>
           <w:sz w:val="24"/>
         </w:rPr>
-        <w:hyperlink r:id="rId10" w:history="1">
-          <w:r>
-            <w:rPr>
-              <w:rStyle w:val="Hyperlink"/>
-            </w:rPr>
-            <w:t>objects c</w:t>
-          </w:r>
-        </w:hyperlink>
-      </w:r>
-      <w:r>
-        <w:rPr>
-          <w:u w:val="single" w:color="0000ff"/>
-          <w:rFonts w:ascii="Charis SIL Regular" w:hAnsi="Charis SIL Regular" w:eastAsia="Charis SIL Regular"/>
-          <w:b w:val="0"/>
-          <w:i w:val="0"/>
-          <w:color w:val="000000"/>
-          <w:sz w:val="24"/>
-        </w:rPr>
-        <w:hyperlink r:id="rId10" w:history="1">
-          <w:r>
-            <w:rPr>
-              <w:rStyle w:val="Hyperlink"/>
-            </w:rPr>
-            <w:t>o</w:t>
-          </w:r>
-        </w:hyperlink>
-      </w:r>
-      <w:r>
-        <w:rPr>
-          <w:u w:val="single" w:color="0000ff"/>
-          <w:rFonts w:ascii="Charis SIL Regular" w:hAnsi="Charis SIL Regular" w:eastAsia="Charis SIL Regular"/>
-          <w:b w:val="0"/>
-          <w:i w:val="0"/>
-          <w:color w:val="000000"/>
-          <w:sz w:val="24"/>
-        </w:rPr>
-        <w:hyperlink r:id="rId10" w:history="1">
-          <w:r>
-            <w:rPr>
-              <w:rStyle w:val="Hyperlink"/>
-            </w:rPr>
-            <w:t>lle</w:t>
-          </w:r>
-        </w:hyperlink>
-      </w:r>
-      <w:r>
-        <w:rPr>
-          <w:u w:val="single" w:color="0000ff"/>
-          <w:rFonts w:ascii="Charis SIL Regular" w:hAnsi="Charis SIL Regular" w:eastAsia="Charis SIL Regular"/>
-          <w:b w:val="0"/>
-          <w:i w:val="0"/>
-          <w:color w:val="000000"/>
-          <w:sz w:val="24"/>
-        </w:rPr>
-        <w:t xml:space="preserve">cted by the </w:t>
+        <w:t xml:space="preserve">objects collected by the </w:t>
       </w:r>
       <w:r>
         <w:rPr>
@@ -3573,7 +3519,7 @@
           <w:sz w:val="24"/>
           <w:u w:val="single"/>
         </w:rPr>
-        <w:hyperlink r:id="rId19" w:history="1">
+        <w:hyperlink r:id="rId20" w:history="1">
           <w:r>
             <w:rPr>
               <w:rStyle w:val="Hyperlink"/>
@@ -3602,7 +3548,7 @@
           <w:sz w:val="24"/>
           <w:u w:val="single"/>
         </w:rPr>
-        <w:hyperlink r:id="rId19" w:history="1">
+        <w:hyperlink r:id="rId20" w:history="1">
           <w:r>
             <w:rPr>
               <w:rStyle w:val="Hyperlink"/>
@@ -3637,7 +3583,7 @@
           <w:sz w:val="24"/>
           <w:u w:val="single"/>
         </w:rPr>
-        <w:hyperlink r:id="rId19" w:history="1">
+        <w:hyperlink r:id="rId21" w:history="1">
           <w:r>
             <w:rPr>
               <w:rStyle w:val="Hyperlink"/>
@@ -3666,7 +3612,7 @@
           <w:sz w:val="24"/>
           <w:u w:val="single"/>
         </w:rPr>
-        <w:hyperlink r:id="rId19" w:history="1">
+        <w:hyperlink r:id="rId21" w:history="1">
           <w:r>
             <w:rPr>
               <w:rStyle w:val="Hyperlink"/>
@@ -3784,7 +3730,7 @@
           <w:sz w:val="24"/>
           <w:u w:val="single"/>
         </w:rPr>
-        <w:hyperlink r:id="rId21" w:history="1">
+        <w:hyperlink r:id="rId22" w:history="1">
           <w:r>
             <w:rPr>
               <w:rStyle w:val="Hyperlink"/>
@@ -3802,7 +3748,7 @@
           <w:sz w:val="24"/>
           <w:u w:val="single"/>
         </w:rPr>
-        <w:hyperlink r:id="rId21" w:history="1">
+        <w:hyperlink r:id="rId22" w:history="1">
           <w:r>
             <w:rPr>
               <w:rStyle w:val="Hyperlink"/>
@@ -3820,7 +3766,7 @@
           <w:sz w:val="24"/>
           <w:u w:val="single"/>
         </w:rPr>
-        <w:hyperlink r:id="rId21" w:history="1">
+        <w:hyperlink r:id="rId22" w:history="1">
           <w:r>
             <w:rPr>
               <w:rStyle w:val="Hyperlink"/>
@@ -3838,7 +3784,7 @@
           <w:sz w:val="24"/>
           <w:u w:val="single"/>
         </w:rPr>
-        <w:hyperlink r:id="rId21" w:history="1">
+        <w:hyperlink r:id="rId22" w:history="1">
           <w:r>
             <w:rPr>
               <w:rStyle w:val="Hyperlink"/>
@@ -3866,7 +3812,7 @@
           <w:sz w:val="24"/>
           <w:u w:val="single"/>
         </w:rPr>
-        <w:hyperlink r:id="rId22" w:history="1">
+        <w:hyperlink r:id="rId23" w:history="1">
           <w:r>
             <w:rPr>
               <w:rStyle w:val="Hyperlink"/>
@@ -3884,7 +3830,7 @@
           <w:sz w:val="24"/>
           <w:u w:val="single"/>
         </w:rPr>
-        <w:hyperlink r:id="rId22" w:history="1">
+        <w:hyperlink r:id="rId23" w:history="1">
           <w:r>
             <w:rPr>
               <w:rStyle w:val="Hyperlink"/>
@@ -3913,7 +3859,7 @@
           <w:sz w:val="24"/>
           <w:u w:val="single"/>
         </w:rPr>
-        <w:hyperlink r:id="rId22" w:history="1">
+        <w:hyperlink r:id="rId23" w:history="1">
           <w:r>
             <w:rPr>
               <w:rStyle w:val="Hyperlink"/>
@@ -4051,7 +3997,7 @@
           <w:sz w:val="24"/>
           <w:u w:val="single"/>
         </w:rPr>
-        <w:hyperlink r:id="rId23" w:history="1">
+        <w:hyperlink r:id="rId24" w:history="1">
           <w:r>
             <w:rPr>
               <w:rStyle w:val="Hyperlink"/>
@@ -4069,7 +4015,7 @@
           <w:sz w:val="24"/>
           <w:u w:val="single"/>
         </w:rPr>
-        <w:hyperlink r:id="rId23" w:history="1">
+        <w:hyperlink r:id="rId24" w:history="1">
           <w:r>
             <w:rPr>
               <w:rStyle w:val="Hyperlink"/>
@@ -4087,7 +4033,7 @@
           <w:sz w:val="24"/>
           <w:u w:val="single"/>
         </w:rPr>
-        <w:hyperlink r:id="rId23" w:history="1">
+        <w:hyperlink r:id="rId24" w:history="1">
           <w:r>
             <w:rPr>
               <w:rStyle w:val="Hyperlink"/>
@@ -4105,7 +4051,7 @@
           <w:sz w:val="24"/>
           <w:u w:val="single"/>
         </w:rPr>
-        <w:hyperlink r:id="rId23" w:history="1">
+        <w:hyperlink r:id="rId24" w:history="1">
           <w:r>
             <w:rPr>
               <w:rStyle w:val="Hyperlink"/>
@@ -4126,7 +4072,7 @@
           <w:sz w:val="24"/>
           <w:u w:val="single"/>
         </w:rPr>
-        <w:hyperlink r:id="rId23" w:history="1">
+        <w:hyperlink r:id="rId24" w:history="1">
           <w:r>
             <w:rPr>
               <w:rStyle w:val="Hyperlink"/>
@@ -4144,7 +4090,7 @@
           <w:sz w:val="24"/>
           <w:u w:val="single"/>
         </w:rPr>
-        <w:hyperlink r:id="rId23" w:history="1">
+        <w:hyperlink r:id="rId24" w:history="1">
           <w:r>
             <w:rPr>
               <w:rStyle w:val="Hyperlink"/>
@@ -4162,7 +4108,7 @@
           <w:sz w:val="24"/>
           <w:u w:val="single"/>
         </w:rPr>
-        <w:hyperlink r:id="rId23" w:history="1">
+        <w:hyperlink r:id="rId24" w:history="1">
           <w:r>
             <w:rPr>
               <w:rStyle w:val="Hyperlink"/>
@@ -4180,7 +4126,7 @@
           <w:sz w:val="24"/>
           <w:u w:val="single"/>
         </w:rPr>
-        <w:hyperlink r:id="rId23" w:history="1">
+        <w:hyperlink r:id="rId24" w:history="1">
           <w:r>
             <w:rPr>
               <w:rStyle w:val="Hyperlink"/>
@@ -4198,7 +4144,7 @@
           <w:sz w:val="24"/>
           <w:u w:val="single"/>
         </w:rPr>
-        <w:hyperlink r:id="rId23" w:history="1">
+        <w:hyperlink r:id="rId24" w:history="1">
           <w:r>
             <w:rPr>
               <w:rStyle w:val="Hyperlink"/>
@@ -4216,7 +4162,7 @@
           <w:sz w:val="24"/>
           <w:u w:val="single"/>
         </w:rPr>
-        <w:hyperlink r:id="rId23" w:history="1">
+        <w:hyperlink r:id="rId24" w:history="1">
           <w:r>
             <w:rPr>
               <w:rStyle w:val="Hyperlink"/>
@@ -4244,7 +4190,7 @@
           <w:sz w:val="24"/>
           <w:u w:val="single"/>
         </w:rPr>
-        <w:hyperlink r:id="rId24" w:history="1">
+        <w:hyperlink r:id="rId25" w:history="1">
           <w:r>
             <w:rPr>
               <w:rStyle w:val="Hyperlink"/>
@@ -4262,7 +4208,7 @@
           <w:sz w:val="24"/>
           <w:u w:val="single"/>
         </w:rPr>
-        <w:hyperlink r:id="rId23" w:history="1">
+        <w:hyperlink r:id="rId25" w:history="1">
           <w:r>
             <w:rPr>
               <w:rStyle w:val="Hyperlink"/>
@@ -4399,7 +4345,7 @@
           <w:sz w:val="24"/>
           <w:u w:val="single"/>
         </w:rPr>
-        <w:hyperlink r:id="rId25" w:history="1">
+        <w:hyperlink r:id="rId26" w:history="1">
           <w:r>
             <w:rPr>
               <w:rStyle w:val="Hyperlink"/>
@@ -4417,7 +4363,7 @@
           <w:sz w:val="24"/>
           <w:u w:val="single"/>
         </w:rPr>
-        <w:hyperlink r:id="rId25" w:history="1">
+        <w:hyperlink r:id="rId26" w:history="1">
           <w:r>
             <w:rPr>
               <w:rStyle w:val="Hyperlink"/>
@@ -4435,7 +4381,7 @@
           <w:sz w:val="24"/>
           <w:u w:val="single"/>
         </w:rPr>
-        <w:hyperlink r:id="rId25" w:history="1">
+        <w:hyperlink r:id="rId26" w:history="1">
           <w:r>
             <w:rPr>
               <w:rStyle w:val="Hyperlink"/>
@@ -4453,7 +4399,7 @@
           <w:sz w:val="24"/>
           <w:u w:val="single"/>
         </w:rPr>
-        <w:hyperlink r:id="rId25" w:history="1">
+        <w:hyperlink r:id="rId26" w:history="1">
           <w:r>
             <w:rPr>
               <w:rStyle w:val="Hyperlink"/>
@@ -4481,7 +4427,7 @@
           <w:sz w:val="24"/>
           <w:u w:val="single"/>
         </w:rPr>
-        <w:hyperlink r:id="rId26" w:history="1">
+        <w:hyperlink r:id="rId27" w:history="1">
           <w:r>
             <w:rPr>
               <w:rStyle w:val="Hyperlink"/>
@@ -4499,7 +4445,7 @@
           <w:sz w:val="24"/>
           <w:u w:val="single"/>
         </w:rPr>
-        <w:hyperlink r:id="rId26" w:history="1">
+        <w:hyperlink r:id="rId27" w:history="1">
           <w:r>
             <w:rPr>
               <w:rStyle w:val="Hyperlink"/>
@@ -4528,7 +4474,7 @@
           <w:sz w:val="24"/>
           <w:u w:val="single"/>
         </w:rPr>
-        <w:hyperlink r:id="rId26" w:history="1">
+        <w:hyperlink r:id="rId27" w:history="1">
           <w:r>
             <w:rPr>
               <w:rStyle w:val="Hyperlink"/>

--- a/EXPORTS/DOCX/published/niveau3/English/EMArtis.docx
+++ b/EXPORTS/DOCX/published/niveau3/English/EMArtis.docx
@@ -561,7 +561,68 @@
           <w:color w:val="000000"/>
           <w:sz w:val="24"/>
         </w:rPr>
-        <w:t xml:space="preserve">objects collected by the </w:t>
+        <w:hyperlink r:id="rId10" w:history="1">
+          <w:r>
+            <w:rPr>
+              <w:rStyle w:val="Hyperlink"/>
+            </w:rPr>
+            <w:t>objects c</w:t>
+          </w:r>
+        </w:hyperlink>
+      </w:r>
+      <w:r>
+        <w:rPr>
+          <w:u w:val="single" w:color="0000ff"/>
+          <w:rFonts w:ascii="Charis SIL Regular" w:hAnsi="Charis SIL Regular" w:eastAsia="Charis SIL Regular"/>
+          <w:b w:val="0"/>
+          <w:i w:val="0"/>
+          <w:color w:val="000000"/>
+          <w:sz w:val="24"/>
+        </w:rPr>
+        <w:hyperlink r:id="rId10" w:history="1">
+          <w:r>
+            <w:rPr>
+              <w:rStyle w:val="Hyperlink"/>
+            </w:rPr>
+            <w:t>o</w:t>
+          </w:r>
+        </w:hyperlink>
+      </w:r>
+      <w:r>
+        <w:rPr>
+          <w:u w:val="single" w:color="0000ff"/>
+          <w:rFonts w:ascii="Charis SIL Regular" w:hAnsi="Charis SIL Regular" w:eastAsia="Charis SIL Regular"/>
+          <w:b w:val="0"/>
+          <w:i w:val="0"/>
+          <w:color w:val="000000"/>
+          <w:sz w:val="24"/>
+        </w:rPr>
+        <w:hyperlink r:id="rId10" w:history="1">
+          <w:r>
+            <w:rPr>
+              <w:rStyle w:val="Hyperlink"/>
+            </w:rPr>
+            <w:t>lle</w:t>
+          </w:r>
+        </w:hyperlink>
+      </w:r>
+      <w:r>
+        <w:rPr>
+          <w:u w:val="single" w:color="0000ff"/>
+          <w:rFonts w:ascii="Charis SIL Regular" w:hAnsi="Charis SIL Regular" w:eastAsia="Charis SIL Regular"/>
+          <w:b w:val="0"/>
+          <w:i w:val="0"/>
+          <w:color w:val="000000"/>
+          <w:sz w:val="24"/>
+        </w:rPr>
+        <w:hyperlink r:id="rId10" w:history="1">
+          <w:r>
+            <w:rPr>
+              <w:rStyle w:val="Hyperlink"/>
+            </w:rPr>
+            <w:t xml:space="preserve">cted by the </w:t>
+          </w:r>
+        </w:hyperlink>
       </w:r>
       <w:r>
         <w:rPr>
@@ -3501,7 +3562,7 @@
           <w:sz w:val="24"/>
           <w:u w:val="single"/>
         </w:rPr>
-        <w:hyperlink r:id="rId20" w:history="1">
+        <w:hyperlink r:id="rId19" w:history="1">
           <w:r>
             <w:rPr>
               <w:rStyle w:val="Hyperlink"/>
@@ -3519,7 +3580,7 @@
           <w:sz w:val="24"/>
           <w:u w:val="single"/>
         </w:rPr>
-        <w:hyperlink r:id="rId20" w:history="1">
+        <w:hyperlink r:id="rId19" w:history="1">
           <w:r>
             <w:rPr>
               <w:rStyle w:val="Hyperlink"/>
@@ -3548,7 +3609,7 @@
           <w:sz w:val="24"/>
           <w:u w:val="single"/>
         </w:rPr>
-        <w:hyperlink r:id="rId20" w:history="1">
+        <w:hyperlink r:id="rId19" w:history="1">
           <w:r>
             <w:rPr>
               <w:rStyle w:val="Hyperlink"/>
@@ -3583,7 +3644,7 @@
           <w:sz w:val="24"/>
           <w:u w:val="single"/>
         </w:rPr>
-        <w:hyperlink r:id="rId21" w:history="1">
+        <w:hyperlink r:id="rId19" w:history="1">
           <w:r>
             <w:rPr>
               <w:rStyle w:val="Hyperlink"/>
@@ -3612,7 +3673,7 @@
           <w:sz w:val="24"/>
           <w:u w:val="single"/>
         </w:rPr>
-        <w:hyperlink r:id="rId21" w:history="1">
+        <w:hyperlink r:id="rId20" w:history="1">
           <w:r>
             <w:rPr>
               <w:rStyle w:val="Hyperlink"/>
@@ -3730,7 +3791,7 @@
           <w:sz w:val="24"/>
           <w:u w:val="single"/>
         </w:rPr>
-        <w:hyperlink r:id="rId22" w:history="1">
+        <w:hyperlink r:id="rId21" w:history="1">
           <w:r>
             <w:rPr>
               <w:rStyle w:val="Hyperlink"/>
@@ -3748,7 +3809,7 @@
           <w:sz w:val="24"/>
           <w:u w:val="single"/>
         </w:rPr>
-        <w:hyperlink r:id="rId22" w:history="1">
+        <w:hyperlink r:id="rId21" w:history="1">
           <w:r>
             <w:rPr>
               <w:rStyle w:val="Hyperlink"/>
@@ -3766,7 +3827,7 @@
           <w:sz w:val="24"/>
           <w:u w:val="single"/>
         </w:rPr>
-        <w:hyperlink r:id="rId22" w:history="1">
+        <w:hyperlink r:id="rId21" w:history="1">
           <w:r>
             <w:rPr>
               <w:rStyle w:val="Hyperlink"/>
@@ -3784,7 +3845,7 @@
           <w:sz w:val="24"/>
           <w:u w:val="single"/>
         </w:rPr>
-        <w:hyperlink r:id="rId22" w:history="1">
+        <w:hyperlink r:id="rId21" w:history="1">
           <w:r>
             <w:rPr>
               <w:rStyle w:val="Hyperlink"/>
@@ -3812,7 +3873,7 @@
           <w:sz w:val="24"/>
           <w:u w:val="single"/>
         </w:rPr>
-        <w:hyperlink r:id="rId23" w:history="1">
+        <w:hyperlink r:id="rId22" w:history="1">
           <w:r>
             <w:rPr>
               <w:rStyle w:val="Hyperlink"/>
@@ -3830,7 +3891,7 @@
           <w:sz w:val="24"/>
           <w:u w:val="single"/>
         </w:rPr>
-        <w:hyperlink r:id="rId23" w:history="1">
+        <w:hyperlink r:id="rId22" w:history="1">
           <w:r>
             <w:rPr>
               <w:rStyle w:val="Hyperlink"/>
@@ -3859,7 +3920,7 @@
           <w:sz w:val="24"/>
           <w:u w:val="single"/>
         </w:rPr>
-        <w:hyperlink r:id="rId23" w:history="1">
+        <w:hyperlink r:id="rId22" w:history="1">
           <w:r>
             <w:rPr>
               <w:rStyle w:val="Hyperlink"/>
@@ -3997,7 +4058,7 @@
           <w:sz w:val="24"/>
           <w:u w:val="single"/>
         </w:rPr>
-        <w:hyperlink r:id="rId24" w:history="1">
+        <w:hyperlink r:id="rId23" w:history="1">
           <w:r>
             <w:rPr>
               <w:rStyle w:val="Hyperlink"/>
@@ -4015,7 +4076,7 @@
           <w:sz w:val="24"/>
           <w:u w:val="single"/>
         </w:rPr>
-        <w:hyperlink r:id="rId24" w:history="1">
+        <w:hyperlink r:id="rId23" w:history="1">
           <w:r>
             <w:rPr>
               <w:rStyle w:val="Hyperlink"/>
@@ -4033,7 +4094,7 @@
           <w:sz w:val="24"/>
           <w:u w:val="single"/>
         </w:rPr>
-        <w:hyperlink r:id="rId24" w:history="1">
+        <w:hyperlink r:id="rId23" w:history="1">
           <w:r>
             <w:rPr>
               <w:rStyle w:val="Hyperlink"/>
@@ -4051,7 +4112,7 @@
           <w:sz w:val="24"/>
           <w:u w:val="single"/>
         </w:rPr>
-        <w:hyperlink r:id="rId24" w:history="1">
+        <w:hyperlink r:id="rId23" w:history="1">
           <w:r>
             <w:rPr>
               <w:rStyle w:val="Hyperlink"/>
@@ -4072,7 +4133,7 @@
           <w:sz w:val="24"/>
           <w:u w:val="single"/>
         </w:rPr>
-        <w:hyperlink r:id="rId24" w:history="1">
+        <w:hyperlink r:id="rId23" w:history="1">
           <w:r>
             <w:rPr>
               <w:rStyle w:val="Hyperlink"/>
@@ -4090,7 +4151,7 @@
           <w:sz w:val="24"/>
           <w:u w:val="single"/>
         </w:rPr>
-        <w:hyperlink r:id="rId24" w:history="1">
+        <w:hyperlink r:id="rId23" w:history="1">
           <w:r>
             <w:rPr>
               <w:rStyle w:val="Hyperlink"/>
@@ -4108,7 +4169,7 @@
           <w:sz w:val="24"/>
           <w:u w:val="single"/>
         </w:rPr>
-        <w:hyperlink r:id="rId24" w:history="1">
+        <w:hyperlink r:id="rId23" w:history="1">
           <w:r>
             <w:rPr>
               <w:rStyle w:val="Hyperlink"/>
@@ -4126,7 +4187,7 @@
           <w:sz w:val="24"/>
           <w:u w:val="single"/>
         </w:rPr>
-        <w:hyperlink r:id="rId24" w:history="1">
+        <w:hyperlink r:id="rId23" w:history="1">
           <w:r>
             <w:rPr>
               <w:rStyle w:val="Hyperlink"/>
@@ -4144,7 +4205,7 @@
           <w:sz w:val="24"/>
           <w:u w:val="single"/>
         </w:rPr>
-        <w:hyperlink r:id="rId24" w:history="1">
+        <w:hyperlink r:id="rId23" w:history="1">
           <w:r>
             <w:rPr>
               <w:rStyle w:val="Hyperlink"/>
@@ -4162,7 +4223,7 @@
           <w:sz w:val="24"/>
           <w:u w:val="single"/>
         </w:rPr>
-        <w:hyperlink r:id="rId24" w:history="1">
+        <w:hyperlink r:id="rId23" w:history="1">
           <w:r>
             <w:rPr>
               <w:rStyle w:val="Hyperlink"/>
@@ -4190,7 +4251,7 @@
           <w:sz w:val="24"/>
           <w:u w:val="single"/>
         </w:rPr>
-        <w:hyperlink r:id="rId25" w:history="1">
+        <w:hyperlink r:id="rId24" w:history="1">
           <w:r>
             <w:rPr>
               <w:rStyle w:val="Hyperlink"/>
@@ -4208,7 +4269,7 @@
           <w:sz w:val="24"/>
           <w:u w:val="single"/>
         </w:rPr>
-        <w:hyperlink r:id="rId25" w:history="1">
+        <w:hyperlink r:id="rId24" w:history="1">
           <w:r>
             <w:rPr>
               <w:rStyle w:val="Hyperlink"/>
@@ -4345,7 +4406,7 @@
           <w:sz w:val="24"/>
           <w:u w:val="single"/>
         </w:rPr>
-        <w:hyperlink r:id="rId26" w:history="1">
+        <w:hyperlink r:id="rId25" w:history="1">
           <w:r>
             <w:rPr>
               <w:rStyle w:val="Hyperlink"/>
@@ -4363,7 +4424,7 @@
           <w:sz w:val="24"/>
           <w:u w:val="single"/>
         </w:rPr>
-        <w:hyperlink r:id="rId26" w:history="1">
+        <w:hyperlink r:id="rId25" w:history="1">
           <w:r>
             <w:rPr>
               <w:rStyle w:val="Hyperlink"/>
@@ -4381,7 +4442,7 @@
           <w:sz w:val="24"/>
           <w:u w:val="single"/>
         </w:rPr>
-        <w:hyperlink r:id="rId26" w:history="1">
+        <w:hyperlink r:id="rId25" w:history="1">
           <w:r>
             <w:rPr>
               <w:rStyle w:val="Hyperlink"/>
@@ -4399,7 +4460,7 @@
           <w:sz w:val="24"/>
           <w:u w:val="single"/>
         </w:rPr>
-        <w:hyperlink r:id="rId26" w:history="1">
+        <w:hyperlink r:id="rId25" w:history="1">
           <w:r>
             <w:rPr>
               <w:rStyle w:val="Hyperlink"/>
@@ -4427,7 +4488,7 @@
           <w:sz w:val="24"/>
           <w:u w:val="single"/>
         </w:rPr>
-        <w:hyperlink r:id="rId27" w:history="1">
+        <w:hyperlink r:id="rId26" w:history="1">
           <w:r>
             <w:rPr>
               <w:rStyle w:val="Hyperlink"/>
@@ -4445,7 +4506,7 @@
           <w:sz w:val="24"/>
           <w:u w:val="single"/>
         </w:rPr>
-        <w:hyperlink r:id="rId27" w:history="1">
+        <w:hyperlink r:id="rId26" w:history="1">
           <w:r>
             <w:rPr>
               <w:rStyle w:val="Hyperlink"/>
@@ -4474,7 +4535,7 @@
           <w:sz w:val="24"/>
           <w:u w:val="single"/>
         </w:rPr>
-        <w:hyperlink r:id="rId27" w:history="1">
+        <w:hyperlink r:id="rId26" w:history="1">
           <w:r>
             <w:rPr>
               <w:rStyle w:val="Hyperlink"/>

--- a/EXPORTS/DOCX/published/niveau3/English/EMArtis.docx
+++ b/EXPORTS/DOCX/published/niveau3/English/EMArtis.docx
@@ -615,14 +615,7 @@
           <w:color w:val="000000"/>
           <w:sz w:val="24"/>
         </w:rPr>
-        <w:hyperlink r:id="rId10" w:history="1">
-          <w:r>
-            <w:rPr>
-              <w:rStyle w:val="Hyperlink"/>
-            </w:rPr>
-            <w:t xml:space="preserve">cted by the </w:t>
-          </w:r>
-        </w:hyperlink>
+        <w:t xml:space="preserve">cted by the </w:t>
       </w:r>
       <w:r>
         <w:rPr>
@@ -3562,7 +3555,7 @@
           <w:sz w:val="24"/>
           <w:u w:val="single"/>
         </w:rPr>
-        <w:hyperlink r:id="rId19" w:history="1">
+        <w:hyperlink r:id="rId20" w:history="1">
           <w:r>
             <w:rPr>
               <w:rStyle w:val="Hyperlink"/>
@@ -3673,7 +3666,7 @@
           <w:sz w:val="24"/>
           <w:u w:val="single"/>
         </w:rPr>
-        <w:hyperlink r:id="rId20" w:history="1">
+        <w:hyperlink r:id="rId19" w:history="1">
           <w:r>
             <w:rPr>
               <w:rStyle w:val="Hyperlink"/>
@@ -3891,7 +3884,7 @@
           <w:sz w:val="24"/>
           <w:u w:val="single"/>
         </w:rPr>
-        <w:hyperlink r:id="rId22" w:history="1">
+        <w:hyperlink r:id="rId21" w:history="1">
           <w:r>
             <w:rPr>
               <w:rStyle w:val="Hyperlink"/>
@@ -3920,7 +3913,7 @@
           <w:sz w:val="24"/>
           <w:u w:val="single"/>
         </w:rPr>
-        <w:hyperlink r:id="rId22" w:history="1">
+        <w:hyperlink r:id="rId21" w:history="1">
           <w:r>
             <w:rPr>
               <w:rStyle w:val="Hyperlink"/>
@@ -4269,7 +4262,7 @@
           <w:sz w:val="24"/>
           <w:u w:val="single"/>
         </w:rPr>
-        <w:hyperlink r:id="rId24" w:history="1">
+        <w:hyperlink r:id="rId23" w:history="1">
           <w:r>
             <w:rPr>
               <w:rStyle w:val="Hyperlink"/>
@@ -4506,7 +4499,7 @@
           <w:sz w:val="24"/>
           <w:u w:val="single"/>
         </w:rPr>
-        <w:hyperlink r:id="rId26" w:history="1">
+        <w:hyperlink r:id="rId25" w:history="1">
           <w:r>
             <w:rPr>
               <w:rStyle w:val="Hyperlink"/>

--- a/EXPORTS/DOCX/published/niveau3/English/EMArtis.docx
+++ b/EXPORTS/DOCX/published/niveau3/English/EMArtis.docx
@@ -3555,7 +3555,7 @@
           <w:sz w:val="24"/>
           <w:u w:val="single"/>
         </w:rPr>
-        <w:hyperlink r:id="rId20" w:history="1">
+        <w:hyperlink r:id="rId19" w:history="1">
           <w:r>
             <w:rPr>
               <w:rStyle w:val="Hyperlink"/>
@@ -3784,7 +3784,7 @@
           <w:sz w:val="24"/>
           <w:u w:val="single"/>
         </w:rPr>
-        <w:hyperlink r:id="rId21" w:history="1">
+        <w:hyperlink r:id="rId20" w:history="1">
           <w:r>
             <w:rPr>
               <w:rStyle w:val="Hyperlink"/>
@@ -3802,7 +3802,7 @@
           <w:sz w:val="24"/>
           <w:u w:val="single"/>
         </w:rPr>
-        <w:hyperlink r:id="rId21" w:history="1">
+        <w:hyperlink r:id="rId20" w:history="1">
           <w:r>
             <w:rPr>
               <w:rStyle w:val="Hyperlink"/>
@@ -3820,7 +3820,7 @@
           <w:sz w:val="24"/>
           <w:u w:val="single"/>
         </w:rPr>
-        <w:hyperlink r:id="rId21" w:history="1">
+        <w:hyperlink r:id="rId20" w:history="1">
           <w:r>
             <w:rPr>
               <w:rStyle w:val="Hyperlink"/>
@@ -3838,7 +3838,7 @@
           <w:sz w:val="24"/>
           <w:u w:val="single"/>
         </w:rPr>
-        <w:hyperlink r:id="rId21" w:history="1">
+        <w:hyperlink r:id="rId20" w:history="1">
           <w:r>
             <w:rPr>
               <w:rStyle w:val="Hyperlink"/>
@@ -3866,7 +3866,7 @@
           <w:sz w:val="24"/>
           <w:u w:val="single"/>
         </w:rPr>
-        <w:hyperlink r:id="rId22" w:history="1">
+        <w:hyperlink r:id="rId21" w:history="1">
           <w:r>
             <w:rPr>
               <w:rStyle w:val="Hyperlink"/>
@@ -3884,7 +3884,7 @@
           <w:sz w:val="24"/>
           <w:u w:val="single"/>
         </w:rPr>
-        <w:hyperlink r:id="rId21" w:history="1">
+        <w:hyperlink r:id="rId20" w:history="1">
           <w:r>
             <w:rPr>
               <w:rStyle w:val="Hyperlink"/>
@@ -3913,7 +3913,7 @@
           <w:sz w:val="24"/>
           <w:u w:val="single"/>
         </w:rPr>
-        <w:hyperlink r:id="rId21" w:history="1">
+        <w:hyperlink r:id="rId20" w:history="1">
           <w:r>
             <w:rPr>
               <w:rStyle w:val="Hyperlink"/>
@@ -4051,7 +4051,7 @@
           <w:sz w:val="24"/>
           <w:u w:val="single"/>
         </w:rPr>
-        <w:hyperlink r:id="rId23" w:history="1">
+        <w:hyperlink r:id="rId22" w:history="1">
           <w:r>
             <w:rPr>
               <w:rStyle w:val="Hyperlink"/>
@@ -4069,7 +4069,7 @@
           <w:sz w:val="24"/>
           <w:u w:val="single"/>
         </w:rPr>
-        <w:hyperlink r:id="rId23" w:history="1">
+        <w:hyperlink r:id="rId22" w:history="1">
           <w:r>
             <w:rPr>
               <w:rStyle w:val="Hyperlink"/>
@@ -4087,7 +4087,7 @@
           <w:sz w:val="24"/>
           <w:u w:val="single"/>
         </w:rPr>
-        <w:hyperlink r:id="rId23" w:history="1">
+        <w:hyperlink r:id="rId22" w:history="1">
           <w:r>
             <w:rPr>
               <w:rStyle w:val="Hyperlink"/>
@@ -4105,7 +4105,7 @@
           <w:sz w:val="24"/>
           <w:u w:val="single"/>
         </w:rPr>
-        <w:hyperlink r:id="rId23" w:history="1">
+        <w:hyperlink r:id="rId22" w:history="1">
           <w:r>
             <w:rPr>
               <w:rStyle w:val="Hyperlink"/>
@@ -4126,7 +4126,7 @@
           <w:sz w:val="24"/>
           <w:u w:val="single"/>
         </w:rPr>
-        <w:hyperlink r:id="rId23" w:history="1">
+        <w:hyperlink r:id="rId22" w:history="1">
           <w:r>
             <w:rPr>
               <w:rStyle w:val="Hyperlink"/>
@@ -4144,7 +4144,7 @@
           <w:sz w:val="24"/>
           <w:u w:val="single"/>
         </w:rPr>
-        <w:hyperlink r:id="rId23" w:history="1">
+        <w:hyperlink r:id="rId22" w:history="1">
           <w:r>
             <w:rPr>
               <w:rStyle w:val="Hyperlink"/>
@@ -4162,7 +4162,7 @@
           <w:sz w:val="24"/>
           <w:u w:val="single"/>
         </w:rPr>
-        <w:hyperlink r:id="rId23" w:history="1">
+        <w:hyperlink r:id="rId22" w:history="1">
           <w:r>
             <w:rPr>
               <w:rStyle w:val="Hyperlink"/>
@@ -4180,7 +4180,7 @@
           <w:sz w:val="24"/>
           <w:u w:val="single"/>
         </w:rPr>
-        <w:hyperlink r:id="rId23" w:history="1">
+        <w:hyperlink r:id="rId22" w:history="1">
           <w:r>
             <w:rPr>
               <w:rStyle w:val="Hyperlink"/>
@@ -4198,7 +4198,7 @@
           <w:sz w:val="24"/>
           <w:u w:val="single"/>
         </w:rPr>
-        <w:hyperlink r:id="rId23" w:history="1">
+        <w:hyperlink r:id="rId22" w:history="1">
           <w:r>
             <w:rPr>
               <w:rStyle w:val="Hyperlink"/>
@@ -4216,7 +4216,7 @@
           <w:sz w:val="24"/>
           <w:u w:val="single"/>
         </w:rPr>
-        <w:hyperlink r:id="rId23" w:history="1">
+        <w:hyperlink r:id="rId22" w:history="1">
           <w:r>
             <w:rPr>
               <w:rStyle w:val="Hyperlink"/>
@@ -4244,7 +4244,7 @@
           <w:sz w:val="24"/>
           <w:u w:val="single"/>
         </w:rPr>
-        <w:hyperlink r:id="rId24" w:history="1">
+        <w:hyperlink r:id="rId23" w:history="1">
           <w:r>
             <w:rPr>
               <w:rStyle w:val="Hyperlink"/>
@@ -4262,7 +4262,7 @@
           <w:sz w:val="24"/>
           <w:u w:val="single"/>
         </w:rPr>
-        <w:hyperlink r:id="rId23" w:history="1">
+        <w:hyperlink r:id="rId22" w:history="1">
           <w:r>
             <w:rPr>
               <w:rStyle w:val="Hyperlink"/>
@@ -4399,7 +4399,7 @@
           <w:sz w:val="24"/>
           <w:u w:val="single"/>
         </w:rPr>
-        <w:hyperlink r:id="rId25" w:history="1">
+        <w:hyperlink r:id="rId24" w:history="1">
           <w:r>
             <w:rPr>
               <w:rStyle w:val="Hyperlink"/>
@@ -4417,7 +4417,7 @@
           <w:sz w:val="24"/>
           <w:u w:val="single"/>
         </w:rPr>
-        <w:hyperlink r:id="rId25" w:history="1">
+        <w:hyperlink r:id="rId24" w:history="1">
           <w:r>
             <w:rPr>
               <w:rStyle w:val="Hyperlink"/>
@@ -4435,7 +4435,7 @@
           <w:sz w:val="24"/>
           <w:u w:val="single"/>
         </w:rPr>
-        <w:hyperlink r:id="rId25" w:history="1">
+        <w:hyperlink r:id="rId24" w:history="1">
           <w:r>
             <w:rPr>
               <w:rStyle w:val="Hyperlink"/>
@@ -4453,7 +4453,7 @@
           <w:sz w:val="24"/>
           <w:u w:val="single"/>
         </w:rPr>
-        <w:hyperlink r:id="rId25" w:history="1">
+        <w:hyperlink r:id="rId24" w:history="1">
           <w:r>
             <w:rPr>
               <w:rStyle w:val="Hyperlink"/>
@@ -4481,7 +4481,7 @@
           <w:sz w:val="24"/>
           <w:u w:val="single"/>
         </w:rPr>
-        <w:hyperlink r:id="rId26" w:history="1">
+        <w:hyperlink r:id="rId25" w:history="1">
           <w:r>
             <w:rPr>
               <w:rStyle w:val="Hyperlink"/>
@@ -4528,7 +4528,7 @@
           <w:sz w:val="24"/>
           <w:u w:val="single"/>
         </w:rPr>
-        <w:hyperlink r:id="rId26" w:history="1">
+        <w:hyperlink r:id="rId25" w:history="1">
           <w:r>
             <w:rPr>
               <w:rStyle w:val="Hyperlink"/>

--- a/EXPORTS/DOCX/published/niveau3/English/EMArtis.docx
+++ b/EXPORTS/DOCX/published/niveau3/English/EMArtis.docx
@@ -532,90 +532,7 @@
           <w:color w:val="000000"/>
           <w:sz w:val="24"/>
         </w:rPr>
-        <w:hyperlink r:id="rId10" w:history="1">
-          <w:r>
-            <w:rPr>
-              <w:rStyle w:val="Hyperlink"/>
-            </w:rPr>
-            <w:t>n, of 1883 and</w:t>
-          </w:r>
-        </w:hyperlink>
-      </w:r>
-      <w:r>
-        <w:rPr>
-          <w:u w:val="single" w:color="0000ff"/>
-          <w:rFonts w:ascii="Charis SIL Regular" w:hAnsi="Charis SIL Regular" w:eastAsia="Charis SIL Regular"/>
-          <w:b w:val="0"/>
-          <w:i w:val="0"/>
-          <w:color w:val="000000"/>
-          <w:sz w:val="24"/>
-        </w:rPr>
-        <w:t xml:space="preserve"> </w:t>
-      </w:r>
-      <w:r>
-        <w:rPr>
-          <w:u w:val="single" w:color="0000ff"/>
-          <w:rFonts w:ascii="Charis SIL Regular" w:hAnsi="Charis SIL Regular" w:eastAsia="Charis SIL Regular"/>
-          <w:b w:val="0"/>
-          <w:i w:val="0"/>
-          <w:color w:val="000000"/>
-          <w:sz w:val="24"/>
-        </w:rPr>
-        <w:hyperlink r:id="rId10" w:history="1">
-          <w:r>
-            <w:rPr>
-              <w:rStyle w:val="Hyperlink"/>
-            </w:rPr>
-            <w:t>objects c</w:t>
-          </w:r>
-        </w:hyperlink>
-      </w:r>
-      <w:r>
-        <w:rPr>
-          <w:u w:val="single" w:color="0000ff"/>
-          <w:rFonts w:ascii="Charis SIL Regular" w:hAnsi="Charis SIL Regular" w:eastAsia="Charis SIL Regular"/>
-          <w:b w:val="0"/>
-          <w:i w:val="0"/>
-          <w:color w:val="000000"/>
-          <w:sz w:val="24"/>
-        </w:rPr>
-        <w:hyperlink r:id="rId10" w:history="1">
-          <w:r>
-            <w:rPr>
-              <w:rStyle w:val="Hyperlink"/>
-            </w:rPr>
-            <w:t>o</w:t>
-          </w:r>
-        </w:hyperlink>
-      </w:r>
-      <w:r>
-        <w:rPr>
-          <w:u w:val="single" w:color="0000ff"/>
-          <w:rFonts w:ascii="Charis SIL Regular" w:hAnsi="Charis SIL Regular" w:eastAsia="Charis SIL Regular"/>
-          <w:b w:val="0"/>
-          <w:i w:val="0"/>
-          <w:color w:val="000000"/>
-          <w:sz w:val="24"/>
-        </w:rPr>
-        <w:hyperlink r:id="rId10" w:history="1">
-          <w:r>
-            <w:rPr>
-              <w:rStyle w:val="Hyperlink"/>
-            </w:rPr>
-            <w:t>lle</w:t>
-          </w:r>
-        </w:hyperlink>
-      </w:r>
-      <w:r>
-        <w:rPr>
-          <w:u w:val="single" w:color="0000ff"/>
-          <w:rFonts w:ascii="Charis SIL Regular" w:hAnsi="Charis SIL Regular" w:eastAsia="Charis SIL Regular"/>
-          <w:b w:val="0"/>
-          <w:i w:val="0"/>
-          <w:color w:val="000000"/>
-          <w:sz w:val="24"/>
-        </w:rPr>
-        <w:t xml:space="preserve">cted by the </w:t>
+        <w:t xml:space="preserve">n, of 1883 and objects collected by the </w:t>
       </w:r>
       <w:r>
         <w:rPr>
@@ -3555,7 +3472,7 @@
           <w:sz w:val="24"/>
           <w:u w:val="single"/>
         </w:rPr>
-        <w:hyperlink r:id="rId19" w:history="1">
+        <w:hyperlink r:id="rId20" w:history="1">
           <w:r>
             <w:rPr>
               <w:rStyle w:val="Hyperlink"/>
@@ -3573,7 +3490,7 @@
           <w:sz w:val="24"/>
           <w:u w:val="single"/>
         </w:rPr>
-        <w:hyperlink r:id="rId19" w:history="1">
+        <w:hyperlink r:id="rId20" w:history="1">
           <w:r>
             <w:rPr>
               <w:rStyle w:val="Hyperlink"/>
@@ -3602,7 +3519,7 @@
           <w:sz w:val="24"/>
           <w:u w:val="single"/>
         </w:rPr>
-        <w:hyperlink r:id="rId19" w:history="1">
+        <w:hyperlink r:id="rId20" w:history="1">
           <w:r>
             <w:rPr>
               <w:rStyle w:val="Hyperlink"/>
@@ -3637,7 +3554,7 @@
           <w:sz w:val="24"/>
           <w:u w:val="single"/>
         </w:rPr>
-        <w:hyperlink r:id="rId19" w:history="1">
+        <w:hyperlink r:id="rId21" w:history="1">
           <w:r>
             <w:rPr>
               <w:rStyle w:val="Hyperlink"/>
@@ -3666,7 +3583,7 @@
           <w:sz w:val="24"/>
           <w:u w:val="single"/>
         </w:rPr>
-        <w:hyperlink r:id="rId19" w:history="1">
+        <w:hyperlink r:id="rId21" w:history="1">
           <w:r>
             <w:rPr>
               <w:rStyle w:val="Hyperlink"/>
@@ -3784,7 +3701,7 @@
           <w:sz w:val="24"/>
           <w:u w:val="single"/>
         </w:rPr>
-        <w:hyperlink r:id="rId20" w:history="1">
+        <w:hyperlink r:id="rId22" w:history="1">
           <w:r>
             <w:rPr>
               <w:rStyle w:val="Hyperlink"/>
@@ -3802,7 +3719,7 @@
           <w:sz w:val="24"/>
           <w:u w:val="single"/>
         </w:rPr>
-        <w:hyperlink r:id="rId20" w:history="1">
+        <w:hyperlink r:id="rId22" w:history="1">
           <w:r>
             <w:rPr>
               <w:rStyle w:val="Hyperlink"/>
@@ -3820,7 +3737,7 @@
           <w:sz w:val="24"/>
           <w:u w:val="single"/>
         </w:rPr>
-        <w:hyperlink r:id="rId20" w:history="1">
+        <w:hyperlink r:id="rId22" w:history="1">
           <w:r>
             <w:rPr>
               <w:rStyle w:val="Hyperlink"/>
@@ -3838,7 +3755,7 @@
           <w:sz w:val="24"/>
           <w:u w:val="single"/>
         </w:rPr>
-        <w:hyperlink r:id="rId20" w:history="1">
+        <w:hyperlink r:id="rId22" w:history="1">
           <w:r>
             <w:rPr>
               <w:rStyle w:val="Hyperlink"/>
@@ -3866,7 +3783,7 @@
           <w:sz w:val="24"/>
           <w:u w:val="single"/>
         </w:rPr>
-        <w:hyperlink r:id="rId21" w:history="1">
+        <w:hyperlink r:id="rId22" w:history="1">
           <w:r>
             <w:rPr>
               <w:rStyle w:val="Hyperlink"/>
@@ -3884,7 +3801,7 @@
           <w:sz w:val="24"/>
           <w:u w:val="single"/>
         </w:rPr>
-        <w:hyperlink r:id="rId20" w:history="1">
+        <w:hyperlink r:id="rId22" w:history="1">
           <w:r>
             <w:rPr>
               <w:rStyle w:val="Hyperlink"/>
@@ -3913,7 +3830,7 @@
           <w:sz w:val="24"/>
           <w:u w:val="single"/>
         </w:rPr>
-        <w:hyperlink r:id="rId20" w:history="1">
+        <w:hyperlink r:id="rId23" w:history="1">
           <w:r>
             <w:rPr>
               <w:rStyle w:val="Hyperlink"/>
@@ -4051,7 +3968,7 @@
           <w:sz w:val="24"/>
           <w:u w:val="single"/>
         </w:rPr>
-        <w:hyperlink r:id="rId22" w:history="1">
+        <w:hyperlink r:id="rId24" w:history="1">
           <w:r>
             <w:rPr>
               <w:rStyle w:val="Hyperlink"/>
@@ -4069,7 +3986,7 @@
           <w:sz w:val="24"/>
           <w:u w:val="single"/>
         </w:rPr>
-        <w:hyperlink r:id="rId22" w:history="1">
+        <w:hyperlink r:id="rId24" w:history="1">
           <w:r>
             <w:rPr>
               <w:rStyle w:val="Hyperlink"/>
@@ -4087,7 +4004,7 @@
           <w:sz w:val="24"/>
           <w:u w:val="single"/>
         </w:rPr>
-        <w:hyperlink r:id="rId22" w:history="1">
+        <w:hyperlink r:id="rId24" w:history="1">
           <w:r>
             <w:rPr>
               <w:rStyle w:val="Hyperlink"/>
@@ -4105,7 +4022,7 @@
           <w:sz w:val="24"/>
           <w:u w:val="single"/>
         </w:rPr>
-        <w:hyperlink r:id="rId22" w:history="1">
+        <w:hyperlink r:id="rId24" w:history="1">
           <w:r>
             <w:rPr>
               <w:rStyle w:val="Hyperlink"/>
@@ -4126,7 +4043,7 @@
           <w:sz w:val="24"/>
           <w:u w:val="single"/>
         </w:rPr>
-        <w:hyperlink r:id="rId22" w:history="1">
+        <w:hyperlink r:id="rId24" w:history="1">
           <w:r>
             <w:rPr>
               <w:rStyle w:val="Hyperlink"/>
@@ -4144,7 +4061,7 @@
           <w:sz w:val="24"/>
           <w:u w:val="single"/>
         </w:rPr>
-        <w:hyperlink r:id="rId22" w:history="1">
+        <w:hyperlink r:id="rId24" w:history="1">
           <w:r>
             <w:rPr>
               <w:rStyle w:val="Hyperlink"/>
@@ -4162,7 +4079,7 @@
           <w:sz w:val="24"/>
           <w:u w:val="single"/>
         </w:rPr>
-        <w:hyperlink r:id="rId22" w:history="1">
+        <w:hyperlink r:id="rId24" w:history="1">
           <w:r>
             <w:rPr>
               <w:rStyle w:val="Hyperlink"/>
@@ -4180,7 +4097,7 @@
           <w:sz w:val="24"/>
           <w:u w:val="single"/>
         </w:rPr>
-        <w:hyperlink r:id="rId22" w:history="1">
+        <w:hyperlink r:id="rId24" w:history="1">
           <w:r>
             <w:rPr>
               <w:rStyle w:val="Hyperlink"/>
@@ -4198,7 +4115,7 @@
           <w:sz w:val="24"/>
           <w:u w:val="single"/>
         </w:rPr>
-        <w:hyperlink r:id="rId22" w:history="1">
+        <w:hyperlink r:id="rId24" w:history="1">
           <w:r>
             <w:rPr>
               <w:rStyle w:val="Hyperlink"/>
@@ -4216,7 +4133,7 @@
           <w:sz w:val="24"/>
           <w:u w:val="single"/>
         </w:rPr>
-        <w:hyperlink r:id="rId22" w:history="1">
+        <w:hyperlink r:id="rId24" w:history="1">
           <w:r>
             <w:rPr>
               <w:rStyle w:val="Hyperlink"/>
@@ -4244,7 +4161,7 @@
           <w:sz w:val="24"/>
           <w:u w:val="single"/>
         </w:rPr>
-        <w:hyperlink r:id="rId23" w:history="1">
+        <w:hyperlink r:id="rId25" w:history="1">
           <w:r>
             <w:rPr>
               <w:rStyle w:val="Hyperlink"/>
@@ -4262,7 +4179,7 @@
           <w:sz w:val="24"/>
           <w:u w:val="single"/>
         </w:rPr>
-        <w:hyperlink r:id="rId22" w:history="1">
+        <w:hyperlink r:id="rId25" w:history="1">
           <w:r>
             <w:rPr>
               <w:rStyle w:val="Hyperlink"/>
@@ -4399,7 +4316,7 @@
           <w:sz w:val="24"/>
           <w:u w:val="single"/>
         </w:rPr>
-        <w:hyperlink r:id="rId24" w:history="1">
+        <w:hyperlink r:id="rId26" w:history="1">
           <w:r>
             <w:rPr>
               <w:rStyle w:val="Hyperlink"/>
@@ -4417,7 +4334,7 @@
           <w:sz w:val="24"/>
           <w:u w:val="single"/>
         </w:rPr>
-        <w:hyperlink r:id="rId24" w:history="1">
+        <w:hyperlink r:id="rId26" w:history="1">
           <w:r>
             <w:rPr>
               <w:rStyle w:val="Hyperlink"/>
@@ -4435,7 +4352,7 @@
           <w:sz w:val="24"/>
           <w:u w:val="single"/>
         </w:rPr>
-        <w:hyperlink r:id="rId24" w:history="1">
+        <w:hyperlink r:id="rId26" w:history="1">
           <w:r>
             <w:rPr>
               <w:rStyle w:val="Hyperlink"/>
@@ -4453,7 +4370,7 @@
           <w:sz w:val="24"/>
           <w:u w:val="single"/>
         </w:rPr>
-        <w:hyperlink r:id="rId24" w:history="1">
+        <w:hyperlink r:id="rId26" w:history="1">
           <w:r>
             <w:rPr>
               <w:rStyle w:val="Hyperlink"/>
@@ -4481,7 +4398,7 @@
           <w:sz w:val="24"/>
           <w:u w:val="single"/>
         </w:rPr>
-        <w:hyperlink r:id="rId25" w:history="1">
+        <w:hyperlink r:id="rId27" w:history="1">
           <w:r>
             <w:rPr>
               <w:rStyle w:val="Hyperlink"/>
@@ -4499,7 +4416,7 @@
           <w:sz w:val="24"/>
           <w:u w:val="single"/>
         </w:rPr>
-        <w:hyperlink r:id="rId25" w:history="1">
+        <w:hyperlink r:id="rId27" w:history="1">
           <w:r>
             <w:rPr>
               <w:rStyle w:val="Hyperlink"/>
@@ -4528,7 +4445,7 @@
           <w:sz w:val="24"/>
           <w:u w:val="single"/>
         </w:rPr>
-        <w:hyperlink r:id="rId25" w:history="1">
+        <w:hyperlink r:id="rId27" w:history="1">
           <w:r>
             <w:rPr>
               <w:rStyle w:val="Hyperlink"/>

--- a/EXPORTS/DOCX/published/niveau3/English/EMArtis.docx
+++ b/EXPORTS/DOCX/published/niveau3/English/EMArtis.docx
@@ -532,7 +532,90 @@
           <w:color w:val="000000"/>
           <w:sz w:val="24"/>
         </w:rPr>
-        <w:t xml:space="preserve">n, of 1883 and objects collected by the </w:t>
+        <w:hyperlink r:id="rId10" w:history="1">
+          <w:r>
+            <w:rPr>
+              <w:rStyle w:val="Hyperlink"/>
+            </w:rPr>
+            <w:t>n, of 1883 and</w:t>
+          </w:r>
+        </w:hyperlink>
+      </w:r>
+      <w:r>
+        <w:rPr>
+          <w:u w:val="single" w:color="0000ff"/>
+          <w:rFonts w:ascii="Charis SIL Regular" w:hAnsi="Charis SIL Regular" w:eastAsia="Charis SIL Regular"/>
+          <w:b w:val="0"/>
+          <w:i w:val="0"/>
+          <w:color w:val="000000"/>
+          <w:sz w:val="24"/>
+        </w:rPr>
+        <w:t xml:space="preserve"> </w:t>
+      </w:r>
+      <w:r>
+        <w:rPr>
+          <w:u w:val="single" w:color="0000ff"/>
+          <w:rFonts w:ascii="Charis SIL Regular" w:hAnsi="Charis SIL Regular" w:eastAsia="Charis SIL Regular"/>
+          <w:b w:val="0"/>
+          <w:i w:val="0"/>
+          <w:color w:val="000000"/>
+          <w:sz w:val="24"/>
+        </w:rPr>
+        <w:hyperlink r:id="rId10" w:history="1">
+          <w:r>
+            <w:rPr>
+              <w:rStyle w:val="Hyperlink"/>
+            </w:rPr>
+            <w:t>objects c</w:t>
+          </w:r>
+        </w:hyperlink>
+      </w:r>
+      <w:r>
+        <w:rPr>
+          <w:u w:val="single" w:color="0000ff"/>
+          <w:rFonts w:ascii="Charis SIL Regular" w:hAnsi="Charis SIL Regular" w:eastAsia="Charis SIL Regular"/>
+          <w:b w:val="0"/>
+          <w:i w:val="0"/>
+          <w:color w:val="000000"/>
+          <w:sz w:val="24"/>
+        </w:rPr>
+        <w:hyperlink r:id="rId10" w:history="1">
+          <w:r>
+            <w:rPr>
+              <w:rStyle w:val="Hyperlink"/>
+            </w:rPr>
+            <w:t>o</w:t>
+          </w:r>
+        </w:hyperlink>
+      </w:r>
+      <w:r>
+        <w:rPr>
+          <w:u w:val="single" w:color="0000ff"/>
+          <w:rFonts w:ascii="Charis SIL Regular" w:hAnsi="Charis SIL Regular" w:eastAsia="Charis SIL Regular"/>
+          <w:b w:val="0"/>
+          <w:i w:val="0"/>
+          <w:color w:val="000000"/>
+          <w:sz w:val="24"/>
+        </w:rPr>
+        <w:hyperlink r:id="rId10" w:history="1">
+          <w:r>
+            <w:rPr>
+              <w:rStyle w:val="Hyperlink"/>
+            </w:rPr>
+            <w:t>lle</w:t>
+          </w:r>
+        </w:hyperlink>
+      </w:r>
+      <w:r>
+        <w:rPr>
+          <w:u w:val="single" w:color="0000ff"/>
+          <w:rFonts w:ascii="Charis SIL Regular" w:hAnsi="Charis SIL Regular" w:eastAsia="Charis SIL Regular"/>
+          <w:b w:val="0"/>
+          <w:i w:val="0"/>
+          <w:color w:val="000000"/>
+          <w:sz w:val="24"/>
+        </w:rPr>
+        <w:t xml:space="preserve">cted by the </w:t>
       </w:r>
       <w:r>
         <w:rPr>
@@ -3490,7 +3573,7 @@
           <w:sz w:val="24"/>
           <w:u w:val="single"/>
         </w:rPr>
-        <w:hyperlink r:id="rId20" w:history="1">
+        <w:hyperlink r:id="rId19" w:history="1">
           <w:r>
             <w:rPr>
               <w:rStyle w:val="Hyperlink"/>
@@ -3519,7 +3602,7 @@
           <w:sz w:val="24"/>
           <w:u w:val="single"/>
         </w:rPr>
-        <w:hyperlink r:id="rId20" w:history="1">
+        <w:hyperlink r:id="rId19" w:history="1">
           <w:r>
             <w:rPr>
               <w:rStyle w:val="Hyperlink"/>
@@ -3536,14 +3619,7 @@
           <w:color w:val="000000"/>
           <w:sz w:val="24"/>
         </w:rPr>
-        <w:hyperlink r:id="rId19" w:history="1">
-          <w:r>
-            <w:rPr>
-              <w:rStyle w:val="Hyperlink"/>
-            </w:rPr>
-            <w:t xml:space="preserve">, </w:t>
-          </w:r>
-        </w:hyperlink>
+        <w:t xml:space="preserve">, </w:t>
       </w:r>
       <w:r>
         <w:rPr>
@@ -3554,7 +3630,7 @@
           <w:sz w:val="24"/>
           <w:u w:val="single"/>
         </w:rPr>
-        <w:hyperlink r:id="rId21" w:history="1">
+        <w:hyperlink r:id="rId19" w:history="1">
           <w:r>
             <w:rPr>
               <w:rStyle w:val="Hyperlink"/>
@@ -3583,7 +3659,7 @@
           <w:sz w:val="24"/>
           <w:u w:val="single"/>
         </w:rPr>
-        <w:hyperlink r:id="rId21" w:history="1">
+        <w:hyperlink r:id="rId19" w:history="1">
           <w:r>
             <w:rPr>
               <w:rStyle w:val="Hyperlink"/>
@@ -3701,7 +3777,7 @@
           <w:sz w:val="24"/>
           <w:u w:val="single"/>
         </w:rPr>
-        <w:hyperlink r:id="rId22" w:history="1">
+        <w:hyperlink r:id="rId21" w:history="1">
           <w:r>
             <w:rPr>
               <w:rStyle w:val="Hyperlink"/>
@@ -3719,7 +3795,7 @@
           <w:sz w:val="24"/>
           <w:u w:val="single"/>
         </w:rPr>
-        <w:hyperlink r:id="rId22" w:history="1">
+        <w:hyperlink r:id="rId21" w:history="1">
           <w:r>
             <w:rPr>
               <w:rStyle w:val="Hyperlink"/>
@@ -3737,7 +3813,7 @@
           <w:sz w:val="24"/>
           <w:u w:val="single"/>
         </w:rPr>
-        <w:hyperlink r:id="rId22" w:history="1">
+        <w:hyperlink r:id="rId21" w:history="1">
           <w:r>
             <w:rPr>
               <w:rStyle w:val="Hyperlink"/>
@@ -3755,7 +3831,7 @@
           <w:sz w:val="24"/>
           <w:u w:val="single"/>
         </w:rPr>
-        <w:hyperlink r:id="rId22" w:history="1">
+        <w:hyperlink r:id="rId21" w:history="1">
           <w:r>
             <w:rPr>
               <w:rStyle w:val="Hyperlink"/>
@@ -3801,7 +3877,7 @@
           <w:sz w:val="24"/>
           <w:u w:val="single"/>
         </w:rPr>
-        <w:hyperlink r:id="rId22" w:history="1">
+        <w:hyperlink r:id="rId21" w:history="1">
           <w:r>
             <w:rPr>
               <w:rStyle w:val="Hyperlink"/>
@@ -3830,7 +3906,7 @@
           <w:sz w:val="24"/>
           <w:u w:val="single"/>
         </w:rPr>
-        <w:hyperlink r:id="rId23" w:history="1">
+        <w:hyperlink r:id="rId21" w:history="1">
           <w:r>
             <w:rPr>
               <w:rStyle w:val="Hyperlink"/>
@@ -3968,7 +4044,7 @@
           <w:sz w:val="24"/>
           <w:u w:val="single"/>
         </w:rPr>
-        <w:hyperlink r:id="rId24" w:history="1">
+        <w:hyperlink r:id="rId23" w:history="1">
           <w:r>
             <w:rPr>
               <w:rStyle w:val="Hyperlink"/>
@@ -3986,7 +4062,7 @@
           <w:sz w:val="24"/>
           <w:u w:val="single"/>
         </w:rPr>
-        <w:hyperlink r:id="rId24" w:history="1">
+        <w:hyperlink r:id="rId23" w:history="1">
           <w:r>
             <w:rPr>
               <w:rStyle w:val="Hyperlink"/>
@@ -4004,7 +4080,7 @@
           <w:sz w:val="24"/>
           <w:u w:val="single"/>
         </w:rPr>
-        <w:hyperlink r:id="rId24" w:history="1">
+        <w:hyperlink r:id="rId23" w:history="1">
           <w:r>
             <w:rPr>
               <w:rStyle w:val="Hyperlink"/>
@@ -4022,7 +4098,7 @@
           <w:sz w:val="24"/>
           <w:u w:val="single"/>
         </w:rPr>
-        <w:hyperlink r:id="rId24" w:history="1">
+        <w:hyperlink r:id="rId23" w:history="1">
           <w:r>
             <w:rPr>
               <w:rStyle w:val="Hyperlink"/>
@@ -4043,7 +4119,7 @@
           <w:sz w:val="24"/>
           <w:u w:val="single"/>
         </w:rPr>
-        <w:hyperlink r:id="rId24" w:history="1">
+        <w:hyperlink r:id="rId23" w:history="1">
           <w:r>
             <w:rPr>
               <w:rStyle w:val="Hyperlink"/>
@@ -4061,7 +4137,7 @@
           <w:sz w:val="24"/>
           <w:u w:val="single"/>
         </w:rPr>
-        <w:hyperlink r:id="rId24" w:history="1">
+        <w:hyperlink r:id="rId23" w:history="1">
           <w:r>
             <w:rPr>
               <w:rStyle w:val="Hyperlink"/>
@@ -4079,7 +4155,7 @@
           <w:sz w:val="24"/>
           <w:u w:val="single"/>
         </w:rPr>
-        <w:hyperlink r:id="rId24" w:history="1">
+        <w:hyperlink r:id="rId23" w:history="1">
           <w:r>
             <w:rPr>
               <w:rStyle w:val="Hyperlink"/>
@@ -4097,7 +4173,7 @@
           <w:sz w:val="24"/>
           <w:u w:val="single"/>
         </w:rPr>
-        <w:hyperlink r:id="rId24" w:history="1">
+        <w:hyperlink r:id="rId23" w:history="1">
           <w:r>
             <w:rPr>
               <w:rStyle w:val="Hyperlink"/>
@@ -4115,7 +4191,7 @@
           <w:sz w:val="24"/>
           <w:u w:val="single"/>
         </w:rPr>
-        <w:hyperlink r:id="rId24" w:history="1">
+        <w:hyperlink r:id="rId23" w:history="1">
           <w:r>
             <w:rPr>
               <w:rStyle w:val="Hyperlink"/>
@@ -4133,7 +4209,7 @@
           <w:sz w:val="24"/>
           <w:u w:val="single"/>
         </w:rPr>
-        <w:hyperlink r:id="rId24" w:history="1">
+        <w:hyperlink r:id="rId23" w:history="1">
           <w:r>
             <w:rPr>
               <w:rStyle w:val="Hyperlink"/>
@@ -4161,7 +4237,7 @@
           <w:sz w:val="24"/>
           <w:u w:val="single"/>
         </w:rPr>
-        <w:hyperlink r:id="rId25" w:history="1">
+        <w:hyperlink r:id="rId24" w:history="1">
           <w:r>
             <w:rPr>
               <w:rStyle w:val="Hyperlink"/>
@@ -4179,7 +4255,7 @@
           <w:sz w:val="24"/>
           <w:u w:val="single"/>
         </w:rPr>
-        <w:hyperlink r:id="rId25" w:history="1">
+        <w:hyperlink r:id="rId23" w:history="1">
           <w:r>
             <w:rPr>
               <w:rStyle w:val="Hyperlink"/>
@@ -4316,7 +4392,7 @@
           <w:sz w:val="24"/>
           <w:u w:val="single"/>
         </w:rPr>
-        <w:hyperlink r:id="rId26" w:history="1">
+        <w:hyperlink r:id="rId25" w:history="1">
           <w:r>
             <w:rPr>
               <w:rStyle w:val="Hyperlink"/>
@@ -4334,7 +4410,7 @@
           <w:sz w:val="24"/>
           <w:u w:val="single"/>
         </w:rPr>
-        <w:hyperlink r:id="rId26" w:history="1">
+        <w:hyperlink r:id="rId25" w:history="1">
           <w:r>
             <w:rPr>
               <w:rStyle w:val="Hyperlink"/>
@@ -4352,7 +4428,7 @@
           <w:sz w:val="24"/>
           <w:u w:val="single"/>
         </w:rPr>
-        <w:hyperlink r:id="rId26" w:history="1">
+        <w:hyperlink r:id="rId25" w:history="1">
           <w:r>
             <w:rPr>
               <w:rStyle w:val="Hyperlink"/>
@@ -4370,7 +4446,7 @@
           <w:sz w:val="24"/>
           <w:u w:val="single"/>
         </w:rPr>
-        <w:hyperlink r:id="rId26" w:history="1">
+        <w:hyperlink r:id="rId25" w:history="1">
           <w:r>
             <w:rPr>
               <w:rStyle w:val="Hyperlink"/>
@@ -4398,7 +4474,7 @@
           <w:sz w:val="24"/>
           <w:u w:val="single"/>
         </w:rPr>
-        <w:hyperlink r:id="rId27" w:history="1">
+        <w:hyperlink r:id="rId25" w:history="1">
           <w:r>
             <w:rPr>
               <w:rStyle w:val="Hyperlink"/>
@@ -4416,7 +4492,7 @@
           <w:sz w:val="24"/>
           <w:u w:val="single"/>
         </w:rPr>
-        <w:hyperlink r:id="rId27" w:history="1">
+        <w:hyperlink r:id="rId26" w:history="1">
           <w:r>
             <w:rPr>
               <w:rStyle w:val="Hyperlink"/>
@@ -4445,7 +4521,7 @@
           <w:sz w:val="24"/>
           <w:u w:val="single"/>
         </w:rPr>
-        <w:hyperlink r:id="rId27" w:history="1">
+        <w:hyperlink r:id="rId25" w:history="1">
           <w:r>
             <w:rPr>
               <w:rStyle w:val="Hyperlink"/>

--- a/EXPORTS/DOCX/published/niveau3/English/EMArtis.docx
+++ b/EXPORTS/DOCX/published/niveau3/English/EMArtis.docx
@@ -3573,7 +3573,7 @@
           <w:sz w:val="24"/>
           <w:u w:val="single"/>
         </w:rPr>
-        <w:hyperlink r:id="rId19" w:history="1">
+        <w:hyperlink r:id="rId20" w:history="1">
           <w:r>
             <w:rPr>
               <w:rStyle w:val="Hyperlink"/>
@@ -3602,7 +3602,7 @@
           <w:sz w:val="24"/>
           <w:u w:val="single"/>
         </w:rPr>
-        <w:hyperlink r:id="rId19" w:history="1">
+        <w:hyperlink r:id="rId20" w:history="1">
           <w:r>
             <w:rPr>
               <w:rStyle w:val="Hyperlink"/>
@@ -3619,7 +3619,14 @@
           <w:color w:val="000000"/>
           <w:sz w:val="24"/>
         </w:rPr>
-        <w:t xml:space="preserve">, </w:t>
+        <w:hyperlink r:id="rId19" w:history="1">
+          <w:r>
+            <w:rPr>
+              <w:rStyle w:val="Hyperlink"/>
+            </w:rPr>
+            <w:t xml:space="preserve">, </w:t>
+          </w:r>
+        </w:hyperlink>
       </w:r>
       <w:r>
         <w:rPr>
@@ -3630,7 +3637,7 @@
           <w:sz w:val="24"/>
           <w:u w:val="single"/>
         </w:rPr>
-        <w:hyperlink r:id="rId19" w:history="1">
+        <w:hyperlink r:id="rId21" w:history="1">
           <w:r>
             <w:rPr>
               <w:rStyle w:val="Hyperlink"/>
@@ -3659,7 +3666,7 @@
           <w:sz w:val="24"/>
           <w:u w:val="single"/>
         </w:rPr>
-        <w:hyperlink r:id="rId19" w:history="1">
+        <w:hyperlink r:id="rId21" w:history="1">
           <w:r>
             <w:rPr>
               <w:rStyle w:val="Hyperlink"/>
@@ -3777,7 +3784,7 @@
           <w:sz w:val="24"/>
           <w:u w:val="single"/>
         </w:rPr>
-        <w:hyperlink r:id="rId21" w:history="1">
+        <w:hyperlink r:id="rId22" w:history="1">
           <w:r>
             <w:rPr>
               <w:rStyle w:val="Hyperlink"/>
@@ -3795,7 +3802,7 @@
           <w:sz w:val="24"/>
           <w:u w:val="single"/>
         </w:rPr>
-        <w:hyperlink r:id="rId21" w:history="1">
+        <w:hyperlink r:id="rId22" w:history="1">
           <w:r>
             <w:rPr>
               <w:rStyle w:val="Hyperlink"/>
@@ -3813,7 +3820,7 @@
           <w:sz w:val="24"/>
           <w:u w:val="single"/>
         </w:rPr>
-        <w:hyperlink r:id="rId21" w:history="1">
+        <w:hyperlink r:id="rId22" w:history="1">
           <w:r>
             <w:rPr>
               <w:rStyle w:val="Hyperlink"/>
@@ -3831,7 +3838,7 @@
           <w:sz w:val="24"/>
           <w:u w:val="single"/>
         </w:rPr>
-        <w:hyperlink r:id="rId21" w:history="1">
+        <w:hyperlink r:id="rId22" w:history="1">
           <w:r>
             <w:rPr>
               <w:rStyle w:val="Hyperlink"/>
@@ -3877,7 +3884,7 @@
           <w:sz w:val="24"/>
           <w:u w:val="single"/>
         </w:rPr>
-        <w:hyperlink r:id="rId21" w:history="1">
+        <w:hyperlink r:id="rId22" w:history="1">
           <w:r>
             <w:rPr>
               <w:rStyle w:val="Hyperlink"/>
@@ -3906,7 +3913,7 @@
           <w:sz w:val="24"/>
           <w:u w:val="single"/>
         </w:rPr>
-        <w:hyperlink r:id="rId21" w:history="1">
+        <w:hyperlink r:id="rId23" w:history="1">
           <w:r>
             <w:rPr>
               <w:rStyle w:val="Hyperlink"/>
@@ -4044,7 +4051,7 @@
           <w:sz w:val="24"/>
           <w:u w:val="single"/>
         </w:rPr>
-        <w:hyperlink r:id="rId23" w:history="1">
+        <w:hyperlink r:id="rId24" w:history="1">
           <w:r>
             <w:rPr>
               <w:rStyle w:val="Hyperlink"/>
@@ -4062,7 +4069,7 @@
           <w:sz w:val="24"/>
           <w:u w:val="single"/>
         </w:rPr>
-        <w:hyperlink r:id="rId23" w:history="1">
+        <w:hyperlink r:id="rId24" w:history="1">
           <w:r>
             <w:rPr>
               <w:rStyle w:val="Hyperlink"/>
@@ -4080,7 +4087,7 @@
           <w:sz w:val="24"/>
           <w:u w:val="single"/>
         </w:rPr>
-        <w:hyperlink r:id="rId23" w:history="1">
+        <w:hyperlink r:id="rId24" w:history="1">
           <w:r>
             <w:rPr>
               <w:rStyle w:val="Hyperlink"/>
@@ -4098,7 +4105,7 @@
           <w:sz w:val="24"/>
           <w:u w:val="single"/>
         </w:rPr>
-        <w:hyperlink r:id="rId23" w:history="1">
+        <w:hyperlink r:id="rId24" w:history="1">
           <w:r>
             <w:rPr>
               <w:rStyle w:val="Hyperlink"/>
@@ -4119,7 +4126,7 @@
           <w:sz w:val="24"/>
           <w:u w:val="single"/>
         </w:rPr>
-        <w:hyperlink r:id="rId23" w:history="1">
+        <w:hyperlink r:id="rId24" w:history="1">
           <w:r>
             <w:rPr>
               <w:rStyle w:val="Hyperlink"/>
@@ -4137,7 +4144,7 @@
           <w:sz w:val="24"/>
           <w:u w:val="single"/>
         </w:rPr>
-        <w:hyperlink r:id="rId23" w:history="1">
+        <w:hyperlink r:id="rId24" w:history="1">
           <w:r>
             <w:rPr>
               <w:rStyle w:val="Hyperlink"/>
@@ -4155,7 +4162,7 @@
           <w:sz w:val="24"/>
           <w:u w:val="single"/>
         </w:rPr>
-        <w:hyperlink r:id="rId23" w:history="1">
+        <w:hyperlink r:id="rId24" w:history="1">
           <w:r>
             <w:rPr>
               <w:rStyle w:val="Hyperlink"/>
@@ -4173,7 +4180,7 @@
           <w:sz w:val="24"/>
           <w:u w:val="single"/>
         </w:rPr>
-        <w:hyperlink r:id="rId23" w:history="1">
+        <w:hyperlink r:id="rId24" w:history="1">
           <w:r>
             <w:rPr>
               <w:rStyle w:val="Hyperlink"/>
@@ -4191,7 +4198,7 @@
           <w:sz w:val="24"/>
           <w:u w:val="single"/>
         </w:rPr>
-        <w:hyperlink r:id="rId23" w:history="1">
+        <w:hyperlink r:id="rId24" w:history="1">
           <w:r>
             <w:rPr>
               <w:rStyle w:val="Hyperlink"/>
@@ -4209,7 +4216,7 @@
           <w:sz w:val="24"/>
           <w:u w:val="single"/>
         </w:rPr>
-        <w:hyperlink r:id="rId23" w:history="1">
+        <w:hyperlink r:id="rId24" w:history="1">
           <w:r>
             <w:rPr>
               <w:rStyle w:val="Hyperlink"/>
@@ -4237,7 +4244,7 @@
           <w:sz w:val="24"/>
           <w:u w:val="single"/>
         </w:rPr>
-        <w:hyperlink r:id="rId24" w:history="1">
+        <w:hyperlink r:id="rId25" w:history="1">
           <w:r>
             <w:rPr>
               <w:rStyle w:val="Hyperlink"/>
@@ -4255,7 +4262,7 @@
           <w:sz w:val="24"/>
           <w:u w:val="single"/>
         </w:rPr>
-        <w:hyperlink r:id="rId23" w:history="1">
+        <w:hyperlink r:id="rId24" w:history="1">
           <w:r>
             <w:rPr>
               <w:rStyle w:val="Hyperlink"/>
@@ -4392,7 +4399,7 @@
           <w:sz w:val="24"/>
           <w:u w:val="single"/>
         </w:rPr>
-        <w:hyperlink r:id="rId25" w:history="1">
+        <w:hyperlink r:id="rId26" w:history="1">
           <w:r>
             <w:rPr>
               <w:rStyle w:val="Hyperlink"/>
@@ -4410,7 +4417,7 @@
           <w:sz w:val="24"/>
           <w:u w:val="single"/>
         </w:rPr>
-        <w:hyperlink r:id="rId25" w:history="1">
+        <w:hyperlink r:id="rId26" w:history="1">
           <w:r>
             <w:rPr>
               <w:rStyle w:val="Hyperlink"/>
@@ -4428,7 +4435,7 @@
           <w:sz w:val="24"/>
           <w:u w:val="single"/>
         </w:rPr>
-        <w:hyperlink r:id="rId25" w:history="1">
+        <w:hyperlink r:id="rId26" w:history="1">
           <w:r>
             <w:rPr>
               <w:rStyle w:val="Hyperlink"/>
@@ -4446,7 +4453,7 @@
           <w:sz w:val="24"/>
           <w:u w:val="single"/>
         </w:rPr>
-        <w:hyperlink r:id="rId25" w:history="1">
+        <w:hyperlink r:id="rId26" w:history="1">
           <w:r>
             <w:rPr>
               <w:rStyle w:val="Hyperlink"/>
@@ -4474,7 +4481,7 @@
           <w:sz w:val="24"/>
           <w:u w:val="single"/>
         </w:rPr>
-        <w:hyperlink r:id="rId25" w:history="1">
+        <w:hyperlink r:id="rId27" w:history="1">
           <w:r>
             <w:rPr>
               <w:rStyle w:val="Hyperlink"/>
@@ -4521,7 +4528,7 @@
           <w:sz w:val="24"/>
           <w:u w:val="single"/>
         </w:rPr>
-        <w:hyperlink r:id="rId25" w:history="1">
+        <w:hyperlink r:id="rId26" w:history="1">
           <w:r>
             <w:rPr>
               <w:rStyle w:val="Hyperlink"/>

--- a/EXPORTS/DOCX/published/niveau3/English/EMArtis.docx
+++ b/EXPORTS/DOCX/published/niveau3/English/EMArtis.docx
@@ -3619,14 +3619,7 @@
           <w:color w:val="000000"/>
           <w:sz w:val="24"/>
         </w:rPr>
-        <w:hyperlink r:id="rId19" w:history="1">
-          <w:r>
-            <w:rPr>
-              <w:rStyle w:val="Hyperlink"/>
-            </w:rPr>
-            <w:t xml:space="preserve">, </w:t>
-          </w:r>
-        </w:hyperlink>
+        <w:t xml:space="preserve">, </w:t>
       </w:r>
       <w:r>
         <w:rPr>
@@ -3866,7 +3859,7 @@
           <w:sz w:val="24"/>
           <w:u w:val="single"/>
         </w:rPr>
-        <w:hyperlink r:id="rId22" w:history="1">
+        <w:hyperlink r:id="rId23" w:history="1">
           <w:r>
             <w:rPr>
               <w:rStyle w:val="Hyperlink"/>
@@ -3884,7 +3877,7 @@
           <w:sz w:val="24"/>
           <w:u w:val="single"/>
         </w:rPr>
-        <w:hyperlink r:id="rId22" w:history="1">
+        <w:hyperlink r:id="rId23" w:history="1">
           <w:r>
             <w:rPr>
               <w:rStyle w:val="Hyperlink"/>
@@ -4262,7 +4255,7 @@
           <w:sz w:val="24"/>
           <w:u w:val="single"/>
         </w:rPr>
-        <w:hyperlink r:id="rId24" w:history="1">
+        <w:hyperlink r:id="rId25" w:history="1">
           <w:r>
             <w:rPr>
               <w:rStyle w:val="Hyperlink"/>
@@ -4499,7 +4492,7 @@
           <w:sz w:val="24"/>
           <w:u w:val="single"/>
         </w:rPr>
-        <w:hyperlink r:id="rId26" w:history="1">
+        <w:hyperlink r:id="rId27" w:history="1">
           <w:r>
             <w:rPr>
               <w:rStyle w:val="Hyperlink"/>
@@ -4528,7 +4521,7 @@
           <w:sz w:val="24"/>
           <w:u w:val="single"/>
         </w:rPr>
-        <w:hyperlink r:id="rId26" w:history="1">
+        <w:hyperlink r:id="rId27" w:history="1">
           <w:r>
             <w:rPr>
               <w:rStyle w:val="Hyperlink"/>

--- a/EXPORTS/DOCX/published/niveau3/English/EMArtis.docx
+++ b/EXPORTS/DOCX/published/niveau3/English/EMArtis.docx
@@ -673,7 +673,7 @@
           <w:sz w:val="24"/>
           <w:u w:val="single"/>
         </w:rPr>
-        <w:hyperlink r:id="rId10" w:history="1">
+        <w:hyperlink r:id="rId11" w:history="1">
           <w:r>
             <w:rPr>
               <w:rStyle w:val="Hyperlink"/>
@@ -3555,7 +3555,7 @@
           <w:sz w:val="24"/>
           <w:u w:val="single"/>
         </w:rPr>
-        <w:hyperlink r:id="rId20" w:history="1">
+        <w:hyperlink r:id="rId19" w:history="1">
           <w:r>
             <w:rPr>
               <w:rStyle w:val="Hyperlink"/>
@@ -3573,7 +3573,7 @@
           <w:sz w:val="24"/>
           <w:u w:val="single"/>
         </w:rPr>
-        <w:hyperlink r:id="rId20" w:history="1">
+        <w:hyperlink r:id="rId19" w:history="1">
           <w:r>
             <w:rPr>
               <w:rStyle w:val="Hyperlink"/>
@@ -3602,7 +3602,7 @@
           <w:sz w:val="24"/>
           <w:u w:val="single"/>
         </w:rPr>
-        <w:hyperlink r:id="rId20" w:history="1">
+        <w:hyperlink r:id="rId19" w:history="1">
           <w:r>
             <w:rPr>
               <w:rStyle w:val="Hyperlink"/>
@@ -3619,7 +3619,14 @@
           <w:color w:val="000000"/>
           <w:sz w:val="24"/>
         </w:rPr>
-        <w:t xml:space="preserve">, </w:t>
+        <w:hyperlink r:id="rId19" w:history="1">
+          <w:r>
+            <w:rPr>
+              <w:rStyle w:val="Hyperlink"/>
+            </w:rPr>
+            <w:t xml:space="preserve">, </w:t>
+          </w:r>
+        </w:hyperlink>
       </w:r>
       <w:r>
         <w:rPr>
@@ -3630,7 +3637,7 @@
           <w:sz w:val="24"/>
           <w:u w:val="single"/>
         </w:rPr>
-        <w:hyperlink r:id="rId21" w:history="1">
+        <w:hyperlink r:id="rId20" w:history="1">
           <w:r>
             <w:rPr>
               <w:rStyle w:val="Hyperlink"/>
@@ -3659,7 +3666,7 @@
           <w:sz w:val="24"/>
           <w:u w:val="single"/>
         </w:rPr>
-        <w:hyperlink r:id="rId21" w:history="1">
+        <w:hyperlink r:id="rId20" w:history="1">
           <w:r>
             <w:rPr>
               <w:rStyle w:val="Hyperlink"/>
@@ -3777,7 +3784,7 @@
           <w:sz w:val="24"/>
           <w:u w:val="single"/>
         </w:rPr>
-        <w:hyperlink r:id="rId22" w:history="1">
+        <w:hyperlink r:id="rId21" w:history="1">
           <w:r>
             <w:rPr>
               <w:rStyle w:val="Hyperlink"/>
@@ -3795,7 +3802,7 @@
           <w:sz w:val="24"/>
           <w:u w:val="single"/>
         </w:rPr>
-        <w:hyperlink r:id="rId22" w:history="1">
+        <w:hyperlink r:id="rId21" w:history="1">
           <w:r>
             <w:rPr>
               <w:rStyle w:val="Hyperlink"/>
@@ -3813,7 +3820,7 @@
           <w:sz w:val="24"/>
           <w:u w:val="single"/>
         </w:rPr>
-        <w:hyperlink r:id="rId22" w:history="1">
+        <w:hyperlink r:id="rId21" w:history="1">
           <w:r>
             <w:rPr>
               <w:rStyle w:val="Hyperlink"/>
@@ -3831,7 +3838,7 @@
           <w:sz w:val="24"/>
           <w:u w:val="single"/>
         </w:rPr>
-        <w:hyperlink r:id="rId22" w:history="1">
+        <w:hyperlink r:id="rId21" w:history="1">
           <w:r>
             <w:rPr>
               <w:rStyle w:val="Hyperlink"/>
@@ -3859,7 +3866,7 @@
           <w:sz w:val="24"/>
           <w:u w:val="single"/>
         </w:rPr>
-        <w:hyperlink r:id="rId23" w:history="1">
+        <w:hyperlink r:id="rId21" w:history="1">
           <w:r>
             <w:rPr>
               <w:rStyle w:val="Hyperlink"/>
@@ -3877,7 +3884,7 @@
           <w:sz w:val="24"/>
           <w:u w:val="single"/>
         </w:rPr>
-        <w:hyperlink r:id="rId23" w:history="1">
+        <w:hyperlink r:id="rId21" w:history="1">
           <w:r>
             <w:rPr>
               <w:rStyle w:val="Hyperlink"/>
@@ -3906,7 +3913,7 @@
           <w:sz w:val="24"/>
           <w:u w:val="single"/>
         </w:rPr>
-        <w:hyperlink r:id="rId23" w:history="1">
+        <w:hyperlink r:id="rId21" w:history="1">
           <w:r>
             <w:rPr>
               <w:rStyle w:val="Hyperlink"/>
@@ -4044,7 +4051,7 @@
           <w:sz w:val="24"/>
           <w:u w:val="single"/>
         </w:rPr>
-        <w:hyperlink r:id="rId24" w:history="1">
+        <w:hyperlink r:id="rId22" w:history="1">
           <w:r>
             <w:rPr>
               <w:rStyle w:val="Hyperlink"/>
@@ -4062,7 +4069,7 @@
           <w:sz w:val="24"/>
           <w:u w:val="single"/>
         </w:rPr>
-        <w:hyperlink r:id="rId24" w:history="1">
+        <w:hyperlink r:id="rId22" w:history="1">
           <w:r>
             <w:rPr>
               <w:rStyle w:val="Hyperlink"/>
@@ -4080,7 +4087,7 @@
           <w:sz w:val="24"/>
           <w:u w:val="single"/>
         </w:rPr>
-        <w:hyperlink r:id="rId24" w:history="1">
+        <w:hyperlink r:id="rId22" w:history="1">
           <w:r>
             <w:rPr>
               <w:rStyle w:val="Hyperlink"/>
@@ -4098,7 +4105,7 @@
           <w:sz w:val="24"/>
           <w:u w:val="single"/>
         </w:rPr>
-        <w:hyperlink r:id="rId24" w:history="1">
+        <w:hyperlink r:id="rId22" w:history="1">
           <w:r>
             <w:rPr>
               <w:rStyle w:val="Hyperlink"/>
@@ -4119,7 +4126,7 @@
           <w:sz w:val="24"/>
           <w:u w:val="single"/>
         </w:rPr>
-        <w:hyperlink r:id="rId24" w:history="1">
+        <w:hyperlink r:id="rId22" w:history="1">
           <w:r>
             <w:rPr>
               <w:rStyle w:val="Hyperlink"/>
@@ -4137,7 +4144,7 @@
           <w:sz w:val="24"/>
           <w:u w:val="single"/>
         </w:rPr>
-        <w:hyperlink r:id="rId24" w:history="1">
+        <w:hyperlink r:id="rId22" w:history="1">
           <w:r>
             <w:rPr>
               <w:rStyle w:val="Hyperlink"/>
@@ -4155,7 +4162,7 @@
           <w:sz w:val="24"/>
           <w:u w:val="single"/>
         </w:rPr>
-        <w:hyperlink r:id="rId24" w:history="1">
+        <w:hyperlink r:id="rId22" w:history="1">
           <w:r>
             <w:rPr>
               <w:rStyle w:val="Hyperlink"/>
@@ -4173,7 +4180,7 @@
           <w:sz w:val="24"/>
           <w:u w:val="single"/>
         </w:rPr>
-        <w:hyperlink r:id="rId24" w:history="1">
+        <w:hyperlink r:id="rId22" w:history="1">
           <w:r>
             <w:rPr>
               <w:rStyle w:val="Hyperlink"/>
@@ -4191,7 +4198,7 @@
           <w:sz w:val="24"/>
           <w:u w:val="single"/>
         </w:rPr>
-        <w:hyperlink r:id="rId24" w:history="1">
+        <w:hyperlink r:id="rId22" w:history="1">
           <w:r>
             <w:rPr>
               <w:rStyle w:val="Hyperlink"/>
@@ -4209,7 +4216,7 @@
           <w:sz w:val="24"/>
           <w:u w:val="single"/>
         </w:rPr>
-        <w:hyperlink r:id="rId24" w:history="1">
+        <w:hyperlink r:id="rId22" w:history="1">
           <w:r>
             <w:rPr>
               <w:rStyle w:val="Hyperlink"/>
@@ -4237,7 +4244,7 @@
           <w:sz w:val="24"/>
           <w:u w:val="single"/>
         </w:rPr>
-        <w:hyperlink r:id="rId25" w:history="1">
+        <w:hyperlink r:id="rId23" w:history="1">
           <w:r>
             <w:rPr>
               <w:rStyle w:val="Hyperlink"/>
@@ -4255,7 +4262,7 @@
           <w:sz w:val="24"/>
           <w:u w:val="single"/>
         </w:rPr>
-        <w:hyperlink r:id="rId25" w:history="1">
+        <w:hyperlink r:id="rId22" w:history="1">
           <w:r>
             <w:rPr>
               <w:rStyle w:val="Hyperlink"/>
@@ -4392,7 +4399,7 @@
           <w:sz w:val="24"/>
           <w:u w:val="single"/>
         </w:rPr>
-        <w:hyperlink r:id="rId26" w:history="1">
+        <w:hyperlink r:id="rId24" w:history="1">
           <w:r>
             <w:rPr>
               <w:rStyle w:val="Hyperlink"/>
@@ -4410,7 +4417,7 @@
           <w:sz w:val="24"/>
           <w:u w:val="single"/>
         </w:rPr>
-        <w:hyperlink r:id="rId26" w:history="1">
+        <w:hyperlink r:id="rId24" w:history="1">
           <w:r>
             <w:rPr>
               <w:rStyle w:val="Hyperlink"/>
@@ -4428,7 +4435,7 @@
           <w:sz w:val="24"/>
           <w:u w:val="single"/>
         </w:rPr>
-        <w:hyperlink r:id="rId26" w:history="1">
+        <w:hyperlink r:id="rId24" w:history="1">
           <w:r>
             <w:rPr>
               <w:rStyle w:val="Hyperlink"/>
@@ -4446,7 +4453,7 @@
           <w:sz w:val="24"/>
           <w:u w:val="single"/>
         </w:rPr>
-        <w:hyperlink r:id="rId26" w:history="1">
+        <w:hyperlink r:id="rId24" w:history="1">
           <w:r>
             <w:rPr>
               <w:rStyle w:val="Hyperlink"/>
@@ -4474,7 +4481,7 @@
           <w:sz w:val="24"/>
           <w:u w:val="single"/>
         </w:rPr>
-        <w:hyperlink r:id="rId27" w:history="1">
+        <w:hyperlink r:id="rId25" w:history="1">
           <w:r>
             <w:rPr>
               <w:rStyle w:val="Hyperlink"/>
@@ -4492,7 +4499,7 @@
           <w:sz w:val="24"/>
           <w:u w:val="single"/>
         </w:rPr>
-        <w:hyperlink r:id="rId27" w:history="1">
+        <w:hyperlink r:id="rId24" w:history="1">
           <w:r>
             <w:rPr>
               <w:rStyle w:val="Hyperlink"/>
@@ -4521,7 +4528,7 @@
           <w:sz w:val="24"/>
           <w:u w:val="single"/>
         </w:rPr>
-        <w:hyperlink r:id="rId27" w:history="1">
+        <w:hyperlink r:id="rId25" w:history="1">
           <w:r>
             <w:rPr>
               <w:rStyle w:val="Hyperlink"/>

--- a/EXPORTS/DOCX/published/niveau3/English/EMArtis.docx
+++ b/EXPORTS/DOCX/published/niveau3/English/EMArtis.docx
@@ -532,90 +532,7 @@
           <w:color w:val="000000"/>
           <w:sz w:val="24"/>
         </w:rPr>
-        <w:hyperlink r:id="rId10" w:history="1">
-          <w:r>
-            <w:rPr>
-              <w:rStyle w:val="Hyperlink"/>
-            </w:rPr>
-            <w:t>n, of 1883 and</w:t>
-          </w:r>
-        </w:hyperlink>
-      </w:r>
-      <w:r>
-        <w:rPr>
-          <w:u w:val="single" w:color="0000ff"/>
-          <w:rFonts w:ascii="Charis SIL Regular" w:hAnsi="Charis SIL Regular" w:eastAsia="Charis SIL Regular"/>
-          <w:b w:val="0"/>
-          <w:i w:val="0"/>
-          <w:color w:val="000000"/>
-          <w:sz w:val="24"/>
-        </w:rPr>
-        <w:t xml:space="preserve"> </w:t>
-      </w:r>
-      <w:r>
-        <w:rPr>
-          <w:u w:val="single" w:color="0000ff"/>
-          <w:rFonts w:ascii="Charis SIL Regular" w:hAnsi="Charis SIL Regular" w:eastAsia="Charis SIL Regular"/>
-          <w:b w:val="0"/>
-          <w:i w:val="0"/>
-          <w:color w:val="000000"/>
-          <w:sz w:val="24"/>
-        </w:rPr>
-        <w:hyperlink r:id="rId10" w:history="1">
-          <w:r>
-            <w:rPr>
-              <w:rStyle w:val="Hyperlink"/>
-            </w:rPr>
-            <w:t>objects c</w:t>
-          </w:r>
-        </w:hyperlink>
-      </w:r>
-      <w:r>
-        <w:rPr>
-          <w:u w:val="single" w:color="0000ff"/>
-          <w:rFonts w:ascii="Charis SIL Regular" w:hAnsi="Charis SIL Regular" w:eastAsia="Charis SIL Regular"/>
-          <w:b w:val="0"/>
-          <w:i w:val="0"/>
-          <w:color w:val="000000"/>
-          <w:sz w:val="24"/>
-        </w:rPr>
-        <w:hyperlink r:id="rId10" w:history="1">
-          <w:r>
-            <w:rPr>
-              <w:rStyle w:val="Hyperlink"/>
-            </w:rPr>
-            <w:t>o</w:t>
-          </w:r>
-        </w:hyperlink>
-      </w:r>
-      <w:r>
-        <w:rPr>
-          <w:u w:val="single" w:color="0000ff"/>
-          <w:rFonts w:ascii="Charis SIL Regular" w:hAnsi="Charis SIL Regular" w:eastAsia="Charis SIL Regular"/>
-          <w:b w:val="0"/>
-          <w:i w:val="0"/>
-          <w:color w:val="000000"/>
-          <w:sz w:val="24"/>
-        </w:rPr>
-        <w:hyperlink r:id="rId10" w:history="1">
-          <w:r>
-            <w:rPr>
-              <w:rStyle w:val="Hyperlink"/>
-            </w:rPr>
-            <w:t>lle</w:t>
-          </w:r>
-        </w:hyperlink>
-      </w:r>
-      <w:r>
-        <w:rPr>
-          <w:u w:val="single" w:color="0000ff"/>
-          <w:rFonts w:ascii="Charis SIL Regular" w:hAnsi="Charis SIL Regular" w:eastAsia="Charis SIL Regular"/>
-          <w:b w:val="0"/>
-          <w:i w:val="0"/>
-          <w:color w:val="000000"/>
-          <w:sz w:val="24"/>
-        </w:rPr>
-        <w:t xml:space="preserve">cted by the </w:t>
+        <w:t xml:space="preserve">n, of 1883 and objects collected by the </w:t>
       </w:r>
       <w:r>
         <w:rPr>
@@ -3555,7 +3472,7 @@
           <w:sz w:val="24"/>
           <w:u w:val="single"/>
         </w:rPr>
-        <w:hyperlink r:id="rId19" w:history="1">
+        <w:hyperlink r:id="rId20" w:history="1">
           <w:r>
             <w:rPr>
               <w:rStyle w:val="Hyperlink"/>
@@ -3573,7 +3490,7 @@
           <w:sz w:val="24"/>
           <w:u w:val="single"/>
         </w:rPr>
-        <w:hyperlink r:id="rId19" w:history="1">
+        <w:hyperlink r:id="rId20" w:history="1">
           <w:r>
             <w:rPr>
               <w:rStyle w:val="Hyperlink"/>
@@ -3913,7 +3830,7 @@
           <w:sz w:val="24"/>
           <w:u w:val="single"/>
         </w:rPr>
-        <w:hyperlink r:id="rId22" w:history="1">
+        <w:hyperlink r:id="rId23" w:history="1">
           <w:r>
             <w:rPr>
               <w:rStyle w:val="Hyperlink"/>
@@ -4051,7 +3968,7 @@
           <w:sz w:val="24"/>
           <w:u w:val="single"/>
         </w:rPr>
-        <w:hyperlink r:id="rId23" w:history="1">
+        <w:hyperlink r:id="rId24" w:history="1">
           <w:r>
             <w:rPr>
               <w:rStyle w:val="Hyperlink"/>
@@ -4069,7 +3986,7 @@
           <w:sz w:val="24"/>
           <w:u w:val="single"/>
         </w:rPr>
-        <w:hyperlink r:id="rId23" w:history="1">
+        <w:hyperlink r:id="rId24" w:history="1">
           <w:r>
             <w:rPr>
               <w:rStyle w:val="Hyperlink"/>
@@ -4087,7 +4004,7 @@
           <w:sz w:val="24"/>
           <w:u w:val="single"/>
         </w:rPr>
-        <w:hyperlink r:id="rId23" w:history="1">
+        <w:hyperlink r:id="rId24" w:history="1">
           <w:r>
             <w:rPr>
               <w:rStyle w:val="Hyperlink"/>
@@ -4105,7 +4022,7 @@
           <w:sz w:val="24"/>
           <w:u w:val="single"/>
         </w:rPr>
-        <w:hyperlink r:id="rId23" w:history="1">
+        <w:hyperlink r:id="rId24" w:history="1">
           <w:r>
             <w:rPr>
               <w:rStyle w:val="Hyperlink"/>
@@ -4126,7 +4043,7 @@
           <w:sz w:val="24"/>
           <w:u w:val="single"/>
         </w:rPr>
-        <w:hyperlink r:id="rId23" w:history="1">
+        <w:hyperlink r:id="rId24" w:history="1">
           <w:r>
             <w:rPr>
               <w:rStyle w:val="Hyperlink"/>
@@ -4144,7 +4061,7 @@
           <w:sz w:val="24"/>
           <w:u w:val="single"/>
         </w:rPr>
-        <w:hyperlink r:id="rId23" w:history="1">
+        <w:hyperlink r:id="rId24" w:history="1">
           <w:r>
             <w:rPr>
               <w:rStyle w:val="Hyperlink"/>
@@ -4162,7 +4079,7 @@
           <w:sz w:val="24"/>
           <w:u w:val="single"/>
         </w:rPr>
-        <w:hyperlink r:id="rId23" w:history="1">
+        <w:hyperlink r:id="rId24" w:history="1">
           <w:r>
             <w:rPr>
               <w:rStyle w:val="Hyperlink"/>
@@ -4180,7 +4097,7 @@
           <w:sz w:val="24"/>
           <w:u w:val="single"/>
         </w:rPr>
-        <w:hyperlink r:id="rId23" w:history="1">
+        <w:hyperlink r:id="rId24" w:history="1">
           <w:r>
             <w:rPr>
               <w:rStyle w:val="Hyperlink"/>
@@ -4198,7 +4115,7 @@
           <w:sz w:val="24"/>
           <w:u w:val="single"/>
         </w:rPr>
-        <w:hyperlink r:id="rId23" w:history="1">
+        <w:hyperlink r:id="rId24" w:history="1">
           <w:r>
             <w:rPr>
               <w:rStyle w:val="Hyperlink"/>
@@ -4216,7 +4133,7 @@
           <w:sz w:val="24"/>
           <w:u w:val="single"/>
         </w:rPr>
-        <w:hyperlink r:id="rId23" w:history="1">
+        <w:hyperlink r:id="rId24" w:history="1">
           <w:r>
             <w:rPr>
               <w:rStyle w:val="Hyperlink"/>
@@ -4244,7 +4161,7 @@
           <w:sz w:val="24"/>
           <w:u w:val="single"/>
         </w:rPr>
-        <w:hyperlink r:id="rId24" w:history="1">
+        <w:hyperlink r:id="rId25" w:history="1">
           <w:r>
             <w:rPr>
               <w:rStyle w:val="Hyperlink"/>
@@ -4262,7 +4179,7 @@
           <w:sz w:val="24"/>
           <w:u w:val="single"/>
         </w:rPr>
-        <w:hyperlink r:id="rId23" w:history="1">
+        <w:hyperlink r:id="rId25" w:history="1">
           <w:r>
             <w:rPr>
               <w:rStyle w:val="Hyperlink"/>
@@ -4399,7 +4316,7 @@
           <w:sz w:val="24"/>
           <w:u w:val="single"/>
         </w:rPr>
-        <w:hyperlink r:id="rId25" w:history="1">
+        <w:hyperlink r:id="rId26" w:history="1">
           <w:r>
             <w:rPr>
               <w:rStyle w:val="Hyperlink"/>
@@ -4417,7 +4334,7 @@
           <w:sz w:val="24"/>
           <w:u w:val="single"/>
         </w:rPr>
-        <w:hyperlink r:id="rId25" w:history="1">
+        <w:hyperlink r:id="rId26" w:history="1">
           <w:r>
             <w:rPr>
               <w:rStyle w:val="Hyperlink"/>
@@ -4435,7 +4352,7 @@
           <w:sz w:val="24"/>
           <w:u w:val="single"/>
         </w:rPr>
-        <w:hyperlink r:id="rId25" w:history="1">
+        <w:hyperlink r:id="rId26" w:history="1">
           <w:r>
             <w:rPr>
               <w:rStyle w:val="Hyperlink"/>
@@ -4453,7 +4370,7 @@
           <w:sz w:val="24"/>
           <w:u w:val="single"/>
         </w:rPr>
-        <w:hyperlink r:id="rId25" w:history="1">
+        <w:hyperlink r:id="rId26" w:history="1">
           <w:r>
             <w:rPr>
               <w:rStyle w:val="Hyperlink"/>
@@ -4481,7 +4398,7 @@
           <w:sz w:val="24"/>
           <w:u w:val="single"/>
         </w:rPr>
-        <w:hyperlink r:id="rId26" w:history="1">
+        <w:hyperlink r:id="rId27" w:history="1">
           <w:r>
             <w:rPr>
               <w:rStyle w:val="Hyperlink"/>
@@ -4528,7 +4445,7 @@
           <w:sz w:val="24"/>
           <w:u w:val="single"/>
         </w:rPr>
-        <w:hyperlink r:id="rId26" w:history="1">
+        <w:hyperlink r:id="rId27" w:history="1">
           <w:r>
             <w:rPr>
               <w:rStyle w:val="Hyperlink"/>

--- a/EXPORTS/DOCX/published/niveau3/English/EMArtis.docx
+++ b/EXPORTS/DOCX/published/niveau3/English/EMArtis.docx
@@ -615,14 +615,7 @@
           <w:color w:val="000000"/>
           <w:sz w:val="24"/>
         </w:rPr>
-        <w:hyperlink r:id="rId10" w:history="1">
-          <w:r>
-            <w:rPr>
-              <w:rStyle w:val="Hyperlink"/>
-            </w:rPr>
-            <w:t xml:space="preserve">cted by the </w:t>
-          </w:r>
-        </w:hyperlink>
+        <w:t xml:space="preserve">cted by the </w:t>
       </w:r>
       <w:r>
         <w:rPr>
@@ -633,7 +626,7 @@
           <w:sz w:val="24"/>
           <w:u w:val="single"/>
         </w:rPr>
-        <w:hyperlink r:id="rId10" w:history="1">
+        <w:hyperlink r:id="rId11" w:history="1">
           <w:r>
             <w:rPr>
               <w:rStyle w:val="Hyperlink"/>
@@ -651,7 +644,7 @@
           <w:sz w:val="24"/>
           <w:u w:val="single"/>
         </w:rPr>
-        <w:hyperlink r:id="rId10" w:history="1">
+        <w:hyperlink r:id="rId11" w:history="1">
           <w:r>
             <w:rPr>
               <w:rStyle w:val="Hyperlink"/>
@@ -3562,7 +3555,7 @@
           <w:sz w:val="24"/>
           <w:u w:val="single"/>
         </w:rPr>
-        <w:hyperlink r:id="rId20" w:history="1">
+        <w:hyperlink r:id="rId19" w:history="1">
           <w:r>
             <w:rPr>
               <w:rStyle w:val="Hyperlink"/>
@@ -3580,7 +3573,7 @@
           <w:sz w:val="24"/>
           <w:u w:val="single"/>
         </w:rPr>
-        <w:hyperlink r:id="rId20" w:history="1">
+        <w:hyperlink r:id="rId19" w:history="1">
           <w:r>
             <w:rPr>
               <w:rStyle w:val="Hyperlink"/>
@@ -3609,7 +3602,7 @@
           <w:sz w:val="24"/>
           <w:u w:val="single"/>
         </w:rPr>
-        <w:hyperlink r:id="rId20" w:history="1">
+        <w:hyperlink r:id="rId19" w:history="1">
           <w:r>
             <w:rPr>
               <w:rStyle w:val="Hyperlink"/>
@@ -3626,7 +3619,14 @@
           <w:color w:val="000000"/>
           <w:sz w:val="24"/>
         </w:rPr>
-        <w:t xml:space="preserve">, </w:t>
+        <w:hyperlink r:id="rId19" w:history="1">
+          <w:r>
+            <w:rPr>
+              <w:rStyle w:val="Hyperlink"/>
+            </w:rPr>
+            <w:t xml:space="preserve">, </w:t>
+          </w:r>
+        </w:hyperlink>
       </w:r>
       <w:r>
         <w:rPr>
@@ -3637,7 +3637,7 @@
           <w:sz w:val="24"/>
           <w:u w:val="single"/>
         </w:rPr>
-        <w:hyperlink r:id="rId21" w:history="1">
+        <w:hyperlink r:id="rId19" w:history="1">
           <w:r>
             <w:rPr>
               <w:rStyle w:val="Hyperlink"/>
@@ -3666,7 +3666,7 @@
           <w:sz w:val="24"/>
           <w:u w:val="single"/>
         </w:rPr>
-        <w:hyperlink r:id="rId19" w:history="1">
+        <w:hyperlink r:id="rId20" w:history="1">
           <w:r>
             <w:rPr>
               <w:rStyle w:val="Hyperlink"/>
@@ -3784,7 +3784,7 @@
           <w:sz w:val="24"/>
           <w:u w:val="single"/>
         </w:rPr>
-        <w:hyperlink r:id="rId22" w:history="1">
+        <w:hyperlink r:id="rId21" w:history="1">
           <w:r>
             <w:rPr>
               <w:rStyle w:val="Hyperlink"/>
@@ -3802,7 +3802,7 @@
           <w:sz w:val="24"/>
           <w:u w:val="single"/>
         </w:rPr>
-        <w:hyperlink r:id="rId22" w:history="1">
+        <w:hyperlink r:id="rId21" w:history="1">
           <w:r>
             <w:rPr>
               <w:rStyle w:val="Hyperlink"/>
@@ -3820,7 +3820,7 @@
           <w:sz w:val="24"/>
           <w:u w:val="single"/>
         </w:rPr>
-        <w:hyperlink r:id="rId22" w:history="1">
+        <w:hyperlink r:id="rId21" w:history="1">
           <w:r>
             <w:rPr>
               <w:rStyle w:val="Hyperlink"/>
@@ -3838,7 +3838,7 @@
           <w:sz w:val="24"/>
           <w:u w:val="single"/>
         </w:rPr>
-        <w:hyperlink r:id="rId22" w:history="1">
+        <w:hyperlink r:id="rId21" w:history="1">
           <w:r>
             <w:rPr>
               <w:rStyle w:val="Hyperlink"/>
@@ -3866,7 +3866,7 @@
           <w:sz w:val="24"/>
           <w:u w:val="single"/>
         </w:rPr>
-        <w:hyperlink r:id="rId23" w:history="1">
+        <w:hyperlink r:id="rId21" w:history="1">
           <w:r>
             <w:rPr>
               <w:rStyle w:val="Hyperlink"/>
@@ -3884,7 +3884,7 @@
           <w:sz w:val="24"/>
           <w:u w:val="single"/>
         </w:rPr>
-        <w:hyperlink r:id="rId23" w:history="1">
+        <w:hyperlink r:id="rId21" w:history="1">
           <w:r>
             <w:rPr>
               <w:rStyle w:val="Hyperlink"/>
@@ -3913,7 +3913,7 @@
           <w:sz w:val="24"/>
           <w:u w:val="single"/>
         </w:rPr>
-        <w:hyperlink r:id="rId23" w:history="1">
+        <w:hyperlink r:id="rId21" w:history="1">
           <w:r>
             <w:rPr>
               <w:rStyle w:val="Hyperlink"/>
@@ -4051,7 +4051,7 @@
           <w:sz w:val="24"/>
           <w:u w:val="single"/>
         </w:rPr>
-        <w:hyperlink r:id="rId24" w:history="1">
+        <w:hyperlink r:id="rId22" w:history="1">
           <w:r>
             <w:rPr>
               <w:rStyle w:val="Hyperlink"/>
@@ -4069,7 +4069,7 @@
           <w:sz w:val="24"/>
           <w:u w:val="single"/>
         </w:rPr>
-        <w:hyperlink r:id="rId24" w:history="1">
+        <w:hyperlink r:id="rId22" w:history="1">
           <w:r>
             <w:rPr>
               <w:rStyle w:val="Hyperlink"/>
@@ -4087,7 +4087,7 @@
           <w:sz w:val="24"/>
           <w:u w:val="single"/>
         </w:rPr>
-        <w:hyperlink r:id="rId24" w:history="1">
+        <w:hyperlink r:id="rId22" w:history="1">
           <w:r>
             <w:rPr>
               <w:rStyle w:val="Hyperlink"/>
@@ -4105,7 +4105,7 @@
           <w:sz w:val="24"/>
           <w:u w:val="single"/>
         </w:rPr>
-        <w:hyperlink r:id="rId24" w:history="1">
+        <w:hyperlink r:id="rId22" w:history="1">
           <w:r>
             <w:rPr>
               <w:rStyle w:val="Hyperlink"/>
@@ -4126,7 +4126,7 @@
           <w:sz w:val="24"/>
           <w:u w:val="single"/>
         </w:rPr>
-        <w:hyperlink r:id="rId24" w:history="1">
+        <w:hyperlink r:id="rId22" w:history="1">
           <w:r>
             <w:rPr>
               <w:rStyle w:val="Hyperlink"/>
@@ -4144,7 +4144,7 @@
           <w:sz w:val="24"/>
           <w:u w:val="single"/>
         </w:rPr>
-        <w:hyperlink r:id="rId24" w:history="1">
+        <w:hyperlink r:id="rId22" w:history="1">
           <w:r>
             <w:rPr>
               <w:rStyle w:val="Hyperlink"/>
@@ -4162,7 +4162,7 @@
           <w:sz w:val="24"/>
           <w:u w:val="single"/>
         </w:rPr>
-        <w:hyperlink r:id="rId24" w:history="1">
+        <w:hyperlink r:id="rId22" w:history="1">
           <w:r>
             <w:rPr>
               <w:rStyle w:val="Hyperlink"/>
@@ -4180,7 +4180,7 @@
           <w:sz w:val="24"/>
           <w:u w:val="single"/>
         </w:rPr>
-        <w:hyperlink r:id="rId24" w:history="1">
+        <w:hyperlink r:id="rId22" w:history="1">
           <w:r>
             <w:rPr>
               <w:rStyle w:val="Hyperlink"/>
@@ -4198,7 +4198,7 @@
           <w:sz w:val="24"/>
           <w:u w:val="single"/>
         </w:rPr>
-        <w:hyperlink r:id="rId24" w:history="1">
+        <w:hyperlink r:id="rId22" w:history="1">
           <w:r>
             <w:rPr>
               <w:rStyle w:val="Hyperlink"/>
@@ -4216,7 +4216,7 @@
           <w:sz w:val="24"/>
           <w:u w:val="single"/>
         </w:rPr>
-        <w:hyperlink r:id="rId24" w:history="1">
+        <w:hyperlink r:id="rId22" w:history="1">
           <w:r>
             <w:rPr>
               <w:rStyle w:val="Hyperlink"/>
@@ -4244,7 +4244,7 @@
           <w:sz w:val="24"/>
           <w:u w:val="single"/>
         </w:rPr>
-        <w:hyperlink r:id="rId25" w:history="1">
+        <w:hyperlink r:id="rId23" w:history="1">
           <w:r>
             <w:rPr>
               <w:rStyle w:val="Hyperlink"/>
@@ -4262,7 +4262,7 @@
           <w:sz w:val="24"/>
           <w:u w:val="single"/>
         </w:rPr>
-        <w:hyperlink r:id="rId25" w:history="1">
+        <w:hyperlink r:id="rId22" w:history="1">
           <w:r>
             <w:rPr>
               <w:rStyle w:val="Hyperlink"/>
@@ -4399,7 +4399,7 @@
           <w:sz w:val="24"/>
           <w:u w:val="single"/>
         </w:rPr>
-        <w:hyperlink r:id="rId26" w:history="1">
+        <w:hyperlink r:id="rId24" w:history="1">
           <w:r>
             <w:rPr>
               <w:rStyle w:val="Hyperlink"/>
@@ -4417,7 +4417,7 @@
           <w:sz w:val="24"/>
           <w:u w:val="single"/>
         </w:rPr>
-        <w:hyperlink r:id="rId26" w:history="1">
+        <w:hyperlink r:id="rId24" w:history="1">
           <w:r>
             <w:rPr>
               <w:rStyle w:val="Hyperlink"/>
@@ -4435,7 +4435,7 @@
           <w:sz w:val="24"/>
           <w:u w:val="single"/>
         </w:rPr>
-        <w:hyperlink r:id="rId26" w:history="1">
+        <w:hyperlink r:id="rId24" w:history="1">
           <w:r>
             <w:rPr>
               <w:rStyle w:val="Hyperlink"/>
@@ -4453,7 +4453,7 @@
           <w:sz w:val="24"/>
           <w:u w:val="single"/>
         </w:rPr>
-        <w:hyperlink r:id="rId26" w:history="1">
+        <w:hyperlink r:id="rId24" w:history="1">
           <w:r>
             <w:rPr>
               <w:rStyle w:val="Hyperlink"/>
@@ -4481,7 +4481,7 @@
           <w:sz w:val="24"/>
           <w:u w:val="single"/>
         </w:rPr>
-        <w:hyperlink r:id="rId27" w:history="1">
+        <w:hyperlink r:id="rId25" w:history="1">
           <w:r>
             <w:rPr>
               <w:rStyle w:val="Hyperlink"/>
@@ -4499,7 +4499,7 @@
           <w:sz w:val="24"/>
           <w:u w:val="single"/>
         </w:rPr>
-        <w:hyperlink r:id="rId27" w:history="1">
+        <w:hyperlink r:id="rId24" w:history="1">
           <w:r>
             <w:rPr>
               <w:rStyle w:val="Hyperlink"/>
@@ -4528,7 +4528,7 @@
           <w:sz w:val="24"/>
           <w:u w:val="single"/>
         </w:rPr>
-        <w:hyperlink r:id="rId26" w:history="1">
+        <w:hyperlink r:id="rId25" w:history="1">
           <w:r>
             <w:rPr>
               <w:rStyle w:val="Hyperlink"/>

--- a/EXPORTS/DOCX/published/niveau3/English/EMArtis.docx
+++ b/EXPORTS/DOCX/published/niveau3/English/EMArtis.docx
@@ -597,25 +597,7 @@
           <w:color w:val="000000"/>
           <w:sz w:val="24"/>
         </w:rPr>
-        <w:hyperlink r:id="rId10" w:history="1">
-          <w:r>
-            <w:rPr>
-              <w:rStyle w:val="Hyperlink"/>
-            </w:rPr>
-            <w:t>lle</w:t>
-          </w:r>
-        </w:hyperlink>
-      </w:r>
-      <w:r>
-        <w:rPr>
-          <w:u w:val="single" w:color="0000ff"/>
-          <w:rFonts w:ascii="Charis SIL Regular" w:hAnsi="Charis SIL Regular" w:eastAsia="Charis SIL Regular"/>
-          <w:b w:val="0"/>
-          <w:i w:val="0"/>
-          <w:color w:val="000000"/>
-          <w:sz w:val="24"/>
-        </w:rPr>
-        <w:t xml:space="preserve">cted by the </w:t>
+        <w:t xml:space="preserve">llected by the </w:t>
       </w:r>
       <w:r>
         <w:rPr>
@@ -626,7 +608,7 @@
           <w:sz w:val="24"/>
           <w:u w:val="single"/>
         </w:rPr>
-        <w:hyperlink r:id="rId11" w:history="1">
+        <w:hyperlink r:id="rId10" w:history="1">
           <w:r>
             <w:rPr>
               <w:rStyle w:val="Hyperlink"/>
@@ -644,7 +626,7 @@
           <w:sz w:val="24"/>
           <w:u w:val="single"/>
         </w:rPr>
-        <w:hyperlink r:id="rId11" w:history="1">
+        <w:hyperlink r:id="rId10" w:history="1">
           <w:r>
             <w:rPr>
               <w:rStyle w:val="Hyperlink"/>
@@ -3666,7 +3648,7 @@
           <w:sz w:val="24"/>
           <w:u w:val="single"/>
         </w:rPr>
-        <w:hyperlink r:id="rId20" w:history="1">
+        <w:hyperlink r:id="rId19" w:history="1">
           <w:r>
             <w:rPr>
               <w:rStyle w:val="Hyperlink"/>
@@ -3784,7 +3766,7 @@
           <w:sz w:val="24"/>
           <w:u w:val="single"/>
         </w:rPr>
-        <w:hyperlink r:id="rId21" w:history="1">
+        <w:hyperlink r:id="rId20" w:history="1">
           <w:r>
             <w:rPr>
               <w:rStyle w:val="Hyperlink"/>
@@ -3802,7 +3784,7 @@
           <w:sz w:val="24"/>
           <w:u w:val="single"/>
         </w:rPr>
-        <w:hyperlink r:id="rId21" w:history="1">
+        <w:hyperlink r:id="rId20" w:history="1">
           <w:r>
             <w:rPr>
               <w:rStyle w:val="Hyperlink"/>
@@ -3820,7 +3802,7 @@
           <w:sz w:val="24"/>
           <w:u w:val="single"/>
         </w:rPr>
-        <w:hyperlink r:id="rId21" w:history="1">
+        <w:hyperlink r:id="rId20" w:history="1">
           <w:r>
             <w:rPr>
               <w:rStyle w:val="Hyperlink"/>
@@ -3838,7 +3820,7 @@
           <w:sz w:val="24"/>
           <w:u w:val="single"/>
         </w:rPr>
-        <w:hyperlink r:id="rId21" w:history="1">
+        <w:hyperlink r:id="rId20" w:history="1">
           <w:r>
             <w:rPr>
               <w:rStyle w:val="Hyperlink"/>
@@ -3866,7 +3848,7 @@
           <w:sz w:val="24"/>
           <w:u w:val="single"/>
         </w:rPr>
-        <w:hyperlink r:id="rId21" w:history="1">
+        <w:hyperlink r:id="rId20" w:history="1">
           <w:r>
             <w:rPr>
               <w:rStyle w:val="Hyperlink"/>
@@ -3884,7 +3866,7 @@
           <w:sz w:val="24"/>
           <w:u w:val="single"/>
         </w:rPr>
-        <w:hyperlink r:id="rId21" w:history="1">
+        <w:hyperlink r:id="rId20" w:history="1">
           <w:r>
             <w:rPr>
               <w:rStyle w:val="Hyperlink"/>
@@ -3913,7 +3895,7 @@
           <w:sz w:val="24"/>
           <w:u w:val="single"/>
         </w:rPr>
-        <w:hyperlink r:id="rId21" w:history="1">
+        <w:hyperlink r:id="rId20" w:history="1">
           <w:r>
             <w:rPr>
               <w:rStyle w:val="Hyperlink"/>
@@ -4051,7 +4033,7 @@
           <w:sz w:val="24"/>
           <w:u w:val="single"/>
         </w:rPr>
-        <w:hyperlink r:id="rId22" w:history="1">
+        <w:hyperlink r:id="rId21" w:history="1">
           <w:r>
             <w:rPr>
               <w:rStyle w:val="Hyperlink"/>
@@ -4069,7 +4051,7 @@
           <w:sz w:val="24"/>
           <w:u w:val="single"/>
         </w:rPr>
-        <w:hyperlink r:id="rId22" w:history="1">
+        <w:hyperlink r:id="rId21" w:history="1">
           <w:r>
             <w:rPr>
               <w:rStyle w:val="Hyperlink"/>
@@ -4087,7 +4069,7 @@
           <w:sz w:val="24"/>
           <w:u w:val="single"/>
         </w:rPr>
-        <w:hyperlink r:id="rId22" w:history="1">
+        <w:hyperlink r:id="rId21" w:history="1">
           <w:r>
             <w:rPr>
               <w:rStyle w:val="Hyperlink"/>
@@ -4105,7 +4087,7 @@
           <w:sz w:val="24"/>
           <w:u w:val="single"/>
         </w:rPr>
-        <w:hyperlink r:id="rId22" w:history="1">
+        <w:hyperlink r:id="rId21" w:history="1">
           <w:r>
             <w:rPr>
               <w:rStyle w:val="Hyperlink"/>
@@ -4126,7 +4108,7 @@
           <w:sz w:val="24"/>
           <w:u w:val="single"/>
         </w:rPr>
-        <w:hyperlink r:id="rId22" w:history="1">
+        <w:hyperlink r:id="rId21" w:history="1">
           <w:r>
             <w:rPr>
               <w:rStyle w:val="Hyperlink"/>
@@ -4144,7 +4126,7 @@
           <w:sz w:val="24"/>
           <w:u w:val="single"/>
         </w:rPr>
-        <w:hyperlink r:id="rId22" w:history="1">
+        <w:hyperlink r:id="rId21" w:history="1">
           <w:r>
             <w:rPr>
               <w:rStyle w:val="Hyperlink"/>
@@ -4162,7 +4144,7 @@
           <w:sz w:val="24"/>
           <w:u w:val="single"/>
         </w:rPr>
-        <w:hyperlink r:id="rId22" w:history="1">
+        <w:hyperlink r:id="rId21" w:history="1">
           <w:r>
             <w:rPr>
               <w:rStyle w:val="Hyperlink"/>
@@ -4180,7 +4162,7 @@
           <w:sz w:val="24"/>
           <w:u w:val="single"/>
         </w:rPr>
-        <w:hyperlink r:id="rId22" w:history="1">
+        <w:hyperlink r:id="rId21" w:history="1">
           <w:r>
             <w:rPr>
               <w:rStyle w:val="Hyperlink"/>
@@ -4198,7 +4180,7 @@
           <w:sz w:val="24"/>
           <w:u w:val="single"/>
         </w:rPr>
-        <w:hyperlink r:id="rId22" w:history="1">
+        <w:hyperlink r:id="rId21" w:history="1">
           <w:r>
             <w:rPr>
               <w:rStyle w:val="Hyperlink"/>
@@ -4216,7 +4198,7 @@
           <w:sz w:val="24"/>
           <w:u w:val="single"/>
         </w:rPr>
-        <w:hyperlink r:id="rId22" w:history="1">
+        <w:hyperlink r:id="rId21" w:history="1">
           <w:r>
             <w:rPr>
               <w:rStyle w:val="Hyperlink"/>
@@ -4244,7 +4226,7 @@
           <w:sz w:val="24"/>
           <w:u w:val="single"/>
         </w:rPr>
-        <w:hyperlink r:id="rId23" w:history="1">
+        <w:hyperlink r:id="rId22" w:history="1">
           <w:r>
             <w:rPr>
               <w:rStyle w:val="Hyperlink"/>
@@ -4399,7 +4381,7 @@
           <w:sz w:val="24"/>
           <w:u w:val="single"/>
         </w:rPr>
-        <w:hyperlink r:id="rId24" w:history="1">
+        <w:hyperlink r:id="rId23" w:history="1">
           <w:r>
             <w:rPr>
               <w:rStyle w:val="Hyperlink"/>
@@ -4417,7 +4399,7 @@
           <w:sz w:val="24"/>
           <w:u w:val="single"/>
         </w:rPr>
-        <w:hyperlink r:id="rId24" w:history="1">
+        <w:hyperlink r:id="rId23" w:history="1">
           <w:r>
             <w:rPr>
               <w:rStyle w:val="Hyperlink"/>
@@ -4435,7 +4417,7 @@
           <w:sz w:val="24"/>
           <w:u w:val="single"/>
         </w:rPr>
-        <w:hyperlink r:id="rId24" w:history="1">
+        <w:hyperlink r:id="rId23" w:history="1">
           <w:r>
             <w:rPr>
               <w:rStyle w:val="Hyperlink"/>
@@ -4453,7 +4435,7 @@
           <w:sz w:val="24"/>
           <w:u w:val="single"/>
         </w:rPr>
-        <w:hyperlink r:id="rId24" w:history="1">
+        <w:hyperlink r:id="rId23" w:history="1">
           <w:r>
             <w:rPr>
               <w:rStyle w:val="Hyperlink"/>
@@ -4481,7 +4463,7 @@
           <w:sz w:val="24"/>
           <w:u w:val="single"/>
         </w:rPr>
-        <w:hyperlink r:id="rId25" w:history="1">
+        <w:hyperlink r:id="rId24" w:history="1">
           <w:r>
             <w:rPr>
               <w:rStyle w:val="Hyperlink"/>
@@ -4499,7 +4481,7 @@
           <w:sz w:val="24"/>
           <w:u w:val="single"/>
         </w:rPr>
-        <w:hyperlink r:id="rId24" w:history="1">
+        <w:hyperlink r:id="rId23" w:history="1">
           <w:r>
             <w:rPr>
               <w:rStyle w:val="Hyperlink"/>
@@ -4528,7 +4510,7 @@
           <w:sz w:val="24"/>
           <w:u w:val="single"/>
         </w:rPr>
-        <w:hyperlink r:id="rId25" w:history="1">
+        <w:hyperlink r:id="rId24" w:history="1">
           <w:r>
             <w:rPr>
               <w:rStyle w:val="Hyperlink"/>
@@ -4543,7 +4525,7 @@
         <w:autoSpaceDN w:val="0"/>
         <w:autoSpaceDE w:val="0"/>
         <w:widowControl/>
-        <w:spacing w:line="538" w:lineRule="exact" w:before="478" w:after="0"/>
+        <w:spacing w:line="538" w:lineRule="exact" w:before="458" w:after="0"/>
         <w:ind w:left="0" w:right="0" w:firstLine="0"/>
         <w:jc w:val="left"/>
       </w:pPr>

--- a/EXPORTS/DOCX/published/niveau3/English/EMArtis.docx
+++ b/EXPORTS/DOCX/published/niveau3/English/EMArtis.docx
@@ -597,25 +597,35 @@
           <w:color w:val="000000"/>
           <w:sz w:val="24"/>
         </w:rPr>
-        <w:t xml:space="preserve">llected by the </w:t>
-      </w:r>
-      <w:r>
-        <w:rPr>
-          <w:rFonts w:ascii="Charis SIL Regular" w:hAnsi="Charis SIL Regular" w:eastAsia="Charis SIL Regular"/>
-          <w:b w:val="0"/>
-          <w:i w:val="0"/>
-          <w:color w:val="0000FF"/>
-          <w:sz w:val="24"/>
-          <w:u w:val="single"/>
-        </w:rPr>
         <w:hyperlink r:id="rId10" w:history="1">
           <w:r>
             <w:rPr>
               <w:rStyle w:val="Hyperlink"/>
             </w:rPr>
-            <w:t>Nie</w:t>
+            <w:t>lle</w:t>
           </w:r>
         </w:hyperlink>
+      </w:r>
+      <w:r>
+        <w:rPr>
+          <w:u w:val="single" w:color="0000ff"/>
+          <w:rFonts w:ascii="Charis SIL Regular" w:hAnsi="Charis SIL Regular" w:eastAsia="Charis SIL Regular"/>
+          <w:b w:val="0"/>
+          <w:i w:val="0"/>
+          <w:color w:val="000000"/>
+          <w:sz w:val="24"/>
+        </w:rPr>
+        <w:t xml:space="preserve">cted by the </w:t>
+      </w:r>
+      <w:r>
+        <w:rPr>
+          <w:rFonts w:ascii="Charis SIL Regular" w:hAnsi="Charis SIL Regular" w:eastAsia="Charis SIL Regular"/>
+          <w:b w:val="0"/>
+          <w:i w:val="0"/>
+          <w:color w:val="0000FF"/>
+          <w:sz w:val="24"/>
+        </w:rPr>
+        <w:t>Nie</w:t>
       </w:r>
       <w:r>
         <w:rPr>
@@ -655,7 +665,7 @@
           <w:sz w:val="24"/>
           <w:u w:val="single"/>
         </w:rPr>
-        <w:hyperlink r:id="rId11" w:history="1">
+        <w:hyperlink r:id="rId10" w:history="1">
           <w:r>
             <w:rPr>
               <w:rStyle w:val="Hyperlink"/>
@@ -4244,7 +4254,7 @@
           <w:sz w:val="24"/>
           <w:u w:val="single"/>
         </w:rPr>
-        <w:hyperlink r:id="rId22" w:history="1">
+        <w:hyperlink r:id="rId21" w:history="1">
           <w:r>
             <w:rPr>
               <w:rStyle w:val="Hyperlink"/>
@@ -4481,7 +4491,7 @@
           <w:sz w:val="24"/>
           <w:u w:val="single"/>
         </w:rPr>
-        <w:hyperlink r:id="rId23" w:history="1">
+        <w:hyperlink r:id="rId24" w:history="1">
           <w:r>
             <w:rPr>
               <w:rStyle w:val="Hyperlink"/>

--- a/EXPORTS/DOCX/published/niveau3/English/EMArtis.docx
+++ b/EXPORTS/DOCX/published/niveau3/English/EMArtis.docx
@@ -572,50 +572,13 @@
       </w:r>
       <w:r>
         <w:rPr>
-          <w:u w:val="single" w:color="0000ff"/>
           <w:rFonts w:ascii="Charis SIL Regular" w:hAnsi="Charis SIL Regular" w:eastAsia="Charis SIL Regular"/>
           <w:b w:val="0"/>
           <w:i w:val="0"/>
           <w:color w:val="000000"/>
           <w:sz w:val="24"/>
         </w:rPr>
-        <w:hyperlink r:id="rId10" w:history="1">
-          <w:r>
-            <w:rPr>
-              <w:rStyle w:val="Hyperlink"/>
-            </w:rPr>
-            <w:t>o</w:t>
-          </w:r>
-        </w:hyperlink>
-      </w:r>
-      <w:r>
-        <w:rPr>
-          <w:u w:val="single" w:color="0000ff"/>
-          <w:rFonts w:ascii="Charis SIL Regular" w:hAnsi="Charis SIL Regular" w:eastAsia="Charis SIL Regular"/>
-          <w:b w:val="0"/>
-          <w:i w:val="0"/>
-          <w:color w:val="000000"/>
-          <w:sz w:val="24"/>
-        </w:rPr>
-        <w:hyperlink r:id="rId10" w:history="1">
-          <w:r>
-            <w:rPr>
-              <w:rStyle w:val="Hyperlink"/>
-            </w:rPr>
-            <w:t>lle</w:t>
-          </w:r>
-        </w:hyperlink>
-      </w:r>
-      <w:r>
-        <w:rPr>
-          <w:u w:val="single" w:color="0000ff"/>
-          <w:rFonts w:ascii="Charis SIL Regular" w:hAnsi="Charis SIL Regular" w:eastAsia="Charis SIL Regular"/>
-          <w:b w:val="0"/>
-          <w:i w:val="0"/>
-          <w:color w:val="000000"/>
-          <w:sz w:val="24"/>
-        </w:rPr>
-        <w:t xml:space="preserve">cted by the </w:t>
+        <w:t xml:space="preserve">ollected by the </w:t>
       </w:r>
       <w:r>
         <w:rPr>
@@ -3547,7 +3510,7 @@
           <w:sz w:val="24"/>
           <w:u w:val="single"/>
         </w:rPr>
-        <w:hyperlink r:id="rId19" w:history="1">
+        <w:hyperlink r:id="rId20" w:history="1">
           <w:r>
             <w:rPr>
               <w:rStyle w:val="Hyperlink"/>
@@ -3776,7 +3739,7 @@
           <w:sz w:val="24"/>
           <w:u w:val="single"/>
         </w:rPr>
-        <w:hyperlink r:id="rId20" w:history="1">
+        <w:hyperlink r:id="rId21" w:history="1">
           <w:r>
             <w:rPr>
               <w:rStyle w:val="Hyperlink"/>
@@ -3794,7 +3757,7 @@
           <w:sz w:val="24"/>
           <w:u w:val="single"/>
         </w:rPr>
-        <w:hyperlink r:id="rId20" w:history="1">
+        <w:hyperlink r:id="rId21" w:history="1">
           <w:r>
             <w:rPr>
               <w:rStyle w:val="Hyperlink"/>
@@ -3812,7 +3775,7 @@
           <w:sz w:val="24"/>
           <w:u w:val="single"/>
         </w:rPr>
-        <w:hyperlink r:id="rId20" w:history="1">
+        <w:hyperlink r:id="rId21" w:history="1">
           <w:r>
             <w:rPr>
               <w:rStyle w:val="Hyperlink"/>
@@ -3830,7 +3793,7 @@
           <w:sz w:val="24"/>
           <w:u w:val="single"/>
         </w:rPr>
-        <w:hyperlink r:id="rId20" w:history="1">
+        <w:hyperlink r:id="rId21" w:history="1">
           <w:r>
             <w:rPr>
               <w:rStyle w:val="Hyperlink"/>
@@ -3858,7 +3821,7 @@
           <w:sz w:val="24"/>
           <w:u w:val="single"/>
         </w:rPr>
-        <w:hyperlink r:id="rId20" w:history="1">
+        <w:hyperlink r:id="rId22" w:history="1">
           <w:r>
             <w:rPr>
               <w:rStyle w:val="Hyperlink"/>
@@ -3876,7 +3839,7 @@
           <w:sz w:val="24"/>
           <w:u w:val="single"/>
         </w:rPr>
-        <w:hyperlink r:id="rId20" w:history="1">
+        <w:hyperlink r:id="rId22" w:history="1">
           <w:r>
             <w:rPr>
               <w:rStyle w:val="Hyperlink"/>
@@ -3905,7 +3868,7 @@
           <w:sz w:val="24"/>
           <w:u w:val="single"/>
         </w:rPr>
-        <w:hyperlink r:id="rId20" w:history="1">
+        <w:hyperlink r:id="rId22" w:history="1">
           <w:r>
             <w:rPr>
               <w:rStyle w:val="Hyperlink"/>
@@ -4043,7 +4006,7 @@
           <w:sz w:val="24"/>
           <w:u w:val="single"/>
         </w:rPr>
-        <w:hyperlink r:id="rId21" w:history="1">
+        <w:hyperlink r:id="rId23" w:history="1">
           <w:r>
             <w:rPr>
               <w:rStyle w:val="Hyperlink"/>
@@ -4061,7 +4024,7 @@
           <w:sz w:val="24"/>
           <w:u w:val="single"/>
         </w:rPr>
-        <w:hyperlink r:id="rId21" w:history="1">
+        <w:hyperlink r:id="rId23" w:history="1">
           <w:r>
             <w:rPr>
               <w:rStyle w:val="Hyperlink"/>
@@ -4079,7 +4042,7 @@
           <w:sz w:val="24"/>
           <w:u w:val="single"/>
         </w:rPr>
-        <w:hyperlink r:id="rId21" w:history="1">
+        <w:hyperlink r:id="rId23" w:history="1">
           <w:r>
             <w:rPr>
               <w:rStyle w:val="Hyperlink"/>
@@ -4097,7 +4060,7 @@
           <w:sz w:val="24"/>
           <w:u w:val="single"/>
         </w:rPr>
-        <w:hyperlink r:id="rId21" w:history="1">
+        <w:hyperlink r:id="rId23" w:history="1">
           <w:r>
             <w:rPr>
               <w:rStyle w:val="Hyperlink"/>
@@ -4118,7 +4081,7 @@
           <w:sz w:val="24"/>
           <w:u w:val="single"/>
         </w:rPr>
-        <w:hyperlink r:id="rId21" w:history="1">
+        <w:hyperlink r:id="rId23" w:history="1">
           <w:r>
             <w:rPr>
               <w:rStyle w:val="Hyperlink"/>
@@ -4136,7 +4099,7 @@
           <w:sz w:val="24"/>
           <w:u w:val="single"/>
         </w:rPr>
-        <w:hyperlink r:id="rId21" w:history="1">
+        <w:hyperlink r:id="rId23" w:history="1">
           <w:r>
             <w:rPr>
               <w:rStyle w:val="Hyperlink"/>
@@ -4154,7 +4117,7 @@
           <w:sz w:val="24"/>
           <w:u w:val="single"/>
         </w:rPr>
-        <w:hyperlink r:id="rId21" w:history="1">
+        <w:hyperlink r:id="rId23" w:history="1">
           <w:r>
             <w:rPr>
               <w:rStyle w:val="Hyperlink"/>
@@ -4172,7 +4135,7 @@
           <w:sz w:val="24"/>
           <w:u w:val="single"/>
         </w:rPr>
-        <w:hyperlink r:id="rId21" w:history="1">
+        <w:hyperlink r:id="rId23" w:history="1">
           <w:r>
             <w:rPr>
               <w:rStyle w:val="Hyperlink"/>
@@ -4190,7 +4153,7 @@
           <w:sz w:val="24"/>
           <w:u w:val="single"/>
         </w:rPr>
-        <w:hyperlink r:id="rId21" w:history="1">
+        <w:hyperlink r:id="rId23" w:history="1">
           <w:r>
             <w:rPr>
               <w:rStyle w:val="Hyperlink"/>
@@ -4208,7 +4171,7 @@
           <w:sz w:val="24"/>
           <w:u w:val="single"/>
         </w:rPr>
-        <w:hyperlink r:id="rId21" w:history="1">
+        <w:hyperlink r:id="rId23" w:history="1">
           <w:r>
             <w:rPr>
               <w:rStyle w:val="Hyperlink"/>
@@ -4236,7 +4199,7 @@
           <w:sz w:val="24"/>
           <w:u w:val="single"/>
         </w:rPr>
-        <w:hyperlink r:id="rId22" w:history="1">
+        <w:hyperlink r:id="rId24" w:history="1">
           <w:r>
             <w:rPr>
               <w:rStyle w:val="Hyperlink"/>
@@ -4254,7 +4217,7 @@
           <w:sz w:val="24"/>
           <w:u w:val="single"/>
         </w:rPr>
-        <w:hyperlink r:id="rId21" w:history="1">
+        <w:hyperlink r:id="rId23" w:history="1">
           <w:r>
             <w:rPr>
               <w:rStyle w:val="Hyperlink"/>
@@ -4391,7 +4354,7 @@
           <w:sz w:val="24"/>
           <w:u w:val="single"/>
         </w:rPr>
-        <w:hyperlink r:id="rId23" w:history="1">
+        <w:hyperlink r:id="rId25" w:history="1">
           <w:r>
             <w:rPr>
               <w:rStyle w:val="Hyperlink"/>
@@ -4409,7 +4372,7 @@
           <w:sz w:val="24"/>
           <w:u w:val="single"/>
         </w:rPr>
-        <w:hyperlink r:id="rId23" w:history="1">
+        <w:hyperlink r:id="rId25" w:history="1">
           <w:r>
             <w:rPr>
               <w:rStyle w:val="Hyperlink"/>
@@ -4427,7 +4390,7 @@
           <w:sz w:val="24"/>
           <w:u w:val="single"/>
         </w:rPr>
-        <w:hyperlink r:id="rId23" w:history="1">
+        <w:hyperlink r:id="rId25" w:history="1">
           <w:r>
             <w:rPr>
               <w:rStyle w:val="Hyperlink"/>
@@ -4445,7 +4408,7 @@
           <w:sz w:val="24"/>
           <w:u w:val="single"/>
         </w:rPr>
-        <w:hyperlink r:id="rId23" w:history="1">
+        <w:hyperlink r:id="rId25" w:history="1">
           <w:r>
             <w:rPr>
               <w:rStyle w:val="Hyperlink"/>
@@ -4473,7 +4436,7 @@
           <w:sz w:val="24"/>
           <w:u w:val="single"/>
         </w:rPr>
-        <w:hyperlink r:id="rId24" w:history="1">
+        <w:hyperlink r:id="rId26" w:history="1">
           <w:r>
             <w:rPr>
               <w:rStyle w:val="Hyperlink"/>
@@ -4491,7 +4454,7 @@
           <w:sz w:val="24"/>
           <w:u w:val="single"/>
         </w:rPr>
-        <w:hyperlink r:id="rId24" w:history="1">
+        <w:hyperlink r:id="rId26" w:history="1">
           <w:r>
             <w:rPr>
               <w:rStyle w:val="Hyperlink"/>
@@ -4520,7 +4483,7 @@
           <w:sz w:val="24"/>
           <w:u w:val="single"/>
         </w:rPr>
-        <w:hyperlink r:id="rId24" w:history="1">
+        <w:hyperlink r:id="rId26" w:history="1">
           <w:r>
             <w:rPr>
               <w:rStyle w:val="Hyperlink"/>

--- a/EXPORTS/DOCX/published/niveau3/English/EMArtis.docx
+++ b/EXPORTS/DOCX/published/niveau3/English/EMArtis.docx
@@ -532,74 +532,36 @@
           <w:color w:val="000000"/>
           <w:sz w:val="24"/>
         </w:rPr>
+        <w:t xml:space="preserve">n, of 1883 and objects collected by the </w:t>
+      </w:r>
+      <w:r>
+        <w:rPr>
+          <w:rFonts w:ascii="Charis SIL Regular" w:hAnsi="Charis SIL Regular" w:eastAsia="Charis SIL Regular"/>
+          <w:b w:val="0"/>
+          <w:i w:val="0"/>
+          <w:color w:val="0000FF"/>
+          <w:sz w:val="24"/>
+          <w:u w:val="single"/>
+        </w:rPr>
         <w:hyperlink r:id="rId10" w:history="1">
           <w:r>
             <w:rPr>
               <w:rStyle w:val="Hyperlink"/>
             </w:rPr>
-            <w:t>n, of 1883 and</w:t>
+            <w:t>Nie</w:t>
           </w:r>
         </w:hyperlink>
       </w:r>
       <w:r>
         <w:rPr>
-          <w:u w:val="single" w:color="0000ff"/>
-          <w:rFonts w:ascii="Charis SIL Regular" w:hAnsi="Charis SIL Regular" w:eastAsia="Charis SIL Regular"/>
-          <w:b w:val="0"/>
-          <w:i w:val="0"/>
-          <w:color w:val="000000"/>
-          <w:sz w:val="24"/>
-        </w:rPr>
-        <w:t xml:space="preserve"> </w:t>
-      </w:r>
-      <w:r>
-        <w:rPr>
-          <w:u w:val="single" w:color="0000ff"/>
-          <w:rFonts w:ascii="Charis SIL Regular" w:hAnsi="Charis SIL Regular" w:eastAsia="Charis SIL Regular"/>
-          <w:b w:val="0"/>
-          <w:i w:val="0"/>
-          <w:color w:val="000000"/>
-          <w:sz w:val="24"/>
-        </w:rPr>
-        <w:hyperlink r:id="rId10" w:history="1">
-          <w:r>
-            <w:rPr>
-              <w:rStyle w:val="Hyperlink"/>
-            </w:rPr>
-            <w:t>objects c</w:t>
-          </w:r>
-        </w:hyperlink>
-      </w:r>
-      <w:r>
-        <w:rPr>
-          <w:rFonts w:ascii="Charis SIL Regular" w:hAnsi="Charis SIL Regular" w:eastAsia="Charis SIL Regular"/>
-          <w:b w:val="0"/>
-          <w:i w:val="0"/>
-          <w:color w:val="000000"/>
-          <w:sz w:val="24"/>
-        </w:rPr>
-        <w:t xml:space="preserve">ollected by the </w:t>
-      </w:r>
-      <w:r>
-        <w:rPr>
           <w:rFonts w:ascii="Charis SIL Regular" w:hAnsi="Charis SIL Regular" w:eastAsia="Charis SIL Regular"/>
           <w:b w:val="0"/>
           <w:i w:val="0"/>
           <w:color w:val="0000FF"/>
           <w:sz w:val="24"/>
-        </w:rPr>
-        <w:t>Nie</w:t>
-      </w:r>
-      <w:r>
-        <w:rPr>
-          <w:rFonts w:ascii="Charis SIL Regular" w:hAnsi="Charis SIL Regular" w:eastAsia="Charis SIL Regular"/>
-          <w:b w:val="0"/>
-          <w:i w:val="0"/>
-          <w:color w:val="0000FF"/>
-          <w:sz w:val="24"/>
           <w:u w:val="single"/>
         </w:rPr>
-        <w:hyperlink r:id="rId10" w:history="1">
+        <w:hyperlink r:id="rId11" w:history="1">
           <w:r>
             <w:rPr>
               <w:rStyle w:val="Hyperlink"/>
@@ -628,7 +590,7 @@
           <w:sz w:val="24"/>
           <w:u w:val="single"/>
         </w:rPr>
-        <w:hyperlink r:id="rId10" w:history="1">
+        <w:hyperlink r:id="rId11" w:history="1">
           <w:r>
             <w:rPr>
               <w:rStyle w:val="Hyperlink"/>
@@ -3510,7 +3472,7 @@
           <w:sz w:val="24"/>
           <w:u w:val="single"/>
         </w:rPr>
-        <w:hyperlink r:id="rId20" w:history="1">
+        <w:hyperlink r:id="rId19" w:history="1">
           <w:r>
             <w:rPr>
               <w:rStyle w:val="Hyperlink"/>
@@ -3568,18 +3530,30 @@
       </w:r>
       <w:r>
         <w:rPr>
+          <w:u w:val="single" w:color="0000ff"/>
           <w:rFonts w:ascii="Charis SIL Regular" w:hAnsi="Charis SIL Regular" w:eastAsia="Charis SIL Regular"/>
           <w:b w:val="0"/>
           <w:i w:val="0"/>
           <w:color w:val="000000"/>
           <w:sz w:val="24"/>
+        </w:rPr>
+        <w:t xml:space="preserve">, </w:t>
+      </w:r>
+      <w:r>
+        <w:rPr>
+          <w:rFonts w:ascii="Charis SIL Regular" w:hAnsi="Charis SIL Regular" w:eastAsia="Charis SIL Regular"/>
+          <w:b w:val="0"/>
+          <w:i w:val="0"/>
+          <w:color w:val="0000FF"/>
+          <w:sz w:val="24"/>
+          <w:u w:val="single"/>
         </w:rPr>
         <w:hyperlink r:id="rId19" w:history="1">
           <w:r>
             <w:rPr>
               <w:rStyle w:val="Hyperlink"/>
             </w:rPr>
-            <w:t xml:space="preserve">, </w:t>
+            <w:t xml:space="preserve">ISBN </w:t>
           </w:r>
         </w:hyperlink>
       </w:r>
@@ -3592,36 +3566,7 @@
           <w:sz w:val="24"/>
           <w:u w:val="single"/>
         </w:rPr>
-        <w:hyperlink r:id="rId19" w:history="1">
-          <w:r>
-            <w:rPr>
-              <w:rStyle w:val="Hyperlink"/>
-            </w:rPr>
-            <w:t>ISBN</w:t>
-          </w:r>
-        </w:hyperlink>
-      </w:r>
-      <w:r>
-        <w:rPr>
-          <w:rFonts w:ascii="Charis SIL Regular" w:hAnsi="Charis SIL Regular" w:eastAsia="Charis SIL Regular"/>
-          <w:b w:val="0"/>
-          <w:i w:val="0"/>
-          <w:color w:val="0000FF"/>
-          <w:sz w:val="24"/>
-          <w:u w:val="single"/>
-        </w:rPr>
-        <w:t xml:space="preserve"> </w:t>
-      </w:r>
-      <w:r>
-        <w:rPr>
-          <w:rFonts w:ascii="Charis SIL Regular" w:hAnsi="Charis SIL Regular" w:eastAsia="Charis SIL Regular"/>
-          <w:b w:val="0"/>
-          <w:i w:val="0"/>
-          <w:color w:val="0000FF"/>
-          <w:sz w:val="24"/>
-          <w:u w:val="single"/>
-        </w:rPr>
-        <w:hyperlink r:id="rId19" w:history="1">
+        <w:hyperlink r:id="rId20" w:history="1">
           <w:r>
             <w:rPr>
               <w:rStyle w:val="Hyperlink"/>
@@ -3821,7 +3766,7 @@
           <w:sz w:val="24"/>
           <w:u w:val="single"/>
         </w:rPr>
-        <w:hyperlink r:id="rId22" w:history="1">
+        <w:hyperlink r:id="rId21" w:history="1">
           <w:r>
             <w:rPr>
               <w:rStyle w:val="Hyperlink"/>
@@ -3839,7 +3784,7 @@
           <w:sz w:val="24"/>
           <w:u w:val="single"/>
         </w:rPr>
-        <w:hyperlink r:id="rId22" w:history="1">
+        <w:hyperlink r:id="rId21" w:history="1">
           <w:r>
             <w:rPr>
               <w:rStyle w:val="Hyperlink"/>
@@ -3868,7 +3813,7 @@
           <w:sz w:val="24"/>
           <w:u w:val="single"/>
         </w:rPr>
-        <w:hyperlink r:id="rId22" w:history="1">
+        <w:hyperlink r:id="rId21" w:history="1">
           <w:r>
             <w:rPr>
               <w:rStyle w:val="Hyperlink"/>
@@ -4006,7 +3951,7 @@
           <w:sz w:val="24"/>
           <w:u w:val="single"/>
         </w:rPr>
-        <w:hyperlink r:id="rId23" w:history="1">
+        <w:hyperlink r:id="rId22" w:history="1">
           <w:r>
             <w:rPr>
               <w:rStyle w:val="Hyperlink"/>
@@ -4024,7 +3969,7 @@
           <w:sz w:val="24"/>
           <w:u w:val="single"/>
         </w:rPr>
-        <w:hyperlink r:id="rId23" w:history="1">
+        <w:hyperlink r:id="rId22" w:history="1">
           <w:r>
             <w:rPr>
               <w:rStyle w:val="Hyperlink"/>
@@ -4042,7 +3987,7 @@
           <w:sz w:val="24"/>
           <w:u w:val="single"/>
         </w:rPr>
-        <w:hyperlink r:id="rId23" w:history="1">
+        <w:hyperlink r:id="rId22" w:history="1">
           <w:r>
             <w:rPr>
               <w:rStyle w:val="Hyperlink"/>
@@ -4060,7 +4005,7 @@
           <w:sz w:val="24"/>
           <w:u w:val="single"/>
         </w:rPr>
-        <w:hyperlink r:id="rId23" w:history="1">
+        <w:hyperlink r:id="rId22" w:history="1">
           <w:r>
             <w:rPr>
               <w:rStyle w:val="Hyperlink"/>
@@ -4081,7 +4026,7 @@
           <w:sz w:val="24"/>
           <w:u w:val="single"/>
         </w:rPr>
-        <w:hyperlink r:id="rId23" w:history="1">
+        <w:hyperlink r:id="rId22" w:history="1">
           <w:r>
             <w:rPr>
               <w:rStyle w:val="Hyperlink"/>
@@ -4099,7 +4044,7 @@
           <w:sz w:val="24"/>
           <w:u w:val="single"/>
         </w:rPr>
-        <w:hyperlink r:id="rId23" w:history="1">
+        <w:hyperlink r:id="rId22" w:history="1">
           <w:r>
             <w:rPr>
               <w:rStyle w:val="Hyperlink"/>
@@ -4117,7 +4062,7 @@
           <w:sz w:val="24"/>
           <w:u w:val="single"/>
         </w:rPr>
-        <w:hyperlink r:id="rId23" w:history="1">
+        <w:hyperlink r:id="rId22" w:history="1">
           <w:r>
             <w:rPr>
               <w:rStyle w:val="Hyperlink"/>
@@ -4135,7 +4080,7 @@
           <w:sz w:val="24"/>
           <w:u w:val="single"/>
         </w:rPr>
-        <w:hyperlink r:id="rId23" w:history="1">
+        <w:hyperlink r:id="rId22" w:history="1">
           <w:r>
             <w:rPr>
               <w:rStyle w:val="Hyperlink"/>
@@ -4153,7 +4098,7 @@
           <w:sz w:val="24"/>
           <w:u w:val="single"/>
         </w:rPr>
-        <w:hyperlink r:id="rId23" w:history="1">
+        <w:hyperlink r:id="rId22" w:history="1">
           <w:r>
             <w:rPr>
               <w:rStyle w:val="Hyperlink"/>
@@ -4171,7 +4116,7 @@
           <w:sz w:val="24"/>
           <w:u w:val="single"/>
         </w:rPr>
-        <w:hyperlink r:id="rId23" w:history="1">
+        <w:hyperlink r:id="rId22" w:history="1">
           <w:r>
             <w:rPr>
               <w:rStyle w:val="Hyperlink"/>
@@ -4199,7 +4144,7 @@
           <w:sz w:val="24"/>
           <w:u w:val="single"/>
         </w:rPr>
-        <w:hyperlink r:id="rId24" w:history="1">
+        <w:hyperlink r:id="rId23" w:history="1">
           <w:r>
             <w:rPr>
               <w:rStyle w:val="Hyperlink"/>
@@ -4217,7 +4162,7 @@
           <w:sz w:val="24"/>
           <w:u w:val="single"/>
         </w:rPr>
-        <w:hyperlink r:id="rId23" w:history="1">
+        <w:hyperlink r:id="rId22" w:history="1">
           <w:r>
             <w:rPr>
               <w:rStyle w:val="Hyperlink"/>
@@ -4354,7 +4299,7 @@
           <w:sz w:val="24"/>
           <w:u w:val="single"/>
         </w:rPr>
-        <w:hyperlink r:id="rId25" w:history="1">
+        <w:hyperlink r:id="rId24" w:history="1">
           <w:r>
             <w:rPr>
               <w:rStyle w:val="Hyperlink"/>
@@ -4372,7 +4317,7 @@
           <w:sz w:val="24"/>
           <w:u w:val="single"/>
         </w:rPr>
-        <w:hyperlink r:id="rId25" w:history="1">
+        <w:hyperlink r:id="rId24" w:history="1">
           <w:r>
             <w:rPr>
               <w:rStyle w:val="Hyperlink"/>
@@ -4390,7 +4335,7 @@
           <w:sz w:val="24"/>
           <w:u w:val="single"/>
         </w:rPr>
-        <w:hyperlink r:id="rId25" w:history="1">
+        <w:hyperlink r:id="rId24" w:history="1">
           <w:r>
             <w:rPr>
               <w:rStyle w:val="Hyperlink"/>
@@ -4408,7 +4353,7 @@
           <w:sz w:val="24"/>
           <w:u w:val="single"/>
         </w:rPr>
-        <w:hyperlink r:id="rId25" w:history="1">
+        <w:hyperlink r:id="rId24" w:history="1">
           <w:r>
             <w:rPr>
               <w:rStyle w:val="Hyperlink"/>
@@ -4436,7 +4381,7 @@
           <w:sz w:val="24"/>
           <w:u w:val="single"/>
         </w:rPr>
-        <w:hyperlink r:id="rId26" w:history="1">
+        <w:hyperlink r:id="rId24" w:history="1">
           <w:r>
             <w:rPr>
               <w:rStyle w:val="Hyperlink"/>
@@ -4454,7 +4399,7 @@
           <w:sz w:val="24"/>
           <w:u w:val="single"/>
         </w:rPr>
-        <w:hyperlink r:id="rId26" w:history="1">
+        <w:hyperlink r:id="rId24" w:history="1">
           <w:r>
             <w:rPr>
               <w:rStyle w:val="Hyperlink"/>
@@ -4483,7 +4428,7 @@
           <w:sz w:val="24"/>
           <w:u w:val="single"/>
         </w:rPr>
-        <w:hyperlink r:id="rId26" w:history="1">
+        <w:hyperlink r:id="rId24" w:history="1">
           <w:r>
             <w:rPr>
               <w:rStyle w:val="Hyperlink"/>

--- a/EXPORTS/DOCX/published/niveau3/English/EMArtis.docx
+++ b/EXPORTS/DOCX/published/niveau3/English/EMArtis.docx
@@ -521,18 +521,7 @@
           <w:color w:val="000000"/>
           <w:sz w:val="24"/>
         </w:rPr>
-        <w:t>Exhibitio</w:t>
-      </w:r>
-      <w:r>
-        <w:rPr>
-          <w:u w:val="single" w:color="0000ff"/>
-          <w:rFonts w:ascii="Charis SIL Regular" w:hAnsi="Charis SIL Regular" w:eastAsia="Charis SIL Regular"/>
-          <w:b w:val="0"/>
-          <w:i w:val="0"/>
-          <w:color w:val="000000"/>
-          <w:sz w:val="24"/>
-        </w:rPr>
-        <w:t xml:space="preserve">n, of 1883 and objects collected by the </w:t>
+        <w:t xml:space="preserve">Exhibition, of 1883 and objects collected by the </w:t>
       </w:r>
       <w:r>
         <w:rPr>
@@ -541,16 +530,8 @@
           <w:i w:val="0"/>
           <w:color w:val="0000FF"/>
           <w:sz w:val="24"/>
-          <w:u w:val="single"/>
-        </w:rPr>
-        <w:hyperlink r:id="rId10" w:history="1">
-          <w:r>
-            <w:rPr>
-              <w:rStyle w:val="Hyperlink"/>
-            </w:rPr>
-            <w:t>Nie</w:t>
-          </w:r>
-        </w:hyperlink>
+        </w:rPr>
+        <w:t>Nie</w:t>
       </w:r>
       <w:r>
         <w:rPr>
@@ -561,7 +542,7 @@
           <w:sz w:val="24"/>
           <w:u w:val="single"/>
         </w:rPr>
-        <w:hyperlink r:id="rId11" w:history="1">
+        <w:hyperlink r:id="rId10" w:history="1">
           <w:r>
             <w:rPr>
               <w:rStyle w:val="Hyperlink"/>
@@ -590,7 +571,7 @@
           <w:sz w:val="24"/>
           <w:u w:val="single"/>
         </w:rPr>
-        <w:hyperlink r:id="rId11" w:history="1">
+        <w:hyperlink r:id="rId10" w:history="1">
           <w:r>
             <w:rPr>
               <w:rStyle w:val="Hyperlink"/>
@@ -1688,14 +1669,7 @@
           <w:color w:val="000000"/>
           <w:sz w:val="24"/>
         </w:rPr>
-        <w:hyperlink r:id="rId15" w:history="1">
-          <w:r>
-            <w:rPr>
-              <w:rStyle w:val="Hyperlink"/>
-            </w:rPr>
-            <w:t>msterda</w:t>
-          </w:r>
-        </w:hyperlink>
+        <w:t>msterda</w:t>
       </w:r>
       <w:r>
         <w:rPr>
@@ -3472,7 +3446,7 @@
           <w:sz w:val="24"/>
           <w:u w:val="single"/>
         </w:rPr>
-        <w:hyperlink r:id="rId19" w:history="1">
+        <w:hyperlink r:id="rId20" w:history="1">
           <w:r>
             <w:rPr>
               <w:rStyle w:val="Hyperlink"/>
@@ -3490,7 +3464,7 @@
           <w:sz w:val="24"/>
           <w:u w:val="single"/>
         </w:rPr>
-        <w:hyperlink r:id="rId19" w:history="1">
+        <w:hyperlink r:id="rId20" w:history="1">
           <w:r>
             <w:rPr>
               <w:rStyle w:val="Hyperlink"/>
@@ -3519,7 +3493,7 @@
           <w:sz w:val="24"/>
           <w:u w:val="single"/>
         </w:rPr>
-        <w:hyperlink r:id="rId19" w:history="1">
+        <w:hyperlink r:id="rId20" w:history="1">
           <w:r>
             <w:rPr>
               <w:rStyle w:val="Hyperlink"/>
@@ -3530,30 +3504,18 @@
       </w:r>
       <w:r>
         <w:rPr>
-          <w:u w:val="single" w:color="0000ff"/>
           <w:rFonts w:ascii="Charis SIL Regular" w:hAnsi="Charis SIL Regular" w:eastAsia="Charis SIL Regular"/>
           <w:b w:val="0"/>
           <w:i w:val="0"/>
           <w:color w:val="000000"/>
           <w:sz w:val="24"/>
-        </w:rPr>
-        <w:t xml:space="preserve">, </w:t>
-      </w:r>
-      <w:r>
-        <w:rPr>
-          <w:rFonts w:ascii="Charis SIL Regular" w:hAnsi="Charis SIL Regular" w:eastAsia="Charis SIL Regular"/>
-          <w:b w:val="0"/>
-          <w:i w:val="0"/>
-          <w:color w:val="0000FF"/>
-          <w:sz w:val="24"/>
-          <w:u w:val="single"/>
         </w:rPr>
         <w:hyperlink r:id="rId19" w:history="1">
           <w:r>
             <w:rPr>
               <w:rStyle w:val="Hyperlink"/>
             </w:rPr>
-            <w:t xml:space="preserve">ISBN </w:t>
+            <w:t xml:space="preserve">, </w:t>
           </w:r>
         </w:hyperlink>
       </w:r>
@@ -3566,7 +3528,36 @@
           <w:sz w:val="24"/>
           <w:u w:val="single"/>
         </w:rPr>
-        <w:hyperlink r:id="rId20" w:history="1">
+        <w:hyperlink r:id="rId21" w:history="1">
+          <w:r>
+            <w:rPr>
+              <w:rStyle w:val="Hyperlink"/>
+            </w:rPr>
+            <w:t>ISBN</w:t>
+          </w:r>
+        </w:hyperlink>
+      </w:r>
+      <w:r>
+        <w:rPr>
+          <w:rFonts w:ascii="Charis SIL Regular" w:hAnsi="Charis SIL Regular" w:eastAsia="Charis SIL Regular"/>
+          <w:b w:val="0"/>
+          <w:i w:val="0"/>
+          <w:color w:val="0000FF"/>
+          <w:sz w:val="24"/>
+          <w:u w:val="single"/>
+        </w:rPr>
+        <w:t xml:space="preserve"> </w:t>
+      </w:r>
+      <w:r>
+        <w:rPr>
+          <w:rFonts w:ascii="Charis SIL Regular" w:hAnsi="Charis SIL Regular" w:eastAsia="Charis SIL Regular"/>
+          <w:b w:val="0"/>
+          <w:i w:val="0"/>
+          <w:color w:val="0000FF"/>
+          <w:sz w:val="24"/>
+          <w:u w:val="single"/>
+        </w:rPr>
+        <w:hyperlink r:id="rId21" w:history="1">
           <w:r>
             <w:rPr>
               <w:rStyle w:val="Hyperlink"/>
@@ -3684,7 +3675,7 @@
           <w:sz w:val="24"/>
           <w:u w:val="single"/>
         </w:rPr>
-        <w:hyperlink r:id="rId21" w:history="1">
+        <w:hyperlink r:id="rId22" w:history="1">
           <w:r>
             <w:rPr>
               <w:rStyle w:val="Hyperlink"/>
@@ -3702,7 +3693,7 @@
           <w:sz w:val="24"/>
           <w:u w:val="single"/>
         </w:rPr>
-        <w:hyperlink r:id="rId21" w:history="1">
+        <w:hyperlink r:id="rId22" w:history="1">
           <w:r>
             <w:rPr>
               <w:rStyle w:val="Hyperlink"/>
@@ -3720,7 +3711,7 @@
           <w:sz w:val="24"/>
           <w:u w:val="single"/>
         </w:rPr>
-        <w:hyperlink r:id="rId21" w:history="1">
+        <w:hyperlink r:id="rId22" w:history="1">
           <w:r>
             <w:rPr>
               <w:rStyle w:val="Hyperlink"/>
@@ -3738,7 +3729,7 @@
           <w:sz w:val="24"/>
           <w:u w:val="single"/>
         </w:rPr>
-        <w:hyperlink r:id="rId21" w:history="1">
+        <w:hyperlink r:id="rId22" w:history="1">
           <w:r>
             <w:rPr>
               <w:rStyle w:val="Hyperlink"/>
@@ -3766,7 +3757,7 @@
           <w:sz w:val="24"/>
           <w:u w:val="single"/>
         </w:rPr>
-        <w:hyperlink r:id="rId21" w:history="1">
+        <w:hyperlink r:id="rId22" w:history="1">
           <w:r>
             <w:rPr>
               <w:rStyle w:val="Hyperlink"/>
@@ -3784,7 +3775,7 @@
           <w:sz w:val="24"/>
           <w:u w:val="single"/>
         </w:rPr>
-        <w:hyperlink r:id="rId21" w:history="1">
+        <w:hyperlink r:id="rId22" w:history="1">
           <w:r>
             <w:rPr>
               <w:rStyle w:val="Hyperlink"/>
@@ -3813,7 +3804,7 @@
           <w:sz w:val="24"/>
           <w:u w:val="single"/>
         </w:rPr>
-        <w:hyperlink r:id="rId21" w:history="1">
+        <w:hyperlink r:id="rId23" w:history="1">
           <w:r>
             <w:rPr>
               <w:rStyle w:val="Hyperlink"/>
@@ -3951,7 +3942,7 @@
           <w:sz w:val="24"/>
           <w:u w:val="single"/>
         </w:rPr>
-        <w:hyperlink r:id="rId22" w:history="1">
+        <w:hyperlink r:id="rId24" w:history="1">
           <w:r>
             <w:rPr>
               <w:rStyle w:val="Hyperlink"/>
@@ -3969,7 +3960,7 @@
           <w:sz w:val="24"/>
           <w:u w:val="single"/>
         </w:rPr>
-        <w:hyperlink r:id="rId22" w:history="1">
+        <w:hyperlink r:id="rId24" w:history="1">
           <w:r>
             <w:rPr>
               <w:rStyle w:val="Hyperlink"/>
@@ -3987,7 +3978,7 @@
           <w:sz w:val="24"/>
           <w:u w:val="single"/>
         </w:rPr>
-        <w:hyperlink r:id="rId22" w:history="1">
+        <w:hyperlink r:id="rId24" w:history="1">
           <w:r>
             <w:rPr>
               <w:rStyle w:val="Hyperlink"/>
@@ -4005,7 +3996,7 @@
           <w:sz w:val="24"/>
           <w:u w:val="single"/>
         </w:rPr>
-        <w:hyperlink r:id="rId22" w:history="1">
+        <w:hyperlink r:id="rId24" w:history="1">
           <w:r>
             <w:rPr>
               <w:rStyle w:val="Hyperlink"/>
@@ -4026,7 +4017,7 @@
           <w:sz w:val="24"/>
           <w:u w:val="single"/>
         </w:rPr>
-        <w:hyperlink r:id="rId22" w:history="1">
+        <w:hyperlink r:id="rId24" w:history="1">
           <w:r>
             <w:rPr>
               <w:rStyle w:val="Hyperlink"/>
@@ -4044,7 +4035,7 @@
           <w:sz w:val="24"/>
           <w:u w:val="single"/>
         </w:rPr>
-        <w:hyperlink r:id="rId22" w:history="1">
+        <w:hyperlink r:id="rId24" w:history="1">
           <w:r>
             <w:rPr>
               <w:rStyle w:val="Hyperlink"/>
@@ -4062,7 +4053,7 @@
           <w:sz w:val="24"/>
           <w:u w:val="single"/>
         </w:rPr>
-        <w:hyperlink r:id="rId22" w:history="1">
+        <w:hyperlink r:id="rId24" w:history="1">
           <w:r>
             <w:rPr>
               <w:rStyle w:val="Hyperlink"/>
@@ -4080,7 +4071,7 @@
           <w:sz w:val="24"/>
           <w:u w:val="single"/>
         </w:rPr>
-        <w:hyperlink r:id="rId22" w:history="1">
+        <w:hyperlink r:id="rId24" w:history="1">
           <w:r>
             <w:rPr>
               <w:rStyle w:val="Hyperlink"/>
@@ -4098,7 +4089,7 @@
           <w:sz w:val="24"/>
           <w:u w:val="single"/>
         </w:rPr>
-        <w:hyperlink r:id="rId22" w:history="1">
+        <w:hyperlink r:id="rId24" w:history="1">
           <w:r>
             <w:rPr>
               <w:rStyle w:val="Hyperlink"/>
@@ -4116,7 +4107,7 @@
           <w:sz w:val="24"/>
           <w:u w:val="single"/>
         </w:rPr>
-        <w:hyperlink r:id="rId22" w:history="1">
+        <w:hyperlink r:id="rId24" w:history="1">
           <w:r>
             <w:rPr>
               <w:rStyle w:val="Hyperlink"/>
@@ -4144,7 +4135,7 @@
           <w:sz w:val="24"/>
           <w:u w:val="single"/>
         </w:rPr>
-        <w:hyperlink r:id="rId23" w:history="1">
+        <w:hyperlink r:id="rId25" w:history="1">
           <w:r>
             <w:rPr>
               <w:rStyle w:val="Hyperlink"/>
@@ -4162,7 +4153,7 @@
           <w:sz w:val="24"/>
           <w:u w:val="single"/>
         </w:rPr>
-        <w:hyperlink r:id="rId22" w:history="1">
+        <w:hyperlink r:id="rId25" w:history="1">
           <w:r>
             <w:rPr>
               <w:rStyle w:val="Hyperlink"/>
@@ -4299,7 +4290,7 @@
           <w:sz w:val="24"/>
           <w:u w:val="single"/>
         </w:rPr>
-        <w:hyperlink r:id="rId24" w:history="1">
+        <w:hyperlink r:id="rId26" w:history="1">
           <w:r>
             <w:rPr>
               <w:rStyle w:val="Hyperlink"/>
@@ -4317,7 +4308,7 @@
           <w:sz w:val="24"/>
           <w:u w:val="single"/>
         </w:rPr>
-        <w:hyperlink r:id="rId24" w:history="1">
+        <w:hyperlink r:id="rId26" w:history="1">
           <w:r>
             <w:rPr>
               <w:rStyle w:val="Hyperlink"/>
@@ -4335,7 +4326,7 @@
           <w:sz w:val="24"/>
           <w:u w:val="single"/>
         </w:rPr>
-        <w:hyperlink r:id="rId24" w:history="1">
+        <w:hyperlink r:id="rId26" w:history="1">
           <w:r>
             <w:rPr>
               <w:rStyle w:val="Hyperlink"/>
@@ -4353,7 +4344,7 @@
           <w:sz w:val="24"/>
           <w:u w:val="single"/>
         </w:rPr>
-        <w:hyperlink r:id="rId24" w:history="1">
+        <w:hyperlink r:id="rId26" w:history="1">
           <w:r>
             <w:rPr>
               <w:rStyle w:val="Hyperlink"/>
@@ -4381,7 +4372,7 @@
           <w:sz w:val="24"/>
           <w:u w:val="single"/>
         </w:rPr>
-        <w:hyperlink r:id="rId24" w:history="1">
+        <w:hyperlink r:id="rId27" w:history="1">
           <w:r>
             <w:rPr>
               <w:rStyle w:val="Hyperlink"/>
@@ -4399,7 +4390,7 @@
           <w:sz w:val="24"/>
           <w:u w:val="single"/>
         </w:rPr>
-        <w:hyperlink r:id="rId24" w:history="1">
+        <w:hyperlink r:id="rId27" w:history="1">
           <w:r>
             <w:rPr>
               <w:rStyle w:val="Hyperlink"/>
@@ -4428,7 +4419,7 @@
           <w:sz w:val="24"/>
           <w:u w:val="single"/>
         </w:rPr>
-        <w:hyperlink r:id="rId24" w:history="1">
+        <w:hyperlink r:id="rId27" w:history="1">
           <w:r>
             <w:rPr>
               <w:rStyle w:val="Hyperlink"/>

--- a/EXPORTS/DOCX/published/niveau3/English/EMArtis.docx
+++ b/EXPORTS/DOCX/published/niveau3/English/EMArtis.docx
@@ -521,7 +521,18 @@
           <w:color w:val="000000"/>
           <w:sz w:val="24"/>
         </w:rPr>
-        <w:t xml:space="preserve">Exhibition, of 1883 and objects collected by the </w:t>
+        <w:t>Exhibitio</w:t>
+      </w:r>
+      <w:r>
+        <w:rPr>
+          <w:u w:val="single" w:color="0000ff"/>
+          <w:rFonts w:ascii="Charis SIL Regular" w:hAnsi="Charis SIL Regular" w:eastAsia="Charis SIL Regular"/>
+          <w:b w:val="0"/>
+          <w:i w:val="0"/>
+          <w:color w:val="000000"/>
+          <w:sz w:val="24"/>
+        </w:rPr>
+        <w:t xml:space="preserve">n, of 1883 and objects collected by the </w:t>
       </w:r>
       <w:r>
         <w:rPr>
@@ -530,8 +541,16 @@
           <w:i w:val="0"/>
           <w:color w:val="0000FF"/>
           <w:sz w:val="24"/>
-        </w:rPr>
-        <w:t>Nie</w:t>
+          <w:u w:val="single"/>
+        </w:rPr>
+        <w:hyperlink r:id="rId10" w:history="1">
+          <w:r>
+            <w:rPr>
+              <w:rStyle w:val="Hyperlink"/>
+            </w:rPr>
+            <w:t>Nie</w:t>
+          </w:r>
+        </w:hyperlink>
       </w:r>
       <w:r>
         <w:rPr>
@@ -1669,7 +1688,14 @@
           <w:color w:val="000000"/>
           <w:sz w:val="24"/>
         </w:rPr>
-        <w:t>msterda</w:t>
+        <w:hyperlink r:id="rId15" w:history="1">
+          <w:r>
+            <w:rPr>
+              <w:rStyle w:val="Hyperlink"/>
+            </w:rPr>
+            <w:t>msterda</w:t>
+          </w:r>
+        </w:hyperlink>
       </w:r>
       <w:r>
         <w:rPr>
@@ -3757,7 +3783,7 @@
           <w:sz w:val="24"/>
           <w:u w:val="single"/>
         </w:rPr>
-        <w:hyperlink r:id="rId22" w:history="1">
+        <w:hyperlink r:id="rId23" w:history="1">
           <w:r>
             <w:rPr>
               <w:rStyle w:val="Hyperlink"/>
@@ -3775,7 +3801,7 @@
           <w:sz w:val="24"/>
           <w:u w:val="single"/>
         </w:rPr>
-        <w:hyperlink r:id="rId22" w:history="1">
+        <w:hyperlink r:id="rId23" w:history="1">
           <w:r>
             <w:rPr>
               <w:rStyle w:val="Hyperlink"/>

--- a/EXPORTS/DOCX/published/niveau3/English/EMArtis.docx
+++ b/EXPORTS/DOCX/published/niveau3/English/EMArtis.docx
@@ -532,7 +532,90 @@
           <w:color w:val="000000"/>
           <w:sz w:val="24"/>
         </w:rPr>
-        <w:t xml:space="preserve">n, of 1883 and objects collected by the </w:t>
+        <w:hyperlink r:id="rId10" w:history="1">
+          <w:r>
+            <w:rPr>
+              <w:rStyle w:val="Hyperlink"/>
+            </w:rPr>
+            <w:t>n, of 1883 and</w:t>
+          </w:r>
+        </w:hyperlink>
+      </w:r>
+      <w:r>
+        <w:rPr>
+          <w:u w:val="single" w:color="0000ff"/>
+          <w:rFonts w:ascii="Charis SIL Regular" w:hAnsi="Charis SIL Regular" w:eastAsia="Charis SIL Regular"/>
+          <w:b w:val="0"/>
+          <w:i w:val="0"/>
+          <w:color w:val="000000"/>
+          <w:sz w:val="24"/>
+        </w:rPr>
+        <w:t xml:space="preserve"> </w:t>
+      </w:r>
+      <w:r>
+        <w:rPr>
+          <w:u w:val="single" w:color="0000ff"/>
+          <w:rFonts w:ascii="Charis SIL Regular" w:hAnsi="Charis SIL Regular" w:eastAsia="Charis SIL Regular"/>
+          <w:b w:val="0"/>
+          <w:i w:val="0"/>
+          <w:color w:val="000000"/>
+          <w:sz w:val="24"/>
+        </w:rPr>
+        <w:hyperlink r:id="rId10" w:history="1">
+          <w:r>
+            <w:rPr>
+              <w:rStyle w:val="Hyperlink"/>
+            </w:rPr>
+            <w:t>objects c</w:t>
+          </w:r>
+        </w:hyperlink>
+      </w:r>
+      <w:r>
+        <w:rPr>
+          <w:u w:val="single" w:color="0000ff"/>
+          <w:rFonts w:ascii="Charis SIL Regular" w:hAnsi="Charis SIL Regular" w:eastAsia="Charis SIL Regular"/>
+          <w:b w:val="0"/>
+          <w:i w:val="0"/>
+          <w:color w:val="000000"/>
+          <w:sz w:val="24"/>
+        </w:rPr>
+        <w:hyperlink r:id="rId10" w:history="1">
+          <w:r>
+            <w:rPr>
+              <w:rStyle w:val="Hyperlink"/>
+            </w:rPr>
+            <w:t>o</w:t>
+          </w:r>
+        </w:hyperlink>
+      </w:r>
+      <w:r>
+        <w:rPr>
+          <w:u w:val="single" w:color="0000ff"/>
+          <w:rFonts w:ascii="Charis SIL Regular" w:hAnsi="Charis SIL Regular" w:eastAsia="Charis SIL Regular"/>
+          <w:b w:val="0"/>
+          <w:i w:val="0"/>
+          <w:color w:val="000000"/>
+          <w:sz w:val="24"/>
+        </w:rPr>
+        <w:hyperlink r:id="rId10" w:history="1">
+          <w:r>
+            <w:rPr>
+              <w:rStyle w:val="Hyperlink"/>
+            </w:rPr>
+            <w:t>lle</w:t>
+          </w:r>
+        </w:hyperlink>
+      </w:r>
+      <w:r>
+        <w:rPr>
+          <w:u w:val="single" w:color="0000ff"/>
+          <w:rFonts w:ascii="Charis SIL Regular" w:hAnsi="Charis SIL Regular" w:eastAsia="Charis SIL Regular"/>
+          <w:b w:val="0"/>
+          <w:i w:val="0"/>
+          <w:color w:val="000000"/>
+          <w:sz w:val="24"/>
+        </w:rPr>
+        <w:t xml:space="preserve">cted by the </w:t>
       </w:r>
       <w:r>
         <w:rPr>
@@ -3472,7 +3555,7 @@
           <w:sz w:val="24"/>
           <w:u w:val="single"/>
         </w:rPr>
-        <w:hyperlink r:id="rId20" w:history="1">
+        <w:hyperlink r:id="rId19" w:history="1">
           <w:r>
             <w:rPr>
               <w:rStyle w:val="Hyperlink"/>
@@ -3490,7 +3573,7 @@
           <w:sz w:val="24"/>
           <w:u w:val="single"/>
         </w:rPr>
-        <w:hyperlink r:id="rId20" w:history="1">
+        <w:hyperlink r:id="rId19" w:history="1">
           <w:r>
             <w:rPr>
               <w:rStyle w:val="Hyperlink"/>
@@ -3519,7 +3602,7 @@
           <w:sz w:val="24"/>
           <w:u w:val="single"/>
         </w:rPr>
-        <w:hyperlink r:id="rId20" w:history="1">
+        <w:hyperlink r:id="rId19" w:history="1">
           <w:r>
             <w:rPr>
               <w:rStyle w:val="Hyperlink"/>
@@ -3554,7 +3637,7 @@
           <w:sz w:val="24"/>
           <w:u w:val="single"/>
         </w:rPr>
-        <w:hyperlink r:id="rId21" w:history="1">
+        <w:hyperlink r:id="rId19" w:history="1">
           <w:r>
             <w:rPr>
               <w:rStyle w:val="Hyperlink"/>
@@ -3583,7 +3666,7 @@
           <w:sz w:val="24"/>
           <w:u w:val="single"/>
         </w:rPr>
-        <w:hyperlink r:id="rId21" w:history="1">
+        <w:hyperlink r:id="rId20" w:history="1">
           <w:r>
             <w:rPr>
               <w:rStyle w:val="Hyperlink"/>
@@ -3701,7 +3784,7 @@
           <w:sz w:val="24"/>
           <w:u w:val="single"/>
         </w:rPr>
-        <w:hyperlink r:id="rId22" w:history="1">
+        <w:hyperlink r:id="rId21" w:history="1">
           <w:r>
             <w:rPr>
               <w:rStyle w:val="Hyperlink"/>
@@ -3719,7 +3802,7 @@
           <w:sz w:val="24"/>
           <w:u w:val="single"/>
         </w:rPr>
-        <w:hyperlink r:id="rId22" w:history="1">
+        <w:hyperlink r:id="rId21" w:history="1">
           <w:r>
             <w:rPr>
               <w:rStyle w:val="Hyperlink"/>
@@ -3737,7 +3820,7 @@
           <w:sz w:val="24"/>
           <w:u w:val="single"/>
         </w:rPr>
-        <w:hyperlink r:id="rId22" w:history="1">
+        <w:hyperlink r:id="rId21" w:history="1">
           <w:r>
             <w:rPr>
               <w:rStyle w:val="Hyperlink"/>
@@ -3755,7 +3838,7 @@
           <w:sz w:val="24"/>
           <w:u w:val="single"/>
         </w:rPr>
-        <w:hyperlink r:id="rId22" w:history="1">
+        <w:hyperlink r:id="rId21" w:history="1">
           <w:r>
             <w:rPr>
               <w:rStyle w:val="Hyperlink"/>
@@ -3783,7 +3866,7 @@
           <w:sz w:val="24"/>
           <w:u w:val="single"/>
         </w:rPr>
-        <w:hyperlink r:id="rId23" w:history="1">
+        <w:hyperlink r:id="rId21" w:history="1">
           <w:r>
             <w:rPr>
               <w:rStyle w:val="Hyperlink"/>
@@ -3801,7 +3884,7 @@
           <w:sz w:val="24"/>
           <w:u w:val="single"/>
         </w:rPr>
-        <w:hyperlink r:id="rId23" w:history="1">
+        <w:hyperlink r:id="rId21" w:history="1">
           <w:r>
             <w:rPr>
               <w:rStyle w:val="Hyperlink"/>
@@ -3830,7 +3913,7 @@
           <w:sz w:val="24"/>
           <w:u w:val="single"/>
         </w:rPr>
-        <w:hyperlink r:id="rId23" w:history="1">
+        <w:hyperlink r:id="rId21" w:history="1">
           <w:r>
             <w:rPr>
               <w:rStyle w:val="Hyperlink"/>
@@ -3968,7 +4051,7 @@
           <w:sz w:val="24"/>
           <w:u w:val="single"/>
         </w:rPr>
-        <w:hyperlink r:id="rId24" w:history="1">
+        <w:hyperlink r:id="rId22" w:history="1">
           <w:r>
             <w:rPr>
               <w:rStyle w:val="Hyperlink"/>
@@ -3986,7 +4069,7 @@
           <w:sz w:val="24"/>
           <w:u w:val="single"/>
         </w:rPr>
-        <w:hyperlink r:id="rId24" w:history="1">
+        <w:hyperlink r:id="rId22" w:history="1">
           <w:r>
             <w:rPr>
               <w:rStyle w:val="Hyperlink"/>
@@ -4004,7 +4087,7 @@
           <w:sz w:val="24"/>
           <w:u w:val="single"/>
         </w:rPr>
-        <w:hyperlink r:id="rId24" w:history="1">
+        <w:hyperlink r:id="rId22" w:history="1">
           <w:r>
             <w:rPr>
               <w:rStyle w:val="Hyperlink"/>
@@ -4022,7 +4105,7 @@
           <w:sz w:val="24"/>
           <w:u w:val="single"/>
         </w:rPr>
-        <w:hyperlink r:id="rId24" w:history="1">
+        <w:hyperlink r:id="rId22" w:history="1">
           <w:r>
             <w:rPr>
               <w:rStyle w:val="Hyperlink"/>
@@ -4043,7 +4126,7 @@
           <w:sz w:val="24"/>
           <w:u w:val="single"/>
         </w:rPr>
-        <w:hyperlink r:id="rId24" w:history="1">
+        <w:hyperlink r:id="rId22" w:history="1">
           <w:r>
             <w:rPr>
               <w:rStyle w:val="Hyperlink"/>
@@ -4061,7 +4144,7 @@
           <w:sz w:val="24"/>
           <w:u w:val="single"/>
         </w:rPr>
-        <w:hyperlink r:id="rId24" w:history="1">
+        <w:hyperlink r:id="rId22" w:history="1">
           <w:r>
             <w:rPr>
               <w:rStyle w:val="Hyperlink"/>
@@ -4079,7 +4162,7 @@
           <w:sz w:val="24"/>
           <w:u w:val="single"/>
         </w:rPr>
-        <w:hyperlink r:id="rId24" w:history="1">
+        <w:hyperlink r:id="rId22" w:history="1">
           <w:r>
             <w:rPr>
               <w:rStyle w:val="Hyperlink"/>
@@ -4097,7 +4180,7 @@
           <w:sz w:val="24"/>
           <w:u w:val="single"/>
         </w:rPr>
-        <w:hyperlink r:id="rId24" w:history="1">
+        <w:hyperlink r:id="rId22" w:history="1">
           <w:r>
             <w:rPr>
               <w:rStyle w:val="Hyperlink"/>
@@ -4115,7 +4198,7 @@
           <w:sz w:val="24"/>
           <w:u w:val="single"/>
         </w:rPr>
-        <w:hyperlink r:id="rId24" w:history="1">
+        <w:hyperlink r:id="rId22" w:history="1">
           <w:r>
             <w:rPr>
               <w:rStyle w:val="Hyperlink"/>
@@ -4133,7 +4216,7 @@
           <w:sz w:val="24"/>
           <w:u w:val="single"/>
         </w:rPr>
-        <w:hyperlink r:id="rId24" w:history="1">
+        <w:hyperlink r:id="rId22" w:history="1">
           <w:r>
             <w:rPr>
               <w:rStyle w:val="Hyperlink"/>
@@ -4161,7 +4244,7 @@
           <w:sz w:val="24"/>
           <w:u w:val="single"/>
         </w:rPr>
-        <w:hyperlink r:id="rId25" w:history="1">
+        <w:hyperlink r:id="rId23" w:history="1">
           <w:r>
             <w:rPr>
               <w:rStyle w:val="Hyperlink"/>
@@ -4179,7 +4262,7 @@
           <w:sz w:val="24"/>
           <w:u w:val="single"/>
         </w:rPr>
-        <w:hyperlink r:id="rId25" w:history="1">
+        <w:hyperlink r:id="rId22" w:history="1">
           <w:r>
             <w:rPr>
               <w:rStyle w:val="Hyperlink"/>
@@ -4316,7 +4399,7 @@
           <w:sz w:val="24"/>
           <w:u w:val="single"/>
         </w:rPr>
-        <w:hyperlink r:id="rId26" w:history="1">
+        <w:hyperlink r:id="rId24" w:history="1">
           <w:r>
             <w:rPr>
               <w:rStyle w:val="Hyperlink"/>
@@ -4334,7 +4417,7 @@
           <w:sz w:val="24"/>
           <w:u w:val="single"/>
         </w:rPr>
-        <w:hyperlink r:id="rId26" w:history="1">
+        <w:hyperlink r:id="rId24" w:history="1">
           <w:r>
             <w:rPr>
               <w:rStyle w:val="Hyperlink"/>
@@ -4352,7 +4435,7 @@
           <w:sz w:val="24"/>
           <w:u w:val="single"/>
         </w:rPr>
-        <w:hyperlink r:id="rId26" w:history="1">
+        <w:hyperlink r:id="rId24" w:history="1">
           <w:r>
             <w:rPr>
               <w:rStyle w:val="Hyperlink"/>
@@ -4370,7 +4453,7 @@
           <w:sz w:val="24"/>
           <w:u w:val="single"/>
         </w:rPr>
-        <w:hyperlink r:id="rId26" w:history="1">
+        <w:hyperlink r:id="rId24" w:history="1">
           <w:r>
             <w:rPr>
               <w:rStyle w:val="Hyperlink"/>
@@ -4398,7 +4481,7 @@
           <w:sz w:val="24"/>
           <w:u w:val="single"/>
         </w:rPr>
-        <w:hyperlink r:id="rId27" w:history="1">
+        <w:hyperlink r:id="rId25" w:history="1">
           <w:r>
             <w:rPr>
               <w:rStyle w:val="Hyperlink"/>
@@ -4416,7 +4499,7 @@
           <w:sz w:val="24"/>
           <w:u w:val="single"/>
         </w:rPr>
-        <w:hyperlink r:id="rId27" w:history="1">
+        <w:hyperlink r:id="rId25" w:history="1">
           <w:r>
             <w:rPr>
               <w:rStyle w:val="Hyperlink"/>
@@ -4445,7 +4528,7 @@
           <w:sz w:val="24"/>
           <w:u w:val="single"/>
         </w:rPr>
-        <w:hyperlink r:id="rId27" w:history="1">
+        <w:hyperlink r:id="rId25" w:history="1">
           <w:r>
             <w:rPr>
               <w:rStyle w:val="Hyperlink"/>

--- a/EXPORTS/DOCX/published/niveau3/English/EMArtis.docx
+++ b/EXPORTS/DOCX/published/niveau3/English/EMArtis.docx
@@ -3555,7 +3555,7 @@
           <w:sz w:val="24"/>
           <w:u w:val="single"/>
         </w:rPr>
-        <w:hyperlink r:id="rId19" w:history="1">
+        <w:hyperlink r:id="rId20" w:history="1">
           <w:r>
             <w:rPr>
               <w:rStyle w:val="Hyperlink"/>
@@ -3666,7 +3666,7 @@
           <w:sz w:val="24"/>
           <w:u w:val="single"/>
         </w:rPr>
-        <w:hyperlink r:id="rId20" w:history="1">
+        <w:hyperlink r:id="rId19" w:history="1">
           <w:r>
             <w:rPr>
               <w:rStyle w:val="Hyperlink"/>
@@ -3866,7 +3866,7 @@
           <w:sz w:val="24"/>
           <w:u w:val="single"/>
         </w:rPr>
-        <w:hyperlink r:id="rId21" w:history="1">
+        <w:hyperlink r:id="rId22" w:history="1">
           <w:r>
             <w:rPr>
               <w:rStyle w:val="Hyperlink"/>
@@ -3884,7 +3884,7 @@
           <w:sz w:val="24"/>
           <w:u w:val="single"/>
         </w:rPr>
-        <w:hyperlink r:id="rId21" w:history="1">
+        <w:hyperlink r:id="rId22" w:history="1">
           <w:r>
             <w:rPr>
               <w:rStyle w:val="Hyperlink"/>
@@ -3913,7 +3913,7 @@
           <w:sz w:val="24"/>
           <w:u w:val="single"/>
         </w:rPr>
-        <w:hyperlink r:id="rId21" w:history="1">
+        <w:hyperlink r:id="rId22" w:history="1">
           <w:r>
             <w:rPr>
               <w:rStyle w:val="Hyperlink"/>
@@ -4051,7 +4051,7 @@
           <w:sz w:val="24"/>
           <w:u w:val="single"/>
         </w:rPr>
-        <w:hyperlink r:id="rId22" w:history="1">
+        <w:hyperlink r:id="rId23" w:history="1">
           <w:r>
             <w:rPr>
               <w:rStyle w:val="Hyperlink"/>
@@ -4069,7 +4069,7 @@
           <w:sz w:val="24"/>
           <w:u w:val="single"/>
         </w:rPr>
-        <w:hyperlink r:id="rId22" w:history="1">
+        <w:hyperlink r:id="rId23" w:history="1">
           <w:r>
             <w:rPr>
               <w:rStyle w:val="Hyperlink"/>
@@ -4087,7 +4087,7 @@
           <w:sz w:val="24"/>
           <w:u w:val="single"/>
         </w:rPr>
-        <w:hyperlink r:id="rId22" w:history="1">
+        <w:hyperlink r:id="rId23" w:history="1">
           <w:r>
             <w:rPr>
               <w:rStyle w:val="Hyperlink"/>
@@ -4105,7 +4105,7 @@
           <w:sz w:val="24"/>
           <w:u w:val="single"/>
         </w:rPr>
-        <w:hyperlink r:id="rId22" w:history="1">
+        <w:hyperlink r:id="rId23" w:history="1">
           <w:r>
             <w:rPr>
               <w:rStyle w:val="Hyperlink"/>
@@ -4126,7 +4126,7 @@
           <w:sz w:val="24"/>
           <w:u w:val="single"/>
         </w:rPr>
-        <w:hyperlink r:id="rId22" w:history="1">
+        <w:hyperlink r:id="rId23" w:history="1">
           <w:r>
             <w:rPr>
               <w:rStyle w:val="Hyperlink"/>
@@ -4144,7 +4144,7 @@
           <w:sz w:val="24"/>
           <w:u w:val="single"/>
         </w:rPr>
-        <w:hyperlink r:id="rId22" w:history="1">
+        <w:hyperlink r:id="rId23" w:history="1">
           <w:r>
             <w:rPr>
               <w:rStyle w:val="Hyperlink"/>
@@ -4162,7 +4162,7 @@
           <w:sz w:val="24"/>
           <w:u w:val="single"/>
         </w:rPr>
-        <w:hyperlink r:id="rId22" w:history="1">
+        <w:hyperlink r:id="rId23" w:history="1">
           <w:r>
             <w:rPr>
               <w:rStyle w:val="Hyperlink"/>
@@ -4180,7 +4180,7 @@
           <w:sz w:val="24"/>
           <w:u w:val="single"/>
         </w:rPr>
-        <w:hyperlink r:id="rId22" w:history="1">
+        <w:hyperlink r:id="rId23" w:history="1">
           <w:r>
             <w:rPr>
               <w:rStyle w:val="Hyperlink"/>
@@ -4198,7 +4198,7 @@
           <w:sz w:val="24"/>
           <w:u w:val="single"/>
         </w:rPr>
-        <w:hyperlink r:id="rId22" w:history="1">
+        <w:hyperlink r:id="rId23" w:history="1">
           <w:r>
             <w:rPr>
               <w:rStyle w:val="Hyperlink"/>
@@ -4216,7 +4216,7 @@
           <w:sz w:val="24"/>
           <w:u w:val="single"/>
         </w:rPr>
-        <w:hyperlink r:id="rId22" w:history="1">
+        <w:hyperlink r:id="rId23" w:history="1">
           <w:r>
             <w:rPr>
               <w:rStyle w:val="Hyperlink"/>
@@ -4244,7 +4244,7 @@
           <w:sz w:val="24"/>
           <w:u w:val="single"/>
         </w:rPr>
-        <w:hyperlink r:id="rId23" w:history="1">
+        <w:hyperlink r:id="rId24" w:history="1">
           <w:r>
             <w:rPr>
               <w:rStyle w:val="Hyperlink"/>
@@ -4262,7 +4262,7 @@
           <w:sz w:val="24"/>
           <w:u w:val="single"/>
         </w:rPr>
-        <w:hyperlink r:id="rId22" w:history="1">
+        <w:hyperlink r:id="rId23" w:history="1">
           <w:r>
             <w:rPr>
               <w:rStyle w:val="Hyperlink"/>
@@ -4399,7 +4399,7 @@
           <w:sz w:val="24"/>
           <w:u w:val="single"/>
         </w:rPr>
-        <w:hyperlink r:id="rId24" w:history="1">
+        <w:hyperlink r:id="rId25" w:history="1">
           <w:r>
             <w:rPr>
               <w:rStyle w:val="Hyperlink"/>
@@ -4417,7 +4417,7 @@
           <w:sz w:val="24"/>
           <w:u w:val="single"/>
         </w:rPr>
-        <w:hyperlink r:id="rId24" w:history="1">
+        <w:hyperlink r:id="rId25" w:history="1">
           <w:r>
             <w:rPr>
               <w:rStyle w:val="Hyperlink"/>
@@ -4435,7 +4435,7 @@
           <w:sz w:val="24"/>
           <w:u w:val="single"/>
         </w:rPr>
-        <w:hyperlink r:id="rId24" w:history="1">
+        <w:hyperlink r:id="rId25" w:history="1">
           <w:r>
             <w:rPr>
               <w:rStyle w:val="Hyperlink"/>
@@ -4453,7 +4453,7 @@
           <w:sz w:val="24"/>
           <w:u w:val="single"/>
         </w:rPr>
-        <w:hyperlink r:id="rId24" w:history="1">
+        <w:hyperlink r:id="rId25" w:history="1">
           <w:r>
             <w:rPr>
               <w:rStyle w:val="Hyperlink"/>
@@ -4481,7 +4481,7 @@
           <w:sz w:val="24"/>
           <w:u w:val="single"/>
         </w:rPr>
-        <w:hyperlink r:id="rId25" w:history="1">
+        <w:hyperlink r:id="rId26" w:history="1">
           <w:r>
             <w:rPr>
               <w:rStyle w:val="Hyperlink"/>
@@ -4499,7 +4499,7 @@
           <w:sz w:val="24"/>
           <w:u w:val="single"/>
         </w:rPr>
-        <w:hyperlink r:id="rId25" w:history="1">
+        <w:hyperlink r:id="rId26" w:history="1">
           <w:r>
             <w:rPr>
               <w:rStyle w:val="Hyperlink"/>
@@ -4528,7 +4528,7 @@
           <w:sz w:val="24"/>
           <w:u w:val="single"/>
         </w:rPr>
-        <w:hyperlink r:id="rId25" w:history="1">
+        <w:hyperlink r:id="rId26" w:history="1">
           <w:r>
             <w:rPr>
               <w:rStyle w:val="Hyperlink"/>

--- a/EXPORTS/DOCX/published/niveau3/English/EMArtis.docx
+++ b/EXPORTS/DOCX/published/niveau3/English/EMArtis.docx
@@ -608,7 +608,6 @@
       </w:r>
       <w:r>
         <w:rPr>
-          <w:u w:val="single" w:color="0000ff"/>
           <w:rFonts w:ascii="Charis SIL Regular" w:hAnsi="Charis SIL Regular" w:eastAsia="Charis SIL Regular"/>
           <w:b w:val="0"/>
           <w:i w:val="0"/>
@@ -673,7 +672,7 @@
           <w:sz w:val="24"/>
           <w:u w:val="single"/>
         </w:rPr>
-        <w:hyperlink r:id="rId10" w:history="1">
+        <w:hyperlink r:id="rId11" w:history="1">
           <w:r>
             <w:rPr>
               <w:rStyle w:val="Hyperlink"/>
@@ -3573,7 +3572,7 @@
           <w:sz w:val="24"/>
           <w:u w:val="single"/>
         </w:rPr>
-        <w:hyperlink r:id="rId19" w:history="1">
+        <w:hyperlink r:id="rId20" w:history="1">
           <w:r>
             <w:rPr>
               <w:rStyle w:val="Hyperlink"/>
@@ -3602,7 +3601,7 @@
           <w:sz w:val="24"/>
           <w:u w:val="single"/>
         </w:rPr>
-        <w:hyperlink r:id="rId19" w:history="1">
+        <w:hyperlink r:id="rId20" w:history="1">
           <w:r>
             <w:rPr>
               <w:rStyle w:val="Hyperlink"/>
@@ -3613,6 +3612,7 @@
       </w:r>
       <w:r>
         <w:rPr>
+          <w:u w:val="single" w:color="0000ff"/>
           <w:rFonts w:ascii="Charis SIL Regular" w:hAnsi="Charis SIL Regular" w:eastAsia="Charis SIL Regular"/>
           <w:b w:val="0"/>
           <w:i w:val="0"/>
@@ -3637,7 +3637,7 @@
           <w:sz w:val="24"/>
           <w:u w:val="single"/>
         </w:rPr>
-        <w:hyperlink r:id="rId19" w:history="1">
+        <w:hyperlink r:id="rId21" w:history="1">
           <w:r>
             <w:rPr>
               <w:rStyle w:val="Hyperlink"/>
@@ -3784,7 +3784,7 @@
           <w:sz w:val="24"/>
           <w:u w:val="single"/>
         </w:rPr>
-        <w:hyperlink r:id="rId21" w:history="1">
+        <w:hyperlink r:id="rId22" w:history="1">
           <w:r>
             <w:rPr>
               <w:rStyle w:val="Hyperlink"/>
@@ -3802,7 +3802,7 @@
           <w:sz w:val="24"/>
           <w:u w:val="single"/>
         </w:rPr>
-        <w:hyperlink r:id="rId21" w:history="1">
+        <w:hyperlink r:id="rId22" w:history="1">
           <w:r>
             <w:rPr>
               <w:rStyle w:val="Hyperlink"/>
@@ -3820,7 +3820,7 @@
           <w:sz w:val="24"/>
           <w:u w:val="single"/>
         </w:rPr>
-        <w:hyperlink r:id="rId21" w:history="1">
+        <w:hyperlink r:id="rId22" w:history="1">
           <w:r>
             <w:rPr>
               <w:rStyle w:val="Hyperlink"/>
@@ -3838,7 +3838,7 @@
           <w:sz w:val="24"/>
           <w:u w:val="single"/>
         </w:rPr>
-        <w:hyperlink r:id="rId21" w:history="1">
+        <w:hyperlink r:id="rId22" w:history="1">
           <w:r>
             <w:rPr>
               <w:rStyle w:val="Hyperlink"/>
@@ -3866,7 +3866,7 @@
           <w:sz w:val="24"/>
           <w:u w:val="single"/>
         </w:rPr>
-        <w:hyperlink r:id="rId22" w:history="1">
+        <w:hyperlink r:id="rId23" w:history="1">
           <w:r>
             <w:rPr>
               <w:rStyle w:val="Hyperlink"/>
@@ -3884,7 +3884,7 @@
           <w:sz w:val="24"/>
           <w:u w:val="single"/>
         </w:rPr>
-        <w:hyperlink r:id="rId22" w:history="1">
+        <w:hyperlink r:id="rId23" w:history="1">
           <w:r>
             <w:rPr>
               <w:rStyle w:val="Hyperlink"/>
@@ -3913,7 +3913,7 @@
           <w:sz w:val="24"/>
           <w:u w:val="single"/>
         </w:rPr>
-        <w:hyperlink r:id="rId22" w:history="1">
+        <w:hyperlink r:id="rId23" w:history="1">
           <w:r>
             <w:rPr>
               <w:rStyle w:val="Hyperlink"/>
@@ -4051,7 +4051,7 @@
           <w:sz w:val="24"/>
           <w:u w:val="single"/>
         </w:rPr>
-        <w:hyperlink r:id="rId23" w:history="1">
+        <w:hyperlink r:id="rId24" w:history="1">
           <w:r>
             <w:rPr>
               <w:rStyle w:val="Hyperlink"/>
@@ -4069,7 +4069,7 @@
           <w:sz w:val="24"/>
           <w:u w:val="single"/>
         </w:rPr>
-        <w:hyperlink r:id="rId23" w:history="1">
+        <w:hyperlink r:id="rId24" w:history="1">
           <w:r>
             <w:rPr>
               <w:rStyle w:val="Hyperlink"/>
@@ -4087,7 +4087,7 @@
           <w:sz w:val="24"/>
           <w:u w:val="single"/>
         </w:rPr>
-        <w:hyperlink r:id="rId23" w:history="1">
+        <w:hyperlink r:id="rId24" w:history="1">
           <w:r>
             <w:rPr>
               <w:rStyle w:val="Hyperlink"/>
@@ -4105,7 +4105,7 @@
           <w:sz w:val="24"/>
           <w:u w:val="single"/>
         </w:rPr>
-        <w:hyperlink r:id="rId23" w:history="1">
+        <w:hyperlink r:id="rId24" w:history="1">
           <w:r>
             <w:rPr>
               <w:rStyle w:val="Hyperlink"/>
@@ -4126,7 +4126,7 @@
           <w:sz w:val="24"/>
           <w:u w:val="single"/>
         </w:rPr>
-        <w:hyperlink r:id="rId23" w:history="1">
+        <w:hyperlink r:id="rId24" w:history="1">
           <w:r>
             <w:rPr>
               <w:rStyle w:val="Hyperlink"/>
@@ -4144,7 +4144,7 @@
           <w:sz w:val="24"/>
           <w:u w:val="single"/>
         </w:rPr>
-        <w:hyperlink r:id="rId23" w:history="1">
+        <w:hyperlink r:id="rId24" w:history="1">
           <w:r>
             <w:rPr>
               <w:rStyle w:val="Hyperlink"/>
@@ -4162,7 +4162,7 @@
           <w:sz w:val="24"/>
           <w:u w:val="single"/>
         </w:rPr>
-        <w:hyperlink r:id="rId23" w:history="1">
+        <w:hyperlink r:id="rId24" w:history="1">
           <w:r>
             <w:rPr>
               <w:rStyle w:val="Hyperlink"/>
@@ -4180,7 +4180,7 @@
           <w:sz w:val="24"/>
           <w:u w:val="single"/>
         </w:rPr>
-        <w:hyperlink r:id="rId23" w:history="1">
+        <w:hyperlink r:id="rId24" w:history="1">
           <w:r>
             <w:rPr>
               <w:rStyle w:val="Hyperlink"/>
@@ -4198,7 +4198,7 @@
           <w:sz w:val="24"/>
           <w:u w:val="single"/>
         </w:rPr>
-        <w:hyperlink r:id="rId23" w:history="1">
+        <w:hyperlink r:id="rId24" w:history="1">
           <w:r>
             <w:rPr>
               <w:rStyle w:val="Hyperlink"/>
@@ -4216,7 +4216,7 @@
           <w:sz w:val="24"/>
           <w:u w:val="single"/>
         </w:rPr>
-        <w:hyperlink r:id="rId23" w:history="1">
+        <w:hyperlink r:id="rId24" w:history="1">
           <w:r>
             <w:rPr>
               <w:rStyle w:val="Hyperlink"/>
@@ -4244,7 +4244,7 @@
           <w:sz w:val="24"/>
           <w:u w:val="single"/>
         </w:rPr>
-        <w:hyperlink r:id="rId24" w:history="1">
+        <w:hyperlink r:id="rId25" w:history="1">
           <w:r>
             <w:rPr>
               <w:rStyle w:val="Hyperlink"/>
@@ -4262,7 +4262,7 @@
           <w:sz w:val="24"/>
           <w:u w:val="single"/>
         </w:rPr>
-        <w:hyperlink r:id="rId23" w:history="1">
+        <w:hyperlink r:id="rId24" w:history="1">
           <w:r>
             <w:rPr>
               <w:rStyle w:val="Hyperlink"/>
@@ -4399,7 +4399,7 @@
           <w:sz w:val="24"/>
           <w:u w:val="single"/>
         </w:rPr>
-        <w:hyperlink r:id="rId25" w:history="1">
+        <w:hyperlink r:id="rId26" w:history="1">
           <w:r>
             <w:rPr>
               <w:rStyle w:val="Hyperlink"/>
@@ -4417,7 +4417,7 @@
           <w:sz w:val="24"/>
           <w:u w:val="single"/>
         </w:rPr>
-        <w:hyperlink r:id="rId25" w:history="1">
+        <w:hyperlink r:id="rId26" w:history="1">
           <w:r>
             <w:rPr>
               <w:rStyle w:val="Hyperlink"/>
@@ -4435,7 +4435,7 @@
           <w:sz w:val="24"/>
           <w:u w:val="single"/>
         </w:rPr>
-        <w:hyperlink r:id="rId25" w:history="1">
+        <w:hyperlink r:id="rId26" w:history="1">
           <w:r>
             <w:rPr>
               <w:rStyle w:val="Hyperlink"/>
@@ -4453,7 +4453,7 @@
           <w:sz w:val="24"/>
           <w:u w:val="single"/>
         </w:rPr>
-        <w:hyperlink r:id="rId25" w:history="1">
+        <w:hyperlink r:id="rId26" w:history="1">
           <w:r>
             <w:rPr>
               <w:rStyle w:val="Hyperlink"/>
@@ -4481,7 +4481,7 @@
           <w:sz w:val="24"/>
           <w:u w:val="single"/>
         </w:rPr>
-        <w:hyperlink r:id="rId26" w:history="1">
+        <w:hyperlink r:id="rId27" w:history="1">
           <w:r>
             <w:rPr>
               <w:rStyle w:val="Hyperlink"/>
@@ -4528,7 +4528,7 @@
           <w:sz w:val="24"/>
           <w:u w:val="single"/>
         </w:rPr>
-        <w:hyperlink r:id="rId26" w:history="1">
+        <w:hyperlink r:id="rId27" w:history="1">
           <w:r>
             <w:rPr>
               <w:rStyle w:val="Hyperlink"/>

--- a/EXPORTS/DOCX/published/niveau3/English/EMArtis.docx
+++ b/EXPORTS/DOCX/published/niveau3/English/EMArtis.docx
@@ -608,13 +608,21 @@
       </w:r>
       <w:r>
         <w:rPr>
+          <w:u w:val="single" w:color="0000ff"/>
           <w:rFonts w:ascii="Charis SIL Regular" w:hAnsi="Charis SIL Regular" w:eastAsia="Charis SIL Regular"/>
           <w:b w:val="0"/>
           <w:i w:val="0"/>
           <w:color w:val="000000"/>
           <w:sz w:val="24"/>
         </w:rPr>
-        <w:t xml:space="preserve">cted by the </w:t>
+        <w:hyperlink r:id="rId10" w:history="1">
+          <w:r>
+            <w:rPr>
+              <w:rStyle w:val="Hyperlink"/>
+            </w:rPr>
+            <w:t xml:space="preserve">cted by the </w:t>
+          </w:r>
+        </w:hyperlink>
       </w:r>
       <w:r>
         <w:rPr>
@@ -672,7 +680,7 @@
           <w:sz w:val="24"/>
           <w:u w:val="single"/>
         </w:rPr>
-        <w:hyperlink r:id="rId11" w:history="1">
+        <w:hyperlink r:id="rId10" w:history="1">
           <w:r>
             <w:rPr>
               <w:rStyle w:val="Hyperlink"/>
@@ -3572,7 +3580,7 @@
           <w:sz w:val="24"/>
           <w:u w:val="single"/>
         </w:rPr>
-        <w:hyperlink r:id="rId20" w:history="1">
+        <w:hyperlink r:id="rId19" w:history="1">
           <w:r>
             <w:rPr>
               <w:rStyle w:val="Hyperlink"/>
@@ -3601,7 +3609,7 @@
           <w:sz w:val="24"/>
           <w:u w:val="single"/>
         </w:rPr>
-        <w:hyperlink r:id="rId20" w:history="1">
+        <w:hyperlink r:id="rId19" w:history="1">
           <w:r>
             <w:rPr>
               <w:rStyle w:val="Hyperlink"/>
@@ -3612,7 +3620,6 @@
       </w:r>
       <w:r>
         <w:rPr>
-          <w:u w:val="single" w:color="0000ff"/>
           <w:rFonts w:ascii="Charis SIL Regular" w:hAnsi="Charis SIL Regular" w:eastAsia="Charis SIL Regular"/>
           <w:b w:val="0"/>
           <w:i w:val="0"/>
@@ -3637,7 +3644,7 @@
           <w:sz w:val="24"/>
           <w:u w:val="single"/>
         </w:rPr>
-        <w:hyperlink r:id="rId21" w:history="1">
+        <w:hyperlink r:id="rId19" w:history="1">
           <w:r>
             <w:rPr>
               <w:rStyle w:val="Hyperlink"/>
@@ -3784,7 +3791,7 @@
           <w:sz w:val="24"/>
           <w:u w:val="single"/>
         </w:rPr>
-        <w:hyperlink r:id="rId22" w:history="1">
+        <w:hyperlink r:id="rId21" w:history="1">
           <w:r>
             <w:rPr>
               <w:rStyle w:val="Hyperlink"/>
@@ -3802,7 +3809,7 @@
           <w:sz w:val="24"/>
           <w:u w:val="single"/>
         </w:rPr>
-        <w:hyperlink r:id="rId22" w:history="1">
+        <w:hyperlink r:id="rId21" w:history="1">
           <w:r>
             <w:rPr>
               <w:rStyle w:val="Hyperlink"/>
@@ -3820,7 +3827,7 @@
           <w:sz w:val="24"/>
           <w:u w:val="single"/>
         </w:rPr>
-        <w:hyperlink r:id="rId22" w:history="1">
+        <w:hyperlink r:id="rId21" w:history="1">
           <w:r>
             <w:rPr>
               <w:rStyle w:val="Hyperlink"/>
@@ -3838,7 +3845,7 @@
           <w:sz w:val="24"/>
           <w:u w:val="single"/>
         </w:rPr>
-        <w:hyperlink r:id="rId22" w:history="1">
+        <w:hyperlink r:id="rId21" w:history="1">
           <w:r>
             <w:rPr>
               <w:rStyle w:val="Hyperlink"/>
@@ -3866,7 +3873,7 @@
           <w:sz w:val="24"/>
           <w:u w:val="single"/>
         </w:rPr>
-        <w:hyperlink r:id="rId23" w:history="1">
+        <w:hyperlink r:id="rId22" w:history="1">
           <w:r>
             <w:rPr>
               <w:rStyle w:val="Hyperlink"/>
@@ -3884,7 +3891,7 @@
           <w:sz w:val="24"/>
           <w:u w:val="single"/>
         </w:rPr>
-        <w:hyperlink r:id="rId23" w:history="1">
+        <w:hyperlink r:id="rId21" w:history="1">
           <w:r>
             <w:rPr>
               <w:rStyle w:val="Hyperlink"/>
@@ -3913,7 +3920,7 @@
           <w:sz w:val="24"/>
           <w:u w:val="single"/>
         </w:rPr>
-        <w:hyperlink r:id="rId23" w:history="1">
+        <w:hyperlink r:id="rId21" w:history="1">
           <w:r>
             <w:rPr>
               <w:rStyle w:val="Hyperlink"/>
@@ -4051,7 +4058,7 @@
           <w:sz w:val="24"/>
           <w:u w:val="single"/>
         </w:rPr>
-        <w:hyperlink r:id="rId24" w:history="1">
+        <w:hyperlink r:id="rId23" w:history="1">
           <w:r>
             <w:rPr>
               <w:rStyle w:val="Hyperlink"/>
@@ -4069,7 +4076,7 @@
           <w:sz w:val="24"/>
           <w:u w:val="single"/>
         </w:rPr>
-        <w:hyperlink r:id="rId24" w:history="1">
+        <w:hyperlink r:id="rId23" w:history="1">
           <w:r>
             <w:rPr>
               <w:rStyle w:val="Hyperlink"/>
@@ -4087,7 +4094,7 @@
           <w:sz w:val="24"/>
           <w:u w:val="single"/>
         </w:rPr>
-        <w:hyperlink r:id="rId24" w:history="1">
+        <w:hyperlink r:id="rId23" w:history="1">
           <w:r>
             <w:rPr>
               <w:rStyle w:val="Hyperlink"/>
@@ -4105,7 +4112,7 @@
           <w:sz w:val="24"/>
           <w:u w:val="single"/>
         </w:rPr>
-        <w:hyperlink r:id="rId24" w:history="1">
+        <w:hyperlink r:id="rId23" w:history="1">
           <w:r>
             <w:rPr>
               <w:rStyle w:val="Hyperlink"/>
@@ -4126,7 +4133,7 @@
           <w:sz w:val="24"/>
           <w:u w:val="single"/>
         </w:rPr>
-        <w:hyperlink r:id="rId24" w:history="1">
+        <w:hyperlink r:id="rId23" w:history="1">
           <w:r>
             <w:rPr>
               <w:rStyle w:val="Hyperlink"/>
@@ -4144,7 +4151,7 @@
           <w:sz w:val="24"/>
           <w:u w:val="single"/>
         </w:rPr>
-        <w:hyperlink r:id="rId24" w:history="1">
+        <w:hyperlink r:id="rId23" w:history="1">
           <w:r>
             <w:rPr>
               <w:rStyle w:val="Hyperlink"/>
@@ -4162,7 +4169,7 @@
           <w:sz w:val="24"/>
           <w:u w:val="single"/>
         </w:rPr>
-        <w:hyperlink r:id="rId24" w:history="1">
+        <w:hyperlink r:id="rId23" w:history="1">
           <w:r>
             <w:rPr>
               <w:rStyle w:val="Hyperlink"/>
@@ -4180,7 +4187,7 @@
           <w:sz w:val="24"/>
           <w:u w:val="single"/>
         </w:rPr>
-        <w:hyperlink r:id="rId24" w:history="1">
+        <w:hyperlink r:id="rId23" w:history="1">
           <w:r>
             <w:rPr>
               <w:rStyle w:val="Hyperlink"/>
@@ -4198,7 +4205,7 @@
           <w:sz w:val="24"/>
           <w:u w:val="single"/>
         </w:rPr>
-        <w:hyperlink r:id="rId24" w:history="1">
+        <w:hyperlink r:id="rId23" w:history="1">
           <w:r>
             <w:rPr>
               <w:rStyle w:val="Hyperlink"/>
@@ -4216,7 +4223,7 @@
           <w:sz w:val="24"/>
           <w:u w:val="single"/>
         </w:rPr>
-        <w:hyperlink r:id="rId24" w:history="1">
+        <w:hyperlink r:id="rId23" w:history="1">
           <w:r>
             <w:rPr>
               <w:rStyle w:val="Hyperlink"/>
@@ -4244,7 +4251,7 @@
           <w:sz w:val="24"/>
           <w:u w:val="single"/>
         </w:rPr>
-        <w:hyperlink r:id="rId25" w:history="1">
+        <w:hyperlink r:id="rId24" w:history="1">
           <w:r>
             <w:rPr>
               <w:rStyle w:val="Hyperlink"/>
@@ -4262,7 +4269,7 @@
           <w:sz w:val="24"/>
           <w:u w:val="single"/>
         </w:rPr>
-        <w:hyperlink r:id="rId24" w:history="1">
+        <w:hyperlink r:id="rId23" w:history="1">
           <w:r>
             <w:rPr>
               <w:rStyle w:val="Hyperlink"/>
@@ -4399,7 +4406,7 @@
           <w:sz w:val="24"/>
           <w:u w:val="single"/>
         </w:rPr>
-        <w:hyperlink r:id="rId26" w:history="1">
+        <w:hyperlink r:id="rId25" w:history="1">
           <w:r>
             <w:rPr>
               <w:rStyle w:val="Hyperlink"/>
@@ -4417,7 +4424,7 @@
           <w:sz w:val="24"/>
           <w:u w:val="single"/>
         </w:rPr>
-        <w:hyperlink r:id="rId26" w:history="1">
+        <w:hyperlink r:id="rId25" w:history="1">
           <w:r>
             <w:rPr>
               <w:rStyle w:val="Hyperlink"/>
@@ -4435,7 +4442,7 @@
           <w:sz w:val="24"/>
           <w:u w:val="single"/>
         </w:rPr>
-        <w:hyperlink r:id="rId26" w:history="1">
+        <w:hyperlink r:id="rId25" w:history="1">
           <w:r>
             <w:rPr>
               <w:rStyle w:val="Hyperlink"/>
@@ -4453,7 +4460,7 @@
           <w:sz w:val="24"/>
           <w:u w:val="single"/>
         </w:rPr>
-        <w:hyperlink r:id="rId26" w:history="1">
+        <w:hyperlink r:id="rId25" w:history="1">
           <w:r>
             <w:rPr>
               <w:rStyle w:val="Hyperlink"/>
@@ -4481,7 +4488,7 @@
           <w:sz w:val="24"/>
           <w:u w:val="single"/>
         </w:rPr>
-        <w:hyperlink r:id="rId27" w:history="1">
+        <w:hyperlink r:id="rId26" w:history="1">
           <w:r>
             <w:rPr>
               <w:rStyle w:val="Hyperlink"/>
@@ -4499,7 +4506,7 @@
           <w:sz w:val="24"/>
           <w:u w:val="single"/>
         </w:rPr>
-        <w:hyperlink r:id="rId26" w:history="1">
+        <w:hyperlink r:id="rId25" w:history="1">
           <w:r>
             <w:rPr>
               <w:rStyle w:val="Hyperlink"/>
@@ -4528,7 +4535,7 @@
           <w:sz w:val="24"/>
           <w:u w:val="single"/>
         </w:rPr>
-        <w:hyperlink r:id="rId27" w:history="1">
+        <w:hyperlink r:id="rId26" w:history="1">
           <w:r>
             <w:rPr>
               <w:rStyle w:val="Hyperlink"/>

--- a/EXPORTS/DOCX/published/niveau3/English/EMArtis.docx
+++ b/EXPORTS/DOCX/published/niveau3/English/EMArtis.docx
@@ -615,14 +615,7 @@
           <w:color w:val="000000"/>
           <w:sz w:val="24"/>
         </w:rPr>
-        <w:hyperlink r:id="rId10" w:history="1">
-          <w:r>
-            <w:rPr>
-              <w:rStyle w:val="Hyperlink"/>
-            </w:rPr>
-            <w:t xml:space="preserve">cted by the </w:t>
-          </w:r>
-        </w:hyperlink>
+        <w:t xml:space="preserve">cted by the </w:t>
       </w:r>
       <w:r>
         <w:rPr>
@@ -633,7 +626,7 @@
           <w:sz w:val="24"/>
           <w:u w:val="single"/>
         </w:rPr>
-        <w:hyperlink r:id="rId10" w:history="1">
+        <w:hyperlink r:id="rId11" w:history="1">
           <w:r>
             <w:rPr>
               <w:rStyle w:val="Hyperlink"/>
@@ -651,7 +644,7 @@
           <w:sz w:val="24"/>
           <w:u w:val="single"/>
         </w:rPr>
-        <w:hyperlink r:id="rId10" w:history="1">
+        <w:hyperlink r:id="rId11" w:history="1">
           <w:r>
             <w:rPr>
               <w:rStyle w:val="Hyperlink"/>
@@ -680,7 +673,7 @@
           <w:sz w:val="24"/>
           <w:u w:val="single"/>
         </w:rPr>
-        <w:hyperlink r:id="rId10" w:history="1">
+        <w:hyperlink r:id="rId11" w:history="1">
           <w:r>
             <w:rPr>
               <w:rStyle w:val="Hyperlink"/>
@@ -3562,7 +3555,7 @@
           <w:sz w:val="24"/>
           <w:u w:val="single"/>
         </w:rPr>
-        <w:hyperlink r:id="rId20" w:history="1">
+        <w:hyperlink r:id="rId19" w:history="1">
           <w:r>
             <w:rPr>
               <w:rStyle w:val="Hyperlink"/>
@@ -3580,7 +3573,7 @@
           <w:sz w:val="24"/>
           <w:u w:val="single"/>
         </w:rPr>
-        <w:hyperlink r:id="rId19" w:history="1">
+        <w:hyperlink r:id="rId20" w:history="1">
           <w:r>
             <w:rPr>
               <w:rStyle w:val="Hyperlink"/>
@@ -3609,7 +3602,7 @@
           <w:sz w:val="24"/>
           <w:u w:val="single"/>
         </w:rPr>
-        <w:hyperlink r:id="rId19" w:history="1">
+        <w:hyperlink r:id="rId20" w:history="1">
           <w:r>
             <w:rPr>
               <w:rStyle w:val="Hyperlink"/>
@@ -3620,20 +3613,14 @@
       </w:r>
       <w:r>
         <w:rPr>
+          <w:u w:val="single" w:color="0000ff"/>
           <w:rFonts w:ascii="Charis SIL Regular" w:hAnsi="Charis SIL Regular" w:eastAsia="Charis SIL Regular"/>
           <w:b w:val="0"/>
           <w:i w:val="0"/>
           <w:color w:val="000000"/>
           <w:sz w:val="24"/>
         </w:rPr>
-        <w:hyperlink r:id="rId19" w:history="1">
-          <w:r>
-            <w:rPr>
-              <w:rStyle w:val="Hyperlink"/>
-            </w:rPr>
-            <w:t xml:space="preserve">, </w:t>
-          </w:r>
-        </w:hyperlink>
+        <w:t xml:space="preserve">, </w:t>
       </w:r>
       <w:r>
         <w:rPr>
@@ -3644,7 +3631,7 @@
           <w:sz w:val="24"/>
           <w:u w:val="single"/>
         </w:rPr>
-        <w:hyperlink r:id="rId19" w:history="1">
+        <w:hyperlink r:id="rId21" w:history="1">
           <w:r>
             <w:rPr>
               <w:rStyle w:val="Hyperlink"/>
@@ -3673,7 +3660,7 @@
           <w:sz w:val="24"/>
           <w:u w:val="single"/>
         </w:rPr>
-        <w:hyperlink r:id="rId19" w:history="1">
+        <w:hyperlink r:id="rId21" w:history="1">
           <w:r>
             <w:rPr>
               <w:rStyle w:val="Hyperlink"/>
@@ -3791,7 +3778,7 @@
           <w:sz w:val="24"/>
           <w:u w:val="single"/>
         </w:rPr>
-        <w:hyperlink r:id="rId21" w:history="1">
+        <w:hyperlink r:id="rId22" w:history="1">
           <w:r>
             <w:rPr>
               <w:rStyle w:val="Hyperlink"/>
@@ -3809,7 +3796,7 @@
           <w:sz w:val="24"/>
           <w:u w:val="single"/>
         </w:rPr>
-        <w:hyperlink r:id="rId21" w:history="1">
+        <w:hyperlink r:id="rId22" w:history="1">
           <w:r>
             <w:rPr>
               <w:rStyle w:val="Hyperlink"/>
@@ -3827,7 +3814,7 @@
           <w:sz w:val="24"/>
           <w:u w:val="single"/>
         </w:rPr>
-        <w:hyperlink r:id="rId21" w:history="1">
+        <w:hyperlink r:id="rId22" w:history="1">
           <w:r>
             <w:rPr>
               <w:rStyle w:val="Hyperlink"/>
@@ -3845,7 +3832,7 @@
           <w:sz w:val="24"/>
           <w:u w:val="single"/>
         </w:rPr>
-        <w:hyperlink r:id="rId21" w:history="1">
+        <w:hyperlink r:id="rId22" w:history="1">
           <w:r>
             <w:rPr>
               <w:rStyle w:val="Hyperlink"/>
@@ -3891,7 +3878,7 @@
           <w:sz w:val="24"/>
           <w:u w:val="single"/>
         </w:rPr>
-        <w:hyperlink r:id="rId21" w:history="1">
+        <w:hyperlink r:id="rId22" w:history="1">
           <w:r>
             <w:rPr>
               <w:rStyle w:val="Hyperlink"/>
@@ -3920,7 +3907,7 @@
           <w:sz w:val="24"/>
           <w:u w:val="single"/>
         </w:rPr>
-        <w:hyperlink r:id="rId21" w:history="1">
+        <w:hyperlink r:id="rId22" w:history="1">
           <w:r>
             <w:rPr>
               <w:rStyle w:val="Hyperlink"/>
@@ -4488,7 +4475,7 @@
           <w:sz w:val="24"/>
           <w:u w:val="single"/>
         </w:rPr>
-        <w:hyperlink r:id="rId26" w:history="1">
+        <w:hyperlink r:id="rId25" w:history="1">
           <w:r>
             <w:rPr>
               <w:rStyle w:val="Hyperlink"/>
@@ -4506,7 +4493,7 @@
           <w:sz w:val="24"/>
           <w:u w:val="single"/>
         </w:rPr>
-        <w:hyperlink r:id="rId25" w:history="1">
+        <w:hyperlink r:id="rId26" w:history="1">
           <w:r>
             <w:rPr>
               <w:rStyle w:val="Hyperlink"/>

--- a/EXPORTS/DOCX/published/niveau3/English/EMArtis.docx
+++ b/EXPORTS/DOCX/published/niveau3/English/EMArtis.docx
@@ -626,7 +626,7 @@
           <w:sz w:val="24"/>
           <w:u w:val="single"/>
         </w:rPr>
-        <w:hyperlink r:id="rId11" w:history="1">
+        <w:hyperlink r:id="rId10" w:history="1">
           <w:r>
             <w:rPr>
               <w:rStyle w:val="Hyperlink"/>
@@ -644,7 +644,7 @@
           <w:sz w:val="24"/>
           <w:u w:val="single"/>
         </w:rPr>
-        <w:hyperlink r:id="rId11" w:history="1">
+        <w:hyperlink r:id="rId10" w:history="1">
           <w:r>
             <w:rPr>
               <w:rStyle w:val="Hyperlink"/>
@@ -3573,7 +3573,7 @@
           <w:sz w:val="24"/>
           <w:u w:val="single"/>
         </w:rPr>
-        <w:hyperlink r:id="rId20" w:history="1">
+        <w:hyperlink r:id="rId19" w:history="1">
           <w:r>
             <w:rPr>
               <w:rStyle w:val="Hyperlink"/>
@@ -3602,7 +3602,7 @@
           <w:sz w:val="24"/>
           <w:u w:val="single"/>
         </w:rPr>
-        <w:hyperlink r:id="rId20" w:history="1">
+        <w:hyperlink r:id="rId19" w:history="1">
           <w:r>
             <w:rPr>
               <w:rStyle w:val="Hyperlink"/>
@@ -3613,14 +3613,20 @@
       </w:r>
       <w:r>
         <w:rPr>
-          <w:u w:val="single" w:color="0000ff"/>
           <w:rFonts w:ascii="Charis SIL Regular" w:hAnsi="Charis SIL Regular" w:eastAsia="Charis SIL Regular"/>
           <w:b w:val="0"/>
           <w:i w:val="0"/>
           <w:color w:val="000000"/>
           <w:sz w:val="24"/>
         </w:rPr>
-        <w:t xml:space="preserve">, </w:t>
+        <w:hyperlink r:id="rId19" w:history="1">
+          <w:r>
+            <w:rPr>
+              <w:rStyle w:val="Hyperlink"/>
+            </w:rPr>
+            <w:t xml:space="preserve">, </w:t>
+          </w:r>
+        </w:hyperlink>
       </w:r>
       <w:r>
         <w:rPr>
@@ -3631,7 +3637,7 @@
           <w:sz w:val="24"/>
           <w:u w:val="single"/>
         </w:rPr>
-        <w:hyperlink r:id="rId21" w:history="1">
+        <w:hyperlink r:id="rId19" w:history="1">
           <w:r>
             <w:rPr>
               <w:rStyle w:val="Hyperlink"/>
@@ -3660,7 +3666,7 @@
           <w:sz w:val="24"/>
           <w:u w:val="single"/>
         </w:rPr>
-        <w:hyperlink r:id="rId21" w:history="1">
+        <w:hyperlink r:id="rId20" w:history="1">
           <w:r>
             <w:rPr>
               <w:rStyle w:val="Hyperlink"/>
@@ -3778,7 +3784,7 @@
           <w:sz w:val="24"/>
           <w:u w:val="single"/>
         </w:rPr>
-        <w:hyperlink r:id="rId22" w:history="1">
+        <w:hyperlink r:id="rId21" w:history="1">
           <w:r>
             <w:rPr>
               <w:rStyle w:val="Hyperlink"/>
@@ -3796,7 +3802,7 @@
           <w:sz w:val="24"/>
           <w:u w:val="single"/>
         </w:rPr>
-        <w:hyperlink r:id="rId22" w:history="1">
+        <w:hyperlink r:id="rId21" w:history="1">
           <w:r>
             <w:rPr>
               <w:rStyle w:val="Hyperlink"/>
@@ -3814,7 +3820,7 @@
           <w:sz w:val="24"/>
           <w:u w:val="single"/>
         </w:rPr>
-        <w:hyperlink r:id="rId22" w:history="1">
+        <w:hyperlink r:id="rId21" w:history="1">
           <w:r>
             <w:rPr>
               <w:rStyle w:val="Hyperlink"/>
@@ -3832,7 +3838,7 @@
           <w:sz w:val="24"/>
           <w:u w:val="single"/>
         </w:rPr>
-        <w:hyperlink r:id="rId22" w:history="1">
+        <w:hyperlink r:id="rId21" w:history="1">
           <w:r>
             <w:rPr>
               <w:rStyle w:val="Hyperlink"/>
@@ -3860,7 +3866,7 @@
           <w:sz w:val="24"/>
           <w:u w:val="single"/>
         </w:rPr>
-        <w:hyperlink r:id="rId22" w:history="1">
+        <w:hyperlink r:id="rId21" w:history="1">
           <w:r>
             <w:rPr>
               <w:rStyle w:val="Hyperlink"/>
@@ -3878,7 +3884,7 @@
           <w:sz w:val="24"/>
           <w:u w:val="single"/>
         </w:rPr>
-        <w:hyperlink r:id="rId22" w:history="1">
+        <w:hyperlink r:id="rId21" w:history="1">
           <w:r>
             <w:rPr>
               <w:rStyle w:val="Hyperlink"/>
@@ -3907,7 +3913,7 @@
           <w:sz w:val="24"/>
           <w:u w:val="single"/>
         </w:rPr>
-        <w:hyperlink r:id="rId22" w:history="1">
+        <w:hyperlink r:id="rId21" w:history="1">
           <w:r>
             <w:rPr>
               <w:rStyle w:val="Hyperlink"/>
@@ -4045,7 +4051,7 @@
           <w:sz w:val="24"/>
           <w:u w:val="single"/>
         </w:rPr>
-        <w:hyperlink r:id="rId23" w:history="1">
+        <w:hyperlink r:id="rId22" w:history="1">
           <w:r>
             <w:rPr>
               <w:rStyle w:val="Hyperlink"/>
@@ -4063,7 +4069,7 @@
           <w:sz w:val="24"/>
           <w:u w:val="single"/>
         </w:rPr>
-        <w:hyperlink r:id="rId23" w:history="1">
+        <w:hyperlink r:id="rId22" w:history="1">
           <w:r>
             <w:rPr>
               <w:rStyle w:val="Hyperlink"/>
@@ -4081,7 +4087,7 @@
           <w:sz w:val="24"/>
           <w:u w:val="single"/>
         </w:rPr>
-        <w:hyperlink r:id="rId23" w:history="1">
+        <w:hyperlink r:id="rId22" w:history="1">
           <w:r>
             <w:rPr>
               <w:rStyle w:val="Hyperlink"/>
@@ -4099,7 +4105,7 @@
           <w:sz w:val="24"/>
           <w:u w:val="single"/>
         </w:rPr>
-        <w:hyperlink r:id="rId23" w:history="1">
+        <w:hyperlink r:id="rId22" w:history="1">
           <w:r>
             <w:rPr>
               <w:rStyle w:val="Hyperlink"/>
@@ -4120,7 +4126,7 @@
           <w:sz w:val="24"/>
           <w:u w:val="single"/>
         </w:rPr>
-        <w:hyperlink r:id="rId23" w:history="1">
+        <w:hyperlink r:id="rId22" w:history="1">
           <w:r>
             <w:rPr>
               <w:rStyle w:val="Hyperlink"/>
@@ -4138,7 +4144,7 @@
           <w:sz w:val="24"/>
           <w:u w:val="single"/>
         </w:rPr>
-        <w:hyperlink r:id="rId23" w:history="1">
+        <w:hyperlink r:id="rId22" w:history="1">
           <w:r>
             <w:rPr>
               <w:rStyle w:val="Hyperlink"/>
@@ -4156,7 +4162,7 @@
           <w:sz w:val="24"/>
           <w:u w:val="single"/>
         </w:rPr>
-        <w:hyperlink r:id="rId23" w:history="1">
+        <w:hyperlink r:id="rId22" w:history="1">
           <w:r>
             <w:rPr>
               <w:rStyle w:val="Hyperlink"/>
@@ -4174,7 +4180,7 @@
           <w:sz w:val="24"/>
           <w:u w:val="single"/>
         </w:rPr>
-        <w:hyperlink r:id="rId23" w:history="1">
+        <w:hyperlink r:id="rId22" w:history="1">
           <w:r>
             <w:rPr>
               <w:rStyle w:val="Hyperlink"/>
@@ -4192,7 +4198,7 @@
           <w:sz w:val="24"/>
           <w:u w:val="single"/>
         </w:rPr>
-        <w:hyperlink r:id="rId23" w:history="1">
+        <w:hyperlink r:id="rId22" w:history="1">
           <w:r>
             <w:rPr>
               <w:rStyle w:val="Hyperlink"/>
@@ -4210,7 +4216,7 @@
           <w:sz w:val="24"/>
           <w:u w:val="single"/>
         </w:rPr>
-        <w:hyperlink r:id="rId23" w:history="1">
+        <w:hyperlink r:id="rId22" w:history="1">
           <w:r>
             <w:rPr>
               <w:rStyle w:val="Hyperlink"/>
@@ -4238,7 +4244,7 @@
           <w:sz w:val="24"/>
           <w:u w:val="single"/>
         </w:rPr>
-        <w:hyperlink r:id="rId24" w:history="1">
+        <w:hyperlink r:id="rId23" w:history="1">
           <w:r>
             <w:rPr>
               <w:rStyle w:val="Hyperlink"/>
@@ -4256,7 +4262,7 @@
           <w:sz w:val="24"/>
           <w:u w:val="single"/>
         </w:rPr>
-        <w:hyperlink r:id="rId23" w:history="1">
+        <w:hyperlink r:id="rId22" w:history="1">
           <w:r>
             <w:rPr>
               <w:rStyle w:val="Hyperlink"/>
@@ -4393,7 +4399,7 @@
           <w:sz w:val="24"/>
           <w:u w:val="single"/>
         </w:rPr>
-        <w:hyperlink r:id="rId25" w:history="1">
+        <w:hyperlink r:id="rId24" w:history="1">
           <w:r>
             <w:rPr>
               <w:rStyle w:val="Hyperlink"/>
@@ -4411,7 +4417,7 @@
           <w:sz w:val="24"/>
           <w:u w:val="single"/>
         </w:rPr>
-        <w:hyperlink r:id="rId25" w:history="1">
+        <w:hyperlink r:id="rId24" w:history="1">
           <w:r>
             <w:rPr>
               <w:rStyle w:val="Hyperlink"/>
@@ -4429,7 +4435,7 @@
           <w:sz w:val="24"/>
           <w:u w:val="single"/>
         </w:rPr>
-        <w:hyperlink r:id="rId25" w:history="1">
+        <w:hyperlink r:id="rId24" w:history="1">
           <w:r>
             <w:rPr>
               <w:rStyle w:val="Hyperlink"/>
@@ -4447,7 +4453,7 @@
           <w:sz w:val="24"/>
           <w:u w:val="single"/>
         </w:rPr>
-        <w:hyperlink r:id="rId25" w:history="1">
+        <w:hyperlink r:id="rId24" w:history="1">
           <w:r>
             <w:rPr>
               <w:rStyle w:val="Hyperlink"/>
@@ -4475,7 +4481,7 @@
           <w:sz w:val="24"/>
           <w:u w:val="single"/>
         </w:rPr>
-        <w:hyperlink r:id="rId25" w:history="1">
+        <w:hyperlink r:id="rId24" w:history="1">
           <w:r>
             <w:rPr>
               <w:rStyle w:val="Hyperlink"/>
@@ -4493,7 +4499,7 @@
           <w:sz w:val="24"/>
           <w:u w:val="single"/>
         </w:rPr>
-        <w:hyperlink r:id="rId26" w:history="1">
+        <w:hyperlink r:id="rId25" w:history="1">
           <w:r>
             <w:rPr>
               <w:rStyle w:val="Hyperlink"/>
@@ -4522,7 +4528,7 @@
           <w:sz w:val="24"/>
           <w:u w:val="single"/>
         </w:rPr>
-        <w:hyperlink r:id="rId26" w:history="1">
+        <w:hyperlink r:id="rId25" w:history="1">
           <w:r>
             <w:rPr>
               <w:rStyle w:val="Hyperlink"/>

--- a/EXPORTS/DOCX/published/niveau3/English/EMArtis.docx
+++ b/EXPORTS/DOCX/published/niveau3/English/EMArtis.docx
@@ -572,50 +572,13 @@
       </w:r>
       <w:r>
         <w:rPr>
-          <w:u w:val="single" w:color="0000ff"/>
           <w:rFonts w:ascii="Charis SIL Regular" w:hAnsi="Charis SIL Regular" w:eastAsia="Charis SIL Regular"/>
           <w:b w:val="0"/>
           <w:i w:val="0"/>
           <w:color w:val="000000"/>
           <w:sz w:val="24"/>
         </w:rPr>
-        <w:hyperlink r:id="rId10" w:history="1">
-          <w:r>
-            <w:rPr>
-              <w:rStyle w:val="Hyperlink"/>
-            </w:rPr>
-            <w:t>o</w:t>
-          </w:r>
-        </w:hyperlink>
-      </w:r>
-      <w:r>
-        <w:rPr>
-          <w:u w:val="single" w:color="0000ff"/>
-          <w:rFonts w:ascii="Charis SIL Regular" w:hAnsi="Charis SIL Regular" w:eastAsia="Charis SIL Regular"/>
-          <w:b w:val="0"/>
-          <w:i w:val="0"/>
-          <w:color w:val="000000"/>
-          <w:sz w:val="24"/>
-        </w:rPr>
-        <w:hyperlink r:id="rId10" w:history="1">
-          <w:r>
-            <w:rPr>
-              <w:rStyle w:val="Hyperlink"/>
-            </w:rPr>
-            <w:t>lle</w:t>
-          </w:r>
-        </w:hyperlink>
-      </w:r>
-      <w:r>
-        <w:rPr>
-          <w:u w:val="single" w:color="0000ff"/>
-          <w:rFonts w:ascii="Charis SIL Regular" w:hAnsi="Charis SIL Regular" w:eastAsia="Charis SIL Regular"/>
-          <w:b w:val="0"/>
-          <w:i w:val="0"/>
-          <w:color w:val="000000"/>
-          <w:sz w:val="24"/>
-        </w:rPr>
-        <w:t xml:space="preserve">cted by the </w:t>
+        <w:t xml:space="preserve">ollected by the </w:t>
       </w:r>
       <w:r>
         <w:rPr>
@@ -3602,7 +3565,7 @@
           <w:sz w:val="24"/>
           <w:u w:val="single"/>
         </w:rPr>
-        <w:hyperlink r:id="rId19" w:history="1">
+        <w:hyperlink r:id="rId20" w:history="1">
           <w:r>
             <w:rPr>
               <w:rStyle w:val="Hyperlink"/>
@@ -3637,7 +3600,7 @@
           <w:sz w:val="24"/>
           <w:u w:val="single"/>
         </w:rPr>
-        <w:hyperlink r:id="rId19" w:history="1">
+        <w:hyperlink r:id="rId21" w:history="1">
           <w:r>
             <w:rPr>
               <w:rStyle w:val="Hyperlink"/>
@@ -3666,7 +3629,7 @@
           <w:sz w:val="24"/>
           <w:u w:val="single"/>
         </w:rPr>
-        <w:hyperlink r:id="rId20" w:history="1">
+        <w:hyperlink r:id="rId21" w:history="1">
           <w:r>
             <w:rPr>
               <w:rStyle w:val="Hyperlink"/>
@@ -3784,7 +3747,7 @@
           <w:sz w:val="24"/>
           <w:u w:val="single"/>
         </w:rPr>
-        <w:hyperlink r:id="rId21" w:history="1">
+        <w:hyperlink r:id="rId22" w:history="1">
           <w:r>
             <w:rPr>
               <w:rStyle w:val="Hyperlink"/>
@@ -3802,7 +3765,7 @@
           <w:sz w:val="24"/>
           <w:u w:val="single"/>
         </w:rPr>
-        <w:hyperlink r:id="rId21" w:history="1">
+        <w:hyperlink r:id="rId22" w:history="1">
           <w:r>
             <w:rPr>
               <w:rStyle w:val="Hyperlink"/>
@@ -3820,7 +3783,7 @@
           <w:sz w:val="24"/>
           <w:u w:val="single"/>
         </w:rPr>
-        <w:hyperlink r:id="rId21" w:history="1">
+        <w:hyperlink r:id="rId22" w:history="1">
           <w:r>
             <w:rPr>
               <w:rStyle w:val="Hyperlink"/>
@@ -3838,7 +3801,7 @@
           <w:sz w:val="24"/>
           <w:u w:val="single"/>
         </w:rPr>
-        <w:hyperlink r:id="rId21" w:history="1">
+        <w:hyperlink r:id="rId22" w:history="1">
           <w:r>
             <w:rPr>
               <w:rStyle w:val="Hyperlink"/>
@@ -3866,7 +3829,7 @@
           <w:sz w:val="24"/>
           <w:u w:val="single"/>
         </w:rPr>
-        <w:hyperlink r:id="rId21" w:history="1">
+        <w:hyperlink r:id="rId22" w:history="1">
           <w:r>
             <w:rPr>
               <w:rStyle w:val="Hyperlink"/>
@@ -3884,7 +3847,7 @@
           <w:sz w:val="24"/>
           <w:u w:val="single"/>
         </w:rPr>
-        <w:hyperlink r:id="rId21" w:history="1">
+        <w:hyperlink r:id="rId22" w:history="1">
           <w:r>
             <w:rPr>
               <w:rStyle w:val="Hyperlink"/>
@@ -3913,7 +3876,7 @@
           <w:sz w:val="24"/>
           <w:u w:val="single"/>
         </w:rPr>
-        <w:hyperlink r:id="rId21" w:history="1">
+        <w:hyperlink r:id="rId23" w:history="1">
           <w:r>
             <w:rPr>
               <w:rStyle w:val="Hyperlink"/>
@@ -4051,7 +4014,7 @@
           <w:sz w:val="24"/>
           <w:u w:val="single"/>
         </w:rPr>
-        <w:hyperlink r:id="rId22" w:history="1">
+        <w:hyperlink r:id="rId24" w:history="1">
           <w:r>
             <w:rPr>
               <w:rStyle w:val="Hyperlink"/>
@@ -4069,7 +4032,7 @@
           <w:sz w:val="24"/>
           <w:u w:val="single"/>
         </w:rPr>
-        <w:hyperlink r:id="rId22" w:history="1">
+        <w:hyperlink r:id="rId24" w:history="1">
           <w:r>
             <w:rPr>
               <w:rStyle w:val="Hyperlink"/>
@@ -4087,7 +4050,7 @@
           <w:sz w:val="24"/>
           <w:u w:val="single"/>
         </w:rPr>
-        <w:hyperlink r:id="rId22" w:history="1">
+        <w:hyperlink r:id="rId24" w:history="1">
           <w:r>
             <w:rPr>
               <w:rStyle w:val="Hyperlink"/>
@@ -4105,7 +4068,7 @@
           <w:sz w:val="24"/>
           <w:u w:val="single"/>
         </w:rPr>
-        <w:hyperlink r:id="rId22" w:history="1">
+        <w:hyperlink r:id="rId24" w:history="1">
           <w:r>
             <w:rPr>
               <w:rStyle w:val="Hyperlink"/>
@@ -4126,7 +4089,7 @@
           <w:sz w:val="24"/>
           <w:u w:val="single"/>
         </w:rPr>
-        <w:hyperlink r:id="rId22" w:history="1">
+        <w:hyperlink r:id="rId24" w:history="1">
           <w:r>
             <w:rPr>
               <w:rStyle w:val="Hyperlink"/>
@@ -4144,7 +4107,7 @@
           <w:sz w:val="24"/>
           <w:u w:val="single"/>
         </w:rPr>
-        <w:hyperlink r:id="rId22" w:history="1">
+        <w:hyperlink r:id="rId24" w:history="1">
           <w:r>
             <w:rPr>
               <w:rStyle w:val="Hyperlink"/>
@@ -4162,7 +4125,7 @@
           <w:sz w:val="24"/>
           <w:u w:val="single"/>
         </w:rPr>
-        <w:hyperlink r:id="rId22" w:history="1">
+        <w:hyperlink r:id="rId24" w:history="1">
           <w:r>
             <w:rPr>
               <w:rStyle w:val="Hyperlink"/>
@@ -4180,7 +4143,7 @@
           <w:sz w:val="24"/>
           <w:u w:val="single"/>
         </w:rPr>
-        <w:hyperlink r:id="rId22" w:history="1">
+        <w:hyperlink r:id="rId24" w:history="1">
           <w:r>
             <w:rPr>
               <w:rStyle w:val="Hyperlink"/>
@@ -4198,7 +4161,7 @@
           <w:sz w:val="24"/>
           <w:u w:val="single"/>
         </w:rPr>
-        <w:hyperlink r:id="rId22" w:history="1">
+        <w:hyperlink r:id="rId24" w:history="1">
           <w:r>
             <w:rPr>
               <w:rStyle w:val="Hyperlink"/>
@@ -4216,7 +4179,7 @@
           <w:sz w:val="24"/>
           <w:u w:val="single"/>
         </w:rPr>
-        <w:hyperlink r:id="rId22" w:history="1">
+        <w:hyperlink r:id="rId24" w:history="1">
           <w:r>
             <w:rPr>
               <w:rStyle w:val="Hyperlink"/>
@@ -4244,7 +4207,7 @@
           <w:sz w:val="24"/>
           <w:u w:val="single"/>
         </w:rPr>
-        <w:hyperlink r:id="rId23" w:history="1">
+        <w:hyperlink r:id="rId25" w:history="1">
           <w:r>
             <w:rPr>
               <w:rStyle w:val="Hyperlink"/>
@@ -4262,7 +4225,7 @@
           <w:sz w:val="24"/>
           <w:u w:val="single"/>
         </w:rPr>
-        <w:hyperlink r:id="rId22" w:history="1">
+        <w:hyperlink r:id="rId24" w:history="1">
           <w:r>
             <w:rPr>
               <w:rStyle w:val="Hyperlink"/>
@@ -4399,7 +4362,7 @@
           <w:sz w:val="24"/>
           <w:u w:val="single"/>
         </w:rPr>
-        <w:hyperlink r:id="rId24" w:history="1">
+        <w:hyperlink r:id="rId26" w:history="1">
           <w:r>
             <w:rPr>
               <w:rStyle w:val="Hyperlink"/>
@@ -4417,7 +4380,7 @@
           <w:sz w:val="24"/>
           <w:u w:val="single"/>
         </w:rPr>
-        <w:hyperlink r:id="rId24" w:history="1">
+        <w:hyperlink r:id="rId26" w:history="1">
           <w:r>
             <w:rPr>
               <w:rStyle w:val="Hyperlink"/>
@@ -4435,7 +4398,7 @@
           <w:sz w:val="24"/>
           <w:u w:val="single"/>
         </w:rPr>
-        <w:hyperlink r:id="rId24" w:history="1">
+        <w:hyperlink r:id="rId26" w:history="1">
           <w:r>
             <w:rPr>
               <w:rStyle w:val="Hyperlink"/>
@@ -4453,7 +4416,7 @@
           <w:sz w:val="24"/>
           <w:u w:val="single"/>
         </w:rPr>
-        <w:hyperlink r:id="rId24" w:history="1">
+        <w:hyperlink r:id="rId26" w:history="1">
           <w:r>
             <w:rPr>
               <w:rStyle w:val="Hyperlink"/>
@@ -4481,7 +4444,7 @@
           <w:sz w:val="24"/>
           <w:u w:val="single"/>
         </w:rPr>
-        <w:hyperlink r:id="rId24" w:history="1">
+        <w:hyperlink r:id="rId27" w:history="1">
           <w:r>
             <w:rPr>
               <w:rStyle w:val="Hyperlink"/>
@@ -4499,7 +4462,7 @@
           <w:sz w:val="24"/>
           <w:u w:val="single"/>
         </w:rPr>
-        <w:hyperlink r:id="rId25" w:history="1">
+        <w:hyperlink r:id="rId27" w:history="1">
           <w:r>
             <w:rPr>
               <w:rStyle w:val="Hyperlink"/>
@@ -4528,7 +4491,7 @@
           <w:sz w:val="24"/>
           <w:u w:val="single"/>
         </w:rPr>
-        <w:hyperlink r:id="rId25" w:history="1">
+        <w:hyperlink r:id="rId27" w:history="1">
           <w:r>
             <w:rPr>
               <w:rStyle w:val="Hyperlink"/>

--- a/EXPORTS/DOCX/published/niveau3/English/EMArtis.docx
+++ b/EXPORTS/DOCX/published/niveau3/English/EMArtis.docx
@@ -572,13 +572,50 @@
       </w:r>
       <w:r>
         <w:rPr>
+          <w:u w:val="single" w:color="0000ff"/>
           <w:rFonts w:ascii="Charis SIL Regular" w:hAnsi="Charis SIL Regular" w:eastAsia="Charis SIL Regular"/>
           <w:b w:val="0"/>
           <w:i w:val="0"/>
           <w:color w:val="000000"/>
           <w:sz w:val="24"/>
         </w:rPr>
-        <w:t xml:space="preserve">ollected by the </w:t>
+        <w:hyperlink r:id="rId10" w:history="1">
+          <w:r>
+            <w:rPr>
+              <w:rStyle w:val="Hyperlink"/>
+            </w:rPr>
+            <w:t>o</w:t>
+          </w:r>
+        </w:hyperlink>
+      </w:r>
+      <w:r>
+        <w:rPr>
+          <w:u w:val="single" w:color="0000ff"/>
+          <w:rFonts w:ascii="Charis SIL Regular" w:hAnsi="Charis SIL Regular" w:eastAsia="Charis SIL Regular"/>
+          <w:b w:val="0"/>
+          <w:i w:val="0"/>
+          <w:color w:val="000000"/>
+          <w:sz w:val="24"/>
+        </w:rPr>
+        <w:hyperlink r:id="rId10" w:history="1">
+          <w:r>
+            <w:rPr>
+              <w:rStyle w:val="Hyperlink"/>
+            </w:rPr>
+            <w:t>lle</w:t>
+          </w:r>
+        </w:hyperlink>
+      </w:r>
+      <w:r>
+        <w:rPr>
+          <w:u w:val="single" w:color="0000ff"/>
+          <w:rFonts w:ascii="Charis SIL Regular" w:hAnsi="Charis SIL Regular" w:eastAsia="Charis SIL Regular"/>
+          <w:b w:val="0"/>
+          <w:i w:val="0"/>
+          <w:color w:val="000000"/>
+          <w:sz w:val="24"/>
+        </w:rPr>
+        <w:t xml:space="preserve">cted by the </w:t>
       </w:r>
       <w:r>
         <w:rPr>
@@ -636,7 +673,7 @@
           <w:sz w:val="24"/>
           <w:u w:val="single"/>
         </w:rPr>
-        <w:hyperlink r:id="rId11" w:history="1">
+        <w:hyperlink r:id="rId10" w:history="1">
           <w:r>
             <w:rPr>
               <w:rStyle w:val="Hyperlink"/>
@@ -3565,7 +3602,7 @@
           <w:sz w:val="24"/>
           <w:u w:val="single"/>
         </w:rPr>
-        <w:hyperlink r:id="rId20" w:history="1">
+        <w:hyperlink r:id="rId19" w:history="1">
           <w:r>
             <w:rPr>
               <w:rStyle w:val="Hyperlink"/>
@@ -3600,7 +3637,7 @@
           <w:sz w:val="24"/>
           <w:u w:val="single"/>
         </w:rPr>
-        <w:hyperlink r:id="rId21" w:history="1">
+        <w:hyperlink r:id="rId19" w:history="1">
           <w:r>
             <w:rPr>
               <w:rStyle w:val="Hyperlink"/>
@@ -3629,7 +3666,7 @@
           <w:sz w:val="24"/>
           <w:u w:val="single"/>
         </w:rPr>
-        <w:hyperlink r:id="rId21" w:history="1">
+        <w:hyperlink r:id="rId19" w:history="1">
           <w:r>
             <w:rPr>
               <w:rStyle w:val="Hyperlink"/>
@@ -3747,7 +3784,7 @@
           <w:sz w:val="24"/>
           <w:u w:val="single"/>
         </w:rPr>
-        <w:hyperlink r:id="rId22" w:history="1">
+        <w:hyperlink r:id="rId20" w:history="1">
           <w:r>
             <w:rPr>
               <w:rStyle w:val="Hyperlink"/>
@@ -3765,7 +3802,7 @@
           <w:sz w:val="24"/>
           <w:u w:val="single"/>
         </w:rPr>
-        <w:hyperlink r:id="rId22" w:history="1">
+        <w:hyperlink r:id="rId20" w:history="1">
           <w:r>
             <w:rPr>
               <w:rStyle w:val="Hyperlink"/>
@@ -3783,7 +3820,7 @@
           <w:sz w:val="24"/>
           <w:u w:val="single"/>
         </w:rPr>
-        <w:hyperlink r:id="rId22" w:history="1">
+        <w:hyperlink r:id="rId20" w:history="1">
           <w:r>
             <w:rPr>
               <w:rStyle w:val="Hyperlink"/>
@@ -3801,7 +3838,7 @@
           <w:sz w:val="24"/>
           <w:u w:val="single"/>
         </w:rPr>
-        <w:hyperlink r:id="rId22" w:history="1">
+        <w:hyperlink r:id="rId20" w:history="1">
           <w:r>
             <w:rPr>
               <w:rStyle w:val="Hyperlink"/>
@@ -3829,7 +3866,7 @@
           <w:sz w:val="24"/>
           <w:u w:val="single"/>
         </w:rPr>
-        <w:hyperlink r:id="rId22" w:history="1">
+        <w:hyperlink r:id="rId21" w:history="1">
           <w:r>
             <w:rPr>
               <w:rStyle w:val="Hyperlink"/>
@@ -3847,7 +3884,7 @@
           <w:sz w:val="24"/>
           <w:u w:val="single"/>
         </w:rPr>
-        <w:hyperlink r:id="rId22" w:history="1">
+        <w:hyperlink r:id="rId20" w:history="1">
           <w:r>
             <w:rPr>
               <w:rStyle w:val="Hyperlink"/>
@@ -3876,7 +3913,7 @@
           <w:sz w:val="24"/>
           <w:u w:val="single"/>
         </w:rPr>
-        <w:hyperlink r:id="rId23" w:history="1">
+        <w:hyperlink r:id="rId20" w:history="1">
           <w:r>
             <w:rPr>
               <w:rStyle w:val="Hyperlink"/>
@@ -4014,7 +4051,7 @@
           <w:sz w:val="24"/>
           <w:u w:val="single"/>
         </w:rPr>
-        <w:hyperlink r:id="rId24" w:history="1">
+        <w:hyperlink r:id="rId22" w:history="1">
           <w:r>
             <w:rPr>
               <w:rStyle w:val="Hyperlink"/>
@@ -4032,7 +4069,7 @@
           <w:sz w:val="24"/>
           <w:u w:val="single"/>
         </w:rPr>
-        <w:hyperlink r:id="rId24" w:history="1">
+        <w:hyperlink r:id="rId22" w:history="1">
           <w:r>
             <w:rPr>
               <w:rStyle w:val="Hyperlink"/>
@@ -4050,7 +4087,7 @@
           <w:sz w:val="24"/>
           <w:u w:val="single"/>
         </w:rPr>
-        <w:hyperlink r:id="rId24" w:history="1">
+        <w:hyperlink r:id="rId22" w:history="1">
           <w:r>
             <w:rPr>
               <w:rStyle w:val="Hyperlink"/>
@@ -4068,7 +4105,7 @@
           <w:sz w:val="24"/>
           <w:u w:val="single"/>
         </w:rPr>
-        <w:hyperlink r:id="rId24" w:history="1">
+        <w:hyperlink r:id="rId22" w:history="1">
           <w:r>
             <w:rPr>
               <w:rStyle w:val="Hyperlink"/>
@@ -4089,7 +4126,7 @@
           <w:sz w:val="24"/>
           <w:u w:val="single"/>
         </w:rPr>
-        <w:hyperlink r:id="rId24" w:history="1">
+        <w:hyperlink r:id="rId22" w:history="1">
           <w:r>
             <w:rPr>
               <w:rStyle w:val="Hyperlink"/>
@@ -4107,7 +4144,7 @@
           <w:sz w:val="24"/>
           <w:u w:val="single"/>
         </w:rPr>
-        <w:hyperlink r:id="rId24" w:history="1">
+        <w:hyperlink r:id="rId22" w:history="1">
           <w:r>
             <w:rPr>
               <w:rStyle w:val="Hyperlink"/>
@@ -4125,7 +4162,7 @@
           <w:sz w:val="24"/>
           <w:u w:val="single"/>
         </w:rPr>
-        <w:hyperlink r:id="rId24" w:history="1">
+        <w:hyperlink r:id="rId22" w:history="1">
           <w:r>
             <w:rPr>
               <w:rStyle w:val="Hyperlink"/>
@@ -4143,7 +4180,7 @@
           <w:sz w:val="24"/>
           <w:u w:val="single"/>
         </w:rPr>
-        <w:hyperlink r:id="rId24" w:history="1">
+        <w:hyperlink r:id="rId22" w:history="1">
           <w:r>
             <w:rPr>
               <w:rStyle w:val="Hyperlink"/>
@@ -4161,7 +4198,7 @@
           <w:sz w:val="24"/>
           <w:u w:val="single"/>
         </w:rPr>
-        <w:hyperlink r:id="rId24" w:history="1">
+        <w:hyperlink r:id="rId22" w:history="1">
           <w:r>
             <w:rPr>
               <w:rStyle w:val="Hyperlink"/>
@@ -4179,7 +4216,7 @@
           <w:sz w:val="24"/>
           <w:u w:val="single"/>
         </w:rPr>
-        <w:hyperlink r:id="rId24" w:history="1">
+        <w:hyperlink r:id="rId22" w:history="1">
           <w:r>
             <w:rPr>
               <w:rStyle w:val="Hyperlink"/>
@@ -4207,7 +4244,7 @@
           <w:sz w:val="24"/>
           <w:u w:val="single"/>
         </w:rPr>
-        <w:hyperlink r:id="rId25" w:history="1">
+        <w:hyperlink r:id="rId23" w:history="1">
           <w:r>
             <w:rPr>
               <w:rStyle w:val="Hyperlink"/>
@@ -4225,7 +4262,7 @@
           <w:sz w:val="24"/>
           <w:u w:val="single"/>
         </w:rPr>
-        <w:hyperlink r:id="rId24" w:history="1">
+        <w:hyperlink r:id="rId22" w:history="1">
           <w:r>
             <w:rPr>
               <w:rStyle w:val="Hyperlink"/>
@@ -4362,7 +4399,7 @@
           <w:sz w:val="24"/>
           <w:u w:val="single"/>
         </w:rPr>
-        <w:hyperlink r:id="rId26" w:history="1">
+        <w:hyperlink r:id="rId24" w:history="1">
           <w:r>
             <w:rPr>
               <w:rStyle w:val="Hyperlink"/>
@@ -4380,7 +4417,7 @@
           <w:sz w:val="24"/>
           <w:u w:val="single"/>
         </w:rPr>
-        <w:hyperlink r:id="rId26" w:history="1">
+        <w:hyperlink r:id="rId24" w:history="1">
           <w:r>
             <w:rPr>
               <w:rStyle w:val="Hyperlink"/>
@@ -4398,7 +4435,7 @@
           <w:sz w:val="24"/>
           <w:u w:val="single"/>
         </w:rPr>
-        <w:hyperlink r:id="rId26" w:history="1">
+        <w:hyperlink r:id="rId24" w:history="1">
           <w:r>
             <w:rPr>
               <w:rStyle w:val="Hyperlink"/>
@@ -4416,7 +4453,7 @@
           <w:sz w:val="24"/>
           <w:u w:val="single"/>
         </w:rPr>
-        <w:hyperlink r:id="rId26" w:history="1">
+        <w:hyperlink r:id="rId24" w:history="1">
           <w:r>
             <w:rPr>
               <w:rStyle w:val="Hyperlink"/>
@@ -4444,7 +4481,7 @@
           <w:sz w:val="24"/>
           <w:u w:val="single"/>
         </w:rPr>
-        <w:hyperlink r:id="rId27" w:history="1">
+        <w:hyperlink r:id="rId25" w:history="1">
           <w:r>
             <w:rPr>
               <w:rStyle w:val="Hyperlink"/>
@@ -4462,7 +4499,7 @@
           <w:sz w:val="24"/>
           <w:u w:val="single"/>
         </w:rPr>
-        <w:hyperlink r:id="rId27" w:history="1">
+        <w:hyperlink r:id="rId24" w:history="1">
           <w:r>
             <w:rPr>
               <w:rStyle w:val="Hyperlink"/>
@@ -4491,7 +4528,7 @@
           <w:sz w:val="24"/>
           <w:u w:val="single"/>
         </w:rPr>
-        <w:hyperlink r:id="rId27" w:history="1">
+        <w:hyperlink r:id="rId25" w:history="1">
           <w:r>
             <w:rPr>
               <w:rStyle w:val="Hyperlink"/>

--- a/EXPORTS/DOCX/published/niveau3/English/EMArtis.docx
+++ b/EXPORTS/DOCX/published/niveau3/English/EMArtis.docx
@@ -615,7 +615,14 @@
           <w:color w:val="000000"/>
           <w:sz w:val="24"/>
         </w:rPr>
-        <w:t xml:space="preserve">cted by the </w:t>
+        <w:hyperlink r:id="rId10" w:history="1">
+          <w:r>
+            <w:rPr>
+              <w:rStyle w:val="Hyperlink"/>
+            </w:rPr>
+            <w:t xml:space="preserve">cted by the </w:t>
+          </w:r>
+        </w:hyperlink>
       </w:r>
       <w:r>
         <w:rPr>
@@ -3555,7 +3562,7 @@
           <w:sz w:val="24"/>
           <w:u w:val="single"/>
         </w:rPr>
-        <w:hyperlink r:id="rId19" w:history="1">
+        <w:hyperlink r:id="rId20" w:history="1">
           <w:r>
             <w:rPr>
               <w:rStyle w:val="Hyperlink"/>
@@ -3573,7 +3580,7 @@
           <w:sz w:val="24"/>
           <w:u w:val="single"/>
         </w:rPr>
-        <w:hyperlink r:id="rId19" w:history="1">
+        <w:hyperlink r:id="rId20" w:history="1">
           <w:r>
             <w:rPr>
               <w:rStyle w:val="Hyperlink"/>
@@ -3602,7 +3609,7 @@
           <w:sz w:val="24"/>
           <w:u w:val="single"/>
         </w:rPr>
-        <w:hyperlink r:id="rId19" w:history="1">
+        <w:hyperlink r:id="rId20" w:history="1">
           <w:r>
             <w:rPr>
               <w:rStyle w:val="Hyperlink"/>
@@ -3619,14 +3626,7 @@
           <w:color w:val="000000"/>
           <w:sz w:val="24"/>
         </w:rPr>
-        <w:hyperlink r:id="rId19" w:history="1">
-          <w:r>
-            <w:rPr>
-              <w:rStyle w:val="Hyperlink"/>
-            </w:rPr>
-            <w:t xml:space="preserve">, </w:t>
-          </w:r>
-        </w:hyperlink>
+        <w:t xml:space="preserve">, </w:t>
       </w:r>
       <w:r>
         <w:rPr>
@@ -3637,7 +3637,7 @@
           <w:sz w:val="24"/>
           <w:u w:val="single"/>
         </w:rPr>
-        <w:hyperlink r:id="rId19" w:history="1">
+        <w:hyperlink r:id="rId21" w:history="1">
           <w:r>
             <w:rPr>
               <w:rStyle w:val="Hyperlink"/>
@@ -3784,7 +3784,7 @@
           <w:sz w:val="24"/>
           <w:u w:val="single"/>
         </w:rPr>
-        <w:hyperlink r:id="rId20" w:history="1">
+        <w:hyperlink r:id="rId22" w:history="1">
           <w:r>
             <w:rPr>
               <w:rStyle w:val="Hyperlink"/>
@@ -3802,7 +3802,7 @@
           <w:sz w:val="24"/>
           <w:u w:val="single"/>
         </w:rPr>
-        <w:hyperlink r:id="rId20" w:history="1">
+        <w:hyperlink r:id="rId22" w:history="1">
           <w:r>
             <w:rPr>
               <w:rStyle w:val="Hyperlink"/>
@@ -3820,7 +3820,7 @@
           <w:sz w:val="24"/>
           <w:u w:val="single"/>
         </w:rPr>
-        <w:hyperlink r:id="rId20" w:history="1">
+        <w:hyperlink r:id="rId22" w:history="1">
           <w:r>
             <w:rPr>
               <w:rStyle w:val="Hyperlink"/>
@@ -3838,7 +3838,7 @@
           <w:sz w:val="24"/>
           <w:u w:val="single"/>
         </w:rPr>
-        <w:hyperlink r:id="rId20" w:history="1">
+        <w:hyperlink r:id="rId22" w:history="1">
           <w:r>
             <w:rPr>
               <w:rStyle w:val="Hyperlink"/>
@@ -3866,7 +3866,7 @@
           <w:sz w:val="24"/>
           <w:u w:val="single"/>
         </w:rPr>
-        <w:hyperlink r:id="rId21" w:history="1">
+        <w:hyperlink r:id="rId23" w:history="1">
           <w:r>
             <w:rPr>
               <w:rStyle w:val="Hyperlink"/>
@@ -3884,7 +3884,7 @@
           <w:sz w:val="24"/>
           <w:u w:val="single"/>
         </w:rPr>
-        <w:hyperlink r:id="rId20" w:history="1">
+        <w:hyperlink r:id="rId23" w:history="1">
           <w:r>
             <w:rPr>
               <w:rStyle w:val="Hyperlink"/>
@@ -3913,7 +3913,7 @@
           <w:sz w:val="24"/>
           <w:u w:val="single"/>
         </w:rPr>
-        <w:hyperlink r:id="rId20" w:history="1">
+        <w:hyperlink r:id="rId23" w:history="1">
           <w:r>
             <w:rPr>
               <w:rStyle w:val="Hyperlink"/>
@@ -4051,7 +4051,7 @@
           <w:sz w:val="24"/>
           <w:u w:val="single"/>
         </w:rPr>
-        <w:hyperlink r:id="rId22" w:history="1">
+        <w:hyperlink r:id="rId24" w:history="1">
           <w:r>
             <w:rPr>
               <w:rStyle w:val="Hyperlink"/>
@@ -4069,7 +4069,7 @@
           <w:sz w:val="24"/>
           <w:u w:val="single"/>
         </w:rPr>
-        <w:hyperlink r:id="rId22" w:history="1">
+        <w:hyperlink r:id="rId24" w:history="1">
           <w:r>
             <w:rPr>
               <w:rStyle w:val="Hyperlink"/>
@@ -4087,7 +4087,7 @@
           <w:sz w:val="24"/>
           <w:u w:val="single"/>
         </w:rPr>
-        <w:hyperlink r:id="rId22" w:history="1">
+        <w:hyperlink r:id="rId24" w:history="1">
           <w:r>
             <w:rPr>
               <w:rStyle w:val="Hyperlink"/>
@@ -4105,7 +4105,7 @@
           <w:sz w:val="24"/>
           <w:u w:val="single"/>
         </w:rPr>
-        <w:hyperlink r:id="rId22" w:history="1">
+        <w:hyperlink r:id="rId24" w:history="1">
           <w:r>
             <w:rPr>
               <w:rStyle w:val="Hyperlink"/>
@@ -4126,7 +4126,7 @@
           <w:sz w:val="24"/>
           <w:u w:val="single"/>
         </w:rPr>
-        <w:hyperlink r:id="rId22" w:history="1">
+        <w:hyperlink r:id="rId24" w:history="1">
           <w:r>
             <w:rPr>
               <w:rStyle w:val="Hyperlink"/>
@@ -4144,7 +4144,7 @@
           <w:sz w:val="24"/>
           <w:u w:val="single"/>
         </w:rPr>
-        <w:hyperlink r:id="rId22" w:history="1">
+        <w:hyperlink r:id="rId24" w:history="1">
           <w:r>
             <w:rPr>
               <w:rStyle w:val="Hyperlink"/>
@@ -4162,7 +4162,7 @@
           <w:sz w:val="24"/>
           <w:u w:val="single"/>
         </w:rPr>
-        <w:hyperlink r:id="rId22" w:history="1">
+        <w:hyperlink r:id="rId24" w:history="1">
           <w:r>
             <w:rPr>
               <w:rStyle w:val="Hyperlink"/>
@@ -4180,7 +4180,7 @@
           <w:sz w:val="24"/>
           <w:u w:val="single"/>
         </w:rPr>
-        <w:hyperlink r:id="rId22" w:history="1">
+        <w:hyperlink r:id="rId24" w:history="1">
           <w:r>
             <w:rPr>
               <w:rStyle w:val="Hyperlink"/>
@@ -4198,7 +4198,7 @@
           <w:sz w:val="24"/>
           <w:u w:val="single"/>
         </w:rPr>
-        <w:hyperlink r:id="rId22" w:history="1">
+        <w:hyperlink r:id="rId24" w:history="1">
           <w:r>
             <w:rPr>
               <w:rStyle w:val="Hyperlink"/>
@@ -4216,7 +4216,7 @@
           <w:sz w:val="24"/>
           <w:u w:val="single"/>
         </w:rPr>
-        <w:hyperlink r:id="rId22" w:history="1">
+        <w:hyperlink r:id="rId24" w:history="1">
           <w:r>
             <w:rPr>
               <w:rStyle w:val="Hyperlink"/>
@@ -4244,7 +4244,7 @@
           <w:sz w:val="24"/>
           <w:u w:val="single"/>
         </w:rPr>
-        <w:hyperlink r:id="rId23" w:history="1">
+        <w:hyperlink r:id="rId25" w:history="1">
           <w:r>
             <w:rPr>
               <w:rStyle w:val="Hyperlink"/>
@@ -4262,7 +4262,7 @@
           <w:sz w:val="24"/>
           <w:u w:val="single"/>
         </w:rPr>
-        <w:hyperlink r:id="rId22" w:history="1">
+        <w:hyperlink r:id="rId24" w:history="1">
           <w:r>
             <w:rPr>
               <w:rStyle w:val="Hyperlink"/>
@@ -4399,7 +4399,7 @@
           <w:sz w:val="24"/>
           <w:u w:val="single"/>
         </w:rPr>
-        <w:hyperlink r:id="rId24" w:history="1">
+        <w:hyperlink r:id="rId26" w:history="1">
           <w:r>
             <w:rPr>
               <w:rStyle w:val="Hyperlink"/>
@@ -4417,7 +4417,7 @@
           <w:sz w:val="24"/>
           <w:u w:val="single"/>
         </w:rPr>
-        <w:hyperlink r:id="rId24" w:history="1">
+        <w:hyperlink r:id="rId26" w:history="1">
           <w:r>
             <w:rPr>
               <w:rStyle w:val="Hyperlink"/>
@@ -4435,7 +4435,7 @@
           <w:sz w:val="24"/>
           <w:u w:val="single"/>
         </w:rPr>
-        <w:hyperlink r:id="rId24" w:history="1">
+        <w:hyperlink r:id="rId26" w:history="1">
           <w:r>
             <w:rPr>
               <w:rStyle w:val="Hyperlink"/>
@@ -4453,7 +4453,7 @@
           <w:sz w:val="24"/>
           <w:u w:val="single"/>
         </w:rPr>
-        <w:hyperlink r:id="rId24" w:history="1">
+        <w:hyperlink r:id="rId26" w:history="1">
           <w:r>
             <w:rPr>
               <w:rStyle w:val="Hyperlink"/>
@@ -4481,7 +4481,7 @@
           <w:sz w:val="24"/>
           <w:u w:val="single"/>
         </w:rPr>
-        <w:hyperlink r:id="rId25" w:history="1">
+        <w:hyperlink r:id="rId27" w:history="1">
           <w:r>
             <w:rPr>
               <w:rStyle w:val="Hyperlink"/>
@@ -4499,7 +4499,7 @@
           <w:sz w:val="24"/>
           <w:u w:val="single"/>
         </w:rPr>
-        <w:hyperlink r:id="rId24" w:history="1">
+        <w:hyperlink r:id="rId27" w:history="1">
           <w:r>
             <w:rPr>
               <w:rStyle w:val="Hyperlink"/>
@@ -4528,7 +4528,7 @@
           <w:sz w:val="24"/>
           <w:u w:val="single"/>
         </w:rPr>
-        <w:hyperlink r:id="rId25" w:history="1">
+        <w:hyperlink r:id="rId27" w:history="1">
           <w:r>
             <w:rPr>
               <w:rStyle w:val="Hyperlink"/>

--- a/EXPORTS/DOCX/published/niveau3/English/EMArtis.docx
+++ b/EXPORTS/DOCX/published/niveau3/English/EMArtis.docx
@@ -615,14 +615,7 @@
           <w:color w:val="000000"/>
           <w:sz w:val="24"/>
         </w:rPr>
-        <w:hyperlink r:id="rId10" w:history="1">
-          <w:r>
-            <w:rPr>
-              <w:rStyle w:val="Hyperlink"/>
-            </w:rPr>
-            <w:t xml:space="preserve">cted by the </w:t>
-          </w:r>
-        </w:hyperlink>
+        <w:t xml:space="preserve">cted by the </w:t>
       </w:r>
       <w:r>
         <w:rPr>
@@ -633,7 +626,7 @@
           <w:sz w:val="24"/>
           <w:u w:val="single"/>
         </w:rPr>
-        <w:hyperlink r:id="rId10" w:history="1">
+        <w:hyperlink r:id="rId11" w:history="1">
           <w:r>
             <w:rPr>
               <w:rStyle w:val="Hyperlink"/>
@@ -651,7 +644,7 @@
           <w:sz w:val="24"/>
           <w:u w:val="single"/>
         </w:rPr>
-        <w:hyperlink r:id="rId10" w:history="1">
+        <w:hyperlink r:id="rId11" w:history="1">
           <w:r>
             <w:rPr>
               <w:rStyle w:val="Hyperlink"/>
@@ -680,7 +673,7 @@
           <w:sz w:val="24"/>
           <w:u w:val="single"/>
         </w:rPr>
-        <w:hyperlink r:id="rId10" w:history="1">
+        <w:hyperlink r:id="rId11" w:history="1">
           <w:r>
             <w:rPr>
               <w:rStyle w:val="Hyperlink"/>
@@ -1767,25 +1760,7 @@
           <w:color w:val="000000"/>
           <w:sz w:val="24"/>
         </w:rPr>
-        <w:t>are held at the A</w:t>
-      </w:r>
-      <w:r>
-        <w:rPr>
-          <w:u w:val="single" w:color="0000ff"/>
-          <w:rFonts w:ascii="Charis SIL Regular" w:hAnsi="Charis SIL Regular" w:eastAsia="Charis SIL Regular"/>
-          <w:b w:val="0"/>
-          <w:i w:val="0"/>
-          <w:color w:val="000000"/>
-          <w:sz w:val="24"/>
-        </w:rPr>
-        <w:hyperlink r:id="rId15" w:history="1">
-          <w:r>
-            <w:rPr>
-              <w:rStyle w:val="Hyperlink"/>
-            </w:rPr>
-            <w:t>msterda</w:t>
-          </w:r>
-        </w:hyperlink>
+        <w:t>are held at the Amsterda</w:t>
       </w:r>
       <w:r>
         <w:rPr>
@@ -3580,7 +3555,7 @@
           <w:sz w:val="24"/>
           <w:u w:val="single"/>
         </w:rPr>
-        <w:hyperlink r:id="rId20" w:history="1">
+        <w:hyperlink r:id="rId19" w:history="1">
           <w:r>
             <w:rPr>
               <w:rStyle w:val="Hyperlink"/>
@@ -3609,7 +3584,7 @@
           <w:sz w:val="24"/>
           <w:u w:val="single"/>
         </w:rPr>
-        <w:hyperlink r:id="rId20" w:history="1">
+        <w:hyperlink r:id="rId19" w:history="1">
           <w:r>
             <w:rPr>
               <w:rStyle w:val="Hyperlink"/>
@@ -3626,7 +3601,14 @@
           <w:color w:val="000000"/>
           <w:sz w:val="24"/>
         </w:rPr>
-        <w:t xml:space="preserve">, </w:t>
+        <w:hyperlink r:id="rId19" w:history="1">
+          <w:r>
+            <w:rPr>
+              <w:rStyle w:val="Hyperlink"/>
+            </w:rPr>
+            <w:t xml:space="preserve">, </w:t>
+          </w:r>
+        </w:hyperlink>
       </w:r>
       <w:r>
         <w:rPr>
@@ -3637,7 +3619,7 @@
           <w:sz w:val="24"/>
           <w:u w:val="single"/>
         </w:rPr>
-        <w:hyperlink r:id="rId21" w:history="1">
+        <w:hyperlink r:id="rId19" w:history="1">
           <w:r>
             <w:rPr>
               <w:rStyle w:val="Hyperlink"/>
@@ -3784,7 +3766,7 @@
           <w:sz w:val="24"/>
           <w:u w:val="single"/>
         </w:rPr>
-        <w:hyperlink r:id="rId22" w:history="1">
+        <w:hyperlink r:id="rId21" w:history="1">
           <w:r>
             <w:rPr>
               <w:rStyle w:val="Hyperlink"/>
@@ -3802,7 +3784,7 @@
           <w:sz w:val="24"/>
           <w:u w:val="single"/>
         </w:rPr>
-        <w:hyperlink r:id="rId22" w:history="1">
+        <w:hyperlink r:id="rId21" w:history="1">
           <w:r>
             <w:rPr>
               <w:rStyle w:val="Hyperlink"/>
@@ -3820,7 +3802,7 @@
           <w:sz w:val="24"/>
           <w:u w:val="single"/>
         </w:rPr>
-        <w:hyperlink r:id="rId22" w:history="1">
+        <w:hyperlink r:id="rId21" w:history="1">
           <w:r>
             <w:rPr>
               <w:rStyle w:val="Hyperlink"/>
@@ -3838,7 +3820,7 @@
           <w:sz w:val="24"/>
           <w:u w:val="single"/>
         </w:rPr>
-        <w:hyperlink r:id="rId22" w:history="1">
+        <w:hyperlink r:id="rId21" w:history="1">
           <w:r>
             <w:rPr>
               <w:rStyle w:val="Hyperlink"/>
@@ -3866,7 +3848,7 @@
           <w:sz w:val="24"/>
           <w:u w:val="single"/>
         </w:rPr>
-        <w:hyperlink r:id="rId23" w:history="1">
+        <w:hyperlink r:id="rId22" w:history="1">
           <w:r>
             <w:rPr>
               <w:rStyle w:val="Hyperlink"/>
@@ -3884,7 +3866,7 @@
           <w:sz w:val="24"/>
           <w:u w:val="single"/>
         </w:rPr>
-        <w:hyperlink r:id="rId23" w:history="1">
+        <w:hyperlink r:id="rId22" w:history="1">
           <w:r>
             <w:rPr>
               <w:rStyle w:val="Hyperlink"/>
@@ -3913,7 +3895,7 @@
           <w:sz w:val="24"/>
           <w:u w:val="single"/>
         </w:rPr>
-        <w:hyperlink r:id="rId23" w:history="1">
+        <w:hyperlink r:id="rId22" w:history="1">
           <w:r>
             <w:rPr>
               <w:rStyle w:val="Hyperlink"/>
@@ -4051,7 +4033,7 @@
           <w:sz w:val="24"/>
           <w:u w:val="single"/>
         </w:rPr>
-        <w:hyperlink r:id="rId24" w:history="1">
+        <w:hyperlink r:id="rId23" w:history="1">
           <w:r>
             <w:rPr>
               <w:rStyle w:val="Hyperlink"/>
@@ -4069,7 +4051,7 @@
           <w:sz w:val="24"/>
           <w:u w:val="single"/>
         </w:rPr>
-        <w:hyperlink r:id="rId24" w:history="1">
+        <w:hyperlink r:id="rId23" w:history="1">
           <w:r>
             <w:rPr>
               <w:rStyle w:val="Hyperlink"/>
@@ -4087,7 +4069,7 @@
           <w:sz w:val="24"/>
           <w:u w:val="single"/>
         </w:rPr>
-        <w:hyperlink r:id="rId24" w:history="1">
+        <w:hyperlink r:id="rId23" w:history="1">
           <w:r>
             <w:rPr>
               <w:rStyle w:val="Hyperlink"/>
@@ -4105,7 +4087,7 @@
           <w:sz w:val="24"/>
           <w:u w:val="single"/>
         </w:rPr>
-        <w:hyperlink r:id="rId24" w:history="1">
+        <w:hyperlink r:id="rId23" w:history="1">
           <w:r>
             <w:rPr>
               <w:rStyle w:val="Hyperlink"/>
@@ -4126,7 +4108,7 @@
           <w:sz w:val="24"/>
           <w:u w:val="single"/>
         </w:rPr>
-        <w:hyperlink r:id="rId24" w:history="1">
+        <w:hyperlink r:id="rId23" w:history="1">
           <w:r>
             <w:rPr>
               <w:rStyle w:val="Hyperlink"/>
@@ -4144,7 +4126,7 @@
           <w:sz w:val="24"/>
           <w:u w:val="single"/>
         </w:rPr>
-        <w:hyperlink r:id="rId24" w:history="1">
+        <w:hyperlink r:id="rId23" w:history="1">
           <w:r>
             <w:rPr>
               <w:rStyle w:val="Hyperlink"/>
@@ -4162,7 +4144,7 @@
           <w:sz w:val="24"/>
           <w:u w:val="single"/>
         </w:rPr>
-        <w:hyperlink r:id="rId24" w:history="1">
+        <w:hyperlink r:id="rId23" w:history="1">
           <w:r>
             <w:rPr>
               <w:rStyle w:val="Hyperlink"/>
@@ -4180,7 +4162,7 @@
           <w:sz w:val="24"/>
           <w:u w:val="single"/>
         </w:rPr>
-        <w:hyperlink r:id="rId24" w:history="1">
+        <w:hyperlink r:id="rId23" w:history="1">
           <w:r>
             <w:rPr>
               <w:rStyle w:val="Hyperlink"/>
@@ -4198,7 +4180,7 @@
           <w:sz w:val="24"/>
           <w:u w:val="single"/>
         </w:rPr>
-        <w:hyperlink r:id="rId24" w:history="1">
+        <w:hyperlink r:id="rId23" w:history="1">
           <w:r>
             <w:rPr>
               <w:rStyle w:val="Hyperlink"/>
@@ -4216,7 +4198,7 @@
           <w:sz w:val="24"/>
           <w:u w:val="single"/>
         </w:rPr>
-        <w:hyperlink r:id="rId24" w:history="1">
+        <w:hyperlink r:id="rId23" w:history="1">
           <w:r>
             <w:rPr>
               <w:rStyle w:val="Hyperlink"/>
@@ -4244,7 +4226,7 @@
           <w:sz w:val="24"/>
           <w:u w:val="single"/>
         </w:rPr>
-        <w:hyperlink r:id="rId25" w:history="1">
+        <w:hyperlink r:id="rId24" w:history="1">
           <w:r>
             <w:rPr>
               <w:rStyle w:val="Hyperlink"/>
@@ -4262,7 +4244,7 @@
           <w:sz w:val="24"/>
           <w:u w:val="single"/>
         </w:rPr>
-        <w:hyperlink r:id="rId24" w:history="1">
+        <w:hyperlink r:id="rId23" w:history="1">
           <w:r>
             <w:rPr>
               <w:rStyle w:val="Hyperlink"/>
@@ -4399,7 +4381,7 @@
           <w:sz w:val="24"/>
           <w:u w:val="single"/>
         </w:rPr>
-        <w:hyperlink r:id="rId26" w:history="1">
+        <w:hyperlink r:id="rId25" w:history="1">
           <w:r>
             <w:rPr>
               <w:rStyle w:val="Hyperlink"/>
@@ -4417,7 +4399,7 @@
           <w:sz w:val="24"/>
           <w:u w:val="single"/>
         </w:rPr>
-        <w:hyperlink r:id="rId26" w:history="1">
+        <w:hyperlink r:id="rId25" w:history="1">
           <w:r>
             <w:rPr>
               <w:rStyle w:val="Hyperlink"/>
@@ -4435,7 +4417,7 @@
           <w:sz w:val="24"/>
           <w:u w:val="single"/>
         </w:rPr>
-        <w:hyperlink r:id="rId26" w:history="1">
+        <w:hyperlink r:id="rId25" w:history="1">
           <w:r>
             <w:rPr>
               <w:rStyle w:val="Hyperlink"/>
@@ -4453,7 +4435,7 @@
           <w:sz w:val="24"/>
           <w:u w:val="single"/>
         </w:rPr>
-        <w:hyperlink r:id="rId26" w:history="1">
+        <w:hyperlink r:id="rId25" w:history="1">
           <w:r>
             <w:rPr>
               <w:rStyle w:val="Hyperlink"/>
@@ -4481,7 +4463,7 @@
           <w:sz w:val="24"/>
           <w:u w:val="single"/>
         </w:rPr>
-        <w:hyperlink r:id="rId27" w:history="1">
+        <w:hyperlink r:id="rId26" w:history="1">
           <w:r>
             <w:rPr>
               <w:rStyle w:val="Hyperlink"/>
@@ -4499,7 +4481,7 @@
           <w:sz w:val="24"/>
           <w:u w:val="single"/>
         </w:rPr>
-        <w:hyperlink r:id="rId27" w:history="1">
+        <w:hyperlink r:id="rId26" w:history="1">
           <w:r>
             <w:rPr>
               <w:rStyle w:val="Hyperlink"/>
@@ -4528,7 +4510,7 @@
           <w:sz w:val="24"/>
           <w:u w:val="single"/>
         </w:rPr>
-        <w:hyperlink r:id="rId27" w:history="1">
+        <w:hyperlink r:id="rId26" w:history="1">
           <w:r>
             <w:rPr>
               <w:rStyle w:val="Hyperlink"/>

--- a/EXPORTS/DOCX/published/niveau3/English/EMArtis.docx
+++ b/EXPORTS/DOCX/published/niveau3/English/EMArtis.docx
@@ -521,101 +521,7 @@
           <w:color w:val="000000"/>
           <w:sz w:val="24"/>
         </w:rPr>
-        <w:t>Exhibitio</w:t>
-      </w:r>
-      <w:r>
-        <w:rPr>
-          <w:u w:val="single" w:color="0000ff"/>
-          <w:rFonts w:ascii="Charis SIL Regular" w:hAnsi="Charis SIL Regular" w:eastAsia="Charis SIL Regular"/>
-          <w:b w:val="0"/>
-          <w:i w:val="0"/>
-          <w:color w:val="000000"/>
-          <w:sz w:val="24"/>
-        </w:rPr>
-        <w:hyperlink r:id="rId10" w:history="1">
-          <w:r>
-            <w:rPr>
-              <w:rStyle w:val="Hyperlink"/>
-            </w:rPr>
-            <w:t>n, of 1883 and</w:t>
-          </w:r>
-        </w:hyperlink>
-      </w:r>
-      <w:r>
-        <w:rPr>
-          <w:u w:val="single" w:color="0000ff"/>
-          <w:rFonts w:ascii="Charis SIL Regular" w:hAnsi="Charis SIL Regular" w:eastAsia="Charis SIL Regular"/>
-          <w:b w:val="0"/>
-          <w:i w:val="0"/>
-          <w:color w:val="000000"/>
-          <w:sz w:val="24"/>
-        </w:rPr>
-        <w:t xml:space="preserve"> </w:t>
-      </w:r>
-      <w:r>
-        <w:rPr>
-          <w:u w:val="single" w:color="0000ff"/>
-          <w:rFonts w:ascii="Charis SIL Regular" w:hAnsi="Charis SIL Regular" w:eastAsia="Charis SIL Regular"/>
-          <w:b w:val="0"/>
-          <w:i w:val="0"/>
-          <w:color w:val="000000"/>
-          <w:sz w:val="24"/>
-        </w:rPr>
-        <w:hyperlink r:id="rId10" w:history="1">
-          <w:r>
-            <w:rPr>
-              <w:rStyle w:val="Hyperlink"/>
-            </w:rPr>
-            <w:t>objects c</w:t>
-          </w:r>
-        </w:hyperlink>
-      </w:r>
-      <w:r>
-        <w:rPr>
-          <w:u w:val="single" w:color="0000ff"/>
-          <w:rFonts w:ascii="Charis SIL Regular" w:hAnsi="Charis SIL Regular" w:eastAsia="Charis SIL Regular"/>
-          <w:b w:val="0"/>
-          <w:i w:val="0"/>
-          <w:color w:val="000000"/>
-          <w:sz w:val="24"/>
-        </w:rPr>
-        <w:hyperlink r:id="rId10" w:history="1">
-          <w:r>
-            <w:rPr>
-              <w:rStyle w:val="Hyperlink"/>
-            </w:rPr>
-            <w:t>o</w:t>
-          </w:r>
-        </w:hyperlink>
-      </w:r>
-      <w:r>
-        <w:rPr>
-          <w:u w:val="single" w:color="0000ff"/>
-          <w:rFonts w:ascii="Charis SIL Regular" w:hAnsi="Charis SIL Regular" w:eastAsia="Charis SIL Regular"/>
-          <w:b w:val="0"/>
-          <w:i w:val="0"/>
-          <w:color w:val="000000"/>
-          <w:sz w:val="24"/>
-        </w:rPr>
-        <w:hyperlink r:id="rId10" w:history="1">
-          <w:r>
-            <w:rPr>
-              <w:rStyle w:val="Hyperlink"/>
-            </w:rPr>
-            <w:t>lle</w:t>
-          </w:r>
-        </w:hyperlink>
-      </w:r>
-      <w:r>
-        <w:rPr>
-          <w:u w:val="single" w:color="0000ff"/>
-          <w:rFonts w:ascii="Charis SIL Regular" w:hAnsi="Charis SIL Regular" w:eastAsia="Charis SIL Regular"/>
-          <w:b w:val="0"/>
-          <w:i w:val="0"/>
-          <w:color w:val="000000"/>
-          <w:sz w:val="24"/>
-        </w:rPr>
-        <w:t xml:space="preserve">cted by the </w:t>
+        <w:t xml:space="preserve">Exhibition, of 1883 and objects collected by the </w:t>
       </w:r>
       <w:r>
         <w:rPr>
@@ -626,7 +532,7 @@
           <w:sz w:val="24"/>
           <w:u w:val="single"/>
         </w:rPr>
-        <w:hyperlink r:id="rId11" w:history="1">
+        <w:hyperlink r:id="rId10" w:history="1">
           <w:r>
             <w:rPr>
               <w:rStyle w:val="Hyperlink"/>
@@ -644,7 +550,7 @@
           <w:sz w:val="24"/>
           <w:u w:val="single"/>
         </w:rPr>
-        <w:hyperlink r:id="rId11" w:history="1">
+        <w:hyperlink r:id="rId10" w:history="1">
           <w:r>
             <w:rPr>
               <w:rStyle w:val="Hyperlink"/>
@@ -673,7 +579,7 @@
           <w:sz w:val="24"/>
           <w:u w:val="single"/>
         </w:rPr>
-        <w:hyperlink r:id="rId11" w:history="1">
+        <w:hyperlink r:id="rId10" w:history="1">
           <w:r>
             <w:rPr>
               <w:rStyle w:val="Hyperlink"/>
@@ -1760,7 +1666,18 @@
           <w:color w:val="000000"/>
           <w:sz w:val="24"/>
         </w:rPr>
-        <w:t>are held at the Amsterda</w:t>
+        <w:t>are held at the A</w:t>
+      </w:r>
+      <w:r>
+        <w:rPr>
+          <w:u w:val="single" w:color="0000ff"/>
+          <w:rFonts w:ascii="Charis SIL Regular" w:hAnsi="Charis SIL Regular" w:eastAsia="Charis SIL Regular"/>
+          <w:b w:val="0"/>
+          <w:i w:val="0"/>
+          <w:color w:val="000000"/>
+          <w:sz w:val="24"/>
+        </w:rPr>
+        <w:t>msterda</w:t>
       </w:r>
       <w:r>
         <w:rPr>
@@ -3555,7 +3472,7 @@
           <w:sz w:val="24"/>
           <w:u w:val="single"/>
         </w:rPr>
-        <w:hyperlink r:id="rId19" w:history="1">
+        <w:hyperlink r:id="rId20" w:history="1">
           <w:r>
             <w:rPr>
               <w:rStyle w:val="Hyperlink"/>
@@ -3584,7 +3501,7 @@
           <w:sz w:val="24"/>
           <w:u w:val="single"/>
         </w:rPr>
-        <w:hyperlink r:id="rId19" w:history="1">
+        <w:hyperlink r:id="rId20" w:history="1">
           <w:r>
             <w:rPr>
               <w:rStyle w:val="Hyperlink"/>
@@ -3601,14 +3518,7 @@
           <w:color w:val="000000"/>
           <w:sz w:val="24"/>
         </w:rPr>
-        <w:hyperlink r:id="rId19" w:history="1">
-          <w:r>
-            <w:rPr>
-              <w:rStyle w:val="Hyperlink"/>
-            </w:rPr>
-            <w:t xml:space="preserve">, </w:t>
-          </w:r>
-        </w:hyperlink>
+        <w:t xml:space="preserve">, </w:t>
       </w:r>
       <w:r>
         <w:rPr>
@@ -3619,7 +3529,7 @@
           <w:sz w:val="24"/>
           <w:u w:val="single"/>
         </w:rPr>
-        <w:hyperlink r:id="rId19" w:history="1">
+        <w:hyperlink r:id="rId21" w:history="1">
           <w:r>
             <w:rPr>
               <w:rStyle w:val="Hyperlink"/>
@@ -3766,7 +3676,7 @@
           <w:sz w:val="24"/>
           <w:u w:val="single"/>
         </w:rPr>
-        <w:hyperlink r:id="rId21" w:history="1">
+        <w:hyperlink r:id="rId22" w:history="1">
           <w:r>
             <w:rPr>
               <w:rStyle w:val="Hyperlink"/>
@@ -3784,7 +3694,7 @@
           <w:sz w:val="24"/>
           <w:u w:val="single"/>
         </w:rPr>
-        <w:hyperlink r:id="rId21" w:history="1">
+        <w:hyperlink r:id="rId22" w:history="1">
           <w:r>
             <w:rPr>
               <w:rStyle w:val="Hyperlink"/>
@@ -3802,7 +3712,7 @@
           <w:sz w:val="24"/>
           <w:u w:val="single"/>
         </w:rPr>
-        <w:hyperlink r:id="rId21" w:history="1">
+        <w:hyperlink r:id="rId22" w:history="1">
           <w:r>
             <w:rPr>
               <w:rStyle w:val="Hyperlink"/>
@@ -3820,7 +3730,7 @@
           <w:sz w:val="24"/>
           <w:u w:val="single"/>
         </w:rPr>
-        <w:hyperlink r:id="rId21" w:history="1">
+        <w:hyperlink r:id="rId22" w:history="1">
           <w:r>
             <w:rPr>
               <w:rStyle w:val="Hyperlink"/>
@@ -3848,7 +3758,7 @@
           <w:sz w:val="24"/>
           <w:u w:val="single"/>
         </w:rPr>
-        <w:hyperlink r:id="rId22" w:history="1">
+        <w:hyperlink r:id="rId23" w:history="1">
           <w:r>
             <w:rPr>
               <w:rStyle w:val="Hyperlink"/>
@@ -3866,7 +3776,7 @@
           <w:sz w:val="24"/>
           <w:u w:val="single"/>
         </w:rPr>
-        <w:hyperlink r:id="rId22" w:history="1">
+        <w:hyperlink r:id="rId23" w:history="1">
           <w:r>
             <w:rPr>
               <w:rStyle w:val="Hyperlink"/>
@@ -3895,7 +3805,7 @@
           <w:sz w:val="24"/>
           <w:u w:val="single"/>
         </w:rPr>
-        <w:hyperlink r:id="rId22" w:history="1">
+        <w:hyperlink r:id="rId23" w:history="1">
           <w:r>
             <w:rPr>
               <w:rStyle w:val="Hyperlink"/>
@@ -4033,7 +3943,7 @@
           <w:sz w:val="24"/>
           <w:u w:val="single"/>
         </w:rPr>
-        <w:hyperlink r:id="rId23" w:history="1">
+        <w:hyperlink r:id="rId24" w:history="1">
           <w:r>
             <w:rPr>
               <w:rStyle w:val="Hyperlink"/>
@@ -4051,7 +3961,7 @@
           <w:sz w:val="24"/>
           <w:u w:val="single"/>
         </w:rPr>
-        <w:hyperlink r:id="rId23" w:history="1">
+        <w:hyperlink r:id="rId24" w:history="1">
           <w:r>
             <w:rPr>
               <w:rStyle w:val="Hyperlink"/>
@@ -4069,7 +3979,7 @@
           <w:sz w:val="24"/>
           <w:u w:val="single"/>
         </w:rPr>
-        <w:hyperlink r:id="rId23" w:history="1">
+        <w:hyperlink r:id="rId24" w:history="1">
           <w:r>
             <w:rPr>
               <w:rStyle w:val="Hyperlink"/>
@@ -4087,7 +3997,7 @@
           <w:sz w:val="24"/>
           <w:u w:val="single"/>
         </w:rPr>
-        <w:hyperlink r:id="rId23" w:history="1">
+        <w:hyperlink r:id="rId24" w:history="1">
           <w:r>
             <w:rPr>
               <w:rStyle w:val="Hyperlink"/>
@@ -4108,7 +4018,7 @@
           <w:sz w:val="24"/>
           <w:u w:val="single"/>
         </w:rPr>
-        <w:hyperlink r:id="rId23" w:history="1">
+        <w:hyperlink r:id="rId24" w:history="1">
           <w:r>
             <w:rPr>
               <w:rStyle w:val="Hyperlink"/>
@@ -4126,7 +4036,7 @@
           <w:sz w:val="24"/>
           <w:u w:val="single"/>
         </w:rPr>
-        <w:hyperlink r:id="rId23" w:history="1">
+        <w:hyperlink r:id="rId24" w:history="1">
           <w:r>
             <w:rPr>
               <w:rStyle w:val="Hyperlink"/>
@@ -4144,7 +4054,7 @@
           <w:sz w:val="24"/>
           <w:u w:val="single"/>
         </w:rPr>
-        <w:hyperlink r:id="rId23" w:history="1">
+        <w:hyperlink r:id="rId24" w:history="1">
           <w:r>
             <w:rPr>
               <w:rStyle w:val="Hyperlink"/>
@@ -4162,7 +4072,7 @@
           <w:sz w:val="24"/>
           <w:u w:val="single"/>
         </w:rPr>
-        <w:hyperlink r:id="rId23" w:history="1">
+        <w:hyperlink r:id="rId24" w:history="1">
           <w:r>
             <w:rPr>
               <w:rStyle w:val="Hyperlink"/>
@@ -4180,7 +4090,7 @@
           <w:sz w:val="24"/>
           <w:u w:val="single"/>
         </w:rPr>
-        <w:hyperlink r:id="rId23" w:history="1">
+        <w:hyperlink r:id="rId24" w:history="1">
           <w:r>
             <w:rPr>
               <w:rStyle w:val="Hyperlink"/>
@@ -4198,7 +4108,7 @@
           <w:sz w:val="24"/>
           <w:u w:val="single"/>
         </w:rPr>
-        <w:hyperlink r:id="rId23" w:history="1">
+        <w:hyperlink r:id="rId24" w:history="1">
           <w:r>
             <w:rPr>
               <w:rStyle w:val="Hyperlink"/>
@@ -4226,7 +4136,7 @@
           <w:sz w:val="24"/>
           <w:u w:val="single"/>
         </w:rPr>
-        <w:hyperlink r:id="rId24" w:history="1">
+        <w:hyperlink r:id="rId25" w:history="1">
           <w:r>
             <w:rPr>
               <w:rStyle w:val="Hyperlink"/>
@@ -4244,7 +4154,7 @@
           <w:sz w:val="24"/>
           <w:u w:val="single"/>
         </w:rPr>
-        <w:hyperlink r:id="rId23" w:history="1">
+        <w:hyperlink r:id="rId24" w:history="1">
           <w:r>
             <w:rPr>
               <w:rStyle w:val="Hyperlink"/>
@@ -4381,7 +4291,7 @@
           <w:sz w:val="24"/>
           <w:u w:val="single"/>
         </w:rPr>
-        <w:hyperlink r:id="rId25" w:history="1">
+        <w:hyperlink r:id="rId26" w:history="1">
           <w:r>
             <w:rPr>
               <w:rStyle w:val="Hyperlink"/>
@@ -4399,7 +4309,7 @@
           <w:sz w:val="24"/>
           <w:u w:val="single"/>
         </w:rPr>
-        <w:hyperlink r:id="rId25" w:history="1">
+        <w:hyperlink r:id="rId26" w:history="1">
           <w:r>
             <w:rPr>
               <w:rStyle w:val="Hyperlink"/>
@@ -4417,7 +4327,7 @@
           <w:sz w:val="24"/>
           <w:u w:val="single"/>
         </w:rPr>
-        <w:hyperlink r:id="rId25" w:history="1">
+        <w:hyperlink r:id="rId26" w:history="1">
           <w:r>
             <w:rPr>
               <w:rStyle w:val="Hyperlink"/>
@@ -4435,7 +4345,7 @@
           <w:sz w:val="24"/>
           <w:u w:val="single"/>
         </w:rPr>
-        <w:hyperlink r:id="rId25" w:history="1">
+        <w:hyperlink r:id="rId26" w:history="1">
           <w:r>
             <w:rPr>
               <w:rStyle w:val="Hyperlink"/>

--- a/EXPORTS/DOCX/published/niveau3/English/EMArtis.docx
+++ b/EXPORTS/DOCX/published/niveau3/English/EMArtis.docx
@@ -521,7 +521,101 @@
           <w:color w:val="000000"/>
           <w:sz w:val="24"/>
         </w:rPr>
-        <w:t xml:space="preserve">Exhibition, of 1883 and objects collected by the </w:t>
+        <w:t>Exhibitio</w:t>
+      </w:r>
+      <w:r>
+        <w:rPr>
+          <w:u w:val="single" w:color="0000ff"/>
+          <w:rFonts w:ascii="Charis SIL Regular" w:hAnsi="Charis SIL Regular" w:eastAsia="Charis SIL Regular"/>
+          <w:b w:val="0"/>
+          <w:i w:val="0"/>
+          <w:color w:val="000000"/>
+          <w:sz w:val="24"/>
+        </w:rPr>
+        <w:hyperlink r:id="rId10" w:history="1">
+          <w:r>
+            <w:rPr>
+              <w:rStyle w:val="Hyperlink"/>
+            </w:rPr>
+            <w:t>n, of 1883 and</w:t>
+          </w:r>
+        </w:hyperlink>
+      </w:r>
+      <w:r>
+        <w:rPr>
+          <w:u w:val="single" w:color="0000ff"/>
+          <w:rFonts w:ascii="Charis SIL Regular" w:hAnsi="Charis SIL Regular" w:eastAsia="Charis SIL Regular"/>
+          <w:b w:val="0"/>
+          <w:i w:val="0"/>
+          <w:color w:val="000000"/>
+          <w:sz w:val="24"/>
+        </w:rPr>
+        <w:t xml:space="preserve"> </w:t>
+      </w:r>
+      <w:r>
+        <w:rPr>
+          <w:u w:val="single" w:color="0000ff"/>
+          <w:rFonts w:ascii="Charis SIL Regular" w:hAnsi="Charis SIL Regular" w:eastAsia="Charis SIL Regular"/>
+          <w:b w:val="0"/>
+          <w:i w:val="0"/>
+          <w:color w:val="000000"/>
+          <w:sz w:val="24"/>
+        </w:rPr>
+        <w:hyperlink r:id="rId10" w:history="1">
+          <w:r>
+            <w:rPr>
+              <w:rStyle w:val="Hyperlink"/>
+            </w:rPr>
+            <w:t>objects c</w:t>
+          </w:r>
+        </w:hyperlink>
+      </w:r>
+      <w:r>
+        <w:rPr>
+          <w:u w:val="single" w:color="0000ff"/>
+          <w:rFonts w:ascii="Charis SIL Regular" w:hAnsi="Charis SIL Regular" w:eastAsia="Charis SIL Regular"/>
+          <w:b w:val="0"/>
+          <w:i w:val="0"/>
+          <w:color w:val="000000"/>
+          <w:sz w:val="24"/>
+        </w:rPr>
+        <w:hyperlink r:id="rId10" w:history="1">
+          <w:r>
+            <w:rPr>
+              <w:rStyle w:val="Hyperlink"/>
+            </w:rPr>
+            <w:t>o</w:t>
+          </w:r>
+        </w:hyperlink>
+      </w:r>
+      <w:r>
+        <w:rPr>
+          <w:u w:val="single" w:color="0000ff"/>
+          <w:rFonts w:ascii="Charis SIL Regular" w:hAnsi="Charis SIL Regular" w:eastAsia="Charis SIL Regular"/>
+          <w:b w:val="0"/>
+          <w:i w:val="0"/>
+          <w:color w:val="000000"/>
+          <w:sz w:val="24"/>
+        </w:rPr>
+        <w:hyperlink r:id="rId10" w:history="1">
+          <w:r>
+            <w:rPr>
+              <w:rStyle w:val="Hyperlink"/>
+            </w:rPr>
+            <w:t>lle</w:t>
+          </w:r>
+        </w:hyperlink>
+      </w:r>
+      <w:r>
+        <w:rPr>
+          <w:u w:val="single" w:color="0000ff"/>
+          <w:rFonts w:ascii="Charis SIL Regular" w:hAnsi="Charis SIL Regular" w:eastAsia="Charis SIL Regular"/>
+          <w:b w:val="0"/>
+          <w:i w:val="0"/>
+          <w:color w:val="000000"/>
+          <w:sz w:val="24"/>
+        </w:rPr>
+        <w:t xml:space="preserve">cted by the </w:t>
       </w:r>
       <w:r>
         <w:rPr>
@@ -1677,7 +1771,14 @@
           <w:color w:val="000000"/>
           <w:sz w:val="24"/>
         </w:rPr>
-        <w:t>msterda</w:t>
+        <w:hyperlink r:id="rId15" w:history="1">
+          <w:r>
+            <w:rPr>
+              <w:rStyle w:val="Hyperlink"/>
+            </w:rPr>
+            <w:t>msterda</w:t>
+          </w:r>
+        </w:hyperlink>
       </w:r>
       <w:r>
         <w:rPr>
@@ -3558,7 +3659,7 @@
           <w:sz w:val="24"/>
           <w:u w:val="single"/>
         </w:rPr>
-        <w:hyperlink r:id="rId19" w:history="1">
+        <w:hyperlink r:id="rId21" w:history="1">
           <w:r>
             <w:rPr>
               <w:rStyle w:val="Hyperlink"/>
@@ -4154,7 +4255,7 @@
           <w:sz w:val="24"/>
           <w:u w:val="single"/>
         </w:rPr>
-        <w:hyperlink r:id="rId24" w:history="1">
+        <w:hyperlink r:id="rId25" w:history="1">
           <w:r>
             <w:rPr>
               <w:rStyle w:val="Hyperlink"/>
@@ -4373,7 +4474,7 @@
           <w:sz w:val="24"/>
           <w:u w:val="single"/>
         </w:rPr>
-        <w:hyperlink r:id="rId26" w:history="1">
+        <w:hyperlink r:id="rId27" w:history="1">
           <w:r>
             <w:rPr>
               <w:rStyle w:val="Hyperlink"/>
@@ -4420,7 +4521,7 @@
           <w:sz w:val="24"/>
           <w:u w:val="single"/>
         </w:rPr>
-        <w:hyperlink r:id="rId26" w:history="1">
+        <w:hyperlink r:id="rId27" w:history="1">
           <w:r>
             <w:rPr>
               <w:rStyle w:val="Hyperlink"/>

--- a/EXPORTS/DOCX/published/niveau3/English/EMArtis.docx
+++ b/EXPORTS/DOCX/published/niveau3/English/EMArtis.docx
@@ -3555,7 +3555,7 @@
           <w:sz w:val="24"/>
           <w:u w:val="single"/>
         </w:rPr>
-        <w:hyperlink r:id="rId20" w:history="1">
+        <w:hyperlink r:id="rId19" w:history="1">
           <w:r>
             <w:rPr>
               <w:rStyle w:val="Hyperlink"/>
@@ -3573,7 +3573,7 @@
           <w:sz w:val="24"/>
           <w:u w:val="single"/>
         </w:rPr>
-        <w:hyperlink r:id="rId20" w:history="1">
+        <w:hyperlink r:id="rId19" w:history="1">
           <w:r>
             <w:rPr>
               <w:rStyle w:val="Hyperlink"/>
@@ -3602,7 +3602,7 @@
           <w:sz w:val="24"/>
           <w:u w:val="single"/>
         </w:rPr>
-        <w:hyperlink r:id="rId20" w:history="1">
+        <w:hyperlink r:id="rId19" w:history="1">
           <w:r>
             <w:rPr>
               <w:rStyle w:val="Hyperlink"/>
@@ -3619,7 +3619,14 @@
           <w:color w:val="000000"/>
           <w:sz w:val="24"/>
         </w:rPr>
-        <w:t xml:space="preserve">, </w:t>
+        <w:hyperlink r:id="rId19" w:history="1">
+          <w:r>
+            <w:rPr>
+              <w:rStyle w:val="Hyperlink"/>
+            </w:rPr>
+            <w:t xml:space="preserve">, </w:t>
+          </w:r>
+        </w:hyperlink>
       </w:r>
       <w:r>
         <w:rPr>
@@ -3630,7 +3637,7 @@
           <w:sz w:val="24"/>
           <w:u w:val="single"/>
         </w:rPr>
-        <w:hyperlink r:id="rId21" w:history="1">
+        <w:hyperlink r:id="rId19" w:history="1">
           <w:r>
             <w:rPr>
               <w:rStyle w:val="Hyperlink"/>
@@ -3659,7 +3666,7 @@
           <w:sz w:val="24"/>
           <w:u w:val="single"/>
         </w:rPr>
-        <w:hyperlink r:id="rId21" w:history="1">
+        <w:hyperlink r:id="rId19" w:history="1">
           <w:r>
             <w:rPr>
               <w:rStyle w:val="Hyperlink"/>
@@ -3777,7 +3784,7 @@
           <w:sz w:val="24"/>
           <w:u w:val="single"/>
         </w:rPr>
-        <w:hyperlink r:id="rId22" w:history="1">
+        <w:hyperlink r:id="rId20" w:history="1">
           <w:r>
             <w:rPr>
               <w:rStyle w:val="Hyperlink"/>
@@ -3795,7 +3802,7 @@
           <w:sz w:val="24"/>
           <w:u w:val="single"/>
         </w:rPr>
-        <w:hyperlink r:id="rId22" w:history="1">
+        <w:hyperlink r:id="rId20" w:history="1">
           <w:r>
             <w:rPr>
               <w:rStyle w:val="Hyperlink"/>
@@ -3813,7 +3820,7 @@
           <w:sz w:val="24"/>
           <w:u w:val="single"/>
         </w:rPr>
-        <w:hyperlink r:id="rId22" w:history="1">
+        <w:hyperlink r:id="rId20" w:history="1">
           <w:r>
             <w:rPr>
               <w:rStyle w:val="Hyperlink"/>
@@ -3831,7 +3838,7 @@
           <w:sz w:val="24"/>
           <w:u w:val="single"/>
         </w:rPr>
-        <w:hyperlink r:id="rId22" w:history="1">
+        <w:hyperlink r:id="rId20" w:history="1">
           <w:r>
             <w:rPr>
               <w:rStyle w:val="Hyperlink"/>
@@ -3859,7 +3866,7 @@
           <w:sz w:val="24"/>
           <w:u w:val="single"/>
         </w:rPr>
-        <w:hyperlink r:id="rId23" w:history="1">
+        <w:hyperlink r:id="rId21" w:history="1">
           <w:r>
             <w:rPr>
               <w:rStyle w:val="Hyperlink"/>
@@ -3877,7 +3884,7 @@
           <w:sz w:val="24"/>
           <w:u w:val="single"/>
         </w:rPr>
-        <w:hyperlink r:id="rId23" w:history="1">
+        <w:hyperlink r:id="rId20" w:history="1">
           <w:r>
             <w:rPr>
               <w:rStyle w:val="Hyperlink"/>
@@ -3906,7 +3913,7 @@
           <w:sz w:val="24"/>
           <w:u w:val="single"/>
         </w:rPr>
-        <w:hyperlink r:id="rId23" w:history="1">
+        <w:hyperlink r:id="rId20" w:history="1">
           <w:r>
             <w:rPr>
               <w:rStyle w:val="Hyperlink"/>
@@ -4044,7 +4051,7 @@
           <w:sz w:val="24"/>
           <w:u w:val="single"/>
         </w:rPr>
-        <w:hyperlink r:id="rId24" w:history="1">
+        <w:hyperlink r:id="rId22" w:history="1">
           <w:r>
             <w:rPr>
               <w:rStyle w:val="Hyperlink"/>
@@ -4062,7 +4069,7 @@
           <w:sz w:val="24"/>
           <w:u w:val="single"/>
         </w:rPr>
-        <w:hyperlink r:id="rId24" w:history="1">
+        <w:hyperlink r:id="rId22" w:history="1">
           <w:r>
             <w:rPr>
               <w:rStyle w:val="Hyperlink"/>
@@ -4080,7 +4087,7 @@
           <w:sz w:val="24"/>
           <w:u w:val="single"/>
         </w:rPr>
-        <w:hyperlink r:id="rId24" w:history="1">
+        <w:hyperlink r:id="rId22" w:history="1">
           <w:r>
             <w:rPr>
               <w:rStyle w:val="Hyperlink"/>
@@ -4098,7 +4105,7 @@
           <w:sz w:val="24"/>
           <w:u w:val="single"/>
         </w:rPr>
-        <w:hyperlink r:id="rId24" w:history="1">
+        <w:hyperlink r:id="rId22" w:history="1">
           <w:r>
             <w:rPr>
               <w:rStyle w:val="Hyperlink"/>
@@ -4119,7 +4126,7 @@
           <w:sz w:val="24"/>
           <w:u w:val="single"/>
         </w:rPr>
-        <w:hyperlink r:id="rId24" w:history="1">
+        <w:hyperlink r:id="rId22" w:history="1">
           <w:r>
             <w:rPr>
               <w:rStyle w:val="Hyperlink"/>
@@ -4137,7 +4144,7 @@
           <w:sz w:val="24"/>
           <w:u w:val="single"/>
         </w:rPr>
-        <w:hyperlink r:id="rId24" w:history="1">
+        <w:hyperlink r:id="rId22" w:history="1">
           <w:r>
             <w:rPr>
               <w:rStyle w:val="Hyperlink"/>
@@ -4155,7 +4162,7 @@
           <w:sz w:val="24"/>
           <w:u w:val="single"/>
         </w:rPr>
-        <w:hyperlink r:id="rId24" w:history="1">
+        <w:hyperlink r:id="rId22" w:history="1">
           <w:r>
             <w:rPr>
               <w:rStyle w:val="Hyperlink"/>
@@ -4173,7 +4180,7 @@
           <w:sz w:val="24"/>
           <w:u w:val="single"/>
         </w:rPr>
-        <w:hyperlink r:id="rId24" w:history="1">
+        <w:hyperlink r:id="rId22" w:history="1">
           <w:r>
             <w:rPr>
               <w:rStyle w:val="Hyperlink"/>
@@ -4191,7 +4198,7 @@
           <w:sz w:val="24"/>
           <w:u w:val="single"/>
         </w:rPr>
-        <w:hyperlink r:id="rId24" w:history="1">
+        <w:hyperlink r:id="rId22" w:history="1">
           <w:r>
             <w:rPr>
               <w:rStyle w:val="Hyperlink"/>
@@ -4209,7 +4216,7 @@
           <w:sz w:val="24"/>
           <w:u w:val="single"/>
         </w:rPr>
-        <w:hyperlink r:id="rId24" w:history="1">
+        <w:hyperlink r:id="rId22" w:history="1">
           <w:r>
             <w:rPr>
               <w:rStyle w:val="Hyperlink"/>
@@ -4237,7 +4244,7 @@
           <w:sz w:val="24"/>
           <w:u w:val="single"/>
         </w:rPr>
-        <w:hyperlink r:id="rId25" w:history="1">
+        <w:hyperlink r:id="rId23" w:history="1">
           <w:r>
             <w:rPr>
               <w:rStyle w:val="Hyperlink"/>
@@ -4255,7 +4262,7 @@
           <w:sz w:val="24"/>
           <w:u w:val="single"/>
         </w:rPr>
-        <w:hyperlink r:id="rId25" w:history="1">
+        <w:hyperlink r:id="rId22" w:history="1">
           <w:r>
             <w:rPr>
               <w:rStyle w:val="Hyperlink"/>
@@ -4392,7 +4399,7 @@
           <w:sz w:val="24"/>
           <w:u w:val="single"/>
         </w:rPr>
-        <w:hyperlink r:id="rId26" w:history="1">
+        <w:hyperlink r:id="rId24" w:history="1">
           <w:r>
             <w:rPr>
               <w:rStyle w:val="Hyperlink"/>
@@ -4410,7 +4417,7 @@
           <w:sz w:val="24"/>
           <w:u w:val="single"/>
         </w:rPr>
-        <w:hyperlink r:id="rId26" w:history="1">
+        <w:hyperlink r:id="rId24" w:history="1">
           <w:r>
             <w:rPr>
               <w:rStyle w:val="Hyperlink"/>
@@ -4428,7 +4435,7 @@
           <w:sz w:val="24"/>
           <w:u w:val="single"/>
         </w:rPr>
-        <w:hyperlink r:id="rId26" w:history="1">
+        <w:hyperlink r:id="rId24" w:history="1">
           <w:r>
             <w:rPr>
               <w:rStyle w:val="Hyperlink"/>
@@ -4446,7 +4453,7 @@
           <w:sz w:val="24"/>
           <w:u w:val="single"/>
         </w:rPr>
-        <w:hyperlink r:id="rId26" w:history="1">
+        <w:hyperlink r:id="rId24" w:history="1">
           <w:r>
             <w:rPr>
               <w:rStyle w:val="Hyperlink"/>
@@ -4474,7 +4481,7 @@
           <w:sz w:val="24"/>
           <w:u w:val="single"/>
         </w:rPr>
-        <w:hyperlink r:id="rId27" w:history="1">
+        <w:hyperlink r:id="rId25" w:history="1">
           <w:r>
             <w:rPr>
               <w:rStyle w:val="Hyperlink"/>
@@ -4492,7 +4499,7 @@
           <w:sz w:val="24"/>
           <w:u w:val="single"/>
         </w:rPr>
-        <w:hyperlink r:id="rId26" w:history="1">
+        <w:hyperlink r:id="rId24" w:history="1">
           <w:r>
             <w:rPr>
               <w:rStyle w:val="Hyperlink"/>
@@ -4521,7 +4528,7 @@
           <w:sz w:val="24"/>
           <w:u w:val="single"/>
         </w:rPr>
-        <w:hyperlink r:id="rId27" w:history="1">
+        <w:hyperlink r:id="rId25" w:history="1">
           <w:r>
             <w:rPr>
               <w:rStyle w:val="Hyperlink"/>

--- a/EXPORTS/DOCX/published/niveau3/English/EMArtis.docx
+++ b/EXPORTS/DOCX/published/niveau3/English/EMArtis.docx
@@ -615,7 +615,14 @@
           <w:color w:val="000000"/>
           <w:sz w:val="24"/>
         </w:rPr>
-        <w:t xml:space="preserve">cted by the </w:t>
+        <w:hyperlink r:id="rId10" w:history="1">
+          <w:r>
+            <w:rPr>
+              <w:rStyle w:val="Hyperlink"/>
+            </w:rPr>
+            <w:t xml:space="preserve">cted by the </w:t>
+          </w:r>
+        </w:hyperlink>
       </w:r>
       <w:r>
         <w:rPr>
@@ -3555,7 +3562,7 @@
           <w:sz w:val="24"/>
           <w:u w:val="single"/>
         </w:rPr>
-        <w:hyperlink r:id="rId19" w:history="1">
+        <w:hyperlink r:id="rId20" w:history="1">
           <w:r>
             <w:rPr>
               <w:rStyle w:val="Hyperlink"/>
@@ -3573,7 +3580,7 @@
           <w:sz w:val="24"/>
           <w:u w:val="single"/>
         </w:rPr>
-        <w:hyperlink r:id="rId19" w:history="1">
+        <w:hyperlink r:id="rId20" w:history="1">
           <w:r>
             <w:rPr>
               <w:rStyle w:val="Hyperlink"/>
@@ -3602,7 +3609,7 @@
           <w:sz w:val="24"/>
           <w:u w:val="single"/>
         </w:rPr>
-        <w:hyperlink r:id="rId19" w:history="1">
+        <w:hyperlink r:id="rId20" w:history="1">
           <w:r>
             <w:rPr>
               <w:rStyle w:val="Hyperlink"/>
@@ -3637,7 +3644,7 @@
           <w:sz w:val="24"/>
           <w:u w:val="single"/>
         </w:rPr>
-        <w:hyperlink r:id="rId19" w:history="1">
+        <w:hyperlink r:id="rId21" w:history="1">
           <w:r>
             <w:rPr>
               <w:rStyle w:val="Hyperlink"/>
@@ -3666,7 +3673,7 @@
           <w:sz w:val="24"/>
           <w:u w:val="single"/>
         </w:rPr>
-        <w:hyperlink r:id="rId19" w:history="1">
+        <w:hyperlink r:id="rId21" w:history="1">
           <w:r>
             <w:rPr>
               <w:rStyle w:val="Hyperlink"/>
@@ -3784,7 +3791,7 @@
           <w:sz w:val="24"/>
           <w:u w:val="single"/>
         </w:rPr>
-        <w:hyperlink r:id="rId20" w:history="1">
+        <w:hyperlink r:id="rId22" w:history="1">
           <w:r>
             <w:rPr>
               <w:rStyle w:val="Hyperlink"/>
@@ -3802,7 +3809,7 @@
           <w:sz w:val="24"/>
           <w:u w:val="single"/>
         </w:rPr>
-        <w:hyperlink r:id="rId20" w:history="1">
+        <w:hyperlink r:id="rId22" w:history="1">
           <w:r>
             <w:rPr>
               <w:rStyle w:val="Hyperlink"/>
@@ -3820,7 +3827,7 @@
           <w:sz w:val="24"/>
           <w:u w:val="single"/>
         </w:rPr>
-        <w:hyperlink r:id="rId20" w:history="1">
+        <w:hyperlink r:id="rId22" w:history="1">
           <w:r>
             <w:rPr>
               <w:rStyle w:val="Hyperlink"/>
@@ -3838,7 +3845,7 @@
           <w:sz w:val="24"/>
           <w:u w:val="single"/>
         </w:rPr>
-        <w:hyperlink r:id="rId20" w:history="1">
+        <w:hyperlink r:id="rId22" w:history="1">
           <w:r>
             <w:rPr>
               <w:rStyle w:val="Hyperlink"/>
@@ -3866,7 +3873,7 @@
           <w:sz w:val="24"/>
           <w:u w:val="single"/>
         </w:rPr>
-        <w:hyperlink r:id="rId21" w:history="1">
+        <w:hyperlink r:id="rId23" w:history="1">
           <w:r>
             <w:rPr>
               <w:rStyle w:val="Hyperlink"/>
@@ -3884,7 +3891,7 @@
           <w:sz w:val="24"/>
           <w:u w:val="single"/>
         </w:rPr>
-        <w:hyperlink r:id="rId20" w:history="1">
+        <w:hyperlink r:id="rId23" w:history="1">
           <w:r>
             <w:rPr>
               <w:rStyle w:val="Hyperlink"/>
@@ -3913,7 +3920,7 @@
           <w:sz w:val="24"/>
           <w:u w:val="single"/>
         </w:rPr>
-        <w:hyperlink r:id="rId20" w:history="1">
+        <w:hyperlink r:id="rId23" w:history="1">
           <w:r>
             <w:rPr>
               <w:rStyle w:val="Hyperlink"/>
@@ -4051,7 +4058,7 @@
           <w:sz w:val="24"/>
           <w:u w:val="single"/>
         </w:rPr>
-        <w:hyperlink r:id="rId22" w:history="1">
+        <w:hyperlink r:id="rId24" w:history="1">
           <w:r>
             <w:rPr>
               <w:rStyle w:val="Hyperlink"/>
@@ -4069,7 +4076,7 @@
           <w:sz w:val="24"/>
           <w:u w:val="single"/>
         </w:rPr>
-        <w:hyperlink r:id="rId22" w:history="1">
+        <w:hyperlink r:id="rId24" w:history="1">
           <w:r>
             <w:rPr>
               <w:rStyle w:val="Hyperlink"/>
@@ -4087,7 +4094,7 @@
           <w:sz w:val="24"/>
           <w:u w:val="single"/>
         </w:rPr>
-        <w:hyperlink r:id="rId22" w:history="1">
+        <w:hyperlink r:id="rId24" w:history="1">
           <w:r>
             <w:rPr>
               <w:rStyle w:val="Hyperlink"/>
@@ -4105,7 +4112,7 @@
           <w:sz w:val="24"/>
           <w:u w:val="single"/>
         </w:rPr>
-        <w:hyperlink r:id="rId22" w:history="1">
+        <w:hyperlink r:id="rId24" w:history="1">
           <w:r>
             <w:rPr>
               <w:rStyle w:val="Hyperlink"/>
@@ -4126,7 +4133,7 @@
           <w:sz w:val="24"/>
           <w:u w:val="single"/>
         </w:rPr>
-        <w:hyperlink r:id="rId22" w:history="1">
+        <w:hyperlink r:id="rId24" w:history="1">
           <w:r>
             <w:rPr>
               <w:rStyle w:val="Hyperlink"/>
@@ -4144,7 +4151,7 @@
           <w:sz w:val="24"/>
           <w:u w:val="single"/>
         </w:rPr>
-        <w:hyperlink r:id="rId22" w:history="1">
+        <w:hyperlink r:id="rId24" w:history="1">
           <w:r>
             <w:rPr>
               <w:rStyle w:val="Hyperlink"/>
@@ -4162,7 +4169,7 @@
           <w:sz w:val="24"/>
           <w:u w:val="single"/>
         </w:rPr>
-        <w:hyperlink r:id="rId22" w:history="1">
+        <w:hyperlink r:id="rId24" w:history="1">
           <w:r>
             <w:rPr>
               <w:rStyle w:val="Hyperlink"/>
@@ -4180,7 +4187,7 @@
           <w:sz w:val="24"/>
           <w:u w:val="single"/>
         </w:rPr>
-        <w:hyperlink r:id="rId22" w:history="1">
+        <w:hyperlink r:id="rId24" w:history="1">
           <w:r>
             <w:rPr>
               <w:rStyle w:val="Hyperlink"/>
@@ -4198,7 +4205,7 @@
           <w:sz w:val="24"/>
           <w:u w:val="single"/>
         </w:rPr>
-        <w:hyperlink r:id="rId22" w:history="1">
+        <w:hyperlink r:id="rId24" w:history="1">
           <w:r>
             <w:rPr>
               <w:rStyle w:val="Hyperlink"/>
@@ -4216,7 +4223,7 @@
           <w:sz w:val="24"/>
           <w:u w:val="single"/>
         </w:rPr>
-        <w:hyperlink r:id="rId22" w:history="1">
+        <w:hyperlink r:id="rId24" w:history="1">
           <w:r>
             <w:rPr>
               <w:rStyle w:val="Hyperlink"/>
@@ -4244,7 +4251,7 @@
           <w:sz w:val="24"/>
           <w:u w:val="single"/>
         </w:rPr>
-        <w:hyperlink r:id="rId23" w:history="1">
+        <w:hyperlink r:id="rId25" w:history="1">
           <w:r>
             <w:rPr>
               <w:rStyle w:val="Hyperlink"/>
@@ -4262,7 +4269,7 @@
           <w:sz w:val="24"/>
           <w:u w:val="single"/>
         </w:rPr>
-        <w:hyperlink r:id="rId22" w:history="1">
+        <w:hyperlink r:id="rId25" w:history="1">
           <w:r>
             <w:rPr>
               <w:rStyle w:val="Hyperlink"/>
@@ -4399,7 +4406,7 @@
           <w:sz w:val="24"/>
           <w:u w:val="single"/>
         </w:rPr>
-        <w:hyperlink r:id="rId24" w:history="1">
+        <w:hyperlink r:id="rId26" w:history="1">
           <w:r>
             <w:rPr>
               <w:rStyle w:val="Hyperlink"/>
@@ -4417,7 +4424,7 @@
           <w:sz w:val="24"/>
           <w:u w:val="single"/>
         </w:rPr>
-        <w:hyperlink r:id="rId24" w:history="1">
+        <w:hyperlink r:id="rId26" w:history="1">
           <w:r>
             <w:rPr>
               <w:rStyle w:val="Hyperlink"/>
@@ -4435,7 +4442,7 @@
           <w:sz w:val="24"/>
           <w:u w:val="single"/>
         </w:rPr>
-        <w:hyperlink r:id="rId24" w:history="1">
+        <w:hyperlink r:id="rId26" w:history="1">
           <w:r>
             <w:rPr>
               <w:rStyle w:val="Hyperlink"/>
@@ -4453,7 +4460,7 @@
           <w:sz w:val="24"/>
           <w:u w:val="single"/>
         </w:rPr>
-        <w:hyperlink r:id="rId24" w:history="1">
+        <w:hyperlink r:id="rId26" w:history="1">
           <w:r>
             <w:rPr>
               <w:rStyle w:val="Hyperlink"/>
@@ -4481,7 +4488,7 @@
           <w:sz w:val="24"/>
           <w:u w:val="single"/>
         </w:rPr>
-        <w:hyperlink r:id="rId25" w:history="1">
+        <w:hyperlink r:id="rId27" w:history="1">
           <w:r>
             <w:rPr>
               <w:rStyle w:val="Hyperlink"/>
@@ -4499,7 +4506,7 @@
           <w:sz w:val="24"/>
           <w:u w:val="single"/>
         </w:rPr>
-        <w:hyperlink r:id="rId24" w:history="1">
+        <w:hyperlink r:id="rId26" w:history="1">
           <w:r>
             <w:rPr>
               <w:rStyle w:val="Hyperlink"/>
@@ -4528,7 +4535,7 @@
           <w:sz w:val="24"/>
           <w:u w:val="single"/>
         </w:rPr>
-        <w:hyperlink r:id="rId25" w:history="1">
+        <w:hyperlink r:id="rId27" w:history="1">
           <w:r>
             <w:rPr>
               <w:rStyle w:val="Hyperlink"/>

--- a/EXPORTS/DOCX/published/niveau3/English/EMArtis.docx
+++ b/EXPORTS/DOCX/published/niveau3/English/EMArtis.docx
@@ -521,108 +521,7 @@
           <w:color w:val="000000"/>
           <w:sz w:val="24"/>
         </w:rPr>
-        <w:t>Exhibitio</w:t>
-      </w:r>
-      <w:r>
-        <w:rPr>
-          <w:u w:val="single" w:color="0000ff"/>
-          <w:rFonts w:ascii="Charis SIL Regular" w:hAnsi="Charis SIL Regular" w:eastAsia="Charis SIL Regular"/>
-          <w:b w:val="0"/>
-          <w:i w:val="0"/>
-          <w:color w:val="000000"/>
-          <w:sz w:val="24"/>
-        </w:rPr>
-        <w:hyperlink r:id="rId10" w:history="1">
-          <w:r>
-            <w:rPr>
-              <w:rStyle w:val="Hyperlink"/>
-            </w:rPr>
-            <w:t>n, of 1883 and</w:t>
-          </w:r>
-        </w:hyperlink>
-      </w:r>
-      <w:r>
-        <w:rPr>
-          <w:u w:val="single" w:color="0000ff"/>
-          <w:rFonts w:ascii="Charis SIL Regular" w:hAnsi="Charis SIL Regular" w:eastAsia="Charis SIL Regular"/>
-          <w:b w:val="0"/>
-          <w:i w:val="0"/>
-          <w:color w:val="000000"/>
-          <w:sz w:val="24"/>
-        </w:rPr>
-        <w:t xml:space="preserve"> </w:t>
-      </w:r>
-      <w:r>
-        <w:rPr>
-          <w:u w:val="single" w:color="0000ff"/>
-          <w:rFonts w:ascii="Charis SIL Regular" w:hAnsi="Charis SIL Regular" w:eastAsia="Charis SIL Regular"/>
-          <w:b w:val="0"/>
-          <w:i w:val="0"/>
-          <w:color w:val="000000"/>
-          <w:sz w:val="24"/>
-        </w:rPr>
-        <w:hyperlink r:id="rId10" w:history="1">
-          <w:r>
-            <w:rPr>
-              <w:rStyle w:val="Hyperlink"/>
-            </w:rPr>
-            <w:t>objects c</w:t>
-          </w:r>
-        </w:hyperlink>
-      </w:r>
-      <w:r>
-        <w:rPr>
-          <w:u w:val="single" w:color="0000ff"/>
-          <w:rFonts w:ascii="Charis SIL Regular" w:hAnsi="Charis SIL Regular" w:eastAsia="Charis SIL Regular"/>
-          <w:b w:val="0"/>
-          <w:i w:val="0"/>
-          <w:color w:val="000000"/>
-          <w:sz w:val="24"/>
-        </w:rPr>
-        <w:hyperlink r:id="rId10" w:history="1">
-          <w:r>
-            <w:rPr>
-              <w:rStyle w:val="Hyperlink"/>
-            </w:rPr>
-            <w:t>o</w:t>
-          </w:r>
-        </w:hyperlink>
-      </w:r>
-      <w:r>
-        <w:rPr>
-          <w:u w:val="single" w:color="0000ff"/>
-          <w:rFonts w:ascii="Charis SIL Regular" w:hAnsi="Charis SIL Regular" w:eastAsia="Charis SIL Regular"/>
-          <w:b w:val="0"/>
-          <w:i w:val="0"/>
-          <w:color w:val="000000"/>
-          <w:sz w:val="24"/>
-        </w:rPr>
-        <w:hyperlink r:id="rId10" w:history="1">
-          <w:r>
-            <w:rPr>
-              <w:rStyle w:val="Hyperlink"/>
-            </w:rPr>
-            <w:t>lle</w:t>
-          </w:r>
-        </w:hyperlink>
-      </w:r>
-      <w:r>
-        <w:rPr>
-          <w:u w:val="single" w:color="0000ff"/>
-          <w:rFonts w:ascii="Charis SIL Regular" w:hAnsi="Charis SIL Regular" w:eastAsia="Charis SIL Regular"/>
-          <w:b w:val="0"/>
-          <w:i w:val="0"/>
-          <w:color w:val="000000"/>
-          <w:sz w:val="24"/>
-        </w:rPr>
-        <w:hyperlink r:id="rId10" w:history="1">
-          <w:r>
-            <w:rPr>
-              <w:rStyle w:val="Hyperlink"/>
-            </w:rPr>
-            <w:t xml:space="preserve">cted by the </w:t>
-          </w:r>
-        </w:hyperlink>
+        <w:t xml:space="preserve">Exhibition, of 1883 and objects collected by the </w:t>
       </w:r>
       <w:r>
         <w:rPr>
@@ -1778,14 +1677,7 @@
           <w:color w:val="000000"/>
           <w:sz w:val="24"/>
         </w:rPr>
-        <w:hyperlink r:id="rId15" w:history="1">
-          <w:r>
-            <w:rPr>
-              <w:rStyle w:val="Hyperlink"/>
-            </w:rPr>
-            <w:t>msterda</w:t>
-          </w:r>
-        </w:hyperlink>
+        <w:t>msterda</w:t>
       </w:r>
       <w:r>
         <w:rPr>
@@ -3562,7 +3454,7 @@
           <w:sz w:val="24"/>
           <w:u w:val="single"/>
         </w:rPr>
-        <w:hyperlink r:id="rId20" w:history="1">
+        <w:hyperlink r:id="rId19" w:history="1">
           <w:r>
             <w:rPr>
               <w:rStyle w:val="Hyperlink"/>
@@ -3580,7 +3472,7 @@
           <w:sz w:val="24"/>
           <w:u w:val="single"/>
         </w:rPr>
-        <w:hyperlink r:id="rId20" w:history="1">
+        <w:hyperlink r:id="rId19" w:history="1">
           <w:r>
             <w:rPr>
               <w:rStyle w:val="Hyperlink"/>
@@ -3609,7 +3501,7 @@
           <w:sz w:val="24"/>
           <w:u w:val="single"/>
         </w:rPr>
-        <w:hyperlink r:id="rId20" w:history="1">
+        <w:hyperlink r:id="rId19" w:history="1">
           <w:r>
             <w:rPr>
               <w:rStyle w:val="Hyperlink"/>
@@ -3644,7 +3536,7 @@
           <w:sz w:val="24"/>
           <w:u w:val="single"/>
         </w:rPr>
-        <w:hyperlink r:id="rId21" w:history="1">
+        <w:hyperlink r:id="rId19" w:history="1">
           <w:r>
             <w:rPr>
               <w:rStyle w:val="Hyperlink"/>
@@ -3673,7 +3565,7 @@
           <w:sz w:val="24"/>
           <w:u w:val="single"/>
         </w:rPr>
-        <w:hyperlink r:id="rId21" w:history="1">
+        <w:hyperlink r:id="rId20" w:history="1">
           <w:r>
             <w:rPr>
               <w:rStyle w:val="Hyperlink"/>
@@ -3791,7 +3683,7 @@
           <w:sz w:val="24"/>
           <w:u w:val="single"/>
         </w:rPr>
-        <w:hyperlink r:id="rId22" w:history="1">
+        <w:hyperlink r:id="rId21" w:history="1">
           <w:r>
             <w:rPr>
               <w:rStyle w:val="Hyperlink"/>
@@ -3809,7 +3701,7 @@
           <w:sz w:val="24"/>
           <w:u w:val="single"/>
         </w:rPr>
-        <w:hyperlink r:id="rId22" w:history="1">
+        <w:hyperlink r:id="rId21" w:history="1">
           <w:r>
             <w:rPr>
               <w:rStyle w:val="Hyperlink"/>
@@ -3827,7 +3719,7 @@
           <w:sz w:val="24"/>
           <w:u w:val="single"/>
         </w:rPr>
-        <w:hyperlink r:id="rId22" w:history="1">
+        <w:hyperlink r:id="rId21" w:history="1">
           <w:r>
             <w:rPr>
               <w:rStyle w:val="Hyperlink"/>
@@ -3845,7 +3737,7 @@
           <w:sz w:val="24"/>
           <w:u w:val="single"/>
         </w:rPr>
-        <w:hyperlink r:id="rId22" w:history="1">
+        <w:hyperlink r:id="rId21" w:history="1">
           <w:r>
             <w:rPr>
               <w:rStyle w:val="Hyperlink"/>
@@ -3873,7 +3765,7 @@
           <w:sz w:val="24"/>
           <w:u w:val="single"/>
         </w:rPr>
-        <w:hyperlink r:id="rId23" w:history="1">
+        <w:hyperlink r:id="rId21" w:history="1">
           <w:r>
             <w:rPr>
               <w:rStyle w:val="Hyperlink"/>
@@ -3891,7 +3783,7 @@
           <w:sz w:val="24"/>
           <w:u w:val="single"/>
         </w:rPr>
-        <w:hyperlink r:id="rId23" w:history="1">
+        <w:hyperlink r:id="rId21" w:history="1">
           <w:r>
             <w:rPr>
               <w:rStyle w:val="Hyperlink"/>
@@ -3920,7 +3812,7 @@
           <w:sz w:val="24"/>
           <w:u w:val="single"/>
         </w:rPr>
-        <w:hyperlink r:id="rId23" w:history="1">
+        <w:hyperlink r:id="rId21" w:history="1">
           <w:r>
             <w:rPr>
               <w:rStyle w:val="Hyperlink"/>
@@ -4058,7 +3950,7 @@
           <w:sz w:val="24"/>
           <w:u w:val="single"/>
         </w:rPr>
-        <w:hyperlink r:id="rId24" w:history="1">
+        <w:hyperlink r:id="rId22" w:history="1">
           <w:r>
             <w:rPr>
               <w:rStyle w:val="Hyperlink"/>
@@ -4076,7 +3968,7 @@
           <w:sz w:val="24"/>
           <w:u w:val="single"/>
         </w:rPr>
-        <w:hyperlink r:id="rId24" w:history="1">
+        <w:hyperlink r:id="rId22" w:history="1">
           <w:r>
             <w:rPr>
               <w:rStyle w:val="Hyperlink"/>
@@ -4094,7 +3986,7 @@
           <w:sz w:val="24"/>
           <w:u w:val="single"/>
         </w:rPr>
-        <w:hyperlink r:id="rId24" w:history="1">
+        <w:hyperlink r:id="rId22" w:history="1">
           <w:r>
             <w:rPr>
               <w:rStyle w:val="Hyperlink"/>
@@ -4112,7 +4004,7 @@
           <w:sz w:val="24"/>
           <w:u w:val="single"/>
         </w:rPr>
-        <w:hyperlink r:id="rId24" w:history="1">
+        <w:hyperlink r:id="rId22" w:history="1">
           <w:r>
             <w:rPr>
               <w:rStyle w:val="Hyperlink"/>
@@ -4133,7 +4025,7 @@
           <w:sz w:val="24"/>
           <w:u w:val="single"/>
         </w:rPr>
-        <w:hyperlink r:id="rId24" w:history="1">
+        <w:hyperlink r:id="rId22" w:history="1">
           <w:r>
             <w:rPr>
               <w:rStyle w:val="Hyperlink"/>
@@ -4151,7 +4043,7 @@
           <w:sz w:val="24"/>
           <w:u w:val="single"/>
         </w:rPr>
-        <w:hyperlink r:id="rId24" w:history="1">
+        <w:hyperlink r:id="rId22" w:history="1">
           <w:r>
             <w:rPr>
               <w:rStyle w:val="Hyperlink"/>
@@ -4169,7 +4061,7 @@
           <w:sz w:val="24"/>
           <w:u w:val="single"/>
         </w:rPr>
-        <w:hyperlink r:id="rId24" w:history="1">
+        <w:hyperlink r:id="rId22" w:history="1">
           <w:r>
             <w:rPr>
               <w:rStyle w:val="Hyperlink"/>
@@ -4187,7 +4079,7 @@
           <w:sz w:val="24"/>
           <w:u w:val="single"/>
         </w:rPr>
-        <w:hyperlink r:id="rId24" w:history="1">
+        <w:hyperlink r:id="rId22" w:history="1">
           <w:r>
             <w:rPr>
               <w:rStyle w:val="Hyperlink"/>
@@ -4205,7 +4097,7 @@
           <w:sz w:val="24"/>
           <w:u w:val="single"/>
         </w:rPr>
-        <w:hyperlink r:id="rId24" w:history="1">
+        <w:hyperlink r:id="rId22" w:history="1">
           <w:r>
             <w:rPr>
               <w:rStyle w:val="Hyperlink"/>
@@ -4223,7 +4115,7 @@
           <w:sz w:val="24"/>
           <w:u w:val="single"/>
         </w:rPr>
-        <w:hyperlink r:id="rId24" w:history="1">
+        <w:hyperlink r:id="rId22" w:history="1">
           <w:r>
             <w:rPr>
               <w:rStyle w:val="Hyperlink"/>
@@ -4251,7 +4143,7 @@
           <w:sz w:val="24"/>
           <w:u w:val="single"/>
         </w:rPr>
-        <w:hyperlink r:id="rId25" w:history="1">
+        <w:hyperlink r:id="rId23" w:history="1">
           <w:r>
             <w:rPr>
               <w:rStyle w:val="Hyperlink"/>
@@ -4269,7 +4161,7 @@
           <w:sz w:val="24"/>
           <w:u w:val="single"/>
         </w:rPr>
-        <w:hyperlink r:id="rId25" w:history="1">
+        <w:hyperlink r:id="rId22" w:history="1">
           <w:r>
             <w:rPr>
               <w:rStyle w:val="Hyperlink"/>
@@ -4406,7 +4298,7 @@
           <w:sz w:val="24"/>
           <w:u w:val="single"/>
         </w:rPr>
-        <w:hyperlink r:id="rId26" w:history="1">
+        <w:hyperlink r:id="rId24" w:history="1">
           <w:r>
             <w:rPr>
               <w:rStyle w:val="Hyperlink"/>
@@ -4424,7 +4316,7 @@
           <w:sz w:val="24"/>
           <w:u w:val="single"/>
         </w:rPr>
-        <w:hyperlink r:id="rId26" w:history="1">
+        <w:hyperlink r:id="rId24" w:history="1">
           <w:r>
             <w:rPr>
               <w:rStyle w:val="Hyperlink"/>
@@ -4442,7 +4334,7 @@
           <w:sz w:val="24"/>
           <w:u w:val="single"/>
         </w:rPr>
-        <w:hyperlink r:id="rId26" w:history="1">
+        <w:hyperlink r:id="rId24" w:history="1">
           <w:r>
             <w:rPr>
               <w:rStyle w:val="Hyperlink"/>
@@ -4460,7 +4352,7 @@
           <w:sz w:val="24"/>
           <w:u w:val="single"/>
         </w:rPr>
-        <w:hyperlink r:id="rId26" w:history="1">
+        <w:hyperlink r:id="rId24" w:history="1">
           <w:r>
             <w:rPr>
               <w:rStyle w:val="Hyperlink"/>
@@ -4488,7 +4380,7 @@
           <w:sz w:val="24"/>
           <w:u w:val="single"/>
         </w:rPr>
-        <w:hyperlink r:id="rId27" w:history="1">
+        <w:hyperlink r:id="rId25" w:history="1">
           <w:r>
             <w:rPr>
               <w:rStyle w:val="Hyperlink"/>
@@ -4506,7 +4398,7 @@
           <w:sz w:val="24"/>
           <w:u w:val="single"/>
         </w:rPr>
-        <w:hyperlink r:id="rId26" w:history="1">
+        <w:hyperlink r:id="rId24" w:history="1">
           <w:r>
             <w:rPr>
               <w:rStyle w:val="Hyperlink"/>
@@ -4535,7 +4427,7 @@
           <w:sz w:val="24"/>
           <w:u w:val="single"/>
         </w:rPr>
-        <w:hyperlink r:id="rId27" w:history="1">
+        <w:hyperlink r:id="rId25" w:history="1">
           <w:r>
             <w:rPr>
               <w:rStyle w:val="Hyperlink"/>

--- a/EXPORTS/DOCX/published/niveau3/English/EMArtis.docx
+++ b/EXPORTS/DOCX/published/niveau3/English/EMArtis.docx
@@ -521,7 +521,101 @@
           <w:color w:val="000000"/>
           <w:sz w:val="24"/>
         </w:rPr>
-        <w:t xml:space="preserve">Exhibition, of 1883 and objects collected by the </w:t>
+        <w:t>Exhibitio</w:t>
+      </w:r>
+      <w:r>
+        <w:rPr>
+          <w:u w:val="single" w:color="0000ff"/>
+          <w:rFonts w:ascii="Charis SIL Regular" w:hAnsi="Charis SIL Regular" w:eastAsia="Charis SIL Regular"/>
+          <w:b w:val="0"/>
+          <w:i w:val="0"/>
+          <w:color w:val="000000"/>
+          <w:sz w:val="24"/>
+        </w:rPr>
+        <w:hyperlink r:id="rId10" w:history="1">
+          <w:r>
+            <w:rPr>
+              <w:rStyle w:val="Hyperlink"/>
+            </w:rPr>
+            <w:t>n, of 1883 and</w:t>
+          </w:r>
+        </w:hyperlink>
+      </w:r>
+      <w:r>
+        <w:rPr>
+          <w:u w:val="single" w:color="0000ff"/>
+          <w:rFonts w:ascii="Charis SIL Regular" w:hAnsi="Charis SIL Regular" w:eastAsia="Charis SIL Regular"/>
+          <w:b w:val="0"/>
+          <w:i w:val="0"/>
+          <w:color w:val="000000"/>
+          <w:sz w:val="24"/>
+        </w:rPr>
+        <w:t xml:space="preserve"> </w:t>
+      </w:r>
+      <w:r>
+        <w:rPr>
+          <w:u w:val="single" w:color="0000ff"/>
+          <w:rFonts w:ascii="Charis SIL Regular" w:hAnsi="Charis SIL Regular" w:eastAsia="Charis SIL Regular"/>
+          <w:b w:val="0"/>
+          <w:i w:val="0"/>
+          <w:color w:val="000000"/>
+          <w:sz w:val="24"/>
+        </w:rPr>
+        <w:hyperlink r:id="rId10" w:history="1">
+          <w:r>
+            <w:rPr>
+              <w:rStyle w:val="Hyperlink"/>
+            </w:rPr>
+            <w:t>objects c</w:t>
+          </w:r>
+        </w:hyperlink>
+      </w:r>
+      <w:r>
+        <w:rPr>
+          <w:u w:val="single" w:color="0000ff"/>
+          <w:rFonts w:ascii="Charis SIL Regular" w:hAnsi="Charis SIL Regular" w:eastAsia="Charis SIL Regular"/>
+          <w:b w:val="0"/>
+          <w:i w:val="0"/>
+          <w:color w:val="000000"/>
+          <w:sz w:val="24"/>
+        </w:rPr>
+        <w:hyperlink r:id="rId10" w:history="1">
+          <w:r>
+            <w:rPr>
+              <w:rStyle w:val="Hyperlink"/>
+            </w:rPr>
+            <w:t>o</w:t>
+          </w:r>
+        </w:hyperlink>
+      </w:r>
+      <w:r>
+        <w:rPr>
+          <w:u w:val="single" w:color="0000ff"/>
+          <w:rFonts w:ascii="Charis SIL Regular" w:hAnsi="Charis SIL Regular" w:eastAsia="Charis SIL Regular"/>
+          <w:b w:val="0"/>
+          <w:i w:val="0"/>
+          <w:color w:val="000000"/>
+          <w:sz w:val="24"/>
+        </w:rPr>
+        <w:hyperlink r:id="rId10" w:history="1">
+          <w:r>
+            <w:rPr>
+              <w:rStyle w:val="Hyperlink"/>
+            </w:rPr>
+            <w:t>lle</w:t>
+          </w:r>
+        </w:hyperlink>
+      </w:r>
+      <w:r>
+        <w:rPr>
+          <w:u w:val="single" w:color="0000ff"/>
+          <w:rFonts w:ascii="Charis SIL Regular" w:hAnsi="Charis SIL Regular" w:eastAsia="Charis SIL Regular"/>
+          <w:b w:val="0"/>
+          <w:i w:val="0"/>
+          <w:color w:val="000000"/>
+          <w:sz w:val="24"/>
+        </w:rPr>
+        <w:t xml:space="preserve">cted by the </w:t>
       </w:r>
       <w:r>
         <w:rPr>
@@ -532,7 +626,7 @@
           <w:sz w:val="24"/>
           <w:u w:val="single"/>
         </w:rPr>
-        <w:hyperlink r:id="rId10" w:history="1">
+        <w:hyperlink r:id="rId11" w:history="1">
           <w:r>
             <w:rPr>
               <w:rStyle w:val="Hyperlink"/>
@@ -1677,7 +1771,14 @@
           <w:color w:val="000000"/>
           <w:sz w:val="24"/>
         </w:rPr>
-        <w:t>msterda</w:t>
+        <w:hyperlink r:id="rId15" w:history="1">
+          <w:r>
+            <w:rPr>
+              <w:rStyle w:val="Hyperlink"/>
+            </w:rPr>
+            <w:t>msterda</w:t>
+          </w:r>
+        </w:hyperlink>
       </w:r>
       <w:r>
         <w:rPr>
@@ -3512,6 +3613,7 @@
       </w:r>
       <w:r>
         <w:rPr>
+          <w:u w:val="single" w:color="0000ff"/>
           <w:rFonts w:ascii="Charis SIL Regular" w:hAnsi="Charis SIL Regular" w:eastAsia="Charis SIL Regular"/>
           <w:b w:val="0"/>
           <w:i w:val="0"/>
@@ -3565,7 +3667,7 @@
           <w:sz w:val="24"/>
           <w:u w:val="single"/>
         </w:rPr>
-        <w:hyperlink r:id="rId20" w:history="1">
+        <w:hyperlink r:id="rId19" w:history="1">
           <w:r>
             <w:rPr>
               <w:rStyle w:val="Hyperlink"/>
@@ -3683,7 +3785,7 @@
           <w:sz w:val="24"/>
           <w:u w:val="single"/>
         </w:rPr>
-        <w:hyperlink r:id="rId21" w:history="1">
+        <w:hyperlink r:id="rId20" w:history="1">
           <w:r>
             <w:rPr>
               <w:rStyle w:val="Hyperlink"/>
@@ -3701,7 +3803,7 @@
           <w:sz w:val="24"/>
           <w:u w:val="single"/>
         </w:rPr>
-        <w:hyperlink r:id="rId21" w:history="1">
+        <w:hyperlink r:id="rId20" w:history="1">
           <w:r>
             <w:rPr>
               <w:rStyle w:val="Hyperlink"/>
@@ -3719,7 +3821,7 @@
           <w:sz w:val="24"/>
           <w:u w:val="single"/>
         </w:rPr>
-        <w:hyperlink r:id="rId21" w:history="1">
+        <w:hyperlink r:id="rId20" w:history="1">
           <w:r>
             <w:rPr>
               <w:rStyle w:val="Hyperlink"/>
@@ -3737,7 +3839,7 @@
           <w:sz w:val="24"/>
           <w:u w:val="single"/>
         </w:rPr>
-        <w:hyperlink r:id="rId21" w:history="1">
+        <w:hyperlink r:id="rId20" w:history="1">
           <w:r>
             <w:rPr>
               <w:rStyle w:val="Hyperlink"/>
@@ -3765,7 +3867,7 @@
           <w:sz w:val="24"/>
           <w:u w:val="single"/>
         </w:rPr>
-        <w:hyperlink r:id="rId21" w:history="1">
+        <w:hyperlink r:id="rId20" w:history="1">
           <w:r>
             <w:rPr>
               <w:rStyle w:val="Hyperlink"/>
@@ -3783,7 +3885,7 @@
           <w:sz w:val="24"/>
           <w:u w:val="single"/>
         </w:rPr>
-        <w:hyperlink r:id="rId21" w:history="1">
+        <w:hyperlink r:id="rId20" w:history="1">
           <w:r>
             <w:rPr>
               <w:rStyle w:val="Hyperlink"/>
@@ -3812,7 +3914,7 @@
           <w:sz w:val="24"/>
           <w:u w:val="single"/>
         </w:rPr>
-        <w:hyperlink r:id="rId21" w:history="1">
+        <w:hyperlink r:id="rId20" w:history="1">
           <w:r>
             <w:rPr>
               <w:rStyle w:val="Hyperlink"/>
@@ -3950,7 +4052,7 @@
           <w:sz w:val="24"/>
           <w:u w:val="single"/>
         </w:rPr>
-        <w:hyperlink r:id="rId22" w:history="1">
+        <w:hyperlink r:id="rId21" w:history="1">
           <w:r>
             <w:rPr>
               <w:rStyle w:val="Hyperlink"/>
@@ -3968,7 +4070,7 @@
           <w:sz w:val="24"/>
           <w:u w:val="single"/>
         </w:rPr>
-        <w:hyperlink r:id="rId22" w:history="1">
+        <w:hyperlink r:id="rId21" w:history="1">
           <w:r>
             <w:rPr>
               <w:rStyle w:val="Hyperlink"/>
@@ -3986,7 +4088,7 @@
           <w:sz w:val="24"/>
           <w:u w:val="single"/>
         </w:rPr>
-        <w:hyperlink r:id="rId22" w:history="1">
+        <w:hyperlink r:id="rId21" w:history="1">
           <w:r>
             <w:rPr>
               <w:rStyle w:val="Hyperlink"/>
@@ -4004,7 +4106,7 @@
           <w:sz w:val="24"/>
           <w:u w:val="single"/>
         </w:rPr>
-        <w:hyperlink r:id="rId22" w:history="1">
+        <w:hyperlink r:id="rId21" w:history="1">
           <w:r>
             <w:rPr>
               <w:rStyle w:val="Hyperlink"/>
@@ -4025,7 +4127,7 @@
           <w:sz w:val="24"/>
           <w:u w:val="single"/>
         </w:rPr>
-        <w:hyperlink r:id="rId22" w:history="1">
+        <w:hyperlink r:id="rId21" w:history="1">
           <w:r>
             <w:rPr>
               <w:rStyle w:val="Hyperlink"/>
@@ -4043,7 +4145,7 @@
           <w:sz w:val="24"/>
           <w:u w:val="single"/>
         </w:rPr>
-        <w:hyperlink r:id="rId22" w:history="1">
+        <w:hyperlink r:id="rId21" w:history="1">
           <w:r>
             <w:rPr>
               <w:rStyle w:val="Hyperlink"/>
@@ -4061,7 +4163,7 @@
           <w:sz w:val="24"/>
           <w:u w:val="single"/>
         </w:rPr>
-        <w:hyperlink r:id="rId22" w:history="1">
+        <w:hyperlink r:id="rId21" w:history="1">
           <w:r>
             <w:rPr>
               <w:rStyle w:val="Hyperlink"/>
@@ -4079,7 +4181,7 @@
           <w:sz w:val="24"/>
           <w:u w:val="single"/>
         </w:rPr>
-        <w:hyperlink r:id="rId22" w:history="1">
+        <w:hyperlink r:id="rId21" w:history="1">
           <w:r>
             <w:rPr>
               <w:rStyle w:val="Hyperlink"/>
@@ -4097,7 +4199,7 @@
           <w:sz w:val="24"/>
           <w:u w:val="single"/>
         </w:rPr>
-        <w:hyperlink r:id="rId22" w:history="1">
+        <w:hyperlink r:id="rId21" w:history="1">
           <w:r>
             <w:rPr>
               <w:rStyle w:val="Hyperlink"/>
@@ -4115,7 +4217,7 @@
           <w:sz w:val="24"/>
           <w:u w:val="single"/>
         </w:rPr>
-        <w:hyperlink r:id="rId22" w:history="1">
+        <w:hyperlink r:id="rId21" w:history="1">
           <w:r>
             <w:rPr>
               <w:rStyle w:val="Hyperlink"/>
@@ -4143,7 +4245,7 @@
           <w:sz w:val="24"/>
           <w:u w:val="single"/>
         </w:rPr>
-        <w:hyperlink r:id="rId23" w:history="1">
+        <w:hyperlink r:id="rId22" w:history="1">
           <w:r>
             <w:rPr>
               <w:rStyle w:val="Hyperlink"/>
@@ -4161,7 +4263,7 @@
           <w:sz w:val="24"/>
           <w:u w:val="single"/>
         </w:rPr>
-        <w:hyperlink r:id="rId22" w:history="1">
+        <w:hyperlink r:id="rId21" w:history="1">
           <w:r>
             <w:rPr>
               <w:rStyle w:val="Hyperlink"/>
@@ -4298,7 +4400,7 @@
           <w:sz w:val="24"/>
           <w:u w:val="single"/>
         </w:rPr>
-        <w:hyperlink r:id="rId24" w:history="1">
+        <w:hyperlink r:id="rId23" w:history="1">
           <w:r>
             <w:rPr>
               <w:rStyle w:val="Hyperlink"/>
@@ -4316,7 +4418,7 @@
           <w:sz w:val="24"/>
           <w:u w:val="single"/>
         </w:rPr>
-        <w:hyperlink r:id="rId24" w:history="1">
+        <w:hyperlink r:id="rId23" w:history="1">
           <w:r>
             <w:rPr>
               <w:rStyle w:val="Hyperlink"/>
@@ -4334,7 +4436,7 @@
           <w:sz w:val="24"/>
           <w:u w:val="single"/>
         </w:rPr>
-        <w:hyperlink r:id="rId24" w:history="1">
+        <w:hyperlink r:id="rId23" w:history="1">
           <w:r>
             <w:rPr>
               <w:rStyle w:val="Hyperlink"/>
@@ -4352,7 +4454,7 @@
           <w:sz w:val="24"/>
           <w:u w:val="single"/>
         </w:rPr>
-        <w:hyperlink r:id="rId24" w:history="1">
+        <w:hyperlink r:id="rId23" w:history="1">
           <w:r>
             <w:rPr>
               <w:rStyle w:val="Hyperlink"/>
@@ -4380,7 +4482,7 @@
           <w:sz w:val="24"/>
           <w:u w:val="single"/>
         </w:rPr>
-        <w:hyperlink r:id="rId25" w:history="1">
+        <w:hyperlink r:id="rId24" w:history="1">
           <w:r>
             <w:rPr>
               <w:rStyle w:val="Hyperlink"/>
@@ -4398,7 +4500,7 @@
           <w:sz w:val="24"/>
           <w:u w:val="single"/>
         </w:rPr>
-        <w:hyperlink r:id="rId24" w:history="1">
+        <w:hyperlink r:id="rId23" w:history="1">
           <w:r>
             <w:rPr>
               <w:rStyle w:val="Hyperlink"/>
@@ -4427,7 +4529,7 @@
           <w:sz w:val="24"/>
           <w:u w:val="single"/>
         </w:rPr>
-        <w:hyperlink r:id="rId25" w:history="1">
+        <w:hyperlink r:id="rId23" w:history="1">
           <w:r>
             <w:rPr>
               <w:rStyle w:val="Hyperlink"/>

--- a/EXPORTS/DOCX/published/niveau3/English/EMArtis.docx
+++ b/EXPORTS/DOCX/published/niveau3/English/EMArtis.docx
@@ -521,101 +521,7 @@
           <w:color w:val="000000"/>
           <w:sz w:val="24"/>
         </w:rPr>
-        <w:t>Exhibitio</w:t>
-      </w:r>
-      <w:r>
-        <w:rPr>
-          <w:u w:val="single" w:color="0000ff"/>
-          <w:rFonts w:ascii="Charis SIL Regular" w:hAnsi="Charis SIL Regular" w:eastAsia="Charis SIL Regular"/>
-          <w:b w:val="0"/>
-          <w:i w:val="0"/>
-          <w:color w:val="000000"/>
-          <w:sz w:val="24"/>
-        </w:rPr>
-        <w:hyperlink r:id="rId10" w:history="1">
-          <w:r>
-            <w:rPr>
-              <w:rStyle w:val="Hyperlink"/>
-            </w:rPr>
-            <w:t>n, of 1883 and</w:t>
-          </w:r>
-        </w:hyperlink>
-      </w:r>
-      <w:r>
-        <w:rPr>
-          <w:u w:val="single" w:color="0000ff"/>
-          <w:rFonts w:ascii="Charis SIL Regular" w:hAnsi="Charis SIL Regular" w:eastAsia="Charis SIL Regular"/>
-          <w:b w:val="0"/>
-          <w:i w:val="0"/>
-          <w:color w:val="000000"/>
-          <w:sz w:val="24"/>
-        </w:rPr>
-        <w:t xml:space="preserve"> </w:t>
-      </w:r>
-      <w:r>
-        <w:rPr>
-          <w:u w:val="single" w:color="0000ff"/>
-          <w:rFonts w:ascii="Charis SIL Regular" w:hAnsi="Charis SIL Regular" w:eastAsia="Charis SIL Regular"/>
-          <w:b w:val="0"/>
-          <w:i w:val="0"/>
-          <w:color w:val="000000"/>
-          <w:sz w:val="24"/>
-        </w:rPr>
-        <w:hyperlink r:id="rId10" w:history="1">
-          <w:r>
-            <w:rPr>
-              <w:rStyle w:val="Hyperlink"/>
-            </w:rPr>
-            <w:t>objects c</w:t>
-          </w:r>
-        </w:hyperlink>
-      </w:r>
-      <w:r>
-        <w:rPr>
-          <w:u w:val="single" w:color="0000ff"/>
-          <w:rFonts w:ascii="Charis SIL Regular" w:hAnsi="Charis SIL Regular" w:eastAsia="Charis SIL Regular"/>
-          <w:b w:val="0"/>
-          <w:i w:val="0"/>
-          <w:color w:val="000000"/>
-          <w:sz w:val="24"/>
-        </w:rPr>
-        <w:hyperlink r:id="rId10" w:history="1">
-          <w:r>
-            <w:rPr>
-              <w:rStyle w:val="Hyperlink"/>
-            </w:rPr>
-            <w:t>o</w:t>
-          </w:r>
-        </w:hyperlink>
-      </w:r>
-      <w:r>
-        <w:rPr>
-          <w:u w:val="single" w:color="0000ff"/>
-          <w:rFonts w:ascii="Charis SIL Regular" w:hAnsi="Charis SIL Regular" w:eastAsia="Charis SIL Regular"/>
-          <w:b w:val="0"/>
-          <w:i w:val="0"/>
-          <w:color w:val="000000"/>
-          <w:sz w:val="24"/>
-        </w:rPr>
-        <w:hyperlink r:id="rId10" w:history="1">
-          <w:r>
-            <w:rPr>
-              <w:rStyle w:val="Hyperlink"/>
-            </w:rPr>
-            <w:t>lle</w:t>
-          </w:r>
-        </w:hyperlink>
-      </w:r>
-      <w:r>
-        <w:rPr>
-          <w:u w:val="single" w:color="0000ff"/>
-          <w:rFonts w:ascii="Charis SIL Regular" w:hAnsi="Charis SIL Regular" w:eastAsia="Charis SIL Regular"/>
-          <w:b w:val="0"/>
-          <w:i w:val="0"/>
-          <w:color w:val="000000"/>
-          <w:sz w:val="24"/>
-        </w:rPr>
-        <w:t xml:space="preserve">cted by the </w:t>
+        <w:t xml:space="preserve">Exhibition, of 1883 and objects collected by the </w:t>
       </w:r>
       <w:r>
         <w:rPr>
@@ -626,7 +532,7 @@
           <w:sz w:val="24"/>
           <w:u w:val="single"/>
         </w:rPr>
-        <w:hyperlink r:id="rId11" w:history="1">
+        <w:hyperlink r:id="rId10" w:history="1">
           <w:r>
             <w:rPr>
               <w:rStyle w:val="Hyperlink"/>
@@ -3555,7 +3461,7 @@
           <w:sz w:val="24"/>
           <w:u w:val="single"/>
         </w:rPr>
-        <w:hyperlink r:id="rId19" w:history="1">
+        <w:hyperlink r:id="rId20" w:history="1">
           <w:r>
             <w:rPr>
               <w:rStyle w:val="Hyperlink"/>
@@ -3573,7 +3479,7 @@
           <w:sz w:val="24"/>
           <w:u w:val="single"/>
         </w:rPr>
-        <w:hyperlink r:id="rId19" w:history="1">
+        <w:hyperlink r:id="rId20" w:history="1">
           <w:r>
             <w:rPr>
               <w:rStyle w:val="Hyperlink"/>
@@ -3602,7 +3508,7 @@
           <w:sz w:val="24"/>
           <w:u w:val="single"/>
         </w:rPr>
-        <w:hyperlink r:id="rId19" w:history="1">
+        <w:hyperlink r:id="rId20" w:history="1">
           <w:r>
             <w:rPr>
               <w:rStyle w:val="Hyperlink"/>
@@ -3613,21 +3519,13 @@
       </w:r>
       <w:r>
         <w:rPr>
-          <w:u w:val="single" w:color="0000ff"/>
           <w:rFonts w:ascii="Charis SIL Regular" w:hAnsi="Charis SIL Regular" w:eastAsia="Charis SIL Regular"/>
           <w:b w:val="0"/>
           <w:i w:val="0"/>
           <w:color w:val="000000"/>
           <w:sz w:val="24"/>
         </w:rPr>
-        <w:hyperlink r:id="rId19" w:history="1">
-          <w:r>
-            <w:rPr>
-              <w:rStyle w:val="Hyperlink"/>
-            </w:rPr>
-            <w:t xml:space="preserve">, </w:t>
-          </w:r>
-        </w:hyperlink>
+        <w:t xml:space="preserve">, </w:t>
       </w:r>
       <w:r>
         <w:rPr>
@@ -3638,7 +3536,7 @@
           <w:sz w:val="24"/>
           <w:u w:val="single"/>
         </w:rPr>
-        <w:hyperlink r:id="rId19" w:history="1">
+        <w:hyperlink r:id="rId21" w:history="1">
           <w:r>
             <w:rPr>
               <w:rStyle w:val="Hyperlink"/>
@@ -3667,7 +3565,7 @@
           <w:sz w:val="24"/>
           <w:u w:val="single"/>
         </w:rPr>
-        <w:hyperlink r:id="rId19" w:history="1">
+        <w:hyperlink r:id="rId21" w:history="1">
           <w:r>
             <w:rPr>
               <w:rStyle w:val="Hyperlink"/>
@@ -3785,7 +3683,7 @@
           <w:sz w:val="24"/>
           <w:u w:val="single"/>
         </w:rPr>
-        <w:hyperlink r:id="rId20" w:history="1">
+        <w:hyperlink r:id="rId22" w:history="1">
           <w:r>
             <w:rPr>
               <w:rStyle w:val="Hyperlink"/>
@@ -3803,7 +3701,7 @@
           <w:sz w:val="24"/>
           <w:u w:val="single"/>
         </w:rPr>
-        <w:hyperlink r:id="rId20" w:history="1">
+        <w:hyperlink r:id="rId22" w:history="1">
           <w:r>
             <w:rPr>
               <w:rStyle w:val="Hyperlink"/>
@@ -3821,7 +3719,7 @@
           <w:sz w:val="24"/>
           <w:u w:val="single"/>
         </w:rPr>
-        <w:hyperlink r:id="rId20" w:history="1">
+        <w:hyperlink r:id="rId22" w:history="1">
           <w:r>
             <w:rPr>
               <w:rStyle w:val="Hyperlink"/>
@@ -3839,7 +3737,7 @@
           <w:sz w:val="24"/>
           <w:u w:val="single"/>
         </w:rPr>
-        <w:hyperlink r:id="rId20" w:history="1">
+        <w:hyperlink r:id="rId22" w:history="1">
           <w:r>
             <w:rPr>
               <w:rStyle w:val="Hyperlink"/>
@@ -3867,7 +3765,7 @@
           <w:sz w:val="24"/>
           <w:u w:val="single"/>
         </w:rPr>
-        <w:hyperlink r:id="rId20" w:history="1">
+        <w:hyperlink r:id="rId23" w:history="1">
           <w:r>
             <w:rPr>
               <w:rStyle w:val="Hyperlink"/>
@@ -3885,7 +3783,7 @@
           <w:sz w:val="24"/>
           <w:u w:val="single"/>
         </w:rPr>
-        <w:hyperlink r:id="rId20" w:history="1">
+        <w:hyperlink r:id="rId23" w:history="1">
           <w:r>
             <w:rPr>
               <w:rStyle w:val="Hyperlink"/>
@@ -3914,7 +3812,7 @@
           <w:sz w:val="24"/>
           <w:u w:val="single"/>
         </w:rPr>
-        <w:hyperlink r:id="rId20" w:history="1">
+        <w:hyperlink r:id="rId22" w:history="1">
           <w:r>
             <w:rPr>
               <w:rStyle w:val="Hyperlink"/>
@@ -4052,7 +3950,7 @@
           <w:sz w:val="24"/>
           <w:u w:val="single"/>
         </w:rPr>
-        <w:hyperlink r:id="rId21" w:history="1">
+        <w:hyperlink r:id="rId24" w:history="1">
           <w:r>
             <w:rPr>
               <w:rStyle w:val="Hyperlink"/>
@@ -4070,7 +3968,7 @@
           <w:sz w:val="24"/>
           <w:u w:val="single"/>
         </w:rPr>
-        <w:hyperlink r:id="rId21" w:history="1">
+        <w:hyperlink r:id="rId24" w:history="1">
           <w:r>
             <w:rPr>
               <w:rStyle w:val="Hyperlink"/>
@@ -4088,7 +3986,7 @@
           <w:sz w:val="24"/>
           <w:u w:val="single"/>
         </w:rPr>
-        <w:hyperlink r:id="rId21" w:history="1">
+        <w:hyperlink r:id="rId24" w:history="1">
           <w:r>
             <w:rPr>
               <w:rStyle w:val="Hyperlink"/>
@@ -4106,7 +4004,7 @@
           <w:sz w:val="24"/>
           <w:u w:val="single"/>
         </w:rPr>
-        <w:hyperlink r:id="rId21" w:history="1">
+        <w:hyperlink r:id="rId24" w:history="1">
           <w:r>
             <w:rPr>
               <w:rStyle w:val="Hyperlink"/>
@@ -4127,7 +4025,7 @@
           <w:sz w:val="24"/>
           <w:u w:val="single"/>
         </w:rPr>
-        <w:hyperlink r:id="rId21" w:history="1">
+        <w:hyperlink r:id="rId24" w:history="1">
           <w:r>
             <w:rPr>
               <w:rStyle w:val="Hyperlink"/>
@@ -4145,7 +4043,7 @@
           <w:sz w:val="24"/>
           <w:u w:val="single"/>
         </w:rPr>
-        <w:hyperlink r:id="rId21" w:history="1">
+        <w:hyperlink r:id="rId24" w:history="1">
           <w:r>
             <w:rPr>
               <w:rStyle w:val="Hyperlink"/>
@@ -4163,7 +4061,7 @@
           <w:sz w:val="24"/>
           <w:u w:val="single"/>
         </w:rPr>
-        <w:hyperlink r:id="rId21" w:history="1">
+        <w:hyperlink r:id="rId24" w:history="1">
           <w:r>
             <w:rPr>
               <w:rStyle w:val="Hyperlink"/>
@@ -4181,7 +4079,7 @@
           <w:sz w:val="24"/>
           <w:u w:val="single"/>
         </w:rPr>
-        <w:hyperlink r:id="rId21" w:history="1">
+        <w:hyperlink r:id="rId24" w:history="1">
           <w:r>
             <w:rPr>
               <w:rStyle w:val="Hyperlink"/>
@@ -4199,7 +4097,7 @@
           <w:sz w:val="24"/>
           <w:u w:val="single"/>
         </w:rPr>
-        <w:hyperlink r:id="rId21" w:history="1">
+        <w:hyperlink r:id="rId24" w:history="1">
           <w:r>
             <w:rPr>
               <w:rStyle w:val="Hyperlink"/>
@@ -4217,7 +4115,7 @@
           <w:sz w:val="24"/>
           <w:u w:val="single"/>
         </w:rPr>
-        <w:hyperlink r:id="rId21" w:history="1">
+        <w:hyperlink r:id="rId24" w:history="1">
           <w:r>
             <w:rPr>
               <w:rStyle w:val="Hyperlink"/>
@@ -4245,7 +4143,7 @@
           <w:sz w:val="24"/>
           <w:u w:val="single"/>
         </w:rPr>
-        <w:hyperlink r:id="rId22" w:history="1">
+        <w:hyperlink r:id="rId25" w:history="1">
           <w:r>
             <w:rPr>
               <w:rStyle w:val="Hyperlink"/>
@@ -4263,7 +4161,7 @@
           <w:sz w:val="24"/>
           <w:u w:val="single"/>
         </w:rPr>
-        <w:hyperlink r:id="rId21" w:history="1">
+        <w:hyperlink r:id="rId25" w:history="1">
           <w:r>
             <w:rPr>
               <w:rStyle w:val="Hyperlink"/>
@@ -4400,7 +4298,7 @@
           <w:sz w:val="24"/>
           <w:u w:val="single"/>
         </w:rPr>
-        <w:hyperlink r:id="rId23" w:history="1">
+        <w:hyperlink r:id="rId26" w:history="1">
           <w:r>
             <w:rPr>
               <w:rStyle w:val="Hyperlink"/>
@@ -4418,7 +4316,7 @@
           <w:sz w:val="24"/>
           <w:u w:val="single"/>
         </w:rPr>
-        <w:hyperlink r:id="rId23" w:history="1">
+        <w:hyperlink r:id="rId26" w:history="1">
           <w:r>
             <w:rPr>
               <w:rStyle w:val="Hyperlink"/>
@@ -4436,7 +4334,7 @@
           <w:sz w:val="24"/>
           <w:u w:val="single"/>
         </w:rPr>
-        <w:hyperlink r:id="rId23" w:history="1">
+        <w:hyperlink r:id="rId26" w:history="1">
           <w:r>
             <w:rPr>
               <w:rStyle w:val="Hyperlink"/>
@@ -4454,7 +4352,7 @@
           <w:sz w:val="24"/>
           <w:u w:val="single"/>
         </w:rPr>
-        <w:hyperlink r:id="rId23" w:history="1">
+        <w:hyperlink r:id="rId26" w:history="1">
           <w:r>
             <w:rPr>
               <w:rStyle w:val="Hyperlink"/>
@@ -4482,7 +4380,7 @@
           <w:sz w:val="24"/>
           <w:u w:val="single"/>
         </w:rPr>
-        <w:hyperlink r:id="rId24" w:history="1">
+        <w:hyperlink r:id="rId27" w:history="1">
           <w:r>
             <w:rPr>
               <w:rStyle w:val="Hyperlink"/>
@@ -4500,7 +4398,7 @@
           <w:sz w:val="24"/>
           <w:u w:val="single"/>
         </w:rPr>
-        <w:hyperlink r:id="rId23" w:history="1">
+        <w:hyperlink r:id="rId26" w:history="1">
           <w:r>
             <w:rPr>
               <w:rStyle w:val="Hyperlink"/>
@@ -4529,7 +4427,7 @@
           <w:sz w:val="24"/>
           <w:u w:val="single"/>
         </w:rPr>
-        <w:hyperlink r:id="rId23" w:history="1">
+        <w:hyperlink r:id="rId26" w:history="1">
           <w:r>
             <w:rPr>
               <w:rStyle w:val="Hyperlink"/>

--- a/EXPORTS/DOCX/published/niveau3/English/EMArtis.docx
+++ b/EXPORTS/DOCX/published/niveau3/English/EMArtis.docx
@@ -521,7 +521,101 @@
           <w:color w:val="000000"/>
           <w:sz w:val="24"/>
         </w:rPr>
-        <w:t xml:space="preserve">Exhibition, of 1883 and objects collected by the </w:t>
+        <w:t>Exhibitio</w:t>
+      </w:r>
+      <w:r>
+        <w:rPr>
+          <w:u w:val="single" w:color="0000ff"/>
+          <w:rFonts w:ascii="Charis SIL Regular" w:hAnsi="Charis SIL Regular" w:eastAsia="Charis SIL Regular"/>
+          <w:b w:val="0"/>
+          <w:i w:val="0"/>
+          <w:color w:val="000000"/>
+          <w:sz w:val="24"/>
+        </w:rPr>
+        <w:hyperlink r:id="rId10" w:history="1">
+          <w:r>
+            <w:rPr>
+              <w:rStyle w:val="Hyperlink"/>
+            </w:rPr>
+            <w:t>n, of 1883 and</w:t>
+          </w:r>
+        </w:hyperlink>
+      </w:r>
+      <w:r>
+        <w:rPr>
+          <w:u w:val="single" w:color="0000ff"/>
+          <w:rFonts w:ascii="Charis SIL Regular" w:hAnsi="Charis SIL Regular" w:eastAsia="Charis SIL Regular"/>
+          <w:b w:val="0"/>
+          <w:i w:val="0"/>
+          <w:color w:val="000000"/>
+          <w:sz w:val="24"/>
+        </w:rPr>
+        <w:t xml:space="preserve"> </w:t>
+      </w:r>
+      <w:r>
+        <w:rPr>
+          <w:u w:val="single" w:color="0000ff"/>
+          <w:rFonts w:ascii="Charis SIL Regular" w:hAnsi="Charis SIL Regular" w:eastAsia="Charis SIL Regular"/>
+          <w:b w:val="0"/>
+          <w:i w:val="0"/>
+          <w:color w:val="000000"/>
+          <w:sz w:val="24"/>
+        </w:rPr>
+        <w:hyperlink r:id="rId10" w:history="1">
+          <w:r>
+            <w:rPr>
+              <w:rStyle w:val="Hyperlink"/>
+            </w:rPr>
+            <w:t>objects c</w:t>
+          </w:r>
+        </w:hyperlink>
+      </w:r>
+      <w:r>
+        <w:rPr>
+          <w:u w:val="single" w:color="0000ff"/>
+          <w:rFonts w:ascii="Charis SIL Regular" w:hAnsi="Charis SIL Regular" w:eastAsia="Charis SIL Regular"/>
+          <w:b w:val="0"/>
+          <w:i w:val="0"/>
+          <w:color w:val="000000"/>
+          <w:sz w:val="24"/>
+        </w:rPr>
+        <w:hyperlink r:id="rId10" w:history="1">
+          <w:r>
+            <w:rPr>
+              <w:rStyle w:val="Hyperlink"/>
+            </w:rPr>
+            <w:t>o</w:t>
+          </w:r>
+        </w:hyperlink>
+      </w:r>
+      <w:r>
+        <w:rPr>
+          <w:u w:val="single" w:color="0000ff"/>
+          <w:rFonts w:ascii="Charis SIL Regular" w:hAnsi="Charis SIL Regular" w:eastAsia="Charis SIL Regular"/>
+          <w:b w:val="0"/>
+          <w:i w:val="0"/>
+          <w:color w:val="000000"/>
+          <w:sz w:val="24"/>
+        </w:rPr>
+        <w:hyperlink r:id="rId10" w:history="1">
+          <w:r>
+            <w:rPr>
+              <w:rStyle w:val="Hyperlink"/>
+            </w:rPr>
+            <w:t>lle</w:t>
+          </w:r>
+        </w:hyperlink>
+      </w:r>
+      <w:r>
+        <w:rPr>
+          <w:u w:val="single" w:color="0000ff"/>
+          <w:rFonts w:ascii="Charis SIL Regular" w:hAnsi="Charis SIL Regular" w:eastAsia="Charis SIL Regular"/>
+          <w:b w:val="0"/>
+          <w:i w:val="0"/>
+          <w:color w:val="000000"/>
+          <w:sz w:val="24"/>
+        </w:rPr>
+        <w:t xml:space="preserve">cted by the </w:t>
       </w:r>
       <w:r>
         <w:rPr>
@@ -532,7 +626,7 @@
           <w:sz w:val="24"/>
           <w:u w:val="single"/>
         </w:rPr>
-        <w:hyperlink r:id="rId10" w:history="1">
+        <w:hyperlink r:id="rId11" w:history="1">
           <w:r>
             <w:rPr>
               <w:rStyle w:val="Hyperlink"/>
@@ -1666,25 +1760,7 @@
           <w:color w:val="000000"/>
           <w:sz w:val="24"/>
         </w:rPr>
-        <w:t>are held at the A</w:t>
-      </w:r>
-      <w:r>
-        <w:rPr>
-          <w:u w:val="single" w:color="0000ff"/>
-          <w:rFonts w:ascii="Charis SIL Regular" w:hAnsi="Charis SIL Regular" w:eastAsia="Charis SIL Regular"/>
-          <w:b w:val="0"/>
-          <w:i w:val="0"/>
-          <w:color w:val="000000"/>
-          <w:sz w:val="24"/>
-        </w:rPr>
-        <w:hyperlink r:id="rId15" w:history="1">
-          <w:r>
-            <w:rPr>
-              <w:rStyle w:val="Hyperlink"/>
-            </w:rPr>
-            <w:t>msterda</w:t>
-          </w:r>
-        </w:hyperlink>
+        <w:t>are held at the Amsterda</w:t>
       </w:r>
       <w:r>
         <w:rPr>
@@ -3765,7 +3841,7 @@
           <w:sz w:val="24"/>
           <w:u w:val="single"/>
         </w:rPr>
-        <w:hyperlink r:id="rId23" w:history="1">
+        <w:hyperlink r:id="rId22" w:history="1">
           <w:r>
             <w:rPr>
               <w:rStyle w:val="Hyperlink"/>
@@ -3783,7 +3859,7 @@
           <w:sz w:val="24"/>
           <w:u w:val="single"/>
         </w:rPr>
-        <w:hyperlink r:id="rId23" w:history="1">
+        <w:hyperlink r:id="rId22" w:history="1">
           <w:r>
             <w:rPr>
               <w:rStyle w:val="Hyperlink"/>
@@ -3812,7 +3888,7 @@
           <w:sz w:val="24"/>
           <w:u w:val="single"/>
         </w:rPr>
-        <w:hyperlink r:id="rId22" w:history="1">
+        <w:hyperlink r:id="rId23" w:history="1">
           <w:r>
             <w:rPr>
               <w:rStyle w:val="Hyperlink"/>
@@ -4161,7 +4237,7 @@
           <w:sz w:val="24"/>
           <w:u w:val="single"/>
         </w:rPr>
-        <w:hyperlink r:id="rId25" w:history="1">
+        <w:hyperlink r:id="rId24" w:history="1">
           <w:r>
             <w:rPr>
               <w:rStyle w:val="Hyperlink"/>
@@ -4380,7 +4456,7 @@
           <w:sz w:val="24"/>
           <w:u w:val="single"/>
         </w:rPr>
-        <w:hyperlink r:id="rId27" w:history="1">
+        <w:hyperlink r:id="rId26" w:history="1">
           <w:r>
             <w:rPr>
               <w:rStyle w:val="Hyperlink"/>
@@ -4398,7 +4474,7 @@
           <w:sz w:val="24"/>
           <w:u w:val="single"/>
         </w:rPr>
-        <w:hyperlink r:id="rId26" w:history="1">
+        <w:hyperlink r:id="rId27" w:history="1">
           <w:r>
             <w:rPr>
               <w:rStyle w:val="Hyperlink"/>
@@ -4427,7 +4503,7 @@
           <w:sz w:val="24"/>
           <w:u w:val="single"/>
         </w:rPr>
-        <w:hyperlink r:id="rId26" w:history="1">
+        <w:hyperlink r:id="rId27" w:history="1">
           <w:r>
             <w:rPr>
               <w:rStyle w:val="Hyperlink"/>
